--- a/paper/PLaND.docx
+++ b/paper/PLaND.docx
@@ -4,6 +4,7 @@
   <w:body>
     <w:p>
       <w:pPr>
+        <w:pStyle w:val="Title"/>
         <w:keepNext/>
         <w:spacing w:before="0" w:after="60" w:line="240" w:lineRule="auto"/>
         <w:jc w:val="left"/>
@@ -12,9 +13,10 @@
         <w:rPr>
           <w:rFonts w:ascii="Times New Roman" w:hAnsi="Times New Roman" w:eastAsia="Times New Roman"/>
           <w:b/>
-          <w:sz w:val="28"/>
+          <w:color w:val="004A93"/>
+          <w:sz w:val="32"/>
         </w:rPr>
-        <w:t>PLaND - Path to Least Non Determinism</w:t>
+        <w:t>PLaND Path to Least Non Determinism</w:t>
       </w:r>
     </w:p>
     <w:p>
@@ -65,6 +67,40 @@
     <w:p>
       <w:pPr>
         <w:pStyle w:val="Heading1"/>
+        <w:shd w:fill="001A50"/>
+      </w:pPr>
+      <w:r>
+        <w:rPr>
+          <w:rFonts w:ascii="Times New Roman" w:hAnsi="Times New Roman" w:eastAsia="Times New Roman"/>
+          <w:b/>
+          <w:color w:val="FFFFFF"/>
+          <w:sz w:val="24"/>
+        </w:rPr>
+        <w:t>Abstract</w:t>
+      </w:r>
+    </w:p>
+    <w:p>
+      <w:pPr>
+        <w:keepNext w:val="0"/>
+        <w:spacing w:before="0" w:after="80" w:line="240" w:lineRule="auto"/>
+        <w:ind w:firstLine="0"/>
+        <w:jc w:val="both"/>
+        <w:shd w:fill="F1F5E8"/>
+      </w:pPr>
+      <w:r>
+        <w:rPr>
+          <w:rFonts w:ascii="Times New Roman" w:hAnsi="Times New Roman" w:eastAsia="Times New Roman"/>
+          <w:sz w:val="20"/>
+        </w:rPr>
+        <w:t>Language-model workflows often mix ambiguous decisions with routine decisions that explicit rules could handle. We present Path to Least Non Determinism (PLaND), a methodology for moving suitable work from natural-language instructions into executable code. A workflow starts with an English standard operating procedure (SOP). An evolver skill guides a host agent to propose changes using development examples and execution records. Each candidate is compared with the baseline under fixed quality and token-use criteria. We evaluate fixed natural-language and hybrid SOPs on three classification tasks: LEDGAR legal clauses, CFPB consumer complaints, and SpamAssassin email. The reported evaluations use 1,000 LEDGAR clauses, 100 CFPB complaints, and 100 SpamAssassin emails. On LEDGAR, accuracy changed from 93.5% to 92.7%, within the study's two-percentage-point tolerance after accounting for sampling uncertainty. Model calls fell from 1,000 to 589 and token use fell 40.02%. CFPB and SpamAssassin did not meet the acceptance criteria. Three additional paired runs per dataset reproduced these acceptance decisions. These results show that deterministic routing can substantially reduce model use, but the benefit depends on both the task and the allowed accuracy loss. The experiments measure the execution of fixed SOPs; they do not measure how reliably an agent can discover useful rules from run histories without researcher involvement.</w:t>
+      </w:r>
+    </w:p>
+    <w:p>
+      <w:pPr>
+        <w:keepNext w:val="0"/>
+        <w:spacing w:before="0" w:after="80" w:line="240" w:lineRule="auto"/>
+        <w:ind w:firstLine="0"/>
+        <w:shd w:fill="F1F5E8"/>
       </w:pPr>
       <w:r>
         <w:rPr>
@@ -72,7 +108,38 @@
           <w:b/>
           <w:sz w:val="20"/>
         </w:rPr>
-        <w:t>Abstract</w:t>
+        <w:t>Keywords:</w:t>
+      </w:r>
+      <w:r>
+        <w:rPr>
+          <w:rFonts w:ascii="Times New Roman" w:hAnsi="Times New Roman" w:eastAsia="Times New Roman"/>
+          <w:sz w:val="20"/>
+        </w:rPr>
+        <w:t xml:space="preserve"> agentic workflows, agent skills, deterministic execution, language-model agents, workflow optimization, token efficiency, hybrid systems</w:t>
+      </w:r>
+    </w:p>
+    <w:p>
+      <w:pPr>
+        <w:sectPr>
+          <w:footerReference w:type="default" r:id="rId9"/>
+          <w:pgSz w:w="11906" w:h="16838"/>
+          <w:pgMar w:top="1077" w:right="1077" w:bottom="1077" w:left="1077" w:header="720" w:footer="720" w:gutter="0"/>
+          <w:cols w:space="340" w:num="1"/>
+          <w:docGrid w:linePitch="360"/>
+        </w:sectPr>
+      </w:pPr>
+    </w:p>
+    <w:p>
+      <w:pPr>
+        <w:pStyle w:val="Heading1"/>
+      </w:pPr>
+      <w:r>
+        <w:rPr>
+          <w:rFonts w:ascii="Times New Roman" w:hAnsi="Times New Roman" w:eastAsia="Times New Roman"/>
+          <w:b/>
+          <w:sz w:val="24"/>
+        </w:rPr>
+        <w:t>1 Introduction</w:t>
       </w:r>
     </w:p>
     <w:p>
@@ -87,42 +154,7 @@
           <w:rFonts w:ascii="Times New Roman" w:hAnsi="Times New Roman" w:eastAsia="Times New Roman"/>
           <w:sz w:val="20"/>
         </w:rPr>
-        <w:t>Business processes and agentic systems contain decisions with different computational requirements. Some require interpretation, contextual judgment, novelty handling, or exception resolution; others are stable enough to execute deterministically. When these boundaries are not known in advance, a natural-language agent can provide an expressive starting point, but repeatedly routing already-stable work through a language model creates avoidable model calls and token consumption. We present Path to Least Non Determinism (PLaND), an evaluation-driven methodology for progressively reducing unnecessary model-mediated computation while preserving a predefined quality contract. PLaND begins with an entirely English SOP. Its evolver skill instructs a host reasoning agent to use development traces and scorer feedback to propose one bounded change, including explicit Python or Bash where appropriate; deterministic assessors then accept or reject the candidate under frozen comparison conditions. On the original untouched 1,000-case LEDGAR confirmatory test, natural-language and hybrid accuracy were 93.5% and 92.7%, respectively; the -0.8-point difference remained within the prespecified two-point non-inferiority margin, while model calls fell from 1,000 to 589 and tokens fell 40.02%. Three later optimized replications reproduced the -0.8-point difference and approximately 40.02% token reduction. A subsequent quality-first study, using fresh 500-case validation sets and stricter guardrails, rejected LEDGAR, CFPB, and SpamAssassin candidates; no test split was opened. These results support quality-gated deterministic substitution and fallback, not universal determinisation. They do not establish general autonomous pattern induction, continuous self-modifying workflows, or measured dollar savings.</w:t>
-      </w:r>
-    </w:p>
-    <w:p>
-      <w:pPr>
-        <w:keepNext w:val="0"/>
-        <w:spacing w:before="0" w:after="80" w:line="240" w:lineRule="auto"/>
-        <w:ind w:firstLine="0"/>
-      </w:pPr>
-      <w:r>
-        <w:rPr>
-          <w:rFonts w:ascii="Times New Roman" w:hAnsi="Times New Roman" w:eastAsia="Times New Roman"/>
-          <w:b/>
-          <w:sz w:val="20"/>
-        </w:rPr>
-        <w:t>Keywords:</w:t>
-      </w:r>
-      <w:r>
-        <w:rPr>
-          <w:rFonts w:ascii="Times New Roman" w:hAnsi="Times New Roman" w:eastAsia="Times New Roman"/>
-          <w:sz w:val="20"/>
-        </w:rPr>
-        <w:t xml:space="preserve"> agentic workflows, deterministic compilation, language-model agents, business processes, workflow optimization, token efficiency, hybrid systems</w:t>
-      </w:r>
-    </w:p>
-    <w:p>
-      <w:pPr>
-        <w:pStyle w:val="Heading1"/>
-      </w:pPr>
-      <w:r>
-        <w:rPr>
-          <w:rFonts w:ascii="Times New Roman" w:hAnsi="Times New Roman" w:eastAsia="Times New Roman"/>
-          <w:b/>
-          <w:sz w:val="20"/>
-        </w:rPr>
-        <w:t>Introduction</w:t>
+        <w:t>Business processes often contain both stable and ambiguous decisions. A language model can interpret unfamiliar inputs and handle exceptions, but it may also spend tokens repeatedly applying the same recognizable rule. For example, a contract clause that explicitly specifies its governing law may be easier to classify than a clause that combines several legal functions. The practical question is which decisions can be handled by code while keeping the workflow's quality within an acceptable range.</w:t>
       </w:r>
     </w:p>
     <w:p>
@@ -137,7 +169,7 @@
           <w:rFonts w:ascii="Times New Roman" w:hAnsi="Times New Roman" w:eastAsia="Times New Roman"/>
           <w:sz w:val="20"/>
         </w:rPr>
-        <w:t xml:space="preserve">Language-model agents are valuable when a task requires interpretation, contextual judgment, or exception handling. They are less valuable when repeatedly asked to parse fixed fields, count items, normalize values, validate a schema, or apply an exact rule. Reusable agent instructions are increasingly packaged as skills: the Agent Skills specification requires </w:t>
+        <w:t xml:space="preserve">Existing infrastructure provides ways to package and execute these workflows. The Agent Skills specification organizes reusable instructions in a </w:t>
       </w:r>
       <w:r>
         <w:rPr>
@@ -151,7 +183,7 @@
           <w:rFonts w:ascii="Times New Roman" w:hAnsi="Times New Roman" w:eastAsia="Times New Roman"/>
           <w:sz w:val="20"/>
         </w:rPr>
-        <w:t xml:space="preserve"> and permits references, scripts, and assets [1]; DeepAgents supports open-ended skill use [2]; and LangGraph represents stable workflows as explicit graphs [3]. These systems do not determine which SOP steps should retain model judgment.</w:t>
+        <w:t xml:space="preserve"> file with optional supporting files [1]. DeepAgents supports loading skills [2], while LangGraph provides graph-based workflow orchestration [3]. These are existing systems on which a methodology can build, not components introduced or independently benchmarked in this paper.</w:t>
       </w:r>
     </w:p>
     <w:p>
@@ -166,7 +198,7 @@
           <w:rFonts w:ascii="Times New Roman" w:hAnsi="Times New Roman" w:eastAsia="Times New Roman"/>
           <w:sz w:val="20"/>
         </w:rPr>
-        <w:t>PLaND asks: what is the least non-deterministic form of a workflow that still satisfies its measured quality contract? Natural language remains appropriate for ambiguous decisions. Ordinary code is usually preferable for bounded, testable computation. The intended endpoint may therefore be an open-ended agent, a hybrid skill, or a mostly deterministic graph.</w:t>
+        <w:t>Related research optimizes model programs, prompts, workflows, and reusable skills. DSPy optimizes language-model pipelines against task metrics [4]. AutoFlow and AFlow generate and improve workflows [5, 6], while Automated Design of Agentic Systems searches over agent designs [7]. SkillOpt, SkillRevise, SkillReducer, and ACES study the optimization or evaluation of reusable skills [8-11]. PLaND focuses on a specific change within a workflow: replacing suitable model-mediated decisions with explicit computation, while retaining model reasoning for the remaining inputs and evaluating the complete result.</w:t>
       </w:r>
     </w:p>
     <w:p>
@@ -181,98 +213,7 @@
           <w:rFonts w:ascii="Times New Roman" w:hAnsi="Times New Roman" w:eastAsia="Times New Roman"/>
           <w:sz w:val="20"/>
         </w:rPr>
-        <w:t xml:space="preserve">The same task makes this progression concrete. Figure 1 reproduces representative numbered lines from the repository's actual LEDGAR skills. The natural-language SOP asks the model to read the complete clause, identify its legal function, compare it with the allowed labels, and select the best label. The hybrid SOP inserts one command step, </w:t>
-      </w:r>
-      <w:r>
-        <w:rPr>
-          <w:rFonts w:ascii="Courier New" w:hAnsi="Courier New" w:eastAsia="Times New Roman"/>
-          <w:sz w:val="20"/>
-        </w:rPr>
-        <w:t>python classify.py</w:t>
-      </w:r>
-      <w:r>
-        <w:rPr>
-          <w:rFonts w:ascii="Times New Roman" w:hAnsi="Times New Roman" w:eastAsia="Times New Roman"/>
-          <w:sz w:val="20"/>
-        </w:rPr>
-        <w:t>, before those semantic instructions; it accepts only a high-confidence result and otherwise returns to the natural-language steps. A mature graph-based SOP would make stable operations explicit deterministic nodes while retaining model reasoning in only the few nodes that resolve ambiguous clauses. This graph is the preferred mature form when each substitution passes the quality contract; PLaND does not force a workflow to reach it.</w:t>
-      </w:r>
-    </w:p>
-    <w:p>
-      <w:pPr>
-        <w:keepNext/>
-        <w:spacing w:before="60" w:after="120" w:line="240" w:lineRule="auto"/>
-        <w:jc w:val="center"/>
-      </w:pPr>
-      <w:r>
-        <w:drawing>
-          <wp:inline xmlns:a="http://schemas.openxmlformats.org/drawingml/2006/main" xmlns:pic="http://schemas.openxmlformats.org/drawingml/2006/picture">
-            <wp:extent cx="5029200" cy="5029200"/>
-            <wp:docPr id="1" name="Picture 1" descr="Evolution Path"/>
-            <wp:cNvGraphicFramePr>
-              <a:graphicFrameLocks noChangeAspect="1"/>
-            </wp:cNvGraphicFramePr>
-            <a:graphic>
-              <a:graphicData uri="http://schemas.openxmlformats.org/drawingml/2006/picture">
-                <pic:pic>
-                  <pic:nvPicPr>
-                    <pic:cNvPr id="0" name="evolution-path.jpg"/>
-                    <pic:cNvPicPr/>
-                  </pic:nvPicPr>
-                  <pic:blipFill>
-                    <a:blip r:embed="rId10"/>
-                    <a:stretch>
-                      <a:fillRect/>
-                    </a:stretch>
-                  </pic:blipFill>
-                  <pic:spPr>
-                    <a:xfrm>
-                      <a:off x="0" y="0"/>
-                      <a:ext cx="5029200" cy="5029200"/>
-                    </a:xfrm>
-                    <a:prstGeom prst="rect"/>
-                  </pic:spPr>
-                </pic:pic>
-              </a:graphicData>
-            </a:graphic>
-          </wp:inline>
-        </w:drawing>
-      </w:r>
-    </w:p>
-    <w:p>
-      <w:pPr>
-        <w:keepNext w:val="0"/>
-        <w:spacing w:before="0" w:after="120" w:line="240" w:lineRule="auto"/>
-        <w:jc w:val="center"/>
-      </w:pPr>
-      <w:r>
-        <w:rPr>
-          <w:rFonts w:ascii="Times New Roman" w:hAnsi="Times New Roman" w:eastAsia="Times New Roman"/>
-          <w:b/>
-          <w:sz w:val="20"/>
-        </w:rPr>
-        <w:t>Figure 1. Actual LEDGAR SOP excerpts and the intended mature endpoint.</w:t>
-      </w:r>
-      <w:r>
-        <w:rPr>
-          <w:rFonts w:ascii="Times New Roman" w:hAnsi="Times New Roman" w:eastAsia="Times New Roman"/>
-          <w:sz w:val="20"/>
-        </w:rPr>
-        <w:t xml:space="preserve"> The natural-language skill contains only English steps. The hybrid skill inserts </w:t>
-      </w:r>
-      <w:r>
-        <w:rPr>
-          <w:rFonts w:ascii="Courier New" w:hAnsi="Courier New" w:eastAsia="Times New Roman"/>
-          <w:sz w:val="20"/>
-        </w:rPr>
-        <w:t>python classify.py</w:t>
-      </w:r>
-      <w:r>
-        <w:rPr>
-          <w:rFonts w:ascii="Times New Roman" w:hAnsi="Times New Roman" w:eastAsia="Times New Roman"/>
-          <w:sz w:val="20"/>
-        </w:rPr>
-        <w:t>, accepts only a high-confidence result, and uses the English steps when the command abstains. When further validated substitutions are available, the preferred mature endpoint is a graph-based SOP in which stable nodes are deterministic and only a few semantic nodes remain non-deterministic.</w:t>
+        <w:t>PLaND begins with an English standard operating procedure (SOP), then permits a hybrid SOP that combines model instructions with executable rules. Further changes may produce a workflow whose stable steps are explicit graph nodes. This last stage is a proposed direction, not an outcome demonstrated here. In this paper, reducing non-determinism means reducing dependence on model-mediated execution. It does not mean finding a globally optimal workflow or proving that repeated model outputs become less variable.</w:t>
       </w:r>
     </w:p>
     <w:p>
@@ -287,7 +228,33 @@
           <w:rFonts w:ascii="Times New Roman" w:hAnsi="Times New Roman" w:eastAsia="Times New Roman"/>
           <w:sz w:val="20"/>
         </w:rPr>
-        <w:t>Related systems optimize language-model programs, prompts, workflows, or skills. DSPy compiles declarative model pipelines against metrics [4]; AutoFlow and AFlow generate and optimize workflows [5, 6]; and Automated Design of Agentic Systems searches agent designs [7]. SkillOpt, SkillRevise, SkillReducer, and ACES optimize or evaluate reusable skills [8-11]. PLaND contributes a narrower representation path - English instruction, reference, or command - plus a frozen mutation boundary, paired evaluation, explicit rejection records, and a held-out release gate.</w:t>
+        <w:t>We evaluate this approach on LEDGAR, CFPB, and SpamAssassin. These tasks let us test whether code can avoid model calls, whether accuracy remains within a stated tolerance, and whether the same acceptance decision holds across repeated runs. They are individual classification tasks, not complete business processes.</w:t>
+      </w:r>
+    </w:p>
+    <w:p>
+      <w:pPr>
+        <w:pStyle w:val="Heading1"/>
+      </w:pPr>
+      <w:r>
+        <w:rPr>
+          <w:rFonts w:ascii="Times New Roman" w:hAnsi="Times New Roman" w:eastAsia="Times New Roman"/>
+          <w:b/>
+          <w:sz w:val="24"/>
+        </w:rPr>
+        <w:t>2 Material and Methods</w:t>
+      </w:r>
+    </w:p>
+    <w:p>
+      <w:pPr>
+        <w:pStyle w:val="Heading2"/>
+      </w:pPr>
+      <w:r>
+        <w:rPr>
+          <w:rFonts w:ascii="Times New Roman" w:hAnsi="Times New Roman" w:eastAsia="Times New Roman"/>
+          <w:b/>
+          <w:sz w:val="22"/>
+        </w:rPr>
+        <w:t>2.1 Skill structure and executable steps</w:t>
       </w:r>
     </w:p>
     <w:p>
@@ -302,33 +269,63 @@
           <w:rFonts w:ascii="Times New Roman" w:hAnsi="Times New Roman" w:eastAsia="Times New Roman"/>
           <w:sz w:val="20"/>
         </w:rPr>
-        <w:t>We ask whether a hybrid SOP can reduce model-mediated work while remaining inside a fixed quality margin, whether validation gates block efficient but unsafe candidates, whether savings arise from fewer calls rather than prompt shortening alone, and how stable case-level predictions are across a small set of controlled replications.</w:t>
+        <w:t xml:space="preserve">A skill is a directory whose main instructions are written in </w:t>
       </w:r>
-    </w:p>
-    <w:p>
-      <w:pPr>
-        <w:pStyle w:val="Heading1"/>
-      </w:pPr>
+      <w:r>
+        <w:rPr>
+          <w:rFonts w:ascii="Courier New" w:hAnsi="Courier New" w:eastAsia="Times New Roman"/>
+          <w:sz w:val="20"/>
+        </w:rPr>
+        <w:t>SKILL.md</w:t>
+      </w:r>
       <w:r>
         <w:rPr>
           <w:rFonts w:ascii="Times New Roman" w:hAnsi="Times New Roman" w:eastAsia="Times New Roman"/>
-          <w:b/>
           <w:sz w:val="20"/>
         </w:rPr>
-        <w:t>Material and Methods</w:t>
+        <w:t xml:space="preserve">. Optional </w:t>
       </w:r>
-    </w:p>
-    <w:p>
-      <w:pPr>
-        <w:pStyle w:val="Heading2"/>
-      </w:pPr>
+      <w:r>
+        <w:rPr>
+          <w:rFonts w:ascii="Courier New" w:hAnsi="Courier New" w:eastAsia="Times New Roman"/>
+          <w:sz w:val="20"/>
+        </w:rPr>
+        <w:t>references/</w:t>
+      </w:r>
       <w:r>
         <w:rPr>
           <w:rFonts w:ascii="Times New Roman" w:hAnsi="Times New Roman" w:eastAsia="Times New Roman"/>
-          <w:b/>
           <w:sz w:val="20"/>
         </w:rPr>
-        <w:t>Methodology and mutation boundary</w:t>
+        <w:t xml:space="preserve"> files provide supporting instructions or domain material, </w:t>
+      </w:r>
+      <w:r>
+        <w:rPr>
+          <w:rFonts w:ascii="Courier New" w:hAnsi="Courier New" w:eastAsia="Times New Roman"/>
+          <w:sz w:val="20"/>
+        </w:rPr>
+        <w:t>scripts/</w:t>
+      </w:r>
+      <w:r>
+        <w:rPr>
+          <w:rFonts w:ascii="Times New Roman" w:hAnsi="Times New Roman" w:eastAsia="Times New Roman"/>
+          <w:sz w:val="20"/>
+        </w:rPr>
+        <w:t xml:space="preserve"> contains executable code, and </w:t>
+      </w:r>
+      <w:r>
+        <w:rPr>
+          <w:rFonts w:ascii="Courier New" w:hAnsi="Courier New" w:eastAsia="Times New Roman"/>
+          <w:sz w:val="20"/>
+        </w:rPr>
+        <w:t>assets/</w:t>
+      </w:r>
+      <w:r>
+        <w:rPr>
+          <w:rFonts w:ascii="Times New Roman" w:hAnsi="Times New Roman" w:eastAsia="Times New Roman"/>
+          <w:sz w:val="20"/>
+        </w:rPr>
+        <w:t xml:space="preserve"> holds resources such as templates [1]. A reference file in this directory is supporting material for the agent; it is not a bibliographic citation and does not make a decision deterministic by itself.</w:t>
       </w:r>
     </w:p>
     <w:p>
@@ -343,98 +340,7 @@
           <w:rFonts w:ascii="Times New Roman" w:hAnsi="Times New Roman" w:eastAsia="Times New Roman"/>
           <w:sz w:val="20"/>
         </w:rPr>
-        <w:t xml:space="preserve">PLaND uses two open-ended skills. </w:t>
-      </w:r>
-      <w:r>
-        <w:rPr>
-          <w:rFonts w:ascii="Courier New" w:hAnsi="Courier New" w:eastAsia="Times New Roman"/>
-          <w:sz w:val="20"/>
-        </w:rPr>
-        <w:t>generate-initial-version</w:t>
-      </w:r>
-      <w:r>
-        <w:rPr>
-          <w:rFonts w:ascii="Times New Roman" w:hAnsi="Times New Roman" w:eastAsia="Times New Roman"/>
-          <w:sz w:val="20"/>
-        </w:rPr>
-        <w:t xml:space="preserve"> converts natural-language task requirements, approved data sources, and evaluation examples into an initial agent, system prompt, and natural-language SOP. </w:t>
-      </w:r>
-      <w:r>
-        <w:rPr>
-          <w:rFonts w:ascii="Courier New" w:hAnsi="Courier New" w:eastAsia="Times New Roman"/>
-          <w:sz w:val="20"/>
-        </w:rPr>
-        <w:t>pland-evolver</w:t>
-      </w:r>
-      <w:r>
-        <w:rPr>
-          <w:rFonts w:ascii="Times New Roman" w:hAnsi="Times New Roman" w:eastAsia="Times New Roman"/>
-          <w:sz w:val="20"/>
-        </w:rPr>
-        <w:t xml:space="preserve"> uses development traces to propose bounded changes. Task-local runners and scorers define the executable interface and primary quality measure, so the methodology is not restricted to classification or a particular output type.</w:t>
-      </w:r>
-    </w:p>
-    <w:p>
-      <w:pPr>
-        <w:keepNext/>
-        <w:spacing w:before="60" w:after="120" w:line="240" w:lineRule="auto"/>
-        <w:jc w:val="center"/>
-      </w:pPr>
-      <w:r>
-        <w:drawing>
-          <wp:inline xmlns:a="http://schemas.openxmlformats.org/drawingml/2006/main" xmlns:pic="http://schemas.openxmlformats.org/drawingml/2006/picture">
-            <wp:extent cx="4343400" cy="4343400"/>
-            <wp:docPr id="2" name="Picture 2" descr="Architecture"/>
-            <wp:cNvGraphicFramePr>
-              <a:graphicFrameLocks noChangeAspect="1"/>
-            </wp:cNvGraphicFramePr>
-            <a:graphic>
-              <a:graphicData uri="http://schemas.openxmlformats.org/drawingml/2006/picture">
-                <pic:pic>
-                  <pic:nvPicPr>
-                    <pic:cNvPr id="0" name="architecture.jpg"/>
-                    <pic:cNvPicPr/>
-                  </pic:nvPicPr>
-                  <pic:blipFill>
-                    <a:blip r:embed="rId11"/>
-                    <a:stretch>
-                      <a:fillRect/>
-                    </a:stretch>
-                  </pic:blipFill>
-                  <pic:spPr>
-                    <a:xfrm>
-                      <a:off x="0" y="0"/>
-                      <a:ext cx="4343400" cy="4343400"/>
-                    </a:xfrm>
-                    <a:prstGeom prst="rect"/>
-                  </pic:spPr>
-                </pic:pic>
-              </a:graphicData>
-            </a:graphic>
-          </wp:inline>
-        </w:drawing>
-      </w:r>
-    </w:p>
-    <w:p>
-      <w:pPr>
-        <w:keepNext w:val="0"/>
-        <w:spacing w:before="0" w:after="120" w:line="240" w:lineRule="auto"/>
-        <w:jc w:val="center"/>
-      </w:pPr>
-      <w:r>
-        <w:rPr>
-          <w:rFonts w:ascii="Times New Roman" w:hAnsi="Times New Roman" w:eastAsia="Times New Roman"/>
-          <w:b/>
-          <w:sz w:val="20"/>
-        </w:rPr>
-        <w:t>Figure 2. Frozen PLaND boundary.</w:t>
-      </w:r>
-      <w:r>
-        <w:rPr>
-          <w:rFonts w:ascii="Times New Roman" w:hAnsi="Times New Roman" w:eastAsia="Times New Roman"/>
-          <w:sz w:val="20"/>
-        </w:rPr>
-        <w:t xml:space="preserve"> The initial agent and evaluation contract are finalized before baseline measurement; only the workflow skill package may evolve.</w:t>
+        <w:t>PLaND distinguishes instructions that a model interprets from code that the runtime executes. We use the term executable step for a Python or Bash operation with defined inputs and outputs. Earlier SOPs call this a command. An executable step contributes to deterministic execution only if the runtime actually calls the code and uses its result. Merely mentioning code in a prompt does not establish that it ran.</w:t>
       </w:r>
     </w:p>
     <w:p>
@@ -449,21 +355,84 @@
           <w:rFonts w:ascii="Times New Roman" w:hAnsi="Times New Roman" w:eastAsia="Times New Roman"/>
           <w:sz w:val="20"/>
         </w:rPr>
-        <w:t xml:space="preserve">Every numbered SOP step is marked as an English instruction, a reference to supporting skill material, or a direct Python/Bash command. A command counts as compiled only when the evaluated runtime invokes it and consumes its output. </w:t>
+        <w:t>Figure 1 illustrates the progression using LEDGAR. The English SOP asks the model to read a clause, identify its legal function, compare the allowed labels, and choose one. The hybrid SOP adds a rule-based classifier. Inputs that the rules cannot resolve return to the model. Section 3.2 explains how the benchmark executes this choice.</w:t>
       </w:r>
+    </w:p>
+    <w:p>
+      <w:pPr>
+        <w:keepNext/>
+        <w:spacing w:before="60" w:after="120" w:line="240" w:lineRule="auto"/>
+        <w:jc w:val="center"/>
+      </w:pPr>
+      <w:r>
+        <w:drawing>
+          <wp:inline xmlns:a="http://schemas.openxmlformats.org/drawingml/2006/main" xmlns:pic="http://schemas.openxmlformats.org/drawingml/2006/picture">
+            <wp:extent cx="2880360" cy="3103759"/>
+            <wp:docPr id="1" name="Picture 1" descr="Evolution Path"/>
+            <wp:cNvGraphicFramePr>
+              <a:graphicFrameLocks noChangeAspect="1"/>
+            </wp:cNvGraphicFramePr>
+            <a:graphic>
+              <a:graphicData uri="http://schemas.openxmlformats.org/drawingml/2006/picture">
+                <pic:pic>
+                  <pic:nvPicPr>
+                    <pic:cNvPr id="0" name="evolution-path.png"/>
+                    <pic:cNvPicPr/>
+                  </pic:nvPicPr>
+                  <pic:blipFill>
+                    <a:blip r:embed="rId10"/>
+                    <a:stretch>
+                      <a:fillRect/>
+                    </a:stretch>
+                  </pic:blipFill>
+                  <pic:spPr>
+                    <a:xfrm>
+                      <a:off x="0" y="0"/>
+                      <a:ext cx="2880360" cy="3103759"/>
+                    </a:xfrm>
+                    <a:prstGeom prst="rect"/>
+                  </pic:spPr>
+                </pic:pic>
+              </a:graphicData>
+            </a:graphic>
+          </wp:inline>
+        </w:drawing>
+      </w:r>
+    </w:p>
+    <w:p>
+      <w:pPr>
+        <w:keepNext w:val="0"/>
+        <w:keepLines/>
+        <w:spacing w:before="0" w:after="120" w:line="240" w:lineRule="auto"/>
+        <w:jc w:val="center"/>
+      </w:pPr>
       <w:r>
         <w:rPr>
-          <w:rFonts w:ascii="Courier New" w:hAnsi="Courier New" w:eastAsia="Times New Roman"/>
+          <w:rFonts w:ascii="Times New Roman" w:hAnsi="Times New Roman" w:eastAsia="Times New Roman"/>
+          <w:b/>
           <w:sz w:val="20"/>
         </w:rPr>
-        <w:t>SKILL.md</w:t>
+        <w:t>Figure 1. From English instructions to selective code execution.</w:t>
       </w:r>
       <w:r>
         <w:rPr>
           <w:rFonts w:ascii="Times New Roman" w:hAnsi="Times New Roman" w:eastAsia="Times New Roman"/>
           <w:sz w:val="20"/>
         </w:rPr>
-        <w:t xml:space="preserve"> is the SOP source of truth, while the comparison hash also covers directly referenced instructions, invoked scripts, and approved dependencies.</w:t>
+        <w:t xml:space="preserve"> The first two stages summarize the evaluated LEDGAR SOPs. The third is a proposed future organization of a workflow, not a measured result. A graph implementation need not use a particular orchestration framework.</w:t>
+      </w:r>
+    </w:p>
+    <w:p>
+      <w:pPr>
+        <w:pStyle w:val="Heading2"/>
+      </w:pPr>
+      <w:r>
+        <w:rPr>
+          <w:rFonts w:ascii="Times New Roman" w:hAnsi="Times New Roman" w:eastAsia="Times New Roman"/>
+          <w:b/>
+          <w:sz w:val="22"/>
+        </w:rPr>
+        <w:t>2.2 Evolution and the fixed evaluation boundary</w:t>
       </w:r>
     </w:p>
     <w:p>
@@ -478,70 +447,35 @@
           <w:rFonts w:ascii="Times New Roman" w:hAnsi="Times New Roman" w:eastAsia="Times New Roman"/>
           <w:sz w:val="20"/>
         </w:rPr>
-        <w:t>The model and digest, system prompt, normalized harness, evaluation cases and expected outputs, scorer, datasource snapshot, seed, model/runtime settings, permissions, quality floor, non-inferiority margin, and expense objective are frozen. Comparison code rejects mismatched fingerprints, duplicated case identifiers, or missing full hashes. The candidate may change only the skill package. Commands require bounded input/output contracts and an English fallback. Caching and parallelism are allowed only when applied consistently and recorded as runtime invariants.</w:t>
+        <w:t xml:space="preserve">PLaND uses two skills. </w:t>
       </w:r>
-    </w:p>
-    <w:p>
-      <w:pPr>
-        <w:keepNext/>
-        <w:spacing w:before="60" w:after="120" w:line="240" w:lineRule="auto"/>
-        <w:jc w:val="center"/>
-      </w:pPr>
-      <w:r>
-        <w:drawing>
-          <wp:inline xmlns:a="http://schemas.openxmlformats.org/drawingml/2006/main" xmlns:pic="http://schemas.openxmlformats.org/drawingml/2006/picture">
-            <wp:extent cx="3657600" cy="3730752"/>
-            <wp:docPr id="3" name="Picture 3" descr="Evolution Loop"/>
-            <wp:cNvGraphicFramePr>
-              <a:graphicFrameLocks noChangeAspect="1"/>
-            </wp:cNvGraphicFramePr>
-            <a:graphic>
-              <a:graphicData uri="http://schemas.openxmlformats.org/drawingml/2006/picture">
-                <pic:pic>
-                  <pic:nvPicPr>
-                    <pic:cNvPr id="0" name="evolution-loop.jpg"/>
-                    <pic:cNvPicPr/>
-                  </pic:nvPicPr>
-                  <pic:blipFill>
-                    <a:blip r:embed="rId12"/>
-                    <a:stretch>
-                      <a:fillRect/>
-                    </a:stretch>
-                  </pic:blipFill>
-                  <pic:spPr>
-                    <a:xfrm>
-                      <a:off x="0" y="0"/>
-                      <a:ext cx="3657600" cy="3730752"/>
-                    </a:xfrm>
-                    <a:prstGeom prst="rect"/>
-                  </pic:spPr>
-                </pic:pic>
-              </a:graphicData>
-            </a:graphic>
-          </wp:inline>
-        </w:drawing>
-      </w:r>
-    </w:p>
-    <w:p>
-      <w:pPr>
-        <w:keepNext w:val="0"/>
-        <w:spacing w:before="0" w:after="120" w:line="240" w:lineRule="auto"/>
-        <w:jc w:val="center"/>
-      </w:pPr>
       <w:r>
         <w:rPr>
-          <w:rFonts w:ascii="Times New Roman" w:hAnsi="Times New Roman" w:eastAsia="Times New Roman"/>
-          <w:b/>
+          <w:rFonts w:ascii="Courier New" w:hAnsi="Courier New" w:eastAsia="Times New Roman"/>
           <w:sz w:val="20"/>
         </w:rPr>
-        <w:t>Figure 3. One bounded evolution iteration.</w:t>
+        <w:t>generate-initial-version</w:t>
       </w:r>
       <w:r>
         <w:rPr>
           <w:rFonts w:ascii="Times New Roman" w:hAnsi="Times New Roman" w:eastAsia="Times New Roman"/>
           <w:sz w:val="20"/>
         </w:rPr>
-        <w:t xml:space="preserve"> Development evidence proposes a change; validation promotes it only when frozen quality and expense gates pass.</w:t>
+        <w:t xml:space="preserve"> turns task requirements, approved data sources, and evaluation examples into an initial agent and English SOP. </w:t>
+      </w:r>
+      <w:r>
+        <w:rPr>
+          <w:rFonts w:ascii="Courier New" w:hAnsi="Courier New" w:eastAsia="Times New Roman"/>
+          <w:sz w:val="20"/>
+        </w:rPr>
+        <w:t>pland-evolver</w:t>
+      </w:r>
+      <w:r>
+        <w:rPr>
+          <w:rFonts w:ascii="Times New Roman" w:hAnsi="Times New Roman" w:eastAsia="Times New Roman"/>
+          <w:sz w:val="20"/>
+        </w:rPr>
+        <w:t xml:space="preserve"> guides a host reasoning agent to inspect development runs and propose a bounded change to that SOP and its supporting files. The methodology is task-agnostic: a task-specific runner executes the workflow, and a task-specific scorer checks the output.</w:t>
       </w:r>
     </w:p>
     <w:p>
@@ -556,20 +490,7 @@
           <w:rFonts w:ascii="Times New Roman" w:hAnsi="Times New Roman" w:eastAsia="Times New Roman"/>
           <w:sz w:val="20"/>
         </w:rPr>
-        <w:t>Evolution was capped at ten candidates. A baseline first had to meet an absolute viability floor. Candidate selection required task quality within a prespecified margin and strict improvement in one primary expense measure. Development informed changes; validation selected candidates; test cases were released once only after validation passed.</w:t>
-      </w:r>
-    </w:p>
-    <w:p>
-      <w:pPr>
-        <w:pStyle w:val="Heading2"/>
-      </w:pPr>
-      <w:r>
-        <w:rPr>
-          <w:rFonts w:ascii="Times New Roman" w:hAnsi="Times New Roman" w:eastAsia="Times New Roman"/>
-          <w:b/>
-          <w:sz w:val="20"/>
-        </w:rPr>
-        <w:t>Data and evaluation</w:t>
+        <w:t>The dataset supplies inputs and expected answers. Running a workflow on development inputs produces execution records, including its output, errors, routing decisions, model calls, and tokens. These records can guide candidate revision. Validation cases serve a different purpose: they decide whether the resulting candidate is acceptable. Reserved test cases provide a final assessment after that decision. Thus, datasets and run histories are complementary; the histories are produced by running the workflow on examples from the dataset.</w:t>
       </w:r>
     </w:p>
     <w:p>
@@ -584,62 +505,275 @@
           <w:rFonts w:ascii="Times New Roman" w:hAnsi="Times New Roman" w:eastAsia="Times New Roman"/>
           <w:sz w:val="20"/>
         </w:rPr>
-        <w:t xml:space="preserve">We prepared public datasets resembling enterprise work: LEDGAR legal clauses [12], CFPB complaint narratives [13], SpamAssassin email [14], SROIE receipts [15], and RVL-CDIP/Tobacco3482 document images [16, 17]. LiteParse supplied a local OCR condition, not a dataset [18]. Selection manifests record source identifiers and hashes, seed 20260902, exclusions, and split membership. Audits checked unique identifiers, split/content overlap, missing files, label leakage, source boundaries, and pilot overlap. The repeated study uses the exact prepared snapshots documented in the </w:t>
+        <w:t>Only the SOP package and its directly related files may change during a paired comparison. The task, model, system prompt, data snapshot, scorer, runtime settings, permissions, and acceptance criteria remain fixed. The comparison tools check case identifiers and recorded fingerprints for mismatches. Figure 2 shows this boundary. The evolver policy permits a bounded search, with a default limit of ten candidates; this policy limit is not a claim that ten candidates were generated in every reported experiment.</w:t>
       </w:r>
-      <w:hyperlink r:id="rId13">
-        <w:r>
-          <w:rPr>
-            <w:rFonts w:ascii="Times New Roman" w:hAnsi="Times New Roman"/>
-            <w:color w:val="0000FF"/>
-            <w:u w:val="single"/>
-            <w:sz w:val="20"/>
-          </w:rPr>
-          <w:t>LEDGAR evidence folder</w:t>
-        </w:r>
-      </w:hyperlink>
+    </w:p>
+    <w:p>
+      <w:pPr>
+        <w:keepNext/>
+        <w:spacing w:before="60" w:after="120" w:line="240" w:lineRule="auto"/>
+        <w:jc w:val="center"/>
+      </w:pPr>
+      <w:r>
+        <w:drawing>
+          <wp:inline xmlns:a="http://schemas.openxmlformats.org/drawingml/2006/main" xmlns:pic="http://schemas.openxmlformats.org/drawingml/2006/picture">
+            <wp:extent cx="2880360" cy="3723320"/>
+            <wp:docPr id="2" name="Picture 2" descr="Architecture"/>
+            <wp:cNvGraphicFramePr>
+              <a:graphicFrameLocks noChangeAspect="1"/>
+            </wp:cNvGraphicFramePr>
+            <a:graphic>
+              <a:graphicData uri="http://schemas.openxmlformats.org/drawingml/2006/picture">
+                <pic:pic>
+                  <pic:nvPicPr>
+                    <pic:cNvPr id="0" name="architecture.png"/>
+                    <pic:cNvPicPr/>
+                  </pic:nvPicPr>
+                  <pic:blipFill>
+                    <a:blip r:embed="rId11"/>
+                    <a:stretch>
+                      <a:fillRect/>
+                    </a:stretch>
+                  </pic:blipFill>
+                  <pic:spPr>
+                    <a:xfrm>
+                      <a:off x="0" y="0"/>
+                      <a:ext cx="2880360" cy="3723320"/>
+                    </a:xfrm>
+                    <a:prstGeom prst="rect"/>
+                  </pic:spPr>
+                </pic:pic>
+              </a:graphicData>
+            </a:graphic>
+          </wp:inline>
+        </w:drawing>
+      </w:r>
+    </w:p>
+    <w:p>
+      <w:pPr>
+        <w:keepNext w:val="0"/>
+        <w:keepLines/>
+        <w:spacing w:before="0" w:after="120" w:line="240" w:lineRule="auto"/>
+        <w:jc w:val="center"/>
+      </w:pPr>
+      <w:r>
+        <w:rPr>
+          <w:rFonts w:ascii="Times New Roman" w:hAnsi="Times New Roman" w:eastAsia="Times New Roman"/>
+          <w:b/>
+          <w:sz w:val="20"/>
+        </w:rPr>
+        <w:t>Figure 2. What can change during a comparison.</w:t>
+      </w:r>
       <w:r>
         <w:rPr>
           <w:rFonts w:ascii="Times New Roman" w:hAnsi="Times New Roman" w:eastAsia="Times New Roman"/>
           <w:sz w:val="20"/>
         </w:rPr>
-        <w:t xml:space="preserve">, </w:t>
+        <w:t xml:space="preserve"> Candidate changes are confined to the SOP package. The same evaluation conditions apply to the baseline and candidate. Development records can guide revisions, but validation and test answers are not supplied as agent inputs.</w:t>
       </w:r>
-      <w:hyperlink r:id="rId14">
-        <w:r>
-          <w:rPr>
-            <w:rFonts w:ascii="Times New Roman" w:hAnsi="Times New Roman"/>
-            <w:color w:val="0000FF"/>
-            <w:u w:val="single"/>
-            <w:sz w:val="20"/>
-          </w:rPr>
-          <w:t>CFPB evidence folder</w:t>
-        </w:r>
-      </w:hyperlink>
+    </w:p>
+    <w:p>
+      <w:pPr>
+        <w:keepNext w:val="0"/>
+        <w:spacing w:before="0" w:after="80" w:line="240" w:lineRule="auto"/>
+        <w:ind w:firstLine="288"/>
+        <w:jc w:val="both"/>
+      </w:pPr>
       <w:r>
         <w:rPr>
           <w:rFonts w:ascii="Times New Roman" w:hAnsi="Times New Roman" w:eastAsia="Times New Roman"/>
           <w:sz w:val="20"/>
         </w:rPr>
-        <w:t xml:space="preserve">, and </w:t>
+        <w:t>The experiments below evaluate saved, fixed SOPs and scripts. They establish how those packages behave when executed. They do not separately measure the success rate of the earlier generation step across independent agent attempts. An evaluation of automatic rule discovery would need to record the development histories supplied to the agent, the code it generates, and its performance on new cases. That question is distinct from whether a fixed rule-based route saves model calls.</w:t>
       </w:r>
-      <w:hyperlink r:id="rId15">
-        <w:r>
-          <w:rPr>
-            <w:rFonts w:ascii="Times New Roman" w:hAnsi="Times New Roman"/>
-            <w:color w:val="0000FF"/>
-            <w:u w:val="single"/>
-            <w:sz w:val="20"/>
-          </w:rPr>
-          <w:t>SpamAssassin evidence folder</w:t>
-        </w:r>
-      </w:hyperlink>
+    </w:p>
+    <w:p>
+      <w:pPr>
+        <w:pStyle w:val="Heading2"/>
+      </w:pPr>
+      <w:r>
+        <w:rPr>
+          <w:rFonts w:ascii="Times New Roman" w:hAnsi="Times New Roman" w:eastAsia="Times New Roman"/>
+          <w:b/>
+          <w:sz w:val="22"/>
+        </w:rPr>
+        <w:t>2.3 Quality and expense</w:t>
+      </w:r>
+    </w:p>
+    <w:p>
+      <w:pPr>
+        <w:keepNext w:val="0"/>
+        <w:spacing w:before="0" w:after="80" w:line="240" w:lineRule="auto"/>
+        <w:ind w:firstLine="288"/>
+        <w:jc w:val="both"/>
+      </w:pPr>
       <w:r>
         <w:rPr>
           <w:rFonts w:ascii="Times New Roman" w:hAnsi="Times New Roman" w:eastAsia="Times New Roman"/>
           <w:sz w:val="20"/>
         </w:rPr>
-        <w:t>.</w:t>
+        <w:t>Let W denote the baseline workflow and W′ a proposed replacement. Q(W) is its task quality, measured here as classification accuracy. E(W) is its expense, measured here as total model input and output tokens. Qmin is the minimum acceptable accuracy. We call a workflow usable under the study criteria when it reaches Qmin; this is the meaning of baseline viability. The symbol ε denotes the largest allowed decrease in accuracy relative to the baseline.</w:t>
       </w:r>
+    </w:p>
+    <w:p>
+      <w:pPr>
+        <w:keepNext w:val="0"/>
+        <w:spacing w:before="0" w:after="80" w:line="240" w:lineRule="auto"/>
+        <w:ind w:firstLine="288"/>
+        <w:jc w:val="both"/>
+      </w:pPr>
+      <w:r>
+        <w:rPr>
+          <w:rFonts w:ascii="Times New Roman" w:hAnsi="Times New Roman" w:eastAsia="Times New Roman"/>
+          <w:sz w:val="20"/>
+        </w:rPr>
+        <w:t>The intended comparison is:</w:t>
+      </w:r>
+    </w:p>
+    <w:p>
+      <w:pPr>
+        <w:keepNext w:val="0"/>
+        <w:spacing w:before="0" w:after="60" w:line="240" w:lineRule="auto"/>
+        <w:jc w:val="center"/>
+      </w:pPr>
+      <m:oMath>
+        <m:r>
+          <m:t xml:space="preserve">E(W′) &lt; E(W)</m:t>
+        </m:r>
+      </m:oMath>
+    </w:p>
+    <w:p>
+      <w:pPr>
+        <w:keepNext w:val="0"/>
+        <w:spacing w:before="0" w:after="60" w:line="240" w:lineRule="auto"/>
+        <w:jc w:val="center"/>
+      </w:pPr>
+      <m:oMath>
+        <m:r>
+          <m:t xml:space="preserve">Q(W) ≥ </m:t>
+        </m:r>
+        <m:sSub>
+          <m:e>
+            <m:r>
+              <m:t>Q</m:t>
+            </m:r>
+          </m:e>
+          <m:sub>
+            <m:r>
+              <m:t>min</m:t>
+            </m:r>
+          </m:sub>
+        </m:sSub>
+        <m:r>
+          <m:t xml:space="preserve">, Q(W′) ≥ </m:t>
+        </m:r>
+        <m:sSub>
+          <m:e>
+            <m:r>
+              <m:t>Q</m:t>
+            </m:r>
+          </m:e>
+          <m:sub>
+            <m:r>
+              <m:t>min</m:t>
+            </m:r>
+          </m:sub>
+        </m:sSub>
+      </m:oMath>
+    </w:p>
+    <w:p>
+      <w:pPr>
+        <w:keepNext w:val="0"/>
+        <w:spacing w:before="0" w:after="60" w:line="240" w:lineRule="auto"/>
+        <w:jc w:val="center"/>
+      </w:pPr>
+      <m:oMath>
+        <m:r>
+          <m:t xml:space="preserve">Q(W′) − Q(W) ≥ −ε</m:t>
+        </m:r>
+      </m:oMath>
+    </w:p>
+    <w:p>
+      <w:pPr>
+        <w:keepNext w:val="0"/>
+        <w:spacing w:before="0" w:after="80" w:line="240" w:lineRule="auto"/>
+        <w:ind w:firstLine="288"/>
+        <w:jc w:val="both"/>
+      </w:pPr>
+      <w:r>
+        <w:rPr>
+          <w:rFonts w:ascii="Times New Roman" w:hAnsi="Times New Roman" w:eastAsia="Times New Roman"/>
+          <w:sz w:val="20"/>
+        </w:rPr>
+        <w:t>For these experiments, Qmin is 0.80 and ε is 0.02. In plain terms, both workflows must classify at least 80% of cases correctly, and the candidate may lose at most two percentage points of accuracy. A change from 93.5% to 91.5% is a two-point decrease; it is not a 2% relative decrease. Section 3.3 gives the full decision rule, including uncertainty and the minimum token reduction.</w:t>
+      </w:r>
+    </w:p>
+    <w:p>
+      <w:pPr>
+        <w:keepNext w:val="0"/>
+        <w:spacing w:before="0" w:after="80" w:line="240" w:lineRule="auto"/>
+        <w:ind w:firstLine="288"/>
+        <w:jc w:val="both"/>
+      </w:pPr>
+      <w:r>
+        <w:rPr>
+          <w:rFonts w:ascii="Times New Roman" w:hAnsi="Times New Roman" w:eastAsia="Times New Roman"/>
+          <w:sz w:val="20"/>
+        </w:rPr>
+        <w:t>These values are study-specific engineering choices recorded in the comparison configuration [12]. They are not thresholds established by the dataset creators or universal standards for these tasks. The records do not provide an application-specific error-cost analysis that would justify 80% or two points for deployment. We therefore interpret acceptance only under these stated tolerances. A real application should choose its accuracy requirements before evaluation, based on the consequences of its errors. Non-inferiority testing provides a framework for assessing an allowed loss [13]; it does not supply the numerical margin used here.</w:t>
+      </w:r>
+    </w:p>
+    <w:p>
+      <w:pPr>
+        <w:pStyle w:val="Heading1"/>
+      </w:pPr>
+      <w:r>
+        <w:rPr>
+          <w:rFonts w:ascii="Times New Roman" w:hAnsi="Times New Roman" w:eastAsia="Times New Roman"/>
+          <w:b/>
+          <w:sz w:val="24"/>
+        </w:rPr>
+        <w:t>3 Experimental Setup</w:t>
+      </w:r>
+    </w:p>
+    <w:p>
+      <w:pPr>
+        <w:pStyle w:val="Heading2"/>
+      </w:pPr>
+      <w:r>
+        <w:rPr>
+          <w:rFonts w:ascii="Times New Roman" w:hAnsi="Times New Roman" w:eastAsia="Times New Roman"/>
+          <w:b/>
+          <w:sz w:val="22"/>
+        </w:rPr>
+        <w:t>3.1 Evaluation datasets</w:t>
+      </w:r>
+    </w:p>
+    <w:p>
+      <w:pPr>
+        <w:keepNext w:val="0"/>
+        <w:spacing w:before="0" w:after="80" w:line="240" w:lineRule="auto"/>
+        <w:ind w:firstLine="288"/>
+        <w:jc w:val="both"/>
+      </w:pPr>
+      <w:r>
+        <w:rPr>
+          <w:rFonts w:ascii="Times New Roman" w:hAnsi="Times New Roman" w:eastAsia="Times New Roman"/>
+          <w:sz w:val="20"/>
+        </w:rPr>
+        <w:t>We use three public sources: LEDGAR contract clauses through the LexGLUE task [14, 15], consumer complaint narratives from the Consumer Financial Protection Bureau (CFPB) [16], and the SpamAssassin public email corpus [17]. Table 1 lists the examples used in the reported comparisons. These balanced subsets support controlled comparisons; their label frequencies do not represent the natural frequency of cases in production.</w:t>
+      </w:r>
+    </w:p>
+    <w:p>
+      <w:pPr>
+        <w:sectPr>
+          <w:type w:val="continuous"/>
+          <w:pgSz w:w="11906" w:h="16838"/>
+          <w:pgMar w:top="1077" w:right="1077" w:bottom="1077" w:left="1077" w:header="720" w:footer="720" w:gutter="0"/>
+          <w:cols w:space="340" w:num="2"/>
+          <w:docGrid w:linePitch="360"/>
+        </w:sectPr>
+      </w:pPr>
     </w:p>
     <w:p>
       <w:pPr>
@@ -652,30 +786,29 @@
           <w:b/>
           <w:sz w:val="20"/>
         </w:rPr>
-        <w:t>Table 1. Original confirmatory results</w:t>
+        <w:t>Table 1. Evaluation datasets</w:t>
       </w:r>
     </w:p>
     <w:tbl>
       <w:tblPr>
-        <w:tblW w:type="dxa" w:w="9026"/>
+        <w:tblW w:type="dxa" w:w="9751"/>
         <w:jc w:val="left"/>
         <w:tblLayout w:type="fixed"/>
         <w:tblLook w:firstColumn="1" w:firstRow="1" w:lastColumn="0" w:lastRow="0" w:noHBand="0" w:noVBand="1" w:val="04A0"/>
         <w:tblInd w:w="0" w:type="dxa"/>
         <w:tblBorders>
-          <w:top w:val="single" w:sz="4" w:color="557030"/>
-          <w:left w:val="single" w:sz="4" w:color="557030"/>
-          <w:bottom w:val="single" w:sz="4" w:color="557030"/>
-          <w:right w:val="single" w:sz="4" w:color="557030"/>
-          <w:insideH w:val="single" w:sz="4" w:color="557030"/>
-          <w:insideV w:val="single" w:sz="4" w:color="557030"/>
+          <w:top w:val="single" w:sz="4" w:color="D9D9D9"/>
+          <w:left w:val="single" w:sz="4" w:color="D9D9D9"/>
+          <w:bottom w:val="single" w:sz="4" w:color="D9D9D9"/>
+          <w:right w:val="single" w:sz="4" w:color="D9D9D9"/>
+          <w:insideH w:val="single" w:sz="4" w:color="D9D9D9"/>
+          <w:insideV w:val="single" w:sz="4" w:color="D9D9D9"/>
         </w:tblBorders>
       </w:tblPr>
       <w:tblGrid>
-        <w:gridCol w:w="2777"/>
-        <w:gridCol w:w="2170"/>
-        <w:gridCol w:w="2430"/>
-        <w:gridCol w:w="1649"/>
+        <w:gridCol w:w="6000"/>
+        <w:gridCol w:w="1400"/>
+        <w:gridCol w:w="2351"/>
       </w:tblGrid>
       <w:tr>
         <w:trPr>
@@ -684,7 +817,95 @@
         </w:trPr>
         <w:tc>
           <w:tcPr>
-            <w:tcW w:type="dxa" w:w="2777"/>
+            <w:tcW w:type="dxa" w:w="6000"/>
+            <w:tcMar>
+              <w:top w:w="80" w:type="dxa"/>
+              <w:start w:w="100" w:type="dxa"/>
+              <w:bottom w:w="80" w:type="dxa"/>
+              <w:end w:w="100" w:type="dxa"/>
+            </w:tcMar>
+            <w:shd w:fill="E8EEF3"/>
+            <w:vAlign w:val="center"/>
+          </w:tcPr>
+          <w:p>
+            <w:pPr>
+              <w:keepNext/>
+              <w:spacing w:before="0" w:after="0" w:line="240" w:lineRule="auto"/>
+            </w:pPr>
+            <w:r>
+              <w:rPr>
+                <w:rFonts w:ascii="Times New Roman" w:hAnsi="Times New Roman" w:eastAsia="Times New Roman"/>
+                <w:b/>
+                <w:sz w:val="20"/>
+              </w:rPr>
+              <w:t>Dataset and classification task</w:t>
+            </w:r>
+          </w:p>
+        </w:tc>
+        <w:tc>
+          <w:tcPr>
+            <w:tcW w:type="dxa" w:w="1400"/>
+            <w:tcMar>
+              <w:top w:w="80" w:type="dxa"/>
+              <w:start w:w="100" w:type="dxa"/>
+              <w:bottom w:w="80" w:type="dxa"/>
+              <w:end w:w="100" w:type="dxa"/>
+            </w:tcMar>
+            <w:shd w:fill="E8EEF3"/>
+            <w:vAlign w:val="center"/>
+          </w:tcPr>
+          <w:p>
+            <w:pPr>
+              <w:keepNext/>
+              <w:spacing w:before="0" w:after="0" w:line="240" w:lineRule="auto"/>
+              <w:jc w:val="center"/>
+            </w:pPr>
+            <w:r>
+              <w:rPr>
+                <w:rFonts w:ascii="Times New Roman" w:hAnsi="Times New Roman" w:eastAsia="Times New Roman"/>
+                <w:b/>
+                <w:sz w:val="20"/>
+              </w:rPr>
+              <w:t>Labels</w:t>
+            </w:r>
+          </w:p>
+        </w:tc>
+        <w:tc>
+          <w:tcPr>
+            <w:tcW w:type="dxa" w:w="2351"/>
+            <w:tcMar>
+              <w:top w:w="80" w:type="dxa"/>
+              <w:start w:w="100" w:type="dxa"/>
+              <w:bottom w:w="80" w:type="dxa"/>
+              <w:end w:w="100" w:type="dxa"/>
+            </w:tcMar>
+            <w:shd w:fill="E8EEF3"/>
+            <w:vAlign w:val="center"/>
+          </w:tcPr>
+          <w:p>
+            <w:pPr>
+              <w:keepNext/>
+              <w:spacing w:before="0" w:after="0" w:line="240" w:lineRule="auto"/>
+              <w:jc w:val="center"/>
+            </w:pPr>
+            <w:r>
+              <w:rPr>
+                <w:rFonts w:ascii="Times New Roman" w:hAnsi="Times New Roman" w:eastAsia="Times New Roman"/>
+                <w:b/>
+                <w:sz w:val="20"/>
+              </w:rPr>
+              <w:t>Evaluated examples</w:t>
+            </w:r>
+          </w:p>
+        </w:tc>
+      </w:tr>
+      <w:tr>
+        <w:trPr>
+          <w:cantSplit w:val="true"/>
+        </w:trPr>
+        <w:tc>
+          <w:tcPr>
+            <w:tcW w:type="dxa" w:w="6000"/>
             <w:tcMar>
               <w:top w:w="80" w:type="dxa"/>
               <w:start w:w="100" w:type="dxa"/>
@@ -695,22 +916,22 @@
           </w:tcPr>
           <w:p>
             <w:pPr>
-              <w:keepNext w:val="0"/>
+              <w:keepNext/>
               <w:spacing w:before="0" w:after="0" w:line="240" w:lineRule="auto"/>
             </w:pPr>
             <w:r>
               <w:rPr>
                 <w:rFonts w:ascii="Times New Roman" w:hAnsi="Times New Roman" w:eastAsia="Times New Roman"/>
-                <w:b/>
+                <w:b w:val="0"/>
                 <w:sz w:val="20"/>
               </w:rPr>
-              <w:t>Workflow and split</w:t>
+              <w:t>LEDGAR legal clause type</w:t>
             </w:r>
           </w:p>
         </w:tc>
         <w:tc>
           <w:tcPr>
-            <w:tcW w:type="dxa" w:w="2170"/>
+            <w:tcW w:type="dxa" w:w="1400"/>
             <w:tcMar>
               <w:top w:w="80" w:type="dxa"/>
               <w:start w:w="100" w:type="dxa"/>
@@ -721,22 +942,23 @@
           </w:tcPr>
           <w:p>
             <w:pPr>
-              <w:keepNext w:val="0"/>
+              <w:keepNext/>
               <w:spacing w:before="0" w:after="0" w:line="240" w:lineRule="auto"/>
+              <w:jc w:val="center"/>
             </w:pPr>
             <w:r>
               <w:rPr>
                 <w:rFonts w:ascii="Times New Roman" w:hAnsi="Times New Roman" w:eastAsia="Times New Roman"/>
-                <w:b/>
+                <w:b w:val="0"/>
                 <w:sz w:val="20"/>
               </w:rPr>
-              <w:t>Quality (NL -&gt; hybrid)</w:t>
+              <w:t>10</w:t>
             </w:r>
           </w:p>
         </w:tc>
         <w:tc>
           <w:tcPr>
-            <w:tcW w:type="dxa" w:w="2430"/>
+            <w:tcW w:type="dxa" w:w="2351"/>
             <w:tcMar>
               <w:top w:w="80" w:type="dxa"/>
               <w:start w:w="100" w:type="dxa"/>
@@ -747,22 +969,28 @@
           </w:tcPr>
           <w:p>
             <w:pPr>
-              <w:keepNext w:val="0"/>
+              <w:keepNext/>
               <w:spacing w:before="0" w:after="0" w:line="240" w:lineRule="auto"/>
+              <w:jc w:val="center"/>
             </w:pPr>
             <w:r>
               <w:rPr>
                 <w:rFonts w:ascii="Times New Roman" w:hAnsi="Times New Roman" w:eastAsia="Times New Roman"/>
-                <w:b/>
+                <w:b w:val="0"/>
                 <w:sz w:val="20"/>
               </w:rPr>
-              <w:t>Tokens (NL -&gt; hybrid)</w:t>
+              <w:t>1,000</w:t>
             </w:r>
           </w:p>
         </w:tc>
+      </w:tr>
+      <w:tr>
+        <w:trPr>
+          <w:cantSplit w:val="true"/>
+        </w:trPr>
         <w:tc>
           <w:tcPr>
-            <w:tcW w:type="dxa" w:w="1649"/>
+            <w:tcW w:type="dxa" w:w="6000"/>
             <w:tcMar>
               <w:top w:w="80" w:type="dxa"/>
               <w:start w:w="100" w:type="dxa"/>
@@ -773,16 +1001,70 @@
           </w:tcPr>
           <w:p>
             <w:pPr>
-              <w:keepNext w:val="0"/>
+              <w:keepNext/>
               <w:spacing w:before="0" w:after="0" w:line="240" w:lineRule="auto"/>
             </w:pPr>
             <w:r>
               <w:rPr>
                 <w:rFonts w:ascii="Times New Roman" w:hAnsi="Times New Roman" w:eastAsia="Times New Roman"/>
-                <w:b/>
+                <w:b w:val="0"/>
                 <w:sz w:val="20"/>
               </w:rPr>
-              <w:t>Decision</w:t>
+              <w:t>CFPB complaint product</w:t>
+            </w:r>
+          </w:p>
+        </w:tc>
+        <w:tc>
+          <w:tcPr>
+            <w:tcW w:type="dxa" w:w="1400"/>
+            <w:tcMar>
+              <w:top w:w="80" w:type="dxa"/>
+              <w:start w:w="100" w:type="dxa"/>
+              <w:bottom w:w="80" w:type="dxa"/>
+              <w:end w:w="100" w:type="dxa"/>
+            </w:tcMar>
+            <w:vAlign w:val="center"/>
+          </w:tcPr>
+          <w:p>
+            <w:pPr>
+              <w:keepNext/>
+              <w:spacing w:before="0" w:after="0" w:line="240" w:lineRule="auto"/>
+              <w:jc w:val="center"/>
+            </w:pPr>
+            <w:r>
+              <w:rPr>
+                <w:rFonts w:ascii="Times New Roman" w:hAnsi="Times New Roman" w:eastAsia="Times New Roman"/>
+                <w:b w:val="0"/>
+                <w:sz w:val="20"/>
+              </w:rPr>
+              <w:t>10</w:t>
+            </w:r>
+          </w:p>
+        </w:tc>
+        <w:tc>
+          <w:tcPr>
+            <w:tcW w:type="dxa" w:w="2351"/>
+            <w:tcMar>
+              <w:top w:w="80" w:type="dxa"/>
+              <w:start w:w="100" w:type="dxa"/>
+              <w:bottom w:w="80" w:type="dxa"/>
+              <w:end w:w="100" w:type="dxa"/>
+            </w:tcMar>
+            <w:vAlign w:val="center"/>
+          </w:tcPr>
+          <w:p>
+            <w:pPr>
+              <w:keepNext/>
+              <w:spacing w:before="0" w:after="0" w:line="240" w:lineRule="auto"/>
+              <w:jc w:val="center"/>
+            </w:pPr>
+            <w:r>
+              <w:rPr>
+                <w:rFonts w:ascii="Times New Roman" w:hAnsi="Times New Roman" w:eastAsia="Times New Roman"/>
+                <w:b w:val="0"/>
+                <w:sz w:val="20"/>
+              </w:rPr>
+              <w:t>100</w:t>
             </w:r>
           </w:p>
         </w:tc>
@@ -793,7 +1075,7 @@
         </w:trPr>
         <w:tc>
           <w:tcPr>
-            <w:tcW w:type="dxa" w:w="2777"/>
+            <w:tcW w:type="dxa" w:w="6000"/>
             <w:tcMar>
               <w:top w:w="80" w:type="dxa"/>
               <w:start w:w="100" w:type="dxa"/>
@@ -813,13 +1095,985 @@
                 <w:b w:val="0"/>
                 <w:sz w:val="20"/>
               </w:rPr>
-              <w:t>LEDGAR validation (100)</w:t>
+              <w:t>SpamAssassin spam or legitimate email</w:t>
             </w:r>
           </w:p>
         </w:tc>
         <w:tc>
           <w:tcPr>
-            <w:tcW w:type="dxa" w:w="2170"/>
+            <w:tcW w:type="dxa" w:w="1400"/>
+            <w:tcMar>
+              <w:top w:w="80" w:type="dxa"/>
+              <w:start w:w="100" w:type="dxa"/>
+              <w:bottom w:w="80" w:type="dxa"/>
+              <w:end w:w="100" w:type="dxa"/>
+            </w:tcMar>
+            <w:vAlign w:val="center"/>
+          </w:tcPr>
+          <w:p>
+            <w:pPr>
+              <w:keepNext w:val="0"/>
+              <w:spacing w:before="0" w:after="0" w:line="240" w:lineRule="auto"/>
+              <w:jc w:val="center"/>
+            </w:pPr>
+            <w:r>
+              <w:rPr>
+                <w:rFonts w:ascii="Times New Roman" w:hAnsi="Times New Roman" w:eastAsia="Times New Roman"/>
+                <w:b w:val="0"/>
+                <w:sz w:val="20"/>
+              </w:rPr>
+              <w:t>2</w:t>
+            </w:r>
+          </w:p>
+        </w:tc>
+        <w:tc>
+          <w:tcPr>
+            <w:tcW w:type="dxa" w:w="2351"/>
+            <w:tcMar>
+              <w:top w:w="80" w:type="dxa"/>
+              <w:start w:w="100" w:type="dxa"/>
+              <w:bottom w:w="80" w:type="dxa"/>
+              <w:end w:w="100" w:type="dxa"/>
+            </w:tcMar>
+            <w:vAlign w:val="center"/>
+          </w:tcPr>
+          <w:p>
+            <w:pPr>
+              <w:keepNext w:val="0"/>
+              <w:spacing w:before="0" w:after="0" w:line="240" w:lineRule="auto"/>
+              <w:jc w:val="center"/>
+            </w:pPr>
+            <w:r>
+              <w:rPr>
+                <w:rFonts w:ascii="Times New Roman" w:hAnsi="Times New Roman" w:eastAsia="Times New Roman"/>
+                <w:b w:val="0"/>
+                <w:sz w:val="20"/>
+              </w:rPr>
+              <w:t>100</w:t>
+            </w:r>
+          </w:p>
+        </w:tc>
+      </w:tr>
+    </w:tbl>
+    <w:p>
+      <w:pPr>
+        <w:keepNext w:val="0"/>
+        <w:spacing w:before="0" w:after="40" w:line="240" w:lineRule="auto"/>
+      </w:pPr>
+    </w:p>
+    <w:p>
+      <w:pPr>
+        <w:sectPr>
+          <w:type w:val="continuous"/>
+          <w:pgSz w:w="11906" w:h="16838"/>
+          <w:pgMar w:top="1077" w:right="1077" w:bottom="1077" w:left="1077" w:header="720" w:footer="720" w:gutter="0"/>
+          <w:cols w:space="340" w:num="1"/>
+          <w:docGrid w:linePitch="360"/>
+        </w:sectPr>
+      </w:pPr>
+    </w:p>
+    <w:p>
+      <w:pPr>
+        <w:keepNext w:val="0"/>
+        <w:spacing w:before="0" w:after="80" w:line="240" w:lineRule="auto"/>
+        <w:ind w:firstLine="288"/>
+        <w:jc w:val="both"/>
+      </w:pPr>
+      <w:r>
+        <w:rPr>
+          <w:rFonts w:ascii="Times New Roman" w:hAnsi="Times New Roman" w:eastAsia="Times New Roman"/>
+          <w:sz w:val="20"/>
+        </w:rPr>
+        <w:t>LEDGAR uses ten clause labels: Governing Laws, Counterparts, Notices, Entire Agreements, Severability, Amendments, Survival, Assignments, Expenses, and Terms. Selection preserves the source dataset's training, validation, and test boundaries. CFPB uses ten product categories from a saved complaint-data snapshot. SpamAssassin uses spam and legitimate email from its public archives. The dataset manifests list the exact labels, source identifiers, selection settings, and exclusions [12]. Each split is balanced across the selected labels. Checks found no duplicate cases or content overlap between the prepared splits or with earlier development material.</w:t>
+      </w:r>
+    </w:p>
+    <w:p>
+      <w:pPr>
+        <w:keepNext w:val="0"/>
+        <w:spacing w:before="0" w:after="80" w:line="240" w:lineRule="auto"/>
+        <w:ind w:firstLine="288"/>
+        <w:jc w:val="both"/>
+      </w:pPr>
+      <w:r>
+        <w:rPr>
+          <w:rFonts w:ascii="Times New Roman" w:hAnsi="Times New Roman" w:eastAsia="Times New Roman"/>
+          <w:sz w:val="20"/>
+        </w:rPr>
+        <w:t>Before the reported evaluation, the LEDGAR hybrid was selected using separate development examples and a 100-clause validation check. It was then fixed and evaluated on the 1,000 different clauses reported here as LEDGAR. The earlier selection check is not a second result in this paper. CFPB and SpamAssassin results come from their 100-case validation sets; their reserved tests were not run because the candidates failed the acceptance criteria. This difference in evaluation stage limits direct comparisons across tasks.</w:t>
+      </w:r>
+    </w:p>
+    <w:p>
+      <w:pPr>
+        <w:pStyle w:val="Heading2"/>
+      </w:pPr>
+      <w:r>
+        <w:rPr>
+          <w:rFonts w:ascii="Times New Roman" w:hAnsi="Times New Roman" w:eastAsia="Times New Roman"/>
+          <w:b/>
+          <w:sz w:val="22"/>
+        </w:rPr>
+        <w:t>3.2 How the baseline and hybrid workflows run</w:t>
+      </w:r>
+    </w:p>
+    <w:p>
+      <w:pPr>
+        <w:keepNext w:val="0"/>
+        <w:spacing w:before="0" w:after="80" w:line="240" w:lineRule="auto"/>
+        <w:ind w:firstLine="288"/>
+        <w:jc w:val="both"/>
+      </w:pPr>
+      <w:r>
+        <w:rPr>
+          <w:rFonts w:ascii="Times New Roman" w:hAnsi="Times New Roman" w:eastAsia="Times New Roman"/>
+          <w:sz w:val="20"/>
+        </w:rPr>
+        <w:t>For each case, the baseline sends the input, allowed labels, and English SOP to the model. The scorer compares the returned label with the expected answer. Token use is the model's reported input-token count plus output-token count, summed across cases.</w:t>
+      </w:r>
+    </w:p>
+    <w:p>
+      <w:pPr>
+        <w:keepNext w:val="0"/>
+        <w:spacing w:before="0" w:after="80" w:line="240" w:lineRule="auto"/>
+        <w:ind w:firstLine="288"/>
+        <w:jc w:val="both"/>
+      </w:pPr>
+      <w:r>
+        <w:rPr>
+          <w:rFonts w:ascii="Times New Roman" w:hAnsi="Times New Roman" w:eastAsia="Times New Roman"/>
+          <w:sz w:val="20"/>
+        </w:rPr>
+        <w:t xml:space="preserve">For the hybrid, the benchmark runner first calls the classifier function in </w:t>
+      </w:r>
+      <w:r>
+        <w:rPr>
+          <w:rFonts w:ascii="Courier New" w:hAnsi="Courier New" w:eastAsia="Times New Roman"/>
+          <w:sz w:val="20"/>
+        </w:rPr>
+        <w:t>classify.py</w:t>
+      </w:r>
+      <w:r>
+        <w:rPr>
+          <w:rFonts w:ascii="Times New Roman" w:hAnsi="Times New Roman" w:eastAsia="Times New Roman"/>
+          <w:sz w:val="20"/>
+        </w:rPr>
+        <w:t xml:space="preserve"> with the input text and allowed labels. LEDGAR and CFPB use explicit text-pattern rules that return a label only when the matches identify one label group. SpamAssassin returns the spam label for a single matching rule. If the script returns a permitted label, the runner uses it without a model call. If the script cannot decide, it returns no label, and the runner sends the case to the model using the hybrid SOP's fallback instructions. This return-to-model behavior is called fallback.</w:t>
+      </w:r>
+    </w:p>
+    <w:p>
+      <w:pPr>
+        <w:keepNext w:val="0"/>
+        <w:spacing w:before="0" w:after="80" w:line="240" w:lineRule="auto"/>
+        <w:ind w:firstLine="288"/>
+        <w:jc w:val="both"/>
+      </w:pPr>
+      <w:r>
+        <w:rPr>
+          <w:rFonts w:ascii="Times New Roman" w:hAnsi="Times New Roman" w:eastAsia="Times New Roman"/>
+          <w:sz w:val="20"/>
+        </w:rPr>
+        <w:t xml:space="preserve">The saved SOP describes the script as </w:t>
+      </w:r>
+      <w:r>
+        <w:rPr>
+          <w:rFonts w:ascii="Courier New" w:hAnsi="Courier New" w:eastAsia="Times New Roman"/>
+          <w:sz w:val="20"/>
+        </w:rPr>
+        <w:t>python classify.py</w:t>
+      </w:r>
+      <w:r>
+        <w:rPr>
+          <w:rFonts w:ascii="Times New Roman" w:hAnsi="Times New Roman" w:eastAsia="Times New Roman"/>
+          <w:sz w:val="20"/>
+        </w:rPr>
+        <w:t>, but the benchmark imports and calls its Python function rather than asking an agent to execute a shell command. The scripts return a fixed confidence value of 0.99 with a match; that value is a routing marker, not a calibrated probability of correctness. The runner checks that the returned label is allowed. It does not independently verify a 99% confidence threshold. Actual accuracy must be measured from labeled cases.</w:t>
+      </w:r>
+    </w:p>
+    <w:p>
+      <w:pPr>
+        <w:keepNext w:val="0"/>
+        <w:spacing w:before="0" w:after="80" w:line="240" w:lineRule="auto"/>
+        <w:ind w:firstLine="288"/>
+        <w:jc w:val="both"/>
+      </w:pPr>
+      <w:r>
+        <w:rPr>
+          <w:rFonts w:ascii="Times New Roman" w:hAnsi="Times New Roman" w:eastAsia="Times New Roman"/>
+          <w:sz w:val="20"/>
+        </w:rPr>
+        <w:t>The evaluated hybrid SOPs also changed the wording of the model fallback. The comparison therefore measures the combined effect of adding rules and changing those instructions. In LEDGAR, the fallback became shorter during candidate generation; prompt shortening was not a separately specified architectural change. A separate comparison with unchanged fallback wording would be needed to isolate the effect of routing alone. Section 4.1 reports where the observed token savings occurred without treating that accounting as such an isolated experiment.</w:t>
+      </w:r>
+    </w:p>
+    <w:p>
+      <w:pPr>
+        <w:pStyle w:val="Heading2"/>
+      </w:pPr>
+      <w:r>
+        <w:rPr>
+          <w:rFonts w:ascii="Times New Roman" w:hAnsi="Times New Roman" w:eastAsia="Times New Roman"/>
+          <w:b/>
+          <w:sz w:val="22"/>
+        </w:rPr>
+        <w:t>3.3 Acceptance criteria and uncertainty</w:t>
+      </w:r>
+    </w:p>
+    <w:p>
+      <w:pPr>
+        <w:keepNext w:val="0"/>
+        <w:spacing w:before="0" w:after="80" w:line="240" w:lineRule="auto"/>
+        <w:ind w:firstLine="288"/>
+        <w:jc w:val="both"/>
+      </w:pPr>
+      <w:r>
+        <w:rPr>
+          <w:rFonts w:ascii="Times New Roman" w:hAnsi="Times New Roman" w:eastAsia="Times New Roman"/>
+          <w:sz w:val="20"/>
+        </w:rPr>
+        <w:t>The same four requirements apply to all three datasets [12]:</w:t>
+      </w:r>
+    </w:p>
+    <w:p>
+      <w:pPr>
+        <w:keepNext w:val="0"/>
+        <w:spacing w:before="0" w:after="40" w:line="240" w:lineRule="auto"/>
+        <w:ind w:left="432" w:hanging="288"/>
+      </w:pPr>
+      <w:r>
+        <w:rPr>
+          <w:rFonts w:ascii="Times New Roman" w:hAnsi="Times New Roman" w:eastAsia="Times New Roman"/>
+          <w:sz w:val="20"/>
+        </w:rPr>
+        <w:t>1. Both the baseline and candidate must achieve at least 80% accuracy.</w:t>
+      </w:r>
+    </w:p>
+    <w:p>
+      <w:pPr>
+        <w:keepNext w:val="0"/>
+        <w:spacing w:before="0" w:after="40" w:line="240" w:lineRule="auto"/>
+        <w:ind w:left="432" w:hanging="288"/>
+      </w:pPr>
+      <w:r>
+        <w:rPr>
+          <w:rFonts w:ascii="Times New Roman" w:hAnsi="Times New Roman" w:eastAsia="Times New Roman"/>
+          <w:sz w:val="20"/>
+        </w:rPr>
+        <w:t>2. The lower end of the paired 95% interval for the candidate's accuracy change must be no worse than minus two percentage points.</w:t>
+      </w:r>
+    </w:p>
+    <w:p>
+      <w:pPr>
+        <w:keepNext w:val="0"/>
+        <w:spacing w:before="0" w:after="40" w:line="240" w:lineRule="auto"/>
+        <w:ind w:left="432" w:hanging="288"/>
+      </w:pPr>
+      <w:r>
+        <w:rPr>
+          <w:rFonts w:ascii="Times New Roman" w:hAnsi="Times New Roman" w:eastAsia="Times New Roman"/>
+          <w:sz w:val="20"/>
+        </w:rPr>
+        <w:t>3. Total model tokens must decrease by at least 5%.</w:t>
+      </w:r>
+    </w:p>
+    <w:p>
+      <w:pPr>
+        <w:keepNext w:val="0"/>
+        <w:spacing w:before="0" w:after="40" w:line="240" w:lineRule="auto"/>
+        <w:ind w:left="432" w:hanging="288"/>
+      </w:pPr>
+      <w:r>
+        <w:rPr>
+          <w:rFonts w:ascii="Times New Roman" w:hAnsi="Times New Roman" w:eastAsia="Times New Roman"/>
+          <w:sz w:val="20"/>
+        </w:rPr>
+        <w:t>4. The lower end of the paired 95% interval for token reduction must be above zero.</w:t>
+      </w:r>
+    </w:p>
+    <w:p>
+      <w:pPr>
+        <w:keepNext w:val="0"/>
+        <w:spacing w:before="0" w:after="80" w:line="240" w:lineRule="auto"/>
+        <w:ind w:firstLine="288"/>
+        <w:jc w:val="both"/>
+      </w:pPr>
+      <w:r>
+        <w:rPr>
+          <w:rFonts w:ascii="Times New Roman" w:hAnsi="Times New Roman" w:eastAsia="Times New Roman"/>
+          <w:sz w:val="20"/>
+        </w:rPr>
+        <w:t>All four must pass. The first requirement checks minimum quality. The second checks whether the data support an accuracy loss no larger than the chosen tolerance. The last two require a meaningful observed token reduction and evidence that the reduction is positive. Like the accuracy thresholds in Section 2.3, the 5% target is a study setting, not an externally established optimum.</w:t>
+      </w:r>
+    </w:p>
+    <w:p>
+      <w:pPr>
+        <w:keepNext w:val="0"/>
+        <w:spacing w:before="0" w:after="80" w:line="240" w:lineRule="auto"/>
+        <w:ind w:firstLine="288"/>
+        <w:jc w:val="both"/>
+      </w:pPr>
+      <w:r>
+        <w:rPr>
+          <w:rFonts w:ascii="Times New Roman" w:hAnsi="Times New Roman" w:eastAsia="Times New Roman"/>
+          <w:sz w:val="20"/>
+        </w:rPr>
+        <w:t>We estimate uncertainty with 5,000 paired bootstrap resamples [18]. Each resample selects case identifiers with replacement and includes both workflows' outcomes for each selected case. We recompute the accuracy difference and token reduction, then use the 2.5th and 97.5th percentiles as the interval endpoints. Pairing preserves the fact that the two workflows saw the same inputs. These intervals describe sampling uncertainty within the prepared task, not reliability under arbitrary future data or model changes.</w:t>
+      </w:r>
+    </w:p>
+    <w:p>
+      <w:pPr>
+        <w:keepNext w:val="0"/>
+        <w:spacing w:before="0" w:after="80" w:line="240" w:lineRule="auto"/>
+        <w:ind w:firstLine="288"/>
+        <w:jc w:val="both"/>
+      </w:pPr>
+      <w:r>
+        <w:rPr>
+          <w:rFonts w:ascii="Times New Roman" w:hAnsi="Times New Roman" w:eastAsia="Times New Roman"/>
+          <w:sz w:val="20"/>
+        </w:rPr>
+        <w:t>Figure 3 separates candidate revision from evaluation. We report one paired comparison for each dataset: the same examples are processed by the English-only baseline and the fixed hybrid. The three main comparisons comprise six workflow runs. The earlier LEDGAR selection check is documented in Section 3.1 and retained in the archive, but is not included in these result tables or run totals.</w:t>
+      </w:r>
+    </w:p>
+    <w:p>
+      <w:pPr>
+        <w:keepNext/>
+        <w:spacing w:before="60" w:after="120" w:line="240" w:lineRule="auto"/>
+        <w:jc w:val="center"/>
+      </w:pPr>
+      <w:r>
+        <w:drawing>
+          <wp:inline xmlns:a="http://schemas.openxmlformats.org/drawingml/2006/main" xmlns:pic="http://schemas.openxmlformats.org/drawingml/2006/picture">
+            <wp:extent cx="2880360" cy="3970548"/>
+            <wp:docPr id="3" name="Picture 3" descr="Evolution Loop"/>
+            <wp:cNvGraphicFramePr>
+              <a:graphicFrameLocks noChangeAspect="1"/>
+            </wp:cNvGraphicFramePr>
+            <a:graphic>
+              <a:graphicData uri="http://schemas.openxmlformats.org/drawingml/2006/picture">
+                <pic:pic>
+                  <pic:nvPicPr>
+                    <pic:cNvPr id="0" name="evolution-loop.png"/>
+                    <pic:cNvPicPr/>
+                  </pic:nvPicPr>
+                  <pic:blipFill>
+                    <a:blip r:embed="rId12"/>
+                    <a:stretch>
+                      <a:fillRect/>
+                    </a:stretch>
+                  </pic:blipFill>
+                  <pic:spPr>
+                    <a:xfrm>
+                      <a:off x="0" y="0"/>
+                      <a:ext cx="2880360" cy="3970548"/>
+                    </a:xfrm>
+                    <a:prstGeom prst="rect"/>
+                  </pic:spPr>
+                </pic:pic>
+              </a:graphicData>
+            </a:graphic>
+          </wp:inline>
+        </w:drawing>
+      </w:r>
+    </w:p>
+    <w:p>
+      <w:pPr>
+        <w:keepNext w:val="0"/>
+        <w:keepLines/>
+        <w:spacing w:before="0" w:after="120" w:line="240" w:lineRule="auto"/>
+        <w:jc w:val="center"/>
+      </w:pPr>
+      <w:r>
+        <w:rPr>
+          <w:rFonts w:ascii="Times New Roman" w:hAnsi="Times New Roman" w:eastAsia="Times New Roman"/>
+          <w:b/>
+          <w:sz w:val="20"/>
+        </w:rPr>
+        <w:t>Figure 3. Candidate revision and evaluation use different examples.</w:t>
+      </w:r>
+      <w:r>
+        <w:rPr>
+          <w:rFonts w:ascii="Times New Roman" w:hAnsi="Times New Roman" w:eastAsia="Times New Roman"/>
+          <w:sz w:val="20"/>
+        </w:rPr>
+        <w:t xml:space="preserve"> Development runs guide changes. A fixed candidate is evaluated on validation cases. A passing candidate proceeds to the reserved test without further tuning; a failing candidate is rejected. A revised candidate needs a new, unused evaluation boundary.</w:t>
+      </w:r>
+    </w:p>
+    <w:p>
+      <w:pPr>
+        <w:pStyle w:val="Heading2"/>
+      </w:pPr>
+      <w:r>
+        <w:rPr>
+          <w:rFonts w:ascii="Times New Roman" w:hAnsi="Times New Roman" w:eastAsia="Times New Roman"/>
+          <w:b/>
+          <w:sz w:val="22"/>
+        </w:rPr>
+        <w:t>3.4 Execution environment and repeated runs</w:t>
+      </w:r>
+    </w:p>
+    <w:p>
+      <w:pPr>
+        <w:keepNext w:val="0"/>
+        <w:spacing w:before="0" w:after="80" w:line="240" w:lineRule="auto"/>
+        <w:ind w:firstLine="288"/>
+        <w:jc w:val="both"/>
+      </w:pPr>
+      <w:r>
+        <w:rPr>
+          <w:rFonts w:ascii="Times New Roman" w:hAnsi="Times New Roman" w:eastAsia="Times New Roman"/>
+          <w:sz w:val="20"/>
+        </w:rPr>
+        <w:t xml:space="preserve">The text experiments used local Ollama with </w:t>
+      </w:r>
+      <w:r>
+        <w:rPr>
+          <w:rFonts w:ascii="Courier New" w:hAnsi="Courier New" w:eastAsia="Times New Roman"/>
+          <w:sz w:val="20"/>
+        </w:rPr>
+        <w:t>qwen3:14b</w:t>
+      </w:r>
+      <w:r>
+        <w:rPr>
+          <w:rFonts w:ascii="Times New Roman" w:hAnsi="Times New Roman" w:eastAsia="Times New Roman"/>
+          <w:sz w:val="20"/>
+        </w:rPr>
+        <w:t xml:space="preserve"> on an Apple M5 Pro with 48 GB unified memory. The main runs were sequential, with temperature set to zero, thinking and streaming disabled, JSON output, and a 128-token response limit. Exact model identifiers and implementation details are recorded in Appendix B rather than in the main description.</w:t>
+      </w:r>
+    </w:p>
+    <w:p>
+      <w:pPr>
+        <w:keepNext w:val="0"/>
+        <w:spacing w:before="0" w:after="80" w:line="240" w:lineRule="auto"/>
+        <w:ind w:firstLine="288"/>
+        <w:jc w:val="both"/>
+      </w:pPr>
+      <w:r>
+        <w:rPr>
+          <w:rFonts w:ascii="Times New Roman" w:hAnsi="Times New Roman" w:eastAsia="Times New Roman"/>
+          <w:sz w:val="20"/>
+        </w:rPr>
+        <w:t>We also performed three additional paired runs per dataset using the same fixed SOPs and prepared cases. These runs reused the same LEDGAR, CFPB, and SpamAssassin examples listed in Table 1. They check repeatability; they are not new tests on unseen examples. Each pair used the same inference seed and runtime configuration for its two variants. A seed sets the starting state for a pseudo-random procedure. Dataset selection, model inference, and bootstrap resampling use seeds for different purposes; changing an inference seed does not create a new dataset split.</w:t>
+      </w:r>
+    </w:p>
+    <w:p>
+      <w:pPr>
+        <w:keepNext w:val="0"/>
+        <w:spacing w:before="0" w:after="80" w:line="240" w:lineRule="auto"/>
+        <w:ind w:firstLine="288"/>
+        <w:jc w:val="both"/>
+      </w:pPr>
+      <w:r>
+        <w:rPr>
+          <w:rFonts w:ascii="Times New Roman" w:hAnsi="Times New Roman" w:eastAsia="Times New Roman"/>
+          <w:sz w:val="20"/>
+        </w:rPr>
+        <w:t>The repeated runs used a more explicit runtime configuration, including structured output and two parallel requests. Two-worker concurrency was a constraint of the available local execution environment, not a requirement of PLaND or a factor tested by the experiment. Because these settings differ from the original sequential runs, we report the repeated results separately in Appendix A. The three repeats across three datasets add nine pairs, or eighteen workflow runs, for twelve pairs and twenty-four runs in the evidence reported here. This count excludes development, the earlier LEDGAR selection check, and other archived experiments.</w:t>
+      </w:r>
+    </w:p>
+    <w:p>
+      <w:pPr>
+        <w:pStyle w:val="Heading1"/>
+      </w:pPr>
+      <w:r>
+        <w:rPr>
+          <w:rFonts w:ascii="Times New Roman" w:hAnsi="Times New Roman" w:eastAsia="Times New Roman"/>
+          <w:b/>
+          <w:sz w:val="24"/>
+        </w:rPr>
+        <w:t>4 Results</w:t>
+      </w:r>
+    </w:p>
+    <w:p>
+      <w:pPr>
+        <w:keepNext w:val="0"/>
+        <w:spacing w:before="0" w:after="80" w:line="240" w:lineRule="auto"/>
+        <w:ind w:firstLine="288"/>
+        <w:jc w:val="both"/>
+      </w:pPr>
+      <w:r>
+        <w:rPr>
+          <w:rFonts w:ascii="Times New Roman" w:hAnsi="Times New Roman" w:eastAsia="Times New Roman"/>
+          <w:sz w:val="20"/>
+        </w:rPr>
+        <w:t>Table 2 presents the main results. All accuracy and token comparisons show the natural-language baseline first and the hybrid second. A pass means that all four criteria in Section 3.3 were met; it does not mean that accuracy was identical.</w:t>
+      </w:r>
+    </w:p>
+    <w:p>
+      <w:pPr>
+        <w:sectPr>
+          <w:type w:val="continuous"/>
+          <w:pgSz w:w="11906" w:h="16838"/>
+          <w:pgMar w:top="1077" w:right="1077" w:bottom="1077" w:left="1077" w:header="720" w:footer="720" w:gutter="0"/>
+          <w:cols w:space="340" w:num="2"/>
+          <w:docGrid w:linePitch="360"/>
+        </w:sectPr>
+      </w:pPr>
+    </w:p>
+    <w:p>
+      <w:pPr>
+        <w:keepNext/>
+        <w:spacing w:before="80" w:after="40" w:line="240" w:lineRule="auto"/>
+      </w:pPr>
+      <w:r>
+        <w:rPr>
+          <w:rFonts w:ascii="Times New Roman" w:hAnsi="Times New Roman" w:eastAsia="Times New Roman"/>
+          <w:b/>
+          <w:sz w:val="20"/>
+        </w:rPr>
+        <w:t>Table 2. Main evaluation results</w:t>
+      </w:r>
+    </w:p>
+    <w:tbl>
+      <w:tblPr>
+        <w:tblW w:type="dxa" w:w="9751"/>
+        <w:jc w:val="left"/>
+        <w:tblLayout w:type="fixed"/>
+        <w:tblLook w:firstColumn="1" w:firstRow="1" w:lastColumn="0" w:lastRow="0" w:noHBand="0" w:noVBand="1" w:val="04A0"/>
+        <w:tblInd w:w="0" w:type="dxa"/>
+        <w:tblBorders>
+          <w:top w:val="single" w:sz="4" w:color="D9D9D9"/>
+          <w:left w:val="single" w:sz="4" w:color="D9D9D9"/>
+          <w:bottom w:val="single" w:sz="4" w:color="D9D9D9"/>
+          <w:right w:val="single" w:sz="4" w:color="D9D9D9"/>
+          <w:insideH w:val="single" w:sz="4" w:color="D9D9D9"/>
+          <w:insideV w:val="single" w:sz="4" w:color="D9D9D9"/>
+        </w:tblBorders>
+      </w:tblPr>
+      <w:tblGrid>
+        <w:gridCol w:w="2442"/>
+        <w:gridCol w:w="1480"/>
+        <w:gridCol w:w="2722"/>
+        <w:gridCol w:w="1188"/>
+        <w:gridCol w:w="1919"/>
+      </w:tblGrid>
+      <w:tr>
+        <w:trPr>
+          <w:tblHeader w:val="true"/>
+          <w:cantSplit w:val="true"/>
+        </w:trPr>
+        <w:tc>
+          <w:tcPr>
+            <w:tcW w:type="dxa" w:w="2442"/>
+            <w:tcMar>
+              <w:top w:w="80" w:type="dxa"/>
+              <w:start w:w="100" w:type="dxa"/>
+              <w:bottom w:w="80" w:type="dxa"/>
+              <w:end w:w="100" w:type="dxa"/>
+            </w:tcMar>
+            <w:shd w:fill="E8EEF3"/>
+            <w:vAlign w:val="center"/>
+          </w:tcPr>
+          <w:p>
+            <w:pPr>
+              <w:keepNext/>
+              <w:spacing w:before="0" w:after="0" w:line="240" w:lineRule="auto"/>
+            </w:pPr>
+            <w:r>
+              <w:rPr>
+                <w:rFonts w:ascii="Times New Roman" w:hAnsi="Times New Roman" w:eastAsia="Times New Roman"/>
+                <w:b/>
+                <w:sz w:val="20"/>
+              </w:rPr>
+              <w:t>Dataset and stage</w:t>
+            </w:r>
+          </w:p>
+        </w:tc>
+        <w:tc>
+          <w:tcPr>
+            <w:tcW w:type="dxa" w:w="1480"/>
+            <w:tcMar>
+              <w:top w:w="80" w:type="dxa"/>
+              <w:start w:w="100" w:type="dxa"/>
+              <w:bottom w:w="80" w:type="dxa"/>
+              <w:end w:w="100" w:type="dxa"/>
+            </w:tcMar>
+            <w:shd w:fill="E8EEF3"/>
+            <w:vAlign w:val="center"/>
+          </w:tcPr>
+          <w:p>
+            <w:pPr>
+              <w:keepNext/>
+              <w:spacing w:before="0" w:after="0" w:line="240" w:lineRule="auto"/>
+              <w:jc w:val="center"/>
+            </w:pPr>
+            <w:r>
+              <w:rPr>
+                <w:rFonts w:ascii="Times New Roman" w:hAnsi="Times New Roman" w:eastAsia="Times New Roman"/>
+                <w:b/>
+                <w:sz w:val="20"/>
+              </w:rPr>
+              <w:t>Accuracy</w:t>
+            </w:r>
+          </w:p>
+        </w:tc>
+        <w:tc>
+          <w:tcPr>
+            <w:tcW w:type="dxa" w:w="2722"/>
+            <w:tcMar>
+              <w:top w:w="80" w:type="dxa"/>
+              <w:start w:w="100" w:type="dxa"/>
+              <w:bottom w:w="80" w:type="dxa"/>
+              <w:end w:w="100" w:type="dxa"/>
+            </w:tcMar>
+            <w:shd w:fill="E8EEF3"/>
+            <w:vAlign w:val="center"/>
+          </w:tcPr>
+          <w:p>
+            <w:pPr>
+              <w:keepNext/>
+              <w:spacing w:before="0" w:after="0" w:line="240" w:lineRule="auto"/>
+              <w:jc w:val="center"/>
+            </w:pPr>
+            <w:r>
+              <w:rPr>
+                <w:rFonts w:ascii="Times New Roman" w:hAnsi="Times New Roman" w:eastAsia="Times New Roman"/>
+                <w:b/>
+                <w:sz w:val="20"/>
+              </w:rPr>
+              <w:t>Total model tokens</w:t>
+            </w:r>
+          </w:p>
+        </w:tc>
+        <w:tc>
+          <w:tcPr>
+            <w:tcW w:type="dxa" w:w="1188"/>
+            <w:tcMar>
+              <w:top w:w="80" w:type="dxa"/>
+              <w:start w:w="100" w:type="dxa"/>
+              <w:bottom w:w="80" w:type="dxa"/>
+              <w:end w:w="100" w:type="dxa"/>
+            </w:tcMar>
+            <w:shd w:fill="E8EEF3"/>
+            <w:vAlign w:val="center"/>
+          </w:tcPr>
+          <w:p>
+            <w:pPr>
+              <w:keepNext/>
+              <w:spacing w:before="0" w:after="0" w:line="240" w:lineRule="auto"/>
+              <w:jc w:val="center"/>
+            </w:pPr>
+            <w:r>
+              <w:rPr>
+                <w:rFonts w:ascii="Times New Roman" w:hAnsi="Times New Roman" w:eastAsia="Times New Roman"/>
+                <w:b/>
+                <w:sz w:val="20"/>
+              </w:rPr>
+              <w:t>Token reduction</w:t>
+            </w:r>
+          </w:p>
+        </w:tc>
+        <w:tc>
+          <w:tcPr>
+            <w:tcW w:type="dxa" w:w="1919"/>
+            <w:tcMar>
+              <w:top w:w="80" w:type="dxa"/>
+              <w:start w:w="100" w:type="dxa"/>
+              <w:bottom w:w="80" w:type="dxa"/>
+              <w:end w:w="100" w:type="dxa"/>
+            </w:tcMar>
+            <w:shd w:fill="E8EEF3"/>
+            <w:vAlign w:val="center"/>
+          </w:tcPr>
+          <w:p>
+            <w:pPr>
+              <w:keepNext/>
+              <w:spacing w:before="0" w:after="0" w:line="240" w:lineRule="auto"/>
+              <w:jc w:val="center"/>
+            </w:pPr>
+            <w:r>
+              <w:rPr>
+                <w:rFonts w:ascii="Times New Roman" w:hAnsi="Times New Roman" w:eastAsia="Times New Roman"/>
+                <w:b/>
+                <w:sz w:val="20"/>
+              </w:rPr>
+              <w:t>Decision</w:t>
+            </w:r>
+          </w:p>
+        </w:tc>
+      </w:tr>
+      <w:tr>
+        <w:trPr>
+          <w:cantSplit w:val="true"/>
+        </w:trPr>
+        <w:tc>
+          <w:tcPr>
+            <w:tcW w:type="dxa" w:w="2442"/>
+            <w:tcMar>
+              <w:top w:w="80" w:type="dxa"/>
+              <w:start w:w="100" w:type="dxa"/>
+              <w:bottom w:w="80" w:type="dxa"/>
+              <w:end w:w="100" w:type="dxa"/>
+            </w:tcMar>
+            <w:vAlign w:val="center"/>
+          </w:tcPr>
+          <w:p>
+            <w:pPr>
+              <w:keepNext/>
+              <w:spacing w:before="0" w:after="0" w:line="240" w:lineRule="auto"/>
+            </w:pPr>
+            <w:r>
+              <w:rPr>
+                <w:rFonts w:ascii="Times New Roman" w:hAnsi="Times New Roman" w:eastAsia="Times New Roman"/>
+                <w:b w:val="0"/>
+                <w:sz w:val="20"/>
+              </w:rPr>
+              <w:t>LEDGAR, 1,000 cases</w:t>
+            </w:r>
+          </w:p>
+        </w:tc>
+        <w:tc>
+          <w:tcPr>
+            <w:tcW w:type="dxa" w:w="1480"/>
+            <w:tcMar>
+              <w:top w:w="80" w:type="dxa"/>
+              <w:start w:w="100" w:type="dxa"/>
+              <w:bottom w:w="80" w:type="dxa"/>
+              <w:end w:w="100" w:type="dxa"/>
+            </w:tcMar>
+            <w:vAlign w:val="center"/>
+          </w:tcPr>
+          <w:p>
+            <w:pPr>
+              <w:keepNext/>
+              <w:spacing w:before="0" w:after="0" w:line="240" w:lineRule="auto"/>
+              <w:jc w:val="center"/>
+            </w:pPr>
+            <w:r>
+              <w:rPr>
+                <w:rFonts w:ascii="Times New Roman" w:hAnsi="Times New Roman" w:eastAsia="Times New Roman"/>
+                <w:b w:val="0"/>
+                <w:sz w:val="20"/>
+              </w:rPr>
+              <w:t>93.5% → 92.7%</w:t>
+            </w:r>
+          </w:p>
+        </w:tc>
+        <w:tc>
+          <w:tcPr>
+            <w:tcW w:type="dxa" w:w="2722"/>
+            <w:tcMar>
+              <w:top w:w="80" w:type="dxa"/>
+              <w:start w:w="100" w:type="dxa"/>
+              <w:bottom w:w="80" w:type="dxa"/>
+              <w:end w:w="100" w:type="dxa"/>
+            </w:tcMar>
+            <w:vAlign w:val="center"/>
+          </w:tcPr>
+          <w:p>
+            <w:pPr>
+              <w:keepNext/>
+              <w:spacing w:before="0" w:after="0" w:line="240" w:lineRule="auto"/>
+              <w:jc w:val="center"/>
+            </w:pPr>
+            <w:r>
+              <w:rPr>
+                <w:rFonts w:ascii="Times New Roman" w:hAnsi="Times New Roman" w:eastAsia="Times New Roman"/>
+                <w:b w:val="0"/>
+                <w:sz w:val="20"/>
+              </w:rPr>
+              <w:t>376,088 → 225,573</w:t>
+            </w:r>
+          </w:p>
+        </w:tc>
+        <w:tc>
+          <w:tcPr>
+            <w:tcW w:type="dxa" w:w="1188"/>
+            <w:tcMar>
+              <w:top w:w="80" w:type="dxa"/>
+              <w:start w:w="100" w:type="dxa"/>
+              <w:bottom w:w="80" w:type="dxa"/>
+              <w:end w:w="100" w:type="dxa"/>
+            </w:tcMar>
+            <w:vAlign w:val="center"/>
+          </w:tcPr>
+          <w:p>
+            <w:pPr>
+              <w:keepNext/>
+              <w:spacing w:before="0" w:after="0" w:line="240" w:lineRule="auto"/>
+              <w:jc w:val="center"/>
+            </w:pPr>
+            <w:r>
+              <w:rPr>
+                <w:rFonts w:ascii="Times New Roman" w:hAnsi="Times New Roman" w:eastAsia="Times New Roman"/>
+                <w:b w:val="0"/>
+                <w:sz w:val="20"/>
+              </w:rPr>
+              <w:t>40.02%</w:t>
+            </w:r>
+          </w:p>
+        </w:tc>
+        <w:tc>
+          <w:tcPr>
+            <w:tcW w:type="dxa" w:w="1919"/>
+            <w:tcMar>
+              <w:top w:w="80" w:type="dxa"/>
+              <w:start w:w="100" w:type="dxa"/>
+              <w:bottom w:w="80" w:type="dxa"/>
+              <w:end w:w="100" w:type="dxa"/>
+            </w:tcMar>
+            <w:vAlign w:val="center"/>
+          </w:tcPr>
+          <w:p>
+            <w:pPr>
+              <w:keepNext/>
+              <w:spacing w:before="0" w:after="0" w:line="240" w:lineRule="auto"/>
+              <w:jc w:val="center"/>
+            </w:pPr>
+            <w:r>
+              <w:rPr>
+                <w:rFonts w:ascii="Times New Roman" w:hAnsi="Times New Roman" w:eastAsia="Times New Roman"/>
+                <w:b w:val="0"/>
+                <w:sz w:val="20"/>
+              </w:rPr>
+              <w:t>Pass</w:t>
+            </w:r>
+          </w:p>
+        </w:tc>
+      </w:tr>
+      <w:tr>
+        <w:trPr>
+          <w:cantSplit w:val="true"/>
+        </w:trPr>
+        <w:tc>
+          <w:tcPr>
+            <w:tcW w:type="dxa" w:w="2442"/>
+            <w:tcMar>
+              <w:top w:w="80" w:type="dxa"/>
+              <w:start w:w="100" w:type="dxa"/>
+              <w:bottom w:w="80" w:type="dxa"/>
+              <w:end w:w="100" w:type="dxa"/>
+            </w:tcMar>
+            <w:vAlign w:val="center"/>
+          </w:tcPr>
+          <w:p>
+            <w:pPr>
+              <w:keepNext/>
+              <w:spacing w:before="0" w:after="0" w:line="240" w:lineRule="auto"/>
+            </w:pPr>
+            <w:r>
+              <w:rPr>
+                <w:rFonts w:ascii="Times New Roman" w:hAnsi="Times New Roman" w:eastAsia="Times New Roman"/>
+                <w:b w:val="0"/>
+                <w:sz w:val="20"/>
+              </w:rPr>
+              <w:t>CFPB validation, 100 cases</w:t>
+            </w:r>
+          </w:p>
+        </w:tc>
+        <w:tc>
+          <w:tcPr>
+            <w:tcW w:type="dxa" w:w="1480"/>
+            <w:tcMar>
+              <w:top w:w="80" w:type="dxa"/>
+              <w:start w:w="100" w:type="dxa"/>
+              <w:bottom w:w="80" w:type="dxa"/>
+              <w:end w:w="100" w:type="dxa"/>
+            </w:tcMar>
+            <w:vAlign w:val="center"/>
+          </w:tcPr>
+          <w:p>
+            <w:pPr>
+              <w:keepNext/>
+              <w:spacing w:before="0" w:after="0" w:line="240" w:lineRule="auto"/>
+              <w:jc w:val="center"/>
+            </w:pPr>
+            <w:r>
+              <w:rPr>
+                <w:rFonts w:ascii="Times New Roman" w:hAnsi="Times New Roman" w:eastAsia="Times New Roman"/>
+                <w:b w:val="0"/>
+                <w:sz w:val="20"/>
+              </w:rPr>
+              <w:t>79.0% → 72.0%</w:t>
+            </w:r>
+          </w:p>
+        </w:tc>
+        <w:tc>
+          <w:tcPr>
+            <w:tcW w:type="dxa" w:w="2722"/>
+            <w:tcMar>
+              <w:top w:w="80" w:type="dxa"/>
+              <w:start w:w="100" w:type="dxa"/>
+              <w:bottom w:w="80" w:type="dxa"/>
+              <w:end w:w="100" w:type="dxa"/>
+            </w:tcMar>
+            <w:vAlign w:val="center"/>
+          </w:tcPr>
+          <w:p>
+            <w:pPr>
+              <w:keepNext/>
+              <w:spacing w:before="0" w:after="0" w:line="240" w:lineRule="auto"/>
+              <w:jc w:val="center"/>
+            </w:pPr>
+            <w:r>
+              <w:rPr>
+                <w:rFonts w:ascii="Times New Roman" w:hAnsi="Times New Roman" w:eastAsia="Times New Roman"/>
+                <w:b w:val="0"/>
+                <w:sz w:val="20"/>
+              </w:rPr>
+              <w:t>60,514 → 35,247</w:t>
+            </w:r>
+          </w:p>
+        </w:tc>
+        <w:tc>
+          <w:tcPr>
+            <w:tcW w:type="dxa" w:w="1188"/>
+            <w:tcMar>
+              <w:top w:w="80" w:type="dxa"/>
+              <w:start w:w="100" w:type="dxa"/>
+              <w:bottom w:w="80" w:type="dxa"/>
+              <w:end w:w="100" w:type="dxa"/>
+            </w:tcMar>
+            <w:vAlign w:val="center"/>
+          </w:tcPr>
+          <w:p>
+            <w:pPr>
+              <w:keepNext/>
+              <w:spacing w:before="0" w:after="0" w:line="240" w:lineRule="auto"/>
+              <w:jc w:val="center"/>
+            </w:pPr>
+            <w:r>
+              <w:rPr>
+                <w:rFonts w:ascii="Times New Roman" w:hAnsi="Times New Roman" w:eastAsia="Times New Roman"/>
+                <w:b w:val="0"/>
+                <w:sz w:val="20"/>
+              </w:rPr>
+              <w:t>41.75%</w:t>
+            </w:r>
+          </w:p>
+        </w:tc>
+        <w:tc>
+          <w:tcPr>
+            <w:tcW w:type="dxa" w:w="1919"/>
+            <w:tcMar>
+              <w:top w:w="80" w:type="dxa"/>
+              <w:start w:w="100" w:type="dxa"/>
+              <w:bottom w:w="80" w:type="dxa"/>
+              <w:end w:w="100" w:type="dxa"/>
+            </w:tcMar>
+            <w:vAlign w:val="center"/>
+          </w:tcPr>
+          <w:p>
+            <w:pPr>
+              <w:keepNext/>
+              <w:spacing w:before="0" w:after="0" w:line="240" w:lineRule="auto"/>
+              <w:jc w:val="center"/>
+            </w:pPr>
+            <w:r>
+              <w:rPr>
+                <w:rFonts w:ascii="Times New Roman" w:hAnsi="Times New Roman" w:eastAsia="Times New Roman"/>
+                <w:b w:val="0"/>
+                <w:sz w:val="20"/>
+              </w:rPr>
+              <w:t>Reject; test not run</w:t>
+            </w:r>
+          </w:p>
+        </w:tc>
+      </w:tr>
+      <w:tr>
+        <w:trPr>
+          <w:cantSplit w:val="true"/>
+        </w:trPr>
+        <w:tc>
+          <w:tcPr>
+            <w:tcW w:type="dxa" w:w="2442"/>
             <w:tcMar>
               <w:top w:w="80" w:type="dxa"/>
               <w:start w:w="100" w:type="dxa"/>
@@ -839,13 +2093,547 @@
                 <w:b w:val="0"/>
                 <w:sz w:val="20"/>
               </w:rPr>
-              <w:t>92.0% -&gt; 93.0% accuracy</w:t>
+              <w:t>SpamAssassin validation, 100 cases</w:t>
             </w:r>
           </w:p>
         </w:tc>
         <w:tc>
           <w:tcPr>
-            <w:tcW w:type="dxa" w:w="2430"/>
+            <w:tcW w:type="dxa" w:w="1480"/>
+            <w:tcMar>
+              <w:top w:w="80" w:type="dxa"/>
+              <w:start w:w="100" w:type="dxa"/>
+              <w:bottom w:w="80" w:type="dxa"/>
+              <w:end w:w="100" w:type="dxa"/>
+            </w:tcMar>
+            <w:vAlign w:val="center"/>
+          </w:tcPr>
+          <w:p>
+            <w:pPr>
+              <w:keepNext w:val="0"/>
+              <w:spacing w:before="0" w:after="0" w:line="240" w:lineRule="auto"/>
+              <w:jc w:val="center"/>
+            </w:pPr>
+            <w:r>
+              <w:rPr>
+                <w:rFonts w:ascii="Times New Roman" w:hAnsi="Times New Roman" w:eastAsia="Times New Roman"/>
+                <w:b w:val="0"/>
+                <w:sz w:val="20"/>
+              </w:rPr>
+              <w:t>90.0% → 86.0%</w:t>
+            </w:r>
+          </w:p>
+        </w:tc>
+        <w:tc>
+          <w:tcPr>
+            <w:tcW w:type="dxa" w:w="2722"/>
+            <w:tcMar>
+              <w:top w:w="80" w:type="dxa"/>
+              <w:start w:w="100" w:type="dxa"/>
+              <w:bottom w:w="80" w:type="dxa"/>
+              <w:end w:w="100" w:type="dxa"/>
+            </w:tcMar>
+            <w:vAlign w:val="center"/>
+          </w:tcPr>
+          <w:p>
+            <w:pPr>
+              <w:keepNext w:val="0"/>
+              <w:spacing w:before="0" w:after="0" w:line="240" w:lineRule="auto"/>
+              <w:jc w:val="center"/>
+            </w:pPr>
+            <w:r>
+              <w:rPr>
+                <w:rFonts w:ascii="Times New Roman" w:hAnsi="Times New Roman" w:eastAsia="Times New Roman"/>
+                <w:b w:val="0"/>
+                <w:sz w:val="20"/>
+              </w:rPr>
+              <w:t>238,077 → 228,359</w:t>
+            </w:r>
+          </w:p>
+        </w:tc>
+        <w:tc>
+          <w:tcPr>
+            <w:tcW w:type="dxa" w:w="1188"/>
+            <w:tcMar>
+              <w:top w:w="80" w:type="dxa"/>
+              <w:start w:w="100" w:type="dxa"/>
+              <w:bottom w:w="80" w:type="dxa"/>
+              <w:end w:w="100" w:type="dxa"/>
+            </w:tcMar>
+            <w:vAlign w:val="center"/>
+          </w:tcPr>
+          <w:p>
+            <w:pPr>
+              <w:keepNext w:val="0"/>
+              <w:spacing w:before="0" w:after="0" w:line="240" w:lineRule="auto"/>
+              <w:jc w:val="center"/>
+            </w:pPr>
+            <w:r>
+              <w:rPr>
+                <w:rFonts w:ascii="Times New Roman" w:hAnsi="Times New Roman" w:eastAsia="Times New Roman"/>
+                <w:b w:val="0"/>
+                <w:sz w:val="20"/>
+              </w:rPr>
+              <w:t>4.08%</w:t>
+            </w:r>
+          </w:p>
+        </w:tc>
+        <w:tc>
+          <w:tcPr>
+            <w:tcW w:type="dxa" w:w="1919"/>
+            <w:tcMar>
+              <w:top w:w="80" w:type="dxa"/>
+              <w:start w:w="100" w:type="dxa"/>
+              <w:bottom w:w="80" w:type="dxa"/>
+              <w:end w:w="100" w:type="dxa"/>
+            </w:tcMar>
+            <w:vAlign w:val="center"/>
+          </w:tcPr>
+          <w:p>
+            <w:pPr>
+              <w:keepNext w:val="0"/>
+              <w:spacing w:before="0" w:after="0" w:line="240" w:lineRule="auto"/>
+              <w:jc w:val="center"/>
+            </w:pPr>
+            <w:r>
+              <w:rPr>
+                <w:rFonts w:ascii="Times New Roman" w:hAnsi="Times New Roman" w:eastAsia="Times New Roman"/>
+                <w:b w:val="0"/>
+                <w:sz w:val="20"/>
+              </w:rPr>
+              <w:t>Reject; test not run</w:t>
+            </w:r>
+          </w:p>
+        </w:tc>
+      </w:tr>
+    </w:tbl>
+    <w:p>
+      <w:pPr>
+        <w:keepNext w:val="0"/>
+        <w:spacing w:before="0" w:after="40" w:line="240" w:lineRule="auto"/>
+      </w:pPr>
+    </w:p>
+    <w:p>
+      <w:pPr>
+        <w:sectPr>
+          <w:type w:val="continuous"/>
+          <w:pgSz w:w="11906" w:h="16838"/>
+          <w:pgMar w:top="1077" w:right="1077" w:bottom="1077" w:left="1077" w:header="720" w:footer="720" w:gutter="0"/>
+          <w:cols w:space="340" w:num="1"/>
+          <w:docGrid w:linePitch="360"/>
+        </w:sectPr>
+      </w:pPr>
+    </w:p>
+    <w:p>
+      <w:pPr>
+        <w:keepNext w:val="0"/>
+        <w:spacing w:before="0" w:after="80" w:line="240" w:lineRule="auto"/>
+        <w:ind w:firstLine="288"/>
+        <w:jc w:val="both"/>
+      </w:pPr>
+      <w:r>
+        <w:rPr>
+          <w:rFonts w:ascii="Times New Roman" w:hAnsi="Times New Roman" w:eastAsia="Times New Roman"/>
+          <w:sz w:val="20"/>
+        </w:rPr>
+        <w:t>Table 3 supplies the uncertainty estimates used for these decisions. Accuracy changes and their intervals are in percentage points. Token-reduction intervals are percentages of baseline token use.</w:t>
+      </w:r>
+    </w:p>
+    <w:p>
+      <w:pPr>
+        <w:sectPr>
+          <w:type w:val="continuous"/>
+          <w:pgSz w:w="11906" w:h="16838"/>
+          <w:pgMar w:top="1077" w:right="1077" w:bottom="1077" w:left="1077" w:header="720" w:footer="720" w:gutter="0"/>
+          <w:cols w:space="340" w:num="2"/>
+          <w:docGrid w:linePitch="360"/>
+        </w:sectPr>
+      </w:pPr>
+    </w:p>
+    <w:p>
+      <w:pPr>
+        <w:keepNext/>
+        <w:spacing w:before="80" w:after="40" w:line="240" w:lineRule="auto"/>
+      </w:pPr>
+      <w:r>
+        <w:rPr>
+          <w:rFonts w:ascii="Times New Roman" w:hAnsi="Times New Roman" w:eastAsia="Times New Roman"/>
+          <w:b/>
+          <w:sz w:val="20"/>
+        </w:rPr>
+        <w:t>Table 3. Paired uncertainty estimates for the main comparisons</w:t>
+      </w:r>
+    </w:p>
+    <w:tbl>
+      <w:tblPr>
+        <w:tblW w:type="dxa" w:w="9751"/>
+        <w:jc w:val="left"/>
+        <w:tblLayout w:type="fixed"/>
+        <w:tblLook w:firstColumn="1" w:firstRow="1" w:lastColumn="0" w:lastRow="0" w:noHBand="0" w:noVBand="1" w:val="04A0"/>
+        <w:tblInd w:w="0" w:type="dxa"/>
+        <w:tblBorders>
+          <w:top w:val="single" w:sz="4" w:color="D9D9D9"/>
+          <w:left w:val="single" w:sz="4" w:color="D9D9D9"/>
+          <w:bottom w:val="single" w:sz="4" w:color="D9D9D9"/>
+          <w:right w:val="single" w:sz="4" w:color="D9D9D9"/>
+          <w:insideH w:val="single" w:sz="4" w:color="D9D9D9"/>
+          <w:insideV w:val="single" w:sz="4" w:color="D9D9D9"/>
+        </w:tblBorders>
+      </w:tblPr>
+      <w:tblGrid>
+        <w:gridCol w:w="2442"/>
+        <w:gridCol w:w="1653"/>
+        <w:gridCol w:w="2830"/>
+        <w:gridCol w:w="2826"/>
+      </w:tblGrid>
+      <w:tr>
+        <w:trPr>
+          <w:tblHeader w:val="true"/>
+          <w:cantSplit w:val="true"/>
+        </w:trPr>
+        <w:tc>
+          <w:tcPr>
+            <w:tcW w:type="dxa" w:w="2442"/>
+            <w:tcMar>
+              <w:top w:w="80" w:type="dxa"/>
+              <w:start w:w="100" w:type="dxa"/>
+              <w:bottom w:w="80" w:type="dxa"/>
+              <w:end w:w="100" w:type="dxa"/>
+            </w:tcMar>
+            <w:shd w:fill="E8EEF3"/>
+            <w:vAlign w:val="center"/>
+          </w:tcPr>
+          <w:p>
+            <w:pPr>
+              <w:keepNext/>
+              <w:spacing w:before="0" w:after="0" w:line="240" w:lineRule="auto"/>
+            </w:pPr>
+            <w:r>
+              <w:rPr>
+                <w:rFonts w:ascii="Times New Roman" w:hAnsi="Times New Roman" w:eastAsia="Times New Roman"/>
+                <w:b/>
+                <w:sz w:val="20"/>
+              </w:rPr>
+              <w:t>Dataset and stage</w:t>
+            </w:r>
+          </w:p>
+        </w:tc>
+        <w:tc>
+          <w:tcPr>
+            <w:tcW w:type="dxa" w:w="1653"/>
+            <w:tcMar>
+              <w:top w:w="80" w:type="dxa"/>
+              <w:start w:w="100" w:type="dxa"/>
+              <w:bottom w:w="80" w:type="dxa"/>
+              <w:end w:w="100" w:type="dxa"/>
+            </w:tcMar>
+            <w:shd w:fill="E8EEF3"/>
+            <w:vAlign w:val="center"/>
+          </w:tcPr>
+          <w:p>
+            <w:pPr>
+              <w:keepNext/>
+              <w:spacing w:before="0" w:after="0" w:line="240" w:lineRule="auto"/>
+              <w:jc w:val="center"/>
+            </w:pPr>
+            <w:r>
+              <w:rPr>
+                <w:rFonts w:ascii="Times New Roman" w:hAnsi="Times New Roman" w:eastAsia="Times New Roman"/>
+                <w:b/>
+                <w:sz w:val="20"/>
+              </w:rPr>
+              <w:t>Accuracy change</w:t>
+            </w:r>
+          </w:p>
+        </w:tc>
+        <w:tc>
+          <w:tcPr>
+            <w:tcW w:type="dxa" w:w="2830"/>
+            <w:tcMar>
+              <w:top w:w="80" w:type="dxa"/>
+              <w:start w:w="100" w:type="dxa"/>
+              <w:bottom w:w="80" w:type="dxa"/>
+              <w:end w:w="100" w:type="dxa"/>
+            </w:tcMar>
+            <w:shd w:fill="E8EEF3"/>
+            <w:vAlign w:val="center"/>
+          </w:tcPr>
+          <w:p>
+            <w:pPr>
+              <w:keepNext/>
+              <w:spacing w:before="0" w:after="0" w:line="240" w:lineRule="auto"/>
+              <w:jc w:val="center"/>
+            </w:pPr>
+            <w:r>
+              <w:rPr>
+                <w:rFonts w:ascii="Times New Roman" w:hAnsi="Times New Roman" w:eastAsia="Times New Roman"/>
+                <w:b/>
+                <w:sz w:val="20"/>
+              </w:rPr>
+              <w:t>Accuracy change 95% interval</w:t>
+            </w:r>
+          </w:p>
+        </w:tc>
+        <w:tc>
+          <w:tcPr>
+            <w:tcW w:type="dxa" w:w="2826"/>
+            <w:tcMar>
+              <w:top w:w="80" w:type="dxa"/>
+              <w:start w:w="100" w:type="dxa"/>
+              <w:bottom w:w="80" w:type="dxa"/>
+              <w:end w:w="100" w:type="dxa"/>
+            </w:tcMar>
+            <w:shd w:fill="E8EEF3"/>
+            <w:vAlign w:val="center"/>
+          </w:tcPr>
+          <w:p>
+            <w:pPr>
+              <w:keepNext/>
+              <w:spacing w:before="0" w:after="0" w:line="240" w:lineRule="auto"/>
+              <w:jc w:val="center"/>
+            </w:pPr>
+            <w:r>
+              <w:rPr>
+                <w:rFonts w:ascii="Times New Roman" w:hAnsi="Times New Roman" w:eastAsia="Times New Roman"/>
+                <w:b/>
+                <w:sz w:val="20"/>
+              </w:rPr>
+              <w:t>Token reduction 95% interval</w:t>
+            </w:r>
+          </w:p>
+        </w:tc>
+      </w:tr>
+      <w:tr>
+        <w:trPr>
+          <w:cantSplit w:val="true"/>
+        </w:trPr>
+        <w:tc>
+          <w:tcPr>
+            <w:tcW w:type="dxa" w:w="2442"/>
+            <w:tcMar>
+              <w:top w:w="80" w:type="dxa"/>
+              <w:start w:w="100" w:type="dxa"/>
+              <w:bottom w:w="80" w:type="dxa"/>
+              <w:end w:w="100" w:type="dxa"/>
+            </w:tcMar>
+            <w:vAlign w:val="center"/>
+          </w:tcPr>
+          <w:p>
+            <w:pPr>
+              <w:keepNext/>
+              <w:spacing w:before="0" w:after="0" w:line="240" w:lineRule="auto"/>
+            </w:pPr>
+            <w:r>
+              <w:rPr>
+                <w:rFonts w:ascii="Times New Roman" w:hAnsi="Times New Roman" w:eastAsia="Times New Roman"/>
+                <w:b w:val="0"/>
+                <w:sz w:val="20"/>
+              </w:rPr>
+              <w:t>LEDGAR</w:t>
+            </w:r>
+          </w:p>
+        </w:tc>
+        <w:tc>
+          <w:tcPr>
+            <w:tcW w:type="dxa" w:w="1653"/>
+            <w:tcMar>
+              <w:top w:w="80" w:type="dxa"/>
+              <w:start w:w="100" w:type="dxa"/>
+              <w:bottom w:w="80" w:type="dxa"/>
+              <w:end w:w="100" w:type="dxa"/>
+            </w:tcMar>
+            <w:vAlign w:val="center"/>
+          </w:tcPr>
+          <w:p>
+            <w:pPr>
+              <w:keepNext/>
+              <w:spacing w:before="0" w:after="0" w:line="240" w:lineRule="auto"/>
+              <w:jc w:val="center"/>
+            </w:pPr>
+            <w:r>
+              <w:rPr>
+                <w:rFonts w:ascii="Times New Roman" w:hAnsi="Times New Roman" w:eastAsia="Times New Roman"/>
+                <w:b w:val="0"/>
+                <w:sz w:val="20"/>
+              </w:rPr>
+              <w:t>−0.8 points</w:t>
+            </w:r>
+          </w:p>
+        </w:tc>
+        <w:tc>
+          <w:tcPr>
+            <w:tcW w:type="dxa" w:w="2830"/>
+            <w:tcMar>
+              <w:top w:w="80" w:type="dxa"/>
+              <w:start w:w="100" w:type="dxa"/>
+              <w:bottom w:w="80" w:type="dxa"/>
+              <w:end w:w="100" w:type="dxa"/>
+            </w:tcMar>
+            <w:vAlign w:val="center"/>
+          </w:tcPr>
+          <w:p>
+            <w:pPr>
+              <w:keepNext/>
+              <w:spacing w:before="0" w:after="0" w:line="240" w:lineRule="auto"/>
+              <w:jc w:val="center"/>
+            </w:pPr>
+            <w:r>
+              <w:rPr>
+                <w:rFonts w:ascii="Times New Roman" w:hAnsi="Times New Roman" w:eastAsia="Times New Roman"/>
+                <w:b w:val="0"/>
+                <w:sz w:val="20"/>
+              </w:rPr>
+              <w:t>−1.6 to 0.0 points</w:t>
+            </w:r>
+          </w:p>
+        </w:tc>
+        <w:tc>
+          <w:tcPr>
+            <w:tcW w:type="dxa" w:w="2826"/>
+            <w:tcMar>
+              <w:top w:w="80" w:type="dxa"/>
+              <w:start w:w="100" w:type="dxa"/>
+              <w:bottom w:w="80" w:type="dxa"/>
+              <w:end w:w="100" w:type="dxa"/>
+            </w:tcMar>
+            <w:vAlign w:val="center"/>
+          </w:tcPr>
+          <w:p>
+            <w:pPr>
+              <w:keepNext/>
+              <w:spacing w:before="0" w:after="0" w:line="240" w:lineRule="auto"/>
+              <w:jc w:val="center"/>
+            </w:pPr>
+            <w:r>
+              <w:rPr>
+                <w:rFonts w:ascii="Times New Roman" w:hAnsi="Times New Roman" w:eastAsia="Times New Roman"/>
+                <w:b w:val="0"/>
+                <w:sz w:val="20"/>
+              </w:rPr>
+              <w:t>37.00% to 43.08%</w:t>
+            </w:r>
+          </w:p>
+        </w:tc>
+      </w:tr>
+      <w:tr>
+        <w:trPr>
+          <w:cantSplit w:val="true"/>
+        </w:trPr>
+        <w:tc>
+          <w:tcPr>
+            <w:tcW w:type="dxa" w:w="2442"/>
+            <w:tcMar>
+              <w:top w:w="80" w:type="dxa"/>
+              <w:start w:w="100" w:type="dxa"/>
+              <w:bottom w:w="80" w:type="dxa"/>
+              <w:end w:w="100" w:type="dxa"/>
+            </w:tcMar>
+            <w:vAlign w:val="center"/>
+          </w:tcPr>
+          <w:p>
+            <w:pPr>
+              <w:keepNext/>
+              <w:spacing w:before="0" w:after="0" w:line="240" w:lineRule="auto"/>
+            </w:pPr>
+            <w:r>
+              <w:rPr>
+                <w:rFonts w:ascii="Times New Roman" w:hAnsi="Times New Roman" w:eastAsia="Times New Roman"/>
+                <w:b w:val="0"/>
+                <w:sz w:val="20"/>
+              </w:rPr>
+              <w:t>CFPB validation</w:t>
+            </w:r>
+          </w:p>
+        </w:tc>
+        <w:tc>
+          <w:tcPr>
+            <w:tcW w:type="dxa" w:w="1653"/>
+            <w:tcMar>
+              <w:top w:w="80" w:type="dxa"/>
+              <w:start w:w="100" w:type="dxa"/>
+              <w:bottom w:w="80" w:type="dxa"/>
+              <w:end w:w="100" w:type="dxa"/>
+            </w:tcMar>
+            <w:vAlign w:val="center"/>
+          </w:tcPr>
+          <w:p>
+            <w:pPr>
+              <w:keepNext/>
+              <w:spacing w:before="0" w:after="0" w:line="240" w:lineRule="auto"/>
+              <w:jc w:val="center"/>
+            </w:pPr>
+            <w:r>
+              <w:rPr>
+                <w:rFonts w:ascii="Times New Roman" w:hAnsi="Times New Roman" w:eastAsia="Times New Roman"/>
+                <w:b w:val="0"/>
+                <w:sz w:val="20"/>
+              </w:rPr>
+              <w:t>−7.0 points</w:t>
+            </w:r>
+          </w:p>
+        </w:tc>
+        <w:tc>
+          <w:tcPr>
+            <w:tcW w:type="dxa" w:w="2830"/>
+            <w:tcMar>
+              <w:top w:w="80" w:type="dxa"/>
+              <w:start w:w="100" w:type="dxa"/>
+              <w:bottom w:w="80" w:type="dxa"/>
+              <w:end w:w="100" w:type="dxa"/>
+            </w:tcMar>
+            <w:vAlign w:val="center"/>
+          </w:tcPr>
+          <w:p>
+            <w:pPr>
+              <w:keepNext/>
+              <w:spacing w:before="0" w:after="0" w:line="240" w:lineRule="auto"/>
+              <w:jc w:val="center"/>
+            </w:pPr>
+            <w:r>
+              <w:rPr>
+                <w:rFonts w:ascii="Times New Roman" w:hAnsi="Times New Roman" w:eastAsia="Times New Roman"/>
+                <w:b w:val="0"/>
+                <w:sz w:val="20"/>
+              </w:rPr>
+              <w:t>−13.0 to −2.0 points</w:t>
+            </w:r>
+          </w:p>
+        </w:tc>
+        <w:tc>
+          <w:tcPr>
+            <w:tcW w:type="dxa" w:w="2826"/>
+            <w:tcMar>
+              <w:top w:w="80" w:type="dxa"/>
+              <w:start w:w="100" w:type="dxa"/>
+              <w:bottom w:w="80" w:type="dxa"/>
+              <w:end w:w="100" w:type="dxa"/>
+            </w:tcMar>
+            <w:vAlign w:val="center"/>
+          </w:tcPr>
+          <w:p>
+            <w:pPr>
+              <w:keepNext/>
+              <w:spacing w:before="0" w:after="0" w:line="240" w:lineRule="auto"/>
+              <w:jc w:val="center"/>
+            </w:pPr>
+            <w:r>
+              <w:rPr>
+                <w:rFonts w:ascii="Times New Roman" w:hAnsi="Times New Roman" w:eastAsia="Times New Roman"/>
+                <w:b w:val="0"/>
+                <w:sz w:val="20"/>
+              </w:rPr>
+              <w:t>31.30% to 53.14%</w:t>
+            </w:r>
+          </w:p>
+        </w:tc>
+      </w:tr>
+      <w:tr>
+        <w:trPr>
+          <w:cantSplit w:val="true"/>
+        </w:trPr>
+        <w:tc>
+          <w:tcPr>
+            <w:tcW w:type="dxa" w:w="2442"/>
             <w:tcMar>
               <w:top w:w="80" w:type="dxa"/>
               <w:start w:w="100" w:type="dxa"/>
@@ -865,13 +2653,1188 @@
                 <w:b w:val="0"/>
                 <w:sz w:val="20"/>
               </w:rPr>
-              <w:t>37,147 -&gt; 21,104 (-43.19%)</w:t>
+              <w:t>SpamAssassin validation</w:t>
             </w:r>
           </w:p>
         </w:tc>
         <w:tc>
           <w:tcPr>
-            <w:tcW w:type="dxa" w:w="1649"/>
+            <w:tcW w:type="dxa" w:w="1653"/>
+            <w:tcMar>
+              <w:top w:w="80" w:type="dxa"/>
+              <w:start w:w="100" w:type="dxa"/>
+              <w:bottom w:w="80" w:type="dxa"/>
+              <w:end w:w="100" w:type="dxa"/>
+            </w:tcMar>
+            <w:vAlign w:val="center"/>
+          </w:tcPr>
+          <w:p>
+            <w:pPr>
+              <w:keepNext w:val="0"/>
+              <w:spacing w:before="0" w:after="0" w:line="240" w:lineRule="auto"/>
+              <w:jc w:val="center"/>
+            </w:pPr>
+            <w:r>
+              <w:rPr>
+                <w:rFonts w:ascii="Times New Roman" w:hAnsi="Times New Roman" w:eastAsia="Times New Roman"/>
+                <w:b w:val="0"/>
+                <w:sz w:val="20"/>
+              </w:rPr>
+              <w:t>−4.0 points</w:t>
+            </w:r>
+          </w:p>
+        </w:tc>
+        <w:tc>
+          <w:tcPr>
+            <w:tcW w:type="dxa" w:w="2830"/>
+            <w:tcMar>
+              <w:top w:w="80" w:type="dxa"/>
+              <w:start w:w="100" w:type="dxa"/>
+              <w:bottom w:w="80" w:type="dxa"/>
+              <w:end w:w="100" w:type="dxa"/>
+            </w:tcMar>
+            <w:vAlign w:val="center"/>
+          </w:tcPr>
+          <w:p>
+            <w:pPr>
+              <w:keepNext w:val="0"/>
+              <w:spacing w:before="0" w:after="0" w:line="240" w:lineRule="auto"/>
+              <w:jc w:val="center"/>
+            </w:pPr>
+            <w:r>
+              <w:rPr>
+                <w:rFonts w:ascii="Times New Roman" w:hAnsi="Times New Roman" w:eastAsia="Times New Roman"/>
+                <w:b w:val="0"/>
+                <w:sz w:val="20"/>
+              </w:rPr>
+              <w:t>−9.0 to +1.0 points</w:t>
+            </w:r>
+          </w:p>
+        </w:tc>
+        <w:tc>
+          <w:tcPr>
+            <w:tcW w:type="dxa" w:w="2826"/>
+            <w:tcMar>
+              <w:top w:w="80" w:type="dxa"/>
+              <w:start w:w="100" w:type="dxa"/>
+              <w:bottom w:w="80" w:type="dxa"/>
+              <w:end w:w="100" w:type="dxa"/>
+            </w:tcMar>
+            <w:vAlign w:val="center"/>
+          </w:tcPr>
+          <w:p>
+            <w:pPr>
+              <w:keepNext w:val="0"/>
+              <w:spacing w:before="0" w:after="0" w:line="240" w:lineRule="auto"/>
+              <w:jc w:val="center"/>
+            </w:pPr>
+            <w:r>
+              <w:rPr>
+                <w:rFonts w:ascii="Times New Roman" w:hAnsi="Times New Roman" w:eastAsia="Times New Roman"/>
+                <w:b w:val="0"/>
+                <w:sz w:val="20"/>
+              </w:rPr>
+              <w:t>1.02% to 8.50%</w:t>
+            </w:r>
+          </w:p>
+        </w:tc>
+      </w:tr>
+    </w:tbl>
+    <w:p>
+      <w:pPr>
+        <w:keepNext w:val="0"/>
+        <w:spacing w:before="0" w:after="40" w:line="240" w:lineRule="auto"/>
+      </w:pPr>
+    </w:p>
+    <w:p>
+      <w:pPr>
+        <w:sectPr>
+          <w:type w:val="continuous"/>
+          <w:pgSz w:w="11906" w:h="16838"/>
+          <w:pgMar w:top="1077" w:right="1077" w:bottom="1077" w:left="1077" w:header="720" w:footer="720" w:gutter="0"/>
+          <w:cols w:space="340" w:num="1"/>
+          <w:docGrid w:linePitch="360"/>
+        </w:sectPr>
+      </w:pPr>
+    </w:p>
+    <w:p>
+      <w:pPr>
+        <w:pStyle w:val="Heading2"/>
+      </w:pPr>
+      <w:r>
+        <w:rPr>
+          <w:rFonts w:ascii="Times New Roman" w:hAnsi="Times New Roman" w:eastAsia="Times New Roman"/>
+          <w:b/>
+          <w:sz w:val="22"/>
+        </w:rPr>
+        <w:t>4.1 LEDGAR</w:t>
+      </w:r>
+    </w:p>
+    <w:p>
+      <w:pPr>
+        <w:keepNext w:val="0"/>
+        <w:spacing w:before="0" w:after="80" w:line="240" w:lineRule="auto"/>
+        <w:ind w:firstLine="288"/>
+        <w:jc w:val="both"/>
+      </w:pPr>
+      <w:r>
+        <w:rPr>
+          <w:rFonts w:ascii="Times New Roman" w:hAnsi="Times New Roman" w:eastAsia="Times New Roman"/>
+          <w:sz w:val="20"/>
+        </w:rPr>
+        <w:t>On the 1,000 LEDGAR clauses, the baseline classified 935 cases correctly and the hybrid classified 927 correctly: eight fewer correct answers, or a 0.8-percentage-point decrease. The paired interval ranged from a 1.6-point decrease to no change. Its lower end remained within the study's two-point tolerance, so the quality criterion passed. This result supports acceptance under that tolerance, not a claim that quality was unchanged.</w:t>
+      </w:r>
+    </w:p>
+    <w:p>
+      <w:pPr>
+        <w:keepNext w:val="0"/>
+        <w:spacing w:before="0" w:after="80" w:line="240" w:lineRule="auto"/>
+        <w:ind w:firstLine="288"/>
+        <w:jc w:val="both"/>
+      </w:pPr>
+      <w:r>
+        <w:rPr>
+          <w:rFonts w:ascii="Times New Roman" w:hAnsi="Times New Roman" w:eastAsia="Times New Roman"/>
+          <w:sz w:val="20"/>
+        </w:rPr>
+        <w:t>The hybrid handled 411 clauses through the script and sent the remaining 589 to the model. It therefore removed 41.1% of model calls and reduced tokens from 376,088 to 225,573, a 40.02% decrease. Of the 411 script-routed clauses, 395 were classified correctly, giving measured routing accuracy of 96.11%. This illustrates why the script's fixed 0.99 marker should not be read as measured precision.</w:t>
+      </w:r>
+    </w:p>
+    <w:p>
+      <w:pPr>
+        <w:keepNext w:val="0"/>
+        <w:spacing w:before="0" w:after="80" w:line="240" w:lineRule="auto"/>
+        <w:ind w:firstLine="288"/>
+        <w:jc w:val="both"/>
+      </w:pPr>
+      <w:r>
+        <w:rPr>
+          <w:rFonts w:ascii="Times New Roman" w:hAnsi="Times New Roman" w:eastAsia="Times New Roman"/>
+          <w:sz w:val="20"/>
+        </w:rPr>
+        <w:t>The token records distinguish two locations of savings. The baseline used 146,366 tokens on the 411 clauses that the hybrid handled without the model. On the remaining clauses, tokens decreased from 229,722 to 225,573, a difference of 4,149. Thus, 97.24% of the total 150,515-token saving occurred on bypassed calls, and 2.76% occurred on the fallback cases. The fallback SOP was shorter, but this accounting does not separate the effect of shorter input instructions from changes in generated output. The combined SOP change remains a limitation of attributing the full result to deterministic routing.</w:t>
+      </w:r>
+    </w:p>
+    <w:p>
+      <w:pPr>
+        <w:pStyle w:val="Heading2"/>
+      </w:pPr>
+      <w:r>
+        <w:rPr>
+          <w:rFonts w:ascii="Times New Roman" w:hAnsi="Times New Roman" w:eastAsia="Times New Roman"/>
+          <w:b/>
+          <w:sz w:val="22"/>
+        </w:rPr>
+        <w:t>4.2 CFPB</w:t>
+      </w:r>
+    </w:p>
+    <w:p>
+      <w:pPr>
+        <w:keepNext w:val="0"/>
+        <w:spacing w:before="0" w:after="80" w:line="240" w:lineRule="auto"/>
+        <w:ind w:firstLine="288"/>
+        <w:jc w:val="both"/>
+      </w:pPr>
+      <w:r>
+        <w:rPr>
+          <w:rFonts w:ascii="Times New Roman" w:hAnsi="Times New Roman" w:eastAsia="Times New Roman"/>
+          <w:sz w:val="20"/>
+        </w:rPr>
+        <w:t>CFPB's hybrid reduced model calls from 100 to 58 and tokens by 41.75%, but accuracy fell from 79% to 72%. Both variants were below the 80% minimum, and the seven-point observed decrease also failed the relative-quality requirement. The candidate was rejected and the reserved test was not evaluated. Lower token use did not compensate for the loss in classification quality.</w:t>
+      </w:r>
+    </w:p>
+    <w:p>
+      <w:pPr>
+        <w:pStyle w:val="Heading2"/>
+      </w:pPr>
+      <w:r>
+        <w:rPr>
+          <w:rFonts w:ascii="Times New Roman" w:hAnsi="Times New Roman" w:eastAsia="Times New Roman"/>
+          <w:b/>
+          <w:sz w:val="22"/>
+        </w:rPr>
+        <w:t>4.3 SpamAssassin</w:t>
+      </w:r>
+    </w:p>
+    <w:p>
+      <w:pPr>
+        <w:keepNext w:val="0"/>
+        <w:spacing w:before="0" w:after="80" w:line="240" w:lineRule="auto"/>
+        <w:ind w:firstLine="288"/>
+        <w:jc w:val="both"/>
+      </w:pPr>
+      <w:r>
+        <w:rPr>
+          <w:rFonts w:ascii="Times New Roman" w:hAnsi="Times New Roman" w:eastAsia="Times New Roman"/>
+          <w:sz w:val="20"/>
+        </w:rPr>
+        <w:t>SpamAssassin's hybrid reduced model calls from 100 to 97. Accuracy fell from 90% to 86%, and token use fell only 4.08%. It failed both the allowed-loss criterion and the 5% token-reduction target, so the reserved test was not evaluated. The three script-routed emails were classified correctly by both variants; the observed accuracy decrease occurred among cases sent to the model. This makes the fallback wording relevant even when the executable rules themselves make no errors on the routed cases.</w:t>
+      </w:r>
+    </w:p>
+    <w:p>
+      <w:pPr>
+        <w:pStyle w:val="Heading1"/>
+      </w:pPr>
+      <w:r>
+        <w:rPr>
+          <w:rFonts w:ascii="Times New Roman" w:hAnsi="Times New Roman" w:eastAsia="Times New Roman"/>
+          <w:b/>
+          <w:sz w:val="24"/>
+        </w:rPr>
+        <w:t>5 Discussion</w:t>
+      </w:r>
+    </w:p>
+    <w:p>
+      <w:pPr>
+        <w:pStyle w:val="Heading2"/>
+      </w:pPr>
+      <w:r>
+        <w:rPr>
+          <w:rFonts w:ascii="Times New Roman" w:hAnsi="Times New Roman" w:eastAsia="Times New Roman"/>
+          <w:b/>
+          <w:sz w:val="22"/>
+        </w:rPr>
+        <w:t>5.1 Model reasoning as a resource</w:t>
+      </w:r>
+    </w:p>
+    <w:p>
+      <w:pPr>
+        <w:keepNext w:val="0"/>
+        <w:spacing w:before="0" w:after="80" w:line="240" w:lineRule="auto"/>
+        <w:ind w:firstLine="288"/>
+        <w:jc w:val="both"/>
+      </w:pPr>
+      <w:r>
+        <w:rPr>
+          <w:rFonts w:ascii="Times New Roman" w:hAnsi="Times New Roman" w:eastAsia="Times New Roman"/>
+          <w:sz w:val="20"/>
+        </w:rPr>
+        <w:t>The main systems argument is that non-deterministic reasoning should be allocated where it is needed rather than applied uniformly across a workflow. Business processes often contain both stable and ambiguous decisions. When stable regions are repeatedly routed through a language model, the workflow spends model calls and tokens on work that ordinary computation may be able to execute directly.</w:t>
+      </w:r>
+    </w:p>
+    <w:p>
+      <w:pPr>
+        <w:keepNext w:val="0"/>
+        <w:spacing w:before="0" w:after="80" w:line="240" w:lineRule="auto"/>
+        <w:ind w:firstLine="288"/>
+        <w:jc w:val="both"/>
+      </w:pPr>
+      <w:r>
+        <w:rPr>
+          <w:rFonts w:ascii="Times New Roman" w:hAnsi="Times New Roman" w:eastAsia="Times New Roman"/>
+          <w:sz w:val="20"/>
+        </w:rPr>
+        <w:t>PLaND provides a controlled way to move that boundary. The English baseline offers a flexible starting point when the structure of the task is not fully known. Development runs reveal errors, repeated reasoning, and expense. The evolver skill guides a host agent to propose a bounded change. Evaluation then determines whether the resulting workflow meets the chosen requirements. This approach may be useful in domains such as fraud detection, where known patterns can be encoded directly while novel narratives or combinations still require contextual reasoning. Fraud detection itself was not evaluated here.</w:t>
+      </w:r>
+    </w:p>
+    <w:p>
+      <w:pPr>
+        <w:keepNext w:val="0"/>
+        <w:spacing w:before="0" w:after="80" w:line="240" w:lineRule="auto"/>
+        <w:ind w:firstLine="288"/>
+        <w:jc w:val="both"/>
+      </w:pPr>
+      <w:r>
+        <w:rPr>
+          <w:rFonts w:ascii="Times New Roman" w:hAnsi="Times New Roman" w:eastAsia="Times New Roman"/>
+          <w:sz w:val="20"/>
+        </w:rPr>
+        <w:t>The useful unit of change is not necessarily an entire workflow step. LEDGAR shows that some inputs to a semantic classification task can be handled by explicit rules, while the remaining inputs still require the model. Contract-clause classification remains a semantic problem overall. Its more recognizable cases nevertheless offer opportunities to avoid model calls, beyond mechanical operations such as counting or schema validation.</w:t>
+      </w:r>
+    </w:p>
+    <w:p>
+      <w:pPr>
+        <w:keepNext w:val="0"/>
+        <w:spacing w:before="0" w:after="80" w:line="240" w:lineRule="auto"/>
+        <w:ind w:firstLine="288"/>
+        <w:jc w:val="both"/>
+      </w:pPr>
+      <w:r>
+        <w:rPr>
+          <w:rFonts w:ascii="Times New Roman" w:hAnsi="Times New Roman" w:eastAsia="Times New Roman"/>
+          <w:sz w:val="20"/>
+        </w:rPr>
+        <w:t>The benefit must be considered alongside the error tolerance. LEDGAR saved roughly two fifths of tokens but produced eight additional errors per 1,000 test cases. Whether that tradeoff is acceptable depends on the application. CFPB and SpamAssassin did not satisfy the same evaluation criteria. The three results support evaluating each proposed substitution rather than assuming that fewer model calls imply an acceptable workflow.</w:t>
+      </w:r>
+    </w:p>
+    <w:p>
+      <w:pPr>
+        <w:pStyle w:val="Heading2"/>
+      </w:pPr>
+      <w:r>
+        <w:rPr>
+          <w:rFonts w:ascii="Times New Roman" w:hAnsi="Times New Roman" w:eastAsia="Times New Roman"/>
+          <w:b/>
+          <w:sz w:val="22"/>
+        </w:rPr>
+        <w:t>5.2 What token savings measure</w:t>
+      </w:r>
+    </w:p>
+    <w:p>
+      <w:pPr>
+        <w:keepNext w:val="0"/>
+        <w:spacing w:before="0" w:after="80" w:line="240" w:lineRule="auto"/>
+        <w:ind w:firstLine="288"/>
+        <w:jc w:val="both"/>
+      </w:pPr>
+      <w:r>
+        <w:rPr>
+          <w:rFonts w:ascii="Times New Roman" w:hAnsi="Times New Roman" w:eastAsia="Times New Roman"/>
+          <w:sz w:val="20"/>
+        </w:rPr>
+        <w:t>PLaND's generation instructions ask the agent to consider resource use beyond tokens, including CPU, memory, storage, network access, caching, and setup work. The framework can represent different expense objectives. In the experiments reported here, however, the acceptance decision used model tokens as its only efficiency measure. Model-call counts explain the mechanism; they are not a second independently optimized objective.</w:t>
+      </w:r>
+    </w:p>
+    <w:p>
+      <w:pPr>
+        <w:keepNext w:val="0"/>
+        <w:spacing w:before="0" w:after="80" w:line="240" w:lineRule="auto"/>
+        <w:ind w:firstLine="288"/>
+        <w:jc w:val="both"/>
+      </w:pPr>
+      <w:r>
+        <w:rPr>
+          <w:rFonts w:ascii="Times New Roman" w:hAnsi="Times New Roman" w:eastAsia="Times New Roman"/>
+          <w:sz w:val="20"/>
+        </w:rPr>
+        <w:t>Tokens and calls are useful measures of model use, but they do not directly establish dollar, energy, or end-to-end latency savings. Local inference time can depend on model loading, hardware utilization, and concurrency. Code also has execution and maintenance costs. Claims about those costs require corresponding measurements and are outside the present evaluation.</w:t>
+      </w:r>
+    </w:p>
+    <w:p>
+      <w:pPr>
+        <w:pStyle w:val="Heading2"/>
+      </w:pPr>
+      <w:r>
+        <w:rPr>
+          <w:rFonts w:ascii="Times New Roman" w:hAnsi="Times New Roman" w:eastAsia="Times New Roman"/>
+          <w:b/>
+          <w:sz w:val="22"/>
+        </w:rPr>
+        <w:t>5.3 From classification tasks to business workflows</w:t>
+      </w:r>
+    </w:p>
+    <w:p>
+      <w:pPr>
+        <w:keepNext w:val="0"/>
+        <w:spacing w:before="0" w:after="80" w:line="240" w:lineRule="auto"/>
+        <w:ind w:firstLine="288"/>
+        <w:jc w:val="both"/>
+      </w:pPr>
+      <w:r>
+        <w:rPr>
+          <w:rFonts w:ascii="Times New Roman" w:hAnsi="Times New Roman" w:eastAsia="Times New Roman"/>
+          <w:sz w:val="20"/>
+        </w:rPr>
+        <w:t>The retained tasks resemble individual decisions within business processes. They do not include long-running state, user interaction, external side effects, or recovery from partial failure. Extending the result to a complete workflow would require evaluating those behaviors as well as label accuracy. The final test evidence is also limited to LEDGAR, one local model, and a balanced subset of ten labels. The CFPB and SpamAssassin outcomes are validation results, not estimates from their reserved test sets.</w:t>
+      </w:r>
+    </w:p>
+    <w:p>
+      <w:pPr>
+        <w:keepNext w:val="0"/>
+        <w:spacing w:before="0" w:after="80" w:line="240" w:lineRule="auto"/>
+        <w:ind w:firstLine="288"/>
+        <w:jc w:val="both"/>
+      </w:pPr>
+      <w:r>
+        <w:rPr>
+          <w:rFonts w:ascii="Times New Roman" w:hAnsi="Times New Roman" w:eastAsia="Times New Roman"/>
+          <w:sz w:val="20"/>
+        </w:rPr>
+        <w:t>Temperature-zero decoding and the small number of repeated runs further limit conclusions about variability. As Appendix A shows, both the baseline and hybrid produced identical labels across the three repeats within each task. This supports repeatability under the tested settings, but does not demonstrate that hybrid execution is less variable than the baseline.</w:t>
+      </w:r>
+    </w:p>
+    <w:p>
+      <w:pPr>
+        <w:pStyle w:val="Heading1"/>
+      </w:pPr>
+      <w:r>
+        <w:rPr>
+          <w:rFonts w:ascii="Times New Roman" w:hAnsi="Times New Roman" w:eastAsia="Times New Roman"/>
+          <w:b/>
+          <w:sz w:val="24"/>
+        </w:rPr>
+        <w:t>6 Future Work</w:t>
+      </w:r>
+    </w:p>
+    <w:p>
+      <w:pPr>
+        <w:keepNext w:val="0"/>
+        <w:spacing w:before="0" w:after="80" w:line="240" w:lineRule="auto"/>
+        <w:ind w:firstLine="288"/>
+        <w:jc w:val="both"/>
+      </w:pPr>
+      <w:r>
+        <w:rPr>
+          <w:rFonts w:ascii="Times New Roman" w:hAnsi="Times New Roman" w:eastAsia="Times New Roman"/>
+          <w:sz w:val="20"/>
+        </w:rPr>
+        <w:t>The next step is to evaluate candidate generation directly. A host agent should receive a recorded set of development runs, propose code under fixed permissions, and have each candidate assessed on unused examples. Repeating that procedure would measure how often the agent finds a useful rule and how much development work it requires. It would separate the ability to discover an improvement from the ability to execute an already saved improvement.</w:t>
+      </w:r>
+    </w:p>
+    <w:p>
+      <w:pPr>
+        <w:keepNext w:val="0"/>
+        <w:spacing w:before="0" w:after="80" w:line="240" w:lineRule="auto"/>
+        <w:ind w:firstLine="288"/>
+        <w:jc w:val="both"/>
+      </w:pPr>
+      <w:r>
+        <w:rPr>
+          <w:rFonts w:ascii="Times New Roman" w:hAnsi="Times New Roman" w:eastAsia="Times New Roman"/>
+          <w:sz w:val="20"/>
+        </w:rPr>
+        <w:t>A second direction is to evaluate complete workflows with state, tool calls, and recoverable failures. The scorer would need to check whether the task was completed correctly, not just whether a label matched. Such experiments would test whether local token savings remain useful when deterministic steps interact with a wider process.</w:t>
+      </w:r>
+    </w:p>
+    <w:p>
+      <w:pPr>
+        <w:keepNext w:val="0"/>
+        <w:spacing w:before="0" w:after="80" w:line="240" w:lineRule="auto"/>
+        <w:ind w:firstLine="288"/>
+        <w:jc w:val="both"/>
+      </w:pPr>
+      <w:r>
+        <w:rPr>
+          <w:rFonts w:ascii="Times New Roman" w:hAnsi="Times New Roman" w:eastAsia="Times New Roman"/>
+          <w:sz w:val="20"/>
+        </w:rPr>
+        <w:t>A third direction is to study maintenance over time. Input distributions can change, making a previously acceptable rule unreliable. A longitudinal evaluation could test monitoring, rollback, and returning affected inputs to the model. These mechanisms are proposed future work, not features validated by the present experiments.</w:t>
+      </w:r>
+    </w:p>
+    <w:p>
+      <w:pPr>
+        <w:keepNext w:val="0"/>
+        <w:spacing w:before="0" w:after="80" w:line="240" w:lineRule="auto"/>
+        <w:ind w:firstLine="288"/>
+        <w:jc w:val="both"/>
+      </w:pPr>
+      <w:r>
+        <w:rPr>
+          <w:rFonts w:ascii="Times New Roman" w:hAnsi="Times New Roman" w:eastAsia="Times New Roman"/>
+          <w:sz w:val="20"/>
+        </w:rPr>
+        <w:t>Further comparisons should include other models, languages, and methods for generating code from examples or execution records. A routing-only comparison that preserves the entire baseline fallback would clarify the contribution of each change. Application-specific error costs and direct resource measurements would make acceptance decisions more relevant to deployment.</w:t>
+      </w:r>
+    </w:p>
+    <w:p>
+      <w:pPr>
+        <w:pStyle w:val="Heading1"/>
+      </w:pPr>
+      <w:r>
+        <w:rPr>
+          <w:rFonts w:ascii="Times New Roman" w:hAnsi="Times New Roman" w:eastAsia="Times New Roman"/>
+          <w:b/>
+          <w:sz w:val="24"/>
+        </w:rPr>
+        <w:t>7 Conclusion</w:t>
+      </w:r>
+    </w:p>
+    <w:p>
+      <w:pPr>
+        <w:keepNext w:val="0"/>
+        <w:spacing w:before="0" w:after="80" w:line="240" w:lineRule="auto"/>
+        <w:ind w:firstLine="288"/>
+        <w:jc w:val="both"/>
+      </w:pPr>
+      <w:r>
+        <w:rPr>
+          <w:rFonts w:ascii="Times New Roman" w:hAnsi="Times New Roman" w:eastAsia="Times New Roman"/>
+          <w:sz w:val="20"/>
+        </w:rPr>
+        <w:t>PLaND is a methodology for reducing model-mediated work through evaluated changes to an English SOP. Its central mechanism is selective code execution with model fallback. On LEDGAR, the evaluated hybrid reduced model calls by 41.1% and tokens by 40.02%, with accuracy decreasing from 93.5% to 92.7%. It passed the study's stated two-percentage-point tolerance. CFPB and SpamAssassin did not pass validation, and their reserved tests were not evaluated. Three additional paired runs per dataset reproduced those decisions. These results demonstrate the usefulness of testing both quality and token use before accepting a substitution, while leaving automatic rule discovery and complete production workflows for separate evaluation.</w:t>
+      </w:r>
+    </w:p>
+    <w:p>
+      <w:pPr>
+        <w:pStyle w:val="Heading1"/>
+      </w:pPr>
+      <w:r>
+        <w:rPr>
+          <w:rFonts w:ascii="Times New Roman" w:hAnsi="Times New Roman" w:eastAsia="Times New Roman"/>
+          <w:b/>
+          <w:sz w:val="24"/>
+        </w:rPr>
+        <w:t>Acknowledgements and Disclosures</w:t>
+      </w:r>
+    </w:p>
+    <w:p>
+      <w:pPr>
+        <w:keepNext w:val="0"/>
+        <w:spacing w:before="0" w:after="80" w:line="240" w:lineRule="auto"/>
+        <w:ind w:firstLine="288"/>
+        <w:jc w:val="both"/>
+      </w:pPr>
+      <w:r>
+        <w:rPr>
+          <w:rFonts w:ascii="Times New Roman" w:hAnsi="Times New Roman" w:eastAsia="Times New Roman"/>
+          <w:sz w:val="20"/>
+        </w:rPr>
+        <w:t>The authors used AI-assisted tools for coding, experiment support, and manuscript preparation. The authors are responsible for the reported results and the final text. No external funding was received, and the authors declare no competing interests.</w:t>
+      </w:r>
+    </w:p>
+    <w:p>
+      <w:pPr>
+        <w:pStyle w:val="Heading1"/>
+      </w:pPr>
+      <w:r>
+        <w:rPr>
+          <w:rFonts w:ascii="Times New Roman" w:hAnsi="Times New Roman" w:eastAsia="Times New Roman"/>
+          <w:b/>
+          <w:sz w:val="24"/>
+        </w:rPr>
+        <w:t>Data and Code Availability</w:t>
+      </w:r>
+    </w:p>
+    <w:p>
+      <w:pPr>
+        <w:keepNext w:val="0"/>
+        <w:spacing w:before="0" w:after="80" w:line="240" w:lineRule="auto"/>
+        <w:ind w:firstLine="288"/>
+        <w:jc w:val="both"/>
+      </w:pPr>
+      <w:r>
+        <w:rPr>
+          <w:rFonts w:ascii="Times New Roman" w:hAnsi="Times New Roman" w:eastAsia="Times New Roman"/>
+          <w:sz w:val="20"/>
+        </w:rPr>
+        <w:t xml:space="preserve">The </w:t>
+      </w:r>
+      <w:hyperlink r:id="rId13">
+        <w:r>
+          <w:rPr>
+            <w:rFonts w:ascii="Times New Roman" w:hAnsi="Times New Roman"/>
+            <w:color w:val="0000FF"/>
+            <w:u w:val="single"/>
+            <w:sz w:val="20"/>
+          </w:rPr>
+          <w:t>PLaND repository</w:t>
+        </w:r>
+      </w:hyperlink>
+      <w:r>
+        <w:rPr>
+          <w:rFonts w:ascii="Times New Roman" w:hAnsi="Times New Roman" w:eastAsia="Times New Roman"/>
+          <w:sz w:val="20"/>
+        </w:rPr>
+        <w:t xml:space="preserve"> contains the methodology skills, task runners, saved SOPs, and evaluation records [12]. The reported comparisons use LEDGAR's </w:t>
+      </w:r>
+      <w:r>
+        <w:rPr>
+          <w:rFonts w:ascii="Courier New" w:hAnsi="Courier New" w:eastAsia="Times New Roman"/>
+          <w:sz w:val="20"/>
+        </w:rPr>
+        <w:t>confirmatory-test</w:t>
+      </w:r>
+      <w:r>
+        <w:rPr>
+          <w:rFonts w:ascii="Times New Roman" w:hAnsi="Times New Roman" w:eastAsia="Times New Roman"/>
+          <w:sz w:val="20"/>
+        </w:rPr>
+        <w:t xml:space="preserve"> files and the </w:t>
+      </w:r>
+      <w:r>
+        <w:rPr>
+          <w:rFonts w:ascii="Courier New" w:hAnsi="Courier New" w:eastAsia="Times New Roman"/>
+          <w:sz w:val="20"/>
+        </w:rPr>
+        <w:t>confirmatory-validation</w:t>
+      </w:r>
+      <w:r>
+        <w:rPr>
+          <w:rFonts w:ascii="Times New Roman" w:hAnsi="Times New Roman" w:eastAsia="Times New Roman"/>
+          <w:sz w:val="20"/>
+        </w:rPr>
+        <w:t xml:space="preserve"> files for CFPB and SpamAssassin in the </w:t>
+      </w:r>
+      <w:hyperlink r:id="rId14">
+        <w:r>
+          <w:rPr>
+            <w:rFonts w:ascii="Times New Roman" w:hAnsi="Times New Roman"/>
+            <w:color w:val="0000FF"/>
+            <w:u w:val="single"/>
+            <w:sz w:val="20"/>
+          </w:rPr>
+          <w:t>LEDGAR results</w:t>
+        </w:r>
+      </w:hyperlink>
+      <w:r>
+        <w:rPr>
+          <w:rFonts w:ascii="Times New Roman" w:hAnsi="Times New Roman" w:eastAsia="Times New Roman"/>
+          <w:sz w:val="20"/>
+        </w:rPr>
+        <w:t xml:space="preserve">, </w:t>
+      </w:r>
+      <w:hyperlink r:id="rId15">
+        <w:r>
+          <w:rPr>
+            <w:rFonts w:ascii="Times New Roman" w:hAnsi="Times New Roman"/>
+            <w:color w:val="0000FF"/>
+            <w:u w:val="single"/>
+            <w:sz w:val="20"/>
+          </w:rPr>
+          <w:t>CFPB results</w:t>
+        </w:r>
+      </w:hyperlink>
+      <w:r>
+        <w:rPr>
+          <w:rFonts w:ascii="Times New Roman" w:hAnsi="Times New Roman" w:eastAsia="Times New Roman"/>
+          <w:sz w:val="20"/>
+        </w:rPr>
+        <w:t xml:space="preserve">, and </w:t>
+      </w:r>
+      <w:hyperlink r:id="rId16">
+        <w:r>
+          <w:rPr>
+            <w:rFonts w:ascii="Times New Roman" w:hAnsi="Times New Roman"/>
+            <w:color w:val="0000FF"/>
+            <w:u w:val="single"/>
+            <w:sz w:val="20"/>
+          </w:rPr>
+          <w:t>SpamAssassin results</w:t>
+        </w:r>
+      </w:hyperlink>
+      <w:r>
+        <w:rPr>
+          <w:rFonts w:ascii="Times New Roman" w:hAnsi="Times New Roman" w:eastAsia="Times New Roman"/>
+          <w:sz w:val="20"/>
+        </w:rPr>
+        <w:t xml:space="preserve"> folders. Their </w:t>
+      </w:r>
+      <w:r>
+        <w:rPr>
+          <w:rFonts w:ascii="Courier New" w:hAnsi="Courier New" w:eastAsia="Times New Roman"/>
+          <w:sz w:val="20"/>
+        </w:rPr>
+        <w:t>variance-study-20260903</w:t>
+      </w:r>
+      <w:r>
+        <w:rPr>
+          <w:rFonts w:ascii="Times New Roman" w:hAnsi="Times New Roman" w:eastAsia="Times New Roman"/>
+          <w:sz w:val="20"/>
+        </w:rPr>
+        <w:t xml:space="preserve"> subfolders contain the repeated runs. Dataset selection manifests reside alongside each experiment. These links pin the evidence snapshot rather than a moving branch.</w:t>
+      </w:r>
+    </w:p>
+    <w:p>
+      <w:pPr>
+        <w:keepNext w:val="0"/>
+        <w:spacing w:before="0" w:after="80" w:line="240" w:lineRule="auto"/>
+        <w:ind w:firstLine="288"/>
+        <w:jc w:val="both"/>
+      </w:pPr>
+      <w:r>
+        <w:rPr>
+          <w:rFonts w:ascii="Times New Roman" w:hAnsi="Times New Roman" w:eastAsia="Times New Roman"/>
+          <w:sz w:val="20"/>
+        </w:rPr>
+        <w:t>The repository retains outputs, comparisons, source identifiers, and hashes. Raw datasets are subject to their source terms. The CFPB inputs were prepared from a saved local API snapshot that is not redistributed in the repository. Consequently, the saved outputs can be audited, but an exact rerun requires that same snapshot; a fresh download from the live database is not an identical replacement. The paper's three-dataset scope does not remove other historical experiment records from the archive.</w:t>
+      </w:r>
+    </w:p>
+    <w:p>
+      <w:pPr>
+        <w:pStyle w:val="Heading1"/>
+      </w:pPr>
+      <w:r>
+        <w:rPr>
+          <w:rFonts w:ascii="Times New Roman" w:hAnsi="Times New Roman" w:eastAsia="Times New Roman"/>
+          <w:b/>
+          <w:sz w:val="24"/>
+        </w:rPr>
+        <w:t>Appendix A Repeated runs</w:t>
+      </w:r>
+    </w:p>
+    <w:p>
+      <w:pPr>
+        <w:keepNext w:val="0"/>
+        <w:spacing w:before="0" w:after="80" w:line="240" w:lineRule="auto"/>
+        <w:ind w:firstLine="288"/>
+        <w:jc w:val="both"/>
+      </w:pPr>
+      <w:r>
+        <w:rPr>
+          <w:rFonts w:ascii="Times New Roman" w:hAnsi="Times New Roman" w:eastAsia="Times New Roman"/>
+          <w:sz w:val="20"/>
+        </w:rPr>
+        <w:t>The repeatability check introduced in Section 3.4 ran each fixed baseline and hybrid three times on the same prepared cases. Table 4 reports the results separately because the runtime configuration changed. These are repeated measurements of existing evaluation sets, not additional independent test samples.</w:t>
+      </w:r>
+    </w:p>
+    <w:p>
+      <w:pPr>
+        <w:sectPr>
+          <w:type w:val="continuous"/>
+          <w:pgSz w:w="11906" w:h="16838"/>
+          <w:pgMar w:top="1077" w:right="1077" w:bottom="1077" w:left="1077" w:header="720" w:footer="720" w:gutter="0"/>
+          <w:cols w:space="340" w:num="2"/>
+          <w:docGrid w:linePitch="360"/>
+        </w:sectPr>
+      </w:pPr>
+    </w:p>
+    <w:p>
+      <w:pPr>
+        <w:keepNext/>
+        <w:spacing w:before="80" w:after="40" w:line="240" w:lineRule="auto"/>
+      </w:pPr>
+      <w:r>
+        <w:rPr>
+          <w:rFonts w:ascii="Times New Roman" w:hAnsi="Times New Roman" w:eastAsia="Times New Roman"/>
+          <w:b/>
+          <w:sz w:val="20"/>
+        </w:rPr>
+        <w:t>Table 4. Three additional paired runs per dataset</w:t>
+      </w:r>
+    </w:p>
+    <w:tbl>
+      <w:tblPr>
+        <w:tblW w:type="dxa" w:w="9751"/>
+        <w:jc w:val="left"/>
+        <w:tblLayout w:type="fixed"/>
+        <w:tblLook w:firstColumn="1" w:firstRow="1" w:lastColumn="0" w:lastRow="0" w:noHBand="0" w:noVBand="1" w:val="04A0"/>
+        <w:tblInd w:w="0" w:type="dxa"/>
+        <w:tblBorders>
+          <w:top w:val="single" w:sz="4" w:color="D9D9D9"/>
+          <w:left w:val="single" w:sz="4" w:color="D9D9D9"/>
+          <w:bottom w:val="single" w:sz="4" w:color="D9D9D9"/>
+          <w:right w:val="single" w:sz="4" w:color="D9D9D9"/>
+          <w:insideH w:val="single" w:sz="4" w:color="D9D9D9"/>
+          <w:insideV w:val="single" w:sz="4" w:color="D9D9D9"/>
+        </w:tblBorders>
+      </w:tblPr>
+      <w:tblGrid>
+        <w:gridCol w:w="2442"/>
+        <w:gridCol w:w="1480"/>
+        <w:gridCol w:w="2722"/>
+        <w:gridCol w:w="1188"/>
+        <w:gridCol w:w="1919"/>
+      </w:tblGrid>
+      <w:tr>
+        <w:trPr>
+          <w:tblHeader w:val="true"/>
+          <w:cantSplit w:val="true"/>
+        </w:trPr>
+        <w:tc>
+          <w:tcPr>
+            <w:tcW w:type="dxa" w:w="2442"/>
+            <w:tcMar>
+              <w:top w:w="80" w:type="dxa"/>
+              <w:start w:w="100" w:type="dxa"/>
+              <w:bottom w:w="80" w:type="dxa"/>
+              <w:end w:w="100" w:type="dxa"/>
+            </w:tcMar>
+            <w:shd w:fill="E8EEF3"/>
+            <w:vAlign w:val="center"/>
+          </w:tcPr>
+          <w:p>
+            <w:pPr>
+              <w:keepNext/>
+              <w:spacing w:before="0" w:after="0" w:line="240" w:lineRule="auto"/>
+            </w:pPr>
+            <w:r>
+              <w:rPr>
+                <w:rFonts w:ascii="Times New Roman" w:hAnsi="Times New Roman" w:eastAsia="Times New Roman"/>
+                <w:b/>
+                <w:sz w:val="20"/>
+              </w:rPr>
+              <w:t>Dataset and reused split</w:t>
+            </w:r>
+          </w:p>
+        </w:tc>
+        <w:tc>
+          <w:tcPr>
+            <w:tcW w:type="dxa" w:w="1480"/>
+            <w:tcMar>
+              <w:top w:w="80" w:type="dxa"/>
+              <w:start w:w="100" w:type="dxa"/>
+              <w:bottom w:w="80" w:type="dxa"/>
+              <w:end w:w="100" w:type="dxa"/>
+            </w:tcMar>
+            <w:shd w:fill="E8EEF3"/>
+            <w:vAlign w:val="center"/>
+          </w:tcPr>
+          <w:p>
+            <w:pPr>
+              <w:keepNext/>
+              <w:spacing w:before="0" w:after="0" w:line="240" w:lineRule="auto"/>
+              <w:jc w:val="center"/>
+            </w:pPr>
+            <w:r>
+              <w:rPr>
+                <w:rFonts w:ascii="Times New Roman" w:hAnsi="Times New Roman" w:eastAsia="Times New Roman"/>
+                <w:b/>
+                <w:sz w:val="20"/>
+              </w:rPr>
+              <w:t>Accuracy in every run</w:t>
+            </w:r>
+          </w:p>
+        </w:tc>
+        <w:tc>
+          <w:tcPr>
+            <w:tcW w:type="dxa" w:w="2722"/>
+            <w:tcMar>
+              <w:top w:w="80" w:type="dxa"/>
+              <w:start w:w="100" w:type="dxa"/>
+              <w:bottom w:w="80" w:type="dxa"/>
+              <w:end w:w="100" w:type="dxa"/>
+            </w:tcMar>
+            <w:shd w:fill="E8EEF3"/>
+            <w:vAlign w:val="center"/>
+          </w:tcPr>
+          <w:p>
+            <w:pPr>
+              <w:keepNext/>
+              <w:spacing w:before="0" w:after="0" w:line="240" w:lineRule="auto"/>
+              <w:jc w:val="center"/>
+            </w:pPr>
+            <w:r>
+              <w:rPr>
+                <w:rFonts w:ascii="Times New Roman" w:hAnsi="Times New Roman" w:eastAsia="Times New Roman"/>
+                <w:b/>
+                <w:sz w:val="20"/>
+              </w:rPr>
+              <w:t>Mean total model tokens</w:t>
+            </w:r>
+          </w:p>
+        </w:tc>
+        <w:tc>
+          <w:tcPr>
+            <w:tcW w:type="dxa" w:w="1188"/>
+            <w:tcMar>
+              <w:top w:w="80" w:type="dxa"/>
+              <w:start w:w="100" w:type="dxa"/>
+              <w:bottom w:w="80" w:type="dxa"/>
+              <w:end w:w="100" w:type="dxa"/>
+            </w:tcMar>
+            <w:shd w:fill="E8EEF3"/>
+            <w:vAlign w:val="center"/>
+          </w:tcPr>
+          <w:p>
+            <w:pPr>
+              <w:keepNext/>
+              <w:spacing w:before="0" w:after="0" w:line="240" w:lineRule="auto"/>
+              <w:jc w:val="center"/>
+            </w:pPr>
+            <w:r>
+              <w:rPr>
+                <w:rFonts w:ascii="Times New Roman" w:hAnsi="Times New Roman" w:eastAsia="Times New Roman"/>
+                <w:b/>
+                <w:sz w:val="20"/>
+              </w:rPr>
+              <w:t>Mean token reduction</w:t>
+            </w:r>
+          </w:p>
+        </w:tc>
+        <w:tc>
+          <w:tcPr>
+            <w:tcW w:type="dxa" w:w="1919"/>
+            <w:tcMar>
+              <w:top w:w="80" w:type="dxa"/>
+              <w:start w:w="100" w:type="dxa"/>
+              <w:bottom w:w="80" w:type="dxa"/>
+              <w:end w:w="100" w:type="dxa"/>
+            </w:tcMar>
+            <w:shd w:fill="E8EEF3"/>
+            <w:vAlign w:val="center"/>
+          </w:tcPr>
+          <w:p>
+            <w:pPr>
+              <w:keepNext/>
+              <w:spacing w:before="0" w:after="0" w:line="240" w:lineRule="auto"/>
+              <w:jc w:val="center"/>
+            </w:pPr>
+            <w:r>
+              <w:rPr>
+                <w:rFonts w:ascii="Times New Roman" w:hAnsi="Times New Roman" w:eastAsia="Times New Roman"/>
+                <w:b/>
+                <w:sz w:val="20"/>
+              </w:rPr>
+              <w:t>Decision in all three runs</w:t>
+            </w:r>
+          </w:p>
+        </w:tc>
+      </w:tr>
+      <w:tr>
+        <w:trPr>
+          <w:cantSplit w:val="true"/>
+        </w:trPr>
+        <w:tc>
+          <w:tcPr>
+            <w:tcW w:type="dxa" w:w="2442"/>
+            <w:tcMar>
+              <w:top w:w="80" w:type="dxa"/>
+              <w:start w:w="100" w:type="dxa"/>
+              <w:bottom w:w="80" w:type="dxa"/>
+              <w:end w:w="100" w:type="dxa"/>
+            </w:tcMar>
+            <w:vAlign w:val="center"/>
+          </w:tcPr>
+          <w:p>
+            <w:pPr>
+              <w:keepNext/>
+              <w:spacing w:before="0" w:after="0" w:line="240" w:lineRule="auto"/>
+            </w:pPr>
+            <w:r>
+              <w:rPr>
+                <w:rFonts w:ascii="Times New Roman" w:hAnsi="Times New Roman" w:eastAsia="Times New Roman"/>
+                <w:b w:val="0"/>
+                <w:sz w:val="20"/>
+              </w:rPr>
+              <w:t>LEDGAR, 1,000 cases</w:t>
+            </w:r>
+          </w:p>
+        </w:tc>
+        <w:tc>
+          <w:tcPr>
+            <w:tcW w:type="dxa" w:w="1480"/>
+            <w:tcMar>
+              <w:top w:w="80" w:type="dxa"/>
+              <w:start w:w="100" w:type="dxa"/>
+              <w:bottom w:w="80" w:type="dxa"/>
+              <w:end w:w="100" w:type="dxa"/>
+            </w:tcMar>
+            <w:vAlign w:val="center"/>
+          </w:tcPr>
+          <w:p>
+            <w:pPr>
+              <w:keepNext/>
+              <w:spacing w:before="0" w:after="0" w:line="240" w:lineRule="auto"/>
+              <w:jc w:val="center"/>
+            </w:pPr>
+            <w:r>
+              <w:rPr>
+                <w:rFonts w:ascii="Times New Roman" w:hAnsi="Times New Roman" w:eastAsia="Times New Roman"/>
+                <w:b w:val="0"/>
+                <w:sz w:val="20"/>
+              </w:rPr>
+              <w:t>93.7% → 92.9%</w:t>
+            </w:r>
+          </w:p>
+        </w:tc>
+        <w:tc>
+          <w:tcPr>
+            <w:tcW w:type="dxa" w:w="2722"/>
+            <w:tcMar>
+              <w:top w:w="80" w:type="dxa"/>
+              <w:start w:w="100" w:type="dxa"/>
+              <w:bottom w:w="80" w:type="dxa"/>
+              <w:end w:w="100" w:type="dxa"/>
+            </w:tcMar>
+            <w:vAlign w:val="center"/>
+          </w:tcPr>
+          <w:p>
+            <w:pPr>
+              <w:keepNext/>
+              <w:spacing w:before="0" w:after="0" w:line="240" w:lineRule="auto"/>
+              <w:jc w:val="center"/>
+            </w:pPr>
+            <w:r>
+              <w:rPr>
+                <w:rFonts w:ascii="Times New Roman" w:hAnsi="Times New Roman" w:eastAsia="Times New Roman"/>
+                <w:b w:val="0"/>
+                <w:sz w:val="20"/>
+              </w:rPr>
+              <w:t>376,090 → 225,575.33</w:t>
+            </w:r>
+          </w:p>
+        </w:tc>
+        <w:tc>
+          <w:tcPr>
+            <w:tcW w:type="dxa" w:w="1188"/>
+            <w:tcMar>
+              <w:top w:w="80" w:type="dxa"/>
+              <w:start w:w="100" w:type="dxa"/>
+              <w:bottom w:w="80" w:type="dxa"/>
+              <w:end w:w="100" w:type="dxa"/>
+            </w:tcMar>
+            <w:vAlign w:val="center"/>
+          </w:tcPr>
+          <w:p>
+            <w:pPr>
+              <w:keepNext/>
+              <w:spacing w:before="0" w:after="0" w:line="240" w:lineRule="auto"/>
+              <w:jc w:val="center"/>
+            </w:pPr>
+            <w:r>
+              <w:rPr>
+                <w:rFonts w:ascii="Times New Roman" w:hAnsi="Times New Roman" w:eastAsia="Times New Roman"/>
+                <w:b w:val="0"/>
+                <w:sz w:val="20"/>
+              </w:rPr>
+              <w:t>40.02%</w:t>
+            </w:r>
+          </w:p>
+        </w:tc>
+        <w:tc>
+          <w:tcPr>
+            <w:tcW w:type="dxa" w:w="1919"/>
+            <w:tcMar>
+              <w:top w:w="80" w:type="dxa"/>
+              <w:start w:w="100" w:type="dxa"/>
+              <w:bottom w:w="80" w:type="dxa"/>
+              <w:end w:w="100" w:type="dxa"/>
+            </w:tcMar>
+            <w:vAlign w:val="center"/>
+          </w:tcPr>
+          <w:p>
+            <w:pPr>
+              <w:keepNext/>
+              <w:spacing w:before="0" w:after="0" w:line="240" w:lineRule="auto"/>
+              <w:jc w:val="center"/>
+            </w:pPr>
+            <w:r>
+              <w:rPr>
+                <w:rFonts w:ascii="Times New Roman" w:hAnsi="Times New Roman" w:eastAsia="Times New Roman"/>
+                <w:b w:val="0"/>
+                <w:sz w:val="20"/>
+              </w:rPr>
+              <w:t>Pass</w:t>
+            </w:r>
+          </w:p>
+        </w:tc>
+      </w:tr>
+      <w:tr>
+        <w:trPr>
+          <w:cantSplit w:val="true"/>
+        </w:trPr>
+        <w:tc>
+          <w:tcPr>
+            <w:tcW w:type="dxa" w:w="2442"/>
+            <w:tcMar>
+              <w:top w:w="80" w:type="dxa"/>
+              <w:start w:w="100" w:type="dxa"/>
+              <w:bottom w:w="80" w:type="dxa"/>
+              <w:end w:w="100" w:type="dxa"/>
+            </w:tcMar>
+            <w:vAlign w:val="center"/>
+          </w:tcPr>
+          <w:p>
+            <w:pPr>
+              <w:keepNext/>
+              <w:spacing w:before="0" w:after="0" w:line="240" w:lineRule="auto"/>
+            </w:pPr>
+            <w:r>
+              <w:rPr>
+                <w:rFonts w:ascii="Times New Roman" w:hAnsi="Times New Roman" w:eastAsia="Times New Roman"/>
+                <w:b w:val="0"/>
+                <w:sz w:val="20"/>
+              </w:rPr>
+              <w:t>CFPB validation, 100 cases</w:t>
+            </w:r>
+          </w:p>
+        </w:tc>
+        <w:tc>
+          <w:tcPr>
+            <w:tcW w:type="dxa" w:w="1480"/>
+            <w:tcMar>
+              <w:top w:w="80" w:type="dxa"/>
+              <w:start w:w="100" w:type="dxa"/>
+              <w:bottom w:w="80" w:type="dxa"/>
+              <w:end w:w="100" w:type="dxa"/>
+            </w:tcMar>
+            <w:vAlign w:val="center"/>
+          </w:tcPr>
+          <w:p>
+            <w:pPr>
+              <w:keepNext/>
+              <w:spacing w:before="0" w:after="0" w:line="240" w:lineRule="auto"/>
+              <w:jc w:val="center"/>
+            </w:pPr>
+            <w:r>
+              <w:rPr>
+                <w:rFonts w:ascii="Times New Roman" w:hAnsi="Times New Roman" w:eastAsia="Times New Roman"/>
+                <w:b w:val="0"/>
+                <w:sz w:val="20"/>
+              </w:rPr>
+              <w:t>78.0% → 71.0%</w:t>
+            </w:r>
+          </w:p>
+        </w:tc>
+        <w:tc>
+          <w:tcPr>
+            <w:tcW w:type="dxa" w:w="2722"/>
+            <w:tcMar>
+              <w:top w:w="80" w:type="dxa"/>
+              <w:start w:w="100" w:type="dxa"/>
+              <w:bottom w:w="80" w:type="dxa"/>
+              <w:end w:w="100" w:type="dxa"/>
+            </w:tcMar>
+            <w:vAlign w:val="center"/>
+          </w:tcPr>
+          <w:p>
+            <w:pPr>
+              <w:keepNext/>
+              <w:spacing w:before="0" w:after="0" w:line="240" w:lineRule="auto"/>
+              <w:jc w:val="center"/>
+            </w:pPr>
+            <w:r>
+              <w:rPr>
+                <w:rFonts w:ascii="Times New Roman" w:hAnsi="Times New Roman" w:eastAsia="Times New Roman"/>
+                <w:b w:val="0"/>
+                <w:sz w:val="20"/>
+              </w:rPr>
+              <w:t>58,372 → 33,120</w:t>
+            </w:r>
+          </w:p>
+        </w:tc>
+        <w:tc>
+          <w:tcPr>
+            <w:tcW w:type="dxa" w:w="1188"/>
+            <w:tcMar>
+              <w:top w:w="80" w:type="dxa"/>
+              <w:start w:w="100" w:type="dxa"/>
+              <w:bottom w:w="80" w:type="dxa"/>
+              <w:end w:w="100" w:type="dxa"/>
+            </w:tcMar>
+            <w:vAlign w:val="center"/>
+          </w:tcPr>
+          <w:p>
+            <w:pPr>
+              <w:keepNext/>
+              <w:spacing w:before="0" w:after="0" w:line="240" w:lineRule="auto"/>
+              <w:jc w:val="center"/>
+            </w:pPr>
+            <w:r>
+              <w:rPr>
+                <w:rFonts w:ascii="Times New Roman" w:hAnsi="Times New Roman" w:eastAsia="Times New Roman"/>
+                <w:b w:val="0"/>
+                <w:sz w:val="20"/>
+              </w:rPr>
+              <w:t>43.26%</w:t>
+            </w:r>
+          </w:p>
+        </w:tc>
+        <w:tc>
+          <w:tcPr>
+            <w:tcW w:type="dxa" w:w="1919"/>
+            <w:tcMar>
+              <w:top w:w="80" w:type="dxa"/>
+              <w:start w:w="100" w:type="dxa"/>
+              <w:bottom w:w="80" w:type="dxa"/>
+              <w:end w:w="100" w:type="dxa"/>
+            </w:tcMar>
+            <w:vAlign w:val="center"/>
+          </w:tcPr>
+          <w:p>
+            <w:pPr>
+              <w:keepNext/>
+              <w:spacing w:before="0" w:after="0" w:line="240" w:lineRule="auto"/>
+              <w:jc w:val="center"/>
+            </w:pPr>
+            <w:r>
+              <w:rPr>
+                <w:rFonts w:ascii="Times New Roman" w:hAnsi="Times New Roman" w:eastAsia="Times New Roman"/>
+                <w:b w:val="0"/>
+                <w:sz w:val="20"/>
+              </w:rPr>
+              <w:t>Reject</w:t>
+            </w:r>
+          </w:p>
+        </w:tc>
+      </w:tr>
+      <w:tr>
+        <w:trPr>
+          <w:cantSplit w:val="true"/>
+        </w:trPr>
+        <w:tc>
+          <w:tcPr>
+            <w:tcW w:type="dxa" w:w="2442"/>
             <w:tcMar>
               <w:top w:w="80" w:type="dxa"/>
               <w:start w:w="100" w:type="dxa"/>
@@ -891,18 +3854,13 @@
                 <w:b w:val="0"/>
                 <w:sz w:val="20"/>
               </w:rPr>
-              <w:t>Pass; test released</w:t>
+              <w:t>SpamAssassin validation, 100 cases</w:t>
             </w:r>
           </w:p>
         </w:tc>
-      </w:tr>
-      <w:tr>
-        <w:trPr>
-          <w:cantSplit w:val="true"/>
-        </w:trPr>
         <w:tc>
           <w:tcPr>
-            <w:tcW w:type="dxa" w:w="2777"/>
+            <w:tcW w:type="dxa" w:w="1480"/>
             <w:tcMar>
               <w:top w:w="80" w:type="dxa"/>
               <w:start w:w="100" w:type="dxa"/>
@@ -915,6 +3873,7 @@
             <w:pPr>
               <w:keepNext w:val="0"/>
               <w:spacing w:before="0" w:after="0" w:line="240" w:lineRule="auto"/>
+              <w:jc w:val="center"/>
             </w:pPr>
             <w:r>
               <w:rPr>
@@ -922,13 +3881,13 @@
                 <w:b w:val="0"/>
                 <w:sz w:val="20"/>
               </w:rPr>
-              <w:t>LEDGAR test (1,000)</w:t>
+              <w:t>88.0% → 85.0%</w:t>
             </w:r>
           </w:p>
         </w:tc>
         <w:tc>
           <w:tcPr>
-            <w:tcW w:type="dxa" w:w="2170"/>
+            <w:tcW w:type="dxa" w:w="2722"/>
             <w:tcMar>
               <w:top w:w="80" w:type="dxa"/>
               <w:start w:w="100" w:type="dxa"/>
@@ -941,6 +3900,7 @@
             <w:pPr>
               <w:keepNext w:val="0"/>
               <w:spacing w:before="0" w:after="0" w:line="240" w:lineRule="auto"/>
+              <w:jc w:val="center"/>
             </w:pPr>
             <w:r>
               <w:rPr>
@@ -948,13 +3908,13 @@
                 <w:b w:val="0"/>
                 <w:sz w:val="20"/>
               </w:rPr>
-              <w:t>93.5% -&gt; 92.7% accuracy</w:t>
+              <w:t>188,384 → 178,880.67</w:t>
             </w:r>
           </w:p>
         </w:tc>
         <w:tc>
           <w:tcPr>
-            <w:tcW w:type="dxa" w:w="2430"/>
+            <w:tcW w:type="dxa" w:w="1188"/>
             <w:tcMar>
               <w:top w:w="80" w:type="dxa"/>
               <w:start w:w="100" w:type="dxa"/>
@@ -967,6 +3927,7 @@
             <w:pPr>
               <w:keepNext w:val="0"/>
               <w:spacing w:before="0" w:after="0" w:line="240" w:lineRule="auto"/>
+              <w:jc w:val="center"/>
             </w:pPr>
             <w:r>
               <w:rPr>
@@ -974,13 +3935,13 @@
                 <w:b w:val="0"/>
                 <w:sz w:val="20"/>
               </w:rPr>
-              <w:t>376,088 -&gt; 225,573 (-40.02%)</w:t>
+              <w:t>5.04%</w:t>
             </w:r>
           </w:p>
         </w:tc>
         <w:tc>
           <w:tcPr>
-            <w:tcW w:type="dxa" w:w="1649"/>
+            <w:tcW w:type="dxa" w:w="1919"/>
             <w:tcMar>
               <w:top w:w="80" w:type="dxa"/>
               <w:start w:w="100" w:type="dxa"/>
@@ -993,6 +3954,7 @@
             <w:pPr>
               <w:keepNext w:val="0"/>
               <w:spacing w:before="0" w:after="0" w:line="240" w:lineRule="auto"/>
+              <w:jc w:val="center"/>
             </w:pPr>
             <w:r>
               <w:rPr>
@@ -1000,552 +3962,7 @@
                 <w:b w:val="0"/>
                 <w:sz w:val="20"/>
               </w:rPr>
-              <w:t>Pass</w:t>
-            </w:r>
-          </w:p>
-        </w:tc>
-      </w:tr>
-      <w:tr>
-        <w:trPr>
-          <w:cantSplit w:val="true"/>
-        </w:trPr>
-        <w:tc>
-          <w:tcPr>
-            <w:tcW w:type="dxa" w:w="2777"/>
-            <w:tcMar>
-              <w:top w:w="80" w:type="dxa"/>
-              <w:start w:w="100" w:type="dxa"/>
-              <w:bottom w:w="80" w:type="dxa"/>
-              <w:end w:w="100" w:type="dxa"/>
-            </w:tcMar>
-            <w:vAlign w:val="center"/>
-          </w:tcPr>
-          <w:p>
-            <w:pPr>
-              <w:keepNext w:val="0"/>
-              <w:spacing w:before="0" w:after="0" w:line="240" w:lineRule="auto"/>
-            </w:pPr>
-            <w:r>
-              <w:rPr>
-                <w:rFonts w:ascii="Times New Roman" w:hAnsi="Times New Roman" w:eastAsia="Times New Roman"/>
-                <w:b w:val="0"/>
-                <w:sz w:val="20"/>
-              </w:rPr>
-              <w:t>CFPB validation (100)</w:t>
-            </w:r>
-          </w:p>
-        </w:tc>
-        <w:tc>
-          <w:tcPr>
-            <w:tcW w:type="dxa" w:w="2170"/>
-            <w:tcMar>
-              <w:top w:w="80" w:type="dxa"/>
-              <w:start w:w="100" w:type="dxa"/>
-              <w:bottom w:w="80" w:type="dxa"/>
-              <w:end w:w="100" w:type="dxa"/>
-            </w:tcMar>
-            <w:vAlign w:val="center"/>
-          </w:tcPr>
-          <w:p>
-            <w:pPr>
-              <w:keepNext w:val="0"/>
-              <w:spacing w:before="0" w:after="0" w:line="240" w:lineRule="auto"/>
-            </w:pPr>
-            <w:r>
-              <w:rPr>
-                <w:rFonts w:ascii="Times New Roman" w:hAnsi="Times New Roman" w:eastAsia="Times New Roman"/>
-                <w:b w:val="0"/>
-                <w:sz w:val="20"/>
-              </w:rPr>
-              <w:t>79.0% -&gt; 72.0% accuracy</w:t>
-            </w:r>
-          </w:p>
-        </w:tc>
-        <w:tc>
-          <w:tcPr>
-            <w:tcW w:type="dxa" w:w="2430"/>
-            <w:tcMar>
-              <w:top w:w="80" w:type="dxa"/>
-              <w:start w:w="100" w:type="dxa"/>
-              <w:bottom w:w="80" w:type="dxa"/>
-              <w:end w:w="100" w:type="dxa"/>
-            </w:tcMar>
-            <w:vAlign w:val="center"/>
-          </w:tcPr>
-          <w:p>
-            <w:pPr>
-              <w:keepNext w:val="0"/>
-              <w:spacing w:before="0" w:after="0" w:line="240" w:lineRule="auto"/>
-            </w:pPr>
-            <w:r>
-              <w:rPr>
-                <w:rFonts w:ascii="Times New Roman" w:hAnsi="Times New Roman" w:eastAsia="Times New Roman"/>
-                <w:b w:val="0"/>
-                <w:sz w:val="20"/>
-              </w:rPr>
-              <w:t>60,514 -&gt; 35,247 (-41.75%)</w:t>
-            </w:r>
-          </w:p>
-        </w:tc>
-        <w:tc>
-          <w:tcPr>
-            <w:tcW w:type="dxa" w:w="1649"/>
-            <w:tcMar>
-              <w:top w:w="80" w:type="dxa"/>
-              <w:start w:w="100" w:type="dxa"/>
-              <w:bottom w:w="80" w:type="dxa"/>
-              <w:end w:w="100" w:type="dxa"/>
-            </w:tcMar>
-            <w:vAlign w:val="center"/>
-          </w:tcPr>
-          <w:p>
-            <w:pPr>
-              <w:keepNext w:val="0"/>
-              <w:spacing w:before="0" w:after="0" w:line="240" w:lineRule="auto"/>
-            </w:pPr>
-            <w:r>
-              <w:rPr>
-                <w:rFonts w:ascii="Times New Roman" w:hAnsi="Times New Roman" w:eastAsia="Times New Roman"/>
-                <w:b w:val="0"/>
-                <w:sz w:val="20"/>
-              </w:rPr>
-              <w:t>Reject; test closed</w:t>
-            </w:r>
-          </w:p>
-        </w:tc>
-      </w:tr>
-      <w:tr>
-        <w:trPr>
-          <w:cantSplit w:val="true"/>
-        </w:trPr>
-        <w:tc>
-          <w:tcPr>
-            <w:tcW w:type="dxa" w:w="2777"/>
-            <w:tcMar>
-              <w:top w:w="80" w:type="dxa"/>
-              <w:start w:w="100" w:type="dxa"/>
-              <w:bottom w:w="80" w:type="dxa"/>
-              <w:end w:w="100" w:type="dxa"/>
-            </w:tcMar>
-            <w:vAlign w:val="center"/>
-          </w:tcPr>
-          <w:p>
-            <w:pPr>
-              <w:keepNext w:val="0"/>
-              <w:spacing w:before="0" w:after="0" w:line="240" w:lineRule="auto"/>
-            </w:pPr>
-            <w:r>
-              <w:rPr>
-                <w:rFonts w:ascii="Times New Roman" w:hAnsi="Times New Roman" w:eastAsia="Times New Roman"/>
-                <w:b w:val="0"/>
-                <w:sz w:val="20"/>
-              </w:rPr>
-              <w:t>SpamAssassin validation (100)</w:t>
-            </w:r>
-          </w:p>
-        </w:tc>
-        <w:tc>
-          <w:tcPr>
-            <w:tcW w:type="dxa" w:w="2170"/>
-            <w:tcMar>
-              <w:top w:w="80" w:type="dxa"/>
-              <w:start w:w="100" w:type="dxa"/>
-              <w:bottom w:w="80" w:type="dxa"/>
-              <w:end w:w="100" w:type="dxa"/>
-            </w:tcMar>
-            <w:vAlign w:val="center"/>
-          </w:tcPr>
-          <w:p>
-            <w:pPr>
-              <w:keepNext w:val="0"/>
-              <w:spacing w:before="0" w:after="0" w:line="240" w:lineRule="auto"/>
-            </w:pPr>
-            <w:r>
-              <w:rPr>
-                <w:rFonts w:ascii="Times New Roman" w:hAnsi="Times New Roman" w:eastAsia="Times New Roman"/>
-                <w:b w:val="0"/>
-                <w:sz w:val="20"/>
-              </w:rPr>
-              <w:t>90.0% -&gt; 86.0% accuracy</w:t>
-            </w:r>
-          </w:p>
-        </w:tc>
-        <w:tc>
-          <w:tcPr>
-            <w:tcW w:type="dxa" w:w="2430"/>
-            <w:tcMar>
-              <w:top w:w="80" w:type="dxa"/>
-              <w:start w:w="100" w:type="dxa"/>
-              <w:bottom w:w="80" w:type="dxa"/>
-              <w:end w:w="100" w:type="dxa"/>
-            </w:tcMar>
-            <w:vAlign w:val="center"/>
-          </w:tcPr>
-          <w:p>
-            <w:pPr>
-              <w:keepNext w:val="0"/>
-              <w:spacing w:before="0" w:after="0" w:line="240" w:lineRule="auto"/>
-            </w:pPr>
-            <w:r>
-              <w:rPr>
-                <w:rFonts w:ascii="Times New Roman" w:hAnsi="Times New Roman" w:eastAsia="Times New Roman"/>
-                <w:b w:val="0"/>
-                <w:sz w:val="20"/>
-              </w:rPr>
-              <w:t>238,077 -&gt; 228,359 (-4.08%)</w:t>
-            </w:r>
-          </w:p>
-        </w:tc>
-        <w:tc>
-          <w:tcPr>
-            <w:tcW w:type="dxa" w:w="1649"/>
-            <w:tcMar>
-              <w:top w:w="80" w:type="dxa"/>
-              <w:start w:w="100" w:type="dxa"/>
-              <w:bottom w:w="80" w:type="dxa"/>
-              <w:end w:w="100" w:type="dxa"/>
-            </w:tcMar>
-            <w:vAlign w:val="center"/>
-          </w:tcPr>
-          <w:p>
-            <w:pPr>
-              <w:keepNext w:val="0"/>
-              <w:spacing w:before="0" w:after="0" w:line="240" w:lineRule="auto"/>
-            </w:pPr>
-            <w:r>
-              <w:rPr>
-                <w:rFonts w:ascii="Times New Roman" w:hAnsi="Times New Roman" w:eastAsia="Times New Roman"/>
-                <w:b w:val="0"/>
-                <w:sz w:val="20"/>
-              </w:rPr>
-              <w:t>Reject; test closed</w:t>
-            </w:r>
-          </w:p>
-        </w:tc>
-      </w:tr>
-      <w:tr>
-        <w:trPr>
-          <w:cantSplit w:val="true"/>
-        </w:trPr>
-        <w:tc>
-          <w:tcPr>
-            <w:tcW w:type="dxa" w:w="2777"/>
-            <w:tcMar>
-              <w:top w:w="80" w:type="dxa"/>
-              <w:start w:w="100" w:type="dxa"/>
-              <w:bottom w:w="80" w:type="dxa"/>
-              <w:end w:w="100" w:type="dxa"/>
-            </w:tcMar>
-            <w:vAlign w:val="center"/>
-          </w:tcPr>
-          <w:p>
-            <w:pPr>
-              <w:keepNext w:val="0"/>
-              <w:spacing w:before="0" w:after="0" w:line="240" w:lineRule="auto"/>
-            </w:pPr>
-            <w:r>
-              <w:rPr>
-                <w:rFonts w:ascii="Times New Roman" w:hAnsi="Times New Roman" w:eastAsia="Times New Roman"/>
-                <w:b w:val="0"/>
-                <w:sz w:val="20"/>
-              </w:rPr>
-              <w:t>QS-OCR/Tobacco validation (100)</w:t>
-            </w:r>
-          </w:p>
-        </w:tc>
-        <w:tc>
-          <w:tcPr>
-            <w:tcW w:type="dxa" w:w="2170"/>
-            <w:tcMar>
-              <w:top w:w="80" w:type="dxa"/>
-              <w:start w:w="100" w:type="dxa"/>
-              <w:bottom w:w="80" w:type="dxa"/>
-              <w:end w:w="100" w:type="dxa"/>
-            </w:tcMar>
-            <w:vAlign w:val="center"/>
-          </w:tcPr>
-          <w:p>
-            <w:pPr>
-              <w:keepNext w:val="0"/>
-              <w:spacing w:before="0" w:after="0" w:line="240" w:lineRule="auto"/>
-            </w:pPr>
-            <w:r>
-              <w:rPr>
-                <w:rFonts w:ascii="Times New Roman" w:hAnsi="Times New Roman" w:eastAsia="Times New Roman"/>
-                <w:b w:val="0"/>
-                <w:sz w:val="20"/>
-              </w:rPr>
-              <w:t>70.0% -&gt; not run</w:t>
-            </w:r>
-          </w:p>
-        </w:tc>
-        <w:tc>
-          <w:tcPr>
-            <w:tcW w:type="dxa" w:w="2430"/>
-            <w:tcMar>
-              <w:top w:w="80" w:type="dxa"/>
-              <w:start w:w="100" w:type="dxa"/>
-              <w:bottom w:w="80" w:type="dxa"/>
-              <w:end w:w="100" w:type="dxa"/>
-            </w:tcMar>
-            <w:vAlign w:val="center"/>
-          </w:tcPr>
-          <w:p>
-            <w:pPr>
-              <w:keepNext w:val="0"/>
-              <w:spacing w:before="0" w:after="0" w:line="240" w:lineRule="auto"/>
-            </w:pPr>
-            <w:r>
-              <w:rPr>
-                <w:rFonts w:ascii="Times New Roman" w:hAnsi="Times New Roman" w:eastAsia="Times New Roman"/>
-                <w:b w:val="0"/>
-                <w:sz w:val="20"/>
-              </w:rPr>
-              <w:t>1,082,556 -&gt; not run</w:t>
-            </w:r>
-          </w:p>
-        </w:tc>
-        <w:tc>
-          <w:tcPr>
-            <w:tcW w:type="dxa" w:w="1649"/>
-            <w:tcMar>
-              <w:top w:w="80" w:type="dxa"/>
-              <w:start w:w="100" w:type="dxa"/>
-              <w:bottom w:w="80" w:type="dxa"/>
-              <w:end w:w="100" w:type="dxa"/>
-            </w:tcMar>
-            <w:vAlign w:val="center"/>
-          </w:tcPr>
-          <w:p>
-            <w:pPr>
-              <w:keepNext w:val="0"/>
-              <w:spacing w:before="0" w:after="0" w:line="240" w:lineRule="auto"/>
-            </w:pPr>
-            <w:r>
-              <w:rPr>
-                <w:rFonts w:ascii="Times New Roman" w:hAnsi="Times New Roman" w:eastAsia="Times New Roman"/>
-                <w:b w:val="0"/>
-                <w:sz w:val="20"/>
-              </w:rPr>
-              <w:t>Baseline nonviable</w:t>
-            </w:r>
-          </w:p>
-        </w:tc>
-      </w:tr>
-      <w:tr>
-        <w:trPr>
-          <w:cantSplit w:val="true"/>
-        </w:trPr>
-        <w:tc>
-          <w:tcPr>
-            <w:tcW w:type="dxa" w:w="2777"/>
-            <w:tcMar>
-              <w:top w:w="80" w:type="dxa"/>
-              <w:start w:w="100" w:type="dxa"/>
-              <w:bottom w:w="80" w:type="dxa"/>
-              <w:end w:w="100" w:type="dxa"/>
-            </w:tcMar>
-            <w:vAlign w:val="center"/>
-          </w:tcPr>
-          <w:p>
-            <w:pPr>
-              <w:keepNext w:val="0"/>
-              <w:spacing w:before="0" w:after="0" w:line="240" w:lineRule="auto"/>
-            </w:pPr>
-            <w:r>
-              <w:rPr>
-                <w:rFonts w:ascii="Times New Roman" w:hAnsi="Times New Roman" w:eastAsia="Times New Roman"/>
-                <w:b w:val="0"/>
-                <w:sz w:val="20"/>
-              </w:rPr>
-              <w:t>SROIE LiteParse validation (100)</w:t>
-            </w:r>
-          </w:p>
-        </w:tc>
-        <w:tc>
-          <w:tcPr>
-            <w:tcW w:type="dxa" w:w="2170"/>
-            <w:tcMar>
-              <w:top w:w="80" w:type="dxa"/>
-              <w:start w:w="100" w:type="dxa"/>
-              <w:bottom w:w="80" w:type="dxa"/>
-              <w:end w:w="100" w:type="dxa"/>
-            </w:tcMar>
-            <w:vAlign w:val="center"/>
-          </w:tcPr>
-          <w:p>
-            <w:pPr>
-              <w:keepNext w:val="0"/>
-              <w:spacing w:before="0" w:after="0" w:line="240" w:lineRule="auto"/>
-            </w:pPr>
-            <w:r>
-              <w:rPr>
-                <w:rFonts w:ascii="Times New Roman" w:hAnsi="Times New Roman" w:eastAsia="Times New Roman"/>
-                <w:b w:val="0"/>
-                <w:sz w:val="20"/>
-              </w:rPr>
-              <w:t>0.344 field F1 -&gt; not run</w:t>
-            </w:r>
-          </w:p>
-        </w:tc>
-        <w:tc>
-          <w:tcPr>
-            <w:tcW w:type="dxa" w:w="2430"/>
-            <w:tcMar>
-              <w:top w:w="80" w:type="dxa"/>
-              <w:start w:w="100" w:type="dxa"/>
-              <w:bottom w:w="80" w:type="dxa"/>
-              <w:end w:w="100" w:type="dxa"/>
-            </w:tcMar>
-            <w:vAlign w:val="center"/>
-          </w:tcPr>
-          <w:p>
-            <w:pPr>
-              <w:keepNext w:val="0"/>
-              <w:spacing w:before="0" w:after="0" w:line="240" w:lineRule="auto"/>
-            </w:pPr>
-            <w:r>
-              <w:rPr>
-                <w:rFonts w:ascii="Times New Roman" w:hAnsi="Times New Roman" w:eastAsia="Times New Roman"/>
-                <w:b w:val="0"/>
-                <w:sz w:val="20"/>
-              </w:rPr>
-              <w:t>49,768 -&gt; not run</w:t>
-            </w:r>
-          </w:p>
-        </w:tc>
-        <w:tc>
-          <w:tcPr>
-            <w:tcW w:type="dxa" w:w="1649"/>
-            <w:tcMar>
-              <w:top w:w="80" w:type="dxa"/>
-              <w:start w:w="100" w:type="dxa"/>
-              <w:bottom w:w="80" w:type="dxa"/>
-              <w:end w:w="100" w:type="dxa"/>
-            </w:tcMar>
-            <w:vAlign w:val="center"/>
-          </w:tcPr>
-          <w:p>
-            <w:pPr>
-              <w:keepNext w:val="0"/>
-              <w:spacing w:before="0" w:after="0" w:line="240" w:lineRule="auto"/>
-            </w:pPr>
-            <w:r>
-              <w:rPr>
-                <w:rFonts w:ascii="Times New Roman" w:hAnsi="Times New Roman" w:eastAsia="Times New Roman"/>
-                <w:b w:val="0"/>
-                <w:sz w:val="20"/>
-              </w:rPr>
-              <w:t>Baseline nonviable</w:t>
-            </w:r>
-          </w:p>
-        </w:tc>
-      </w:tr>
-      <w:tr>
-        <w:trPr>
-          <w:cantSplit w:val="true"/>
-        </w:trPr>
-        <w:tc>
-          <w:tcPr>
-            <w:tcW w:type="dxa" w:w="2777"/>
-            <w:tcMar>
-              <w:top w:w="80" w:type="dxa"/>
-              <w:start w:w="100" w:type="dxa"/>
-              <w:bottom w:w="80" w:type="dxa"/>
-              <w:end w:w="100" w:type="dxa"/>
-            </w:tcMar>
-            <w:vAlign w:val="center"/>
-          </w:tcPr>
-          <w:p>
-            <w:pPr>
-              <w:keepNext w:val="0"/>
-              <w:spacing w:before="0" w:after="0" w:line="240" w:lineRule="auto"/>
-            </w:pPr>
-            <w:r>
-              <w:rPr>
-                <w:rFonts w:ascii="Times New Roman" w:hAnsi="Times New Roman" w:eastAsia="Times New Roman"/>
-                <w:b w:val="0"/>
-                <w:sz w:val="20"/>
-              </w:rPr>
-              <w:t>RVL mirror validation (100)</w:t>
-            </w:r>
-          </w:p>
-        </w:tc>
-        <w:tc>
-          <w:tcPr>
-            <w:tcW w:type="dxa" w:w="2170"/>
-            <w:tcMar>
-              <w:top w:w="80" w:type="dxa"/>
-              <w:start w:w="100" w:type="dxa"/>
-              <w:bottom w:w="80" w:type="dxa"/>
-              <w:end w:w="100" w:type="dxa"/>
-            </w:tcMar>
-            <w:vAlign w:val="center"/>
-          </w:tcPr>
-          <w:p>
-            <w:pPr>
-              <w:keepNext w:val="0"/>
-              <w:spacing w:before="0" w:after="0" w:line="240" w:lineRule="auto"/>
-            </w:pPr>
-            <w:r>
-              <w:rPr>
-                <w:rFonts w:ascii="Times New Roman" w:hAnsi="Times New Roman" w:eastAsia="Times New Roman"/>
-                <w:b w:val="0"/>
-                <w:sz w:val="20"/>
-              </w:rPr>
-              <w:t>50.0% -&gt; not run</w:t>
-            </w:r>
-          </w:p>
-        </w:tc>
-        <w:tc>
-          <w:tcPr>
-            <w:tcW w:type="dxa" w:w="2430"/>
-            <w:tcMar>
-              <w:top w:w="80" w:type="dxa"/>
-              <w:start w:w="100" w:type="dxa"/>
-              <w:bottom w:w="80" w:type="dxa"/>
-              <w:end w:w="100" w:type="dxa"/>
-            </w:tcMar>
-            <w:vAlign w:val="center"/>
-          </w:tcPr>
-          <w:p>
-            <w:pPr>
-              <w:keepNext w:val="0"/>
-              <w:spacing w:before="0" w:after="0" w:line="240" w:lineRule="auto"/>
-            </w:pPr>
-            <w:r>
-              <w:rPr>
-                <w:rFonts w:ascii="Times New Roman" w:hAnsi="Times New Roman" w:eastAsia="Times New Roman"/>
-                <w:b w:val="0"/>
-                <w:sz w:val="20"/>
-              </w:rPr>
-              <w:t>1,072,199 -&gt; not run</w:t>
-            </w:r>
-          </w:p>
-        </w:tc>
-        <w:tc>
-          <w:tcPr>
-            <w:tcW w:type="dxa" w:w="1649"/>
-            <w:tcMar>
-              <w:top w:w="80" w:type="dxa"/>
-              <w:start w:w="100" w:type="dxa"/>
-              <w:bottom w:w="80" w:type="dxa"/>
-              <w:end w:w="100" w:type="dxa"/>
-            </w:tcMar>
-            <w:vAlign w:val="center"/>
-          </w:tcPr>
-          <w:p>
-            <w:pPr>
-              <w:keepNext w:val="0"/>
-              <w:spacing w:before="0" w:after="0" w:line="240" w:lineRule="auto"/>
-            </w:pPr>
-            <w:r>
-              <w:rPr>
-                <w:rFonts w:ascii="Times New Roman" w:hAnsi="Times New Roman" w:eastAsia="Times New Roman"/>
-                <w:b w:val="0"/>
-                <w:sz w:val="20"/>
-              </w:rPr>
-              <w:t>Baseline nonviable</w:t>
+              <w:t>Reject</w:t>
             </w:r>
           </w:p>
         </w:tc>
@@ -1555,6 +3972,17 @@
       <w:pPr>
         <w:keepNext w:val="0"/>
         <w:spacing w:before="0" w:after="40" w:line="240" w:lineRule="auto"/>
+      </w:pPr>
+    </w:p>
+    <w:p>
+      <w:pPr>
+        <w:sectPr>
+          <w:type w:val="continuous"/>
+          <w:pgSz w:w="11906" w:h="16838"/>
+          <w:pgMar w:top="1077" w:right="1077" w:bottom="1077" w:left="1077" w:header="720" w:footer="720" w:gutter="0"/>
+          <w:cols w:space="340" w:num="1"/>
+          <w:docGrid w:linePitch="360"/>
+        </w:sectPr>
       </w:pPr>
     </w:p>
     <w:p>
@@ -1569,21 +3997,7 @@
           <w:rFonts w:ascii="Times New Roman" w:hAnsi="Times New Roman" w:eastAsia="Times New Roman"/>
           <w:sz w:val="20"/>
         </w:rPr>
-        <w:t xml:space="preserve">Classification required both variants to reach 0.80 accuracy. Extraction required field F1 of at least 0.50. For baseline b and hybrid h, the lower bound of a paired bootstrap 95% interval for </w:t>
-      </w:r>
-      <w:r>
-        <w:rPr>
-          <w:rFonts w:ascii="Courier New" w:hAnsi="Courier New" w:eastAsia="Times New Roman"/>
-          <w:sz w:val="20"/>
-        </w:rPr>
-        <w:t>accuracy_h - accuracy_b</w:t>
-      </w:r>
-      <w:r>
-        <w:rPr>
-          <w:rFonts w:ascii="Times New Roman" w:hAnsi="Times New Roman" w:eastAsia="Times New Roman"/>
-          <w:sz w:val="20"/>
-        </w:rPr>
-        <w:t xml:space="preserve"> had to be at least -0.02. Token reduction had to be at least 5%, with a positive bootstrap lower bound. We used 5,000 paired resamples with seed 20260902, Wilson accuracy intervals, and an exact McNemar test.</w:t>
+        <w:t>Within each dataset and variant, predicted labels were identical across the three runs, so the sample standard deviation of accuracy was zero. Baseline tokens were identical across runs. Hybrid tokens ranged from 225,575 to 225,576 for LEDGAR and from 178,880 to 178,881 for SpamAssassin, with sample standard deviation 0.58 tokens in each case; CFPB used 33,120 tokens in every run. Model calls remained 1,000 to 589 for LEDGAR, 100 to 58 for CFPB, and 100 to 97 for SpamAssassin.</w:t>
       </w:r>
     </w:p>
     <w:p>
@@ -1598,35 +4012,7 @@
           <w:rFonts w:ascii="Times New Roman" w:hAnsi="Times New Roman" w:eastAsia="Times New Roman"/>
           <w:sz w:val="20"/>
         </w:rPr>
-        <w:t xml:space="preserve">Text experiments used local Ollama 0.33.0 and </w:t>
-      </w:r>
-      <w:r>
-        <w:rPr>
-          <w:rFonts w:ascii="Courier New" w:hAnsi="Courier New" w:eastAsia="Times New Roman"/>
-          <w:sz w:val="20"/>
-        </w:rPr>
-        <w:t>qwen3:14b</w:t>
-      </w:r>
-      <w:r>
-        <w:rPr>
-          <w:rFonts w:ascii="Times New Roman" w:hAnsi="Times New Roman" w:eastAsia="Times New Roman"/>
-          <w:sz w:val="20"/>
-        </w:rPr>
-        <w:t xml:space="preserve">, digest </w:t>
-      </w:r>
-      <w:r>
-        <w:rPr>
-          <w:rFonts w:ascii="Courier New" w:hAnsi="Courier New" w:eastAsia="Times New Roman"/>
-          <w:sz w:val="20"/>
-        </w:rPr>
-        <w:t>bdbd181c33f2ed1b31c972991882db3cf4d192569092138a7d29e973cd9debe8</w:t>
-      </w:r>
-      <w:r>
-        <w:rPr>
-          <w:rFonts w:ascii="Times New Roman" w:hAnsi="Times New Roman" w:eastAsia="Times New Roman"/>
-          <w:sz w:val="20"/>
-        </w:rPr>
-        <w:t>, on an Apple M5 Pro with 48 GB unified memory. Original confirmatory runs were sequential. The repeated optimized study disabled thinking and streaming; used temperature 0, seeds 20260903-20260905, a 4,096-token context, a 128-token output cap, and an exact JSON schema; preloaded and retained the model; and enabled Flash Attention, q8_0 KV cache, one loaded model, and two parallel requests. The same seed was used within each NL/hybrid pair. Order was NL-hybrid, hybrid-NL, then NL-hybrid. Checkpoints, exact commands, timestamps, hashes, component durations, per-case latency/tokens/routing, and wall time were stored. The original sequential run is not pooled with these two-worker replications, and every repeated LEDGAR test evaluation is a replication rather than an untouched test.</w:t>
+        <w:t>LEDGAR's paired accuracy intervals were −1.6 to −0.1, −1.6 to 0.0, and −1.6 to 0.0 percentage points, all within the two-point tolerance. CFPB failed both the absolute and relative accuracy requirements in all three runs. SpamAssassin exceeded the 5% token target in these runs but still failed the allowed-loss requirement. Because both variants had zero cross-run label disagreement, the repeats do not show a reduction in output variability attributable to the hybrid.</w:t>
       </w:r>
     </w:p>
     <w:p>
@@ -1637,522 +4023,9 @@
         <w:rPr>
           <w:rFonts w:ascii="Times New Roman" w:hAnsi="Times New Roman" w:eastAsia="Times New Roman"/>
           <w:b/>
-          <w:sz w:val="20"/>
+          <w:sz w:val="24"/>
         </w:rPr>
-        <w:t>Results</w:t>
-      </w:r>
-    </w:p>
-    <w:p>
-      <w:pPr>
-        <w:keepNext/>
-        <w:spacing w:before="80" w:after="40" w:line="240" w:lineRule="auto"/>
-      </w:pPr>
-      <w:r>
-        <w:rPr>
-          <w:rFonts w:ascii="Times New Roman" w:hAnsi="Times New Roman" w:eastAsia="Times New Roman"/>
-          <w:b/>
-          <w:sz w:val="20"/>
-        </w:rPr>
-        <w:t>Table 2. Three-run optimized replication results</w:t>
-      </w:r>
-    </w:p>
-    <w:tbl>
-      <w:tblPr>
-        <w:tblW w:type="dxa" w:w="9026"/>
-        <w:jc w:val="left"/>
-        <w:tblLayout w:type="fixed"/>
-        <w:tblLook w:firstColumn="1" w:firstRow="1" w:lastColumn="0" w:lastRow="0" w:noHBand="0" w:noVBand="1" w:val="04A0"/>
-        <w:tblInd w:w="0" w:type="dxa"/>
-        <w:tblBorders>
-          <w:top w:val="single" w:sz="4" w:color="557030"/>
-          <w:left w:val="single" w:sz="4" w:color="557030"/>
-          <w:bottom w:val="single" w:sz="4" w:color="557030"/>
-          <w:right w:val="single" w:sz="4" w:color="557030"/>
-          <w:insideH w:val="single" w:sz="4" w:color="557030"/>
-          <w:insideV w:val="single" w:sz="4" w:color="557030"/>
-        </w:tblBorders>
-      </w:tblPr>
-      <w:tblGrid>
-        <w:gridCol w:w="2045"/>
-        <w:gridCol w:w="2750"/>
-        <w:gridCol w:w="2186"/>
-        <w:gridCol w:w="2045"/>
-      </w:tblGrid>
-      <w:tr>
-        <w:trPr>
-          <w:tblHeader w:val="true"/>
-          <w:cantSplit w:val="true"/>
-        </w:trPr>
-        <w:tc>
-          <w:tcPr>
-            <w:tcW w:type="dxa" w:w="2045"/>
-            <w:tcMar>
-              <w:top w:w="80" w:type="dxa"/>
-              <w:start w:w="100" w:type="dxa"/>
-              <w:bottom w:w="80" w:type="dxa"/>
-              <w:end w:w="100" w:type="dxa"/>
-            </w:tcMar>
-            <w:vAlign w:val="center"/>
-          </w:tcPr>
-          <w:p>
-            <w:pPr>
-              <w:keepNext w:val="0"/>
-              <w:spacing w:before="0" w:after="0" w:line="240" w:lineRule="auto"/>
-            </w:pPr>
-            <w:r>
-              <w:rPr>
-                <w:rFonts w:ascii="Times New Roman" w:hAnsi="Times New Roman" w:eastAsia="Times New Roman"/>
-                <w:b/>
-                <w:sz w:val="20"/>
-              </w:rPr>
-              <w:t>Workflow and split</w:t>
-            </w:r>
-          </w:p>
-        </w:tc>
-        <w:tc>
-          <w:tcPr>
-            <w:tcW w:type="dxa" w:w="2750"/>
-            <w:tcMar>
-              <w:top w:w="80" w:type="dxa"/>
-              <w:start w:w="100" w:type="dxa"/>
-              <w:bottom w:w="80" w:type="dxa"/>
-              <w:end w:w="100" w:type="dxa"/>
-            </w:tcMar>
-            <w:vAlign w:val="center"/>
-          </w:tcPr>
-          <w:p>
-            <w:pPr>
-              <w:keepNext w:val="0"/>
-              <w:spacing w:before="0" w:after="0" w:line="240" w:lineRule="auto"/>
-            </w:pPr>
-            <w:r>
-              <w:rPr>
-                <w:rFonts w:ascii="Times New Roman" w:hAnsi="Times New Roman" w:eastAsia="Times New Roman"/>
-                <w:b/>
-                <w:sz w:val="20"/>
-              </w:rPr>
-              <w:t>Accuracy mean (sample SD), NL -&gt; hybrid</w:t>
-            </w:r>
-          </w:p>
-        </w:tc>
-        <w:tc>
-          <w:tcPr>
-            <w:tcW w:type="dxa" w:w="2186"/>
-            <w:tcMar>
-              <w:top w:w="80" w:type="dxa"/>
-              <w:start w:w="100" w:type="dxa"/>
-              <w:bottom w:w="80" w:type="dxa"/>
-              <w:end w:w="100" w:type="dxa"/>
-            </w:tcMar>
-            <w:vAlign w:val="center"/>
-          </w:tcPr>
-          <w:p>
-            <w:pPr>
-              <w:keepNext w:val="0"/>
-              <w:spacing w:before="0" w:after="0" w:line="240" w:lineRule="auto"/>
-            </w:pPr>
-            <w:r>
-              <w:rPr>
-                <w:rFonts w:ascii="Times New Roman" w:hAnsi="Times New Roman" w:eastAsia="Times New Roman"/>
-                <w:b/>
-                <w:sz w:val="20"/>
-              </w:rPr>
-              <w:t>Mean tokens, NL -&gt; hybrid</w:t>
-            </w:r>
-          </w:p>
-        </w:tc>
-        <w:tc>
-          <w:tcPr>
-            <w:tcW w:type="dxa" w:w="2045"/>
-            <w:tcMar>
-              <w:top w:w="80" w:type="dxa"/>
-              <w:start w:w="100" w:type="dxa"/>
-              <w:bottom w:w="80" w:type="dxa"/>
-              <w:end w:w="100" w:type="dxa"/>
-            </w:tcMar>
-            <w:vAlign w:val="center"/>
-          </w:tcPr>
-          <w:p>
-            <w:pPr>
-              <w:keepNext w:val="0"/>
-              <w:spacing w:before="0" w:after="0" w:line="240" w:lineRule="auto"/>
-            </w:pPr>
-            <w:r>
-              <w:rPr>
-                <w:rFonts w:ascii="Times New Roman" w:hAnsi="Times New Roman" w:eastAsia="Times New Roman"/>
-                <w:b/>
-                <w:sz w:val="20"/>
-              </w:rPr>
-              <w:t>Decision across runs</w:t>
-            </w:r>
-          </w:p>
-        </w:tc>
-      </w:tr>
-      <w:tr>
-        <w:trPr>
-          <w:cantSplit w:val="true"/>
-        </w:trPr>
-        <w:tc>
-          <w:tcPr>
-            <w:tcW w:type="dxa" w:w="2045"/>
-            <w:tcMar>
-              <w:top w:w="80" w:type="dxa"/>
-              <w:start w:w="100" w:type="dxa"/>
-              <w:bottom w:w="80" w:type="dxa"/>
-              <w:end w:w="100" w:type="dxa"/>
-            </w:tcMar>
-            <w:vAlign w:val="center"/>
-          </w:tcPr>
-          <w:p>
-            <w:pPr>
-              <w:keepNext w:val="0"/>
-              <w:spacing w:before="0" w:after="0" w:line="240" w:lineRule="auto"/>
-            </w:pPr>
-            <w:r>
-              <w:rPr>
-                <w:rFonts w:ascii="Times New Roman" w:hAnsi="Times New Roman" w:eastAsia="Times New Roman"/>
-                <w:b w:val="0"/>
-                <w:sz w:val="20"/>
-              </w:rPr>
-              <w:t>LEDGAR test (1,000)</w:t>
-            </w:r>
-          </w:p>
-        </w:tc>
-        <w:tc>
-          <w:tcPr>
-            <w:tcW w:type="dxa" w:w="2750"/>
-            <w:tcMar>
-              <w:top w:w="80" w:type="dxa"/>
-              <w:start w:w="100" w:type="dxa"/>
-              <w:bottom w:w="80" w:type="dxa"/>
-              <w:end w:w="100" w:type="dxa"/>
-            </w:tcMar>
-            <w:vAlign w:val="center"/>
-          </w:tcPr>
-          <w:p>
-            <w:pPr>
-              <w:keepNext w:val="0"/>
-              <w:spacing w:before="0" w:after="0" w:line="240" w:lineRule="auto"/>
-            </w:pPr>
-            <w:r>
-              <w:rPr>
-                <w:rFonts w:ascii="Times New Roman" w:hAnsi="Times New Roman" w:eastAsia="Times New Roman"/>
-                <w:b w:val="0"/>
-                <w:sz w:val="20"/>
-              </w:rPr>
-              <w:t>93.7% (0) -&gt; 92.9% (0)</w:t>
-            </w:r>
-          </w:p>
-        </w:tc>
-        <w:tc>
-          <w:tcPr>
-            <w:tcW w:type="dxa" w:w="2186"/>
-            <w:tcMar>
-              <w:top w:w="80" w:type="dxa"/>
-              <w:start w:w="100" w:type="dxa"/>
-              <w:bottom w:w="80" w:type="dxa"/>
-              <w:end w:w="100" w:type="dxa"/>
-            </w:tcMar>
-            <w:vAlign w:val="center"/>
-          </w:tcPr>
-          <w:p>
-            <w:pPr>
-              <w:keepNext w:val="0"/>
-              <w:spacing w:before="0" w:after="0" w:line="240" w:lineRule="auto"/>
-            </w:pPr>
-            <w:r>
-              <w:rPr>
-                <w:rFonts w:ascii="Times New Roman" w:hAnsi="Times New Roman" w:eastAsia="Times New Roman"/>
-                <w:b w:val="0"/>
-                <w:sz w:val="20"/>
-              </w:rPr>
-              <w:t>376,090 -&gt; 225,575.33 (-40.02%)</w:t>
-            </w:r>
-          </w:p>
-        </w:tc>
-        <w:tc>
-          <w:tcPr>
-            <w:tcW w:type="dxa" w:w="2045"/>
-            <w:tcMar>
-              <w:top w:w="80" w:type="dxa"/>
-              <w:start w:w="100" w:type="dxa"/>
-              <w:bottom w:w="80" w:type="dxa"/>
-              <w:end w:w="100" w:type="dxa"/>
-            </w:tcMar>
-            <w:vAlign w:val="center"/>
-          </w:tcPr>
-          <w:p>
-            <w:pPr>
-              <w:keepNext w:val="0"/>
-              <w:spacing w:before="0" w:after="0" w:line="240" w:lineRule="auto"/>
-            </w:pPr>
-            <w:r>
-              <w:rPr>
-                <w:rFonts w:ascii="Times New Roman" w:hAnsi="Times New Roman" w:eastAsia="Times New Roman"/>
-                <w:b w:val="0"/>
-                <w:sz w:val="20"/>
-              </w:rPr>
-              <w:t>3/3 pass</w:t>
-            </w:r>
-          </w:p>
-        </w:tc>
-      </w:tr>
-      <w:tr>
-        <w:trPr>
-          <w:cantSplit w:val="true"/>
-        </w:trPr>
-        <w:tc>
-          <w:tcPr>
-            <w:tcW w:type="dxa" w:w="2045"/>
-            <w:tcMar>
-              <w:top w:w="80" w:type="dxa"/>
-              <w:start w:w="100" w:type="dxa"/>
-              <w:bottom w:w="80" w:type="dxa"/>
-              <w:end w:w="100" w:type="dxa"/>
-            </w:tcMar>
-            <w:vAlign w:val="center"/>
-          </w:tcPr>
-          <w:p>
-            <w:pPr>
-              <w:keepNext w:val="0"/>
-              <w:spacing w:before="0" w:after="0" w:line="240" w:lineRule="auto"/>
-            </w:pPr>
-            <w:r>
-              <w:rPr>
-                <w:rFonts w:ascii="Times New Roman" w:hAnsi="Times New Roman" w:eastAsia="Times New Roman"/>
-                <w:b w:val="0"/>
-                <w:sz w:val="20"/>
-              </w:rPr>
-              <w:t>CFPB validation (100)</w:t>
-            </w:r>
-          </w:p>
-        </w:tc>
-        <w:tc>
-          <w:tcPr>
-            <w:tcW w:type="dxa" w:w="2750"/>
-            <w:tcMar>
-              <w:top w:w="80" w:type="dxa"/>
-              <w:start w:w="100" w:type="dxa"/>
-              <w:bottom w:w="80" w:type="dxa"/>
-              <w:end w:w="100" w:type="dxa"/>
-            </w:tcMar>
-            <w:vAlign w:val="center"/>
-          </w:tcPr>
-          <w:p>
-            <w:pPr>
-              <w:keepNext w:val="0"/>
-              <w:spacing w:before="0" w:after="0" w:line="240" w:lineRule="auto"/>
-            </w:pPr>
-            <w:r>
-              <w:rPr>
-                <w:rFonts w:ascii="Times New Roman" w:hAnsi="Times New Roman" w:eastAsia="Times New Roman"/>
-                <w:b w:val="0"/>
-                <w:sz w:val="20"/>
-              </w:rPr>
-              <w:t>78.0% (0) -&gt; 71.0% (0)</w:t>
-            </w:r>
-          </w:p>
-        </w:tc>
-        <w:tc>
-          <w:tcPr>
-            <w:tcW w:type="dxa" w:w="2186"/>
-            <w:tcMar>
-              <w:top w:w="80" w:type="dxa"/>
-              <w:start w:w="100" w:type="dxa"/>
-              <w:bottom w:w="80" w:type="dxa"/>
-              <w:end w:w="100" w:type="dxa"/>
-            </w:tcMar>
-            <w:vAlign w:val="center"/>
-          </w:tcPr>
-          <w:p>
-            <w:pPr>
-              <w:keepNext w:val="0"/>
-              <w:spacing w:before="0" w:after="0" w:line="240" w:lineRule="auto"/>
-            </w:pPr>
-            <w:r>
-              <w:rPr>
-                <w:rFonts w:ascii="Times New Roman" w:hAnsi="Times New Roman" w:eastAsia="Times New Roman"/>
-                <w:b w:val="0"/>
-                <w:sz w:val="20"/>
-              </w:rPr>
-              <w:t>58,372 -&gt; 33,120 (-43.26%)</w:t>
-            </w:r>
-          </w:p>
-        </w:tc>
-        <w:tc>
-          <w:tcPr>
-            <w:tcW w:type="dxa" w:w="2045"/>
-            <w:tcMar>
-              <w:top w:w="80" w:type="dxa"/>
-              <w:start w:w="100" w:type="dxa"/>
-              <w:bottom w:w="80" w:type="dxa"/>
-              <w:end w:w="100" w:type="dxa"/>
-            </w:tcMar>
-            <w:vAlign w:val="center"/>
-          </w:tcPr>
-          <w:p>
-            <w:pPr>
-              <w:keepNext w:val="0"/>
-              <w:spacing w:before="0" w:after="0" w:line="240" w:lineRule="auto"/>
-            </w:pPr>
-            <w:r>
-              <w:rPr>
-                <w:rFonts w:ascii="Times New Roman" w:hAnsi="Times New Roman" w:eastAsia="Times New Roman"/>
-                <w:b w:val="0"/>
-                <w:sz w:val="20"/>
-              </w:rPr>
-              <w:t>0/3; reject quality/viability</w:t>
-            </w:r>
-          </w:p>
-        </w:tc>
-      </w:tr>
-      <w:tr>
-        <w:trPr>
-          <w:cantSplit w:val="true"/>
-        </w:trPr>
-        <w:tc>
-          <w:tcPr>
-            <w:tcW w:type="dxa" w:w="2045"/>
-            <w:tcMar>
-              <w:top w:w="80" w:type="dxa"/>
-              <w:start w:w="100" w:type="dxa"/>
-              <w:bottom w:w="80" w:type="dxa"/>
-              <w:end w:w="100" w:type="dxa"/>
-            </w:tcMar>
-            <w:vAlign w:val="center"/>
-          </w:tcPr>
-          <w:p>
-            <w:pPr>
-              <w:keepNext w:val="0"/>
-              <w:spacing w:before="0" w:after="0" w:line="240" w:lineRule="auto"/>
-            </w:pPr>
-            <w:r>
-              <w:rPr>
-                <w:rFonts w:ascii="Times New Roman" w:hAnsi="Times New Roman" w:eastAsia="Times New Roman"/>
-                <w:b w:val="0"/>
-                <w:sz w:val="20"/>
-              </w:rPr>
-              <w:t>SpamAssassin validation (100)</w:t>
-            </w:r>
-          </w:p>
-        </w:tc>
-        <w:tc>
-          <w:tcPr>
-            <w:tcW w:type="dxa" w:w="2750"/>
-            <w:tcMar>
-              <w:top w:w="80" w:type="dxa"/>
-              <w:start w:w="100" w:type="dxa"/>
-              <w:bottom w:w="80" w:type="dxa"/>
-              <w:end w:w="100" w:type="dxa"/>
-            </w:tcMar>
-            <w:vAlign w:val="center"/>
-          </w:tcPr>
-          <w:p>
-            <w:pPr>
-              <w:keepNext w:val="0"/>
-              <w:spacing w:before="0" w:after="0" w:line="240" w:lineRule="auto"/>
-            </w:pPr>
-            <w:r>
-              <w:rPr>
-                <w:rFonts w:ascii="Times New Roman" w:hAnsi="Times New Roman" w:eastAsia="Times New Roman"/>
-                <w:b w:val="0"/>
-                <w:sz w:val="20"/>
-              </w:rPr>
-              <w:t>88.0% (0) -&gt; 85.0% (0)</w:t>
-            </w:r>
-          </w:p>
-        </w:tc>
-        <w:tc>
-          <w:tcPr>
-            <w:tcW w:type="dxa" w:w="2186"/>
-            <w:tcMar>
-              <w:top w:w="80" w:type="dxa"/>
-              <w:start w:w="100" w:type="dxa"/>
-              <w:bottom w:w="80" w:type="dxa"/>
-              <w:end w:w="100" w:type="dxa"/>
-            </w:tcMar>
-            <w:vAlign w:val="center"/>
-          </w:tcPr>
-          <w:p>
-            <w:pPr>
-              <w:keepNext w:val="0"/>
-              <w:spacing w:before="0" w:after="0" w:line="240" w:lineRule="auto"/>
-            </w:pPr>
-            <w:r>
-              <w:rPr>
-                <w:rFonts w:ascii="Times New Roman" w:hAnsi="Times New Roman" w:eastAsia="Times New Roman"/>
-                <w:b w:val="0"/>
-                <w:sz w:val="20"/>
-              </w:rPr>
-              <w:t>188,384 -&gt; 178,880.67 (-5.04%)</w:t>
-            </w:r>
-          </w:p>
-        </w:tc>
-        <w:tc>
-          <w:tcPr>
-            <w:tcW w:type="dxa" w:w="2045"/>
-            <w:tcMar>
-              <w:top w:w="80" w:type="dxa"/>
-              <w:start w:w="100" w:type="dxa"/>
-              <w:bottom w:w="80" w:type="dxa"/>
-              <w:end w:w="100" w:type="dxa"/>
-            </w:tcMar>
-            <w:vAlign w:val="center"/>
-          </w:tcPr>
-          <w:p>
-            <w:pPr>
-              <w:keepNext w:val="0"/>
-              <w:spacing w:before="0" w:after="0" w:line="240" w:lineRule="auto"/>
-            </w:pPr>
-            <w:r>
-              <w:rPr>
-                <w:rFonts w:ascii="Times New Roman" w:hAnsi="Times New Roman" w:eastAsia="Times New Roman"/>
-                <w:b w:val="0"/>
-                <w:sz w:val="20"/>
-              </w:rPr>
-              <w:t>0/3; reject quality</w:t>
-            </w:r>
-          </w:p>
-        </w:tc>
-      </w:tr>
-    </w:tbl>
-    <w:p>
-      <w:pPr>
-        <w:keepNext w:val="0"/>
-        <w:spacing w:before="0" w:after="40" w:line="240" w:lineRule="auto"/>
-      </w:pPr>
-    </w:p>
-    <w:p>
-      <w:pPr>
-        <w:keepNext w:val="0"/>
-        <w:spacing w:before="0" w:after="80" w:line="240" w:lineRule="auto"/>
-        <w:ind w:firstLine="288"/>
-        <w:jc w:val="both"/>
-      </w:pPr>
-      <w:r>
-        <w:rPr>
-          <w:rFonts w:ascii="Times New Roman" w:hAnsi="Times New Roman" w:eastAsia="Times New Roman"/>
-          <w:sz w:val="20"/>
-        </w:rPr>
-        <w:t xml:space="preserve">The original 1,000-case LEDGAR test produced a -0.8-point hybrid-minus-NL accuracy difference (95% interval [-1.6, 0.0]) and passed the prespecified gate. Each new replication also produced a -0.8-point difference; bootstrap intervals were [-1.6, -0.1], [-1.6, 0.0], and [-1.6, 0.0] points. Each pair had 17 differing predicted labels and passed absolute viability, non-inferiority, and efficiency. The repeated result supports the chosen engineering margin, not equivalence or universal non-inferiority. Exact run and comparison payloads are in the </w:t>
-      </w:r>
-      <w:hyperlink r:id="rId13">
-        <w:r>
-          <w:rPr>
-            <w:rFonts w:ascii="Times New Roman" w:hAnsi="Times New Roman"/>
-            <w:color w:val="0000FF"/>
-            <w:u w:val="single"/>
-            <w:sz w:val="20"/>
-          </w:rPr>
-          <w:t>LEDGAR evidence folder</w:t>
-        </w:r>
-      </w:hyperlink>
-      <w:r>
-        <w:rPr>
-          <w:rFonts w:ascii="Times New Roman" w:hAnsi="Times New Roman" w:eastAsia="Times New Roman"/>
-          <w:sz w:val="20"/>
-        </w:rPr>
-        <w:t>.</w:t>
+        <w:t>Appendix B Reproduction details</w:t>
       </w:r>
     </w:p>
     <w:p>
@@ -2167,7 +4040,35 @@
           <w:rFonts w:ascii="Times New Roman" w:hAnsi="Times New Roman" w:eastAsia="Times New Roman"/>
           <w:sz w:val="20"/>
         </w:rPr>
-        <w:t>LEDGAR model calls were 1,000 NL and 589 hybrid in every run because the same 411 cases used deterministic commands. NL tokens were exactly 376,090; hybrid tokens ranged from 225,575 to 225,576 (sample SD 0.58). CFPB calls were 100 versus 58 and SpamAssassin calls were 100 versus 97 in every run. Routing never changed across seeds. Each dataset had zero cross-run label disagreement within NL and within hybrid, including separately among stable command-routed and model-fallback cases. This is direct reproducibility evidence under the frozen temperature-zero runtime; because both variants reached the same zero-disagreement floor, it does not show that hybrid execution reduced variance relative to NL.</w:t>
+        <w:t xml:space="preserve">The repeated-run preflight records Ollama 0.33.0 and </w:t>
+      </w:r>
+      <w:r>
+        <w:rPr>
+          <w:rFonts w:ascii="Courier New" w:hAnsi="Courier New" w:eastAsia="Times New Roman"/>
+          <w:sz w:val="20"/>
+        </w:rPr>
+        <w:t>qwen3:14b</w:t>
+      </w:r>
+      <w:r>
+        <w:rPr>
+          <w:rFonts w:ascii="Times New Roman" w:hAnsi="Times New Roman" w:eastAsia="Times New Roman"/>
+          <w:sz w:val="20"/>
+        </w:rPr>
+        <w:t xml:space="preserve"> with model digest </w:t>
+      </w:r>
+      <w:r>
+        <w:rPr>
+          <w:rFonts w:ascii="Courier New" w:hAnsi="Courier New" w:eastAsia="Times New Roman"/>
+          <w:sz w:val="20"/>
+        </w:rPr>
+        <w:t>bdbd181c33f2ed1b31c972991882db3cf4d192569092138a7d29e973cd9debe8</w:t>
+      </w:r>
+      <w:r>
+        <w:rPr>
+          <w:rFonts w:ascii="Times New Roman" w:hAnsi="Times New Roman" w:eastAsia="Times New Roman"/>
+          <w:sz w:val="20"/>
+        </w:rPr>
+        <w:t>. The recorded environment uses an Apple M5 Pro with 48 GB unified memory. The original runner requested JSON output, disabled thinking and streaming, set temperature to zero, and capped generated output at 128 tokens. It did not explicitly set a context-window option.</w:t>
       </w:r>
     </w:p>
     <w:p>
@@ -2182,56 +4083,7 @@
           <w:rFonts w:ascii="Times New Roman" w:hAnsi="Times New Roman" w:eastAsia="Times New Roman"/>
           <w:sz w:val="20"/>
         </w:rPr>
-        <w:t xml:space="preserve">CFPB repeated the same rejection three times: 43.26% token savings, 78% NL versus 71% hybrid accuracy, paired difference intervals of [-13, -2] points, and failure of the 80% floor. SpamAssassin repeated 5.04% savings, 88% versus 85% accuracy, and non-inferiority failure in all three runs. Neither test set was released; exact comparisons are in the </w:t>
-      </w:r>
-      <w:hyperlink r:id="rId14">
-        <w:r>
-          <w:rPr>
-            <w:rFonts w:ascii="Times New Roman" w:hAnsi="Times New Roman"/>
-            <w:color w:val="0000FF"/>
-            <w:u w:val="single"/>
-            <w:sz w:val="20"/>
-          </w:rPr>
-          <w:t>CFPB</w:t>
-        </w:r>
-      </w:hyperlink>
-      <w:r>
-        <w:rPr>
-          <w:rFonts w:ascii="Times New Roman" w:hAnsi="Times New Roman" w:eastAsia="Times New Roman"/>
-          <w:sz w:val="20"/>
-        </w:rPr>
-        <w:t xml:space="preserve"> and </w:t>
-      </w:r>
-      <w:hyperlink r:id="rId15">
-        <w:r>
-          <w:rPr>
-            <w:rFonts w:ascii="Times New Roman" w:hAnsi="Times New Roman"/>
-            <w:color w:val="0000FF"/>
-            <w:u w:val="single"/>
-            <w:sz w:val="20"/>
-          </w:rPr>
-          <w:t>SpamAssassin</w:t>
-        </w:r>
-      </w:hyperlink>
-      <w:r>
-        <w:rPr>
-          <w:rFonts w:ascii="Times New Roman" w:hAnsi="Times New Roman" w:eastAsia="Times New Roman"/>
-          <w:sz w:val="20"/>
-        </w:rPr>
-        <w:t xml:space="preserve"> evidence folders. QS-OCR/Tobacco3482 remains a single-baseline classification feasibility failure at 70% accuracy. SROIE remains a separate single-baseline extraction failure at 0.344 field F1 with OCR word-error rate 0.676. RVL-CDIP remains a single-baseline classification feasibility failure at 50% accuracy. Accuracy, field F1, and OCR error are not combined.</w:t>
-      </w:r>
-    </w:p>
-    <w:p>
-      <w:pPr>
-        <w:pStyle w:val="Heading2"/>
-      </w:pPr>
-      <w:r>
-        <w:rPr>
-          <w:rFonts w:ascii="Times New Roman" w:hAnsi="Times New Roman" w:eastAsia="Times New Roman"/>
-          <w:b/>
-          <w:sz w:val="20"/>
-        </w:rPr>
-        <w:t>Fresh quality-first validation</w:t>
+        <w:t>The repeated-run configuration used a 4,096-token context, the same 128-token output cap, and an exact JSON schema for the label and confidence fields. It preloaded and retained the model, enabled Flash Attention and q8_0 KV cache, kept one model loaded, and allowed two parallel requests. Pair order was baseline then hybrid, hybrid then baseline, and baseline then hybrid. The same inference seed was used within a pair; the three pairs used different seeds. Exact seed values, commands, timestamps, and environment records are preserved with the run manifests rather than repeated in the main text.</w:t>
       </w:r>
     </w:p>
     <w:p>
@@ -2246,1883 +4098,7 @@
           <w:rFonts w:ascii="Times New Roman" w:hAnsi="Times New Roman" w:eastAsia="Times New Roman"/>
           <w:sz w:val="20"/>
         </w:rPr>
-        <w:t>A subsequent study applied one dataset-independent quality-first policy to fresh 500-case validation sets for LEDGAR, CFPB, and SpamAssassin. Each new selection excluded all 1,200 cases from that dataset's prior confirmatory selection. The complete natural-language fallback was preserved in every candidate. The release contract required absolute accuracy of at least 0.80, no observed accuracy regression, a paired accuracy lower bound of at least -0.5 percentage points, a maximum per-label recall drop of 2 percentage points, command-route precision of at least 99%, and token reduction of at least 5% with a positive paired lower bound. Three paired seeds produced identical predictions and token counts within each dataset and variant.</w:t>
-      </w:r>
-    </w:p>
-    <w:p>
-      <w:pPr>
-        <w:keepNext/>
-        <w:spacing w:before="80" w:after="40" w:line="240" w:lineRule="auto"/>
-      </w:pPr>
-      <w:r>
-        <w:rPr>
-          <w:rFonts w:ascii="Times New Roman" w:hAnsi="Times New Roman" w:eastAsia="Times New Roman"/>
-          <w:b/>
-          <w:sz w:val="20"/>
-        </w:rPr>
-        <w:t>Table 3. Fresh quality-first validation results</w:t>
-      </w:r>
-    </w:p>
-    <w:tbl>
-      <w:tblPr>
-        <w:tblW w:type="dxa" w:w="9026"/>
-        <w:jc w:val="left"/>
-        <w:tblLayout w:type="fixed"/>
-        <w:tblLook w:firstColumn="1" w:firstRow="1" w:lastColumn="0" w:lastRow="0" w:noHBand="0" w:noVBand="1" w:val="04A0"/>
-        <w:tblInd w:w="0" w:type="dxa"/>
-        <w:tblBorders>
-          <w:top w:val="single" w:sz="4" w:color="557030"/>
-          <w:left w:val="single" w:sz="4" w:color="557030"/>
-          <w:bottom w:val="single" w:sz="4" w:color="557030"/>
-          <w:right w:val="single" w:sz="4" w:color="557030"/>
-          <w:insideH w:val="single" w:sz="4" w:color="557030"/>
-          <w:insideV w:val="single" w:sz="4" w:color="557030"/>
-        </w:tblBorders>
-      </w:tblPr>
-      <w:tblGrid>
-        <w:gridCol w:w="1343"/>
-        <w:gridCol w:w="2238"/>
-        <w:gridCol w:w="1865"/>
-        <w:gridCol w:w="3580"/>
-      </w:tblGrid>
-      <w:tr>
-        <w:trPr>
-          <w:tblHeader w:val="true"/>
-          <w:cantSplit w:val="true"/>
-        </w:trPr>
-        <w:tc>
-          <w:tcPr>
-            <w:tcW w:type="dxa" w:w="1343"/>
-            <w:tcMar>
-              <w:top w:w="80" w:type="dxa"/>
-              <w:start w:w="100" w:type="dxa"/>
-              <w:bottom w:w="80" w:type="dxa"/>
-              <w:end w:w="100" w:type="dxa"/>
-            </w:tcMar>
-            <w:vAlign w:val="center"/>
-          </w:tcPr>
-          <w:p>
-            <w:pPr>
-              <w:keepNext w:val="0"/>
-              <w:spacing w:before="0" w:after="0" w:line="240" w:lineRule="auto"/>
-            </w:pPr>
-            <w:r>
-              <w:rPr>
-                <w:rFonts w:ascii="Times New Roman" w:hAnsi="Times New Roman" w:eastAsia="Times New Roman"/>
-                <w:b/>
-                <w:sz w:val="20"/>
-              </w:rPr>
-              <w:t>Dataset</w:t>
-            </w:r>
-          </w:p>
-        </w:tc>
-        <w:tc>
-          <w:tcPr>
-            <w:tcW w:type="dxa" w:w="2238"/>
-            <w:tcMar>
-              <w:top w:w="80" w:type="dxa"/>
-              <w:start w:w="100" w:type="dxa"/>
-              <w:bottom w:w="80" w:type="dxa"/>
-              <w:end w:w="100" w:type="dxa"/>
-            </w:tcMar>
-            <w:vAlign w:val="center"/>
-          </w:tcPr>
-          <w:p>
-            <w:pPr>
-              <w:keepNext w:val="0"/>
-              <w:spacing w:before="0" w:after="0" w:line="240" w:lineRule="auto"/>
-            </w:pPr>
-            <w:r>
-              <w:rPr>
-                <w:rFonts w:ascii="Times New Roman" w:hAnsi="Times New Roman" w:eastAsia="Times New Roman"/>
-                <w:b/>
-                <w:sz w:val="20"/>
-              </w:rPr>
-              <w:t>Accuracy (NL -&gt; quality-first)</w:t>
-            </w:r>
-          </w:p>
-        </w:tc>
-        <w:tc>
-          <w:tcPr>
-            <w:tcW w:type="dxa" w:w="1865"/>
-            <w:tcMar>
-              <w:top w:w="80" w:type="dxa"/>
-              <w:start w:w="100" w:type="dxa"/>
-              <w:bottom w:w="80" w:type="dxa"/>
-              <w:end w:w="100" w:type="dxa"/>
-            </w:tcMar>
-            <w:vAlign w:val="center"/>
-          </w:tcPr>
-          <w:p>
-            <w:pPr>
-              <w:keepNext w:val="0"/>
-              <w:spacing w:before="0" w:after="0" w:line="240" w:lineRule="auto"/>
-            </w:pPr>
-            <w:r>
-              <w:rPr>
-                <w:rFonts w:ascii="Times New Roman" w:hAnsi="Times New Roman" w:eastAsia="Times New Roman"/>
-                <w:b/>
-                <w:sz w:val="20"/>
-              </w:rPr>
-              <w:t>Difference (95% interval)</w:t>
-            </w:r>
-          </w:p>
-        </w:tc>
-        <w:tc>
-          <w:tcPr>
-            <w:tcW w:type="dxa" w:w="3580"/>
-            <w:tcMar>
-              <w:top w:w="80" w:type="dxa"/>
-              <w:start w:w="100" w:type="dxa"/>
-              <w:bottom w:w="80" w:type="dxa"/>
-              <w:end w:w="100" w:type="dxa"/>
-            </w:tcMar>
-            <w:vAlign w:val="center"/>
-          </w:tcPr>
-          <w:p>
-            <w:pPr>
-              <w:keepNext w:val="0"/>
-              <w:spacing w:before="0" w:after="0" w:line="240" w:lineRule="auto"/>
-            </w:pPr>
-            <w:r>
-              <w:rPr>
-                <w:rFonts w:ascii="Times New Roman" w:hAnsi="Times New Roman" w:eastAsia="Times New Roman"/>
-                <w:b/>
-                <w:sz w:val="20"/>
-              </w:rPr>
-              <w:t>Efficiency / route / outcome</w:t>
-            </w:r>
-          </w:p>
-        </w:tc>
-      </w:tr>
-      <w:tr>
-        <w:trPr>
-          <w:cantSplit w:val="true"/>
-        </w:trPr>
-        <w:tc>
-          <w:tcPr>
-            <w:tcW w:type="dxa" w:w="1343"/>
-            <w:tcMar>
-              <w:top w:w="80" w:type="dxa"/>
-              <w:start w:w="100" w:type="dxa"/>
-              <w:bottom w:w="80" w:type="dxa"/>
-              <w:end w:w="100" w:type="dxa"/>
-            </w:tcMar>
-            <w:vAlign w:val="center"/>
-          </w:tcPr>
-          <w:p>
-            <w:pPr>
-              <w:keepNext w:val="0"/>
-              <w:spacing w:before="0" w:after="0" w:line="240" w:lineRule="auto"/>
-            </w:pPr>
-            <w:r>
-              <w:rPr>
-                <w:rFonts w:ascii="Times New Roman" w:hAnsi="Times New Roman" w:eastAsia="Times New Roman"/>
-                <w:b w:val="0"/>
-                <w:sz w:val="20"/>
-              </w:rPr>
-              <w:t>LEDGAR</w:t>
-            </w:r>
-          </w:p>
-        </w:tc>
-        <w:tc>
-          <w:tcPr>
-            <w:tcW w:type="dxa" w:w="2238"/>
-            <w:tcMar>
-              <w:top w:w="80" w:type="dxa"/>
-              <w:start w:w="100" w:type="dxa"/>
-              <w:bottom w:w="80" w:type="dxa"/>
-              <w:end w:w="100" w:type="dxa"/>
-            </w:tcMar>
-            <w:vAlign w:val="center"/>
-          </w:tcPr>
-          <w:p>
-            <w:pPr>
-              <w:keepNext w:val="0"/>
-              <w:spacing w:before="0" w:after="0" w:line="240" w:lineRule="auto"/>
-            </w:pPr>
-            <w:r>
-              <w:rPr>
-                <w:rFonts w:ascii="Times New Roman" w:hAnsi="Times New Roman" w:eastAsia="Times New Roman"/>
-                <w:b w:val="0"/>
-                <w:sz w:val="20"/>
-              </w:rPr>
-              <w:t>93.6% -&gt; 92.8%</w:t>
-            </w:r>
-          </w:p>
-        </w:tc>
-        <w:tc>
-          <w:tcPr>
-            <w:tcW w:type="dxa" w:w="1865"/>
-            <w:tcMar>
-              <w:top w:w="80" w:type="dxa"/>
-              <w:start w:w="100" w:type="dxa"/>
-              <w:bottom w:w="80" w:type="dxa"/>
-              <w:end w:w="100" w:type="dxa"/>
-            </w:tcMar>
-            <w:vAlign w:val="center"/>
-          </w:tcPr>
-          <w:p>
-            <w:pPr>
-              <w:keepNext w:val="0"/>
-              <w:spacing w:before="0" w:after="0" w:line="240" w:lineRule="auto"/>
-            </w:pPr>
-            <w:r>
-              <w:rPr>
-                <w:rFonts w:ascii="Times New Roman" w:hAnsi="Times New Roman" w:eastAsia="Times New Roman"/>
-                <w:b w:val="0"/>
-                <w:sz w:val="20"/>
-              </w:rPr>
-              <w:t>-0.8 pp [-1.6, -0.2]</w:t>
-            </w:r>
-          </w:p>
-        </w:tc>
-        <w:tc>
-          <w:tcPr>
-            <w:tcW w:type="dxa" w:w="3580"/>
-            <w:tcMar>
-              <w:top w:w="80" w:type="dxa"/>
-              <w:start w:w="100" w:type="dxa"/>
-              <w:bottom w:w="80" w:type="dxa"/>
-              <w:end w:w="100" w:type="dxa"/>
-            </w:tcMar>
-            <w:vAlign w:val="center"/>
-          </w:tcPr>
-          <w:p>
-            <w:pPr>
-              <w:keepNext w:val="0"/>
-              <w:spacing w:before="0" w:after="0" w:line="240" w:lineRule="auto"/>
-            </w:pPr>
-            <w:r>
-              <w:rPr>
-                <w:rFonts w:ascii="Times New Roman" w:hAnsi="Times New Roman" w:eastAsia="Times New Roman"/>
-                <w:b w:val="0"/>
-                <w:sz w:val="20"/>
-              </w:rPr>
-              <w:t>8.36% token reduction; 82/500 at 98.78% precision; reject</w:t>
-            </w:r>
-          </w:p>
-        </w:tc>
-      </w:tr>
-      <w:tr>
-        <w:trPr>
-          <w:cantSplit w:val="true"/>
-        </w:trPr>
-        <w:tc>
-          <w:tcPr>
-            <w:tcW w:type="dxa" w:w="1343"/>
-            <w:tcMar>
-              <w:top w:w="80" w:type="dxa"/>
-              <w:start w:w="100" w:type="dxa"/>
-              <w:bottom w:w="80" w:type="dxa"/>
-              <w:end w:w="100" w:type="dxa"/>
-            </w:tcMar>
-            <w:vAlign w:val="center"/>
-          </w:tcPr>
-          <w:p>
-            <w:pPr>
-              <w:keepNext w:val="0"/>
-              <w:spacing w:before="0" w:after="0" w:line="240" w:lineRule="auto"/>
-            </w:pPr>
-            <w:r>
-              <w:rPr>
-                <w:rFonts w:ascii="Times New Roman" w:hAnsi="Times New Roman" w:eastAsia="Times New Roman"/>
-                <w:b w:val="0"/>
-                <w:sz w:val="20"/>
-              </w:rPr>
-              <w:t>CFPB</w:t>
-            </w:r>
-          </w:p>
-        </w:tc>
-        <w:tc>
-          <w:tcPr>
-            <w:tcW w:type="dxa" w:w="2238"/>
-            <w:tcMar>
-              <w:top w:w="80" w:type="dxa"/>
-              <w:start w:w="100" w:type="dxa"/>
-              <w:bottom w:w="80" w:type="dxa"/>
-              <w:end w:w="100" w:type="dxa"/>
-            </w:tcMar>
-            <w:vAlign w:val="center"/>
-          </w:tcPr>
-          <w:p>
-            <w:pPr>
-              <w:keepNext w:val="0"/>
-              <w:spacing w:before="0" w:after="0" w:line="240" w:lineRule="auto"/>
-            </w:pPr>
-            <w:r>
-              <w:rPr>
-                <w:rFonts w:ascii="Times New Roman" w:hAnsi="Times New Roman" w:eastAsia="Times New Roman"/>
-                <w:b w:val="0"/>
-                <w:sz w:val="20"/>
-              </w:rPr>
-              <w:t>74.8% -&gt; 73.8%</w:t>
-            </w:r>
-          </w:p>
-        </w:tc>
-        <w:tc>
-          <w:tcPr>
-            <w:tcW w:type="dxa" w:w="1865"/>
-            <w:tcMar>
-              <w:top w:w="80" w:type="dxa"/>
-              <w:start w:w="100" w:type="dxa"/>
-              <w:bottom w:w="80" w:type="dxa"/>
-              <w:end w:w="100" w:type="dxa"/>
-            </w:tcMar>
-            <w:vAlign w:val="center"/>
-          </w:tcPr>
-          <w:p>
-            <w:pPr>
-              <w:keepNext w:val="0"/>
-              <w:spacing w:before="0" w:after="0" w:line="240" w:lineRule="auto"/>
-            </w:pPr>
-            <w:r>
-              <w:rPr>
-                <w:rFonts w:ascii="Times New Roman" w:hAnsi="Times New Roman" w:eastAsia="Times New Roman"/>
-                <w:b w:val="0"/>
-                <w:sz w:val="20"/>
-              </w:rPr>
-              <w:t>-1.0 pp [-2.4, +0.2]</w:t>
-            </w:r>
-          </w:p>
-        </w:tc>
-        <w:tc>
-          <w:tcPr>
-            <w:tcW w:type="dxa" w:w="3580"/>
-            <w:tcMar>
-              <w:top w:w="80" w:type="dxa"/>
-              <w:start w:w="100" w:type="dxa"/>
-              <w:bottom w:w="80" w:type="dxa"/>
-              <w:end w:w="100" w:type="dxa"/>
-            </w:tcMar>
-            <w:vAlign w:val="center"/>
-          </w:tcPr>
-          <w:p>
-            <w:pPr>
-              <w:keepNext w:val="0"/>
-              <w:spacing w:before="0" w:after="0" w:line="240" w:lineRule="auto"/>
-            </w:pPr>
-            <w:r>
-              <w:rPr>
-                <w:rFonts w:ascii="Times New Roman" w:hAnsi="Times New Roman" w:eastAsia="Times New Roman"/>
-                <w:b w:val="0"/>
-                <w:sz w:val="20"/>
-              </w:rPr>
-              <w:t>-2.25% token reduction; 12/500 at 100% precision; reject</w:t>
-            </w:r>
-          </w:p>
-        </w:tc>
-      </w:tr>
-      <w:tr>
-        <w:trPr>
-          <w:cantSplit w:val="true"/>
-        </w:trPr>
-        <w:tc>
-          <w:tcPr>
-            <w:tcW w:type="dxa" w:w="1343"/>
-            <w:tcMar>
-              <w:top w:w="80" w:type="dxa"/>
-              <w:start w:w="100" w:type="dxa"/>
-              <w:bottom w:w="80" w:type="dxa"/>
-              <w:end w:w="100" w:type="dxa"/>
-            </w:tcMar>
-            <w:vAlign w:val="center"/>
-          </w:tcPr>
-          <w:p>
-            <w:pPr>
-              <w:keepNext w:val="0"/>
-              <w:spacing w:before="0" w:after="0" w:line="240" w:lineRule="auto"/>
-            </w:pPr>
-            <w:r>
-              <w:rPr>
-                <w:rFonts w:ascii="Times New Roman" w:hAnsi="Times New Roman" w:eastAsia="Times New Roman"/>
-                <w:b w:val="0"/>
-                <w:sz w:val="20"/>
-              </w:rPr>
-              <w:t>SpamAssassin</w:t>
-            </w:r>
-          </w:p>
-        </w:tc>
-        <w:tc>
-          <w:tcPr>
-            <w:tcW w:type="dxa" w:w="2238"/>
-            <w:tcMar>
-              <w:top w:w="80" w:type="dxa"/>
-              <w:start w:w="100" w:type="dxa"/>
-              <w:bottom w:w="80" w:type="dxa"/>
-              <w:end w:w="100" w:type="dxa"/>
-            </w:tcMar>
-            <w:vAlign w:val="center"/>
-          </w:tcPr>
-          <w:p>
-            <w:pPr>
-              <w:keepNext w:val="0"/>
-              <w:spacing w:before="0" w:after="0" w:line="240" w:lineRule="auto"/>
-            </w:pPr>
-            <w:r>
-              <w:rPr>
-                <w:rFonts w:ascii="Times New Roman" w:hAnsi="Times New Roman" w:eastAsia="Times New Roman"/>
-                <w:b w:val="0"/>
-                <w:sz w:val="20"/>
-              </w:rPr>
-              <w:t>90.2% -&gt; 89.0%</w:t>
-            </w:r>
-          </w:p>
-        </w:tc>
-        <w:tc>
-          <w:tcPr>
-            <w:tcW w:type="dxa" w:w="1865"/>
-            <w:tcMar>
-              <w:top w:w="80" w:type="dxa"/>
-              <w:start w:w="100" w:type="dxa"/>
-              <w:bottom w:w="80" w:type="dxa"/>
-              <w:end w:w="100" w:type="dxa"/>
-            </w:tcMar>
-            <w:vAlign w:val="center"/>
-          </w:tcPr>
-          <w:p>
-            <w:pPr>
-              <w:keepNext w:val="0"/>
-              <w:spacing w:before="0" w:after="0" w:line="240" w:lineRule="auto"/>
-            </w:pPr>
-            <w:r>
-              <w:rPr>
-                <w:rFonts w:ascii="Times New Roman" w:hAnsi="Times New Roman" w:eastAsia="Times New Roman"/>
-                <w:b w:val="0"/>
-                <w:sz w:val="20"/>
-              </w:rPr>
-              <w:t>-1.2 pp [-2.2, -0.4]</w:t>
-            </w:r>
-          </w:p>
-        </w:tc>
-        <w:tc>
-          <w:tcPr>
-            <w:tcW w:type="dxa" w:w="3580"/>
-            <w:tcMar>
-              <w:top w:w="80" w:type="dxa"/>
-              <w:start w:w="100" w:type="dxa"/>
-              <w:bottom w:w="80" w:type="dxa"/>
-              <w:end w:w="100" w:type="dxa"/>
-            </w:tcMar>
-            <w:vAlign w:val="center"/>
-          </w:tcPr>
-          <w:p>
-            <w:pPr>
-              <w:keepNext w:val="0"/>
-              <w:spacing w:before="0" w:after="0" w:line="240" w:lineRule="auto"/>
-            </w:pPr>
-            <w:r>
-              <w:rPr>
-                <w:rFonts w:ascii="Times New Roman" w:hAnsi="Times New Roman" w:eastAsia="Times New Roman"/>
-                <w:b w:val="0"/>
-                <w:sz w:val="20"/>
-              </w:rPr>
-              <w:t>-0.59% token reduction; 3/500 at 100% precision; reject</w:t>
-            </w:r>
-          </w:p>
-        </w:tc>
-      </w:tr>
-    </w:tbl>
-    <w:p>
-      <w:pPr>
-        <w:keepNext w:val="0"/>
-        <w:spacing w:before="0" w:after="40" w:line="240" w:lineRule="auto"/>
-      </w:pPr>
-    </w:p>
-    <w:p>
-      <w:pPr>
-        <w:keepNext w:val="0"/>
-        <w:spacing w:before="0" w:after="80" w:line="240" w:lineRule="auto"/>
-        <w:ind w:firstLine="288"/>
-        <w:jc w:val="both"/>
-      </w:pPr>
-      <w:r>
-        <w:rPr>
-          <w:rFonts w:ascii="Times New Roman" w:hAnsi="Times New Roman" w:eastAsia="Times New Roman"/>
-          <w:sz w:val="20"/>
-        </w:rPr>
-        <w:t>All three candidates failed the frozen release policy in all three replications, so no test split was opened. LEDGAR remained informative: the narrower command layer routed only 82 of 500 cases and reduced tokens 8.36%, but command precision was 98.78%, below the 99% requirement, and the candidate also failed the no-regression and paired-lower-bound requirements. The stricter study therefore does not overturn the earlier confirmatory result; it asks a different question under a stricter current-policy contract and shows that the acceptable deterministic frontier depends on the quality policy.</w:t>
-      </w:r>
-    </w:p>
-    <w:p>
-      <w:pPr>
-        <w:pStyle w:val="Heading2"/>
-      </w:pPr>
-      <w:r>
-        <w:rPr>
-          <w:rFonts w:ascii="Times New Roman" w:hAnsi="Times New Roman" w:eastAsia="Times New Roman"/>
-          <w:b/>
-          <w:sz w:val="20"/>
-        </w:rPr>
-        <w:t>Earlier pilot and robustness evidence</w:t>
-      </w:r>
-    </w:p>
-    <w:p>
-      <w:pPr>
-        <w:keepNext/>
-        <w:spacing w:before="80" w:after="40" w:line="240" w:lineRule="auto"/>
-      </w:pPr>
-      <w:r>
-        <w:rPr>
-          <w:rFonts w:ascii="Times New Roman" w:hAnsi="Times New Roman" w:eastAsia="Times New Roman"/>
-          <w:b/>
-          <w:sz w:val="20"/>
-        </w:rPr>
-        <w:t>Table 4. Earlier pilot and robustness studies</w:t>
-      </w:r>
-    </w:p>
-    <w:tbl>
-      <w:tblPr>
-        <w:tblW w:type="dxa" w:w="9026"/>
-        <w:jc w:val="left"/>
-        <w:tblLayout w:type="fixed"/>
-        <w:tblLook w:firstColumn="1" w:firstRow="1" w:lastColumn="0" w:lastRow="0" w:noHBand="0" w:noVBand="1" w:val="04A0"/>
-        <w:tblInd w:w="0" w:type="dxa"/>
-        <w:tblBorders>
-          <w:top w:val="single" w:sz="4" w:color="557030"/>
-          <w:left w:val="single" w:sz="4" w:color="557030"/>
-          <w:bottom w:val="single" w:sz="4" w:color="557030"/>
-          <w:right w:val="single" w:sz="4" w:color="557030"/>
-          <w:insideH w:val="single" w:sz="4" w:color="557030"/>
-          <w:insideV w:val="single" w:sz="4" w:color="557030"/>
-        </w:tblBorders>
-      </w:tblPr>
-      <w:tblGrid>
-        <w:gridCol w:w="2149"/>
-        <w:gridCol w:w="3438"/>
-        <w:gridCol w:w="3439"/>
-      </w:tblGrid>
-      <w:tr>
-        <w:trPr>
-          <w:tblHeader w:val="true"/>
-          <w:cantSplit w:val="true"/>
-        </w:trPr>
-        <w:tc>
-          <w:tcPr>
-            <w:tcW w:type="dxa" w:w="2149"/>
-            <w:tcMar>
-              <w:top w:w="80" w:type="dxa"/>
-              <w:start w:w="100" w:type="dxa"/>
-              <w:bottom w:w="80" w:type="dxa"/>
-              <w:end w:w="100" w:type="dxa"/>
-            </w:tcMar>
-            <w:vAlign w:val="center"/>
-          </w:tcPr>
-          <w:p>
-            <w:pPr>
-              <w:keepNext w:val="0"/>
-              <w:spacing w:before="0" w:after="0" w:line="240" w:lineRule="auto"/>
-            </w:pPr>
-            <w:r>
-              <w:rPr>
-                <w:rFonts w:ascii="Times New Roman" w:hAnsi="Times New Roman" w:eastAsia="Times New Roman"/>
-                <w:b/>
-                <w:sz w:val="20"/>
-              </w:rPr>
-              <w:t>Study</w:t>
-            </w:r>
-          </w:p>
-        </w:tc>
-        <w:tc>
-          <w:tcPr>
-            <w:tcW w:type="dxa" w:w="3438"/>
-            <w:tcMar>
-              <w:top w:w="80" w:type="dxa"/>
-              <w:start w:w="100" w:type="dxa"/>
-              <w:bottom w:w="80" w:type="dxa"/>
-              <w:end w:w="100" w:type="dxa"/>
-            </w:tcMar>
-            <w:vAlign w:val="center"/>
-          </w:tcPr>
-          <w:p>
-            <w:pPr>
-              <w:keepNext w:val="0"/>
-              <w:spacing w:before="0" w:after="0" w:line="240" w:lineRule="auto"/>
-            </w:pPr>
-            <w:r>
-              <w:rPr>
-                <w:rFonts w:ascii="Times New Roman" w:hAnsi="Times New Roman" w:eastAsia="Times New Roman"/>
-                <w:b/>
-                <w:sz w:val="20"/>
-              </w:rPr>
-              <w:t>Key result</w:t>
-            </w:r>
-          </w:p>
-        </w:tc>
-        <w:tc>
-          <w:tcPr>
-            <w:tcW w:type="dxa" w:w="3439"/>
-            <w:tcMar>
-              <w:top w:w="80" w:type="dxa"/>
-              <w:start w:w="100" w:type="dxa"/>
-              <w:bottom w:w="80" w:type="dxa"/>
-              <w:end w:w="100" w:type="dxa"/>
-            </w:tcMar>
-            <w:vAlign w:val="center"/>
-          </w:tcPr>
-          <w:p>
-            <w:pPr>
-              <w:keepNext w:val="0"/>
-              <w:spacing w:before="0" w:after="0" w:line="240" w:lineRule="auto"/>
-            </w:pPr>
-            <w:r>
-              <w:rPr>
-                <w:rFonts w:ascii="Times New Roman" w:hAnsi="Times New Roman" w:eastAsia="Times New Roman"/>
-                <w:b/>
-                <w:sz w:val="20"/>
-              </w:rPr>
-              <w:t>Evidence boundary</w:t>
-            </w:r>
-          </w:p>
-        </w:tc>
-      </w:tr>
-      <w:tr>
-        <w:trPr>
-          <w:cantSplit w:val="true"/>
-        </w:trPr>
-        <w:tc>
-          <w:tcPr>
-            <w:tcW w:type="dxa" w:w="2149"/>
-            <w:tcMar>
-              <w:top w:w="80" w:type="dxa"/>
-              <w:start w:w="100" w:type="dxa"/>
-              <w:bottom w:w="80" w:type="dxa"/>
-              <w:end w:w="100" w:type="dxa"/>
-            </w:tcMar>
-            <w:vAlign w:val="center"/>
-          </w:tcPr>
-          <w:p>
-            <w:pPr>
-              <w:keepNext w:val="0"/>
-              <w:spacing w:before="0" w:after="0" w:line="240" w:lineRule="auto"/>
-            </w:pPr>
-            <w:r>
-              <w:rPr>
-                <w:rFonts w:ascii="Times New Roman" w:hAnsi="Times New Roman" w:eastAsia="Times New Roman"/>
-                <w:b w:val="0"/>
-                <w:sz w:val="20"/>
-              </w:rPr>
-              <w:t>QS-OCR/Tobacco original pilot</w:t>
-            </w:r>
-          </w:p>
-        </w:tc>
-        <w:tc>
-          <w:tcPr>
-            <w:tcW w:type="dxa" w:w="3438"/>
-            <w:tcMar>
-              <w:top w:w="80" w:type="dxa"/>
-              <w:start w:w="100" w:type="dxa"/>
-              <w:bottom w:w="80" w:type="dxa"/>
-              <w:end w:w="100" w:type="dxa"/>
-            </w:tcMar>
-            <w:vAlign w:val="center"/>
-          </w:tcPr>
-          <w:p>
-            <w:pPr>
-              <w:keepNext w:val="0"/>
-              <w:spacing w:before="0" w:after="0" w:line="240" w:lineRule="auto"/>
-            </w:pPr>
-            <w:r>
-              <w:rPr>
-                <w:rFonts w:ascii="Times New Roman" w:hAnsi="Times New Roman" w:eastAsia="Times New Roman"/>
-                <w:b w:val="0"/>
-                <w:sz w:val="20"/>
-              </w:rPr>
-              <w:t>Preserved 100% validation accuracy and reduced validation tokens 46.40%, but the accepted SOP had no command step.</w:t>
-            </w:r>
-          </w:p>
-        </w:tc>
-        <w:tc>
-          <w:tcPr>
-            <w:tcW w:type="dxa" w:w="3439"/>
-            <w:tcMar>
-              <w:top w:w="80" w:type="dxa"/>
-              <w:start w:w="100" w:type="dxa"/>
-              <w:bottom w:w="80" w:type="dxa"/>
-              <w:end w:w="100" w:type="dxa"/>
-            </w:tcMar>
-            <w:vAlign w:val="center"/>
-          </w:tcPr>
-          <w:p>
-            <w:pPr>
-              <w:keepNext w:val="0"/>
-              <w:spacing w:before="0" w:after="0" w:line="240" w:lineRule="auto"/>
-            </w:pPr>
-            <w:r>
-              <w:rPr>
-                <w:rFonts w:ascii="Times New Roman" w:hAnsi="Times New Roman" w:eastAsia="Times New Roman"/>
-                <w:b w:val="0"/>
-                <w:sz w:val="20"/>
-              </w:rPr>
-              <w:t>Pre-protocol agent-boundary optimization; not English-to-command SOP compilation.</w:t>
-            </w:r>
-          </w:p>
-        </w:tc>
-      </w:tr>
-      <w:tr>
-        <w:trPr>
-          <w:cantSplit w:val="true"/>
-        </w:trPr>
-        <w:tc>
-          <w:tcPr>
-            <w:tcW w:type="dxa" w:w="2149"/>
-            <w:tcMar>
-              <w:top w:w="80" w:type="dxa"/>
-              <w:start w:w="100" w:type="dxa"/>
-              <w:bottom w:w="80" w:type="dxa"/>
-              <w:end w:w="100" w:type="dxa"/>
-            </w:tcMar>
-            <w:vAlign w:val="center"/>
-          </w:tcPr>
-          <w:p>
-            <w:pPr>
-              <w:keepNext w:val="0"/>
-              <w:spacing w:before="0" w:after="0" w:line="240" w:lineRule="auto"/>
-            </w:pPr>
-            <w:r>
-              <w:rPr>
-                <w:rFonts w:ascii="Times New Roman" w:hAnsi="Times New Roman" w:eastAsia="Times New Roman"/>
-                <w:b w:val="0"/>
-                <w:sz w:val="20"/>
-              </w:rPr>
-              <w:t>QS-OCR/Tobacco schema-v2</w:t>
-            </w:r>
-          </w:p>
-        </w:tc>
-        <w:tc>
-          <w:tcPr>
-            <w:tcW w:type="dxa" w:w="3438"/>
-            <w:tcMar>
-              <w:top w:w="80" w:type="dxa"/>
-              <w:start w:w="100" w:type="dxa"/>
-              <w:bottom w:w="80" w:type="dxa"/>
-              <w:end w:w="100" w:type="dxa"/>
-            </w:tcMar>
-            <w:vAlign w:val="center"/>
-          </w:tcPr>
-          <w:p>
-            <w:pPr>
-              <w:keepNext w:val="0"/>
-              <w:spacing w:before="0" w:after="0" w:line="240" w:lineRule="auto"/>
-            </w:pPr>
-            <w:r>
-              <w:rPr>
-                <w:rFonts w:ascii="Times New Roman" w:hAnsi="Times New Roman" w:eastAsia="Times New Roman"/>
-                <w:b w:val="0"/>
-                <w:sz w:val="20"/>
-              </w:rPr>
-              <w:t>Preserved 100% validation accuracy on 10 cases, reduced tokens 23.30%, and reduced mean latency 23.16%.</w:t>
-            </w:r>
-          </w:p>
-        </w:tc>
-        <w:tc>
-          <w:tcPr>
-            <w:tcW w:type="dxa" w:w="3439"/>
-            <w:tcMar>
-              <w:top w:w="80" w:type="dxa"/>
-              <w:start w:w="100" w:type="dxa"/>
-              <w:bottom w:w="80" w:type="dxa"/>
-              <w:end w:w="100" w:type="dxa"/>
-            </w:tcMar>
-            <w:vAlign w:val="center"/>
-          </w:tcPr>
-          <w:p>
-            <w:pPr>
-              <w:keepNext w:val="0"/>
-              <w:spacing w:before="0" w:after="0" w:line="240" w:lineRule="auto"/>
-            </w:pPr>
-            <w:r>
-              <w:rPr>
-                <w:rFonts w:ascii="Times New Roman" w:hAnsi="Times New Roman" w:eastAsia="Times New Roman"/>
-                <w:b w:val="0"/>
-                <w:sz w:val="20"/>
-              </w:rPr>
-              <w:t>Genuine hybrid operation-level proof-of-concept; one case per class, one seed, no third held-out split.</w:t>
-            </w:r>
-          </w:p>
-        </w:tc>
-      </w:tr>
-      <w:tr>
-        <w:trPr>
-          <w:cantSplit w:val="true"/>
-        </w:trPr>
-        <w:tc>
-          <w:tcPr>
-            <w:tcW w:type="dxa" w:w="2149"/>
-            <w:tcMar>
-              <w:top w:w="80" w:type="dxa"/>
-              <w:start w:w="100" w:type="dxa"/>
-              <w:bottom w:w="80" w:type="dxa"/>
-              <w:end w:w="100" w:type="dxa"/>
-            </w:tcMar>
-            <w:vAlign w:val="center"/>
-          </w:tcPr>
-          <w:p>
-            <w:pPr>
-              <w:keepNext w:val="0"/>
-              <w:spacing w:before="0" w:after="0" w:line="240" w:lineRule="auto"/>
-            </w:pPr>
-            <w:r>
-              <w:rPr>
-                <w:rFonts w:ascii="Times New Roman" w:hAnsi="Times New Roman" w:eastAsia="Times New Roman"/>
-                <w:b w:val="0"/>
-                <w:sz w:val="20"/>
-              </w:rPr>
-              <w:t>SpamAssassin pilot</w:t>
-            </w:r>
-          </w:p>
-        </w:tc>
-        <w:tc>
-          <w:tcPr>
-            <w:tcW w:type="dxa" w:w="3438"/>
-            <w:tcMar>
-              <w:top w:w="80" w:type="dxa"/>
-              <w:start w:w="100" w:type="dxa"/>
-              <w:bottom w:w="80" w:type="dxa"/>
-              <w:end w:w="100" w:type="dxa"/>
-            </w:tcMar>
-            <w:vAlign w:val="center"/>
-          </w:tcPr>
-          <w:p>
-            <w:pPr>
-              <w:keepNext w:val="0"/>
-              <w:spacing w:before="0" w:after="0" w:line="240" w:lineRule="auto"/>
-            </w:pPr>
-            <w:r>
-              <w:rPr>
-                <w:rFonts w:ascii="Times New Roman" w:hAnsi="Times New Roman" w:eastAsia="Times New Roman"/>
-                <w:b w:val="0"/>
-                <w:sz w:val="20"/>
-              </w:rPr>
-              <w:t>Across 20 cases, accuracy was 90% NL vs 85% hybrid; tokens fell 15.27% and calls 20 -&gt; 16. Four-case held-out test was 100% vs 75%.</w:t>
-            </w:r>
-          </w:p>
-        </w:tc>
-        <w:tc>
-          <w:tcPr>
-            <w:tcW w:type="dxa" w:w="3439"/>
-            <w:tcMar>
-              <w:top w:w="80" w:type="dxa"/>
-              <w:start w:w="100" w:type="dxa"/>
-              <w:bottom w:w="80" w:type="dxa"/>
-              <w:end w:w="100" w:type="dxa"/>
-            </w:tcMar>
-            <w:vAlign w:val="center"/>
-          </w:tcPr>
-          <w:p>
-            <w:pPr>
-              <w:keepNext w:val="0"/>
-              <w:spacing w:before="0" w:after="0" w:line="240" w:lineRule="auto"/>
-            </w:pPr>
-            <w:r>
-              <w:rPr>
-                <w:rFonts w:ascii="Times New Roman" w:hAnsi="Times New Roman" w:eastAsia="Times New Roman"/>
-                <w:b w:val="0"/>
-                <w:sz w:val="20"/>
-              </w:rPr>
-              <w:t>Accepted under an earlier 75% absolute threshold; threshold-level pilot evidence only.</w:t>
-            </w:r>
-          </w:p>
-        </w:tc>
-      </w:tr>
-      <w:tr>
-        <w:trPr>
-          <w:cantSplit w:val="true"/>
-        </w:trPr>
-        <w:tc>
-          <w:tcPr>
-            <w:tcW w:type="dxa" w:w="2149"/>
-            <w:tcMar>
-              <w:top w:w="80" w:type="dxa"/>
-              <w:start w:w="100" w:type="dxa"/>
-              <w:bottom w:w="80" w:type="dxa"/>
-              <w:end w:w="100" w:type="dxa"/>
-            </w:tcMar>
-            <w:vAlign w:val="center"/>
-          </w:tcPr>
-          <w:p>
-            <w:pPr>
-              <w:keepNext w:val="0"/>
-              <w:spacing w:before="0" w:after="0" w:line="240" w:lineRule="auto"/>
-            </w:pPr>
-            <w:r>
-              <w:rPr>
-                <w:rFonts w:ascii="Times New Roman" w:hAnsi="Times New Roman" w:eastAsia="Times New Roman"/>
-                <w:b w:val="0"/>
-                <w:sz w:val="20"/>
-              </w:rPr>
-              <w:t>RVL-CDIP schema-v2</w:t>
-            </w:r>
-          </w:p>
-        </w:tc>
-        <w:tc>
-          <w:tcPr>
-            <w:tcW w:type="dxa" w:w="3438"/>
-            <w:tcMar>
-              <w:top w:w="80" w:type="dxa"/>
-              <w:start w:w="100" w:type="dxa"/>
-              <w:bottom w:w="80" w:type="dxa"/>
-              <w:end w:w="100" w:type="dxa"/>
-            </w:tcMar>
-            <w:vAlign w:val="center"/>
-          </w:tcPr>
-          <w:p>
-            <w:pPr>
-              <w:keepNext w:val="0"/>
-              <w:spacing w:before="0" w:after="0" w:line="240" w:lineRule="auto"/>
-            </w:pPr>
-            <w:r>
-              <w:rPr>
-                <w:rFonts w:ascii="Times New Roman" w:hAnsi="Times New Roman" w:eastAsia="Times New Roman"/>
-                <w:b w:val="0"/>
-                <w:sz w:val="20"/>
-              </w:rPr>
-              <w:t>Validation accuracy improved 81.25% -&gt; 87.50%, tokens fell 34.36%, and mean latency fell 29.17%.</w:t>
-            </w:r>
-          </w:p>
-        </w:tc>
-        <w:tc>
-          <w:tcPr>
-            <w:tcW w:type="dxa" w:w="3439"/>
-            <w:tcMar>
-              <w:top w:w="80" w:type="dxa"/>
-              <w:start w:w="100" w:type="dxa"/>
-              <w:bottom w:w="80" w:type="dxa"/>
-              <w:end w:w="100" w:type="dxa"/>
-            </w:tcMar>
-            <w:vAlign w:val="center"/>
-          </w:tcPr>
-          <w:p>
-            <w:pPr>
-              <w:keepNext w:val="0"/>
-              <w:spacing w:before="0" w:after="0" w:line="240" w:lineRule="auto"/>
-            </w:pPr>
-            <w:r>
-              <w:rPr>
-                <w:rFonts w:ascii="Times New Roman" w:hAnsi="Times New Roman" w:eastAsia="Times New Roman"/>
-                <w:b w:val="0"/>
-                <w:sz w:val="20"/>
-              </w:rPr>
-              <w:t>Rejected because performance remained below the frozen 90% quality floor.</w:t>
-            </w:r>
-          </w:p>
-        </w:tc>
-      </w:tr>
-      <w:tr>
-        <w:trPr>
-          <w:cantSplit w:val="true"/>
-        </w:trPr>
-        <w:tc>
-          <w:tcPr>
-            <w:tcW w:type="dxa" w:w="2149"/>
-            <w:tcMar>
-              <w:top w:w="80" w:type="dxa"/>
-              <w:start w:w="100" w:type="dxa"/>
-              <w:bottom w:w="80" w:type="dxa"/>
-              <w:end w:w="100" w:type="dxa"/>
-            </w:tcMar>
-            <w:vAlign w:val="center"/>
-          </w:tcPr>
-          <w:p>
-            <w:pPr>
-              <w:keepNext w:val="0"/>
-              <w:spacing w:before="0" w:after="0" w:line="240" w:lineRule="auto"/>
-            </w:pPr>
-            <w:r>
-              <w:rPr>
-                <w:rFonts w:ascii="Times New Roman" w:hAnsi="Times New Roman" w:eastAsia="Times New Roman"/>
-                <w:b w:val="0"/>
-                <w:sz w:val="20"/>
-              </w:rPr>
-              <w:t>SROIE pilot / OCR replications</w:t>
-            </w:r>
-          </w:p>
-        </w:tc>
-        <w:tc>
-          <w:tcPr>
-            <w:tcW w:type="dxa" w:w="3438"/>
-            <w:tcMar>
-              <w:top w:w="80" w:type="dxa"/>
-              <w:start w:w="100" w:type="dxa"/>
-              <w:bottom w:w="80" w:type="dxa"/>
-              <w:end w:w="100" w:type="dxa"/>
-            </w:tcMar>
-            <w:vAlign w:val="center"/>
-          </w:tcPr>
-          <w:p>
-            <w:pPr>
-              <w:keepNext w:val="0"/>
-              <w:spacing w:before="0" w:after="0" w:line="240" w:lineRule="auto"/>
-            </w:pPr>
-            <w:r>
-              <w:rPr>
-                <w:rFonts w:ascii="Times New Roman" w:hAnsi="Times New Roman" w:eastAsia="Times New Roman"/>
-                <w:b w:val="0"/>
-                <w:sz w:val="20"/>
-              </w:rPr>
-              <w:t>Frozen-OCR hybrid reduced tokens 7.28% overall but validation field F1 fell 0.746 -&gt; 0.715; end-to-end OCR baselines were below viability.</w:t>
-            </w:r>
-          </w:p>
-        </w:tc>
-        <w:tc>
-          <w:tcPr>
-            <w:tcW w:type="dxa" w:w="3439"/>
-            <w:tcMar>
-              <w:top w:w="80" w:type="dxa"/>
-              <w:start w:w="100" w:type="dxa"/>
-              <w:bottom w:w="80" w:type="dxa"/>
-              <w:end w:w="100" w:type="dxa"/>
-            </w:tcMar>
-            <w:vAlign w:val="center"/>
-          </w:tcPr>
-          <w:p>
-            <w:pPr>
-              <w:keepNext w:val="0"/>
-              <w:spacing w:before="0" w:after="0" w:line="240" w:lineRule="auto"/>
-            </w:pPr>
-            <w:r>
-              <w:rPr>
-                <w:rFonts w:ascii="Times New Roman" w:hAnsi="Times New Roman" w:eastAsia="Times New Roman"/>
-                <w:b w:val="0"/>
-                <w:sz w:val="20"/>
-              </w:rPr>
-              <w:t>Negative evidence; OCR quality dominated and no accepted hybrid was established.</w:t>
-            </w:r>
-          </w:p>
-        </w:tc>
-      </w:tr>
-    </w:tbl>
-    <w:p>
-      <w:pPr>
-        <w:keepNext w:val="0"/>
-        <w:spacing w:before="0" w:after="40" w:line="240" w:lineRule="auto"/>
-      </w:pPr>
-    </w:p>
-    <w:p>
-      <w:pPr>
-        <w:keepNext w:val="0"/>
-        <w:spacing w:before="0" w:after="80" w:line="240" w:lineRule="auto"/>
-        <w:ind w:firstLine="288"/>
-        <w:jc w:val="both"/>
-      </w:pPr>
-      <w:r>
-        <w:rPr>
-          <w:rFonts w:ascii="Times New Roman" w:hAnsi="Times New Roman" w:eastAsia="Times New Roman"/>
-          <w:sz w:val="20"/>
-        </w:rPr>
-        <w:t>These pilots clarify mechanisms and failure modes but are not pooled with the later confirmatory or quality-first estimates.</w:t>
-      </w:r>
-    </w:p>
-    <w:p>
-      <w:pPr>
-        <w:pStyle w:val="Heading2"/>
-      </w:pPr>
-      <w:r>
-        <w:rPr>
-          <w:rFonts w:ascii="Times New Roman" w:hAnsi="Times New Roman" w:eastAsia="Times New Roman"/>
-          <w:b/>
-          <w:sz w:val="20"/>
-        </w:rPr>
-        <w:t>Claim-to-evidence boundary</w:t>
-      </w:r>
-    </w:p>
-    <w:p>
-      <w:pPr>
-        <w:keepNext/>
-        <w:spacing w:before="80" w:after="40" w:line="240" w:lineRule="auto"/>
-      </w:pPr>
-      <w:r>
-        <w:rPr>
-          <w:rFonts w:ascii="Times New Roman" w:hAnsi="Times New Roman" w:eastAsia="Times New Roman"/>
-          <w:b/>
-          <w:sz w:val="20"/>
-        </w:rPr>
-        <w:t>Table 5. What the current repository establishes</w:t>
-      </w:r>
-    </w:p>
-    <w:tbl>
-      <w:tblPr>
-        <w:tblW w:type="dxa" w:w="9026"/>
-        <w:jc w:val="left"/>
-        <w:tblLayout w:type="fixed"/>
-        <w:tblLook w:firstColumn="1" w:firstRow="1" w:lastColumn="0" w:lastRow="0" w:noHBand="0" w:noVBand="1" w:val="04A0"/>
-        <w:tblInd w:w="0" w:type="dxa"/>
-        <w:tblBorders>
-          <w:top w:val="single" w:sz="4" w:color="557030"/>
-          <w:left w:val="single" w:sz="4" w:color="557030"/>
-          <w:bottom w:val="single" w:sz="4" w:color="557030"/>
-          <w:right w:val="single" w:sz="4" w:color="557030"/>
-          <w:insideH w:val="single" w:sz="4" w:color="557030"/>
-          <w:insideV w:val="single" w:sz="4" w:color="557030"/>
-        </w:tblBorders>
-      </w:tblPr>
-      <w:tblGrid>
-        <w:gridCol w:w="4513"/>
-        <w:gridCol w:w="4513"/>
-      </w:tblGrid>
-      <w:tr>
-        <w:trPr>
-          <w:tblHeader w:val="true"/>
-          <w:cantSplit w:val="true"/>
-        </w:trPr>
-        <w:tc>
-          <w:tcPr>
-            <w:tcW w:type="dxa" w:w="4513"/>
-            <w:tcMar>
-              <w:top w:w="80" w:type="dxa"/>
-              <w:start w:w="100" w:type="dxa"/>
-              <w:bottom w:w="80" w:type="dxa"/>
-              <w:end w:w="100" w:type="dxa"/>
-            </w:tcMar>
-            <w:vAlign w:val="center"/>
-          </w:tcPr>
-          <w:p>
-            <w:pPr>
-              <w:keepNext w:val="0"/>
-              <w:spacing w:before="0" w:after="0" w:line="240" w:lineRule="auto"/>
-            </w:pPr>
-            <w:r>
-              <w:rPr>
-                <w:rFonts w:ascii="Times New Roman" w:hAnsi="Times New Roman" w:eastAsia="Times New Roman"/>
-                <w:b/>
-                <w:sz w:val="20"/>
-              </w:rPr>
-              <w:t>Claim</w:t>
-            </w:r>
-          </w:p>
-        </w:tc>
-        <w:tc>
-          <w:tcPr>
-            <w:tcW w:type="dxa" w:w="4513"/>
-            <w:tcMar>
-              <w:top w:w="80" w:type="dxa"/>
-              <w:start w:w="100" w:type="dxa"/>
-              <w:bottom w:w="80" w:type="dxa"/>
-              <w:end w:w="100" w:type="dxa"/>
-            </w:tcMar>
-            <w:vAlign w:val="center"/>
-          </w:tcPr>
-          <w:p>
-            <w:pPr>
-              <w:keepNext w:val="0"/>
-              <w:spacing w:before="0" w:after="0" w:line="240" w:lineRule="auto"/>
-            </w:pPr>
-            <w:r>
-              <w:rPr>
-                <w:rFonts w:ascii="Times New Roman" w:hAnsi="Times New Roman" w:eastAsia="Times New Roman"/>
-                <w:b/>
-                <w:sz w:val="20"/>
-              </w:rPr>
-              <w:t>Evidence status</w:t>
-            </w:r>
-          </w:p>
-        </w:tc>
-      </w:tr>
-      <w:tr>
-        <w:trPr>
-          <w:cantSplit w:val="true"/>
-        </w:trPr>
-        <w:tc>
-          <w:tcPr>
-            <w:tcW w:type="dxa" w:w="4513"/>
-            <w:tcMar>
-              <w:top w:w="80" w:type="dxa"/>
-              <w:start w:w="100" w:type="dxa"/>
-              <w:bottom w:w="80" w:type="dxa"/>
-              <w:end w:w="100" w:type="dxa"/>
-            </w:tcMar>
-            <w:vAlign w:val="center"/>
-          </w:tcPr>
-          <w:p>
-            <w:pPr>
-              <w:keepNext w:val="0"/>
-              <w:spacing w:before="0" w:after="0" w:line="240" w:lineRule="auto"/>
-            </w:pPr>
-            <w:r>
-              <w:rPr>
-                <w:rFonts w:ascii="Times New Roman" w:hAnsi="Times New Roman" w:eastAsia="Times New Roman"/>
-                <w:b w:val="0"/>
-                <w:sz w:val="20"/>
-              </w:rPr>
-              <w:t>A workflow SOP can combine model-mediated and deterministic representations</w:t>
-            </w:r>
-          </w:p>
-        </w:tc>
-        <w:tc>
-          <w:tcPr>
-            <w:tcW w:type="dxa" w:w="4513"/>
-            <w:tcMar>
-              <w:top w:w="80" w:type="dxa"/>
-              <w:start w:w="100" w:type="dxa"/>
-              <w:bottom w:w="80" w:type="dxa"/>
-              <w:end w:w="100" w:type="dxa"/>
-            </w:tcMar>
-            <w:vAlign w:val="center"/>
-          </w:tcPr>
-          <w:p>
-            <w:pPr>
-              <w:keepNext w:val="0"/>
-              <w:spacing w:before="0" w:after="0" w:line="240" w:lineRule="auto"/>
-            </w:pPr>
-            <w:r>
-              <w:rPr>
-                <w:rFonts w:ascii="Times New Roman" w:hAnsi="Times New Roman" w:eastAsia="Times New Roman"/>
-                <w:b w:val="0"/>
-                <w:sz w:val="20"/>
-              </w:rPr>
-              <w:t>Implemented and exercised</w:t>
-            </w:r>
-          </w:p>
-        </w:tc>
-      </w:tr>
-      <w:tr>
-        <w:trPr>
-          <w:cantSplit w:val="true"/>
-        </w:trPr>
-        <w:tc>
-          <w:tcPr>
-            <w:tcW w:type="dxa" w:w="4513"/>
-            <w:tcMar>
-              <w:top w:w="80" w:type="dxa"/>
-              <w:start w:w="100" w:type="dxa"/>
-              <w:bottom w:w="80" w:type="dxa"/>
-              <w:end w:w="100" w:type="dxa"/>
-            </w:tcMar>
-            <w:vAlign w:val="center"/>
-          </w:tcPr>
-          <w:p>
-            <w:pPr>
-              <w:keepNext w:val="0"/>
-              <w:spacing w:before="0" w:after="0" w:line="240" w:lineRule="auto"/>
-            </w:pPr>
-            <w:r>
-              <w:rPr>
-                <w:rFonts w:ascii="Times New Roman" w:hAnsi="Times New Roman" w:eastAsia="Times New Roman"/>
-                <w:b w:val="0"/>
-                <w:sz w:val="20"/>
-              </w:rPr>
-              <w:t>A command can resolve a bounded region and abstain to model fallback</w:t>
-            </w:r>
-          </w:p>
-        </w:tc>
-        <w:tc>
-          <w:tcPr>
-            <w:tcW w:type="dxa" w:w="4513"/>
-            <w:tcMar>
-              <w:top w:w="80" w:type="dxa"/>
-              <w:start w:w="100" w:type="dxa"/>
-              <w:bottom w:w="80" w:type="dxa"/>
-              <w:end w:w="100" w:type="dxa"/>
-            </w:tcMar>
-            <w:vAlign w:val="center"/>
-          </w:tcPr>
-          <w:p>
-            <w:pPr>
-              <w:keepNext w:val="0"/>
-              <w:spacing w:before="0" w:after="0" w:line="240" w:lineRule="auto"/>
-            </w:pPr>
-            <w:r>
-              <w:rPr>
-                <w:rFonts w:ascii="Times New Roman" w:hAnsi="Times New Roman" w:eastAsia="Times New Roman"/>
-                <w:b w:val="0"/>
-                <w:sz w:val="20"/>
-              </w:rPr>
-              <w:t>Implemented and exercised in text routing</w:t>
-            </w:r>
-          </w:p>
-        </w:tc>
-      </w:tr>
-      <w:tr>
-        <w:trPr>
-          <w:cantSplit w:val="true"/>
-        </w:trPr>
-        <w:tc>
-          <w:tcPr>
-            <w:tcW w:type="dxa" w:w="4513"/>
-            <w:tcMar>
-              <w:top w:w="80" w:type="dxa"/>
-              <w:start w:w="100" w:type="dxa"/>
-              <w:bottom w:w="80" w:type="dxa"/>
-              <w:end w:w="100" w:type="dxa"/>
-            </w:tcMar>
-            <w:vAlign w:val="center"/>
-          </w:tcPr>
-          <w:p>
-            <w:pPr>
-              <w:keepNext w:val="0"/>
-              <w:spacing w:before="0" w:after="0" w:line="240" w:lineRule="auto"/>
-            </w:pPr>
-            <w:r>
-              <w:rPr>
-                <w:rFonts w:ascii="Times New Roman" w:hAnsi="Times New Roman" w:eastAsia="Times New Roman"/>
-                <w:b w:val="0"/>
-                <w:sz w:val="20"/>
-              </w:rPr>
-              <w:t>Deterministic routing can bypass model calls and materially reduce tokens</w:t>
-            </w:r>
-          </w:p>
-        </w:tc>
-        <w:tc>
-          <w:tcPr>
-            <w:tcW w:type="dxa" w:w="4513"/>
-            <w:tcMar>
-              <w:top w:w="80" w:type="dxa"/>
-              <w:start w:w="100" w:type="dxa"/>
-              <w:bottom w:w="80" w:type="dxa"/>
-              <w:end w:w="100" w:type="dxa"/>
-            </w:tcMar>
-            <w:vAlign w:val="center"/>
-          </w:tcPr>
-          <w:p>
-            <w:pPr>
-              <w:keepNext w:val="0"/>
-              <w:spacing w:before="0" w:after="0" w:line="240" w:lineRule="auto"/>
-            </w:pPr>
-            <w:r>
-              <w:rPr>
-                <w:rFonts w:ascii="Times New Roman" w:hAnsi="Times New Roman" w:eastAsia="Times New Roman"/>
-                <w:b w:val="0"/>
-                <w:sz w:val="20"/>
-              </w:rPr>
-              <w:t>Demonstrated in the original LEDGAR confirmatory test</w:t>
-            </w:r>
-          </w:p>
-        </w:tc>
-      </w:tr>
-      <w:tr>
-        <w:trPr>
-          <w:cantSplit w:val="true"/>
-        </w:trPr>
-        <w:tc>
-          <w:tcPr>
-            <w:tcW w:type="dxa" w:w="4513"/>
-            <w:tcMar>
-              <w:top w:w="80" w:type="dxa"/>
-              <w:start w:w="100" w:type="dxa"/>
-              <w:bottom w:w="80" w:type="dxa"/>
-              <w:end w:w="100" w:type="dxa"/>
-            </w:tcMar>
-            <w:vAlign w:val="center"/>
-          </w:tcPr>
-          <w:p>
-            <w:pPr>
-              <w:keepNext w:val="0"/>
-              <w:spacing w:before="0" w:after="0" w:line="240" w:lineRule="auto"/>
-            </w:pPr>
-            <w:r>
-              <w:rPr>
-                <w:rFonts w:ascii="Times New Roman" w:hAnsi="Times New Roman" w:eastAsia="Times New Roman"/>
-                <w:b w:val="0"/>
-                <w:sz w:val="20"/>
-              </w:rPr>
-              <w:t>Token savings alone are insufficient for acceptance</w:t>
-            </w:r>
-          </w:p>
-        </w:tc>
-        <w:tc>
-          <w:tcPr>
-            <w:tcW w:type="dxa" w:w="4513"/>
-            <w:tcMar>
-              <w:top w:w="80" w:type="dxa"/>
-              <w:start w:w="100" w:type="dxa"/>
-              <w:bottom w:w="80" w:type="dxa"/>
-              <w:end w:w="100" w:type="dxa"/>
-            </w:tcMar>
-            <w:vAlign w:val="center"/>
-          </w:tcPr>
-          <w:p>
-            <w:pPr>
-              <w:keepNext w:val="0"/>
-              <w:spacing w:before="0" w:after="0" w:line="240" w:lineRule="auto"/>
-            </w:pPr>
-            <w:r>
-              <w:rPr>
-                <w:rFonts w:ascii="Times New Roman" w:hAnsi="Times New Roman" w:eastAsia="Times New Roman"/>
-                <w:b w:val="0"/>
-                <w:sz w:val="20"/>
-              </w:rPr>
-              <w:t>Demonstrated repeatedly by rejected studies</w:t>
-            </w:r>
-          </w:p>
-        </w:tc>
-      </w:tr>
-      <w:tr>
-        <w:trPr>
-          <w:cantSplit w:val="true"/>
-        </w:trPr>
-        <w:tc>
-          <w:tcPr>
-            <w:tcW w:type="dxa" w:w="4513"/>
-            <w:tcMar>
-              <w:top w:w="80" w:type="dxa"/>
-              <w:start w:w="100" w:type="dxa"/>
-              <w:bottom w:w="80" w:type="dxa"/>
-              <w:end w:w="100" w:type="dxa"/>
-            </w:tcMar>
-            <w:vAlign w:val="center"/>
-          </w:tcPr>
-          <w:p>
-            <w:pPr>
-              <w:keepNext w:val="0"/>
-              <w:spacing w:before="0" w:after="0" w:line="240" w:lineRule="auto"/>
-            </w:pPr>
-            <w:r>
-              <w:rPr>
-                <w:rFonts w:ascii="Times New Roman" w:hAnsi="Times New Roman" w:eastAsia="Times New Roman"/>
-                <w:b w:val="0"/>
-                <w:sz w:val="20"/>
-              </w:rPr>
-              <w:t>Current-policy candidates preserve the complete accepted NL fallback</w:t>
-            </w:r>
-          </w:p>
-        </w:tc>
-        <w:tc>
-          <w:tcPr>
-            <w:tcW w:type="dxa" w:w="4513"/>
-            <w:tcMar>
-              <w:top w:w="80" w:type="dxa"/>
-              <w:start w:w="100" w:type="dxa"/>
-              <w:bottom w:w="80" w:type="dxa"/>
-              <w:end w:w="100" w:type="dxa"/>
-            </w:tcMar>
-            <w:vAlign w:val="center"/>
-          </w:tcPr>
-          <w:p>
-            <w:pPr>
-              <w:keepNext w:val="0"/>
-              <w:spacing w:before="0" w:after="0" w:line="240" w:lineRule="auto"/>
-            </w:pPr>
-            <w:r>
-              <w:rPr>
-                <w:rFonts w:ascii="Times New Roman" w:hAnsi="Times New Roman" w:eastAsia="Times New Roman"/>
-                <w:b w:val="0"/>
-                <w:sz w:val="20"/>
-              </w:rPr>
-              <w:t>Implemented in evolver policy and quality-first SOPs</w:t>
-            </w:r>
-          </w:p>
-        </w:tc>
-      </w:tr>
-      <w:tr>
-        <w:trPr>
-          <w:cantSplit w:val="true"/>
-        </w:trPr>
-        <w:tc>
-          <w:tcPr>
-            <w:tcW w:type="dxa" w:w="4513"/>
-            <w:tcMar>
-              <w:top w:w="80" w:type="dxa"/>
-              <w:start w:w="100" w:type="dxa"/>
-              <w:bottom w:w="80" w:type="dxa"/>
-              <w:end w:w="100" w:type="dxa"/>
-            </w:tcMar>
-            <w:vAlign w:val="center"/>
-          </w:tcPr>
-          <w:p>
-            <w:pPr>
-              <w:keepNext w:val="0"/>
-              <w:spacing w:before="0" w:after="0" w:line="240" w:lineRule="auto"/>
-            </w:pPr>
-            <w:r>
-              <w:rPr>
-                <w:rFonts w:ascii="Times New Roman" w:hAnsi="Times New Roman" w:eastAsia="Times New Roman"/>
-                <w:b w:val="0"/>
-                <w:sz w:val="20"/>
-              </w:rPr>
-              <w:t>The evolver can instruct a host agent to propose bounded code changes from development traces</w:t>
-            </w:r>
-          </w:p>
-        </w:tc>
-        <w:tc>
-          <w:tcPr>
-            <w:tcW w:type="dxa" w:w="4513"/>
-            <w:tcMar>
-              <w:top w:w="80" w:type="dxa"/>
-              <w:start w:w="100" w:type="dxa"/>
-              <w:bottom w:w="80" w:type="dxa"/>
-              <w:end w:w="100" w:type="dxa"/>
-            </w:tcMar>
-            <w:vAlign w:val="center"/>
-          </w:tcPr>
-          <w:p>
-            <w:pPr>
-              <w:keepNext w:val="0"/>
-              <w:spacing w:before="0" w:after="0" w:line="240" w:lineRule="auto"/>
-            </w:pPr>
-            <w:r>
-              <w:rPr>
-                <w:rFonts w:ascii="Times New Roman" w:hAnsi="Times New Roman" w:eastAsia="Times New Roman"/>
-                <w:b w:val="0"/>
-                <w:sz w:val="20"/>
-              </w:rPr>
-              <w:t>Implemented as Agent Skill policy</w:t>
-            </w:r>
-          </w:p>
-        </w:tc>
-      </w:tr>
-      <w:tr>
-        <w:trPr>
-          <w:cantSplit w:val="true"/>
-        </w:trPr>
-        <w:tc>
-          <w:tcPr>
-            <w:tcW w:type="dxa" w:w="4513"/>
-            <w:tcMar>
-              <w:top w:w="80" w:type="dxa"/>
-              <w:start w:w="100" w:type="dxa"/>
-              <w:bottom w:w="80" w:type="dxa"/>
-              <w:end w:w="100" w:type="dxa"/>
-            </w:tcMar>
-            <w:vAlign w:val="center"/>
-          </w:tcPr>
-          <w:p>
-            <w:pPr>
-              <w:keepNext w:val="0"/>
-              <w:spacing w:before="0" w:after="0" w:line="240" w:lineRule="auto"/>
-            </w:pPr>
-            <w:r>
-              <w:rPr>
-                <w:rFonts w:ascii="Times New Roman" w:hAnsi="Times New Roman" w:eastAsia="Times New Roman"/>
-                <w:b w:val="0"/>
-                <w:sz w:val="20"/>
-              </w:rPr>
-              <w:t>General autonomous pattern discovery or researcher-independent trace-to-rule synthesis</w:t>
-            </w:r>
-          </w:p>
-        </w:tc>
-        <w:tc>
-          <w:tcPr>
-            <w:tcW w:type="dxa" w:w="4513"/>
-            <w:tcMar>
-              <w:top w:w="80" w:type="dxa"/>
-              <w:start w:w="100" w:type="dxa"/>
-              <w:bottom w:w="80" w:type="dxa"/>
-              <w:end w:w="100" w:type="dxa"/>
-            </w:tcMar>
-            <w:vAlign w:val="center"/>
-          </w:tcPr>
-          <w:p>
-            <w:pPr>
-              <w:keepNext w:val="0"/>
-              <w:spacing w:before="0" w:after="0" w:line="240" w:lineRule="auto"/>
-            </w:pPr>
-            <w:r>
-              <w:rPr>
-                <w:rFonts w:ascii="Times New Roman" w:hAnsi="Times New Roman" w:eastAsia="Times New Roman"/>
-                <w:b w:val="0"/>
-                <w:sz w:val="20"/>
-              </w:rPr>
-              <w:t>Not established</w:t>
-            </w:r>
-          </w:p>
-        </w:tc>
-      </w:tr>
-      <w:tr>
-        <w:trPr>
-          <w:cantSplit w:val="true"/>
-        </w:trPr>
-        <w:tc>
-          <w:tcPr>
-            <w:tcW w:type="dxa" w:w="4513"/>
-            <w:tcMar>
-              <w:top w:w="80" w:type="dxa"/>
-              <w:start w:w="100" w:type="dxa"/>
-              <w:bottom w:w="80" w:type="dxa"/>
-              <w:end w:w="100" w:type="dxa"/>
-            </w:tcMar>
-            <w:vAlign w:val="center"/>
-          </w:tcPr>
-          <w:p>
-            <w:pPr>
-              <w:keepNext w:val="0"/>
-              <w:spacing w:before="0" w:after="0" w:line="240" w:lineRule="auto"/>
-            </w:pPr>
-            <w:r>
-              <w:rPr>
-                <w:rFonts w:ascii="Times New Roman" w:hAnsi="Times New Roman" w:eastAsia="Times New Roman"/>
-                <w:b w:val="0"/>
-                <w:sz w:val="20"/>
-              </w:rPr>
-              <w:t>Autonomous DeepAgent command execution produced the main text results</w:t>
-            </w:r>
-          </w:p>
-        </w:tc>
-        <w:tc>
-          <w:tcPr>
-            <w:tcW w:type="dxa" w:w="4513"/>
-            <w:tcMar>
-              <w:top w:w="80" w:type="dxa"/>
-              <w:start w:w="100" w:type="dxa"/>
-              <w:bottom w:w="80" w:type="dxa"/>
-              <w:end w:w="100" w:type="dxa"/>
-            </w:tcMar>
-            <w:vAlign w:val="center"/>
-          </w:tcPr>
-          <w:p>
-            <w:pPr>
-              <w:keepNext w:val="0"/>
-              <w:spacing w:before="0" w:after="0" w:line="240" w:lineRule="auto"/>
-            </w:pPr>
-            <w:r>
-              <w:rPr>
-                <w:rFonts w:ascii="Times New Roman" w:hAnsi="Times New Roman" w:eastAsia="Times New Roman"/>
-                <w:b w:val="0"/>
-                <w:sz w:val="20"/>
-              </w:rPr>
-              <w:t>Not tested; routing used the benchmark harness</w:t>
-            </w:r>
-          </w:p>
-        </w:tc>
-      </w:tr>
-      <w:tr>
-        <w:trPr>
-          <w:cantSplit w:val="true"/>
-        </w:trPr>
-        <w:tc>
-          <w:tcPr>
-            <w:tcW w:type="dxa" w:w="4513"/>
-            <w:tcMar>
-              <w:top w:w="80" w:type="dxa"/>
-              <w:start w:w="100" w:type="dxa"/>
-              <w:bottom w:w="80" w:type="dxa"/>
-              <w:end w:w="100" w:type="dxa"/>
-            </w:tcMar>
-            <w:vAlign w:val="center"/>
-          </w:tcPr>
-          <w:p>
-            <w:pPr>
-              <w:keepNext w:val="0"/>
-              <w:spacing w:before="0" w:after="0" w:line="240" w:lineRule="auto"/>
-            </w:pPr>
-            <w:r>
-              <w:rPr>
-                <w:rFonts w:ascii="Times New Roman" w:hAnsi="Times New Roman" w:eastAsia="Times New Roman"/>
-                <w:b w:val="0"/>
-                <w:sz w:val="20"/>
-              </w:rPr>
-              <w:t>Continuous production self-modification, monitoring, or demotion</w:t>
-            </w:r>
-          </w:p>
-        </w:tc>
-        <w:tc>
-          <w:tcPr>
-            <w:tcW w:type="dxa" w:w="4513"/>
-            <w:tcMar>
-              <w:top w:w="80" w:type="dxa"/>
-              <w:start w:w="100" w:type="dxa"/>
-              <w:bottom w:w="80" w:type="dxa"/>
-              <w:end w:w="100" w:type="dxa"/>
-            </w:tcMar>
-            <w:vAlign w:val="center"/>
-          </w:tcPr>
-          <w:p>
-            <w:pPr>
-              <w:keepNext w:val="0"/>
-              <w:spacing w:before="0" w:after="0" w:line="240" w:lineRule="auto"/>
-            </w:pPr>
-            <w:r>
-              <w:rPr>
-                <w:rFonts w:ascii="Times New Roman" w:hAnsi="Times New Roman" w:eastAsia="Times New Roman"/>
-                <w:b w:val="0"/>
-                <w:sz w:val="20"/>
-              </w:rPr>
-              <w:t>Not implemented; prospective</w:t>
-            </w:r>
-          </w:p>
-        </w:tc>
-      </w:tr>
-      <w:tr>
-        <w:trPr>
-          <w:cantSplit w:val="true"/>
-        </w:trPr>
-        <w:tc>
-          <w:tcPr>
-            <w:tcW w:type="dxa" w:w="4513"/>
-            <w:tcMar>
-              <w:top w:w="80" w:type="dxa"/>
-              <w:start w:w="100" w:type="dxa"/>
-              <w:bottom w:w="80" w:type="dxa"/>
-              <w:end w:w="100" w:type="dxa"/>
-            </w:tcMar>
-            <w:vAlign w:val="center"/>
-          </w:tcPr>
-          <w:p>
-            <w:pPr>
-              <w:keepNext w:val="0"/>
-              <w:spacing w:before="0" w:after="0" w:line="240" w:lineRule="auto"/>
-            </w:pPr>
-            <w:r>
-              <w:rPr>
-                <w:rFonts w:ascii="Times New Roman" w:hAnsi="Times New Roman" w:eastAsia="Times New Roman"/>
-                <w:b w:val="0"/>
-                <w:sz w:val="20"/>
-              </w:rPr>
-              <w:t>Global least-nondeterministic optimum</w:t>
-            </w:r>
-          </w:p>
-        </w:tc>
-        <w:tc>
-          <w:tcPr>
-            <w:tcW w:type="dxa" w:w="4513"/>
-            <w:tcMar>
-              <w:top w:w="80" w:type="dxa"/>
-              <w:start w:w="100" w:type="dxa"/>
-              <w:bottom w:w="80" w:type="dxa"/>
-              <w:end w:w="100" w:type="dxa"/>
-            </w:tcMar>
-            <w:vAlign w:val="center"/>
-          </w:tcPr>
-          <w:p>
-            <w:pPr>
-              <w:keepNext w:val="0"/>
-              <w:spacing w:before="0" w:after="0" w:line="240" w:lineRule="auto"/>
-            </w:pPr>
-            <w:r>
-              <w:rPr>
-                <w:rFonts w:ascii="Times New Roman" w:hAnsi="Times New Roman" w:eastAsia="Times New Roman"/>
-                <w:b w:val="0"/>
-                <w:sz w:val="20"/>
-              </w:rPr>
-              <w:t>Not established; search is bounded</w:t>
-            </w:r>
-          </w:p>
-        </w:tc>
-      </w:tr>
-      <w:tr>
-        <w:trPr>
-          <w:cantSplit w:val="true"/>
-        </w:trPr>
-        <w:tc>
-          <w:tcPr>
-            <w:tcW w:type="dxa" w:w="4513"/>
-            <w:tcMar>
-              <w:top w:w="80" w:type="dxa"/>
-              <w:start w:w="100" w:type="dxa"/>
-              <w:bottom w:w="80" w:type="dxa"/>
-              <w:end w:w="100" w:type="dxa"/>
-            </w:tcMar>
-            <w:vAlign w:val="center"/>
-          </w:tcPr>
-          <w:p>
-            <w:pPr>
-              <w:keepNext w:val="0"/>
-              <w:spacing w:before="0" w:after="0" w:line="240" w:lineRule="auto"/>
-            </w:pPr>
-            <w:r>
-              <w:rPr>
-                <w:rFonts w:ascii="Times New Roman" w:hAnsi="Times New Roman" w:eastAsia="Times New Roman"/>
-                <w:b w:val="0"/>
-                <w:sz w:val="20"/>
-              </w:rPr>
-              <w:t>Dollar, energy, or carbon savings</w:t>
-            </w:r>
-          </w:p>
-        </w:tc>
-        <w:tc>
-          <w:tcPr>
-            <w:tcW w:type="dxa" w:w="4513"/>
-            <w:tcMar>
-              <w:top w:w="80" w:type="dxa"/>
-              <w:start w:w="100" w:type="dxa"/>
-              <w:bottom w:w="80" w:type="dxa"/>
-              <w:end w:w="100" w:type="dxa"/>
-            </w:tcMar>
-            <w:vAlign w:val="center"/>
-          </w:tcPr>
-          <w:p>
-            <w:pPr>
-              <w:keepNext w:val="0"/>
-              <w:spacing w:before="0" w:after="0" w:line="240" w:lineRule="auto"/>
-            </w:pPr>
-            <w:r>
-              <w:rPr>
-                <w:rFonts w:ascii="Times New Roman" w:hAnsi="Times New Roman" w:eastAsia="Times New Roman"/>
-                <w:b w:val="0"/>
-                <w:sz w:val="20"/>
-              </w:rPr>
-              <w:t>Not measured; tokens and calls are proxies</w:t>
-            </w:r>
-          </w:p>
-        </w:tc>
-      </w:tr>
-    </w:tbl>
-    <w:p>
-      <w:pPr>
-        <w:keepNext w:val="0"/>
-        <w:spacing w:before="0" w:after="40" w:line="240" w:lineRule="auto"/>
-      </w:pPr>
-    </w:p>
-    <w:p>
-      <w:pPr>
-        <w:pStyle w:val="Heading1"/>
-      </w:pPr>
-      <w:r>
-        <w:rPr>
-          <w:rFonts w:ascii="Times New Roman" w:hAnsi="Times New Roman" w:eastAsia="Times New Roman"/>
-          <w:b/>
-          <w:sz w:val="20"/>
-        </w:rPr>
-        <w:t>Discussion</w:t>
-      </w:r>
-    </w:p>
-    <w:p>
-      <w:pPr>
-        <w:keepNext w:val="0"/>
-        <w:spacing w:before="0" w:after="80" w:line="240" w:lineRule="auto"/>
-        <w:ind w:firstLine="288"/>
-        <w:jc w:val="both"/>
-      </w:pPr>
-      <w:r>
-        <w:rPr>
-          <w:rFonts w:ascii="Times New Roman" w:hAnsi="Times New Roman" w:eastAsia="Times New Roman"/>
-          <w:sz w:val="20"/>
-        </w:rPr>
-        <w:t>The main result is not that hybrid workflows always win. It is that PLaND exposes when deterministic substitution is acceptable. Under the original frozen protocol, LEDGAR retained accuracy within a prespecified engineering margin while eliminating 41.1% of model calls. The mechanism decomposition is important: prompt compression explained only 2.76% of savings, whereas call bypass explained 97.24%. Under the later stricter quality-first contract, even LEDGAR's narrower candidate was rejected. CFPB, SpamAssassin, RVL-CDIP, and SROIE likewise show that lower token use or latency alone is insufficient.</w:t>
-      </w:r>
-    </w:p>
-    <w:p>
-      <w:pPr>
-        <w:keepNext w:val="0"/>
-        <w:spacing w:before="0" w:after="80" w:line="240" w:lineRule="auto"/>
-        <w:ind w:firstLine="288"/>
-        <w:jc w:val="both"/>
-      </w:pPr>
-      <w:r>
-        <w:rPr>
-          <w:rFonts w:ascii="Times New Roman" w:hAnsi="Times New Roman" w:eastAsia="Times New Roman"/>
-          <w:sz w:val="20"/>
-        </w:rPr>
-        <w:t>The methodology supports an evidence-driven progression. An unfamiliar task may remain an open-ended agent. Stable steps can move into commands while semantic judgment remains in language. A mature workflow may become a graph, but conversion stops whenever quality declines. References help manage large instructions; they are not automatically deterministic. Current-policy command candidates preserve the complete accepted English fallback. Runtime canary monitoring and automatic demotion remain prospective design extensions and were not used to obtain these results.</w:t>
-      </w:r>
-    </w:p>
-    <w:p>
-      <w:pPr>
-        <w:keepNext w:val="0"/>
-        <w:spacing w:before="0" w:after="80" w:line="240" w:lineRule="auto"/>
-        <w:ind w:firstLine="288"/>
-        <w:jc w:val="both"/>
-      </w:pPr>
-      <w:r>
-        <w:rPr>
-          <w:rFonts w:ascii="Times New Roman" w:hAnsi="Times New Roman" w:eastAsia="Times New Roman"/>
-          <w:sz w:val="20"/>
-        </w:rPr>
-        <w:t>Several assumptions bound interpretation. Dataset labels and selected samples are treated as the evaluation target; the balanced LEDGAR subset does not estimate full multi-label or production prevalence. Tokens and model calls are expense proxies, not measured currency, energy, or carbon. The text experiments test harness-level routing, not autonomous DeepAgent command interpretation. The 2-point margin and 80% floor are task-design choices rather than universal standards. Only three seeds, one local model, one machine, and one temperature-zero runtime were studied. Zero observed disagreement is descriptive, may reflect the deterministic runtime floor, and is not evidence of significance or broad stochastic robustness. Parallel timing can vary with warm-up, caching, scheduling, and thermal state and cannot be compared causally with the sequential study. SROIE and RVL test sizes were constrained by eligible source data. Author-designed rules may not transfer to other domains, and the generalized generator/evolver was not reevaluated end to end here.</w:t>
-      </w:r>
-    </w:p>
-    <w:p>
-      <w:pPr>
-        <w:keepNext w:val="0"/>
-        <w:spacing w:before="0" w:after="80" w:line="240" w:lineRule="auto"/>
-        <w:ind w:firstLine="288"/>
-        <w:jc w:val="both"/>
-      </w:pPr>
-      <w:r>
-        <w:rPr>
-          <w:rFonts w:ascii="Times New Roman" w:hAnsi="Times New Roman" w:eastAsia="Times New Roman"/>
-          <w:sz w:val="20"/>
-        </w:rPr>
-        <w:t>Future work should repeat paired conditions across models and less deterministic sampling regimes, add tool-sequence disagreement, test natural-language and no-skill ablations, and evaluate runtime fallback and demotion. Stateful environments such as tau-bench remain future work and should use final-state and action verification rather than classification accuracy; PLaND leaves that scorer task-defined.</w:t>
+        <w:t>The comparison code sorts records by case identifier and uses 5,000 paired resamples. Its token bootstrap uses the configured comparison seed plus one; this is separate from the model's inference seed. The saved records also include Wilson intervals for individual accuracies and an exact McNemar test, but neither determines acceptance under the four criteria in Section 3.3. Reproduction checks validate file hashes and tests without rerunning model inference or changing a held-out result.</w:t>
       </w:r>
     </w:p>
     <w:p>
@@ -4133,110 +4109,26 @@
         <w:rPr>
           <w:rFonts w:ascii="Times New Roman" w:hAnsi="Times New Roman" w:eastAsia="Times New Roman"/>
           <w:b/>
-          <w:sz w:val="20"/>
+          <w:sz w:val="24"/>
         </w:rPr>
-        <w:t>Conclusion</w:t>
+        <w:t>References</w:t>
       </w:r>
     </w:p>
     <w:p>
       <w:pPr>
         <w:keepNext w:val="0"/>
-        <w:spacing w:before="0" w:after="80" w:line="240" w:lineRule="auto"/>
-        <w:ind w:firstLine="288"/>
-        <w:jc w:val="both"/>
+        <w:spacing w:before="0" w:after="20" w:line="240" w:lineRule="auto"/>
+        <w:ind w:left="317" w:hanging="317"/>
+        <w:jc w:val="left"/>
       </w:pPr>
       <w:r>
         <w:rPr>
           <w:rFonts w:ascii="Times New Roman" w:hAnsi="Times New Roman" w:eastAsia="Times New Roman"/>
           <w:sz w:val="20"/>
         </w:rPr>
-        <w:t>PLaND is a methodology for selectively moving stable agent work from natural language into tested code under a frozen evaluation contract. The strongest positive held-out result is the original LEDGAR confirmatory test: 411 of 1,000 cases bypassed the model, tokens fell 40.02%, and the -0.8-point accuracy difference remained within the prespecified two-point margin. Three optimized replications reproduced the same qualitative outcome. A later quality-first study used fresh 500-case validation sets and stricter current-policy guardrails; LEDGAR, CFPB, and SpamAssassin candidates were all rejected and no tests were opened. Both text variants showed zero cross-run label disagreement, so the evidence supports reproducibility in this frozen condition but not hybrid-specific variance reduction. The practical rule is simple: keep judgment where it adds value, compile stable operations where evidence permits, and preserve rejection evidence when it does not.</w:t>
+        <w:t xml:space="preserve">[1] Agent Skills. Specification. </w:t>
       </w:r>
-    </w:p>
-    <w:p>
-      <w:pPr>
-        <w:pStyle w:val="Heading1"/>
-      </w:pPr>
-      <w:r>
-        <w:rPr>
-          <w:rFonts w:ascii="Times New Roman" w:hAnsi="Times New Roman" w:eastAsia="Times New Roman"/>
-          <w:b/>
-          <w:sz w:val="20"/>
-        </w:rPr>
-        <w:t>Acknowledgements</w:t>
-      </w:r>
-    </w:p>
-    <w:p>
-      <w:pPr>
-        <w:keepNext w:val="0"/>
-        <w:spacing w:before="0" w:after="80" w:line="240" w:lineRule="auto"/>
-        <w:ind w:firstLine="288"/>
-        <w:jc w:val="both"/>
-      </w:pPr>
-      <w:r>
-        <w:rPr>
-          <w:rFonts w:ascii="Times New Roman" w:hAnsi="Times New Roman" w:eastAsia="Times New Roman"/>
-          <w:sz w:val="20"/>
-        </w:rPr>
-        <w:t>None.</w:t>
-      </w:r>
-    </w:p>
-    <w:p>
-      <w:pPr>
-        <w:pStyle w:val="Heading1"/>
-      </w:pPr>
-      <w:r>
-        <w:rPr>
-          <w:rFonts w:ascii="Times New Roman" w:hAnsi="Times New Roman" w:eastAsia="Times New Roman"/>
-          <w:b/>
-          <w:sz w:val="20"/>
-        </w:rPr>
-        <w:t>Disclosure and Conflict of Interest</w:t>
-      </w:r>
-    </w:p>
-    <w:p>
-      <w:pPr>
-        <w:keepNext w:val="0"/>
-        <w:spacing w:before="0" w:after="80" w:line="240" w:lineRule="auto"/>
-        <w:ind w:firstLine="288"/>
-        <w:jc w:val="both"/>
-      </w:pPr>
-      <w:r>
-        <w:rPr>
-          <w:rFonts w:ascii="Times New Roman" w:hAnsi="Times New Roman" w:eastAsia="Times New Roman"/>
-          <w:sz w:val="20"/>
-        </w:rPr>
-        <w:t>This work received no external funding. The authors declare no conflicts of interest.</w:t>
-      </w:r>
-    </w:p>
-    <w:p>
-      <w:pPr>
-        <w:pStyle w:val="Heading1"/>
-      </w:pPr>
-      <w:r>
-        <w:rPr>
-          <w:rFonts w:ascii="Times New Roman" w:hAnsi="Times New Roman" w:eastAsia="Times New Roman"/>
-          <w:b/>
-          <w:sz w:val="20"/>
-        </w:rPr>
-        <w:t>Data and Code Availability</w:t>
-      </w:r>
-    </w:p>
-    <w:p>
-      <w:pPr>
-        <w:keepNext w:val="0"/>
-        <w:spacing w:before="0" w:after="80" w:line="240" w:lineRule="auto"/>
-        <w:ind w:firstLine="288"/>
-        <w:jc w:val="both"/>
-      </w:pPr>
-      <w:r>
-        <w:rPr>
-          <w:rFonts w:ascii="Times New Roman" w:hAnsi="Times New Roman" w:eastAsia="Times New Roman"/>
-          <w:sz w:val="20"/>
-        </w:rPr>
-        <w:t xml:space="preserve">Source code, methodology skills, preparation scripts, frozen protocols, result summaries, safe traces, comparisons, and SHA-256 manifests are available in the public PLaND repository at </w:t>
-      </w:r>
-      <w:hyperlink r:id="rId16">
+      <w:hyperlink r:id="rId17">
         <w:r>
           <w:rPr>
             <w:rFonts w:ascii="Times New Roman" w:hAnsi="Times New Roman"/>
@@ -4244,7 +4136,106 @@
             <w:u w:val="single"/>
             <w:sz w:val="20"/>
           </w:rPr>
-          <w:t>https://github.com/mnvsk97/PLaND</w:t>
+          <w:t>Official documentation</w:t>
+        </w:r>
+      </w:hyperlink>
+      <w:r>
+        <w:rPr>
+          <w:rFonts w:ascii="Times New Roman" w:hAnsi="Times New Roman" w:eastAsia="Times New Roman"/>
+          <w:sz w:val="20"/>
+        </w:rPr>
+        <w:t>. Accessed September 5, 2026.</w:t>
+      </w:r>
+    </w:p>
+    <w:p>
+      <w:pPr>
+        <w:keepNext w:val="0"/>
+        <w:spacing w:before="0" w:after="20" w:line="240" w:lineRule="auto"/>
+        <w:ind w:left="317" w:hanging="317"/>
+        <w:jc w:val="left"/>
+      </w:pPr>
+      <w:r>
+        <w:rPr>
+          <w:rFonts w:ascii="Times New Roman" w:hAnsi="Times New Roman" w:eastAsia="Times New Roman"/>
+          <w:sz w:val="20"/>
+        </w:rPr>
+        <w:t xml:space="preserve">[2] LangChain. Skills in DeepAgents. </w:t>
+      </w:r>
+      <w:hyperlink r:id="rId18">
+        <w:r>
+          <w:rPr>
+            <w:rFonts w:ascii="Times New Roman" w:hAnsi="Times New Roman"/>
+            <w:color w:val="0000FF"/>
+            <w:u w:val="single"/>
+            <w:sz w:val="20"/>
+          </w:rPr>
+          <w:t>Official documentation</w:t>
+        </w:r>
+      </w:hyperlink>
+      <w:r>
+        <w:rPr>
+          <w:rFonts w:ascii="Times New Roman" w:hAnsi="Times New Roman" w:eastAsia="Times New Roman"/>
+          <w:sz w:val="20"/>
+        </w:rPr>
+        <w:t>. Accessed September 5, 2026.</w:t>
+      </w:r>
+    </w:p>
+    <w:p>
+      <w:pPr>
+        <w:keepNext w:val="0"/>
+        <w:spacing w:before="0" w:after="20" w:line="240" w:lineRule="auto"/>
+        <w:ind w:left="317" w:hanging="317"/>
+        <w:jc w:val="left"/>
+      </w:pPr>
+      <w:r>
+        <w:rPr>
+          <w:rFonts w:ascii="Times New Roman" w:hAnsi="Times New Roman" w:eastAsia="Times New Roman"/>
+          <w:sz w:val="20"/>
+        </w:rPr>
+        <w:t xml:space="preserve">[3] LangChain. LangGraph overview. </w:t>
+      </w:r>
+      <w:hyperlink r:id="rId19">
+        <w:r>
+          <w:rPr>
+            <w:rFonts w:ascii="Times New Roman" w:hAnsi="Times New Roman"/>
+            <w:color w:val="0000FF"/>
+            <w:u w:val="single"/>
+            <w:sz w:val="20"/>
+          </w:rPr>
+          <w:t>Official documentation</w:t>
+        </w:r>
+      </w:hyperlink>
+      <w:r>
+        <w:rPr>
+          <w:rFonts w:ascii="Times New Roman" w:hAnsi="Times New Roman" w:eastAsia="Times New Roman"/>
+          <w:sz w:val="20"/>
+        </w:rPr>
+        <w:t>. Accessed September 5, 2026.</w:t>
+      </w:r>
+    </w:p>
+    <w:p>
+      <w:pPr>
+        <w:keepNext w:val="0"/>
+        <w:spacing w:before="0" w:after="20" w:line="240" w:lineRule="auto"/>
+        <w:ind w:left="317" w:hanging="317"/>
+        <w:jc w:val="left"/>
+      </w:pPr>
+      <w:r>
+        <w:rPr>
+          <w:rFonts w:ascii="Times New Roman" w:hAnsi="Times New Roman" w:eastAsia="Times New Roman"/>
+          <w:sz w:val="20"/>
+        </w:rPr>
+        <w:t xml:space="preserve">[4] Khattab O, et al. DSPy: Compiling Declarative Language Model Calls into Self-Improving Pipelines. 2023. </w:t>
+      </w:r>
+      <w:hyperlink r:id="rId20">
+        <w:r>
+          <w:rPr>
+            <w:rFonts w:ascii="Times New Roman" w:hAnsi="Times New Roman"/>
+            <w:color w:val="0000FF"/>
+            <w:u w:val="single"/>
+            <w:sz w:val="20"/>
+          </w:rPr>
+          <w:t>arXiv:2310.03714</w:t>
         </w:r>
       </w:hyperlink>
       <w:r>
@@ -4254,233 +4245,20 @@
         </w:rPr>
         <w:t>.</w:t>
       </w:r>
-      <w:r>
-        <w:rPr>
-          <w:rFonts w:ascii="Times New Roman" w:hAnsi="Times New Roman" w:eastAsia="Times New Roman"/>
-          <w:sz w:val="20"/>
-        </w:rPr>
-        <w:t xml:space="preserve"> This manuscript is aligned to evidence commit </w:t>
-      </w:r>
-      <w:r>
-        <w:rPr>
-          <w:rFonts w:ascii="Courier New" w:hAnsi="Courier New" w:eastAsia="Times New Roman"/>
-          <w:sz w:val="20"/>
-        </w:rPr>
-        <w:t>f9aa70753c64bd6d409b9ff6ae934edd1f7bedc4</w:t>
-      </w:r>
-      <w:r>
-        <w:rPr>
-          <w:rFonts w:ascii="Times New Roman" w:hAnsi="Times New Roman" w:eastAsia="Times New Roman"/>
-          <w:sz w:val="20"/>
-        </w:rPr>
-        <w:t>. The repository distinguishes exploratory pilots, original confirmatory studies, optimized replications, and fresh quality-first validations. The three-run text variance study reruns frozen skills and is reported as replication evidence rather than new candidate evolution. The quality-first study uses fresh validation sets and keeps all corresponding test splits closed because every candidate failed at least one release gate. Large copyrighted or sensitive source records are not redistributed; source references, selection procedures, and hashes are retained for authorized reproduction.</w:t>
-      </w:r>
-    </w:p>
-    <w:p>
-      <w:pPr>
-        <w:pStyle w:val="Heading1"/>
-      </w:pPr>
-      <w:r>
-        <w:rPr>
-          <w:rFonts w:ascii="Times New Roman" w:hAnsi="Times New Roman" w:eastAsia="Times New Roman"/>
-          <w:b/>
-          <w:sz w:val="20"/>
-        </w:rPr>
-        <w:t>References</w:t>
-      </w:r>
     </w:p>
     <w:p>
       <w:pPr>
         <w:keepNext w:val="0"/>
         <w:spacing w:before="0" w:after="20" w:line="240" w:lineRule="auto"/>
         <w:ind w:left="317" w:hanging="317"/>
-        <w:jc w:val="both"/>
+        <w:jc w:val="left"/>
       </w:pPr>
       <w:r>
         <w:rPr>
           <w:rFonts w:ascii="Times New Roman" w:hAnsi="Times New Roman" w:eastAsia="Times New Roman"/>
           <w:sz w:val="20"/>
         </w:rPr>
-        <w:t xml:space="preserve">[1] Agent Skills. (2026). </w:t>
-      </w:r>
-      <w:r>
-        <w:rPr>
-          <w:rFonts w:ascii="Times New Roman" w:hAnsi="Times New Roman" w:eastAsia="Times New Roman"/>
-          <w:i/>
-          <w:sz w:val="20"/>
-        </w:rPr>
-        <w:t>Agent Skills specification</w:t>
-      </w:r>
-      <w:r>
-        <w:rPr>
-          <w:rFonts w:ascii="Times New Roman" w:hAnsi="Times New Roman" w:eastAsia="Times New Roman"/>
-          <w:sz w:val="20"/>
-        </w:rPr>
-        <w:t xml:space="preserve">. </w:t>
-      </w:r>
-      <w:hyperlink r:id="rId17">
-        <w:r>
-          <w:rPr>
-            <w:rFonts w:ascii="Times New Roman" w:hAnsi="Times New Roman"/>
-            <w:color w:val="0000FF"/>
-            <w:u w:val="single"/>
-            <w:sz w:val="20"/>
-          </w:rPr>
-          <w:t>https://agentskills.io/specification</w:t>
-        </w:r>
-      </w:hyperlink>
-    </w:p>
-    <w:p>
-      <w:pPr>
-        <w:keepNext w:val="0"/>
-        <w:spacing w:before="0" w:after="20" w:line="240" w:lineRule="auto"/>
-        <w:ind w:left="317" w:hanging="317"/>
-        <w:jc w:val="both"/>
-      </w:pPr>
-      <w:r>
-        <w:rPr>
-          <w:rFonts w:ascii="Times New Roman" w:hAnsi="Times New Roman" w:eastAsia="Times New Roman"/>
-          <w:sz w:val="20"/>
-        </w:rPr>
-        <w:t xml:space="preserve">[2] LangChain. (2026). </w:t>
-      </w:r>
-      <w:r>
-        <w:rPr>
-          <w:rFonts w:ascii="Times New Roman" w:hAnsi="Times New Roman" w:eastAsia="Times New Roman"/>
-          <w:i/>
-          <w:sz w:val="20"/>
-        </w:rPr>
-        <w:t>DeepAgents: Skills</w:t>
-      </w:r>
-      <w:r>
-        <w:rPr>
-          <w:rFonts w:ascii="Times New Roman" w:hAnsi="Times New Roman" w:eastAsia="Times New Roman"/>
-          <w:sz w:val="20"/>
-        </w:rPr>
-        <w:t xml:space="preserve">. </w:t>
-      </w:r>
-      <w:hyperlink r:id="rId18">
-        <w:r>
-          <w:rPr>
-            <w:rFonts w:ascii="Times New Roman" w:hAnsi="Times New Roman"/>
-            <w:color w:val="0000FF"/>
-            <w:u w:val="single"/>
-            <w:sz w:val="20"/>
-          </w:rPr>
-          <w:t>https://docs.langchain.com/oss/python/deepagents/skills</w:t>
-        </w:r>
-      </w:hyperlink>
-    </w:p>
-    <w:p>
-      <w:pPr>
-        <w:keepNext w:val="0"/>
-        <w:spacing w:before="0" w:after="20" w:line="240" w:lineRule="auto"/>
-        <w:ind w:left="317" w:hanging="317"/>
-        <w:jc w:val="both"/>
-      </w:pPr>
-      <w:r>
-        <w:rPr>
-          <w:rFonts w:ascii="Times New Roman" w:hAnsi="Times New Roman" w:eastAsia="Times New Roman"/>
-          <w:sz w:val="20"/>
-        </w:rPr>
-        <w:t xml:space="preserve">[3] LangChain. (2026). </w:t>
-      </w:r>
-      <w:r>
-        <w:rPr>
-          <w:rFonts w:ascii="Times New Roman" w:hAnsi="Times New Roman" w:eastAsia="Times New Roman"/>
-          <w:i/>
-          <w:sz w:val="20"/>
-        </w:rPr>
-        <w:t>LangGraph overview</w:t>
-      </w:r>
-      <w:r>
-        <w:rPr>
-          <w:rFonts w:ascii="Times New Roman" w:hAnsi="Times New Roman" w:eastAsia="Times New Roman"/>
-          <w:sz w:val="20"/>
-        </w:rPr>
-        <w:t xml:space="preserve">. </w:t>
-      </w:r>
-      <w:hyperlink r:id="rId19">
-        <w:r>
-          <w:rPr>
-            <w:rFonts w:ascii="Times New Roman" w:hAnsi="Times New Roman"/>
-            <w:color w:val="0000FF"/>
-            <w:u w:val="single"/>
-            <w:sz w:val="20"/>
-          </w:rPr>
-          <w:t>https://docs.langchain.com/oss/python/langgraph/overview</w:t>
-        </w:r>
-      </w:hyperlink>
-    </w:p>
-    <w:p>
-      <w:pPr>
-        <w:keepNext w:val="0"/>
-        <w:spacing w:before="0" w:after="20" w:line="240" w:lineRule="auto"/>
-        <w:ind w:left="317" w:hanging="317"/>
-        <w:jc w:val="both"/>
-      </w:pPr>
-      <w:r>
-        <w:rPr>
-          <w:rFonts w:ascii="Times New Roman" w:hAnsi="Times New Roman" w:eastAsia="Times New Roman"/>
-          <w:sz w:val="20"/>
-        </w:rPr>
-        <w:t xml:space="preserve">[4] Khattab, O., et al. (2023). DSPy: Compiling declarative language model calls into self-improving pipelines. </w:t>
-      </w:r>
-      <w:r>
-        <w:rPr>
-          <w:rFonts w:ascii="Times New Roman" w:hAnsi="Times New Roman" w:eastAsia="Times New Roman"/>
-          <w:i/>
-          <w:sz w:val="20"/>
-        </w:rPr>
-        <w:t>arXiv</w:t>
-      </w:r>
-      <w:r>
-        <w:rPr>
-          <w:rFonts w:ascii="Times New Roman" w:hAnsi="Times New Roman" w:eastAsia="Times New Roman"/>
-          <w:sz w:val="20"/>
-        </w:rPr>
-        <w:t xml:space="preserve">. </w:t>
-      </w:r>
-      <w:hyperlink r:id="rId20">
-        <w:r>
-          <w:rPr>
-            <w:rFonts w:ascii="Times New Roman" w:hAnsi="Times New Roman"/>
-            <w:color w:val="0000FF"/>
-            <w:u w:val="single"/>
-            <w:sz w:val="20"/>
-          </w:rPr>
-          <w:t>https://arxiv.org/abs/2310.03714</w:t>
-        </w:r>
-      </w:hyperlink>
-    </w:p>
-    <w:p>
-      <w:pPr>
-        <w:keepNext w:val="0"/>
-        <w:spacing w:before="0" w:after="20" w:line="240" w:lineRule="auto"/>
-        <w:ind w:left="317" w:hanging="317"/>
-        <w:jc w:val="both"/>
-      </w:pPr>
-      <w:r>
-        <w:rPr>
-          <w:rFonts w:ascii="Times New Roman" w:hAnsi="Times New Roman" w:eastAsia="Times New Roman"/>
-          <w:sz w:val="20"/>
-        </w:rPr>
-        <w:t xml:space="preserve">[5] Li, Z., et al. (2024). AutoFlow: Automated workflow generation for large language model agents. </w:t>
-      </w:r>
-      <w:r>
-        <w:rPr>
-          <w:rFonts w:ascii="Times New Roman" w:hAnsi="Times New Roman" w:eastAsia="Times New Roman"/>
-          <w:i/>
-          <w:sz w:val="20"/>
-        </w:rPr>
-        <w:t>arXiv</w:t>
-      </w:r>
-      <w:r>
-        <w:rPr>
-          <w:rFonts w:ascii="Times New Roman" w:hAnsi="Times New Roman" w:eastAsia="Times New Roman"/>
-          <w:sz w:val="20"/>
-        </w:rPr>
-        <w:t xml:space="preserve">. </w:t>
+        <w:t xml:space="preserve">[5] Li Z, et al. AutoFlow: Automated Workflow Generation for Large Language Model Agents. 2024. </w:t>
       </w:r>
       <w:hyperlink r:id="rId21">
         <w:r>
@@ -4490,38 +4268,30 @@
             <w:u w:val="single"/>
             <w:sz w:val="20"/>
           </w:rPr>
-          <w:t>https://arxiv.org/abs/2407.12821</w:t>
+          <w:t>arXiv:2407.12821</w:t>
         </w:r>
       </w:hyperlink>
+      <w:r>
+        <w:rPr>
+          <w:rFonts w:ascii="Times New Roman" w:hAnsi="Times New Roman" w:eastAsia="Times New Roman"/>
+          <w:sz w:val="20"/>
+        </w:rPr>
+        <w:t>.</w:t>
+      </w:r>
     </w:p>
     <w:p>
       <w:pPr>
         <w:keepNext w:val="0"/>
         <w:spacing w:before="0" w:after="20" w:line="240" w:lineRule="auto"/>
         <w:ind w:left="317" w:hanging="317"/>
-        <w:jc w:val="both"/>
+        <w:jc w:val="left"/>
       </w:pPr>
       <w:r>
         <w:rPr>
           <w:rFonts w:ascii="Times New Roman" w:hAnsi="Times New Roman" w:eastAsia="Times New Roman"/>
           <w:sz w:val="20"/>
         </w:rPr>
-        <w:t xml:space="preserve">[6] Zhang, J., et al. (2024). AFlow: Automating agentic workflow generation. </w:t>
-      </w:r>
-      <w:r>
-        <w:rPr>
-          <w:rFonts w:ascii="Times New Roman" w:hAnsi="Times New Roman" w:eastAsia="Times New Roman"/>
-          <w:i/>
-          <w:sz w:val="20"/>
-        </w:rPr>
-        <w:t>arXiv</w:t>
-      </w:r>
-      <w:r>
-        <w:rPr>
-          <w:rFonts w:ascii="Times New Roman" w:hAnsi="Times New Roman" w:eastAsia="Times New Roman"/>
-          <w:sz w:val="20"/>
-        </w:rPr>
-        <w:t xml:space="preserve">. </w:t>
+        <w:t xml:space="preserve">[6] Zhang J, et al. AFlow: Automating Agentic Workflow Generation. 2024. </w:t>
       </w:r>
       <w:hyperlink r:id="rId22">
         <w:r>
@@ -4531,38 +4301,30 @@
             <w:u w:val="single"/>
             <w:sz w:val="20"/>
           </w:rPr>
-          <w:t>https://arxiv.org/abs/2410.10762</w:t>
+          <w:t>arXiv:2410.10762</w:t>
         </w:r>
       </w:hyperlink>
+      <w:r>
+        <w:rPr>
+          <w:rFonts w:ascii="Times New Roman" w:hAnsi="Times New Roman" w:eastAsia="Times New Roman"/>
+          <w:sz w:val="20"/>
+        </w:rPr>
+        <w:t>.</w:t>
+      </w:r>
     </w:p>
     <w:p>
       <w:pPr>
         <w:keepNext w:val="0"/>
         <w:spacing w:before="0" w:after="20" w:line="240" w:lineRule="auto"/>
         <w:ind w:left="317" w:hanging="317"/>
-        <w:jc w:val="both"/>
+        <w:jc w:val="left"/>
       </w:pPr>
       <w:r>
         <w:rPr>
           <w:rFonts w:ascii="Times New Roman" w:hAnsi="Times New Roman" w:eastAsia="Times New Roman"/>
           <w:sz w:val="20"/>
         </w:rPr>
-        <w:t xml:space="preserve">[7] Hu, S., Lu, C., &amp; Clune, J. (2024). Automated design of agentic systems. </w:t>
-      </w:r>
-      <w:r>
-        <w:rPr>
-          <w:rFonts w:ascii="Times New Roman" w:hAnsi="Times New Roman" w:eastAsia="Times New Roman"/>
-          <w:i/>
-          <w:sz w:val="20"/>
-        </w:rPr>
-        <w:t>NeurIPS</w:t>
-      </w:r>
-      <w:r>
-        <w:rPr>
-          <w:rFonts w:ascii="Times New Roman" w:hAnsi="Times New Roman" w:eastAsia="Times New Roman"/>
-          <w:sz w:val="20"/>
-        </w:rPr>
-        <w:t xml:space="preserve">. </w:t>
+        <w:t xml:space="preserve">[7] Hu S, Lu C, Clune J. Automated Design of Agentic Systems. 2024. </w:t>
       </w:r>
       <w:hyperlink r:id="rId23">
         <w:r>
@@ -4572,38 +4334,30 @@
             <w:u w:val="single"/>
             <w:sz w:val="20"/>
           </w:rPr>
-          <w:t>https://arxiv.org/abs/2408.08435</w:t>
+          <w:t>arXiv:2408.08435</w:t>
         </w:r>
       </w:hyperlink>
+      <w:r>
+        <w:rPr>
+          <w:rFonts w:ascii="Times New Roman" w:hAnsi="Times New Roman" w:eastAsia="Times New Roman"/>
+          <w:sz w:val="20"/>
+        </w:rPr>
+        <w:t>.</w:t>
+      </w:r>
     </w:p>
     <w:p>
       <w:pPr>
         <w:keepNext w:val="0"/>
         <w:spacing w:before="0" w:after="20" w:line="240" w:lineRule="auto"/>
         <w:ind w:left="317" w:hanging="317"/>
-        <w:jc w:val="both"/>
+        <w:jc w:val="left"/>
       </w:pPr>
       <w:r>
         <w:rPr>
           <w:rFonts w:ascii="Times New Roman" w:hAnsi="Times New Roman" w:eastAsia="Times New Roman"/>
           <w:sz w:val="20"/>
         </w:rPr>
-        <w:t xml:space="preserve">[8] Yang, Y., et al. (2026). SkillOpt: Executive strategy for self-evolving agent skills. </w:t>
-      </w:r>
-      <w:r>
-        <w:rPr>
-          <w:rFonts w:ascii="Times New Roman" w:hAnsi="Times New Roman" w:eastAsia="Times New Roman"/>
-          <w:i/>
-          <w:sz w:val="20"/>
-        </w:rPr>
-        <w:t>arXiv</w:t>
-      </w:r>
-      <w:r>
-        <w:rPr>
-          <w:rFonts w:ascii="Times New Roman" w:hAnsi="Times New Roman" w:eastAsia="Times New Roman"/>
-          <w:sz w:val="20"/>
-        </w:rPr>
-        <w:t xml:space="preserve">. </w:t>
+        <w:t xml:space="preserve">[8] Yang Y, et al. SkillOpt: Executive Strategy for Self-Evolving Agent Skills. 2026. </w:t>
       </w:r>
       <w:hyperlink r:id="rId24">
         <w:r>
@@ -4613,38 +4367,30 @@
             <w:u w:val="single"/>
             <w:sz w:val="20"/>
           </w:rPr>
-          <w:t>https://arxiv.org/abs/2605.23904</w:t>
+          <w:t>arXiv:2605.23904</w:t>
         </w:r>
       </w:hyperlink>
+      <w:r>
+        <w:rPr>
+          <w:rFonts w:ascii="Times New Roman" w:hAnsi="Times New Roman" w:eastAsia="Times New Roman"/>
+          <w:sz w:val="20"/>
+        </w:rPr>
+        <w:t>.</w:t>
+      </w:r>
     </w:p>
     <w:p>
       <w:pPr>
         <w:keepNext w:val="0"/>
         <w:spacing w:before="0" w:after="20" w:line="240" w:lineRule="auto"/>
         <w:ind w:left="317" w:hanging="317"/>
-        <w:jc w:val="both"/>
+        <w:jc w:val="left"/>
       </w:pPr>
       <w:r>
         <w:rPr>
           <w:rFonts w:ascii="Times New Roman" w:hAnsi="Times New Roman" w:eastAsia="Times New Roman"/>
           <w:sz w:val="20"/>
         </w:rPr>
-        <w:t xml:space="preserve">[9] Liu, Y., et al. (2026). SkillRevise: Improving LLM-authored agent skills via trace-conditioned skill revision. </w:t>
-      </w:r>
-      <w:r>
-        <w:rPr>
-          <w:rFonts w:ascii="Times New Roman" w:hAnsi="Times New Roman" w:eastAsia="Times New Roman"/>
-          <w:i/>
-          <w:sz w:val="20"/>
-        </w:rPr>
-        <w:t>arXiv</w:t>
-      </w:r>
-      <w:r>
-        <w:rPr>
-          <w:rFonts w:ascii="Times New Roman" w:hAnsi="Times New Roman" w:eastAsia="Times New Roman"/>
-          <w:sz w:val="20"/>
-        </w:rPr>
-        <w:t xml:space="preserve">. </w:t>
+        <w:t xml:space="preserve">[9] Liu Y, et al. SkillRevise: Improving LLM-Authored Agent Skills via Trace-Conditioned Skill Revision. 2026. </w:t>
       </w:r>
       <w:hyperlink r:id="rId25">
         <w:r>
@@ -4654,38 +4400,30 @@
             <w:u w:val="single"/>
             <w:sz w:val="20"/>
           </w:rPr>
-          <w:t>https://arxiv.org/abs/2606.01139</w:t>
+          <w:t>arXiv:2606.01139</w:t>
         </w:r>
       </w:hyperlink>
+      <w:r>
+        <w:rPr>
+          <w:rFonts w:ascii="Times New Roman" w:hAnsi="Times New Roman" w:eastAsia="Times New Roman"/>
+          <w:sz w:val="20"/>
+        </w:rPr>
+        <w:t>.</w:t>
+      </w:r>
     </w:p>
     <w:p>
       <w:pPr>
         <w:keepNext w:val="0"/>
         <w:spacing w:before="0" w:after="20" w:line="240" w:lineRule="auto"/>
         <w:ind w:left="317" w:hanging="317"/>
-        <w:jc w:val="both"/>
+        <w:jc w:val="left"/>
       </w:pPr>
       <w:r>
         <w:rPr>
           <w:rFonts w:ascii="Times New Roman" w:hAnsi="Times New Roman" w:eastAsia="Times New Roman"/>
           <w:sz w:val="20"/>
         </w:rPr>
-        <w:t xml:space="preserve">[10] Gao, Y., et al. (2026). SkillReducer: Optimizing LLM agent skills for token efficiency. </w:t>
-      </w:r>
-      <w:r>
-        <w:rPr>
-          <w:rFonts w:ascii="Times New Roman" w:hAnsi="Times New Roman" w:eastAsia="Times New Roman"/>
-          <w:i/>
-          <w:sz w:val="20"/>
-        </w:rPr>
-        <w:t>arXiv</w:t>
-      </w:r>
-      <w:r>
-        <w:rPr>
-          <w:rFonts w:ascii="Times New Roman" w:hAnsi="Times New Roman" w:eastAsia="Times New Roman"/>
-          <w:sz w:val="20"/>
-        </w:rPr>
-        <w:t xml:space="preserve">. </w:t>
+        <w:t xml:space="preserve">[10] Gao Y, et al. SkillReducer: Optimizing LLM Agent Skills for Token Efficiency. 2026. </w:t>
       </w:r>
       <w:hyperlink r:id="rId26">
         <w:r>
@@ -4695,38 +4433,30 @@
             <w:u w:val="single"/>
             <w:sz w:val="20"/>
           </w:rPr>
-          <w:t>https://arxiv.org/abs/2603.29919</w:t>
+          <w:t>arXiv:2603.29919</w:t>
         </w:r>
       </w:hyperlink>
+      <w:r>
+        <w:rPr>
+          <w:rFonts w:ascii="Times New Roman" w:hAnsi="Times New Roman" w:eastAsia="Times New Roman"/>
+          <w:sz w:val="20"/>
+        </w:rPr>
+        <w:t>.</w:t>
+      </w:r>
     </w:p>
     <w:p>
       <w:pPr>
         <w:keepNext w:val="0"/>
         <w:spacing w:before="0" w:after="20" w:line="240" w:lineRule="auto"/>
         <w:ind w:left="317" w:hanging="317"/>
-        <w:jc w:val="both"/>
+        <w:jc w:val="left"/>
       </w:pPr>
       <w:r>
         <w:rPr>
           <w:rFonts w:ascii="Times New Roman" w:hAnsi="Times New Roman" w:eastAsia="Times New Roman"/>
           <w:sz w:val="20"/>
         </w:rPr>
-        <w:t xml:space="preserve">[11] Kevin, C., et al. (2026). Evaluating skills, not just agents: Agentic continuous evaluation of skills. </w:t>
-      </w:r>
-      <w:r>
-        <w:rPr>
-          <w:rFonts w:ascii="Times New Roman" w:hAnsi="Times New Roman" w:eastAsia="Times New Roman"/>
-          <w:i/>
-          <w:sz w:val="20"/>
-        </w:rPr>
-        <w:t>arXiv</w:t>
-      </w:r>
-      <w:r>
-        <w:rPr>
-          <w:rFonts w:ascii="Times New Roman" w:hAnsi="Times New Roman" w:eastAsia="Times New Roman"/>
-          <w:sz w:val="20"/>
-        </w:rPr>
-        <w:t xml:space="preserve">. </w:t>
+        <w:t xml:space="preserve">[11] Kevin C, et al. Evaluating Skills, Not Just Agents: Agentic Continuous Evaluation of Skills. 2026. </w:t>
       </w:r>
       <w:hyperlink r:id="rId27">
         <w:r>
@@ -4736,38 +4466,30 @@
             <w:u w:val="single"/>
             <w:sz w:val="20"/>
           </w:rPr>
-          <w:t>https://arxiv.org/abs/2608.20614</w:t>
+          <w:t>arXiv:2608.20614</w:t>
         </w:r>
       </w:hyperlink>
+      <w:r>
+        <w:rPr>
+          <w:rFonts w:ascii="Times New Roman" w:hAnsi="Times New Roman" w:eastAsia="Times New Roman"/>
+          <w:sz w:val="20"/>
+        </w:rPr>
+        <w:t>.</w:t>
+      </w:r>
     </w:p>
     <w:p>
       <w:pPr>
         <w:keepNext w:val="0"/>
         <w:spacing w:before="0" w:after="20" w:line="240" w:lineRule="auto"/>
         <w:ind w:left="317" w:hanging="317"/>
-        <w:jc w:val="both"/>
+        <w:jc w:val="left"/>
       </w:pPr>
       <w:r>
         <w:rPr>
           <w:rFonts w:ascii="Times New Roman" w:hAnsi="Times New Roman" w:eastAsia="Times New Roman"/>
           <w:sz w:val="20"/>
         </w:rPr>
-        <w:t xml:space="preserve">[12] Tuggener, D., et al. (2020). LEDGAR: A large-scale multi-label corpus for text classification of legal provisions in contracts. </w:t>
-      </w:r>
-      <w:r>
-        <w:rPr>
-          <w:rFonts w:ascii="Times New Roman" w:hAnsi="Times New Roman" w:eastAsia="Times New Roman"/>
-          <w:i/>
-          <w:sz w:val="20"/>
-        </w:rPr>
-        <w:t>LREC 2020</w:t>
-      </w:r>
-      <w:r>
-        <w:rPr>
-          <w:rFonts w:ascii="Times New Roman" w:hAnsi="Times New Roman" w:eastAsia="Times New Roman"/>
-          <w:sz w:val="20"/>
-        </w:rPr>
-        <w:t xml:space="preserve">, 1235-1241. </w:t>
+        <w:t xml:space="preserve">[12] Maddipatla Naga Venkata Sai Krishna, Asit Kumar Sahoo. PLaND experiment records and implementation. 2026. </w:t>
       </w:r>
       <w:hyperlink r:id="rId28">
         <w:r>
@@ -4777,38 +4499,30 @@
             <w:u w:val="single"/>
             <w:sz w:val="20"/>
           </w:rPr>
-          <w:t>https://aclanthology.org/2020.lrec-1.155/</w:t>
+          <w:t>Evidence snapshot f9aa707</w:t>
         </w:r>
       </w:hyperlink>
+      <w:r>
+        <w:rPr>
+          <w:rFonts w:ascii="Times New Roman" w:hAnsi="Times New Roman" w:eastAsia="Times New Roman"/>
+          <w:sz w:val="20"/>
+        </w:rPr>
+        <w:t>.</w:t>
+      </w:r>
     </w:p>
     <w:p>
       <w:pPr>
         <w:keepNext w:val="0"/>
         <w:spacing w:before="0" w:after="20" w:line="240" w:lineRule="auto"/>
         <w:ind w:left="317" w:hanging="317"/>
-        <w:jc w:val="both"/>
+        <w:jc w:val="left"/>
       </w:pPr>
       <w:r>
         <w:rPr>
           <w:rFonts w:ascii="Times New Roman" w:hAnsi="Times New Roman" w:eastAsia="Times New Roman"/>
           <w:sz w:val="20"/>
         </w:rPr>
-        <w:t xml:space="preserve">[13] Consumer Financial Protection Bureau. (2026). </w:t>
-      </w:r>
-      <w:r>
-        <w:rPr>
-          <w:rFonts w:ascii="Times New Roman" w:hAnsi="Times New Roman" w:eastAsia="Times New Roman"/>
-          <w:i/>
-          <w:sz w:val="20"/>
-        </w:rPr>
-        <w:t>Consumer Complaint Database</w:t>
-      </w:r>
-      <w:r>
-        <w:rPr>
-          <w:rFonts w:ascii="Times New Roman" w:hAnsi="Times New Roman" w:eastAsia="Times New Roman"/>
-          <w:sz w:val="20"/>
-        </w:rPr>
-        <w:t xml:space="preserve">. </w:t>
+        <w:t xml:space="preserve">[13] Walker E, Nowacki AS. Understanding Equivalence and Noninferiority Testing. Journal of General Internal Medicine. 2011;26(2):192-196. </w:t>
       </w:r>
       <w:hyperlink r:id="rId29">
         <w:r>
@@ -4818,38 +4532,30 @@
             <w:u w:val="single"/>
             <w:sz w:val="20"/>
           </w:rPr>
-          <w:t>https://www.consumerfinance.gov/data-research/consumer-complaints/</w:t>
+          <w:t>doi:10.1007/s11606-010-1513-8</w:t>
         </w:r>
       </w:hyperlink>
+      <w:r>
+        <w:rPr>
+          <w:rFonts w:ascii="Times New Roman" w:hAnsi="Times New Roman" w:eastAsia="Times New Roman"/>
+          <w:sz w:val="20"/>
+        </w:rPr>
+        <w:t>.</w:t>
+      </w:r>
     </w:p>
     <w:p>
       <w:pPr>
         <w:keepNext w:val="0"/>
         <w:spacing w:before="0" w:after="20" w:line="240" w:lineRule="auto"/>
         <w:ind w:left="317" w:hanging="317"/>
-        <w:jc w:val="both"/>
+        <w:jc w:val="left"/>
       </w:pPr>
       <w:r>
         <w:rPr>
           <w:rFonts w:ascii="Times New Roman" w:hAnsi="Times New Roman" w:eastAsia="Times New Roman"/>
           <w:sz w:val="20"/>
         </w:rPr>
-        <w:t xml:space="preserve">[14] Apache SpamAssassin. (2006). </w:t>
-      </w:r>
-      <w:r>
-        <w:rPr>
-          <w:rFonts w:ascii="Times New Roman" w:hAnsi="Times New Roman" w:eastAsia="Times New Roman"/>
-          <w:i/>
-          <w:sz w:val="20"/>
-        </w:rPr>
-        <w:t>Public corpus</w:t>
-      </w:r>
-      <w:r>
-        <w:rPr>
-          <w:rFonts w:ascii="Times New Roman" w:hAnsi="Times New Roman" w:eastAsia="Times New Roman"/>
-          <w:sz w:val="20"/>
-        </w:rPr>
-        <w:t xml:space="preserve">. </w:t>
+        <w:t xml:space="preserve">[14] Tuggener D, von Däniken P, Peetz T, Cieliebak M. LEDGAR: A Large-Scale Multi-label Corpus for Text Classification of Legal Provisions in Contracts. Proceedings of LREC. 2020:1235-1241. </w:t>
       </w:r>
       <w:hyperlink r:id="rId30">
         <w:r>
@@ -4859,38 +4565,30 @@
             <w:u w:val="single"/>
             <w:sz w:val="20"/>
           </w:rPr>
-          <w:t>https://spamassassin.apache.org/old/publiccorpus/</w:t>
+          <w:t>ACL Anthology</w:t>
         </w:r>
       </w:hyperlink>
+      <w:r>
+        <w:rPr>
+          <w:rFonts w:ascii="Times New Roman" w:hAnsi="Times New Roman" w:eastAsia="Times New Roman"/>
+          <w:sz w:val="20"/>
+        </w:rPr>
+        <w:t>.</w:t>
+      </w:r>
     </w:p>
     <w:p>
       <w:pPr>
         <w:keepNext w:val="0"/>
         <w:spacing w:before="0" w:after="20" w:line="240" w:lineRule="auto"/>
         <w:ind w:left="317" w:hanging="317"/>
-        <w:jc w:val="both"/>
+        <w:jc w:val="left"/>
       </w:pPr>
       <w:r>
         <w:rPr>
           <w:rFonts w:ascii="Times New Roman" w:hAnsi="Times New Roman" w:eastAsia="Times New Roman"/>
           <w:sz w:val="20"/>
         </w:rPr>
-        <w:t xml:space="preserve">[15] Huang, Z., et al. (2021). ICDAR2019 competition on scanned receipt OCR and information extraction. </w:t>
-      </w:r>
-      <w:r>
-        <w:rPr>
-          <w:rFonts w:ascii="Times New Roman" w:hAnsi="Times New Roman" w:eastAsia="Times New Roman"/>
-          <w:i/>
-          <w:sz w:val="20"/>
-        </w:rPr>
-        <w:t>arXiv</w:t>
-      </w:r>
-      <w:r>
-        <w:rPr>
-          <w:rFonts w:ascii="Times New Roman" w:hAnsi="Times New Roman" w:eastAsia="Times New Roman"/>
-          <w:sz w:val="20"/>
-        </w:rPr>
-        <w:t xml:space="preserve">. </w:t>
+        <w:t xml:space="preserve">[15] Chalkidis I, et al. LexGLUE: A Benchmark Dataset for Legal Language Understanding in English. Proceedings of ACL. 2022:4310-4330. </w:t>
       </w:r>
       <w:hyperlink r:id="rId31">
         <w:r>
@@ -4900,38 +4598,30 @@
             <w:u w:val="single"/>
             <w:sz w:val="20"/>
           </w:rPr>
-          <w:t>https://arxiv.org/abs/2103.10213</w:t>
+          <w:t>ACL Anthology</w:t>
         </w:r>
       </w:hyperlink>
+      <w:r>
+        <w:rPr>
+          <w:rFonts w:ascii="Times New Roman" w:hAnsi="Times New Roman" w:eastAsia="Times New Roman"/>
+          <w:sz w:val="20"/>
+        </w:rPr>
+        <w:t>.</w:t>
+      </w:r>
     </w:p>
     <w:p>
       <w:pPr>
         <w:keepNext w:val="0"/>
         <w:spacing w:before="0" w:after="20" w:line="240" w:lineRule="auto"/>
         <w:ind w:left="317" w:hanging="317"/>
-        <w:jc w:val="both"/>
+        <w:jc w:val="left"/>
       </w:pPr>
       <w:r>
         <w:rPr>
           <w:rFonts w:ascii="Times New Roman" w:hAnsi="Times New Roman" w:eastAsia="Times New Roman"/>
           <w:sz w:val="20"/>
         </w:rPr>
-        <w:t xml:space="preserve">[16] Harley, A. W., Ufkes, A., &amp; Derpanis, K. G. (2015). Evaluation of deep convolutional nets for document image classification and retrieval. </w:t>
-      </w:r>
-      <w:r>
-        <w:rPr>
-          <w:rFonts w:ascii="Times New Roman" w:hAnsi="Times New Roman" w:eastAsia="Times New Roman"/>
-          <w:i/>
-          <w:sz w:val="20"/>
-        </w:rPr>
-        <w:t>ICDAR 2015</w:t>
-      </w:r>
-      <w:r>
-        <w:rPr>
-          <w:rFonts w:ascii="Times New Roman" w:hAnsi="Times New Roman" w:eastAsia="Times New Roman"/>
-          <w:sz w:val="20"/>
-        </w:rPr>
-        <w:t xml:space="preserve">. </w:t>
+        <w:t xml:space="preserve">[16] Consumer Financial Protection Bureau. Consumer Complaint Database. </w:t>
       </w:r>
       <w:hyperlink r:id="rId32">
         <w:r>
@@ -4941,38 +4631,30 @@
             <w:u w:val="single"/>
             <w:sz w:val="20"/>
           </w:rPr>
-          <w:t>https://arxiv.org/abs/1502.07058</w:t>
+          <w:t>Official dataset</w:t>
         </w:r>
       </w:hyperlink>
+      <w:r>
+        <w:rPr>
+          <w:rFonts w:ascii="Times New Roman" w:hAnsi="Times New Roman" w:eastAsia="Times New Roman"/>
+          <w:sz w:val="20"/>
+        </w:rPr>
+        <w:t>. Accessed September 5, 2026.</w:t>
+      </w:r>
     </w:p>
     <w:p>
       <w:pPr>
         <w:keepNext w:val="0"/>
         <w:spacing w:before="0" w:after="20" w:line="240" w:lineRule="auto"/>
         <w:ind w:left="317" w:hanging="317"/>
-        <w:jc w:val="both"/>
+        <w:jc w:val="left"/>
       </w:pPr>
       <w:r>
         <w:rPr>
           <w:rFonts w:ascii="Times New Roman" w:hAnsi="Times New Roman" w:eastAsia="Times New Roman"/>
           <w:sz w:val="20"/>
         </w:rPr>
-        <w:t xml:space="preserve">[17] Lim, G., Larson, S., &amp; Leach, K. (2024). Label errors in the Tobacco3482 dataset. </w:t>
-      </w:r>
-      <w:r>
-        <w:rPr>
-          <w:rFonts w:ascii="Times New Roman" w:hAnsi="Times New Roman" w:eastAsia="Times New Roman"/>
-          <w:i/>
-          <w:sz w:val="20"/>
-        </w:rPr>
-        <w:t>arXiv</w:t>
-      </w:r>
-      <w:r>
-        <w:rPr>
-          <w:rFonts w:ascii="Times New Roman" w:hAnsi="Times New Roman" w:eastAsia="Times New Roman"/>
-          <w:sz w:val="20"/>
-        </w:rPr>
-        <w:t xml:space="preserve">. </w:t>
+        <w:t xml:space="preserve">[17] Apache SpamAssassin. Public mail corpus. </w:t>
       </w:r>
       <w:hyperlink r:id="rId33">
         <w:r>
@@ -4982,38 +4664,30 @@
             <w:u w:val="single"/>
             <w:sz w:val="20"/>
           </w:rPr>
-          <w:t>https://arxiv.org/abs/2412.13140</w:t>
+          <w:t>Official dataset</w:t>
         </w:r>
       </w:hyperlink>
+      <w:r>
+        <w:rPr>
+          <w:rFonts w:ascii="Times New Roman" w:hAnsi="Times New Roman" w:eastAsia="Times New Roman"/>
+          <w:sz w:val="20"/>
+        </w:rPr>
+        <w:t>. Accessed September 5, 2026.</w:t>
+      </w:r>
     </w:p>
     <w:p>
       <w:pPr>
         <w:keepNext w:val="0"/>
         <w:spacing w:before="0" w:after="20" w:line="240" w:lineRule="auto"/>
         <w:ind w:left="317" w:hanging="317"/>
-        <w:jc w:val="both"/>
+        <w:jc w:val="left"/>
       </w:pPr>
       <w:r>
         <w:rPr>
           <w:rFonts w:ascii="Times New Roman" w:hAnsi="Times New Roman" w:eastAsia="Times New Roman"/>
           <w:sz w:val="20"/>
         </w:rPr>
-        <w:t xml:space="preserve">[18] LlamaIndex. (2026). </w:t>
-      </w:r>
-      <w:r>
-        <w:rPr>
-          <w:rFonts w:ascii="Times New Roman" w:hAnsi="Times New Roman" w:eastAsia="Times New Roman"/>
-          <w:i/>
-          <w:sz w:val="20"/>
-        </w:rPr>
-        <w:t>LiteParse: Open-source document parsing</w:t>
-      </w:r>
-      <w:r>
-        <w:rPr>
-          <w:rFonts w:ascii="Times New Roman" w:hAnsi="Times New Roman" w:eastAsia="Times New Roman"/>
-          <w:sz w:val="20"/>
-        </w:rPr>
-        <w:t xml:space="preserve">. </w:t>
+        <w:t xml:space="preserve">[18] Efron B. Bootstrap Methods: Another Look at the Jackknife. The Annals of Statistics. 1979;7(1):1-26. </w:t>
       </w:r>
       <w:hyperlink r:id="rId34">
         <w:r>
@@ -5023,15 +4697,22 @@
             <w:u w:val="single"/>
             <w:sz w:val="20"/>
           </w:rPr>
-          <w:t>https://github.com/run-llama/liteparse</w:t>
+          <w:t>doi:10.1214/aos/1176344552</w:t>
         </w:r>
       </w:hyperlink>
+      <w:r>
+        <w:rPr>
+          <w:rFonts w:ascii="Times New Roman" w:hAnsi="Times New Roman" w:eastAsia="Times New Roman"/>
+          <w:sz w:val="20"/>
+        </w:rPr>
+        <w:t>.</w:t>
+      </w:r>
     </w:p>
     <w:sectPr>
-      <w:footerReference w:type="default" r:id="rId9"/>
+      <w:type w:val="continuous"/>
       <w:pgSz w:w="11906" w:h="16838"/>
-      <w:pgMar w:top="1440" w:right="1440" w:bottom="1440" w:left="1440" w:header="720" w:footer="720" w:gutter="0"/>
-      <w:cols w:space="340" w:num="1"/>
+      <w:pgMar w:top="1077" w:right="1077" w:bottom="1077" w:left="1077" w:header="720" w:footer="720" w:gutter="0"/>
+      <w:cols w:space="340" w:num="2"/>
       <w:docGrid w:linePitch="360"/>
     </w:sectPr>
   </w:body>
@@ -5496,7 +5177,7 @@
       <w:rFonts w:asciiTheme="majorHAnsi" w:eastAsiaTheme="majorEastAsia" w:hAnsiTheme="majorHAnsi" w:cstheme="majorBidi" w:ascii="Times New Roman" w:hAnsi="Times New Roman" w:eastAsia="Times New Roman"/>
       <w:b/>
       <w:bCs/>
-      <w:color w:val="000000"/>
+      <w:color w:val="0070C0"/>
       <w:sz w:val="24"/>
       <w:szCs w:val="28"/>
     </w:rPr>
@@ -5775,19 +5456,18 @@
     <w:qFormat/>
     <w:rsid w:val="00FC693F"/>
     <w:pPr>
-      <w:pBdr>
-        <w:bottom w:val="single" w:sz="8" w:space="4" w:color="4F81BD" w:themeColor="accent1"/>
-      </w:pBdr>
       <w:spacing w:after="300" w:line="240" w:lineRule="auto"/>
       <w:contextualSpacing/>
     </w:pPr>
     <w:rPr>
-      <w:rFonts w:asciiTheme="majorHAnsi" w:eastAsiaTheme="majorEastAsia" w:hAnsiTheme="majorHAnsi" w:cstheme="majorBidi"/>
-      <w:color w:val="17365D" w:themeColor="text2" w:themeShade="BF"/>
+      <w:rFonts w:asciiTheme="majorHAnsi" w:eastAsiaTheme="majorEastAsia" w:hAnsiTheme="majorHAnsi" w:cstheme="majorBidi" w:ascii="Times New Roman" w:hAnsi="Times New Roman"/>
+      <w:b/>
+      <w:color w:val="004A93"/>
       <w:spacing w:val="5"/>
       <w:kern w:val="28"/>
-      <w:sz w:val="52"/>
+      <w:sz w:val="32"/>
       <w:szCs w:val="52"/>
+      <w:u w:val="none"/>
     </w:rPr>
   </w:style>
   <w:style w:type="character" w:customStyle="1" w:styleId="TitleChar">
@@ -6274,9 +5954,6 @@
     <w:qFormat/>
     <w:rsid w:val="00FC693F"/>
     <w:pPr>
-      <w:pBdr>
-        <w:bottom w:val="single" w:sz="4" w:space="4" w:color="4F81BD" w:themeColor="accent1"/>
-      </w:pBdr>
       <w:spacing w:before="200" w:after="280"/>
       <w:ind w:left="936" w:right="936"/>
     </w:pPr>

--- a/paper/PLaND.docx
+++ b/paper/PLaND.docx
@@ -92,7 +92,7 @@
           <w:rFonts w:ascii="Times New Roman" w:hAnsi="Times New Roman" w:eastAsia="Times New Roman"/>
           <w:sz w:val="20"/>
         </w:rPr>
-        <w:t>Language-model workflows often mix ambiguous decisions with routine decisions that explicit rules could handle. We present Path to Least Non Determinism (PLaND), a methodology for moving suitable work from natural-language instructions into executable code. A workflow starts with an English standard operating procedure (SOP). An evolver skill guides a host agent to propose changes using development examples and execution records. Each candidate is compared with the baseline under fixed quality and token-use criteria. We evaluate fixed natural-language and hybrid SOPs on three classification tasks: LEDGAR legal clauses, CFPB consumer complaints, and SpamAssassin email. The reported evaluations use 1,000 LEDGAR clauses, 100 CFPB complaints, and 100 SpamAssassin emails. On LEDGAR, accuracy changed from 93.5% to 92.7%, within the study's two-percentage-point tolerance after accounting for sampling uncertainty. Model calls fell from 1,000 to 589 and token use fell 40.02%. CFPB and SpamAssassin did not meet the acceptance criteria. Three additional paired runs per dataset reproduced these acceptance decisions. These results show that deterministic routing can substantially reduce model use, but the benefit depends on both the task and the allowed accuracy loss. The experiments measure the execution of fixed SOPs; they do not measure how reliably an agent can discover useful rules from run histories without researcher involvement.</w:t>
+        <w:t>Business processes and agentic systems contain decisions with different computational requirements. Some require interpretation, contextual judgment, novelty handling, or exception resolution; others are stable enough to execute deterministically. When these boundaries are not known in advance, a natural-language agent provides an expressive starting point, but repeatedly routing stable work through a language model creates avoidable model calls and token consumption. We present Path to Least Non Determinism (PLaND), an evaluation-driven methodology for progressively reducing model-mediated computation within accuracy limits set before evaluation. PLaND begins with an entirely English standard operating procedure (SOP). Its evolver skill instructs a host reasoning agent to inspect development examples and execution records, then propose one revised SOP, called a candidate. A candidate may add Python or Bash code and retain model reasoning for unresolved inputs. Evaluation compares predicted and expected answers on separate examples. We compare fixed English-only and hybrid SOPs on LEDGAR legal clauses, CFPB consumer complaints, and SpamAssassin email. The reported results cover 1,000 LEDGAR test clauses and 100 validation examples each for CFPB and SpamAssassin. Acceptance requires both workflows to reach 80% accuracy, an accuracy decrease within two percentage points after accounting for sampling uncertainty, and at least 5% fewer tokens with evidence of a positive reduction. On LEDGAR, accuracy changed from 93.5% to 92.7%, model calls fell from 1,000 to 589, and token use fell 40.02%. LEDGAR met these requirements; CFPB and SpamAssassin did not. Three additional paired runs per dataset reproduced these decisions using the same examples. The experiments evaluate the execution of fixed SOPs; they do not independently evaluate autonomous rule discovery from run histories.</w:t>
       </w:r>
     </w:p>
     <w:p>
@@ -115,7 +115,7 @@
           <w:rFonts w:ascii="Times New Roman" w:hAnsi="Times New Roman" w:eastAsia="Times New Roman"/>
           <w:sz w:val="20"/>
         </w:rPr>
-        <w:t xml:space="preserve"> agentic workflows, agent skills, deterministic execution, language-model agents, workflow optimization, token efficiency, hybrid systems</w:t>
+        <w:t xml:space="preserve"> agentic workflows, agent skills, SOP evolution, deterministic execution, language-model agents, token efficiency, hybrid systems</w:t>
       </w:r>
     </w:p>
     <w:p>
@@ -154,7 +154,7 @@
           <w:rFonts w:ascii="Times New Roman" w:hAnsi="Times New Roman" w:eastAsia="Times New Roman"/>
           <w:sz w:val="20"/>
         </w:rPr>
-        <w:t>Business processes often contain both stable and ambiguous decisions. A language model can interpret unfamiliar inputs and handle exceptions, but it may also spend tokens repeatedly applying the same recognizable rule. For example, a contract clause that explicitly specifies its governing law may be easier to classify than a clause that combines several legal functions. The practical question is which decisions can be handled by code while keeping the workflow's quality within an acceptable range.</w:t>
+        <w:t>Business processes often contain both stable and ambiguous decisions. A language model can interpret unfamiliar inputs and handle exceptions, but it may also spend tokens repeatedly applying the same recognizable rule. For example, a contract clause that explicitly specifies its governing law may be easier to classify than a clause that combines several legal functions. The practical question is: Which decisions can be handled by code while keeping the workflow's quality within an acceptable range?</w:t>
       </w:r>
     </w:p>
     <w:p>
@@ -213,7 +213,7 @@
           <w:rFonts w:ascii="Times New Roman" w:hAnsi="Times New Roman" w:eastAsia="Times New Roman"/>
           <w:sz w:val="20"/>
         </w:rPr>
-        <w:t>PLaND begins with an English standard operating procedure (SOP), then permits a hybrid SOP that combines model instructions with executable rules. Further changes may produce a workflow whose stable steps are explicit graph nodes. This last stage is a proposed direction, not an outcome demonstrated here. In this paper, reducing non-determinism means reducing dependence on model-mediated execution. It does not mean finding a globally optimal workflow or proving that repeated model outputs become less variable.</w:t>
+        <w:t>PLaND begins with an English standard operating procedure (SOP). We call this initial workflow the baseline: the language model follows the English instructions for every case. A hybrid SOP adds an executable step, meaning code that performs a defined operation when its conditions are met. In our experiments, this step is a Python classification script; cases it cannot classify go to the same language model. We call that path fallback. Figure 1 illustrates these two workflows. Further changes may organize stable steps as nodes in a workflow graph. That is a proposed direction. In this paper, reducing non-determinism means reducing dependence on model-mediated execution. It does not mean finding a globally optimal workflow or proving that repeated model outputs become less variable.</w:t>
       </w:r>
     </w:p>
     <w:p>
@@ -325,7 +325,7 @@
           <w:rFonts w:ascii="Times New Roman" w:hAnsi="Times New Roman" w:eastAsia="Times New Roman"/>
           <w:sz w:val="20"/>
         </w:rPr>
-        <w:t xml:space="preserve"> holds resources such as templates [1]. A reference file in this directory is supporting material for the agent; it is not a bibliographic citation and does not make a decision deterministic by itself.</w:t>
+        <w:t xml:space="preserve"> holds reusable resources such as document templates, images, or lookup tables [1]. A reference file in this directory is supporting material for the agent; it is not a bibliographic citation and does not make a decision deterministic by itself.</w:t>
       </w:r>
     </w:p>
     <w:p>
@@ -340,7 +340,7 @@
           <w:rFonts w:ascii="Times New Roman" w:hAnsi="Times New Roman" w:eastAsia="Times New Roman"/>
           <w:sz w:val="20"/>
         </w:rPr>
-        <w:t>PLaND distinguishes instructions that a model interprets from code that the runtime executes. We use the term executable step for a Python or Bash operation with defined inputs and outputs. Earlier SOPs call this a command. An executable step contributes to deterministic execution only if the runtime actually calls the code and uses its result. Merely mentioning code in a prompt does not establish that it ran.</w:t>
+        <w:t>An executable step may use Python or Bash and must have defined inputs and outputs. The workflow must actually execute the code and use its result. For example, a Python classification script can return a label directly. Merely mentioning that script in the English instructions does not establish that it ran.</w:t>
       </w:r>
     </w:p>
     <w:p>
@@ -367,7 +367,7 @@
       <w:r>
         <w:drawing>
           <wp:inline xmlns:a="http://schemas.openxmlformats.org/drawingml/2006/main" xmlns:pic="http://schemas.openxmlformats.org/drawingml/2006/picture">
-            <wp:extent cx="2880360" cy="3103759"/>
+            <wp:extent cx="2880360" cy="3378884"/>
             <wp:docPr id="1" name="Picture 1" descr="Evolution Path"/>
             <wp:cNvGraphicFramePr>
               <a:graphicFrameLocks noChangeAspect="1"/>
@@ -388,7 +388,7 @@
                   <pic:spPr>
                     <a:xfrm>
                       <a:off x="0" y="0"/>
-                      <a:ext cx="2880360" cy="3103759"/>
+                      <a:ext cx="2880360" cy="3378884"/>
                     </a:xfrm>
                     <a:prstGeom prst="rect"/>
                   </pic:spPr>
@@ -419,7 +419,7 @@
           <w:rFonts w:ascii="Times New Roman" w:hAnsi="Times New Roman" w:eastAsia="Times New Roman"/>
           <w:sz w:val="20"/>
         </w:rPr>
-        <w:t xml:space="preserve"> The first two stages summarize the evaluated LEDGAR SOPs. The third is a proposed future organization of a workflow, not a measured result. A graph implementation need not use a particular orchestration framework.</w:t>
+        <w:t xml:space="preserve"> The first two stages summarize the evaluated LEDGAR SOPs. Production logs may reveal recurring paths that can be encoded as steps in a workflow graph, using existing orchestration tools [3]. The third stage illustrates this future direction; it was not evaluated here.</w:t>
       </w:r>
     </w:p>
     <w:p>
@@ -432,7 +432,7 @@
           <w:b/>
           <w:sz w:val="22"/>
         </w:rPr>
-        <w:t>2.2 Evolution and the fixed evaluation boundary</w:t>
+        <w:t>2.2 How an SOP evolves</w:t>
       </w:r>
     </w:p>
     <w:p>
@@ -447,7 +447,7 @@
           <w:rFonts w:ascii="Times New Roman" w:hAnsi="Times New Roman" w:eastAsia="Times New Roman"/>
           <w:sz w:val="20"/>
         </w:rPr>
-        <w:t xml:space="preserve">PLaND uses two skills. </w:t>
+        <w:t xml:space="preserve">PLaND uses two skills [12]. The </w:t>
       </w:r>
       <w:r>
         <w:rPr>
@@ -461,7 +461,7 @@
           <w:rFonts w:ascii="Times New Roman" w:hAnsi="Times New Roman" w:eastAsia="Times New Roman"/>
           <w:sz w:val="20"/>
         </w:rPr>
-        <w:t xml:space="preserve"> turns task requirements, approved data sources, and evaluation examples into an initial agent and English SOP. </w:t>
+        <w:t xml:space="preserve"> skill creates an initial agent with one English SOP from the task requirements, approved data sources, and evaluation specification. The </w:t>
       </w:r>
       <w:r>
         <w:rPr>
@@ -475,7 +475,7 @@
           <w:rFonts w:ascii="Times New Roman" w:hAnsi="Times New Roman" w:eastAsia="Times New Roman"/>
           <w:sz w:val="20"/>
         </w:rPr>
-        <w:t xml:space="preserve"> guides a host reasoning agent to inspect development runs and propose a bounded change to that SOP and its supporting files. The methodology is task-agnostic: a task-specific runner executes the workflow, and a task-specific scorer checks the output.</w:t>
+        <w:t xml:space="preserve"> skill then instructs a host reasoning agent to run that SOP, inspect its execution records, and propose changes. The two skills are reusable across tasks; the generated SOP and its code are specific to the task. Appendix D summarizes their instructions and links to the complete skill files.</w:t>
       </w:r>
     </w:p>
     <w:p>
@@ -490,7 +490,7 @@
           <w:rFonts w:ascii="Times New Roman" w:hAnsi="Times New Roman" w:eastAsia="Times New Roman"/>
           <w:sz w:val="20"/>
         </w:rPr>
-        <w:t>The dataset supplies inputs and expected answers. Running a workflow on development inputs produces execution records, including its output, errors, routing decisions, model calls, and tokens. These records can guide candidate revision. Validation cases serve a different purpose: they decide whether the resulting candidate is acceptable. Reserved test cases provide a final assessment after that decision. Thus, datasets and run histories are complementary; the histories are produced by running the workflow on examples from the dataset.</w:t>
+        <w:t>A candidate is a proposed revised version of the whole SOP package: its instructions and any supporting code. Each candidate contains one bounded change, such as adding a Python classification rule. Search means proposing and evaluating candidates until one meets the requirements or the attempt, time, or cost limit is reached. Evolution is the resulting progression from the current SOP to an accepted revision. A dataset row is one input on which a candidate runs; it is not itself a candidate.</w:t>
       </w:r>
     </w:p>
     <w:p>
@@ -505,11 +505,156 @@
           <w:rFonts w:ascii="Times New Roman" w:hAnsi="Times New Roman" w:eastAsia="Times New Roman"/>
           <w:sz w:val="20"/>
         </w:rPr>
-        <w:t>Only the SOP package and its directly related files may change during a paired comparison. The task, model, system prompt, data snapshot, scorer, runtime settings, permissions, and acceptance criteria remain fixed. The comparison tools check case identifiers and recorded fingerprints for mismatches. Figure 2 shows this boundary. The evolver policy permits a bounded search, with a default limit of ten candidates; this policy limit is not a claim that ten candidates were generated in every reported experiment.</w:t>
+        <w:t>Development, validation, and test are three separate groups of examples from a dataset. Development examples are available while creating and revising the SOP. Validation examples check whether a proposed revision works on cases that did not guide it. The test set stays untouched during selection and provides the final assessment afterward. This separation reduces the risk of accepting a rule that only works on examples already studied. Section 3.1 states the sizes and which evaluations were completed.</w:t>
       </w:r>
     </w:p>
     <w:p>
       <w:pPr>
+        <w:keepNext w:val="0"/>
+        <w:spacing w:before="0" w:after="80" w:line="240" w:lineRule="auto"/>
+        <w:ind w:firstLine="288"/>
+        <w:jc w:val="both"/>
+      </w:pPr>
+      <w:r>
+        <w:rPr>
+          <w:rFonts w:ascii="Times New Roman" w:hAnsi="Times New Roman" w:eastAsia="Times New Roman"/>
+          <w:sz w:val="20"/>
+        </w:rPr>
+        <w:t>The evolution process is:</w:t>
+      </w:r>
+    </w:p>
+    <w:p>
+      <w:pPr>
+        <w:keepNext w:val="0"/>
+        <w:spacing w:before="0" w:after="40" w:line="240" w:lineRule="auto"/>
+        <w:ind w:left="432" w:hanging="288"/>
+      </w:pPr>
+      <w:r>
+        <w:rPr>
+          <w:rFonts w:ascii="Times New Roman" w:hAnsi="Times New Roman" w:eastAsia="Times New Roman"/>
+          <w:sz w:val="20"/>
+        </w:rPr>
+        <w:t>1. Run the current SOP on development examples. Save its answers, errors, model calls, tokens, and execution records.</w:t>
+      </w:r>
+    </w:p>
+    <w:p>
+      <w:pPr>
+        <w:keepNext w:val="0"/>
+        <w:spacing w:before="0" w:after="40" w:line="240" w:lineRule="auto"/>
+        <w:ind w:left="432" w:hanging="288"/>
+      </w:pPr>
+      <w:r>
+        <w:rPr>
+          <w:rFonts w:ascii="Times New Roman" w:hAnsi="Times New Roman" w:eastAsia="Times New Roman"/>
+          <w:sz w:val="20"/>
+        </w:rPr>
+        <w:t>2. Inspect those records for recurring patterns or avoidable model work. Propose one change and save the resulting candidate SOP package.</w:t>
+      </w:r>
+    </w:p>
+    <w:p>
+      <w:pPr>
+        <w:keepNext w:val="0"/>
+        <w:spacing w:before="0" w:after="40" w:line="240" w:lineRule="auto"/>
+        <w:ind w:left="432" w:hanging="288"/>
+      </w:pPr>
+      <w:r>
+        <w:rPr>
+          <w:rFonts w:ascii="Times New Roman" w:hAnsi="Times New Roman" w:eastAsia="Times New Roman"/>
+          <w:sz w:val="20"/>
+        </w:rPr>
+        <w:t>3. Check the candidate on development examples. If it meets the preliminary requirements, compare it with the baseline on separate validation examples.</w:t>
+      </w:r>
+    </w:p>
+    <w:p>
+      <w:pPr>
+        <w:keepNext w:val="0"/>
+        <w:spacing w:before="0" w:after="40" w:line="240" w:lineRule="auto"/>
+        <w:ind w:left="432" w:hanging="288"/>
+      </w:pPr>
+      <w:r>
+        <w:rPr>
+          <w:rFonts w:ascii="Times New Roman" w:hAnsi="Times New Roman" w:eastAsia="Times New Roman"/>
+          <w:sz w:val="20"/>
+        </w:rPr>
+        <w:t>4. Accept the candidate only if every quality and token requirement in Section 3.3 passes. Otherwise retain the current SOP. To try another revision, return to development evidence and evaluate the new candidate on an unused set. Do not turn validation answers into new rules.</w:t>
+      </w:r>
+    </w:p>
+    <w:p>
+      <w:pPr>
+        <w:keepNext w:val="0"/>
+        <w:spacing w:before="0" w:after="40" w:line="240" w:lineRule="auto"/>
+        <w:ind w:left="432" w:hanging="288"/>
+      </w:pPr>
+      <w:r>
+        <w:rPr>
+          <w:rFonts w:ascii="Times New Roman" w:hAnsi="Times New Roman" w:eastAsia="Times New Roman"/>
+          <w:sz w:val="20"/>
+        </w:rPr>
+        <w:t>5. Freeze the selected candidate before opening the reserved test set. Run the final assessment without further tuning. Repeated runs of an unchanged package measure repeatability, not another step of evolution.</w:t>
+      </w:r>
+    </w:p>
+    <w:p>
+      <w:pPr>
+        <w:keepNext w:val="0"/>
+        <w:spacing w:before="0" w:after="80" w:line="240" w:lineRule="auto"/>
+        <w:ind w:firstLine="288"/>
+        <w:jc w:val="both"/>
+      </w:pPr>
+      <w:r>
+        <w:rPr>
+          <w:rFonts w:ascii="Times New Roman" w:hAnsi="Times New Roman" w:eastAsia="Times New Roman"/>
+          <w:sz w:val="20"/>
+        </w:rPr>
+        <w:t>Consider this illustrative LEDGAR clause: "This Agreement shall be governed by the laws of the State of California." Its expected label is Governing Laws. The baseline asks the model to read the clause and choose a label. Suppose development records show that phrases such as "governed by the laws of" recur in this category. A proposed candidate adds a Python rule for that pattern and uses the model when no single category is identified. The revised instructions and Python rule together form one candidate.</w:t>
+      </w:r>
+    </w:p>
+    <w:p>
+      <w:pPr>
+        <w:keepNext w:val="0"/>
+        <w:spacing w:before="0" w:after="80" w:line="240" w:lineRule="auto"/>
+        <w:ind w:firstLine="288"/>
+        <w:jc w:val="both"/>
+      </w:pPr>
+      <w:r>
+        <w:rPr>
+          <w:rFonts w:ascii="Times New Roman" w:hAnsi="Times New Roman" w:eastAsia="Times New Roman"/>
+          <w:sz w:val="20"/>
+        </w:rPr>
+        <w:t>Success on this one clause is insufficient. The candidate and baseline must process many separate validation clauses, and their predicted labels are compared with the expected answers. A narrower phrase rule would constitute another candidate. This example explains how a proposal could arise; it is not a reconstruction of an independently recorded agent discovery. The reported experiments evaluate saved SOPs after their rules were created. They measure accuracy and model use, but do not test whether an agent can discover those rules automatically.</w:t>
+      </w:r>
+    </w:p>
+    <w:p>
+      <w:pPr>
+        <w:keepNext w:val="0"/>
+        <w:spacing w:before="0" w:after="80" w:line="240" w:lineRule="auto"/>
+        <w:ind w:firstLine="288"/>
+        <w:jc w:val="both"/>
+      </w:pPr>
+      <w:r>
+        <w:rPr>
+          <w:rFonts w:ascii="Times New Roman" w:hAnsi="Times New Roman" w:eastAsia="Times New Roman"/>
+          <w:sz w:val="20"/>
+        </w:rPr>
+        <w:t>The runner is the program that executes an SOP on each example. The scorer checks the result. For all three classification tasks here, the scorer gives one point when the returned label exactly matches the expected label and zero otherwise. Accuracy is the proportion of correct labels. Expected answers are used for scoring and are not included in the inputs sent to the model or Python classification script. Section 3.2 explains execution, and Appendix B gives the implementation details.</w:t>
+      </w:r>
+    </w:p>
+    <w:p>
+      <w:pPr>
+        <w:keepNext w:val="0"/>
+        <w:spacing w:before="0" w:after="80" w:line="240" w:lineRule="auto"/>
+        <w:ind w:firstLine="288"/>
+        <w:jc w:val="both"/>
+      </w:pPr>
+      <w:r>
+        <w:rPr>
+          <w:rFonts w:ascii="Times New Roman" w:hAnsi="Times New Roman" w:eastAsia="Times New Roman"/>
+          <w:sz w:val="20"/>
+        </w:rPr>
+        <w:t>Figure 2 shows what stays fixed during a comparison. Only the SOP package and its directly related files may change. The task, model, system prompt, selected data, scorer, runtime settings, permissions, and acceptance requirements stay the same for baseline and candidate. File fingerprints and case identifiers check this consistency. The default search budget allows at most ten candidate attempts; it is a stopping limit, not a claim that these experiments generated ten candidates. Appendix D distinguishes that policy from the saved comparisons.</w:t>
+      </w:r>
+    </w:p>
+    <w:p>
+      <w:pPr>
         <w:keepNext/>
         <w:spacing w:before="60" w:after="120" w:line="240" w:lineRule="auto"/>
         <w:jc w:val="center"/>
@@ -517,7 +662,7 @@
       <w:r>
         <w:drawing>
           <wp:inline xmlns:a="http://schemas.openxmlformats.org/drawingml/2006/main" xmlns:pic="http://schemas.openxmlformats.org/drawingml/2006/picture">
-            <wp:extent cx="2880360" cy="3723320"/>
+            <wp:extent cx="2880360" cy="4062430"/>
             <wp:docPr id="2" name="Picture 2" descr="Architecture"/>
             <wp:cNvGraphicFramePr>
               <a:graphicFrameLocks noChangeAspect="1"/>
@@ -538,7 +683,7 @@
                   <pic:spPr>
                     <a:xfrm>
                       <a:off x="0" y="0"/>
-                      <a:ext cx="2880360" cy="3723320"/>
+                      <a:ext cx="2880360" cy="4062430"/>
                     </a:xfrm>
                     <a:prstGeom prst="rect"/>
                   </pic:spPr>
@@ -569,22 +714,7 @@
           <w:rFonts w:ascii="Times New Roman" w:hAnsi="Times New Roman" w:eastAsia="Times New Roman"/>
           <w:sz w:val="20"/>
         </w:rPr>
-        <w:t xml:space="preserve"> Candidate changes are confined to the SOP package. The same evaluation conditions apply to the baseline and candidate. Development records can guide revisions, but validation and test answers are not supplied as agent inputs.</w:t>
-      </w:r>
-    </w:p>
-    <w:p>
-      <w:pPr>
-        <w:keepNext w:val="0"/>
-        <w:spacing w:before="0" w:after="80" w:line="240" w:lineRule="auto"/>
-        <w:ind w:firstLine="288"/>
-        <w:jc w:val="both"/>
-      </w:pPr>
-      <w:r>
-        <w:rPr>
-          <w:rFonts w:ascii="Times New Roman" w:hAnsi="Times New Roman" w:eastAsia="Times New Roman"/>
-          <w:sz w:val="20"/>
-        </w:rPr>
-        <w:t>The experiments below evaluate saved, fixed SOPs and scripts. They establish how those packages behave when executed. They do not separately measure the success rate of the earlier generation step across independent agent attempts. An evaluation of automatic rule discovery would need to record the development histories supplied to the agent, the code it generates, and its performance on new cases. That question is distinct from whether a fixed rule-based route saves model calls.</w:t>
+        <w:t xml:space="preserve"> Generate the initial agent and English SOP once, then fix the evaluation setup. Candidate changes are confined to the SOP package. Development records can guide revisions; validation and test answers remain with the evaluator.</w:t>
       </w:r>
     </w:p>
     <w:p>
@@ -612,12 +742,27 @@
           <w:rFonts w:ascii="Times New Roman" w:hAnsi="Times New Roman" w:eastAsia="Times New Roman"/>
           <w:sz w:val="20"/>
         </w:rPr>
-        <w:t>Let W denote the baseline workflow and W′ a proposed replacement. Q(W) is its task quality, measured here as classification accuracy. E(W) is its expense, measured here as total model input and output tokens. Qmin is the minimum acceptable accuracy. We call a workflow usable under the study criteria when it reaches Qmin; this is the meaning of baseline viability. The symbol ε denotes the largest allowed decrease in accuracy relative to the baseline.</w:t>
+        <w:t>The quality requirements specify how accurate a workflow must be before lower model use counts as an improvement. For these experiments, both the baseline and candidate must classify at least 80% of cases correctly, and the candidate may lose at most two percentage points of accuracy after accounting for sampling uncertainty. A change from 93.5% to 91.5% is a two-point decrease; it is not a 2% relative decrease. Section 3.3 states the four acceptance requirements, including a minimum 5% token reduction.</w:t>
       </w:r>
     </w:p>
     <w:p>
       <w:pPr>
         <w:keepNext w:val="0"/>
+        <w:spacing w:before="0" w:after="80" w:line="240" w:lineRule="auto"/>
+        <w:ind w:firstLine="288"/>
+        <w:jc w:val="both"/>
+      </w:pPr>
+      <w:r>
+        <w:rPr>
+          <w:rFonts w:ascii="Times New Roman" w:hAnsi="Times New Roman" w:eastAsia="Times New Roman"/>
+          <w:sz w:val="20"/>
+        </w:rPr>
+        <w:t>Let W denote the baseline workflow and W′ a proposed replacement. Q(W) is classification accuracy, E(W) is total model input and output tokens, Qmin is the minimum acceptable accuracy, and ε is the largest allowed accuracy decrease. Here Qmin = 0.80 and ε = 0.02.</w:t>
+      </w:r>
+    </w:p>
+    <w:p>
+      <w:pPr>
+        <w:keepNext/>
         <w:spacing w:before="0" w:after="80" w:line="240" w:lineRule="auto"/>
         <w:ind w:firstLine="288"/>
         <w:jc w:val="both"/>
@@ -632,7 +777,7 @@
     </w:p>
     <w:p>
       <w:pPr>
-        <w:keepNext w:val="0"/>
+        <w:keepNext/>
         <w:spacing w:before="0" w:after="60" w:line="240" w:lineRule="auto"/>
         <w:jc w:val="center"/>
       </w:pPr>
@@ -644,7 +789,7 @@
     </w:p>
     <w:p>
       <w:pPr>
-        <w:keepNext w:val="0"/>
+        <w:keepNext/>
         <w:spacing w:before="0" w:after="60" w:line="240" w:lineRule="auto"/>
         <w:jc w:val="center"/>
       </w:pPr>
@@ -705,21 +850,6 @@
           <w:rFonts w:ascii="Times New Roman" w:hAnsi="Times New Roman" w:eastAsia="Times New Roman"/>
           <w:sz w:val="20"/>
         </w:rPr>
-        <w:t>For these experiments, Qmin is 0.80 and ε is 0.02. In plain terms, both workflows must classify at least 80% of cases correctly, and the candidate may lose at most two percentage points of accuracy. A change from 93.5% to 91.5% is a two-point decrease; it is not a 2% relative decrease. Section 3.3 gives the full decision rule, including uncertainty and the minimum token reduction.</w:t>
-      </w:r>
-    </w:p>
-    <w:p>
-      <w:pPr>
-        <w:keepNext w:val="0"/>
-        <w:spacing w:before="0" w:after="80" w:line="240" w:lineRule="auto"/>
-        <w:ind w:firstLine="288"/>
-        <w:jc w:val="both"/>
-      </w:pPr>
-      <w:r>
-        <w:rPr>
-          <w:rFonts w:ascii="Times New Roman" w:hAnsi="Times New Roman" w:eastAsia="Times New Roman"/>
-          <w:sz w:val="20"/>
-        </w:rPr>
         <w:t>These values are study-specific engineering choices recorded in the comparison configuration [12]. They are not thresholds established by the dataset creators or universal standards for these tasks. The records do not provide an application-specific error-cost analysis that would justify 80% or two points for deployment. We therefore interpret acceptance only under these stated tolerances. A real application should choose its accuracy requirements before evaluation, based on the consequences of its errors. Non-inferiority testing provides a framework for assessing an allowed loss [13]; it does not supply the numerical margin used here.</w:t>
       </w:r>
     </w:p>
@@ -746,7 +876,7 @@
           <w:b/>
           <w:sz w:val="22"/>
         </w:rPr>
-        <w:t>3.1 Evaluation datasets</w:t>
+        <w:t>3.1 Datasets and data splits</w:t>
       </w:r>
     </w:p>
     <w:p>
@@ -761,19 +891,8 @@
           <w:rFonts w:ascii="Times New Roman" w:hAnsi="Times New Roman" w:eastAsia="Times New Roman"/>
           <w:sz w:val="20"/>
         </w:rPr>
-        <w:t>We use three public sources: LEDGAR contract clauses through the LexGLUE task [14, 15], consumer complaint narratives from the Consumer Financial Protection Bureau (CFPB) [16], and the SpamAssassin public email corpus [17]. Table 1 lists the examples used in the reported comparisons. These balanced subsets support controlled comparisons; their label frequencies do not represent the natural frequency of cases in production.</w:t>
+        <w:t>We use three public sources: LEDGAR contract clauses through the LexGLUE task [14, 15], consumer complaint narratives from the Consumer Financial Protection Bureau (CFPB) [16], and the SpamAssassin public email corpus [17]. The tasks are to identify a legal clause type, a complaint's product category, or whether an email is spam. LEDGAR and CFPB each use ten labels; SpamAssassin uses two. Appendix C lists the labels and preparation details.</w:t>
       </w:r>
-    </w:p>
-    <w:p>
-      <w:pPr>
-        <w:sectPr>
-          <w:type w:val="continuous"/>
-          <w:pgSz w:w="11906" w:h="16838"/>
-          <w:pgMar w:top="1077" w:right="1077" w:bottom="1077" w:left="1077" w:header="720" w:footer="720" w:gutter="0"/>
-          <w:cols w:space="340" w:num="2"/>
-          <w:docGrid w:linePitch="360"/>
-        </w:sectPr>
-      </w:pPr>
     </w:p>
     <w:p>
       <w:pPr>
@@ -786,12 +905,12 @@
           <w:b/>
           <w:sz w:val="20"/>
         </w:rPr>
-        <w:t>Table 1. Evaluation datasets</w:t>
+        <w:t>Table 1. Prepared dataset splits (numbers of examples)</w:t>
       </w:r>
     </w:p>
     <w:tbl>
       <w:tblPr>
-        <w:tblW w:type="dxa" w:w="9751"/>
+        <w:tblW w:type="dxa" w:w="4705"/>
         <w:jc w:val="left"/>
         <w:tblLayout w:type="fixed"/>
         <w:tblLook w:firstColumn="1" w:firstRow="1" w:lastColumn="0" w:lastRow="0" w:noHBand="0" w:noVBand="1" w:val="04A0"/>
@@ -806,9 +925,10 @@
         </w:tblBorders>
       </w:tblPr>
       <w:tblGrid>
-        <w:gridCol w:w="6000"/>
-        <w:gridCol w:w="1400"/>
-        <w:gridCol w:w="2351"/>
+        <w:gridCol w:w="1475"/>
+        <w:gridCol w:w="660"/>
+        <w:gridCol w:w="1190"/>
+        <w:gridCol w:w="1380"/>
       </w:tblGrid>
       <w:tr>
         <w:trPr>
@@ -817,7 +937,7 @@
         </w:trPr>
         <w:tc>
           <w:tcPr>
-            <w:tcW w:type="dxa" w:w="6000"/>
+            <w:tcW w:type="dxa" w:w="1475"/>
             <w:tcMar>
               <w:top w:w="80" w:type="dxa"/>
               <w:start w:w="100" w:type="dxa"/>
@@ -838,13 +958,13 @@
                 <w:b/>
                 <w:sz w:val="20"/>
               </w:rPr>
-              <w:t>Dataset and classification task</w:t>
+              <w:t>Dataset</w:t>
             </w:r>
           </w:p>
         </w:tc>
         <w:tc>
           <w:tcPr>
-            <w:tcW w:type="dxa" w:w="1400"/>
+            <w:tcW w:type="dxa" w:w="660"/>
             <w:tcMar>
               <w:top w:w="80" w:type="dxa"/>
               <w:start w:w="100" w:type="dxa"/>
@@ -866,13 +986,13 @@
                 <w:b/>
                 <w:sz w:val="20"/>
               </w:rPr>
-              <w:t>Labels</w:t>
+              <w:t>Dev.</w:t>
             </w:r>
           </w:p>
         </w:tc>
         <w:tc>
           <w:tcPr>
-            <w:tcW w:type="dxa" w:w="2351"/>
+            <w:tcW w:type="dxa" w:w="1190"/>
             <w:tcMar>
               <w:top w:w="80" w:type="dxa"/>
               <w:start w:w="100" w:type="dxa"/>
@@ -894,7 +1014,35 @@
                 <w:b/>
                 <w:sz w:val="20"/>
               </w:rPr>
-              <w:t>Evaluated examples</w:t>
+              <w:t>Validation</w:t>
+            </w:r>
+          </w:p>
+        </w:tc>
+        <w:tc>
+          <w:tcPr>
+            <w:tcW w:type="dxa" w:w="1380"/>
+            <w:tcMar>
+              <w:top w:w="80" w:type="dxa"/>
+              <w:start w:w="100" w:type="dxa"/>
+              <w:bottom w:w="80" w:type="dxa"/>
+              <w:end w:w="100" w:type="dxa"/>
+            </w:tcMar>
+            <w:shd w:fill="E8EEF3"/>
+            <w:vAlign w:val="center"/>
+          </w:tcPr>
+          <w:p>
+            <w:pPr>
+              <w:keepNext/>
+              <w:spacing w:before="0" w:after="0" w:line="240" w:lineRule="auto"/>
+              <w:jc w:val="center"/>
+            </w:pPr>
+            <w:r>
+              <w:rPr>
+                <w:rFonts w:ascii="Times New Roman" w:hAnsi="Times New Roman" w:eastAsia="Times New Roman"/>
+                <w:b/>
+                <w:sz w:val="20"/>
+              </w:rPr>
+              <w:t>Reserved test</w:t>
             </w:r>
           </w:p>
         </w:tc>
@@ -905,7 +1053,7 @@
         </w:trPr>
         <w:tc>
           <w:tcPr>
-            <w:tcW w:type="dxa" w:w="6000"/>
+            <w:tcW w:type="dxa" w:w="1475"/>
             <w:tcMar>
               <w:top w:w="80" w:type="dxa"/>
               <w:start w:w="100" w:type="dxa"/>
@@ -925,13 +1073,13 @@
                 <w:b w:val="0"/>
                 <w:sz w:val="20"/>
               </w:rPr>
-              <w:t>LEDGAR legal clause type</w:t>
+              <w:t>LEDGAR</w:t>
             </w:r>
           </w:p>
         </w:tc>
         <w:tc>
           <w:tcPr>
-            <w:tcW w:type="dxa" w:w="1400"/>
+            <w:tcW w:type="dxa" w:w="660"/>
             <w:tcMar>
               <w:top w:w="80" w:type="dxa"/>
               <w:start w:w="100" w:type="dxa"/>
@@ -952,13 +1100,40 @@
                 <w:b w:val="0"/>
                 <w:sz w:val="20"/>
               </w:rPr>
-              <w:t>10</w:t>
+              <w:t>100</w:t>
             </w:r>
           </w:p>
         </w:tc>
         <w:tc>
           <w:tcPr>
-            <w:tcW w:type="dxa" w:w="2351"/>
+            <w:tcW w:type="dxa" w:w="1190"/>
+            <w:tcMar>
+              <w:top w:w="80" w:type="dxa"/>
+              <w:start w:w="100" w:type="dxa"/>
+              <w:bottom w:w="80" w:type="dxa"/>
+              <w:end w:w="100" w:type="dxa"/>
+            </w:tcMar>
+            <w:vAlign w:val="center"/>
+          </w:tcPr>
+          <w:p>
+            <w:pPr>
+              <w:keepNext/>
+              <w:spacing w:before="0" w:after="0" w:line="240" w:lineRule="auto"/>
+              <w:jc w:val="center"/>
+            </w:pPr>
+            <w:r>
+              <w:rPr>
+                <w:rFonts w:ascii="Times New Roman" w:hAnsi="Times New Roman" w:eastAsia="Times New Roman"/>
+                <w:b w:val="0"/>
+                <w:sz w:val="20"/>
+              </w:rPr>
+              <w:t>100</w:t>
+            </w:r>
+          </w:p>
+        </w:tc>
+        <w:tc>
+          <w:tcPr>
+            <w:tcW w:type="dxa" w:w="1380"/>
             <w:tcMar>
               <w:top w:w="80" w:type="dxa"/>
               <w:start w:w="100" w:type="dxa"/>
@@ -990,7 +1165,7 @@
         </w:trPr>
         <w:tc>
           <w:tcPr>
-            <w:tcW w:type="dxa" w:w="6000"/>
+            <w:tcW w:type="dxa" w:w="1475"/>
             <w:tcMar>
               <w:top w:w="80" w:type="dxa"/>
               <w:start w:w="100" w:type="dxa"/>
@@ -1010,40 +1185,13 @@
                 <w:b w:val="0"/>
                 <w:sz w:val="20"/>
               </w:rPr>
-              <w:t>CFPB complaint product</w:t>
+              <w:t>CFPB</w:t>
             </w:r>
           </w:p>
         </w:tc>
         <w:tc>
           <w:tcPr>
-            <w:tcW w:type="dxa" w:w="1400"/>
-            <w:tcMar>
-              <w:top w:w="80" w:type="dxa"/>
-              <w:start w:w="100" w:type="dxa"/>
-              <w:bottom w:w="80" w:type="dxa"/>
-              <w:end w:w="100" w:type="dxa"/>
-            </w:tcMar>
-            <w:vAlign w:val="center"/>
-          </w:tcPr>
-          <w:p>
-            <w:pPr>
-              <w:keepNext/>
-              <w:spacing w:before="0" w:after="0" w:line="240" w:lineRule="auto"/>
-              <w:jc w:val="center"/>
-            </w:pPr>
-            <w:r>
-              <w:rPr>
-                <w:rFonts w:ascii="Times New Roman" w:hAnsi="Times New Roman" w:eastAsia="Times New Roman"/>
-                <w:b w:val="0"/>
-                <w:sz w:val="20"/>
-              </w:rPr>
-              <w:t>10</w:t>
-            </w:r>
-          </w:p>
-        </w:tc>
-        <w:tc>
-          <w:tcPr>
-            <w:tcW w:type="dxa" w:w="2351"/>
+            <w:tcW w:type="dxa" w:w="660"/>
             <w:tcMar>
               <w:top w:w="80" w:type="dxa"/>
               <w:start w:w="100" w:type="dxa"/>
@@ -1068,6 +1216,60 @@
             </w:r>
           </w:p>
         </w:tc>
+        <w:tc>
+          <w:tcPr>
+            <w:tcW w:type="dxa" w:w="1190"/>
+            <w:tcMar>
+              <w:top w:w="80" w:type="dxa"/>
+              <w:start w:w="100" w:type="dxa"/>
+              <w:bottom w:w="80" w:type="dxa"/>
+              <w:end w:w="100" w:type="dxa"/>
+            </w:tcMar>
+            <w:vAlign w:val="center"/>
+          </w:tcPr>
+          <w:p>
+            <w:pPr>
+              <w:keepNext/>
+              <w:spacing w:before="0" w:after="0" w:line="240" w:lineRule="auto"/>
+              <w:jc w:val="center"/>
+            </w:pPr>
+            <w:r>
+              <w:rPr>
+                <w:rFonts w:ascii="Times New Roman" w:hAnsi="Times New Roman" w:eastAsia="Times New Roman"/>
+                <w:b w:val="0"/>
+                <w:sz w:val="20"/>
+              </w:rPr>
+              <w:t>100</w:t>
+            </w:r>
+          </w:p>
+        </w:tc>
+        <w:tc>
+          <w:tcPr>
+            <w:tcW w:type="dxa" w:w="1380"/>
+            <w:tcMar>
+              <w:top w:w="80" w:type="dxa"/>
+              <w:start w:w="100" w:type="dxa"/>
+              <w:bottom w:w="80" w:type="dxa"/>
+              <w:end w:w="100" w:type="dxa"/>
+            </w:tcMar>
+            <w:vAlign w:val="center"/>
+          </w:tcPr>
+          <w:p>
+            <w:pPr>
+              <w:keepNext/>
+              <w:spacing w:before="0" w:after="0" w:line="240" w:lineRule="auto"/>
+              <w:jc w:val="center"/>
+            </w:pPr>
+            <w:r>
+              <w:rPr>
+                <w:rFonts w:ascii="Times New Roman" w:hAnsi="Times New Roman" w:eastAsia="Times New Roman"/>
+                <w:b w:val="0"/>
+                <w:sz w:val="20"/>
+              </w:rPr>
+              <w:t>1,000</w:t>
+            </w:r>
+          </w:p>
+        </w:tc>
       </w:tr>
       <w:tr>
         <w:trPr>
@@ -1075,7 +1277,7 @@
         </w:trPr>
         <w:tc>
           <w:tcPr>
-            <w:tcW w:type="dxa" w:w="6000"/>
+            <w:tcW w:type="dxa" w:w="1475"/>
             <w:tcMar>
               <w:top w:w="80" w:type="dxa"/>
               <w:start w:w="100" w:type="dxa"/>
@@ -1095,40 +1297,13 @@
                 <w:b w:val="0"/>
                 <w:sz w:val="20"/>
               </w:rPr>
-              <w:t>SpamAssassin spam or legitimate email</w:t>
+              <w:t>SpamAssassin</w:t>
             </w:r>
           </w:p>
         </w:tc>
         <w:tc>
           <w:tcPr>
-            <w:tcW w:type="dxa" w:w="1400"/>
-            <w:tcMar>
-              <w:top w:w="80" w:type="dxa"/>
-              <w:start w:w="100" w:type="dxa"/>
-              <w:bottom w:w="80" w:type="dxa"/>
-              <w:end w:w="100" w:type="dxa"/>
-            </w:tcMar>
-            <w:vAlign w:val="center"/>
-          </w:tcPr>
-          <w:p>
-            <w:pPr>
-              <w:keepNext w:val="0"/>
-              <w:spacing w:before="0" w:after="0" w:line="240" w:lineRule="auto"/>
-              <w:jc w:val="center"/>
-            </w:pPr>
-            <w:r>
-              <w:rPr>
-                <w:rFonts w:ascii="Times New Roman" w:hAnsi="Times New Roman" w:eastAsia="Times New Roman"/>
-                <w:b w:val="0"/>
-                <w:sz w:val="20"/>
-              </w:rPr>
-              <w:t>2</w:t>
-            </w:r>
-          </w:p>
-        </w:tc>
-        <w:tc>
-          <w:tcPr>
-            <w:tcW w:type="dxa" w:w="2351"/>
+            <w:tcW w:type="dxa" w:w="660"/>
             <w:tcMar>
               <w:top w:w="80" w:type="dxa"/>
               <w:start w:w="100" w:type="dxa"/>
@@ -1153,23 +1328,66 @@
             </w:r>
           </w:p>
         </w:tc>
+        <w:tc>
+          <w:tcPr>
+            <w:tcW w:type="dxa" w:w="1190"/>
+            <w:tcMar>
+              <w:top w:w="80" w:type="dxa"/>
+              <w:start w:w="100" w:type="dxa"/>
+              <w:bottom w:w="80" w:type="dxa"/>
+              <w:end w:w="100" w:type="dxa"/>
+            </w:tcMar>
+            <w:vAlign w:val="center"/>
+          </w:tcPr>
+          <w:p>
+            <w:pPr>
+              <w:keepNext w:val="0"/>
+              <w:spacing w:before="0" w:after="0" w:line="240" w:lineRule="auto"/>
+              <w:jc w:val="center"/>
+            </w:pPr>
+            <w:r>
+              <w:rPr>
+                <w:rFonts w:ascii="Times New Roman" w:hAnsi="Times New Roman" w:eastAsia="Times New Roman"/>
+                <w:b w:val="0"/>
+                <w:sz w:val="20"/>
+              </w:rPr>
+              <w:t>100</w:t>
+            </w:r>
+          </w:p>
+        </w:tc>
+        <w:tc>
+          <w:tcPr>
+            <w:tcW w:type="dxa" w:w="1380"/>
+            <w:tcMar>
+              <w:top w:w="80" w:type="dxa"/>
+              <w:start w:w="100" w:type="dxa"/>
+              <w:bottom w:w="80" w:type="dxa"/>
+              <w:end w:w="100" w:type="dxa"/>
+            </w:tcMar>
+            <w:vAlign w:val="center"/>
+          </w:tcPr>
+          <w:p>
+            <w:pPr>
+              <w:keepNext w:val="0"/>
+              <w:spacing w:before="0" w:after="0" w:line="240" w:lineRule="auto"/>
+              <w:jc w:val="center"/>
+            </w:pPr>
+            <w:r>
+              <w:rPr>
+                <w:rFonts w:ascii="Times New Roman" w:hAnsi="Times New Roman" w:eastAsia="Times New Roman"/>
+                <w:b w:val="0"/>
+                <w:sz w:val="20"/>
+              </w:rPr>
+              <w:t>1,000</w:t>
+            </w:r>
+          </w:p>
+        </w:tc>
       </w:tr>
     </w:tbl>
     <w:p>
       <w:pPr>
         <w:keepNext w:val="0"/>
         <w:spacing w:before="0" w:after="40" w:line="240" w:lineRule="auto"/>
-      </w:pPr>
-    </w:p>
-    <w:p>
-      <w:pPr>
-        <w:sectPr>
-          <w:type w:val="continuous"/>
-          <w:pgSz w:w="11906" w:h="16838"/>
-          <w:pgMar w:top="1077" w:right="1077" w:bottom="1077" w:left="1077" w:header="720" w:footer="720" w:gutter="0"/>
-          <w:cols w:space="340" w:num="1"/>
-          <w:docGrid w:linePitch="360"/>
-        </w:sectPr>
       </w:pPr>
     </w:p>
     <w:p>
@@ -1184,7 +1402,7 @@
           <w:rFonts w:ascii="Times New Roman" w:hAnsi="Times New Roman" w:eastAsia="Times New Roman"/>
           <w:sz w:val="20"/>
         </w:rPr>
-        <w:t>LEDGAR uses ten clause labels: Governing Laws, Counterparts, Notices, Entire Agreements, Severability, Amendments, Survival, Assignments, Expenses, and Terms. Selection preserves the source dataset's training, validation, and test boundaries. CFPB uses ten product categories from a saved complaint-data snapshot. SpamAssassin uses spam and legitimate email from its public archives. The dataset manifests list the exact labels, source identifiers, selection settings, and exclusions [12]. Each split is balanced across the selected labels. Checks found no duplicate cases or content overlap between the prepared splits or with earlier development material.</w:t>
+        <w:t>In Table 1, Dev. means development. Each dataset has three non-overlapping groups, with the roles defined in Section 2.2: development guides revisions, validation selects the candidate, and the reserved test measures the selected version. The table shows examples prepared, not the number of completed model evaluations. These subsets contain equal numbers per label and do not represent natural label frequencies in production. The dataset manifests and audit records identify the selected examples and check for duplicate identifiers, duplicate content, and overlap with earlier development material [12].</w:t>
       </w:r>
     </w:p>
     <w:p>
@@ -1199,7 +1417,7 @@
           <w:rFonts w:ascii="Times New Roman" w:hAnsi="Times New Roman" w:eastAsia="Times New Roman"/>
           <w:sz w:val="20"/>
         </w:rPr>
-        <w:t>Before the reported evaluation, the LEDGAR hybrid was selected using separate development examples and a 100-clause validation check. It was then fixed and evaluated on the 1,000 different clauses reported here as LEDGAR. The earlier selection check is not a second result in this paper. CFPB and SpamAssassin results come from their 100-case validation sets; their reserved tests were not run because the candidates failed the acceptance criteria. This difference in evaluation stage limits direct comparisons across tasks.</w:t>
+        <w:t>In the completed evaluations reported below, LEDGAR passed validation and proceeded to its 1,000-case test. CFPB and SpamAssassin failed validation, so their 1,000-case tests remained unused. Their reported results therefore cover 100 validation examples each. The unequal reported sample sizes follow from this stopping rule; all three datasets had the same split sizes prepared. Appendix C records the evaluation stage for each.</w:t>
       </w:r>
     </w:p>
     <w:p>
@@ -1212,7 +1430,7 @@
           <w:b/>
           <w:sz w:val="22"/>
         </w:rPr>
-        <w:t>3.2 How the baseline and hybrid workflows run</w:t>
+        <w:t>3.2 How the baseline and hybrid classify each case</w:t>
       </w:r>
     </w:p>
     <w:p>
@@ -1227,7 +1445,7 @@
           <w:rFonts w:ascii="Times New Roman" w:hAnsi="Times New Roman" w:eastAsia="Times New Roman"/>
           <w:sz w:val="20"/>
         </w:rPr>
-        <w:t>For each case, the baseline sends the input, allowed labels, and English SOP to the model. The scorer compares the returned label with the expected answer. Token use is the model's reported input-token count plus output-token count, summed across cases.</w:t>
+        <w:t>The baseline and hybrid process the same examples. As defined in Section 1, the baseline sends every case to the language model with the English SOP and the list of possible labels. For the illustrative governing-law clause in Section 2.2, the model reads the clause and chooses Governing Laws.</w:t>
       </w:r>
     </w:p>
     <w:p>
@@ -1242,21 +1460,22 @@
           <w:rFonts w:ascii="Times New Roman" w:hAnsi="Times New Roman" w:eastAsia="Times New Roman"/>
           <w:sz w:val="20"/>
         </w:rPr>
-        <w:t xml:space="preserve">For the hybrid, the benchmark runner first calls the classifier function in </w:t>
+        <w:t>The hybrid tries the Python classification script first. When a rule identifies one category, the workflow uses that label without calling the model. When the rules find no answer or conflicting categories, the script returns no answer and the workflow sends the same case to the model. This is fallback. For example, a clear governing-law phrase can be handled by code, while a clause matching several categories goes to the model for interpretation. The email script uses the same principle but returns only a spam label when its rule matches.</w:t>
       </w:r>
-      <w:r>
-        <w:rPr>
-          <w:rFonts w:ascii="Courier New" w:hAnsi="Courier New" w:eastAsia="Times New Roman"/>
-          <w:sz w:val="20"/>
-        </w:rPr>
-        <w:t>classify.py</w:t>
-      </w:r>
+    </w:p>
+    <w:p>
+      <w:pPr>
+        <w:keepNext w:val="0"/>
+        <w:spacing w:before="0" w:after="80" w:line="240" w:lineRule="auto"/>
+        <w:ind w:firstLine="288"/>
+        <w:jc w:val="both"/>
+      </w:pPr>
       <w:r>
         <w:rPr>
           <w:rFonts w:ascii="Times New Roman" w:hAnsi="Times New Roman" w:eastAsia="Times New Roman"/>
           <w:sz w:val="20"/>
         </w:rPr>
-        <w:t xml:space="preserve"> with the input text and allowed labels. LEDGAR and CFPB use explicit text-pattern rules that return a label only when the matches identify one label group. SpamAssassin returns the spam label for a single matching rule. If the script returns a permitted label, the runner uses it without a model call. If the script cannot decide, it returns no label, and the runner sends the case to the model using the hybrid SOP's fallback instructions. This return-to-model behavior is called fallback.</w:t>
+        <w:t>The scorer checks every final label against the expected answer, regardless of which path produced it. A matching label scores one and any other answer scores zero. Model-token use is the sum of the input and output tokens reported by the model across all cases. A case answered entirely by the Python script uses no model tokens. Appendix B describes the code calls, output checks, and recorded fields.</w:t>
       </w:r>
     </w:p>
     <w:p>
@@ -1271,36 +1490,7 @@
           <w:rFonts w:ascii="Times New Roman" w:hAnsi="Times New Roman" w:eastAsia="Times New Roman"/>
           <w:sz w:val="20"/>
         </w:rPr>
-        <w:t xml:space="preserve">The saved SOP describes the script as </w:t>
-      </w:r>
-      <w:r>
-        <w:rPr>
-          <w:rFonts w:ascii="Courier New" w:hAnsi="Courier New" w:eastAsia="Times New Roman"/>
-          <w:sz w:val="20"/>
-        </w:rPr>
-        <w:t>python classify.py</w:t>
-      </w:r>
-      <w:r>
-        <w:rPr>
-          <w:rFonts w:ascii="Times New Roman" w:hAnsi="Times New Roman" w:eastAsia="Times New Roman"/>
-          <w:sz w:val="20"/>
-        </w:rPr>
-        <w:t>, but the benchmark imports and calls its Python function rather than asking an agent to execute a shell command. The scripts return a fixed confidence value of 0.99 with a match; that value is a routing marker, not a calibrated probability of correctness. The runner checks that the returned label is allowed. It does not independently verify a 99% confidence threshold. Actual accuracy must be measured from labeled cases.</w:t>
-      </w:r>
-    </w:p>
-    <w:p>
-      <w:pPr>
-        <w:keepNext w:val="0"/>
-        <w:spacing w:before="0" w:after="80" w:line="240" w:lineRule="auto"/>
-        <w:ind w:firstLine="288"/>
-        <w:jc w:val="both"/>
-      </w:pPr>
-      <w:r>
-        <w:rPr>
-          <w:rFonts w:ascii="Times New Roman" w:hAnsi="Times New Roman" w:eastAsia="Times New Roman"/>
-          <w:sz w:val="20"/>
-        </w:rPr>
-        <w:t>The evaluated hybrid SOPs also changed the wording of the model fallback. The comparison therefore measures the combined effect of adding rules and changing those instructions. In LEDGAR, the fallback became shorter during candidate generation; prompt shortening was not a separately specified architectural change. A separate comparison with unchanged fallback wording would be needed to isolate the effect of routing alone. Section 4.1 reports where the observed token savings occurred without treating that accounting as such an isolated experiment.</w:t>
+        <w:t>The evaluated hybrids also changed the English instructions used on the fallback path. In LEDGAR those instructions became shorter when the hybrid was created; shortening was not a separately evaluated architectural decision. The results therefore measure the complete revised SOP, including both its rules and its changed wording. Keeping the original English wording unchanged in another comparison would be necessary to measure the effect of adding code alone. Section 4.1 separates the observed token savings by path.</w:t>
       </w:r>
     </w:p>
     <w:p>
@@ -1328,7 +1518,7 @@
           <w:rFonts w:ascii="Times New Roman" w:hAnsi="Times New Roman" w:eastAsia="Times New Roman"/>
           <w:sz w:val="20"/>
         </w:rPr>
-        <w:t>The same four requirements apply to all three datasets [12]:</w:t>
+        <w:t>We fixed four acceptance requirements in the study protocol before the reported evaluations. The same requirements apply to all three datasets [12]:</w:t>
       </w:r>
     </w:p>
     <w:p>
@@ -1342,7 +1532,7 @@
           <w:rFonts w:ascii="Times New Roman" w:hAnsi="Times New Roman" w:eastAsia="Times New Roman"/>
           <w:sz w:val="20"/>
         </w:rPr>
-        <w:t>1. Both the baseline and candidate must achieve at least 80% accuracy.</w:t>
+        <w:t>1. Minimum accuracy: both workflows must classify at least 80% of examples correctly.</w:t>
       </w:r>
     </w:p>
     <w:p>
@@ -1356,7 +1546,7 @@
           <w:rFonts w:ascii="Times New Roman" w:hAnsi="Times New Roman" w:eastAsia="Times New Roman"/>
           <w:sz w:val="20"/>
         </w:rPr>
-        <w:t>2. The lower end of the paired 95% interval for the candidate's accuracy change must be no worse than minus two percentage points.</w:t>
+        <w:t>2. Accuracy safety check: after allowing for uncertainty in the sampled examples, the candidate's estimated accuracy loss must remain within two percentage points.</w:t>
       </w:r>
     </w:p>
     <w:p>
@@ -1370,7 +1560,7 @@
           <w:rFonts w:ascii="Times New Roman" w:hAnsi="Times New Roman" w:eastAsia="Times New Roman"/>
           <w:sz w:val="20"/>
         </w:rPr>
-        <w:t>3. Total model tokens must decrease by at least 5%.</w:t>
+        <w:t>3. Token saving: the candidate must use at least 5% fewer total model tokens.</w:t>
       </w:r>
     </w:p>
     <w:p>
@@ -1384,7 +1574,7 @@
           <w:rFonts w:ascii="Times New Roman" w:hAnsi="Times New Roman" w:eastAsia="Times New Roman"/>
           <w:sz w:val="20"/>
         </w:rPr>
-        <w:t>4. The lower end of the paired 95% interval for token reduction must be above zero.</w:t>
+        <w:t>4. Token safety check: the uncertainty range for the token saving must stay above zero.</w:t>
       </w:r>
     </w:p>
     <w:p>
@@ -1399,7 +1589,7 @@
           <w:rFonts w:ascii="Times New Roman" w:hAnsi="Times New Roman" w:eastAsia="Times New Roman"/>
           <w:sz w:val="20"/>
         </w:rPr>
-        <w:t>All four must pass. The first requirement checks minimum quality. The second checks whether the data support an accuracy loss no larger than the chosen tolerance. The last two require a meaningful observed token reduction and evidence that the reduction is positive. Like the accuracy thresholds in Section 2.3, the 5% target is a study setting, not an externally established optimum.</w:t>
+        <w:t>All four must pass. The accuracy and token thresholds are the authors' study settings, as explained in Section 2.3. They do not come from the dataset creators and do not establish deployment requirements for a particular application.</w:t>
       </w:r>
     </w:p>
     <w:p>
@@ -1414,7 +1604,7 @@
           <w:rFonts w:ascii="Times New Roman" w:hAnsi="Times New Roman" w:eastAsia="Times New Roman"/>
           <w:sz w:val="20"/>
         </w:rPr>
-        <w:t>We estimate uncertainty with 5,000 paired bootstrap resamples [18]. Each resample selects case identifiers with replacement and includes both workflows' outcomes for each selected case. We recompute the accuracy difference and token reduction, then use the 2.5th and 97.5th percentiles as the interval endpoints. Pairing preserves the fact that the two workflows saw the same inputs. These intervals describe sampling uncertainty within the prepared task, not reliability under arbitrary future data or model changes.</w:t>
+        <w:t>An uncertainty range accounts for the fact that a different sample of examples could give a different result. For LEDGAR, the candidate scored 92.7% against the baseline's 93.5%, a decrease of 0.8 percentage points. Its estimated range ran from 1.6 points worse to no change. The less favorable end, 1.6 points worse, was still within the two-point allowance. This passed the accuracy safety check; it does not guarantee that accuracy can never fall by more than two points.</w:t>
       </w:r>
     </w:p>
     <w:p>
@@ -1429,11 +1619,26 @@
           <w:rFonts w:ascii="Times New Roman" w:hAnsi="Times New Roman" w:eastAsia="Times New Roman"/>
           <w:sz w:val="20"/>
         </w:rPr>
-        <w:t>Figure 3 separates candidate revision from evaluation. We report one paired comparison for each dataset: the same examples are processed by the English-only baseline and the fixed hybrid. The three main comparisons comprise six workflow runs. The earlier LEDGAR selection check is documented in Section 3.1 and retained in the archive, but is not included in these result tables or run totals.</w:t>
+        <w:t>Formally, we calculate a paired 95% bootstrap interval [18]. "Paired" means both workflows process the same cases. Its lower endpoint must be at least -2 percentage points for accuracy change and strictly above zero for token reduction. Appendix B explains the calculation. These intervals describe uncertainty from sampling examples within the prepared task; they do not cover changes in the model or production data.</w:t>
       </w:r>
     </w:p>
     <w:p>
       <w:pPr>
+        <w:keepNext w:val="0"/>
+        <w:spacing w:before="0" w:after="80" w:line="240" w:lineRule="auto"/>
+        <w:ind w:firstLine="288"/>
+        <w:jc w:val="both"/>
+      </w:pPr>
+      <w:r>
+        <w:rPr>
+          <w:rFonts w:ascii="Times New Roman" w:hAnsi="Times New Roman" w:eastAsia="Times New Roman"/>
+          <w:sz w:val="20"/>
+        </w:rPr>
+        <w:t>Figure 3 shows where the acceptance decision belongs in the evolution process described in Section 2.2. The current paper reports one fixed baseline and hybrid comparison per dataset, with three further paired runs described in Section 3.4.</w:t>
+      </w:r>
+    </w:p>
+    <w:p>
+      <w:pPr>
         <w:keepNext/>
         <w:spacing w:before="60" w:after="120" w:line="240" w:lineRule="auto"/>
         <w:jc w:val="center"/>
@@ -1441,7 +1646,7 @@
       <w:r>
         <w:drawing>
           <wp:inline xmlns:a="http://schemas.openxmlformats.org/drawingml/2006/main" xmlns:pic="http://schemas.openxmlformats.org/drawingml/2006/picture">
-            <wp:extent cx="2880360" cy="3970548"/>
+            <wp:extent cx="2880360" cy="3354535"/>
             <wp:docPr id="3" name="Picture 3" descr="Evolution Loop"/>
             <wp:cNvGraphicFramePr>
               <a:graphicFrameLocks noChangeAspect="1"/>
@@ -1462,7 +1667,7 @@
                   <pic:spPr>
                     <a:xfrm>
                       <a:off x="0" y="0"/>
-                      <a:ext cx="2880360" cy="3970548"/>
+                      <a:ext cx="2880360" cy="3354535"/>
                     </a:xfrm>
                     <a:prstGeom prst="rect"/>
                   </pic:spPr>
@@ -1486,14 +1691,14 @@
           <w:b/>
           <w:sz w:val="20"/>
         </w:rPr>
-        <w:t>Figure 3. Candidate revision and evaluation use different examples.</w:t>
+        <w:t>Figure 3. How a candidate is proposed and checked.</w:t>
       </w:r>
       <w:r>
         <w:rPr>
           <w:rFonts w:ascii="Times New Roman" w:hAnsi="Times New Roman" w:eastAsia="Times New Roman"/>
           <w:sz w:val="20"/>
         </w:rPr>
-        <w:t xml:space="preserve"> Development runs guide changes. A fixed candidate is evaluated on validation cases. A passing candidate proceeds to the reserved test without further tuning; a failing candidate is rejected. A revised candidate needs a new, unused evaluation boundary.</w:t>
+        <w:t xml:space="preserve"> A candidate is one revised SOP package. Search repeats the proposal and evaluation steps within the attempt limit. Development examples guide changes; separate validation examples decide acceptance. "Pass gates" means meeting all four requirements in Section 3.3. After the Yes branch, the selected candidate is frozen for its reserved test. Revising a rejected candidate requires development evidence and an unused evaluation set.</w:t>
       </w:r>
     </w:p>
     <w:p>
@@ -1521,7 +1726,7 @@
           <w:rFonts w:ascii="Times New Roman" w:hAnsi="Times New Roman" w:eastAsia="Times New Roman"/>
           <w:sz w:val="20"/>
         </w:rPr>
-        <w:t xml:space="preserve">The text experiments used local Ollama with </w:t>
+        <w:t xml:space="preserve">The experiments used </w:t>
       </w:r>
       <w:r>
         <w:rPr>
@@ -1535,7 +1740,7 @@
           <w:rFonts w:ascii="Times New Roman" w:hAnsi="Times New Roman" w:eastAsia="Times New Roman"/>
           <w:sz w:val="20"/>
         </w:rPr>
-        <w:t xml:space="preserve"> on an Apple M5 Pro with 48 GB unified memory. The main runs were sequential, with temperature set to zero, thinking and streaming disabled, JSON output, and a 128-token response limit. Exact model identifiers and implementation details are recorded in Appendix B rather than in the main description.</w:t>
+        <w:t xml:space="preserve"> through local Ollama on an Apple M5 Pro with 48 GB unified memory. The main comparisons processed one case at a time. Appendix B records the model settings and implementation details.</w:t>
       </w:r>
     </w:p>
     <w:p>
@@ -1550,7 +1755,7 @@
           <w:rFonts w:ascii="Times New Roman" w:hAnsi="Times New Roman" w:eastAsia="Times New Roman"/>
           <w:sz w:val="20"/>
         </w:rPr>
-        <w:t>We also performed three additional paired runs per dataset using the same fixed SOPs and prepared cases. These runs reused the same LEDGAR, CFPB, and SpamAssassin examples listed in Table 1. They check repeatability; they are not new tests on unseen examples. Each pair used the same inference seed and runtime configuration for its two variants. A seed sets the starting state for a pseudo-random procedure. Dataset selection, model inference, and bootstrap resampling use seeds for different purposes; changing an inference seed does not create a new dataset split.</w:t>
+        <w:t>We then repeated the baseline and hybrid comparison three times for each dataset. One paired run means that both workflows process the same evaluation examples under matching model and runtime settings. The three runs reused the 1,000 LEDGAR examples and the 100 examples each for CFPB and SpamAssassin described in Section 3.1. Repeating a 1,000-case evaluation three times still covers 1,000 distinct cases. It measures repeatability, and does not create three new dataset splits or three new candidate SOPs.</w:t>
       </w:r>
     </w:p>
     <w:p>
@@ -1565,7 +1770,7 @@
           <w:rFonts w:ascii="Times New Roman" w:hAnsi="Times New Roman" w:eastAsia="Times New Roman"/>
           <w:sz w:val="20"/>
         </w:rPr>
-        <w:t>The repeated runs used a more explicit runtime configuration, including structured output and two parallel requests. Two-worker concurrency was a constraint of the available local execution environment, not a requirement of PLaND or a factor tested by the experiment. Because these settings differ from the original sequential runs, we report the repeated results separately in Appendix A. The three repeats across three datasets add nine pairs, or eighteen workflow runs, for twelve pairs and twenty-four runs in the evidence reported here. This count excludes development, the earlier LEDGAR selection check, and other archived experiments.</w:t>
+        <w:t>For these repeated runs, the local setup allowed at most two requests at the same time. This was an execution constraint, not a requirement of PLaND. The repeats also used a stricter output format, so Appendix A reports them separately from the original comparisons. Appendix B explains all settings, including inference seeds.</w:t>
       </w:r>
     </w:p>
     <w:p>
@@ -1595,17 +1800,6 @@
         </w:rPr>
         <w:t>Table 2 presents the main results. All accuracy and token comparisons show the natural-language baseline first and the hybrid second. A pass means that all four criteria in Section 3.3 were met; it does not mean that accuracy was identical.</w:t>
       </w:r>
-    </w:p>
-    <w:p>
-      <w:pPr>
-        <w:sectPr>
-          <w:type w:val="continuous"/>
-          <w:pgSz w:w="11906" w:h="16838"/>
-          <w:pgMar w:top="1077" w:right="1077" w:bottom="1077" w:left="1077" w:header="720" w:footer="720" w:gutter="0"/>
-          <w:cols w:space="340" w:num="2"/>
-          <w:docGrid w:linePitch="360"/>
-        </w:sectPr>
-      </w:pPr>
     </w:p>
     <w:p>
       <w:pPr>
@@ -1623,7 +1817,7 @@
     </w:p>
     <w:tbl>
       <w:tblPr>
-        <w:tblW w:type="dxa" w:w="9751"/>
+        <w:tblW w:type="dxa" w:w="4705"/>
         <w:jc w:val="left"/>
         <w:tblLayout w:type="fixed"/>
         <w:tblLook w:firstColumn="1" w:firstRow="1" w:lastColumn="0" w:lastRow="0" w:noHBand="0" w:noVBand="1" w:val="04A0"/>
@@ -1638,11 +1832,8 @@
         </w:tblBorders>
       </w:tblPr>
       <w:tblGrid>
-        <w:gridCol w:w="2442"/>
-        <w:gridCol w:w="1480"/>
-        <w:gridCol w:w="2722"/>
-        <w:gridCol w:w="1188"/>
-        <w:gridCol w:w="1919"/>
+        <w:gridCol w:w="1450"/>
+        <w:gridCol w:w="3255"/>
       </w:tblGrid>
       <w:tr>
         <w:trPr>
@@ -1651,7 +1842,7 @@
         </w:trPr>
         <w:tc>
           <w:tcPr>
-            <w:tcW w:type="dxa" w:w="2442"/>
+            <w:tcW w:type="dxa" w:w="1450"/>
             <w:tcMar>
               <w:top w:w="80" w:type="dxa"/>
               <w:start w:w="100" w:type="dxa"/>
@@ -1672,13 +1863,13 @@
                 <w:b/>
                 <w:sz w:val="20"/>
               </w:rPr>
-              <w:t>Dataset and stage</w:t>
+              <w:t>Dataset</w:t>
             </w:r>
           </w:p>
         </w:tc>
         <w:tc>
           <w:tcPr>
-            <w:tcW w:type="dxa" w:w="1480"/>
+            <w:tcW w:type="dxa" w:w="3255"/>
             <w:tcMar>
               <w:top w:w="80" w:type="dxa"/>
               <w:start w:w="100" w:type="dxa"/>
@@ -1700,91 +1891,7 @@
                 <w:b/>
                 <w:sz w:val="20"/>
               </w:rPr>
-              <w:t>Accuracy</w:t>
-            </w:r>
-          </w:p>
-        </w:tc>
-        <w:tc>
-          <w:tcPr>
-            <w:tcW w:type="dxa" w:w="2722"/>
-            <w:tcMar>
-              <w:top w:w="80" w:type="dxa"/>
-              <w:start w:w="100" w:type="dxa"/>
-              <w:bottom w:w="80" w:type="dxa"/>
-              <w:end w:w="100" w:type="dxa"/>
-            </w:tcMar>
-            <w:shd w:fill="E8EEF3"/>
-            <w:vAlign w:val="center"/>
-          </w:tcPr>
-          <w:p>
-            <w:pPr>
-              <w:keepNext/>
-              <w:spacing w:before="0" w:after="0" w:line="240" w:lineRule="auto"/>
-              <w:jc w:val="center"/>
-            </w:pPr>
-            <w:r>
-              <w:rPr>
-                <w:rFonts w:ascii="Times New Roman" w:hAnsi="Times New Roman" w:eastAsia="Times New Roman"/>
-                <w:b/>
-                <w:sz w:val="20"/>
-              </w:rPr>
-              <w:t>Total model tokens</w:t>
-            </w:r>
-          </w:p>
-        </w:tc>
-        <w:tc>
-          <w:tcPr>
-            <w:tcW w:type="dxa" w:w="1188"/>
-            <w:tcMar>
-              <w:top w:w="80" w:type="dxa"/>
-              <w:start w:w="100" w:type="dxa"/>
-              <w:bottom w:w="80" w:type="dxa"/>
-              <w:end w:w="100" w:type="dxa"/>
-            </w:tcMar>
-            <w:shd w:fill="E8EEF3"/>
-            <w:vAlign w:val="center"/>
-          </w:tcPr>
-          <w:p>
-            <w:pPr>
-              <w:keepNext/>
-              <w:spacing w:before="0" w:after="0" w:line="240" w:lineRule="auto"/>
-              <w:jc w:val="center"/>
-            </w:pPr>
-            <w:r>
-              <w:rPr>
-                <w:rFonts w:ascii="Times New Roman" w:hAnsi="Times New Roman" w:eastAsia="Times New Roman"/>
-                <w:b/>
-                <w:sz w:val="20"/>
-              </w:rPr>
-              <w:t>Token reduction</w:t>
-            </w:r>
-          </w:p>
-        </w:tc>
-        <w:tc>
-          <w:tcPr>
-            <w:tcW w:type="dxa" w:w="1919"/>
-            <w:tcMar>
-              <w:top w:w="80" w:type="dxa"/>
-              <w:start w:w="100" w:type="dxa"/>
-              <w:bottom w:w="80" w:type="dxa"/>
-              <w:end w:w="100" w:type="dxa"/>
-            </w:tcMar>
-            <w:shd w:fill="E8EEF3"/>
-            <w:vAlign w:val="center"/>
-          </w:tcPr>
-          <w:p>
-            <w:pPr>
-              <w:keepNext/>
-              <w:spacing w:before="0" w:after="0" w:line="240" w:lineRule="auto"/>
-              <w:jc w:val="center"/>
-            </w:pPr>
-            <w:r>
-              <w:rPr>
-                <w:rFonts w:ascii="Times New Roman" w:hAnsi="Times New Roman" w:eastAsia="Times New Roman"/>
-                <w:b/>
-                <w:sz w:val="20"/>
-              </w:rPr>
-              <w:t>Decision</w:t>
+              <w:t>Baseline to hybrid result</w:t>
             </w:r>
           </w:p>
         </w:tc>
@@ -1795,7 +1902,7 @@
         </w:trPr>
         <w:tc>
           <w:tcPr>
-            <w:tcW w:type="dxa" w:w="2442"/>
+            <w:tcW w:type="dxa" w:w="1450"/>
             <w:tcMar>
               <w:top w:w="80" w:type="dxa"/>
               <w:start w:w="100" w:type="dxa"/>
@@ -1821,120 +1928,7 @@
         </w:tc>
         <w:tc>
           <w:tcPr>
-            <w:tcW w:type="dxa" w:w="1480"/>
-            <w:tcMar>
-              <w:top w:w="80" w:type="dxa"/>
-              <w:start w:w="100" w:type="dxa"/>
-              <w:bottom w:w="80" w:type="dxa"/>
-              <w:end w:w="100" w:type="dxa"/>
-            </w:tcMar>
-            <w:vAlign w:val="center"/>
-          </w:tcPr>
-          <w:p>
-            <w:pPr>
-              <w:keepNext/>
-              <w:spacing w:before="0" w:after="0" w:line="240" w:lineRule="auto"/>
-              <w:jc w:val="center"/>
-            </w:pPr>
-            <w:r>
-              <w:rPr>
-                <w:rFonts w:ascii="Times New Roman" w:hAnsi="Times New Roman" w:eastAsia="Times New Roman"/>
-                <w:b w:val="0"/>
-                <w:sz w:val="20"/>
-              </w:rPr>
-              <w:t>93.5% → 92.7%</w:t>
-            </w:r>
-          </w:p>
-        </w:tc>
-        <w:tc>
-          <w:tcPr>
-            <w:tcW w:type="dxa" w:w="2722"/>
-            <w:tcMar>
-              <w:top w:w="80" w:type="dxa"/>
-              <w:start w:w="100" w:type="dxa"/>
-              <w:bottom w:w="80" w:type="dxa"/>
-              <w:end w:w="100" w:type="dxa"/>
-            </w:tcMar>
-            <w:vAlign w:val="center"/>
-          </w:tcPr>
-          <w:p>
-            <w:pPr>
-              <w:keepNext/>
-              <w:spacing w:before="0" w:after="0" w:line="240" w:lineRule="auto"/>
-              <w:jc w:val="center"/>
-            </w:pPr>
-            <w:r>
-              <w:rPr>
-                <w:rFonts w:ascii="Times New Roman" w:hAnsi="Times New Roman" w:eastAsia="Times New Roman"/>
-                <w:b w:val="0"/>
-                <w:sz w:val="20"/>
-              </w:rPr>
-              <w:t>376,088 → 225,573</w:t>
-            </w:r>
-          </w:p>
-        </w:tc>
-        <w:tc>
-          <w:tcPr>
-            <w:tcW w:type="dxa" w:w="1188"/>
-            <w:tcMar>
-              <w:top w:w="80" w:type="dxa"/>
-              <w:start w:w="100" w:type="dxa"/>
-              <w:bottom w:w="80" w:type="dxa"/>
-              <w:end w:w="100" w:type="dxa"/>
-            </w:tcMar>
-            <w:vAlign w:val="center"/>
-          </w:tcPr>
-          <w:p>
-            <w:pPr>
-              <w:keepNext/>
-              <w:spacing w:before="0" w:after="0" w:line="240" w:lineRule="auto"/>
-              <w:jc w:val="center"/>
-            </w:pPr>
-            <w:r>
-              <w:rPr>
-                <w:rFonts w:ascii="Times New Roman" w:hAnsi="Times New Roman" w:eastAsia="Times New Roman"/>
-                <w:b w:val="0"/>
-                <w:sz w:val="20"/>
-              </w:rPr>
-              <w:t>40.02%</w:t>
-            </w:r>
-          </w:p>
-        </w:tc>
-        <w:tc>
-          <w:tcPr>
-            <w:tcW w:type="dxa" w:w="1919"/>
-            <w:tcMar>
-              <w:top w:w="80" w:type="dxa"/>
-              <w:start w:w="100" w:type="dxa"/>
-              <w:bottom w:w="80" w:type="dxa"/>
-              <w:end w:w="100" w:type="dxa"/>
-            </w:tcMar>
-            <w:vAlign w:val="center"/>
-          </w:tcPr>
-          <w:p>
-            <w:pPr>
-              <w:keepNext/>
-              <w:spacing w:before="0" w:after="0" w:line="240" w:lineRule="auto"/>
-              <w:jc w:val="center"/>
-            </w:pPr>
-            <w:r>
-              <w:rPr>
-                <w:rFonts w:ascii="Times New Roman" w:hAnsi="Times New Roman" w:eastAsia="Times New Roman"/>
-                <w:b w:val="0"/>
-                <w:sz w:val="20"/>
-              </w:rPr>
-              <w:t>Pass</w:t>
-            </w:r>
-          </w:p>
-        </w:tc>
-      </w:tr>
-      <w:tr>
-        <w:trPr>
-          <w:cantSplit w:val="true"/>
-        </w:trPr>
-        <w:tc>
-          <w:tcPr>
-            <w:tcW w:type="dxa" w:w="2442"/>
+            <w:tcW w:type="dxa" w:w="3255"/>
             <w:tcMar>
               <w:top w:w="80" w:type="dxa"/>
               <w:start w:w="100" w:type="dxa"/>
@@ -1954,13 +1948,26 @@
                 <w:b w:val="0"/>
                 <w:sz w:val="20"/>
               </w:rPr>
-              <w:t>CFPB validation, 100 cases</w:t>
+              <w:t xml:space="preserve">Accuracy: 93.5% → 92.7%; tokens: 376,088 → 225,573 (40.02% reduction); </w:t>
+            </w:r>
+            <w:r>
+              <w:rPr>
+                <w:rFonts w:ascii="Times New Roman" w:hAnsi="Times New Roman" w:eastAsia="Times New Roman"/>
+                <w:b w:val="0"/>
+                <w:sz w:val="20"/>
+              </w:rPr>
+              <w:t>Pass</w:t>
             </w:r>
           </w:p>
         </w:tc>
+      </w:tr>
+      <w:tr>
+        <w:trPr>
+          <w:cantSplit w:val="true"/>
+        </w:trPr>
         <w:tc>
           <w:tcPr>
-            <w:tcW w:type="dxa" w:w="1480"/>
+            <w:tcW w:type="dxa" w:w="1450"/>
             <w:tcMar>
               <w:top w:w="80" w:type="dxa"/>
               <w:start w:w="100" w:type="dxa"/>
@@ -1973,7 +1980,6 @@
             <w:pPr>
               <w:keepNext/>
               <w:spacing w:before="0" w:after="0" w:line="240" w:lineRule="auto"/>
-              <w:jc w:val="center"/>
             </w:pPr>
             <w:r>
               <w:rPr>
@@ -1981,13 +1987,13 @@
                 <w:b w:val="0"/>
                 <w:sz w:val="20"/>
               </w:rPr>
-              <w:t>79.0% → 72.0%</w:t>
+              <w:t>CFPB, 100 cases</w:t>
             </w:r>
           </w:p>
         </w:tc>
         <w:tc>
           <w:tcPr>
-            <w:tcW w:type="dxa" w:w="2722"/>
+            <w:tcW w:type="dxa" w:w="3255"/>
             <w:tcMar>
               <w:top w:w="80" w:type="dxa"/>
               <w:start w:w="100" w:type="dxa"/>
@@ -2000,7 +2006,6 @@
             <w:pPr>
               <w:keepNext/>
               <w:spacing w:before="0" w:after="0" w:line="240" w:lineRule="auto"/>
-              <w:jc w:val="center"/>
             </w:pPr>
             <w:r>
               <w:rPr>
@@ -2008,61 +2013,15 @@
                 <w:b w:val="0"/>
                 <w:sz w:val="20"/>
               </w:rPr>
-              <w:t>60,514 → 35,247</w:t>
+              <w:t xml:space="preserve">Accuracy: 79.0% → 72.0%; tokens: 60,514 → 35,247 (41.75% reduction); </w:t>
             </w:r>
-          </w:p>
-        </w:tc>
-        <w:tc>
-          <w:tcPr>
-            <w:tcW w:type="dxa" w:w="1188"/>
-            <w:tcMar>
-              <w:top w:w="80" w:type="dxa"/>
-              <w:start w:w="100" w:type="dxa"/>
-              <w:bottom w:w="80" w:type="dxa"/>
-              <w:end w:w="100" w:type="dxa"/>
-            </w:tcMar>
-            <w:vAlign w:val="center"/>
-          </w:tcPr>
-          <w:p>
-            <w:pPr>
-              <w:keepNext/>
-              <w:spacing w:before="0" w:after="0" w:line="240" w:lineRule="auto"/>
-              <w:jc w:val="center"/>
-            </w:pPr>
             <w:r>
               <w:rPr>
                 <w:rFonts w:ascii="Times New Roman" w:hAnsi="Times New Roman" w:eastAsia="Times New Roman"/>
                 <w:b w:val="0"/>
                 <w:sz w:val="20"/>
               </w:rPr>
-              <w:t>41.75%</w:t>
-            </w:r>
-          </w:p>
-        </w:tc>
-        <w:tc>
-          <w:tcPr>
-            <w:tcW w:type="dxa" w:w="1919"/>
-            <w:tcMar>
-              <w:top w:w="80" w:type="dxa"/>
-              <w:start w:w="100" w:type="dxa"/>
-              <w:bottom w:w="80" w:type="dxa"/>
-              <w:end w:w="100" w:type="dxa"/>
-            </w:tcMar>
-            <w:vAlign w:val="center"/>
-          </w:tcPr>
-          <w:p>
-            <w:pPr>
-              <w:keepNext/>
-              <w:spacing w:before="0" w:after="0" w:line="240" w:lineRule="auto"/>
-              <w:jc w:val="center"/>
-            </w:pPr>
-            <w:r>
-              <w:rPr>
-                <w:rFonts w:ascii="Times New Roman" w:hAnsi="Times New Roman" w:eastAsia="Times New Roman"/>
-                <w:b w:val="0"/>
-                <w:sz w:val="20"/>
-              </w:rPr>
-              <w:t>Reject; test not run</w:t>
+              <w:t>Reject</w:t>
             </w:r>
           </w:p>
         </w:tc>
@@ -2073,7 +2032,7 @@
         </w:trPr>
         <w:tc>
           <w:tcPr>
-            <w:tcW w:type="dxa" w:w="2442"/>
+            <w:tcW w:type="dxa" w:w="1450"/>
             <w:tcMar>
               <w:top w:w="80" w:type="dxa"/>
               <w:start w:w="100" w:type="dxa"/>
@@ -2093,13 +2052,13 @@
                 <w:b w:val="0"/>
                 <w:sz w:val="20"/>
               </w:rPr>
-              <w:t>SpamAssassin validation, 100 cases</w:t>
+              <w:t>SpamAssassin, 100 cases</w:t>
             </w:r>
           </w:p>
         </w:tc>
         <w:tc>
           <w:tcPr>
-            <w:tcW w:type="dxa" w:w="1480"/>
+            <w:tcW w:type="dxa" w:w="3255"/>
             <w:tcMar>
               <w:top w:w="80" w:type="dxa"/>
               <w:start w:w="100" w:type="dxa"/>
@@ -2112,7 +2071,6 @@
             <w:pPr>
               <w:keepNext w:val="0"/>
               <w:spacing w:before="0" w:after="0" w:line="240" w:lineRule="auto"/>
-              <w:jc w:val="center"/>
             </w:pPr>
             <w:r>
               <w:rPr>
@@ -2120,88 +2078,15 @@
                 <w:b w:val="0"/>
                 <w:sz w:val="20"/>
               </w:rPr>
-              <w:t>90.0% → 86.0%</w:t>
+              <w:t xml:space="preserve">Accuracy: 90.0% → 86.0%; tokens: 238,077 → 228,359 (4.08% reduction); </w:t>
             </w:r>
-          </w:p>
-        </w:tc>
-        <w:tc>
-          <w:tcPr>
-            <w:tcW w:type="dxa" w:w="2722"/>
-            <w:tcMar>
-              <w:top w:w="80" w:type="dxa"/>
-              <w:start w:w="100" w:type="dxa"/>
-              <w:bottom w:w="80" w:type="dxa"/>
-              <w:end w:w="100" w:type="dxa"/>
-            </w:tcMar>
-            <w:vAlign w:val="center"/>
-          </w:tcPr>
-          <w:p>
-            <w:pPr>
-              <w:keepNext w:val="0"/>
-              <w:spacing w:before="0" w:after="0" w:line="240" w:lineRule="auto"/>
-              <w:jc w:val="center"/>
-            </w:pPr>
             <w:r>
               <w:rPr>
                 <w:rFonts w:ascii="Times New Roman" w:hAnsi="Times New Roman" w:eastAsia="Times New Roman"/>
                 <w:b w:val="0"/>
                 <w:sz w:val="20"/>
               </w:rPr>
-              <w:t>238,077 → 228,359</w:t>
-            </w:r>
-          </w:p>
-        </w:tc>
-        <w:tc>
-          <w:tcPr>
-            <w:tcW w:type="dxa" w:w="1188"/>
-            <w:tcMar>
-              <w:top w:w="80" w:type="dxa"/>
-              <w:start w:w="100" w:type="dxa"/>
-              <w:bottom w:w="80" w:type="dxa"/>
-              <w:end w:w="100" w:type="dxa"/>
-            </w:tcMar>
-            <w:vAlign w:val="center"/>
-          </w:tcPr>
-          <w:p>
-            <w:pPr>
-              <w:keepNext w:val="0"/>
-              <w:spacing w:before="0" w:after="0" w:line="240" w:lineRule="auto"/>
-              <w:jc w:val="center"/>
-            </w:pPr>
-            <w:r>
-              <w:rPr>
-                <w:rFonts w:ascii="Times New Roman" w:hAnsi="Times New Roman" w:eastAsia="Times New Roman"/>
-                <w:b w:val="0"/>
-                <w:sz w:val="20"/>
-              </w:rPr>
-              <w:t>4.08%</w:t>
-            </w:r>
-          </w:p>
-        </w:tc>
-        <w:tc>
-          <w:tcPr>
-            <w:tcW w:type="dxa" w:w="1919"/>
-            <w:tcMar>
-              <w:top w:w="80" w:type="dxa"/>
-              <w:start w:w="100" w:type="dxa"/>
-              <w:bottom w:w="80" w:type="dxa"/>
-              <w:end w:w="100" w:type="dxa"/>
-            </w:tcMar>
-            <w:vAlign w:val="center"/>
-          </w:tcPr>
-          <w:p>
-            <w:pPr>
-              <w:keepNext w:val="0"/>
-              <w:spacing w:before="0" w:after="0" w:line="240" w:lineRule="auto"/>
-              <w:jc w:val="center"/>
-            </w:pPr>
-            <w:r>
-              <w:rPr>
-                <w:rFonts w:ascii="Times New Roman" w:hAnsi="Times New Roman" w:eastAsia="Times New Roman"/>
-                <w:b w:val="0"/>
-                <w:sz w:val="20"/>
-              </w:rPr>
-              <w:t>Reject; test not run</w:t>
+              <w:t>Reject</w:t>
             </w:r>
           </w:p>
         </w:tc>
@@ -2211,17 +2096,6 @@
       <w:pPr>
         <w:keepNext w:val="0"/>
         <w:spacing w:before="0" w:after="40" w:line="240" w:lineRule="auto"/>
-      </w:pPr>
-    </w:p>
-    <w:p>
-      <w:pPr>
-        <w:sectPr>
-          <w:type w:val="continuous"/>
-          <w:pgSz w:w="11906" w:h="16838"/>
-          <w:pgMar w:top="1077" w:right="1077" w:bottom="1077" w:left="1077" w:header="720" w:footer="720" w:gutter="0"/>
-          <w:cols w:space="340" w:num="1"/>
-          <w:docGrid w:linePitch="360"/>
-        </w:sectPr>
       </w:pPr>
     </w:p>
     <w:p>
@@ -2238,17 +2112,6 @@
         </w:rPr>
         <w:t>Table 3 supplies the uncertainty estimates used for these decisions. Accuracy changes and their intervals are in percentage points. Token-reduction intervals are percentages of baseline token use.</w:t>
       </w:r>
-    </w:p>
-    <w:p>
-      <w:pPr>
-        <w:sectPr>
-          <w:type w:val="continuous"/>
-          <w:pgSz w:w="11906" w:h="16838"/>
-          <w:pgMar w:top="1077" w:right="1077" w:bottom="1077" w:left="1077" w:header="720" w:footer="720" w:gutter="0"/>
-          <w:cols w:space="340" w:num="2"/>
-          <w:docGrid w:linePitch="360"/>
-        </w:sectPr>
-      </w:pPr>
     </w:p>
     <w:p>
       <w:pPr>
@@ -2266,7 +2129,7 @@
     </w:p>
     <w:tbl>
       <w:tblPr>
-        <w:tblW w:type="dxa" w:w="9751"/>
+        <w:tblW w:type="dxa" w:w="4705"/>
         <w:jc w:val="left"/>
         <w:tblLayout w:type="fixed"/>
         <w:tblLook w:firstColumn="1" w:firstRow="1" w:lastColumn="0" w:lastRow="0" w:noHBand="0" w:noVBand="1" w:val="04A0"/>
@@ -2281,10 +2144,8 @@
         </w:tblBorders>
       </w:tblPr>
       <w:tblGrid>
-        <w:gridCol w:w="2442"/>
-        <w:gridCol w:w="1653"/>
-        <w:gridCol w:w="2830"/>
-        <w:gridCol w:w="2826"/>
+        <w:gridCol w:w="1450"/>
+        <w:gridCol w:w="3255"/>
       </w:tblGrid>
       <w:tr>
         <w:trPr>
@@ -2293,7 +2154,7 @@
         </w:trPr>
         <w:tc>
           <w:tcPr>
-            <w:tcW w:type="dxa" w:w="2442"/>
+            <w:tcW w:type="dxa" w:w="1450"/>
             <w:tcMar>
               <w:top w:w="80" w:type="dxa"/>
               <w:start w:w="100" w:type="dxa"/>
@@ -2314,13 +2175,13 @@
                 <w:b/>
                 <w:sz w:val="20"/>
               </w:rPr>
-              <w:t>Dataset and stage</w:t>
+              <w:t>Dataset</w:t>
             </w:r>
           </w:p>
         </w:tc>
         <w:tc>
           <w:tcPr>
-            <w:tcW w:type="dxa" w:w="1653"/>
+            <w:tcW w:type="dxa" w:w="3255"/>
             <w:tcMar>
               <w:top w:w="80" w:type="dxa"/>
               <w:start w:w="100" w:type="dxa"/>
@@ -2342,63 +2203,7 @@
                 <w:b/>
                 <w:sz w:val="20"/>
               </w:rPr>
-              <w:t>Accuracy change</w:t>
-            </w:r>
-          </w:p>
-        </w:tc>
-        <w:tc>
-          <w:tcPr>
-            <w:tcW w:type="dxa" w:w="2830"/>
-            <w:tcMar>
-              <w:top w:w="80" w:type="dxa"/>
-              <w:start w:w="100" w:type="dxa"/>
-              <w:bottom w:w="80" w:type="dxa"/>
-              <w:end w:w="100" w:type="dxa"/>
-            </w:tcMar>
-            <w:shd w:fill="E8EEF3"/>
-            <w:vAlign w:val="center"/>
-          </w:tcPr>
-          <w:p>
-            <w:pPr>
-              <w:keepNext/>
-              <w:spacing w:before="0" w:after="0" w:line="240" w:lineRule="auto"/>
-              <w:jc w:val="center"/>
-            </w:pPr>
-            <w:r>
-              <w:rPr>
-                <w:rFonts w:ascii="Times New Roman" w:hAnsi="Times New Roman" w:eastAsia="Times New Roman"/>
-                <w:b/>
-                <w:sz w:val="20"/>
-              </w:rPr>
-              <w:t>Accuracy change 95% interval</w:t>
-            </w:r>
-          </w:p>
-        </w:tc>
-        <w:tc>
-          <w:tcPr>
-            <w:tcW w:type="dxa" w:w="2826"/>
-            <w:tcMar>
-              <w:top w:w="80" w:type="dxa"/>
-              <w:start w:w="100" w:type="dxa"/>
-              <w:bottom w:w="80" w:type="dxa"/>
-              <w:end w:w="100" w:type="dxa"/>
-            </w:tcMar>
-            <w:shd w:fill="E8EEF3"/>
-            <w:vAlign w:val="center"/>
-          </w:tcPr>
-          <w:p>
-            <w:pPr>
-              <w:keepNext/>
-              <w:spacing w:before="0" w:after="0" w:line="240" w:lineRule="auto"/>
-              <w:jc w:val="center"/>
-            </w:pPr>
-            <w:r>
-              <w:rPr>
-                <w:rFonts w:ascii="Times New Roman" w:hAnsi="Times New Roman" w:eastAsia="Times New Roman"/>
-                <w:b/>
-                <w:sz w:val="20"/>
-              </w:rPr>
-              <w:t>Token reduction 95% interval</w:t>
+              <w:t>Observed change and paired 95% interval</w:t>
             </w:r>
           </w:p>
         </w:tc>
@@ -2409,7 +2214,7 @@
         </w:trPr>
         <w:tc>
           <w:tcPr>
-            <w:tcW w:type="dxa" w:w="2442"/>
+            <w:tcW w:type="dxa" w:w="1450"/>
             <w:tcMar>
               <w:top w:w="80" w:type="dxa"/>
               <w:start w:w="100" w:type="dxa"/>
@@ -2435,93 +2240,7 @@
         </w:tc>
         <w:tc>
           <w:tcPr>
-            <w:tcW w:type="dxa" w:w="1653"/>
-            <w:tcMar>
-              <w:top w:w="80" w:type="dxa"/>
-              <w:start w:w="100" w:type="dxa"/>
-              <w:bottom w:w="80" w:type="dxa"/>
-              <w:end w:w="100" w:type="dxa"/>
-            </w:tcMar>
-            <w:vAlign w:val="center"/>
-          </w:tcPr>
-          <w:p>
-            <w:pPr>
-              <w:keepNext/>
-              <w:spacing w:before="0" w:after="0" w:line="240" w:lineRule="auto"/>
-              <w:jc w:val="center"/>
-            </w:pPr>
-            <w:r>
-              <w:rPr>
-                <w:rFonts w:ascii="Times New Roman" w:hAnsi="Times New Roman" w:eastAsia="Times New Roman"/>
-                <w:b w:val="0"/>
-                <w:sz w:val="20"/>
-              </w:rPr>
-              <w:t>−0.8 points</w:t>
-            </w:r>
-          </w:p>
-        </w:tc>
-        <w:tc>
-          <w:tcPr>
-            <w:tcW w:type="dxa" w:w="2830"/>
-            <w:tcMar>
-              <w:top w:w="80" w:type="dxa"/>
-              <w:start w:w="100" w:type="dxa"/>
-              <w:bottom w:w="80" w:type="dxa"/>
-              <w:end w:w="100" w:type="dxa"/>
-            </w:tcMar>
-            <w:vAlign w:val="center"/>
-          </w:tcPr>
-          <w:p>
-            <w:pPr>
-              <w:keepNext/>
-              <w:spacing w:before="0" w:after="0" w:line="240" w:lineRule="auto"/>
-              <w:jc w:val="center"/>
-            </w:pPr>
-            <w:r>
-              <w:rPr>
-                <w:rFonts w:ascii="Times New Roman" w:hAnsi="Times New Roman" w:eastAsia="Times New Roman"/>
-                <w:b w:val="0"/>
-                <w:sz w:val="20"/>
-              </w:rPr>
-              <w:t>−1.6 to 0.0 points</w:t>
-            </w:r>
-          </w:p>
-        </w:tc>
-        <w:tc>
-          <w:tcPr>
-            <w:tcW w:type="dxa" w:w="2826"/>
-            <w:tcMar>
-              <w:top w:w="80" w:type="dxa"/>
-              <w:start w:w="100" w:type="dxa"/>
-              <w:bottom w:w="80" w:type="dxa"/>
-              <w:end w:w="100" w:type="dxa"/>
-            </w:tcMar>
-            <w:vAlign w:val="center"/>
-          </w:tcPr>
-          <w:p>
-            <w:pPr>
-              <w:keepNext/>
-              <w:spacing w:before="0" w:after="0" w:line="240" w:lineRule="auto"/>
-              <w:jc w:val="center"/>
-            </w:pPr>
-            <w:r>
-              <w:rPr>
-                <w:rFonts w:ascii="Times New Roman" w:hAnsi="Times New Roman" w:eastAsia="Times New Roman"/>
-                <w:b w:val="0"/>
-                <w:sz w:val="20"/>
-              </w:rPr>
-              <w:t>37.00% to 43.08%</w:t>
-            </w:r>
-          </w:p>
-        </w:tc>
-      </w:tr>
-      <w:tr>
-        <w:trPr>
-          <w:cantSplit w:val="true"/>
-        </w:trPr>
-        <w:tc>
-          <w:tcPr>
-            <w:tcW w:type="dxa" w:w="2442"/>
+            <w:tcW w:type="dxa" w:w="3255"/>
             <w:tcMar>
               <w:top w:w="80" w:type="dxa"/>
               <w:start w:w="100" w:type="dxa"/>
@@ -2541,13 +2260,18 @@
                 <w:b w:val="0"/>
                 <w:sz w:val="20"/>
               </w:rPr>
-              <w:t>CFPB validation</w:t>
+              <w:t>Accuracy: −0.8 points (−1.6 to 0.0); token reduction: 40.02% (37.00% to 43.08%)</w:t>
             </w:r>
           </w:p>
         </w:tc>
+      </w:tr>
+      <w:tr>
+        <w:trPr>
+          <w:cantSplit w:val="true"/>
+        </w:trPr>
         <w:tc>
           <w:tcPr>
-            <w:tcW w:type="dxa" w:w="1653"/>
+            <w:tcW w:type="dxa" w:w="1450"/>
             <w:tcMar>
               <w:top w:w="80" w:type="dxa"/>
               <w:start w:w="100" w:type="dxa"/>
@@ -2560,7 +2284,6 @@
             <w:pPr>
               <w:keepNext/>
               <w:spacing w:before="0" w:after="0" w:line="240" w:lineRule="auto"/>
-              <w:jc w:val="center"/>
             </w:pPr>
             <w:r>
               <w:rPr>
@@ -2568,13 +2291,13 @@
                 <w:b w:val="0"/>
                 <w:sz w:val="20"/>
               </w:rPr>
-              <w:t>−7.0 points</w:t>
+              <w:t>CFPB</w:t>
             </w:r>
           </w:p>
         </w:tc>
         <w:tc>
           <w:tcPr>
-            <w:tcW w:type="dxa" w:w="2830"/>
+            <w:tcW w:type="dxa" w:w="3255"/>
             <w:tcMar>
               <w:top w:w="80" w:type="dxa"/>
               <w:start w:w="100" w:type="dxa"/>
@@ -2587,7 +2310,6 @@
             <w:pPr>
               <w:keepNext/>
               <w:spacing w:before="0" w:after="0" w:line="240" w:lineRule="auto"/>
-              <w:jc w:val="center"/>
             </w:pPr>
             <w:r>
               <w:rPr>
@@ -2595,34 +2317,7 @@
                 <w:b w:val="0"/>
                 <w:sz w:val="20"/>
               </w:rPr>
-              <w:t>−13.0 to −2.0 points</w:t>
-            </w:r>
-          </w:p>
-        </w:tc>
-        <w:tc>
-          <w:tcPr>
-            <w:tcW w:type="dxa" w:w="2826"/>
-            <w:tcMar>
-              <w:top w:w="80" w:type="dxa"/>
-              <w:start w:w="100" w:type="dxa"/>
-              <w:bottom w:w="80" w:type="dxa"/>
-              <w:end w:w="100" w:type="dxa"/>
-            </w:tcMar>
-            <w:vAlign w:val="center"/>
-          </w:tcPr>
-          <w:p>
-            <w:pPr>
-              <w:keepNext/>
-              <w:spacing w:before="0" w:after="0" w:line="240" w:lineRule="auto"/>
-              <w:jc w:val="center"/>
-            </w:pPr>
-            <w:r>
-              <w:rPr>
-                <w:rFonts w:ascii="Times New Roman" w:hAnsi="Times New Roman" w:eastAsia="Times New Roman"/>
-                <w:b w:val="0"/>
-                <w:sz w:val="20"/>
-              </w:rPr>
-              <w:t>31.30% to 53.14%</w:t>
+              <w:t>Accuracy: −7.0 points (−13.0 to −2.0); token reduction: 41.75% (31.30% to 53.14%)</w:t>
             </w:r>
           </w:p>
         </w:tc>
@@ -2633,7 +2328,7 @@
         </w:trPr>
         <w:tc>
           <w:tcPr>
-            <w:tcW w:type="dxa" w:w="2442"/>
+            <w:tcW w:type="dxa" w:w="1450"/>
             <w:tcMar>
               <w:top w:w="80" w:type="dxa"/>
               <w:start w:w="100" w:type="dxa"/>
@@ -2653,13 +2348,13 @@
                 <w:b w:val="0"/>
                 <w:sz w:val="20"/>
               </w:rPr>
-              <w:t>SpamAssassin validation</w:t>
+              <w:t>SpamAssassin</w:t>
             </w:r>
           </w:p>
         </w:tc>
         <w:tc>
           <w:tcPr>
-            <w:tcW w:type="dxa" w:w="1653"/>
+            <w:tcW w:type="dxa" w:w="3255"/>
             <w:tcMar>
               <w:top w:w="80" w:type="dxa"/>
               <w:start w:w="100" w:type="dxa"/>
@@ -2672,7 +2367,6 @@
             <w:pPr>
               <w:keepNext w:val="0"/>
               <w:spacing w:before="0" w:after="0" w:line="240" w:lineRule="auto"/>
-              <w:jc w:val="center"/>
             </w:pPr>
             <w:r>
               <w:rPr>
@@ -2680,61 +2374,7 @@
                 <w:b w:val="0"/>
                 <w:sz w:val="20"/>
               </w:rPr>
-              <w:t>−4.0 points</w:t>
-            </w:r>
-          </w:p>
-        </w:tc>
-        <w:tc>
-          <w:tcPr>
-            <w:tcW w:type="dxa" w:w="2830"/>
-            <w:tcMar>
-              <w:top w:w="80" w:type="dxa"/>
-              <w:start w:w="100" w:type="dxa"/>
-              <w:bottom w:w="80" w:type="dxa"/>
-              <w:end w:w="100" w:type="dxa"/>
-            </w:tcMar>
-            <w:vAlign w:val="center"/>
-          </w:tcPr>
-          <w:p>
-            <w:pPr>
-              <w:keepNext w:val="0"/>
-              <w:spacing w:before="0" w:after="0" w:line="240" w:lineRule="auto"/>
-              <w:jc w:val="center"/>
-            </w:pPr>
-            <w:r>
-              <w:rPr>
-                <w:rFonts w:ascii="Times New Roman" w:hAnsi="Times New Roman" w:eastAsia="Times New Roman"/>
-                <w:b w:val="0"/>
-                <w:sz w:val="20"/>
-              </w:rPr>
-              <w:t>−9.0 to +1.0 points</w:t>
-            </w:r>
-          </w:p>
-        </w:tc>
-        <w:tc>
-          <w:tcPr>
-            <w:tcW w:type="dxa" w:w="2826"/>
-            <w:tcMar>
-              <w:top w:w="80" w:type="dxa"/>
-              <w:start w:w="100" w:type="dxa"/>
-              <w:bottom w:w="80" w:type="dxa"/>
-              <w:end w:w="100" w:type="dxa"/>
-            </w:tcMar>
-            <w:vAlign w:val="center"/>
-          </w:tcPr>
-          <w:p>
-            <w:pPr>
-              <w:keepNext w:val="0"/>
-              <w:spacing w:before="0" w:after="0" w:line="240" w:lineRule="auto"/>
-              <w:jc w:val="center"/>
-            </w:pPr>
-            <w:r>
-              <w:rPr>
-                <w:rFonts w:ascii="Times New Roman" w:hAnsi="Times New Roman" w:eastAsia="Times New Roman"/>
-                <w:b w:val="0"/>
-                <w:sz w:val="20"/>
-              </w:rPr>
-              <w:t>1.02% to 8.50%</w:t>
+              <w:t>Accuracy: −4.0 points (−9.0 to +1.0); token reduction: 4.08% (1.02% to 8.50%)</w:t>
             </w:r>
           </w:p>
         </w:tc>
@@ -2744,17 +2384,6 @@
       <w:pPr>
         <w:keepNext w:val="0"/>
         <w:spacing w:before="0" w:after="40" w:line="240" w:lineRule="auto"/>
-      </w:pPr>
-    </w:p>
-    <w:p>
-      <w:pPr>
-        <w:sectPr>
-          <w:type w:val="continuous"/>
-          <w:pgSz w:w="11906" w:h="16838"/>
-          <w:pgMar w:top="1077" w:right="1077" w:bottom="1077" w:left="1077" w:header="720" w:footer="720" w:gutter="0"/>
-          <w:cols w:space="340" w:num="1"/>
-          <w:docGrid w:linePitch="360"/>
-        </w:sectPr>
       </w:pPr>
     </w:p>
     <w:p>
@@ -2797,7 +2426,7 @@
           <w:rFonts w:ascii="Times New Roman" w:hAnsi="Times New Roman" w:eastAsia="Times New Roman"/>
           <w:sz w:val="20"/>
         </w:rPr>
-        <w:t>The hybrid handled 411 clauses through the script and sent the remaining 589 to the model. It therefore removed 41.1% of model calls and reduced tokens from 376,088 to 225,573, a 40.02% decrease. Of the 411 script-routed clauses, 395 were classified correctly, giving measured routing accuracy of 96.11%. This illustrates why the script's fixed 0.99 marker should not be read as measured precision.</w:t>
+        <w:t>The hybrid handled 411 clauses through the Python classification script and sent the remaining 589 to the model. It therefore removed 41.1% of model calls and reduced tokens from 376,088 to 225,573, a 40.02% decrease. The Python script classified 395 of its 411 clauses correctly, giving measured accuracy of 96.11% on those cases. Although the script attaches a fixed confidence value of 0.99 to each match, that number is written into the code. It does not mean that 99% of its answers are correct.</w:t>
       </w:r>
     </w:p>
     <w:p>
@@ -2845,6 +2474,21 @@
     </w:p>
     <w:p>
       <w:pPr>
+        <w:keepNext w:val="0"/>
+        <w:spacing w:before="0" w:after="80" w:line="240" w:lineRule="auto"/>
+        <w:ind w:firstLine="288"/>
+        <w:jc w:val="both"/>
+      </w:pPr>
+      <w:r>
+        <w:rPr>
+          <w:rFonts w:ascii="Times New Roman" w:hAnsi="Times New Roman" w:eastAsia="Times New Roman"/>
+          <w:sz w:val="20"/>
+        </w:rPr>
+        <w:t>Further development of the complaint SOP and its Python rules might improve the result. Additional tailoring is outside this comparison, so these results do not test that possibility. We evaluate the saved packages under common requirements to keep the assessment consistent across tasks. This does not establish equal development effort or the best achievable accuracy for each task.</w:t>
+      </w:r>
+    </w:p>
+    <w:p>
+      <w:pPr>
         <w:pStyle w:val="Heading2"/>
       </w:pPr>
       <w:r>
@@ -2868,7 +2512,22 @@
           <w:rFonts w:ascii="Times New Roman" w:hAnsi="Times New Roman" w:eastAsia="Times New Roman"/>
           <w:sz w:val="20"/>
         </w:rPr>
-        <w:t>SpamAssassin's hybrid reduced model calls from 100 to 97. Accuracy fell from 90% to 86%, and token use fell only 4.08%. It failed both the allowed-loss criterion and the 5% token-reduction target, so the reserved test was not evaluated. The three script-routed emails were classified correctly by both variants; the observed accuracy decrease occurred among cases sent to the model. This makes the fallback wording relevant even when the executable rules themselves make no errors on the routed cases.</w:t>
+        <w:t>SpamAssassin's hybrid reduced model calls from 100 to 97. Accuracy fell from 90% to 86%, and token use fell only 4.08%. It failed both the allowed-loss criterion and the 5% token-reduction target, so the reserved test was not evaluated. The three emails handled by the Python classification script were classified correctly by both variants; the observed accuracy decrease occurred among cases sent to the model. This makes the fallback wording relevant even when the Python rules themselves make no errors on the cases they handle.</w:t>
+      </w:r>
+    </w:p>
+    <w:p>
+      <w:pPr>
+        <w:keepNext w:val="0"/>
+        <w:spacing w:before="0" w:after="80" w:line="240" w:lineRule="auto"/>
+        <w:ind w:firstLine="288"/>
+        <w:jc w:val="both"/>
+      </w:pPr>
+      <w:r>
+        <w:rPr>
+          <w:rFonts w:ascii="Times New Roman" w:hAnsi="Times New Roman" w:eastAsia="Times New Roman"/>
+          <w:sz w:val="20"/>
+        </w:rPr>
+        <w:t>More suitable email rules or a revised English SOP might improve both accuracy and model use. As with CFPB, additional tailoring falls outside this comparison and would need separate development and evaluation. The PLaND skills remain task-agnostic; the SOP and classification rules are the parts tailored to the task. We retained the same evaluation requirements rather than tuning a rejected package against its evaluation answers.</w:t>
       </w:r>
     </w:p>
     <w:p>
@@ -3099,6 +2758,21 @@
           <w:sz w:val="20"/>
         </w:rPr>
         <w:t>A third direction is to study maintenance over time. Input distributions can change, making a previously acceptable rule unreliable. A longitudinal evaluation could test monitoring, rollback, and returning affected inputs to the model. These mechanisms are proposed future work, not features validated by the present experiments.</w:t>
+      </w:r>
+    </w:p>
+    <w:p>
+      <w:pPr>
+        <w:keepNext w:val="0"/>
+        <w:spacing w:before="0" w:after="80" w:line="240" w:lineRule="auto"/>
+        <w:ind w:firstLine="288"/>
+        <w:jc w:val="both"/>
+      </w:pPr>
+      <w:r>
+        <w:rPr>
+          <w:rFonts w:ascii="Times New Roman" w:hAnsi="Times New Roman" w:eastAsia="Times New Roman"/>
+          <w:sz w:val="20"/>
+        </w:rPr>
+        <w:t>Runtime evidence could also guide automatic construction of a more deterministic workflow. Production logs may reveal recurring input patterns, repeated tool sequences, failures, and expensive model calls. A future system could use those records to propose a graph in which stable paths execute as code and ambiguous cases retain model reasoning, as illustrated in Figure 1. Such proposals would still need evaluation on separate examples before deployment. Whether an agent can reliably generate and maintain this complete workflow remains an open question.</w:t>
       </w:r>
     </w:p>
     <w:p>
@@ -3215,35 +2889,7 @@
           <w:rFonts w:ascii="Times New Roman" w:hAnsi="Times New Roman" w:eastAsia="Times New Roman"/>
           <w:sz w:val="20"/>
         </w:rPr>
-        <w:t xml:space="preserve"> contains the methodology skills, task runners, saved SOPs, and evaluation records [12]. The reported comparisons use LEDGAR's </w:t>
-      </w:r>
-      <w:r>
-        <w:rPr>
-          <w:rFonts w:ascii="Courier New" w:hAnsi="Courier New" w:eastAsia="Times New Roman"/>
-          <w:sz w:val="20"/>
-        </w:rPr>
-        <w:t>confirmatory-test</w:t>
-      </w:r>
-      <w:r>
-        <w:rPr>
-          <w:rFonts w:ascii="Times New Roman" w:hAnsi="Times New Roman" w:eastAsia="Times New Roman"/>
-          <w:sz w:val="20"/>
-        </w:rPr>
-        <w:t xml:space="preserve"> files and the </w:t>
-      </w:r>
-      <w:r>
-        <w:rPr>
-          <w:rFonts w:ascii="Courier New" w:hAnsi="Courier New" w:eastAsia="Times New Roman"/>
-          <w:sz w:val="20"/>
-        </w:rPr>
-        <w:t>confirmatory-validation</w:t>
-      </w:r>
-      <w:r>
-        <w:rPr>
-          <w:rFonts w:ascii="Times New Roman" w:hAnsi="Times New Roman" w:eastAsia="Times New Roman"/>
-          <w:sz w:val="20"/>
-        </w:rPr>
-        <w:t xml:space="preserve"> files for CFPB and SpamAssassin in the </w:t>
+        <w:t xml:space="preserve"> provides the two methodology skills, shared classification runner and scorer, saved SOPs, and evaluation records [12]. The </w:t>
       </w:r>
       <w:hyperlink r:id="rId14">
         <w:r>
@@ -3297,7 +2943,35 @@
           <w:rFonts w:ascii="Times New Roman" w:hAnsi="Times New Roman" w:eastAsia="Times New Roman"/>
           <w:sz w:val="20"/>
         </w:rPr>
-        <w:t xml:space="preserve"> folders. Their </w:t>
+        <w:t xml:space="preserve"> links identify a fixed evidence snapshot. Table 2 uses the files with prefix </w:t>
+      </w:r>
+      <w:r>
+        <w:rPr>
+          <w:rFonts w:ascii="Courier New" w:hAnsi="Courier New" w:eastAsia="Times New Roman"/>
+          <w:sz w:val="20"/>
+        </w:rPr>
+        <w:t>confirmatory-test</w:t>
+      </w:r>
+      <w:r>
+        <w:rPr>
+          <w:rFonts w:ascii="Times New Roman" w:hAnsi="Times New Roman" w:eastAsia="Times New Roman"/>
+          <w:sz w:val="20"/>
+        </w:rPr>
+        <w:t xml:space="preserve"> for LEDGAR and </w:t>
+      </w:r>
+      <w:r>
+        <w:rPr>
+          <w:rFonts w:ascii="Courier New" w:hAnsi="Courier New" w:eastAsia="Times New Roman"/>
+          <w:sz w:val="20"/>
+        </w:rPr>
+        <w:t>confirmatory-validation</w:t>
+      </w:r>
+      <w:r>
+        <w:rPr>
+          <w:rFonts w:ascii="Times New Roman" w:hAnsi="Times New Roman" w:eastAsia="Times New Roman"/>
+          <w:sz w:val="20"/>
+        </w:rPr>
+        <w:t xml:space="preserve"> for CFPB and SpamAssassin. Each experiment's </w:t>
       </w:r>
       <w:r>
         <w:rPr>
@@ -3311,7 +2985,7 @@
           <w:rFonts w:ascii="Times New Roman" w:hAnsi="Times New Roman" w:eastAsia="Times New Roman"/>
           <w:sz w:val="20"/>
         </w:rPr>
-        <w:t xml:space="preserve"> subfolders contain the repeated runs. Dataset selection manifests reside alongside each experiment. These links pin the evidence snapshot rather than a moving branch.</w:t>
+        <w:t xml:space="preserve"> folder contains the three paired runs in Appendix A. Appendix C identifies the dataset manifests and Appendix D links to the skill instructions.</w:t>
       </w:r>
     </w:p>
     <w:p>
@@ -3326,7 +3000,7 @@
           <w:rFonts w:ascii="Times New Roman" w:hAnsi="Times New Roman" w:eastAsia="Times New Roman"/>
           <w:sz w:val="20"/>
         </w:rPr>
-        <w:t>The repository retains outputs, comparisons, source identifiers, and hashes. Raw datasets are subject to their source terms. The CFPB inputs were prepared from a saved local API snapshot that is not redistributed in the repository. Consequently, the saved outputs can be audited, but an exact rerun requires that same snapshot; a fresh download from the live database is not an identical replacement. The paper's three-dataset scope does not remove other historical experiment records from the archive.</w:t>
+        <w:t>Saved run records include case identifiers, expected and predicted labels, correctness, the path used, model calls, tokens, timing, and file fingerprints. These records support auditing the comparisons; they are not a complete record of autonomous candidate discovery. Raw datasets are subject to their source terms and are not included in the repository. Exact regeneration requires the recorded input files and model version. In particular, the CFPB inputs came from a saved local API snapshot that is not redistributed. A fresh download from the live database would constitute a different input snapshot. Repository verification checks saved files and code tests; it does not rerun model inference. Appendix B gives the verification command and the separate requirements for rerunning an experiment.</w:t>
       </w:r>
     </w:p>
     <w:p>
@@ -3356,17 +3030,6 @@
         </w:rPr>
         <w:t>The repeatability check introduced in Section 3.4 ran each fixed baseline and hybrid three times on the same prepared cases. Table 4 reports the results separately because the runtime configuration changed. These are repeated measurements of existing evaluation sets, not additional independent test samples.</w:t>
       </w:r>
-    </w:p>
-    <w:p>
-      <w:pPr>
-        <w:sectPr>
-          <w:type w:val="continuous"/>
-          <w:pgSz w:w="11906" w:h="16838"/>
-          <w:pgMar w:top="1077" w:right="1077" w:bottom="1077" w:left="1077" w:header="720" w:footer="720" w:gutter="0"/>
-          <w:cols w:space="340" w:num="2"/>
-          <w:docGrid w:linePitch="360"/>
-        </w:sectPr>
-      </w:pPr>
     </w:p>
     <w:p>
       <w:pPr>
@@ -3384,7 +3047,7 @@
     </w:p>
     <w:tbl>
       <w:tblPr>
-        <w:tblW w:type="dxa" w:w="9751"/>
+        <w:tblW w:type="dxa" w:w="4705"/>
         <w:jc w:val="left"/>
         <w:tblLayout w:type="fixed"/>
         <w:tblLook w:firstColumn="1" w:firstRow="1" w:lastColumn="0" w:lastRow="0" w:noHBand="0" w:noVBand="1" w:val="04A0"/>
@@ -3399,11 +3062,8 @@
         </w:tblBorders>
       </w:tblPr>
       <w:tblGrid>
-        <w:gridCol w:w="2442"/>
-        <w:gridCol w:w="1480"/>
-        <w:gridCol w:w="2722"/>
-        <w:gridCol w:w="1188"/>
-        <w:gridCol w:w="1919"/>
+        <w:gridCol w:w="1450"/>
+        <w:gridCol w:w="3255"/>
       </w:tblGrid>
       <w:tr>
         <w:trPr>
@@ -3412,7 +3072,7 @@
         </w:trPr>
         <w:tc>
           <w:tcPr>
-            <w:tcW w:type="dxa" w:w="2442"/>
+            <w:tcW w:type="dxa" w:w="1450"/>
             <w:tcMar>
               <w:top w:w="80" w:type="dxa"/>
               <w:start w:w="100" w:type="dxa"/>
@@ -3433,13 +3093,13 @@
                 <w:b/>
                 <w:sz w:val="20"/>
               </w:rPr>
-              <w:t>Dataset and reused split</w:t>
+              <w:t>Dataset</w:t>
             </w:r>
           </w:p>
         </w:tc>
         <w:tc>
           <w:tcPr>
-            <w:tcW w:type="dxa" w:w="1480"/>
+            <w:tcW w:type="dxa" w:w="3255"/>
             <w:tcMar>
               <w:top w:w="80" w:type="dxa"/>
               <w:start w:w="100" w:type="dxa"/>
@@ -3461,91 +3121,7 @@
                 <w:b/>
                 <w:sz w:val="20"/>
               </w:rPr>
-              <w:t>Accuracy in every run</w:t>
-            </w:r>
-          </w:p>
-        </w:tc>
-        <w:tc>
-          <w:tcPr>
-            <w:tcW w:type="dxa" w:w="2722"/>
-            <w:tcMar>
-              <w:top w:w="80" w:type="dxa"/>
-              <w:start w:w="100" w:type="dxa"/>
-              <w:bottom w:w="80" w:type="dxa"/>
-              <w:end w:w="100" w:type="dxa"/>
-            </w:tcMar>
-            <w:shd w:fill="E8EEF3"/>
-            <w:vAlign w:val="center"/>
-          </w:tcPr>
-          <w:p>
-            <w:pPr>
-              <w:keepNext/>
-              <w:spacing w:before="0" w:after="0" w:line="240" w:lineRule="auto"/>
-              <w:jc w:val="center"/>
-            </w:pPr>
-            <w:r>
-              <w:rPr>
-                <w:rFonts w:ascii="Times New Roman" w:hAnsi="Times New Roman" w:eastAsia="Times New Roman"/>
-                <w:b/>
-                <w:sz w:val="20"/>
-              </w:rPr>
-              <w:t>Mean total model tokens</w:t>
-            </w:r>
-          </w:p>
-        </w:tc>
-        <w:tc>
-          <w:tcPr>
-            <w:tcW w:type="dxa" w:w="1188"/>
-            <w:tcMar>
-              <w:top w:w="80" w:type="dxa"/>
-              <w:start w:w="100" w:type="dxa"/>
-              <w:bottom w:w="80" w:type="dxa"/>
-              <w:end w:w="100" w:type="dxa"/>
-            </w:tcMar>
-            <w:shd w:fill="E8EEF3"/>
-            <w:vAlign w:val="center"/>
-          </w:tcPr>
-          <w:p>
-            <w:pPr>
-              <w:keepNext/>
-              <w:spacing w:before="0" w:after="0" w:line="240" w:lineRule="auto"/>
-              <w:jc w:val="center"/>
-            </w:pPr>
-            <w:r>
-              <w:rPr>
-                <w:rFonts w:ascii="Times New Roman" w:hAnsi="Times New Roman" w:eastAsia="Times New Roman"/>
-                <w:b/>
-                <w:sz w:val="20"/>
-              </w:rPr>
-              <w:t>Mean token reduction</w:t>
-            </w:r>
-          </w:p>
-        </w:tc>
-        <w:tc>
-          <w:tcPr>
-            <w:tcW w:type="dxa" w:w="1919"/>
-            <w:tcMar>
-              <w:top w:w="80" w:type="dxa"/>
-              <w:start w:w="100" w:type="dxa"/>
-              <w:bottom w:w="80" w:type="dxa"/>
-              <w:end w:w="100" w:type="dxa"/>
-            </w:tcMar>
-            <w:shd w:fill="E8EEF3"/>
-            <w:vAlign w:val="center"/>
-          </w:tcPr>
-          <w:p>
-            <w:pPr>
-              <w:keepNext/>
-              <w:spacing w:before="0" w:after="0" w:line="240" w:lineRule="auto"/>
-              <w:jc w:val="center"/>
-            </w:pPr>
-            <w:r>
-              <w:rPr>
-                <w:rFonts w:ascii="Times New Roman" w:hAnsi="Times New Roman" w:eastAsia="Times New Roman"/>
-                <w:b/>
-                <w:sz w:val="20"/>
-              </w:rPr>
-              <w:t>Decision in all three runs</w:t>
+              <w:t>Result in all three runs</w:t>
             </w:r>
           </w:p>
         </w:tc>
@@ -3556,7 +3132,7 @@
         </w:trPr>
         <w:tc>
           <w:tcPr>
-            <w:tcW w:type="dxa" w:w="2442"/>
+            <w:tcW w:type="dxa" w:w="1450"/>
             <w:tcMar>
               <w:top w:w="80" w:type="dxa"/>
               <w:start w:w="100" w:type="dxa"/>
@@ -3582,120 +3158,7 @@
         </w:tc>
         <w:tc>
           <w:tcPr>
-            <w:tcW w:type="dxa" w:w="1480"/>
-            <w:tcMar>
-              <w:top w:w="80" w:type="dxa"/>
-              <w:start w:w="100" w:type="dxa"/>
-              <w:bottom w:w="80" w:type="dxa"/>
-              <w:end w:w="100" w:type="dxa"/>
-            </w:tcMar>
-            <w:vAlign w:val="center"/>
-          </w:tcPr>
-          <w:p>
-            <w:pPr>
-              <w:keepNext/>
-              <w:spacing w:before="0" w:after="0" w:line="240" w:lineRule="auto"/>
-              <w:jc w:val="center"/>
-            </w:pPr>
-            <w:r>
-              <w:rPr>
-                <w:rFonts w:ascii="Times New Roman" w:hAnsi="Times New Roman" w:eastAsia="Times New Roman"/>
-                <w:b w:val="0"/>
-                <w:sz w:val="20"/>
-              </w:rPr>
-              <w:t>93.7% → 92.9%</w:t>
-            </w:r>
-          </w:p>
-        </w:tc>
-        <w:tc>
-          <w:tcPr>
-            <w:tcW w:type="dxa" w:w="2722"/>
-            <w:tcMar>
-              <w:top w:w="80" w:type="dxa"/>
-              <w:start w:w="100" w:type="dxa"/>
-              <w:bottom w:w="80" w:type="dxa"/>
-              <w:end w:w="100" w:type="dxa"/>
-            </w:tcMar>
-            <w:vAlign w:val="center"/>
-          </w:tcPr>
-          <w:p>
-            <w:pPr>
-              <w:keepNext/>
-              <w:spacing w:before="0" w:after="0" w:line="240" w:lineRule="auto"/>
-              <w:jc w:val="center"/>
-            </w:pPr>
-            <w:r>
-              <w:rPr>
-                <w:rFonts w:ascii="Times New Roman" w:hAnsi="Times New Roman" w:eastAsia="Times New Roman"/>
-                <w:b w:val="0"/>
-                <w:sz w:val="20"/>
-              </w:rPr>
-              <w:t>376,090 → 225,575.33</w:t>
-            </w:r>
-          </w:p>
-        </w:tc>
-        <w:tc>
-          <w:tcPr>
-            <w:tcW w:type="dxa" w:w="1188"/>
-            <w:tcMar>
-              <w:top w:w="80" w:type="dxa"/>
-              <w:start w:w="100" w:type="dxa"/>
-              <w:bottom w:w="80" w:type="dxa"/>
-              <w:end w:w="100" w:type="dxa"/>
-            </w:tcMar>
-            <w:vAlign w:val="center"/>
-          </w:tcPr>
-          <w:p>
-            <w:pPr>
-              <w:keepNext/>
-              <w:spacing w:before="0" w:after="0" w:line="240" w:lineRule="auto"/>
-              <w:jc w:val="center"/>
-            </w:pPr>
-            <w:r>
-              <w:rPr>
-                <w:rFonts w:ascii="Times New Roman" w:hAnsi="Times New Roman" w:eastAsia="Times New Roman"/>
-                <w:b w:val="0"/>
-                <w:sz w:val="20"/>
-              </w:rPr>
-              <w:t>40.02%</w:t>
-            </w:r>
-          </w:p>
-        </w:tc>
-        <w:tc>
-          <w:tcPr>
-            <w:tcW w:type="dxa" w:w="1919"/>
-            <w:tcMar>
-              <w:top w:w="80" w:type="dxa"/>
-              <w:start w:w="100" w:type="dxa"/>
-              <w:bottom w:w="80" w:type="dxa"/>
-              <w:end w:w="100" w:type="dxa"/>
-            </w:tcMar>
-            <w:vAlign w:val="center"/>
-          </w:tcPr>
-          <w:p>
-            <w:pPr>
-              <w:keepNext/>
-              <w:spacing w:before="0" w:after="0" w:line="240" w:lineRule="auto"/>
-              <w:jc w:val="center"/>
-            </w:pPr>
-            <w:r>
-              <w:rPr>
-                <w:rFonts w:ascii="Times New Roman" w:hAnsi="Times New Roman" w:eastAsia="Times New Roman"/>
-                <w:b w:val="0"/>
-                <w:sz w:val="20"/>
-              </w:rPr>
-              <w:t>Pass</w:t>
-            </w:r>
-          </w:p>
-        </w:tc>
-      </w:tr>
-      <w:tr>
-        <w:trPr>
-          <w:cantSplit w:val="true"/>
-        </w:trPr>
-        <w:tc>
-          <w:tcPr>
-            <w:tcW w:type="dxa" w:w="2442"/>
+            <w:tcW w:type="dxa" w:w="3255"/>
             <w:tcMar>
               <w:top w:w="80" w:type="dxa"/>
               <w:start w:w="100" w:type="dxa"/>
@@ -3715,13 +3178,26 @@
                 <w:b w:val="0"/>
                 <w:sz w:val="20"/>
               </w:rPr>
-              <w:t>CFPB validation, 100 cases</w:t>
+              <w:t xml:space="preserve">Accuracy: 93.7% → 92.9%; mean tokens: 376,090 → 225,575.33 (40.02% reduction); </w:t>
+            </w:r>
+            <w:r>
+              <w:rPr>
+                <w:rFonts w:ascii="Times New Roman" w:hAnsi="Times New Roman" w:eastAsia="Times New Roman"/>
+                <w:b w:val="0"/>
+                <w:sz w:val="20"/>
+              </w:rPr>
+              <w:t>Pass</w:t>
             </w:r>
           </w:p>
         </w:tc>
+      </w:tr>
+      <w:tr>
+        <w:trPr>
+          <w:cantSplit w:val="true"/>
+        </w:trPr>
         <w:tc>
           <w:tcPr>
-            <w:tcW w:type="dxa" w:w="1480"/>
+            <w:tcW w:type="dxa" w:w="1450"/>
             <w:tcMar>
               <w:top w:w="80" w:type="dxa"/>
               <w:start w:w="100" w:type="dxa"/>
@@ -3734,7 +3210,6 @@
             <w:pPr>
               <w:keepNext/>
               <w:spacing w:before="0" w:after="0" w:line="240" w:lineRule="auto"/>
-              <w:jc w:val="center"/>
             </w:pPr>
             <w:r>
               <w:rPr>
@@ -3742,13 +3217,13 @@
                 <w:b w:val="0"/>
                 <w:sz w:val="20"/>
               </w:rPr>
-              <w:t>78.0% → 71.0%</w:t>
+              <w:t>CFPB, 100 cases</w:t>
             </w:r>
           </w:p>
         </w:tc>
         <w:tc>
           <w:tcPr>
-            <w:tcW w:type="dxa" w:w="2722"/>
+            <w:tcW w:type="dxa" w:w="3255"/>
             <w:tcMar>
               <w:top w:w="80" w:type="dxa"/>
               <w:start w:w="100" w:type="dxa"/>
@@ -3761,7 +3236,6 @@
             <w:pPr>
               <w:keepNext/>
               <w:spacing w:before="0" w:after="0" w:line="240" w:lineRule="auto"/>
-              <w:jc w:val="center"/>
             </w:pPr>
             <w:r>
               <w:rPr>
@@ -3769,54 +3243,8 @@
                 <w:b w:val="0"/>
                 <w:sz w:val="20"/>
               </w:rPr>
-              <w:t>58,372 → 33,120</w:t>
+              <w:t xml:space="preserve">Accuracy: 78.0% → 71.0%; mean tokens: 58,372 → 33,120 (43.26% reduction); </w:t>
             </w:r>
-          </w:p>
-        </w:tc>
-        <w:tc>
-          <w:tcPr>
-            <w:tcW w:type="dxa" w:w="1188"/>
-            <w:tcMar>
-              <w:top w:w="80" w:type="dxa"/>
-              <w:start w:w="100" w:type="dxa"/>
-              <w:bottom w:w="80" w:type="dxa"/>
-              <w:end w:w="100" w:type="dxa"/>
-            </w:tcMar>
-            <w:vAlign w:val="center"/>
-          </w:tcPr>
-          <w:p>
-            <w:pPr>
-              <w:keepNext/>
-              <w:spacing w:before="0" w:after="0" w:line="240" w:lineRule="auto"/>
-              <w:jc w:val="center"/>
-            </w:pPr>
-            <w:r>
-              <w:rPr>
-                <w:rFonts w:ascii="Times New Roman" w:hAnsi="Times New Roman" w:eastAsia="Times New Roman"/>
-                <w:b w:val="0"/>
-                <w:sz w:val="20"/>
-              </w:rPr>
-              <w:t>43.26%</w:t>
-            </w:r>
-          </w:p>
-        </w:tc>
-        <w:tc>
-          <w:tcPr>
-            <w:tcW w:type="dxa" w:w="1919"/>
-            <w:tcMar>
-              <w:top w:w="80" w:type="dxa"/>
-              <w:start w:w="100" w:type="dxa"/>
-              <w:bottom w:w="80" w:type="dxa"/>
-              <w:end w:w="100" w:type="dxa"/>
-            </w:tcMar>
-            <w:vAlign w:val="center"/>
-          </w:tcPr>
-          <w:p>
-            <w:pPr>
-              <w:keepNext/>
-              <w:spacing w:before="0" w:after="0" w:line="240" w:lineRule="auto"/>
-              <w:jc w:val="center"/>
-            </w:pPr>
             <w:r>
               <w:rPr>
                 <w:rFonts w:ascii="Times New Roman" w:hAnsi="Times New Roman" w:eastAsia="Times New Roman"/>
@@ -3834,7 +3262,7 @@
         </w:trPr>
         <w:tc>
           <w:tcPr>
-            <w:tcW w:type="dxa" w:w="2442"/>
+            <w:tcW w:type="dxa" w:w="1450"/>
             <w:tcMar>
               <w:top w:w="80" w:type="dxa"/>
               <w:start w:w="100" w:type="dxa"/>
@@ -3854,13 +3282,13 @@
                 <w:b w:val="0"/>
                 <w:sz w:val="20"/>
               </w:rPr>
-              <w:t>SpamAssassin validation, 100 cases</w:t>
+              <w:t>SpamAssassin, 100 cases</w:t>
             </w:r>
           </w:p>
         </w:tc>
         <w:tc>
           <w:tcPr>
-            <w:tcW w:type="dxa" w:w="1480"/>
+            <w:tcW w:type="dxa" w:w="3255"/>
             <w:tcMar>
               <w:top w:w="80" w:type="dxa"/>
               <w:start w:w="100" w:type="dxa"/>
@@ -3873,7 +3301,6 @@
             <w:pPr>
               <w:keepNext w:val="0"/>
               <w:spacing w:before="0" w:after="0" w:line="240" w:lineRule="auto"/>
-              <w:jc w:val="center"/>
             </w:pPr>
             <w:r>
               <w:rPr>
@@ -3881,81 +3308,8 @@
                 <w:b w:val="0"/>
                 <w:sz w:val="20"/>
               </w:rPr>
-              <w:t>88.0% → 85.0%</w:t>
+              <w:t xml:space="preserve">Accuracy: 88.0% → 85.0%; mean tokens: 188,384 → 178,880.67 (5.04% reduction); </w:t>
             </w:r>
-          </w:p>
-        </w:tc>
-        <w:tc>
-          <w:tcPr>
-            <w:tcW w:type="dxa" w:w="2722"/>
-            <w:tcMar>
-              <w:top w:w="80" w:type="dxa"/>
-              <w:start w:w="100" w:type="dxa"/>
-              <w:bottom w:w="80" w:type="dxa"/>
-              <w:end w:w="100" w:type="dxa"/>
-            </w:tcMar>
-            <w:vAlign w:val="center"/>
-          </w:tcPr>
-          <w:p>
-            <w:pPr>
-              <w:keepNext w:val="0"/>
-              <w:spacing w:before="0" w:after="0" w:line="240" w:lineRule="auto"/>
-              <w:jc w:val="center"/>
-            </w:pPr>
-            <w:r>
-              <w:rPr>
-                <w:rFonts w:ascii="Times New Roman" w:hAnsi="Times New Roman" w:eastAsia="Times New Roman"/>
-                <w:b w:val="0"/>
-                <w:sz w:val="20"/>
-              </w:rPr>
-              <w:t>188,384 → 178,880.67</w:t>
-            </w:r>
-          </w:p>
-        </w:tc>
-        <w:tc>
-          <w:tcPr>
-            <w:tcW w:type="dxa" w:w="1188"/>
-            <w:tcMar>
-              <w:top w:w="80" w:type="dxa"/>
-              <w:start w:w="100" w:type="dxa"/>
-              <w:bottom w:w="80" w:type="dxa"/>
-              <w:end w:w="100" w:type="dxa"/>
-            </w:tcMar>
-            <w:vAlign w:val="center"/>
-          </w:tcPr>
-          <w:p>
-            <w:pPr>
-              <w:keepNext w:val="0"/>
-              <w:spacing w:before="0" w:after="0" w:line="240" w:lineRule="auto"/>
-              <w:jc w:val="center"/>
-            </w:pPr>
-            <w:r>
-              <w:rPr>
-                <w:rFonts w:ascii="Times New Roman" w:hAnsi="Times New Roman" w:eastAsia="Times New Roman"/>
-                <w:b w:val="0"/>
-                <w:sz w:val="20"/>
-              </w:rPr>
-              <w:t>5.04%</w:t>
-            </w:r>
-          </w:p>
-        </w:tc>
-        <w:tc>
-          <w:tcPr>
-            <w:tcW w:type="dxa" w:w="1919"/>
-            <w:tcMar>
-              <w:top w:w="80" w:type="dxa"/>
-              <w:start w:w="100" w:type="dxa"/>
-              <w:bottom w:w="80" w:type="dxa"/>
-              <w:end w:w="100" w:type="dxa"/>
-            </w:tcMar>
-            <w:vAlign w:val="center"/>
-          </w:tcPr>
-          <w:p>
-            <w:pPr>
-              <w:keepNext w:val="0"/>
-              <w:spacing w:before="0" w:after="0" w:line="240" w:lineRule="auto"/>
-              <w:jc w:val="center"/>
-            </w:pPr>
             <w:r>
               <w:rPr>
                 <w:rFonts w:ascii="Times New Roman" w:hAnsi="Times New Roman" w:eastAsia="Times New Roman"/>
@@ -3976,17 +3330,6 @@
     </w:p>
     <w:p>
       <w:pPr>
-        <w:sectPr>
-          <w:type w:val="continuous"/>
-          <w:pgSz w:w="11906" w:h="16838"/>
-          <w:pgMar w:top="1077" w:right="1077" w:bottom="1077" w:left="1077" w:header="720" w:footer="720" w:gutter="0"/>
-          <w:cols w:space="340" w:num="1"/>
-          <w:docGrid w:linePitch="360"/>
-        </w:sectPr>
-      </w:pPr>
-    </w:p>
-    <w:p>
-      <w:pPr>
         <w:keepNext w:val="0"/>
         <w:spacing w:before="0" w:after="80" w:line="240" w:lineRule="auto"/>
         <w:ind w:firstLine="288"/>
@@ -4030,6 +3373,19 @@
     </w:p>
     <w:p>
       <w:pPr>
+        <w:pStyle w:val="Heading2"/>
+      </w:pPr>
+      <w:r>
+        <w:rPr>
+          <w:rFonts w:ascii="Times New Roman" w:hAnsi="Times New Roman" w:eastAsia="Times New Roman"/>
+          <w:b/>
+          <w:sz w:val="22"/>
+        </w:rPr>
+        <w:t>B.1 Runtime and scoring</w:t>
+      </w:r>
+    </w:p>
+    <w:p>
+      <w:pPr>
         <w:keepNext w:val="0"/>
         <w:spacing w:before="0" w:after="80" w:line="240" w:lineRule="auto"/>
         <w:ind w:firstLine="288"/>
@@ -4040,7 +3396,83 @@
           <w:rFonts w:ascii="Times New Roman" w:hAnsi="Times New Roman" w:eastAsia="Times New Roman"/>
           <w:sz w:val="20"/>
         </w:rPr>
-        <w:t xml:space="preserve">The repeated-run preflight records Ollama 0.33.0 and </w:t>
+        <w:t xml:space="preserve">The shared classification runner calls the Python function in </w:t>
+      </w:r>
+      <w:r>
+        <w:rPr>
+          <w:rFonts w:ascii="Courier New" w:hAnsi="Courier New" w:eastAsia="Times New Roman"/>
+          <w:sz w:val="20"/>
+        </w:rPr>
+        <w:t>classify.py</w:t>
+      </w:r>
+      <w:r>
+        <w:rPr>
+          <w:rFonts w:ascii="Times New Roman" w:hAnsi="Times New Roman" w:eastAsia="Times New Roman"/>
+          <w:sz w:val="20"/>
+        </w:rPr>
+        <w:t xml:space="preserve"> directly. The </w:t>
+      </w:r>
+      <w:r>
+        <w:rPr>
+          <w:rFonts w:ascii="Courier New" w:hAnsi="Courier New" w:eastAsia="Times New Roman"/>
+          <w:sz w:val="20"/>
+        </w:rPr>
+        <w:t>python classify.py</w:t>
+      </w:r>
+      <w:r>
+        <w:rPr>
+          <w:rFonts w:ascii="Times New Roman" w:hAnsi="Times New Roman" w:eastAsia="Times New Roman"/>
+          <w:sz w:val="20"/>
+        </w:rPr>
+        <w:t xml:space="preserve"> wording in the saved SOP names the executable step; the benchmark does not ask an autonomous agent to launch a shell process. LEDGAR and CFPB return a label when the text patterns identify exactly one allowed category. SpamAssassin returns spam when its rule matches. A missing or disallowed label sends the case to the model. The fixed 0.99 value returned by the scripts is not a measured confidence or an enforced probability threshold.</w:t>
+      </w:r>
+    </w:p>
+    <w:p>
+      <w:pPr>
+        <w:keepNext w:val="0"/>
+        <w:spacing w:before="0" w:after="80" w:line="240" w:lineRule="auto"/>
+        <w:ind w:firstLine="288"/>
+        <w:jc w:val="both"/>
+      </w:pPr>
+      <w:r>
+        <w:rPr>
+          <w:rFonts w:ascii="Times New Roman" w:hAnsi="Times New Roman" w:eastAsia="Times New Roman"/>
+          <w:sz w:val="20"/>
+        </w:rPr>
+        <w:t xml:space="preserve">The scorer is implemented in the </w:t>
+      </w:r>
+      <w:hyperlink r:id="rId17">
+        <w:r>
+          <w:rPr>
+            <w:rFonts w:ascii="Times New Roman" w:hAnsi="Times New Roman"/>
+            <w:color w:val="0000FF"/>
+            <w:u w:val="single"/>
+            <w:sz w:val="20"/>
+          </w:rPr>
+          <w:t>shared classification runner</w:t>
+        </w:r>
+      </w:hyperlink>
+      <w:r>
+        <w:rPr>
+          <w:rFonts w:ascii="Times New Roman" w:hAnsi="Times New Roman" w:eastAsia="Times New Roman"/>
+          <w:sz w:val="20"/>
+        </w:rPr>
+        <w:t>. It compares the returned label with the label stored in the evaluation row. A matching label is correct; a different or missing label is incorrect. The same exact-match rule is used for all three datasets. Expected labels are read by the evaluator but are not included in the model prompt or the Python classifier's arguments. Output parsing errors and timing are recorded separately from label correctness.</w:t>
+      </w:r>
+    </w:p>
+    <w:p>
+      <w:pPr>
+        <w:keepNext w:val="0"/>
+        <w:spacing w:before="0" w:after="80" w:line="240" w:lineRule="auto"/>
+        <w:ind w:firstLine="288"/>
+        <w:jc w:val="both"/>
+      </w:pPr>
+      <w:r>
+        <w:rPr>
+          <w:rFonts w:ascii="Times New Roman" w:hAnsi="Times New Roman" w:eastAsia="Times New Roman"/>
+          <w:sz w:val="20"/>
+        </w:rPr>
+        <w:t xml:space="preserve">The repeated runs used the </w:t>
       </w:r>
       <w:r>
         <w:rPr>
@@ -4054,51 +3486,446 @@
           <w:rFonts w:ascii="Times New Roman" w:hAnsi="Times New Roman" w:eastAsia="Times New Roman"/>
           <w:sz w:val="20"/>
         </w:rPr>
-        <w:t xml:space="preserve"> with model digest </w:t>
+        <w:t xml:space="preserve"> model on an Apple M5 Pro with 48 GB unified memory. The original runner requested JSON output, disabled thinking and streaming, set temperature to zero, and capped generated output at 128 tokens. It did not explicitly set a context-window option.</w:t>
+      </w:r>
+    </w:p>
+    <w:p>
+      <w:pPr>
+        <w:keepNext w:val="0"/>
+        <w:spacing w:before="0" w:after="80" w:line="240" w:lineRule="auto"/>
+        <w:ind w:firstLine="288"/>
+        <w:jc w:val="both"/>
+      </w:pPr>
+      <w:r>
+        <w:rPr>
+          <w:rFonts w:ascii="Times New Roman" w:hAnsi="Times New Roman" w:eastAsia="Times New Roman"/>
+          <w:sz w:val="20"/>
+        </w:rPr>
+        <w:t>The repeated-run configuration used a 4,096-token context, the same 128-token output cap, and an exact JSON schema for the label and confidence fields. It preloaded and retained the model, enabled Flash Attention and q8_0 KV cache, kept one model loaded, and allowed two parallel requests. Pair order was baseline then hybrid, hybrid then baseline, and baseline then hybrid. Exact settings, commands, timestamps, and environment records accompany the run manifests.</w:t>
+      </w:r>
+    </w:p>
+    <w:p>
+      <w:pPr>
+        <w:pStyle w:val="Heading2"/>
+      </w:pPr>
+      <w:r>
+        <w:rPr>
+          <w:rFonts w:ascii="Times New Roman" w:hAnsi="Times New Roman" w:eastAsia="Times New Roman"/>
+          <w:b/>
+          <w:sz w:val="22"/>
+        </w:rPr>
+        <w:t>B.2 Seeds and repeated runs</w:t>
+      </w:r>
+    </w:p>
+    <w:p>
+      <w:pPr>
+        <w:keepNext w:val="0"/>
+        <w:spacing w:before="0" w:after="80" w:line="240" w:lineRule="auto"/>
+        <w:ind w:firstLine="288"/>
+        <w:jc w:val="both"/>
+      </w:pPr>
+      <w:r>
+        <w:rPr>
+          <w:rFonts w:ascii="Times New Roman" w:hAnsi="Times New Roman" w:eastAsia="Times New Roman"/>
+          <w:sz w:val="20"/>
+        </w:rPr>
+        <w:t>An inference seed sets the starting state of the model runtime's pseudo-random procedure. Using the same seed and settings within a baseline/hybrid pair makes their executions more comparable; it does not guarantee identical outputs across software or hardware changes. The three paired runs used seeds 20260903, 20260904, and 20260905. Dataset selection and statistical resampling have their own seeds. Changing an inference seed reruns the model on the same cases; it does not create new data or a new candidate.</w:t>
+      </w:r>
+    </w:p>
+    <w:p>
+      <w:pPr>
+        <w:keepNext w:val="0"/>
+        <w:spacing w:before="0" w:after="80" w:line="240" w:lineRule="auto"/>
+        <w:ind w:firstLine="288"/>
+        <w:jc w:val="both"/>
+      </w:pPr>
+      <w:r>
+        <w:rPr>
+          <w:rFonts w:ascii="Times New Roman" w:hAnsi="Times New Roman" w:eastAsia="Times New Roman"/>
+          <w:sz w:val="20"/>
+        </w:rPr>
+        <w:t>The main comparisons comprise one baseline/hybrid pair per dataset. The three additional pairs per dataset give four pairs per dataset in the archived evidence. Across three datasets, this is twelve pairs, or twenty-four executions of an SOP over its evaluation set. Development runs and the LEDGAR selection check are outside that count.</w:t>
+      </w:r>
+    </w:p>
+    <w:p>
+      <w:pPr>
+        <w:pStyle w:val="Heading2"/>
+      </w:pPr>
+      <w:r>
+        <w:rPr>
+          <w:rFonts w:ascii="Times New Roman" w:hAnsi="Times New Roman" w:eastAsia="Times New Roman"/>
+          <w:b/>
+          <w:sz w:val="22"/>
+        </w:rPr>
+        <w:t>B.3 Uncertainty calculation</w:t>
+      </w:r>
+    </w:p>
+    <w:p>
+      <w:pPr>
+        <w:keepNext w:val="0"/>
+        <w:spacing w:before="0" w:after="80" w:line="240" w:lineRule="auto"/>
+        <w:ind w:firstLine="288"/>
+        <w:jc w:val="both"/>
+      </w:pPr>
+      <w:r>
+        <w:rPr>
+          <w:rFonts w:ascii="Times New Roman" w:hAnsi="Times New Roman" w:eastAsia="Times New Roman"/>
+          <w:sz w:val="20"/>
+        </w:rPr>
+        <w:t>The comparison code sorts records by case identifier and draws 5,000 paired bootstrap resamples [18]. Each resample selects cases with replacement and retains both workflows' results for each selected case. It then recalculates the accuracy difference and token reduction. The 2.5th and 97.5th percentiles form the reported 95% interval. The lower endpoint is the less favorable estimate used in the safety checks in Section 3.3. It is not a guaranteed worst possible outcome or a 95% probability statement about this particular interval.</w:t>
+      </w:r>
+    </w:p>
+    <w:p>
+      <w:pPr>
+        <w:keepNext w:val="0"/>
+        <w:spacing w:before="0" w:after="80" w:line="240" w:lineRule="auto"/>
+        <w:ind w:firstLine="288"/>
+        <w:jc w:val="both"/>
+      </w:pPr>
+      <w:r>
+        <w:rPr>
+          <w:rFonts w:ascii="Times New Roman" w:hAnsi="Times New Roman" w:eastAsia="Times New Roman"/>
+          <w:sz w:val="20"/>
+        </w:rPr>
+        <w:t xml:space="preserve">The token bootstrap uses the comparison seed plus one; this is separate from the model's inference seed. The saved records also include Wilson intervals for individual accuracies and an exact McNemar test, but neither determines acceptance under the four criteria. The </w:t>
+      </w:r>
+      <w:hyperlink r:id="rId18">
+        <w:r>
+          <w:rPr>
+            <w:rFonts w:ascii="Times New Roman" w:hAnsi="Times New Roman"/>
+            <w:color w:val="0000FF"/>
+            <w:u w:val="single"/>
+            <w:sz w:val="20"/>
+          </w:rPr>
+          <w:t>frozen protocol</w:t>
+        </w:r>
+      </w:hyperlink>
+      <w:r>
+        <w:rPr>
+          <w:rFonts w:ascii="Times New Roman" w:hAnsi="Times New Roman" w:eastAsia="Times New Roman"/>
+          <w:sz w:val="20"/>
+        </w:rPr>
+        <w:t xml:space="preserve"> records the numerical thresholds and resampling settings.</w:t>
+      </w:r>
+    </w:p>
+    <w:p>
+      <w:pPr>
+        <w:pStyle w:val="Heading2"/>
+      </w:pPr>
+      <w:r>
+        <w:rPr>
+          <w:rFonts w:ascii="Times New Roman" w:hAnsi="Times New Roman" w:eastAsia="Times New Roman"/>
+          <w:b/>
+          <w:sz w:val="22"/>
+        </w:rPr>
+        <w:t>B.4 Verification and rerunning</w:t>
+      </w:r>
+    </w:p>
+    <w:p>
+      <w:pPr>
+        <w:keepNext w:val="0"/>
+        <w:spacing w:before="0" w:after="80" w:line="240" w:lineRule="auto"/>
+        <w:ind w:firstLine="288"/>
+        <w:jc w:val="both"/>
+      </w:pPr>
+      <w:r>
+        <w:rPr>
+          <w:rFonts w:ascii="Times New Roman" w:hAnsi="Times New Roman" w:eastAsia="Times New Roman"/>
+          <w:sz w:val="20"/>
+        </w:rPr>
+        <w:t xml:space="preserve">From a checkout containing the </w:t>
       </w:r>
       <w:r>
         <w:rPr>
           <w:rFonts w:ascii="Courier New" w:hAnsi="Courier New" w:eastAsia="Times New Roman"/>
           <w:sz w:val="20"/>
         </w:rPr>
-        <w:t>bdbd181c33f2ed1b31c972991882db3cf4d192569092138a7d29e973cd9debe8</w:t>
+        <w:t>reproduce/</w:t>
       </w:r>
       <w:r>
         <w:rPr>
           <w:rFonts w:ascii="Times New Roman" w:hAnsi="Times New Roman" w:eastAsia="Times New Roman"/>
           <w:sz w:val="20"/>
         </w:rPr>
-        <w:t>. The recorded environment uses an Apple M5 Pro with 48 GB unified memory. The original runner requested JSON output, disabled thinking and streaming, set temperature to zero, and capped generated output at 128 tokens. It did not explicitly set a context-window option.</w:t>
+        <w:t xml:space="preserve"> directory, </w:t>
       </w:r>
-    </w:p>
-    <w:p>
-      <w:pPr>
-        <w:keepNext w:val="0"/>
-        <w:spacing w:before="0" w:after="80" w:line="240" w:lineRule="auto"/>
-        <w:ind w:firstLine="288"/>
-        <w:jc w:val="both"/>
-      </w:pPr>
+      <w:r>
+        <w:rPr>
+          <w:rFonts w:ascii="Courier New" w:hAnsi="Courier New" w:eastAsia="Times New Roman"/>
+          <w:sz w:val="20"/>
+        </w:rPr>
+        <w:t>uv sync --project reproduce --frozen</w:t>
+      </w:r>
       <w:r>
         <w:rPr>
           <w:rFonts w:ascii="Times New Roman" w:hAnsi="Times New Roman" w:eastAsia="Times New Roman"/>
           <w:sz w:val="20"/>
         </w:rPr>
-        <w:t>The repeated-run configuration used a 4,096-token context, the same 128-token output cap, and an exact JSON schema for the label and confidence fields. It preloaded and retained the model, enabled Flash Attention and q8_0 KV cache, kept one model loaded, and allowed two parallel requests. Pair order was baseline then hybrid, hybrid then baseline, and baseline then hybrid. The same inference seed was used within a pair; the three pairs used different seeds. Exact seed values, commands, timestamps, and environment records are preserved with the run manifests rather than repeated in the main text.</w:t>
+        <w:t xml:space="preserve"> installs the locked test environment, and </w:t>
       </w:r>
-    </w:p>
-    <w:p>
-      <w:pPr>
-        <w:keepNext w:val="0"/>
-        <w:spacing w:before="0" w:after="80" w:line="240" w:lineRule="auto"/>
-        <w:ind w:firstLine="288"/>
-        <w:jc w:val="both"/>
-      </w:pPr>
+      <w:r>
+        <w:rPr>
+          <w:rFonts w:ascii="Courier New" w:hAnsi="Courier New" w:eastAsia="Times New Roman"/>
+          <w:sz w:val="20"/>
+        </w:rPr>
+        <w:t>reproduce/.venv/bin/python reproduce/verify.py</w:t>
+      </w:r>
       <w:r>
         <w:rPr>
           <w:rFonts w:ascii="Times New Roman" w:hAnsi="Times New Roman" w:eastAsia="Times New Roman"/>
           <w:sz w:val="20"/>
         </w:rPr>
-        <w:t>The comparison code sorts records by case identifier and uses 5,000 paired resamples. Its token bootstrap uses the configured comparison seed plus one; this is separate from the model's inference seed. The saved records also include Wilson intervals for individual accuracies and an exact McNemar test, but neither determines acceptance under the four criteria in Section 3.3. Reproduction checks validate file hashes and tests without rerunning model inference or changing a held-out result.</w:t>
+        <w:t xml:space="preserve"> checks the saved evidence and runs code tests. This verifies repository files without calling the model. The pinned evidence snapshot in reference [12] predates this simplified verification entry point; its experiment folders retain the original run commands. Full reruns require the source files identified by the dataset manifests and the recorded model version. The </w:t>
+      </w:r>
+      <w:hyperlink r:id="rId19">
+        <w:r>
+          <w:rPr>
+            <w:rFonts w:ascii="Times New Roman" w:hAnsi="Times New Roman"/>
+            <w:color w:val="0000FF"/>
+            <w:u w:val="single"/>
+            <w:sz w:val="20"/>
+          </w:rPr>
+          <w:t>dataset preparation instructions</w:t>
+        </w:r>
+      </w:hyperlink>
+      <w:r>
+        <w:rPr>
+          <w:rFonts w:ascii="Times New Roman" w:hAnsi="Times New Roman" w:eastAsia="Times New Roman"/>
+          <w:sz w:val="20"/>
+        </w:rPr>
+        <w:t xml:space="preserve"> describe preparation; the </w:t>
+      </w:r>
+      <w:hyperlink r:id="rId20">
+        <w:r>
+          <w:rPr>
+            <w:rFonts w:ascii="Times New Roman" w:hAnsi="Times New Roman"/>
+            <w:color w:val="0000FF"/>
+            <w:u w:val="single"/>
+            <w:sz w:val="20"/>
+          </w:rPr>
+          <w:t>repeatability study</w:t>
+        </w:r>
+      </w:hyperlink>
+      <w:r>
+        <w:rPr>
+          <w:rFonts w:ascii="Times New Roman" w:hAnsi="Times New Roman" w:eastAsia="Times New Roman"/>
+          <w:sz w:val="20"/>
+        </w:rPr>
+        <w:t xml:space="preserve"> contains its runner, preflight settings, and results. The unavailable CFPB snapshot limits exact public regeneration as stated in Data and Code Availability.</w:t>
+      </w:r>
+    </w:p>
+    <w:p>
+      <w:pPr>
+        <w:pStyle w:val="Heading1"/>
+      </w:pPr>
+      <w:r>
+        <w:rPr>
+          <w:rFonts w:ascii="Times New Roman" w:hAnsi="Times New Roman" w:eastAsia="Times New Roman"/>
+          <w:b/>
+          <w:sz w:val="24"/>
+        </w:rPr>
+        <w:t>Appendix C Dataset sources and selection</w:t>
+      </w:r>
+    </w:p>
+    <w:p>
+      <w:pPr>
+        <w:keepNext w:val="0"/>
+        <w:spacing w:before="0" w:after="80" w:line="240" w:lineRule="auto"/>
+        <w:ind w:firstLine="288"/>
+        <w:jc w:val="both"/>
+      </w:pPr>
+      <w:r>
+        <w:rPr>
+          <w:rFonts w:ascii="Times New Roman" w:hAnsi="Times New Roman" w:eastAsia="Times New Roman"/>
+          <w:sz w:val="20"/>
+        </w:rPr>
+        <w:t>LEDGAR comes from the contract-clause corpus introduced by Tuggener et al. [14], using the LexGLUE classification task [15]. Our selected labels are Governing Laws, Counterparts, Notices, Entire Agreements, Severability, Amendments, Survival, Assignments, Expenses, and Terms. The preparation retains the source split boundaries: development examples come from the source training split, validation from validation, and reserved test from test. The main reported LEDGAR result uses the reserved test after selection on a separate validation set.</w:t>
+      </w:r>
+    </w:p>
+    <w:p>
+      <w:pPr>
+        <w:keepNext w:val="0"/>
+        <w:spacing w:before="0" w:after="80" w:line="240" w:lineRule="auto"/>
+        <w:ind w:firstLine="288"/>
+        <w:jc w:val="both"/>
+      </w:pPr>
+      <w:r>
+        <w:rPr>
+          <w:rFonts w:ascii="Times New Roman" w:hAnsi="Times New Roman" w:eastAsia="Times New Roman"/>
+          <w:sz w:val="20"/>
+        </w:rPr>
+        <w:t>CFPB uses the product field associated with published complaint narratives in a saved Consumer Complaint Database snapshot [16]. The selected categories are Mortgage; Checking or savings account; Student loan; Money transfer, virtual currency, or money service; Vehicle loan or lease; Prepaid card; Payday loan, title loan, personal loan, or advance loan; Credit card; Debt collection; and Credit reporting or other personal consumer reports. These are the labels retained from that snapshot; newer source records may use different categories.</w:t>
+      </w:r>
+    </w:p>
+    <w:p>
+      <w:pPr>
+        <w:keepNext w:val="0"/>
+        <w:spacing w:before="0" w:after="80" w:line="240" w:lineRule="auto"/>
+        <w:ind w:firstLine="288"/>
+        <w:jc w:val="both"/>
+      </w:pPr>
+      <w:r>
+        <w:rPr>
+          <w:rFonts w:ascii="Times New Roman" w:hAnsi="Times New Roman" w:eastAsia="Times New Roman"/>
+          <w:sz w:val="20"/>
+        </w:rPr>
+        <w:t>SpamAssassin uses the public email corpus [17], combining legitimate email (ham) from the easy-ham and hard-ham archives with spam from the spam and spam-2 archives. The selected source files are the four archives dated 20030228. CFPB and SpamAssassin did not supply the same predefined split structure as LexGLUE; preparation assigned separate examples from their saved sources to development, validation, and test. Their main results use validation because the candidate did not pass the criteria for opening the reserved test.</w:t>
+      </w:r>
+    </w:p>
+    <w:p>
+      <w:pPr>
+        <w:keepNext w:val="0"/>
+        <w:spacing w:before="0" w:after="80" w:line="240" w:lineRule="auto"/>
+        <w:ind w:firstLine="288"/>
+        <w:jc w:val="both"/>
+      </w:pPr>
+      <w:r>
+        <w:rPr>
+          <w:rFonts w:ascii="Times New Roman" w:hAnsi="Times New Roman" w:eastAsia="Times New Roman"/>
+          <w:sz w:val="20"/>
+        </w:rPr>
+        <w:t xml:space="preserve">Each experiment's </w:t>
+      </w:r>
+      <w:r>
+        <w:rPr>
+          <w:rFonts w:ascii="Courier New" w:hAnsi="Courier New" w:eastAsia="Times New Roman"/>
+          <w:sz w:val="20"/>
+        </w:rPr>
+        <w:t>confirmatory-dataset.json</w:t>
+      </w:r>
+      <w:r>
+        <w:rPr>
+          <w:rFonts w:ascii="Times New Roman" w:hAnsi="Times New Roman" w:eastAsia="Times New Roman"/>
+          <w:sz w:val="20"/>
+        </w:rPr>
+        <w:t xml:space="preserve"> records split sizes, selection seed, source-file hashes, exclusions, and audit results [12]. The </w:t>
+      </w:r>
+      <w:hyperlink r:id="rId21">
+        <w:r>
+          <w:rPr>
+            <w:rFonts w:ascii="Times New Roman" w:hAnsi="Times New Roman"/>
+            <w:color w:val="0000FF"/>
+            <w:u w:val="single"/>
+            <w:sz w:val="20"/>
+          </w:rPr>
+          <w:t>dataset proof records</w:t>
+        </w:r>
+      </w:hyperlink>
+      <w:r>
+        <w:rPr>
+          <w:rFonts w:ascii="Times New Roman" w:hAnsi="Times New Roman" w:eastAsia="Times New Roman"/>
+          <w:sz w:val="20"/>
+        </w:rPr>
+        <w:t xml:space="preserve"> retain the checks against prepared inputs. The audit found zero overlapping case identifiers, zero duplicate selected content, and zero overlap with the excluded earlier development examples. All three prepared splits were balanced within the selected labels. These checks concern the saved selections, not the full source datasets.</w:t>
+      </w:r>
+    </w:p>
+    <w:p>
+      <w:pPr>
+        <w:pStyle w:val="Heading1"/>
+      </w:pPr>
+      <w:r>
+        <w:rPr>
+          <w:rFonts w:ascii="Times New Roman" w:hAnsi="Times New Roman" w:eastAsia="Times New Roman"/>
+          <w:b/>
+          <w:sz w:val="24"/>
+        </w:rPr>
+        <w:t>Appendix D What the two PLaND skills instruct</w:t>
+      </w:r>
+    </w:p>
+    <w:p>
+      <w:pPr>
+        <w:keepNext w:val="0"/>
+        <w:spacing w:before="0" w:after="80" w:line="240" w:lineRule="auto"/>
+        <w:ind w:firstLine="288"/>
+        <w:jc w:val="both"/>
+      </w:pPr>
+      <w:r>
+        <w:rPr>
+          <w:rFonts w:ascii="Times New Roman" w:hAnsi="Times New Roman" w:eastAsia="Times New Roman"/>
+          <w:sz w:val="20"/>
+        </w:rPr>
+        <w:t xml:space="preserve">The </w:t>
+      </w:r>
+      <w:hyperlink r:id="rId22">
+        <w:r>
+          <w:rPr>
+            <w:rFonts w:ascii="Times New Roman" w:hAnsi="Times New Roman"/>
+            <w:color w:val="0000FF"/>
+            <w:u w:val="single"/>
+            <w:sz w:val="20"/>
+          </w:rPr>
+          <w:t>generate-initial-version skill</w:t>
+        </w:r>
+      </w:hyperlink>
+      <w:r>
+        <w:rPr>
+          <w:rFonts w:ascii="Times New Roman" w:hAnsi="Times New Roman" w:eastAsia="Times New Roman"/>
+          <w:sz w:val="20"/>
+        </w:rPr>
+        <w:t xml:space="preserve"> specifies the initial agent, one English SOP, approved data access, and task-specific runner and scorer files. It derives the scaffold from requirements and the evaluation structure without copying case answers into the agent. Python or Bash replacements for SOP steps are introduced only during subsequent evolution.</w:t>
+      </w:r>
+    </w:p>
+    <w:p>
+      <w:pPr>
+        <w:keepNext w:val="0"/>
+        <w:spacing w:before="0" w:after="80" w:line="240" w:lineRule="auto"/>
+        <w:ind w:firstLine="288"/>
+        <w:jc w:val="both"/>
+      </w:pPr>
+      <w:r>
+        <w:rPr>
+          <w:rFonts w:ascii="Times New Roman" w:hAnsi="Times New Roman" w:eastAsia="Times New Roman"/>
+          <w:sz w:val="20"/>
+        </w:rPr>
+        <w:t xml:space="preserve">The </w:t>
+      </w:r>
+      <w:hyperlink r:id="rId23">
+        <w:r>
+          <w:rPr>
+            <w:rFonts w:ascii="Times New Roman" w:hAnsi="Times New Roman"/>
+            <w:color w:val="0000FF"/>
+            <w:u w:val="single"/>
+            <w:sz w:val="20"/>
+          </w:rPr>
+          <w:t>pland-evolver skill</w:t>
+        </w:r>
+      </w:hyperlink>
+      <w:r>
+        <w:rPr>
+          <w:rFonts w:ascii="Times New Roman" w:hAnsi="Times New Roman" w:eastAsia="Times New Roman"/>
+          <w:sz w:val="20"/>
+        </w:rPr>
+        <w:t xml:space="preserve"> instructs the host agent to measure the current SOP, inspect development records, propose one bounded change, and compare the candidate under fixed conditions. It saves the hypothesis, package changes, measurements, and accept/reject decision. A rejected candidate leaves the previous accepted version in place. Once a reserved test result is opened, the skill instructs the agent to stop evolving and report it.</w:t>
+      </w:r>
+    </w:p>
+    <w:p>
+      <w:pPr>
+        <w:keepNext w:val="0"/>
+        <w:spacing w:before="0" w:after="80" w:line="240" w:lineRule="auto"/>
+        <w:ind w:firstLine="288"/>
+        <w:jc w:val="both"/>
+      </w:pPr>
+      <w:r>
+        <w:rPr>
+          <w:rFonts w:ascii="Times New Roman" w:hAnsi="Times New Roman" w:eastAsia="Times New Roman"/>
+          <w:sz w:val="20"/>
+        </w:rPr>
+        <w:t>The default limit is ten candidate attempts. The search may end earlier when the requirements are satisfied or a configured time, cost, or no-improvement limit is reached. Exhausting the budget is not acceptance. The reported text comparisons contain one fixed baseline package and one fixed hybrid package per dataset; they do not establish how many autonomous proposals were needed to create those packages. Three repeated executions of the same pair therefore do not count as three candidate attempts.</w:t>
+      </w:r>
+    </w:p>
+    <w:p>
+      <w:pPr>
+        <w:keepNext w:val="0"/>
+        <w:spacing w:before="0" w:after="80" w:line="240" w:lineRule="auto"/>
+        <w:ind w:firstLine="288"/>
+        <w:jc w:val="both"/>
+      </w:pPr>
+      <w:r>
+        <w:rPr>
+          <w:rFonts w:ascii="Times New Roman" w:hAnsi="Times New Roman" w:eastAsia="Times New Roman"/>
+          <w:sz w:val="20"/>
+        </w:rPr>
+        <w:t>The linked evolver policy requires a newly added executable step to preserve the complete English fallback, with later instruction shortening evaluated separately. The saved hybrids studied here also changed fallback wording, as disclosed in Section 3.2. Their measurements assess those complete packages and do not establish compliance with every instruction of that later policy.</w:t>
       </w:r>
     </w:p>
     <w:p>
@@ -4117,6 +3944,7 @@
     <w:p>
       <w:pPr>
         <w:keepNext w:val="0"/>
+        <w:keepLines/>
         <w:spacing w:before="0" w:after="20" w:line="240" w:lineRule="auto"/>
         <w:ind w:left="317" w:hanging="317"/>
         <w:jc w:val="left"/>
@@ -4128,7 +3956,7 @@
         </w:rPr>
         <w:t xml:space="preserve">[1] Agent Skills. Specification. </w:t>
       </w:r>
-      <w:hyperlink r:id="rId17">
+      <w:hyperlink r:id="rId24">
         <w:r>
           <w:rPr>
             <w:rFonts w:ascii="Times New Roman" w:hAnsi="Times New Roman"/>
@@ -4150,6 +3978,7 @@
     <w:p>
       <w:pPr>
         <w:keepNext w:val="0"/>
+        <w:keepLines/>
         <w:spacing w:before="0" w:after="20" w:line="240" w:lineRule="auto"/>
         <w:ind w:left="317" w:hanging="317"/>
         <w:jc w:val="left"/>
@@ -4161,7 +3990,7 @@
         </w:rPr>
         <w:t xml:space="preserve">[2] LangChain. Skills in DeepAgents. </w:t>
       </w:r>
-      <w:hyperlink r:id="rId18">
+      <w:hyperlink r:id="rId25">
         <w:r>
           <w:rPr>
             <w:rFonts w:ascii="Times New Roman" w:hAnsi="Times New Roman"/>
@@ -4183,6 +4012,7 @@
     <w:p>
       <w:pPr>
         <w:keepNext w:val="0"/>
+        <w:keepLines/>
         <w:spacing w:before="0" w:after="20" w:line="240" w:lineRule="auto"/>
         <w:ind w:left="317" w:hanging="317"/>
         <w:jc w:val="left"/>
@@ -4194,7 +4024,7 @@
         </w:rPr>
         <w:t xml:space="preserve">[3] LangChain. LangGraph overview. </w:t>
       </w:r>
-      <w:hyperlink r:id="rId19">
+      <w:hyperlink r:id="rId26">
         <w:r>
           <w:rPr>
             <w:rFonts w:ascii="Times New Roman" w:hAnsi="Times New Roman"/>
@@ -4216,6 +4046,7 @@
     <w:p>
       <w:pPr>
         <w:keepNext w:val="0"/>
+        <w:keepLines/>
         <w:spacing w:before="0" w:after="20" w:line="240" w:lineRule="auto"/>
         <w:ind w:left="317" w:hanging="317"/>
         <w:jc w:val="left"/>
@@ -4227,7 +4058,7 @@
         </w:rPr>
         <w:t xml:space="preserve">[4] Khattab O, et al. DSPy: Compiling Declarative Language Model Calls into Self-Improving Pipelines. 2023. </w:t>
       </w:r>
-      <w:hyperlink r:id="rId20">
+      <w:hyperlink r:id="rId27">
         <w:r>
           <w:rPr>
             <w:rFonts w:ascii="Times New Roman" w:hAnsi="Times New Roman"/>
@@ -4249,6 +4080,7 @@
     <w:p>
       <w:pPr>
         <w:keepNext w:val="0"/>
+        <w:keepLines/>
         <w:spacing w:before="0" w:after="20" w:line="240" w:lineRule="auto"/>
         <w:ind w:left="317" w:hanging="317"/>
         <w:jc w:val="left"/>
@@ -4260,7 +4092,7 @@
         </w:rPr>
         <w:t xml:space="preserve">[5] Li Z, et al. AutoFlow: Automated Workflow Generation for Large Language Model Agents. 2024. </w:t>
       </w:r>
-      <w:hyperlink r:id="rId21">
+      <w:hyperlink r:id="rId28">
         <w:r>
           <w:rPr>
             <w:rFonts w:ascii="Times New Roman" w:hAnsi="Times New Roman"/>
@@ -4282,6 +4114,7 @@
     <w:p>
       <w:pPr>
         <w:keepNext w:val="0"/>
+        <w:keepLines/>
         <w:spacing w:before="0" w:after="20" w:line="240" w:lineRule="auto"/>
         <w:ind w:left="317" w:hanging="317"/>
         <w:jc w:val="left"/>
@@ -4293,7 +4126,7 @@
         </w:rPr>
         <w:t xml:space="preserve">[6] Zhang J, et al. AFlow: Automating Agentic Workflow Generation. 2024. </w:t>
       </w:r>
-      <w:hyperlink r:id="rId22">
+      <w:hyperlink r:id="rId29">
         <w:r>
           <w:rPr>
             <w:rFonts w:ascii="Times New Roman" w:hAnsi="Times New Roman"/>
@@ -4315,6 +4148,7 @@
     <w:p>
       <w:pPr>
         <w:keepNext w:val="0"/>
+        <w:keepLines/>
         <w:spacing w:before="0" w:after="20" w:line="240" w:lineRule="auto"/>
         <w:ind w:left="317" w:hanging="317"/>
         <w:jc w:val="left"/>
@@ -4326,7 +4160,7 @@
         </w:rPr>
         <w:t xml:space="preserve">[7] Hu S, Lu C, Clune J. Automated Design of Agentic Systems. 2024. </w:t>
       </w:r>
-      <w:hyperlink r:id="rId23">
+      <w:hyperlink r:id="rId30">
         <w:r>
           <w:rPr>
             <w:rFonts w:ascii="Times New Roman" w:hAnsi="Times New Roman"/>
@@ -4348,6 +4182,7 @@
     <w:p>
       <w:pPr>
         <w:keepNext w:val="0"/>
+        <w:keepLines/>
         <w:spacing w:before="0" w:after="20" w:line="240" w:lineRule="auto"/>
         <w:ind w:left="317" w:hanging="317"/>
         <w:jc w:val="left"/>
@@ -4359,7 +4194,7 @@
         </w:rPr>
         <w:t xml:space="preserve">[8] Yang Y, et al. SkillOpt: Executive Strategy for Self-Evolving Agent Skills. 2026. </w:t>
       </w:r>
-      <w:hyperlink r:id="rId24">
+      <w:hyperlink r:id="rId31">
         <w:r>
           <w:rPr>
             <w:rFonts w:ascii="Times New Roman" w:hAnsi="Times New Roman"/>
@@ -4381,6 +4216,7 @@
     <w:p>
       <w:pPr>
         <w:keepNext w:val="0"/>
+        <w:keepLines/>
         <w:spacing w:before="0" w:after="20" w:line="240" w:lineRule="auto"/>
         <w:ind w:left="317" w:hanging="317"/>
         <w:jc w:val="left"/>
@@ -4392,7 +4228,7 @@
         </w:rPr>
         <w:t xml:space="preserve">[9] Liu Y, et al. SkillRevise: Improving LLM-Authored Agent Skills via Trace-Conditioned Skill Revision. 2026. </w:t>
       </w:r>
-      <w:hyperlink r:id="rId25">
+      <w:hyperlink r:id="rId32">
         <w:r>
           <w:rPr>
             <w:rFonts w:ascii="Times New Roman" w:hAnsi="Times New Roman"/>
@@ -4414,6 +4250,7 @@
     <w:p>
       <w:pPr>
         <w:keepNext w:val="0"/>
+        <w:keepLines/>
         <w:spacing w:before="0" w:after="20" w:line="240" w:lineRule="auto"/>
         <w:ind w:left="317" w:hanging="317"/>
         <w:jc w:val="left"/>
@@ -4425,7 +4262,7 @@
         </w:rPr>
         <w:t xml:space="preserve">[10] Gao Y, et al. SkillReducer: Optimizing LLM Agent Skills for Token Efficiency. 2026. </w:t>
       </w:r>
-      <w:hyperlink r:id="rId26">
+      <w:hyperlink r:id="rId33">
         <w:r>
           <w:rPr>
             <w:rFonts w:ascii="Times New Roman" w:hAnsi="Times New Roman"/>
@@ -4447,6 +4284,7 @@
     <w:p>
       <w:pPr>
         <w:keepNext w:val="0"/>
+        <w:keepLines/>
         <w:spacing w:before="0" w:after="20" w:line="240" w:lineRule="auto"/>
         <w:ind w:left="317" w:hanging="317"/>
         <w:jc w:val="left"/>
@@ -4458,7 +4296,7 @@
         </w:rPr>
         <w:t xml:space="preserve">[11] Kevin C, et al. Evaluating Skills, Not Just Agents: Agentic Continuous Evaluation of Skills. 2026. </w:t>
       </w:r>
-      <w:hyperlink r:id="rId27">
+      <w:hyperlink r:id="rId34">
         <w:r>
           <w:rPr>
             <w:rFonts w:ascii="Times New Roman" w:hAnsi="Times New Roman"/>
@@ -4480,6 +4318,7 @@
     <w:p>
       <w:pPr>
         <w:keepNext w:val="0"/>
+        <w:keepLines/>
         <w:spacing w:before="0" w:after="20" w:line="240" w:lineRule="auto"/>
         <w:ind w:left="317" w:hanging="317"/>
         <w:jc w:val="left"/>
@@ -4491,7 +4330,7 @@
         </w:rPr>
         <w:t xml:space="preserve">[12] Maddipatla Naga Venkata Sai Krishna, Asit Kumar Sahoo. PLaND experiment records and implementation. 2026. </w:t>
       </w:r>
-      <w:hyperlink r:id="rId28">
+      <w:hyperlink r:id="rId35">
         <w:r>
           <w:rPr>
             <w:rFonts w:ascii="Times New Roman" w:hAnsi="Times New Roman"/>
@@ -4513,6 +4352,7 @@
     <w:p>
       <w:pPr>
         <w:keepNext w:val="0"/>
+        <w:keepLines/>
         <w:spacing w:before="0" w:after="20" w:line="240" w:lineRule="auto"/>
         <w:ind w:left="317" w:hanging="317"/>
         <w:jc w:val="left"/>
@@ -4524,7 +4364,7 @@
         </w:rPr>
         <w:t xml:space="preserve">[13] Walker E, Nowacki AS. Understanding Equivalence and Noninferiority Testing. Journal of General Internal Medicine. 2011;26(2):192-196. </w:t>
       </w:r>
-      <w:hyperlink r:id="rId29">
+      <w:hyperlink r:id="rId36">
         <w:r>
           <w:rPr>
             <w:rFonts w:ascii="Times New Roman" w:hAnsi="Times New Roman"/>
@@ -4546,6 +4386,7 @@
     <w:p>
       <w:pPr>
         <w:keepNext w:val="0"/>
+        <w:keepLines/>
         <w:spacing w:before="0" w:after="20" w:line="240" w:lineRule="auto"/>
         <w:ind w:left="317" w:hanging="317"/>
         <w:jc w:val="left"/>
@@ -4557,7 +4398,7 @@
         </w:rPr>
         <w:t xml:space="preserve">[14] Tuggener D, von Däniken P, Peetz T, Cieliebak M. LEDGAR: A Large-Scale Multi-label Corpus for Text Classification of Legal Provisions in Contracts. Proceedings of LREC. 2020:1235-1241. </w:t>
       </w:r>
-      <w:hyperlink r:id="rId30">
+      <w:hyperlink r:id="rId37">
         <w:r>
           <w:rPr>
             <w:rFonts w:ascii="Times New Roman" w:hAnsi="Times New Roman"/>
@@ -4579,6 +4420,7 @@
     <w:p>
       <w:pPr>
         <w:keepNext w:val="0"/>
+        <w:keepLines/>
         <w:spacing w:before="0" w:after="20" w:line="240" w:lineRule="auto"/>
         <w:ind w:left="317" w:hanging="317"/>
         <w:jc w:val="left"/>
@@ -4590,7 +4432,7 @@
         </w:rPr>
         <w:t xml:space="preserve">[15] Chalkidis I, et al. LexGLUE: A Benchmark Dataset for Legal Language Understanding in English. Proceedings of ACL. 2022:4310-4330. </w:t>
       </w:r>
-      <w:hyperlink r:id="rId31">
+      <w:hyperlink r:id="rId38">
         <w:r>
           <w:rPr>
             <w:rFonts w:ascii="Times New Roman" w:hAnsi="Times New Roman"/>
@@ -4612,6 +4454,7 @@
     <w:p>
       <w:pPr>
         <w:keepNext w:val="0"/>
+        <w:keepLines/>
         <w:spacing w:before="0" w:after="20" w:line="240" w:lineRule="auto"/>
         <w:ind w:left="317" w:hanging="317"/>
         <w:jc w:val="left"/>
@@ -4623,7 +4466,7 @@
         </w:rPr>
         <w:t xml:space="preserve">[16] Consumer Financial Protection Bureau. Consumer Complaint Database. </w:t>
       </w:r>
-      <w:hyperlink r:id="rId32">
+      <w:hyperlink r:id="rId39">
         <w:r>
           <w:rPr>
             <w:rFonts w:ascii="Times New Roman" w:hAnsi="Times New Roman"/>
@@ -4645,6 +4488,7 @@
     <w:p>
       <w:pPr>
         <w:keepNext w:val="0"/>
+        <w:keepLines/>
         <w:spacing w:before="0" w:after="20" w:line="240" w:lineRule="auto"/>
         <w:ind w:left="317" w:hanging="317"/>
         <w:jc w:val="left"/>
@@ -4656,7 +4500,7 @@
         </w:rPr>
         <w:t xml:space="preserve">[17] Apache SpamAssassin. Public mail corpus. </w:t>
       </w:r>
-      <w:hyperlink r:id="rId33">
+      <w:hyperlink r:id="rId40">
         <w:r>
           <w:rPr>
             <w:rFonts w:ascii="Times New Roman" w:hAnsi="Times New Roman"/>
@@ -4678,6 +4522,7 @@
     <w:p>
       <w:pPr>
         <w:keepNext w:val="0"/>
+        <w:keepLines/>
         <w:spacing w:before="0" w:after="20" w:line="240" w:lineRule="auto"/>
         <w:ind w:left="317" w:hanging="317"/>
         <w:jc w:val="left"/>
@@ -4689,7 +4534,7 @@
         </w:rPr>
         <w:t xml:space="preserve">[18] Efron B. Bootstrap Methods: Another Look at the Jackknife. The Annals of Statistics. 1979;7(1):1-26. </w:t>
       </w:r>
-      <w:hyperlink r:id="rId34">
+      <w:hyperlink r:id="rId41">
         <w:r>
           <w:rPr>
             <w:rFonts w:ascii="Times New Roman" w:hAnsi="Times New Roman"/>

--- a/paper/PLaND.docx
+++ b/paper/PLaND.docx
@@ -92,7 +92,7 @@
           <w:rFonts w:ascii="Times New Roman" w:hAnsi="Times New Roman" w:eastAsia="Times New Roman"/>
           <w:sz w:val="20"/>
         </w:rPr>
-        <w:t>Business processes and agentic systems contain decisions with different computational requirements. Some require interpretation, contextual judgment, novelty handling, or exception resolution; others are stable enough to execute deterministically. When these boundaries are not known in advance, a natural-language agent provides an expressive starting point, but repeatedly routing stable work through a language model creates avoidable model calls and token consumption. We present Path to Least Non Determinism (PLaND), an evaluation-driven methodology for progressively reducing model-mediated computation within accuracy limits set before evaluation. PLaND begins with an entirely English standard operating procedure (SOP). Its evolver skill instructs a host reasoning agent to inspect development examples and execution records, then propose one revised SOP, called a candidate. A candidate may add Python or Bash code and retain model reasoning for unresolved inputs. Evaluation compares predicted and expected answers on separate examples. We compare fixed English-only and hybrid SOPs on LEDGAR legal clauses, CFPB consumer complaints, and SpamAssassin email. The reported results cover 1,000 LEDGAR test clauses and 100 validation examples each for CFPB and SpamAssassin. Acceptance requires both workflows to reach 80% accuracy, an accuracy decrease within two percentage points after accounting for sampling uncertainty, and at least 5% fewer tokens with evidence of a positive reduction. On LEDGAR, accuracy changed from 93.5% to 92.7%, model calls fell from 1,000 to 589, and token use fell 40.02%. LEDGAR met these requirements; CFPB and SpamAssassin did not. Three additional paired runs per dataset reproduced these decisions using the same examples. The experiments evaluate the execution of fixed SOPs; they do not independently evaluate autonomous rule discovery from run histories.</w:t>
+        <w:t>Path to Least Non Determinism (PLaND) is an evaluation-driven methodology for replacing suitable language-model work with code. It starts with an English standard operating procedure (SOP). A host reasoning agent inspects development examples and execution records, proposes a revised SOP package, and tests whether an executable step can reduce model use while preserving quality within a stated tolerance. Unresolved inputs use the unchanged English baseline. We collected new LEDGAR, CFPB, and SpamAssassin subsets with 500 development, 1,000 selection, and 500 reserved final-test cases each. Each reached split received three paired baseline/hybrid executions using hosted Gemini 3.5 Flash Lite. Selection required both arms to reach 80% accuracy, a paired accuracy-interval lower bound of at least −2 percentage points, and at least 5% fewer tokens with a positive interval lower bound. LEDGAR and SpamAssassin passed selection and final assessment in all repeats. LEDGAR final-test accuracy changed from 94.8–95.0% to 95.8%, with 74.54–74.58% fewer tokens. SpamAssassin changed from 97.4–97.8% to 97.0–97.4%, with 28.12–28.14% fewer tokens. CFPB hybrid selection accuracy was 78.9–79.5%, below the floor, so its final test remained closed. Two provider-blocked selection emails were replaced under recorded amendments without reducing sample size. The study records package construction and evaluates frozen execution; it does not estimate autonomous discovery reliability across independent construction trials.</w:t>
       </w:r>
     </w:p>
     <w:p>
@@ -154,7 +154,7 @@
           <w:rFonts w:ascii="Times New Roman" w:hAnsi="Times New Roman" w:eastAsia="Times New Roman"/>
           <w:sz w:val="20"/>
         </w:rPr>
-        <w:t>Business processes often contain both stable and ambiguous decisions. A language model can interpret unfamiliar inputs and handle exceptions, but it may also spend tokens repeatedly applying the same recognizable rule. For example, a contract clause that explicitly specifies its governing law may be easier to classify than a clause that combines several legal functions. The practical question is: Which decisions can be handled by code while keeping the workflow's quality within an acceptable range?</w:t>
+        <w:t>A language model can interpret an unfamiliar input, but it may also spend tokens applying the same simple rule many times. A contract clause that explicitly names its governing law is one example. Can a workflow move such decisions into code without losing more accuracy than its users are willing to accept?</w:t>
       </w:r>
     </w:p>
     <w:p>
@@ -169,21 +169,7 @@
           <w:rFonts w:ascii="Times New Roman" w:hAnsi="Times New Roman" w:eastAsia="Times New Roman"/>
           <w:sz w:val="20"/>
         </w:rPr>
-        <w:t xml:space="preserve">Existing infrastructure provides ways to package and execute these workflows. The Agent Skills specification organizes reusable instructions in a </w:t>
-      </w:r>
-      <w:r>
-        <w:rPr>
-          <w:rFonts w:ascii="Courier New" w:hAnsi="Courier New" w:eastAsia="Times New Roman"/>
-          <w:sz w:val="20"/>
-        </w:rPr>
-        <w:t>SKILL.md</w:t>
-      </w:r>
-      <w:r>
-        <w:rPr>
-          <w:rFonts w:ascii="Times New Roman" w:hAnsi="Times New Roman" w:eastAsia="Times New Roman"/>
-          <w:sz w:val="20"/>
-        </w:rPr>
-        <w:t xml:space="preserve"> file with optional supporting files [1]. DeepAgents supports loading skills [2], while LangGraph provides graph-based workflow orchestration [3]. These are existing systems on which a methodology can build, not components introduced or independently benchmarked in this paper.</w:t>
+        <w:t>We present Path to Least Non Determinism (PLaND), a methodology for making this change through evaluation. It begins with an English standard operating procedure (SOP). A host reasoning agent studies development examples and execution records, proposes a revised SOP package, and measures it against the existing version. The revision may add an executable step while keeping the English instructions for inputs that the code cannot resolve. We call this combined version a hybrid SOP and the return to the model its fallback path.</w:t>
       </w:r>
     </w:p>
     <w:p>
@@ -198,7 +184,21 @@
           <w:rFonts w:ascii="Times New Roman" w:hAnsi="Times New Roman" w:eastAsia="Times New Roman"/>
           <w:sz w:val="20"/>
         </w:rPr>
-        <w:t>Related research optimizes model programs, prompts, workflows, and reusable skills. DSPy optimizes language-model pipelines against task metrics [4]. AutoFlow and AFlow generate and improve workflows [5, 6], while Automated Design of Agentic Systems searches over agent designs [7]. SkillOpt, SkillRevise, SkillReducer, and ACES study the optimization or evaluation of reusable skills [8-11]. PLaND focuses on a specific change within a workflow: replacing suitable model-mediated decisions with explicit computation, while retaining model reasoning for the remaining inputs and evaluating the complete result.</w:t>
+        <w:t xml:space="preserve">PLaND uses existing agent infrastructure. Agent Skills packages instructions in a </w:t>
+      </w:r>
+      <w:r>
+        <w:rPr>
+          <w:rFonts w:ascii="Courier New" w:hAnsi="Courier New" w:eastAsia="Times New Roman"/>
+          <w:sz w:val="17"/>
+        </w:rPr>
+        <w:t>SKILL.md</w:t>
+      </w:r>
+      <w:r>
+        <w:rPr>
+          <w:rFonts w:ascii="Times New Roman" w:hAnsi="Times New Roman" w:eastAsia="Times New Roman"/>
+          <w:sz w:val="20"/>
+        </w:rPr>
+        <w:t xml:space="preserve"> file with optional supporting files [1]. DeepAgents supports skills [2], and LangGraph provides workflow orchestration [3]. These are implementation components, not contributions introduced or independently benchmarked here.</w:t>
       </w:r>
     </w:p>
     <w:p>
@@ -213,7 +213,7 @@
           <w:rFonts w:ascii="Times New Roman" w:hAnsi="Times New Roman" w:eastAsia="Times New Roman"/>
           <w:sz w:val="20"/>
         </w:rPr>
-        <w:t>PLaND begins with an English standard operating procedure (SOP). We call this initial workflow the baseline: the language model follows the English instructions for every case. A hybrid SOP adds an executable step, meaning code that performs a defined operation when its conditions are met. In our experiments, this step is a Python classification script; cases it cannot classify go to the same language model. We call that path fallback. Figure 1 illustrates these two workflows. Further changes may organize stable steps as nodes in a workflow graph. That is a proposed direction. In this paper, reducing non-determinism means reducing dependence on model-mediated execution. It does not mean finding a globally optimal workflow or proving that repeated model outputs become less variable.</w:t>
+        <w:t>Related work improves model programs, workflows, and skills. DSPy optimizes language-model pipelines against task metrics [4]. AutoFlow, AFlow, and Automated Design of Agentic Systems search over workflows or agent designs [5–7]. SkillOpt and SkillRevise revise reusable skills using evaluation feedback [8, 9]. SkillReducer studies token-efficient skill representations [10], while ACES evaluates the effect of skills in paired agent trials [11]. PLaND focuses on replacing suitable model-mediated work with explicit computation while evaluating the whole workflow, including fallback. We do not compare against these methods experimentally or claim that the general idea of hybrid rules and models is new.</w:t>
       </w:r>
     </w:p>
     <w:p>
@@ -228,7 +228,7 @@
           <w:rFonts w:ascii="Times New Roman" w:hAnsi="Times New Roman" w:eastAsia="Times New Roman"/>
           <w:sz w:val="20"/>
         </w:rPr>
-        <w:t>We evaluate this approach on LEDGAR, CFPB, and SpamAssassin. These tasks let us test whether code can avoid model calls, whether accuracy remains within a stated tolerance, and whether the same acceptance decision holds across repeated runs. They are individual classification tasks, not complete business processes.</w:t>
+        <w:t>This paper evaluates fixed English and hybrid SOP execution on legal clauses, consumer complaints, and email. It also records how the packages were constructed. The repeated executions test the selected packages, not the reliability of independently repeating construction. Reducing non-determinism here means reducing dependence on model calls; it does not mean proving lower output variability or finding a globally optimal workflow.</w:t>
       </w:r>
     </w:p>
     <w:p>
@@ -254,7 +254,7 @@
           <w:b/>
           <w:sz w:val="22"/>
         </w:rPr>
-        <w:t>2.1 Skill structure and executable steps</w:t>
+        <w:t>2.1 Starting with an English SOP</w:t>
       </w:r>
     </w:p>
     <w:p>
@@ -269,63 +269,35 @@
           <w:rFonts w:ascii="Times New Roman" w:hAnsi="Times New Roman" w:eastAsia="Times New Roman"/>
           <w:sz w:val="20"/>
         </w:rPr>
-        <w:t xml:space="preserve">A skill is a directory whose main instructions are written in </w:t>
+        <w:t xml:space="preserve">PLaND has two methodology skills: </w:t>
       </w:r>
       <w:r>
         <w:rPr>
           <w:rFonts w:ascii="Courier New" w:hAnsi="Courier New" w:eastAsia="Times New Roman"/>
-          <w:sz w:val="20"/>
+          <w:sz w:val="17"/>
         </w:rPr>
-        <w:t>SKILL.md</w:t>
+        <w:t>generate-initial-version</w:t>
       </w:r>
       <w:r>
         <w:rPr>
           <w:rFonts w:ascii="Times New Roman" w:hAnsi="Times New Roman" w:eastAsia="Times New Roman"/>
           <w:sz w:val="20"/>
         </w:rPr>
-        <w:t xml:space="preserve">. Optional </w:t>
+        <w:t xml:space="preserve"> and </w:t>
       </w:r>
       <w:r>
         <w:rPr>
           <w:rFonts w:ascii="Courier New" w:hAnsi="Courier New" w:eastAsia="Times New Roman"/>
-          <w:sz w:val="20"/>
+          <w:sz w:val="17"/>
         </w:rPr>
-        <w:t>references/</w:t>
+        <w:t>pland-evolver</w:t>
       </w:r>
       <w:r>
         <w:rPr>
           <w:rFonts w:ascii="Times New Roman" w:hAnsi="Times New Roman" w:eastAsia="Times New Roman"/>
           <w:sz w:val="20"/>
         </w:rPr>
-        <w:t xml:space="preserve"> files provide supporting instructions or domain material, </w:t>
-      </w:r>
-      <w:r>
-        <w:rPr>
-          <w:rFonts w:ascii="Courier New" w:hAnsi="Courier New" w:eastAsia="Times New Roman"/>
-          <w:sz w:val="20"/>
-        </w:rPr>
-        <w:t>scripts/</w:t>
-      </w:r>
-      <w:r>
-        <w:rPr>
-          <w:rFonts w:ascii="Times New Roman" w:hAnsi="Times New Roman" w:eastAsia="Times New Roman"/>
-          <w:sz w:val="20"/>
-        </w:rPr>
-        <w:t xml:space="preserve"> contains executable code, and </w:t>
-      </w:r>
-      <w:r>
-        <w:rPr>
-          <w:rFonts w:ascii="Courier New" w:hAnsi="Courier New" w:eastAsia="Times New Roman"/>
-          <w:sz w:val="20"/>
-        </w:rPr>
-        <w:t>assets/</w:t>
-      </w:r>
-      <w:r>
-        <w:rPr>
-          <w:rFonts w:ascii="Times New Roman" w:hAnsi="Times New Roman" w:eastAsia="Times New Roman"/>
-          <w:sz w:val="20"/>
-        </w:rPr>
-        <w:t xml:space="preserve"> holds reusable resources such as document templates, images, or lookup tables [1]. A reference file in this directory is supporting material for the agent; it is not a bibliographic citation and does not make a decision deterministic by itself.</w:t>
+        <w:t>. The first creates an initial agent with one English SOP, approved data access, and a task-specific evaluator. The second directs a host reasoning agent to measure that SOP, inspect development records, and propose a bounded revision. Collection control, retries, and evidence packaging are separate experiment operations.</w:t>
       </w:r>
     </w:p>
     <w:p>
@@ -340,7 +312,63 @@
           <w:rFonts w:ascii="Times New Roman" w:hAnsi="Times New Roman" w:eastAsia="Times New Roman"/>
           <w:sz w:val="20"/>
         </w:rPr>
-        <w:t>An executable step may use Python or Bash and must have defined inputs and outputs. The workflow must actually execute the code and use its result. For example, a Python classification script can return a label directly. Merely mentioning that script in the English instructions does not establish that it ran.</w:t>
+        <w:t xml:space="preserve">A skill directory contains its main instructions in </w:t>
+      </w:r>
+      <w:r>
+        <w:rPr>
+          <w:rFonts w:ascii="Courier New" w:hAnsi="Courier New" w:eastAsia="Times New Roman"/>
+          <w:sz w:val="17"/>
+        </w:rPr>
+        <w:t>SKILL.md</w:t>
+      </w:r>
+      <w:r>
+        <w:rPr>
+          <w:rFonts w:ascii="Times New Roman" w:hAnsi="Times New Roman" w:eastAsia="Times New Roman"/>
+          <w:sz w:val="20"/>
+        </w:rPr>
+        <w:t xml:space="preserve">. It may also contain supporting instructions in </w:t>
+      </w:r>
+      <w:r>
+        <w:rPr>
+          <w:rFonts w:ascii="Courier New" w:hAnsi="Courier New" w:eastAsia="Times New Roman"/>
+          <w:sz w:val="17"/>
+        </w:rPr>
+        <w:t>references/</w:t>
+      </w:r>
+      <w:r>
+        <w:rPr>
+          <w:rFonts w:ascii="Times New Roman" w:hAnsi="Times New Roman" w:eastAsia="Times New Roman"/>
+          <w:sz w:val="20"/>
+        </w:rPr>
+        <w:t xml:space="preserve">, code in </w:t>
+      </w:r>
+      <w:r>
+        <w:rPr>
+          <w:rFonts w:ascii="Courier New" w:hAnsi="Courier New" w:eastAsia="Times New Roman"/>
+          <w:sz w:val="17"/>
+        </w:rPr>
+        <w:t>scripts/</w:t>
+      </w:r>
+      <w:r>
+        <w:rPr>
+          <w:rFonts w:ascii="Times New Roman" w:hAnsi="Times New Roman" w:eastAsia="Times New Roman"/>
+          <w:sz w:val="20"/>
+        </w:rPr>
+        <w:t xml:space="preserve">, and reusable files in </w:t>
+      </w:r>
+      <w:r>
+        <w:rPr>
+          <w:rFonts w:ascii="Courier New" w:hAnsi="Courier New" w:eastAsia="Times New Roman"/>
+          <w:sz w:val="17"/>
+        </w:rPr>
+        <w:t>assets/</w:t>
+      </w:r>
+      <w:r>
+        <w:rPr>
+          <w:rFonts w:ascii="Times New Roman" w:hAnsi="Times New Roman" w:eastAsia="Times New Roman"/>
+          <w:sz w:val="20"/>
+        </w:rPr>
+        <w:t xml:space="preserve"> [1]. Adding a reference file does not make a step deterministic. A step becomes executable only when the workflow runs code and uses its result.</w:t>
       </w:r>
     </w:p>
     <w:p>
@@ -355,7 +383,7 @@
           <w:rFonts w:ascii="Times New Roman" w:hAnsi="Times New Roman" w:eastAsia="Times New Roman"/>
           <w:sz w:val="20"/>
         </w:rPr>
-        <w:t>Figure 1 illustrates the progression using LEDGAR. The English SOP asks the model to read a clause, identify its legal function, compare the allowed labels, and choose one. The hybrid SOP adds a rule-based classifier. Inputs that the rules cannot resolve return to the model. Section 3.2 explains how the benchmark executes this choice.</w:t>
+        <w:t>The allowed labels are part of the task definition. We selected existing dataset categories before collection and supplied that vocabulary to both the model and the Python classifier. PLaND did not discover these categories. Each case also has an expected label held by the evaluator. That case-specific answer is not supplied to either classifier.</w:t>
       </w:r>
     </w:p>
     <w:p>
@@ -419,7 +447,7 @@
           <w:rFonts w:ascii="Times New Roman" w:hAnsi="Times New Roman" w:eastAsia="Times New Roman"/>
           <w:sz w:val="20"/>
         </w:rPr>
-        <w:t xml:space="preserve"> The first two stages summarize the evaluated LEDGAR SOPs. Production logs may reveal recurring paths that can be encoded as steps in a workflow graph, using existing orchestration tools [3]. The third stage illustrates this future direction; it was not evaluated here.</w:t>
+        <w:t xml:space="preserve"> The first two stages illustrate the evaluated design. The figure's phrase “high confidence” refers to support from development evidence; the tested scripts do not compute or enforce a numerical confidence score. They use ordered rules and input checks, described in Section 3.2. Graph-based workflows are a future direction, not a measured result.</w:t>
       </w:r>
     </w:p>
     <w:p>
@@ -432,7 +460,7 @@
           <w:b/>
           <w:sz w:val="22"/>
         </w:rPr>
-        <w:t>2.2 How an SOP evolves</w:t>
+        <w:t>2.2 Proposing and checking a candidate</w:t>
       </w:r>
     </w:p>
     <w:p>
@@ -447,35 +475,7 @@
           <w:rFonts w:ascii="Times New Roman" w:hAnsi="Times New Roman" w:eastAsia="Times New Roman"/>
           <w:sz w:val="20"/>
         </w:rPr>
-        <w:t xml:space="preserve">PLaND uses two skills [12]. The </w:t>
-      </w:r>
-      <w:r>
-        <w:rPr>
-          <w:rFonts w:ascii="Courier New" w:hAnsi="Courier New" w:eastAsia="Times New Roman"/>
-          <w:sz w:val="20"/>
-        </w:rPr>
-        <w:t>generate-initial-version</w:t>
-      </w:r>
-      <w:r>
-        <w:rPr>
-          <w:rFonts w:ascii="Times New Roman" w:hAnsi="Times New Roman" w:eastAsia="Times New Roman"/>
-          <w:sz w:val="20"/>
-        </w:rPr>
-        <w:t xml:space="preserve"> skill creates an initial agent with one English SOP from the task requirements, approved data sources, and evaluation specification. The </w:t>
-      </w:r>
-      <w:r>
-        <w:rPr>
-          <w:rFonts w:ascii="Courier New" w:hAnsi="Courier New" w:eastAsia="Times New Roman"/>
-          <w:sz w:val="20"/>
-        </w:rPr>
-        <w:t>pland-evolver</w:t>
-      </w:r>
-      <w:r>
-        <w:rPr>
-          <w:rFonts w:ascii="Times New Roman" w:hAnsi="Times New Roman" w:eastAsia="Times New Roman"/>
-          <w:sz w:val="20"/>
-        </w:rPr>
-        <w:t xml:space="preserve"> skill then instructs a host reasoning agent to run that SOP, inspect its execution records, and propose changes. The two skills are reusable across tasks; the generated SOP and its code are specific to the task. Appendix D summarizes their instructions and links to the complete skill files.</w:t>
+        <w:t>A candidate is a revised version of the whole SOP package, including its instructions and supporting code. It is not one dataset row or one model answer. A candidate makes one bounded change, such as adding or narrowing a rule-based classification step. That step can contain several related patterns.</w:t>
       </w:r>
     </w:p>
     <w:p>
@@ -490,7 +490,7 @@
           <w:rFonts w:ascii="Times New Roman" w:hAnsi="Times New Roman" w:eastAsia="Times New Roman"/>
           <w:sz w:val="20"/>
         </w:rPr>
-        <w:t>A candidate is a proposed revised version of the whole SOP package: its instructions and any supporting code. Each candidate contains one bounded change, such as adding a Python classification rule. Search means proposing and evaluating candidates until one meets the requirements or the attempt, time, or cost limit is reached. Evolution is the resulting progression from the current SOP to an accepted revision. A dataset row is one input on which a candidate runs; it is not itself a candidate.</w:t>
+        <w:t>The host agent chooses what to propose by inspecting development inputs, labels, errors, and execution traces. It may revise an English instruction when interpretation is still needed, or write Python or Bash for a repeatable operation with explicit input and output conditions. This choice is a proposal, not proof that the replacement is safe. Evaluation decides whether the complete candidate is acceptable.</w:t>
       </w:r>
     </w:p>
     <w:p>
@@ -505,7 +505,7 @@
           <w:rFonts w:ascii="Times New Roman" w:hAnsi="Times New Roman" w:eastAsia="Times New Roman"/>
           <w:sz w:val="20"/>
         </w:rPr>
-        <w:t>Development, validation, and test are three separate groups of examples from a dataset. Development examples are available while creating and revising the SOP. Validation examples check whether a proposed revision works on cases that did not guide it. The test set stays untouched during selection and provides the final assessment afterward. This separation reduces the risk of accepting a rule that only works on examples already studied. Section 3.1 states the sizes and which evaluations were completed.</w:t>
+        <w:t>For example, consider the illustrative clause “This Agreement shall be governed by the laws of the State of California.” Governing Laws is an existing LEDGAR category. If phrases of this kind recur in development records, the host agent can propose a matching rule. The script returns the category when its conditions hold; otherwise the baseline model reads the clause. The evaluator compares the returned label with the hidden dataset label. Success on this example does not establish that the rule works on other clauses.</w:t>
       </w:r>
     </w:p>
     <w:p>
@@ -520,7 +520,7 @@
           <w:rFonts w:ascii="Times New Roman" w:hAnsi="Times New Roman" w:eastAsia="Times New Roman"/>
           <w:sz w:val="20"/>
         </w:rPr>
-        <w:t>The evolution process is:</w:t>
+        <w:t>We use three separate groups of cases. Development cases guide revisions. Selection cases decide whether one frozen candidate is accepted. Final-test cases assess the selected package after acceptance. The collection follows this sequence:</w:t>
       </w:r>
     </w:p>
     <w:p>
@@ -534,7 +534,7 @@
           <w:rFonts w:ascii="Times New Roman" w:hAnsi="Times New Roman" w:eastAsia="Times New Roman"/>
           <w:sz w:val="20"/>
         </w:rPr>
-        <w:t>1. Run the current SOP on development examples. Save its answers, errors, model calls, tokens, and execution records.</w:t>
+        <w:t>1. Measure the English baseline on development cases. Refine it only on development evidence until it reaches the readiness floor or its attempt limit.</w:t>
       </w:r>
     </w:p>
     <w:p>
@@ -548,7 +548,7 @@
           <w:rFonts w:ascii="Times New Roman" w:hAnsi="Times New Roman" w:eastAsia="Times New Roman"/>
           <w:sz w:val="20"/>
         </w:rPr>
-        <w:t>2. Inspect those records for recurring patterns or avoidable model work. Propose one change and save the resulting candidate SOP package.</w:t>
+        <w:t>2. Inspect development records and propose a candidate. Save its hypothesis, instructions, code, and measurements.</w:t>
       </w:r>
     </w:p>
     <w:p>
@@ -562,7 +562,7 @@
           <w:rFonts w:ascii="Times New Roman" w:hAnsi="Times New Roman" w:eastAsia="Times New Roman"/>
           <w:sz w:val="20"/>
         </w:rPr>
-        <w:t>3. Check the candidate on development examples. If it meets the preliminary requirements, compare it with the baseline on separate validation examples.</w:t>
+        <w:t>3. Apply the development checks in Section 2.3. If the candidate fails and attempts remain, revise it using development evidence. Stop if no suitable change is found or the budget is exhausted.</w:t>
       </w:r>
     </w:p>
     <w:p>
@@ -576,7 +576,7 @@
           <w:rFonts w:ascii="Times New Roman" w:hAnsi="Times New Roman" w:eastAsia="Times New Roman"/>
           <w:sz w:val="20"/>
         </w:rPr>
-        <w:t>4. Accept the candidate only if every quality and token requirement in Section 3.3 passes. Otherwise retain the current SOP. To try another revision, return to development evidence and evaluate the new candidate on an unused set. Do not turn validation answers into new rules.</w:t>
+        <w:t>4. Freeze the first development-ready candidate and compare it with the baseline on selection cases. Selection rejection ends that dataset's study; it does not start another candidate search.</w:t>
       </w:r>
     </w:p>
     <w:p>
@@ -590,7 +590,7 @@
           <w:rFonts w:ascii="Times New Roman" w:hAnsi="Times New Roman" w:eastAsia="Times New Roman"/>
           <w:sz w:val="20"/>
         </w:rPr>
-        <w:t>5. Freeze the selected candidate before opening the reserved test set. Run the final assessment without further tuning. Repeated runs of an unchanged package measure repeatability, not another step of evolution.</w:t>
+        <w:t>5. After selection acceptance, run the reserved final test without changing either package. Report the final result, including a failure if the final criteria are not met.</w:t>
       </w:r>
     </w:p>
     <w:p>
@@ -605,52 +605,7 @@
           <w:rFonts w:ascii="Times New Roman" w:hAnsi="Times New Roman" w:eastAsia="Times New Roman"/>
           <w:sz w:val="20"/>
         </w:rPr>
-        <w:t>Consider this illustrative LEDGAR clause: "This Agreement shall be governed by the laws of the State of California." Its expected label is Governing Laws. The baseline asks the model to read the clause and choose a label. Suppose development records show that phrases such as "governed by the laws of" recur in this category. A proposed candidate adds a Python rule for that pattern and uses the model when no single category is identified. The revised instructions and Python rule together form one candidate.</w:t>
-      </w:r>
-    </w:p>
-    <w:p>
-      <w:pPr>
-        <w:keepNext w:val="0"/>
-        <w:spacing w:before="0" w:after="80" w:line="240" w:lineRule="auto"/>
-        <w:ind w:firstLine="288"/>
-        <w:jc w:val="both"/>
-      </w:pPr>
-      <w:r>
-        <w:rPr>
-          <w:rFonts w:ascii="Times New Roman" w:hAnsi="Times New Roman" w:eastAsia="Times New Roman"/>
-          <w:sz w:val="20"/>
-        </w:rPr>
-        <w:t>Success on this one clause is insufficient. The candidate and baseline must process many separate validation clauses, and their predicted labels are compared with the expected answers. A narrower phrase rule would constitute another candidate. This example explains how a proposal could arise; it is not a reconstruction of an independently recorded agent discovery. The reported experiments evaluate saved SOPs after their rules were created. They measure accuracy and model use, but do not test whether an agent can discover those rules automatically.</w:t>
-      </w:r>
-    </w:p>
-    <w:p>
-      <w:pPr>
-        <w:keepNext w:val="0"/>
-        <w:spacing w:before="0" w:after="80" w:line="240" w:lineRule="auto"/>
-        <w:ind w:firstLine="288"/>
-        <w:jc w:val="both"/>
-      </w:pPr>
-      <w:r>
-        <w:rPr>
-          <w:rFonts w:ascii="Times New Roman" w:hAnsi="Times New Roman" w:eastAsia="Times New Roman"/>
-          <w:sz w:val="20"/>
-        </w:rPr>
-        <w:t>The runner is the program that executes an SOP on each example. The scorer checks the result. For all three classification tasks here, the scorer gives one point when the returned label exactly matches the expected label and zero otherwise. Accuracy is the proportion of correct labels. Expected answers are used for scoring and are not included in the inputs sent to the model or Python classification script. Section 3.2 explains execution, and Appendix B gives the implementation details.</w:t>
-      </w:r>
-    </w:p>
-    <w:p>
-      <w:pPr>
-        <w:keepNext w:val="0"/>
-        <w:spacing w:before="0" w:after="80" w:line="240" w:lineRule="auto"/>
-        <w:ind w:firstLine="288"/>
-        <w:jc w:val="both"/>
-      </w:pPr>
-      <w:r>
-        <w:rPr>
-          <w:rFonts w:ascii="Times New Roman" w:hAnsi="Times New Roman" w:eastAsia="Times New Roman"/>
-          <w:sz w:val="20"/>
-        </w:rPr>
-        <w:t>Figure 2 shows what stays fixed during a comparison. Only the SOP package and its directly related files may change. The task, model, system prompt, selected data, scorer, runtime settings, permissions, and acceptance requirements stay the same for baseline and candidate. File fingerprints and case identifiers check this consistency. The default search budget allows at most ten candidate attempts; it is a stopping limit, not a claim that these experiments generated ten candidates. Appendix D distinguishes that policy from the saved comparisons.</w:t>
+        <w:t>The approved plan allowed at most ten baseline attempts and ten hybrid attempts. These are practical search limits chosen for this study, not a theoretically optimal budget. Only one hybrid per dataset could enter selection. Repeated executions of that hybrid did not count as new candidate attempts.</w:t>
       </w:r>
     </w:p>
     <w:p>
@@ -707,14 +662,14 @@
           <w:b/>
           <w:sz w:val="20"/>
         </w:rPr>
-        <w:t>Figure 2. What can change during a comparison.</w:t>
+        <w:t>Figure 2. What stays fixed during a comparison.</w:t>
       </w:r>
       <w:r>
         <w:rPr>
           <w:rFonts w:ascii="Times New Roman" w:hAnsi="Times New Roman" w:eastAsia="Times New Roman"/>
           <w:sz w:val="20"/>
         </w:rPr>
-        <w:t xml:space="preserve"> Generate the initial agent and English SOP once, then fix the evaluation setup. Candidate changes are confined to the SOP package. Development records can guide revisions; validation and test answers remain with the evaluator.</w:t>
+        <w:t xml:space="preserve"> Candidate edits are confined to the SOP package. Model identity, cases, system prompt, evaluator, and runtime settings stay fixed. “Seed” includes data sampling and bootstrap sampling; this hosted provider did not support a model-inference seed. SHA-256 hashes identify exact file contents so later changes can be detected.</w:t>
       </w:r>
     </w:p>
     <w:p>
@@ -727,7 +682,7 @@
           <w:b/>
           <w:sz w:val="22"/>
         </w:rPr>
-        <w:t>2.3 Quality and expense</w:t>
+        <w:t>2.3 Development readiness</w:t>
       </w:r>
     </w:p>
     <w:p>
@@ -742,7 +697,7 @@
           <w:rFonts w:ascii="Times New Roman" w:hAnsi="Times New Roman" w:eastAsia="Times New Roman"/>
           <w:sz w:val="20"/>
         </w:rPr>
-        <w:t>The quality requirements specify how accurate a workflow must be before lower model use counts as an improvement. For these experiments, both the baseline and candidate must classify at least 80% of cases correctly, and the candidate may lose at most two percentage points of accuracy after accounting for sampling uncertainty. A change from 93.5% to 91.5% is a two-point decrease; it is not a 2% relative decrease. Section 3.3 states the four acceptance requirements, including a minimum 5% token reduction.</w:t>
+        <w:t>The preliminary checks prevent a weak or invalid package from consuming the held-out selection set. The English baseline must first reach 80% development accuracy. A hybrid must then reach 80% development accuracy, have no recorded execution errors, reduce total model tokens by at least 5% against the paired baseline, and satisfy the frozen-input and SOP contracts. The hybrid contract requires an executable step and preserved English fallback. The selected candidate must pass its primary development assessment and all three development-repeat assessments.</w:t>
       </w:r>
     </w:p>
     <w:p>
@@ -757,86 +712,8 @@
           <w:rFonts w:ascii="Times New Roman" w:hAnsi="Times New Roman" w:eastAsia="Times New Roman"/>
           <w:sz w:val="20"/>
         </w:rPr>
-        <w:t>Let W denote the baseline workflow and W′ a proposed replacement. Q(W) is classification accuracy, E(W) is total model input and output tokens, Qmin is the minimum acceptable accuracy, and ε is the largest allowed accuracy decrease. Here Qmin = 0.80 and ε = 0.02.</w:t>
+        <w:t>These checks screen proposals on data already available to the host agent. They are not the final acceptance test. Development assessment uses observed accuracy and token improvement; the paired bootstrap requirements in Section 3.3 apply at selection. Selection and final-test observations cannot guide revisions.</w:t>
       </w:r>
-    </w:p>
-    <w:p>
-      <w:pPr>
-        <w:keepNext/>
-        <w:spacing w:before="0" w:after="80" w:line="240" w:lineRule="auto"/>
-        <w:ind w:firstLine="288"/>
-        <w:jc w:val="both"/>
-      </w:pPr>
-      <w:r>
-        <w:rPr>
-          <w:rFonts w:ascii="Times New Roman" w:hAnsi="Times New Roman" w:eastAsia="Times New Roman"/>
-          <w:sz w:val="20"/>
-        </w:rPr>
-        <w:t>The intended comparison is:</w:t>
-      </w:r>
-    </w:p>
-    <w:p>
-      <w:pPr>
-        <w:keepNext/>
-        <w:spacing w:before="0" w:after="60" w:line="240" w:lineRule="auto"/>
-        <w:jc w:val="center"/>
-      </w:pPr>
-      <m:oMath>
-        <m:r>
-          <m:t xml:space="preserve">E(W′) &lt; E(W)</m:t>
-        </m:r>
-      </m:oMath>
-    </w:p>
-    <w:p>
-      <w:pPr>
-        <w:keepNext/>
-        <w:spacing w:before="0" w:after="60" w:line="240" w:lineRule="auto"/>
-        <w:jc w:val="center"/>
-      </w:pPr>
-      <m:oMath>
-        <m:r>
-          <m:t xml:space="preserve">Q(W) ≥ </m:t>
-        </m:r>
-        <m:sSub>
-          <m:e>
-            <m:r>
-              <m:t>Q</m:t>
-            </m:r>
-          </m:e>
-          <m:sub>
-            <m:r>
-              <m:t>min</m:t>
-            </m:r>
-          </m:sub>
-        </m:sSub>
-        <m:r>
-          <m:t xml:space="preserve">, Q(W′) ≥ </m:t>
-        </m:r>
-        <m:sSub>
-          <m:e>
-            <m:r>
-              <m:t>Q</m:t>
-            </m:r>
-          </m:e>
-          <m:sub>
-            <m:r>
-              <m:t>min</m:t>
-            </m:r>
-          </m:sub>
-        </m:sSub>
-      </m:oMath>
-    </w:p>
-    <w:p>
-      <w:pPr>
-        <w:keepNext w:val="0"/>
-        <w:spacing w:before="0" w:after="60" w:line="240" w:lineRule="auto"/>
-        <w:jc w:val="center"/>
-      </w:pPr>
-      <m:oMath>
-        <m:r>
-          <m:t xml:space="preserve">Q(W′) − Q(W) ≥ −ε</m:t>
-        </m:r>
-      </m:oMath>
     </w:p>
     <w:p>
       <w:pPr>
@@ -850,7 +727,71 @@
           <w:rFonts w:ascii="Times New Roman" w:hAnsi="Times New Roman" w:eastAsia="Times New Roman"/>
           <w:sz w:val="20"/>
         </w:rPr>
-        <w:t>These values are study-specific engineering choices recorded in the comparison configuration [12]. They are not thresholds established by the dataset creators or universal standards for these tasks. The records do not provide an application-specific error-cost analysis that would justify 80% or two points for deployment. We therefore interpret acceptance only under these stated tolerances. A real application should choose its accuracy requirements before evaluation, based on the consequences of its errors. Non-inferiority testing provides a framework for assessing an allowed loss [13]; it does not supply the numerical margin used here.</w:t>
+        <w:t>The saved construction trail contains hypotheses, development pattern analyses, rejected attempts, package files, and decisions. The host agent narrowed LEDGAR's notice and survival patterns after development errors, restricted CFPB routing to four product patterns, and added email phrase/header rules for SpamAssassin. This records the construction performed in the study. It does not estimate how often an autonomous agent would discover useful rules from a new starting point.</w:t>
+      </w:r>
+    </w:p>
+    <w:p>
+      <w:pPr>
+        <w:keepNext/>
+        <w:spacing w:before="60" w:after="120" w:line="240" w:lineRule="auto"/>
+        <w:jc w:val="center"/>
+      </w:pPr>
+      <w:r>
+        <w:drawing>
+          <wp:inline xmlns:a="http://schemas.openxmlformats.org/drawingml/2006/main" xmlns:pic="http://schemas.openxmlformats.org/drawingml/2006/picture">
+            <wp:extent cx="2880360" cy="3723633"/>
+            <wp:docPr id="3" name="Picture 3" descr="Evolution Loop"/>
+            <wp:cNvGraphicFramePr>
+              <a:graphicFrameLocks noChangeAspect="1"/>
+            </wp:cNvGraphicFramePr>
+            <a:graphic>
+              <a:graphicData uri="http://schemas.openxmlformats.org/drawingml/2006/picture">
+                <pic:pic>
+                  <pic:nvPicPr>
+                    <pic:cNvPr id="0" name="evolution-loop.png"/>
+                    <pic:cNvPicPr/>
+                  </pic:nvPicPr>
+                  <pic:blipFill>
+                    <a:blip r:embed="rId12"/>
+                    <a:stretch>
+                      <a:fillRect/>
+                    </a:stretch>
+                  </pic:blipFill>
+                  <pic:spPr>
+                    <a:xfrm>
+                      <a:off x="0" y="0"/>
+                      <a:ext cx="2880360" cy="3723633"/>
+                    </a:xfrm>
+                    <a:prstGeom prst="rect"/>
+                  </pic:spPr>
+                </pic:pic>
+              </a:graphicData>
+            </a:graphic>
+          </wp:inline>
+        </w:drawing>
+      </w:r>
+    </w:p>
+    <w:p>
+      <w:pPr>
+        <w:keepNext w:val="0"/>
+        <w:keepLines/>
+        <w:spacing w:before="0" w:after="120" w:line="240" w:lineRule="auto"/>
+        <w:jc w:val="center"/>
+      </w:pPr>
+      <w:r>
+        <w:rPr>
+          <w:rFonts w:ascii="Times New Roman" w:hAnsi="Times New Roman" w:eastAsia="Times New Roman"/>
+          <w:b/>
+          <w:sz w:val="20"/>
+        </w:rPr>
+        <w:t>Figure 3. Proposal, acceptance, and final assessment.</w:t>
+      </w:r>
+      <w:r>
+        <w:rPr>
+          <w:rFonts w:ascii="Times New Roman" w:hAnsi="Times New Roman" w:eastAsia="Times New Roman"/>
+          <w:sz w:val="20"/>
+        </w:rPr>
+        <w:t xml:space="preserve"> The host reasoning agent generates a candidate from development records. Only the development loop can produce another candidate. Selection rejection ends the study. Selection acceptance fixes the new SOP before reserved-test assessment and reporting; it is not automatic permission to deploy it.</w:t>
       </w:r>
     </w:p>
     <w:p>
@@ -876,7 +817,7 @@
           <w:b/>
           <w:sz w:val="22"/>
         </w:rPr>
-        <w:t>3.1 Datasets and data splits</w:t>
+        <w:t>3.1 Data and split sizes</w:t>
       </w:r>
     </w:p>
     <w:p>
@@ -891,7 +832,7 @@
           <w:rFonts w:ascii="Times New Roman" w:hAnsi="Times New Roman" w:eastAsia="Times New Roman"/>
           <w:sz w:val="20"/>
         </w:rPr>
-        <w:t>We use three public sources: LEDGAR contract clauses through the LexGLUE task [14, 15], consumer complaint narratives from the Consumer Financial Protection Bureau (CFPB) [16], and the SpamAssassin public email corpus [17]. The tasks are to identify a legal clause type, a complaint's product category, or whether an email is spam. LEDGAR and CFPB each use ten labels; SpamAssassin uses two. Appendix C lists the labels and preparation details.</w:t>
+        <w:t>We collected fresh subsets from LEDGAR through LexGLUE [14, 15], the CFPB Consumer Complaint Database [16], and the SpamAssassin public email corpus [17]. The tasks identify a clause's legal category, a complaint's product category, and whether an email is ham or spam. LEDGAR and CFPB each use ten existing labels; SpamAssassin uses two. Appendix C lists them.</w:t>
       </w:r>
     </w:p>
     <w:p>
@@ -905,7 +846,7 @@
           <w:b/>
           <w:sz w:val="20"/>
         </w:rPr>
-        <w:t>Table 1. Prepared dataset splits (numbers of examples)</w:t>
+        <w:t>Table 1. Cases prepared for each dataset</w:t>
       </w:r>
     </w:p>
     <w:tbl>
@@ -925,10 +866,10 @@
         </w:tblBorders>
       </w:tblPr>
       <w:tblGrid>
-        <w:gridCol w:w="1475"/>
-        <w:gridCol w:w="660"/>
-        <w:gridCol w:w="1190"/>
-        <w:gridCol w:w="1380"/>
+        <w:gridCol w:w="1390"/>
+        <w:gridCol w:w="790"/>
+        <w:gridCol w:w="1260"/>
+        <w:gridCol w:w="1265"/>
       </w:tblGrid>
       <w:tr>
         <w:trPr>
@@ -937,12 +878,12 @@
         </w:trPr>
         <w:tc>
           <w:tcPr>
-            <w:tcW w:type="dxa" w:w="1475"/>
+            <w:tcW w:type="dxa" w:w="1390"/>
             <w:tcMar>
-              <w:top w:w="80" w:type="dxa"/>
-              <w:start w:w="100" w:type="dxa"/>
-              <w:bottom w:w="80" w:type="dxa"/>
-              <w:end w:w="100" w:type="dxa"/>
+              <w:top w:w="60" w:type="dxa"/>
+              <w:start w:w="60" w:type="dxa"/>
+              <w:bottom w:w="60" w:type="dxa"/>
+              <w:end w:w="60" w:type="dxa"/>
             </w:tcMar>
             <w:shd w:fill="E8EEF3"/>
             <w:vAlign w:val="center"/>
@@ -956,7 +897,7 @@
               <w:rPr>
                 <w:rFonts w:ascii="Times New Roman" w:hAnsi="Times New Roman" w:eastAsia="Times New Roman"/>
                 <w:b/>
-                <w:sz w:val="20"/>
+                <w:sz w:val="18"/>
               </w:rPr>
               <w:t>Dataset</w:t>
             </w:r>
@@ -964,12 +905,12 @@
         </w:tc>
         <w:tc>
           <w:tcPr>
-            <w:tcW w:type="dxa" w:w="660"/>
+            <w:tcW w:type="dxa" w:w="790"/>
             <w:tcMar>
-              <w:top w:w="80" w:type="dxa"/>
-              <w:start w:w="100" w:type="dxa"/>
-              <w:bottom w:w="80" w:type="dxa"/>
-              <w:end w:w="100" w:type="dxa"/>
+              <w:top w:w="60" w:type="dxa"/>
+              <w:start w:w="60" w:type="dxa"/>
+              <w:bottom w:w="60" w:type="dxa"/>
+              <w:end w:w="60" w:type="dxa"/>
             </w:tcMar>
             <w:shd w:fill="E8EEF3"/>
             <w:vAlign w:val="center"/>
@@ -984,7 +925,7 @@
               <w:rPr>
                 <w:rFonts w:ascii="Times New Roman" w:hAnsi="Times New Roman" w:eastAsia="Times New Roman"/>
                 <w:b/>
-                <w:sz w:val="20"/>
+                <w:sz w:val="18"/>
               </w:rPr>
               <w:t>Dev.</w:t>
             </w:r>
@@ -992,12 +933,12 @@
         </w:tc>
         <w:tc>
           <w:tcPr>
-            <w:tcW w:type="dxa" w:w="1190"/>
+            <w:tcW w:type="dxa" w:w="1260"/>
             <w:tcMar>
-              <w:top w:w="80" w:type="dxa"/>
-              <w:start w:w="100" w:type="dxa"/>
-              <w:bottom w:w="80" w:type="dxa"/>
-              <w:end w:w="100" w:type="dxa"/>
+              <w:top w:w="60" w:type="dxa"/>
+              <w:start w:w="60" w:type="dxa"/>
+              <w:bottom w:w="60" w:type="dxa"/>
+              <w:end w:w="60" w:type="dxa"/>
             </w:tcMar>
             <w:shd w:fill="E8EEF3"/>
             <w:vAlign w:val="center"/>
@@ -1012,20 +953,20 @@
               <w:rPr>
                 <w:rFonts w:ascii="Times New Roman" w:hAnsi="Times New Roman" w:eastAsia="Times New Roman"/>
                 <w:b/>
-                <w:sz w:val="20"/>
+                <w:sz w:val="18"/>
               </w:rPr>
-              <w:t>Validation</w:t>
+              <w:t>Selection</w:t>
             </w:r>
           </w:p>
         </w:tc>
         <w:tc>
           <w:tcPr>
-            <w:tcW w:type="dxa" w:w="1380"/>
+            <w:tcW w:type="dxa" w:w="1265"/>
             <w:tcMar>
-              <w:top w:w="80" w:type="dxa"/>
-              <w:start w:w="100" w:type="dxa"/>
-              <w:bottom w:w="80" w:type="dxa"/>
-              <w:end w:w="100" w:type="dxa"/>
+              <w:top w:w="60" w:type="dxa"/>
+              <w:start w:w="60" w:type="dxa"/>
+              <w:bottom w:w="60" w:type="dxa"/>
+              <w:end w:w="60" w:type="dxa"/>
             </w:tcMar>
             <w:shd w:fill="E8EEF3"/>
             <w:vAlign w:val="center"/>
@@ -1040,9 +981,9 @@
               <w:rPr>
                 <w:rFonts w:ascii="Times New Roman" w:hAnsi="Times New Roman" w:eastAsia="Times New Roman"/>
                 <w:b/>
-                <w:sz w:val="20"/>
+                <w:sz w:val="18"/>
               </w:rPr>
-              <w:t>Reserved test</w:t>
+              <w:t>Final test</w:t>
             </w:r>
           </w:p>
         </w:tc>
@@ -1053,12 +994,12 @@
         </w:trPr>
         <w:tc>
           <w:tcPr>
-            <w:tcW w:type="dxa" w:w="1475"/>
+            <w:tcW w:type="dxa" w:w="1390"/>
             <w:tcMar>
-              <w:top w:w="80" w:type="dxa"/>
-              <w:start w:w="100" w:type="dxa"/>
-              <w:bottom w:w="80" w:type="dxa"/>
-              <w:end w:w="100" w:type="dxa"/>
+              <w:top w:w="60" w:type="dxa"/>
+              <w:start w:w="60" w:type="dxa"/>
+              <w:bottom w:w="60" w:type="dxa"/>
+              <w:end w:w="60" w:type="dxa"/>
             </w:tcMar>
             <w:vAlign w:val="center"/>
           </w:tcPr>
@@ -1071,7 +1012,7 @@
               <w:rPr>
                 <w:rFonts w:ascii="Times New Roman" w:hAnsi="Times New Roman" w:eastAsia="Times New Roman"/>
                 <w:b w:val="0"/>
-                <w:sz w:val="20"/>
+                <w:sz w:val="18"/>
               </w:rPr>
               <w:t>LEDGAR</w:t>
             </w:r>
@@ -1079,12 +1020,12 @@
         </w:tc>
         <w:tc>
           <w:tcPr>
-            <w:tcW w:type="dxa" w:w="660"/>
+            <w:tcW w:type="dxa" w:w="790"/>
             <w:tcMar>
-              <w:top w:w="80" w:type="dxa"/>
-              <w:start w:w="100" w:type="dxa"/>
-              <w:bottom w:w="80" w:type="dxa"/>
-              <w:end w:w="100" w:type="dxa"/>
+              <w:top w:w="60" w:type="dxa"/>
+              <w:start w:w="60" w:type="dxa"/>
+              <w:bottom w:w="60" w:type="dxa"/>
+              <w:end w:w="60" w:type="dxa"/>
             </w:tcMar>
             <w:vAlign w:val="center"/>
           </w:tcPr>
@@ -1098,20 +1039,20 @@
               <w:rPr>
                 <w:rFonts w:ascii="Times New Roman" w:hAnsi="Times New Roman" w:eastAsia="Times New Roman"/>
                 <w:b w:val="0"/>
-                <w:sz w:val="20"/>
+                <w:sz w:val="18"/>
               </w:rPr>
-              <w:t>100</w:t>
+              <w:t>500</w:t>
             </w:r>
           </w:p>
         </w:tc>
         <w:tc>
           <w:tcPr>
-            <w:tcW w:type="dxa" w:w="1190"/>
+            <w:tcW w:type="dxa" w:w="1260"/>
             <w:tcMar>
-              <w:top w:w="80" w:type="dxa"/>
-              <w:start w:w="100" w:type="dxa"/>
-              <w:bottom w:w="80" w:type="dxa"/>
-              <w:end w:w="100" w:type="dxa"/>
+              <w:top w:w="60" w:type="dxa"/>
+              <w:start w:w="60" w:type="dxa"/>
+              <w:bottom w:w="60" w:type="dxa"/>
+              <w:end w:w="60" w:type="dxa"/>
             </w:tcMar>
             <w:vAlign w:val="center"/>
           </w:tcPr>
@@ -1125,20 +1066,20 @@
               <w:rPr>
                 <w:rFonts w:ascii="Times New Roman" w:hAnsi="Times New Roman" w:eastAsia="Times New Roman"/>
                 <w:b w:val="0"/>
-                <w:sz w:val="20"/>
+                <w:sz w:val="18"/>
               </w:rPr>
-              <w:t>100</w:t>
+              <w:t>1,000</w:t>
             </w:r>
           </w:p>
         </w:tc>
         <w:tc>
           <w:tcPr>
-            <w:tcW w:type="dxa" w:w="1380"/>
+            <w:tcW w:type="dxa" w:w="1265"/>
             <w:tcMar>
-              <w:top w:w="80" w:type="dxa"/>
-              <w:start w:w="100" w:type="dxa"/>
-              <w:bottom w:w="80" w:type="dxa"/>
-              <w:end w:w="100" w:type="dxa"/>
+              <w:top w:w="60" w:type="dxa"/>
+              <w:start w:w="60" w:type="dxa"/>
+              <w:bottom w:w="60" w:type="dxa"/>
+              <w:end w:w="60" w:type="dxa"/>
             </w:tcMar>
             <w:vAlign w:val="center"/>
           </w:tcPr>
@@ -1152,9 +1093,9 @@
               <w:rPr>
                 <w:rFonts w:ascii="Times New Roman" w:hAnsi="Times New Roman" w:eastAsia="Times New Roman"/>
                 <w:b w:val="0"/>
-                <w:sz w:val="20"/>
+                <w:sz w:val="18"/>
               </w:rPr>
-              <w:t>1,000</w:t>
+              <w:t>500</w:t>
             </w:r>
           </w:p>
         </w:tc>
@@ -1165,12 +1106,12 @@
         </w:trPr>
         <w:tc>
           <w:tcPr>
-            <w:tcW w:type="dxa" w:w="1475"/>
+            <w:tcW w:type="dxa" w:w="1390"/>
             <w:tcMar>
-              <w:top w:w="80" w:type="dxa"/>
-              <w:start w:w="100" w:type="dxa"/>
-              <w:bottom w:w="80" w:type="dxa"/>
-              <w:end w:w="100" w:type="dxa"/>
+              <w:top w:w="60" w:type="dxa"/>
+              <w:start w:w="60" w:type="dxa"/>
+              <w:bottom w:w="60" w:type="dxa"/>
+              <w:end w:w="60" w:type="dxa"/>
             </w:tcMar>
             <w:vAlign w:val="center"/>
           </w:tcPr>
@@ -1183,7 +1124,7 @@
               <w:rPr>
                 <w:rFonts w:ascii="Times New Roman" w:hAnsi="Times New Roman" w:eastAsia="Times New Roman"/>
                 <w:b w:val="0"/>
-                <w:sz w:val="20"/>
+                <w:sz w:val="18"/>
               </w:rPr>
               <w:t>CFPB</w:t>
             </w:r>
@@ -1191,12 +1132,12 @@
         </w:tc>
         <w:tc>
           <w:tcPr>
-            <w:tcW w:type="dxa" w:w="660"/>
+            <w:tcW w:type="dxa" w:w="790"/>
             <w:tcMar>
-              <w:top w:w="80" w:type="dxa"/>
-              <w:start w:w="100" w:type="dxa"/>
-              <w:bottom w:w="80" w:type="dxa"/>
-              <w:end w:w="100" w:type="dxa"/>
+              <w:top w:w="60" w:type="dxa"/>
+              <w:start w:w="60" w:type="dxa"/>
+              <w:bottom w:w="60" w:type="dxa"/>
+              <w:end w:w="60" w:type="dxa"/>
             </w:tcMar>
             <w:vAlign w:val="center"/>
           </w:tcPr>
@@ -1210,20 +1151,20 @@
               <w:rPr>
                 <w:rFonts w:ascii="Times New Roman" w:hAnsi="Times New Roman" w:eastAsia="Times New Roman"/>
                 <w:b w:val="0"/>
-                <w:sz w:val="20"/>
+                <w:sz w:val="18"/>
               </w:rPr>
-              <w:t>100</w:t>
+              <w:t>500</w:t>
             </w:r>
           </w:p>
         </w:tc>
         <w:tc>
           <w:tcPr>
-            <w:tcW w:type="dxa" w:w="1190"/>
+            <w:tcW w:type="dxa" w:w="1260"/>
             <w:tcMar>
-              <w:top w:w="80" w:type="dxa"/>
-              <w:start w:w="100" w:type="dxa"/>
-              <w:bottom w:w="80" w:type="dxa"/>
-              <w:end w:w="100" w:type="dxa"/>
+              <w:top w:w="60" w:type="dxa"/>
+              <w:start w:w="60" w:type="dxa"/>
+              <w:bottom w:w="60" w:type="dxa"/>
+              <w:end w:w="60" w:type="dxa"/>
             </w:tcMar>
             <w:vAlign w:val="center"/>
           </w:tcPr>
@@ -1237,20 +1178,20 @@
               <w:rPr>
                 <w:rFonts w:ascii="Times New Roman" w:hAnsi="Times New Roman" w:eastAsia="Times New Roman"/>
                 <w:b w:val="0"/>
-                <w:sz w:val="20"/>
+                <w:sz w:val="18"/>
               </w:rPr>
-              <w:t>100</w:t>
+              <w:t>1,000</w:t>
             </w:r>
           </w:p>
         </w:tc>
         <w:tc>
           <w:tcPr>
-            <w:tcW w:type="dxa" w:w="1380"/>
+            <w:tcW w:type="dxa" w:w="1265"/>
             <w:tcMar>
-              <w:top w:w="80" w:type="dxa"/>
-              <w:start w:w="100" w:type="dxa"/>
-              <w:bottom w:w="80" w:type="dxa"/>
-              <w:end w:w="100" w:type="dxa"/>
+              <w:top w:w="60" w:type="dxa"/>
+              <w:start w:w="60" w:type="dxa"/>
+              <w:bottom w:w="60" w:type="dxa"/>
+              <w:end w:w="60" w:type="dxa"/>
             </w:tcMar>
             <w:vAlign w:val="center"/>
           </w:tcPr>
@@ -1264,9 +1205,9 @@
               <w:rPr>
                 <w:rFonts w:ascii="Times New Roman" w:hAnsi="Times New Roman" w:eastAsia="Times New Roman"/>
                 <w:b w:val="0"/>
-                <w:sz w:val="20"/>
+                <w:sz w:val="18"/>
               </w:rPr>
-              <w:t>1,000</w:t>
+              <w:t>500</w:t>
             </w:r>
           </w:p>
         </w:tc>
@@ -1277,12 +1218,12 @@
         </w:trPr>
         <w:tc>
           <w:tcPr>
-            <w:tcW w:type="dxa" w:w="1475"/>
+            <w:tcW w:type="dxa" w:w="1390"/>
             <w:tcMar>
-              <w:top w:w="80" w:type="dxa"/>
-              <w:start w:w="100" w:type="dxa"/>
-              <w:bottom w:w="80" w:type="dxa"/>
-              <w:end w:w="100" w:type="dxa"/>
+              <w:top w:w="60" w:type="dxa"/>
+              <w:start w:w="60" w:type="dxa"/>
+              <w:bottom w:w="60" w:type="dxa"/>
+              <w:end w:w="60" w:type="dxa"/>
             </w:tcMar>
             <w:vAlign w:val="center"/>
           </w:tcPr>
@@ -1295,7 +1236,7 @@
               <w:rPr>
                 <w:rFonts w:ascii="Times New Roman" w:hAnsi="Times New Roman" w:eastAsia="Times New Roman"/>
                 <w:b w:val="0"/>
-                <w:sz w:val="20"/>
+                <w:sz w:val="18"/>
               </w:rPr>
               <w:t>SpamAssassin</w:t>
             </w:r>
@@ -1303,12 +1244,12 @@
         </w:tc>
         <w:tc>
           <w:tcPr>
-            <w:tcW w:type="dxa" w:w="660"/>
+            <w:tcW w:type="dxa" w:w="790"/>
             <w:tcMar>
-              <w:top w:w="80" w:type="dxa"/>
-              <w:start w:w="100" w:type="dxa"/>
-              <w:bottom w:w="80" w:type="dxa"/>
-              <w:end w:w="100" w:type="dxa"/>
+              <w:top w:w="60" w:type="dxa"/>
+              <w:start w:w="60" w:type="dxa"/>
+              <w:bottom w:w="60" w:type="dxa"/>
+              <w:end w:w="60" w:type="dxa"/>
             </w:tcMar>
             <w:vAlign w:val="center"/>
           </w:tcPr>
@@ -1322,20 +1263,20 @@
               <w:rPr>
                 <w:rFonts w:ascii="Times New Roman" w:hAnsi="Times New Roman" w:eastAsia="Times New Roman"/>
                 <w:b w:val="0"/>
-                <w:sz w:val="20"/>
+                <w:sz w:val="18"/>
               </w:rPr>
-              <w:t>100</w:t>
+              <w:t>500</w:t>
             </w:r>
           </w:p>
         </w:tc>
         <w:tc>
           <w:tcPr>
-            <w:tcW w:type="dxa" w:w="1190"/>
+            <w:tcW w:type="dxa" w:w="1260"/>
             <w:tcMar>
-              <w:top w:w="80" w:type="dxa"/>
-              <w:start w:w="100" w:type="dxa"/>
-              <w:bottom w:w="80" w:type="dxa"/>
-              <w:end w:w="100" w:type="dxa"/>
+              <w:top w:w="60" w:type="dxa"/>
+              <w:start w:w="60" w:type="dxa"/>
+              <w:bottom w:w="60" w:type="dxa"/>
+              <w:end w:w="60" w:type="dxa"/>
             </w:tcMar>
             <w:vAlign w:val="center"/>
           </w:tcPr>
@@ -1349,20 +1290,20 @@
               <w:rPr>
                 <w:rFonts w:ascii="Times New Roman" w:hAnsi="Times New Roman" w:eastAsia="Times New Roman"/>
                 <w:b w:val="0"/>
-                <w:sz w:val="20"/>
+                <w:sz w:val="18"/>
               </w:rPr>
-              <w:t>100</w:t>
+              <w:t>1,000</w:t>
             </w:r>
           </w:p>
         </w:tc>
         <w:tc>
           <w:tcPr>
-            <w:tcW w:type="dxa" w:w="1380"/>
+            <w:tcW w:type="dxa" w:w="1265"/>
             <w:tcMar>
-              <w:top w:w="80" w:type="dxa"/>
-              <w:start w:w="100" w:type="dxa"/>
-              <w:bottom w:w="80" w:type="dxa"/>
-              <w:end w:w="100" w:type="dxa"/>
+              <w:top w:w="60" w:type="dxa"/>
+              <w:start w:w="60" w:type="dxa"/>
+              <w:bottom w:w="60" w:type="dxa"/>
+              <w:end w:w="60" w:type="dxa"/>
             </w:tcMar>
             <w:vAlign w:val="center"/>
           </w:tcPr>
@@ -1376,9 +1317,9 @@
               <w:rPr>
                 <w:rFonts w:ascii="Times New Roman" w:hAnsi="Times New Roman" w:eastAsia="Times New Roman"/>
                 <w:b w:val="0"/>
-                <w:sz w:val="20"/>
+                <w:sz w:val="18"/>
               </w:rPr>
-              <w:t>1,000</w:t>
+              <w:t>500</w:t>
             </w:r>
           </w:p>
         </w:tc>
@@ -1402,7 +1343,7 @@
           <w:rFonts w:ascii="Times New Roman" w:hAnsi="Times New Roman" w:eastAsia="Times New Roman"/>
           <w:sz w:val="20"/>
         </w:rPr>
-        <w:t>In Table 1, Dev. means development. Each dataset has three non-overlapping groups, with the roles defined in Section 2.2: development guides revisions, validation selects the candidate, and the reserved test measures the selected version. The table shows examples prepared, not the number of completed model evaluations. These subsets contain equal numbers per label and do not represent natural label frequencies in production. The dataset manifests and audit records identify the selected examples and check for duplicate identifiers, duplicate content, and overlap with earlier development material [12].</w:t>
+        <w:t>All splits are balanced within the chosen labels and do not represent natural label frequencies. Preparation excluded previously opened identifiers and normalized-content duplicates, then checked for overlap among the new splits. All LEDGAR study splits came from the source training partition. These are new study splits, not the native LexGLUE benchmark partitions; we make no claim of a standard LexGLUE benchmark score.</w:t>
       </w:r>
     </w:p>
     <w:p>
@@ -1417,7 +1358,7 @@
           <w:rFonts w:ascii="Times New Roman" w:hAnsi="Times New Roman" w:eastAsia="Times New Roman"/>
           <w:sz w:val="20"/>
         </w:rPr>
-        <w:t>In the completed evaluations reported below, LEDGAR passed validation and proceeded to its 1,000-case test. CFPB and SpamAssassin failed validation, so their 1,000-case tests remained unused. Their reported results therefore cover 100 validation examples each. The unequal reported sample sizes follow from this stopping rule; all three datasets had the same split sizes prepared. Appendix C records the evaluation stage for each.</w:t>
+        <w:t>Dev. means development. The approved 500/1,000/500 allocation gives more cases to the decision that controls whether a candidate advances, while retaining separate development and final-test data. It is a study design choice, not a universal recommended ratio. Development can still miss rare patterns, and these sizes do not establish enough statistical power for every application.</w:t>
       </w:r>
     </w:p>
     <w:p>
@@ -1430,7 +1371,7 @@
           <w:b/>
           <w:sz w:val="22"/>
         </w:rPr>
-        <w:t>3.2 How the baseline and hybrid classify each case</w:t>
+        <w:t>3.2 Execution and scoring</w:t>
       </w:r>
     </w:p>
     <w:p>
@@ -1445,7 +1386,7 @@
           <w:rFonts w:ascii="Times New Roman" w:hAnsi="Times New Roman" w:eastAsia="Times New Roman"/>
           <w:sz w:val="20"/>
         </w:rPr>
-        <w:t>The baseline and hybrid process the same examples. As defined in Section 1, the baseline sends every case to the language model with the English SOP and the list of possible labels. For the illustrative governing-law clause in Section 2.2, the model reads the clause and chooses Governing Laws.</w:t>
+        <w:t>The baseline sends each input, the allowed labels, and its complete English SOP to the model. The hybrid first calls a Python classification function directly from the runner. It uses ordered regular-expression rules and returns the first matching allowed label with a rule identifier. It does not detect all possible category conflicts and then abstain. No match, an invalid input, or an invalid command result triggers fallback; command exceptions are separately recorded as errors.</w:t>
       </w:r>
     </w:p>
     <w:p>
@@ -1460,7 +1401,7 @@
           <w:rFonts w:ascii="Times New Roman" w:hAnsi="Times New Roman" w:eastAsia="Times New Roman"/>
           <w:sz w:val="20"/>
         </w:rPr>
-        <w:t>The hybrid tries the Python classification script first. When a rule identifies one category, the workflow uses that label without calling the model. When the rules find no answer or conflicting categories, the script returns no answer and the workflow sends the same case to the model. This is fallback. For example, a clear governing-law phrase can be handled by code, while a clause matching several categories goes to the model for interpretation. The email script uses the same principle but returns only a spam label when its rule matches.</w:t>
+        <w:t>LEDGAR rules recognize category-specific phrases. CFPB rules cover Prepaid card, Student loan, Mortgage, and the selected payday/personal-loan category. The email script checks spam phrases such as “removed from” and “viagra,” then ham reply headers. Rule order is part of the frozen package. A valid rule result completes the case without a model call. The harness executes this routing; the benchmark does not ask an autonomous model to select tools or launch a shell for each case.</w:t>
       </w:r>
     </w:p>
     <w:p>
@@ -1475,7 +1416,21 @@
           <w:rFonts w:ascii="Times New Roman" w:hAnsi="Times New Roman" w:eastAsia="Times New Roman"/>
           <w:sz w:val="20"/>
         </w:rPr>
-        <w:t>The scorer checks every final label against the expected answer, regardless of which path produced it. A matching label scores one and any other answer scores zero. Model-token use is the sum of the input and output tokens reported by the model across all cases. A case answered entirely by the Python script uses no model tokens. Appendix B describes the code calls, output checks, and recorded fields.</w:t>
+        <w:t xml:space="preserve">Fallback sends the same case through the complete, unchanged baseline SOP with the same model and system prompt. It does not use a shorter substitute prompt. The saved SOP contract and corresponding input-token counts check this property. Both arms use the same label-only JSON format, </w:t>
+      </w:r>
+      <w:r>
+        <w:rPr>
+          <w:rFonts w:ascii="Courier New" w:hAnsi="Courier New" w:eastAsia="Times New Roman"/>
+          <w:sz w:val="17"/>
+        </w:rPr>
+        <w:t>{"label":"&lt;allowed label&gt;"}</w:t>
+      </w:r>
+      <w:r>
+        <w:rPr>
+          <w:rFonts w:ascii="Times New Roman" w:hAnsi="Times New Roman" w:eastAsia="Times New Roman"/>
+          <w:sz w:val="20"/>
+        </w:rPr>
+        <w:t>, in primary runs and repeats. There is no confidence field.</w:t>
       </w:r>
     </w:p>
     <w:p>
@@ -1490,20 +1445,7 @@
           <w:rFonts w:ascii="Times New Roman" w:hAnsi="Times New Roman" w:eastAsia="Times New Roman"/>
           <w:sz w:val="20"/>
         </w:rPr>
-        <w:t>The evaluated hybrids also changed the English instructions used on the fallback path. In LEDGAR those instructions became shorter when the hybrid was created; shortening was not a separately evaluated architectural decision. The results therefore measure the complete revised SOP, including both its rules and its changed wording. Keeping the original English wording unchanged in another comparison would be necessary to measure the effect of adding code alone. Section 4.1 separates the observed token savings by path.</w:t>
-      </w:r>
-    </w:p>
-    <w:p>
-      <w:pPr>
-        <w:pStyle w:val="Heading2"/>
-      </w:pPr>
-      <w:r>
-        <w:rPr>
-          <w:rFonts w:ascii="Times New Roman" w:hAnsi="Times New Roman" w:eastAsia="Times New Roman"/>
-          <w:b/>
-          <w:sz w:val="22"/>
-        </w:rPr>
-        <w:t>3.3 Acceptance criteria and uncertainty</w:t>
+        <w:t>After JSON parsing, the scorer compares the returned label with the expected label by literal string equality. It does not normalize capitalization, spaces inside the label, punctuation, or aliases. JSON formatting whitespace does not affect the decoded string. A matching label scores one; an incorrect or invalid answer scores zero. Accuracy is correct cases divided by all evaluated cases. Parsing and execution errors are recorded separately and cannot satisfy a zero-error release requirement.</w:t>
       </w:r>
     </w:p>
     <w:p>
@@ -1518,63 +1460,20 @@
           <w:rFonts w:ascii="Times New Roman" w:hAnsi="Times New Roman" w:eastAsia="Times New Roman"/>
           <w:sz w:val="20"/>
         </w:rPr>
-        <w:t>We fixed four acceptance requirements in the study protocol before the reported evaluations. The same requirements apply to all three datasets [12]:</w:t>
+        <w:t>We count model input plus output tokens reported by the provider. Completion tokens already include any reported reasoning tokens; they are not counted twice. Cached input tokens remain part of input-token use. Code-resolved cases use zero model tokens. Execution totals exclude the host agent's construction work and operational costs of failed attempts, retries, and provider screening. They are not total project cost, dollar savings, or energy measurements.</w:t>
       </w:r>
     </w:p>
     <w:p>
       <w:pPr>
-        <w:keepNext w:val="0"/>
-        <w:spacing w:before="0" w:after="40" w:line="240" w:lineRule="auto"/>
-        <w:ind w:left="432" w:hanging="288"/>
+        <w:pStyle w:val="Heading2"/>
       </w:pPr>
       <w:r>
         <w:rPr>
           <w:rFonts w:ascii="Times New Roman" w:hAnsi="Times New Roman" w:eastAsia="Times New Roman"/>
-          <w:sz w:val="20"/>
+          <w:b/>
+          <w:sz w:val="22"/>
         </w:rPr>
-        <w:t>1. Minimum accuracy: both workflows must classify at least 80% of examples correctly.</w:t>
-      </w:r>
-    </w:p>
-    <w:p>
-      <w:pPr>
-        <w:keepNext w:val="0"/>
-        <w:spacing w:before="0" w:after="40" w:line="240" w:lineRule="auto"/>
-        <w:ind w:left="432" w:hanging="288"/>
-      </w:pPr>
-      <w:r>
-        <w:rPr>
-          <w:rFonts w:ascii="Times New Roman" w:hAnsi="Times New Roman" w:eastAsia="Times New Roman"/>
-          <w:sz w:val="20"/>
-        </w:rPr>
-        <w:t>2. Accuracy safety check: after allowing for uncertainty in the sampled examples, the candidate's estimated accuracy loss must remain within two percentage points.</w:t>
-      </w:r>
-    </w:p>
-    <w:p>
-      <w:pPr>
-        <w:keepNext w:val="0"/>
-        <w:spacing w:before="0" w:after="40" w:line="240" w:lineRule="auto"/>
-        <w:ind w:left="432" w:hanging="288"/>
-      </w:pPr>
-      <w:r>
-        <w:rPr>
-          <w:rFonts w:ascii="Times New Roman" w:hAnsi="Times New Roman" w:eastAsia="Times New Roman"/>
-          <w:sz w:val="20"/>
-        </w:rPr>
-        <w:t>3. Token saving: the candidate must use at least 5% fewer total model tokens.</w:t>
-      </w:r>
-    </w:p>
-    <w:p>
-      <w:pPr>
-        <w:keepNext w:val="0"/>
-        <w:spacing w:before="0" w:after="40" w:line="240" w:lineRule="auto"/>
-        <w:ind w:left="432" w:hanging="288"/>
-      </w:pPr>
-      <w:r>
-        <w:rPr>
-          <w:rFonts w:ascii="Times New Roman" w:hAnsi="Times New Roman" w:eastAsia="Times New Roman"/>
-          <w:sz w:val="20"/>
-        </w:rPr>
-        <w:t>4. Token safety check: the uncertainty range for the token saving must stay above zero.</w:t>
+        <w:t>3.3 Selection criteria and uncertainty</w:t>
       </w:r>
     </w:p>
     <w:p>
@@ -1589,7 +1488,77 @@
           <w:rFonts w:ascii="Times New Roman" w:hAnsi="Times New Roman" w:eastAsia="Times New Roman"/>
           <w:sz w:val="20"/>
         </w:rPr>
-        <w:t>All four must pass. The accuracy and token thresholds are the authors' study settings, as explained in Section 2.3. They do not come from the dataset creators and do not establish deployment requirements for a particular application.</w:t>
+        <w:t>The protocol fixed the same acceptance criteria for all datasets before selection. Every paired selection execution had to satisfy all of the following:</w:t>
+      </w:r>
+    </w:p>
+    <w:p>
+      <w:pPr>
+        <w:keepNext w:val="0"/>
+        <w:spacing w:before="0" w:after="40" w:line="240" w:lineRule="auto"/>
+        <w:ind w:left="432" w:hanging="288"/>
+      </w:pPr>
+      <w:r>
+        <w:rPr>
+          <w:rFonts w:ascii="Times New Roman" w:hAnsi="Times New Roman" w:eastAsia="Times New Roman"/>
+          <w:sz w:val="20"/>
+        </w:rPr>
+        <w:t>1. Baseline and hybrid accuracy are both at least 80%.</w:t>
+      </w:r>
+    </w:p>
+    <w:p>
+      <w:pPr>
+        <w:keepNext w:val="0"/>
+        <w:spacing w:before="0" w:after="40" w:line="240" w:lineRule="auto"/>
+        <w:ind w:left="432" w:hanging="288"/>
+      </w:pPr>
+      <w:r>
+        <w:rPr>
+          <w:rFonts w:ascii="Times New Roman" w:hAnsi="Times New Roman" w:eastAsia="Times New Roman"/>
+          <w:sz w:val="20"/>
+        </w:rPr>
+        <w:t>2. The lower endpoint of the paired 95% accuracy-difference interval is at least −2 percentage points.</w:t>
+      </w:r>
+    </w:p>
+    <w:p>
+      <w:pPr>
+        <w:keepNext w:val="0"/>
+        <w:spacing w:before="0" w:after="40" w:line="240" w:lineRule="auto"/>
+        <w:ind w:left="432" w:hanging="288"/>
+      </w:pPr>
+      <w:r>
+        <w:rPr>
+          <w:rFonts w:ascii="Times New Roman" w:hAnsi="Times New Roman" w:eastAsia="Times New Roman"/>
+          <w:sz w:val="20"/>
+        </w:rPr>
+        <w:t>3. Total model-token use is reduced by at least 5%.</w:t>
+      </w:r>
+    </w:p>
+    <w:p>
+      <w:pPr>
+        <w:keepNext w:val="0"/>
+        <w:spacing w:before="0" w:after="40" w:line="240" w:lineRule="auto"/>
+        <w:ind w:left="432" w:hanging="288"/>
+      </w:pPr>
+      <w:r>
+        <w:rPr>
+          <w:rFonts w:ascii="Times New Roman" w:hAnsi="Times New Roman" w:eastAsia="Times New Roman"/>
+          <w:sz w:val="20"/>
+        </w:rPr>
+        <w:t>4. The lower endpoint of the paired 95% token-reduction interval is greater than zero.</w:t>
+      </w:r>
+    </w:p>
+    <w:p>
+      <w:pPr>
+        <w:keepNext w:val="0"/>
+        <w:spacing w:before="0" w:after="40" w:line="240" w:lineRule="auto"/>
+        <w:ind w:left="432" w:hanging="288"/>
+      </w:pPr>
+      <w:r>
+        <w:rPr>
+          <w:rFonts w:ascii="Times New Roman" w:hAnsi="Times New Roman" w:eastAsia="Times New Roman"/>
+          <w:sz w:val="20"/>
+        </w:rPr>
+        <w:t>5. The evaluated outputs are complete and have no execution errors.</w:t>
       </w:r>
     </w:p>
     <w:p>
@@ -1604,7 +1573,7 @@
           <w:rFonts w:ascii="Times New Roman" w:hAnsi="Times New Roman" w:eastAsia="Times New Roman"/>
           <w:sz w:val="20"/>
         </w:rPr>
-        <w:t>An uncertainty range accounts for the fact that a different sample of examples could give a different result. For LEDGAR, the candidate scored 92.7% against the baseline's 93.5%, a decrease of 0.8 percentage points. Its estimated range ran from 1.6 points worse to no change. The less favorable end, 1.6 points worse, was still within the two-point allowance. This passed the accuracy safety check; it does not guarantee that accuracy can never fall by more than two points.</w:t>
+        <w:t>These thresholds are the authors' engineering choices. They are not supplied by dataset creators, justified as deployment standards, or derived from error costs. Non-inferiority provides a framework for evaluating an allowed loss [13]; it does not determine which loss an application should accept.</w:t>
       </w:r>
     </w:p>
     <w:p>
@@ -1619,7 +1588,7 @@
           <w:rFonts w:ascii="Times New Roman" w:hAnsi="Times New Roman" w:eastAsia="Times New Roman"/>
           <w:sz w:val="20"/>
         </w:rPr>
-        <w:t>Formally, we calculate a paired 95% bootstrap interval [18]. "Paired" means both workflows process the same cases. Its lower endpoint must be at least -2 percentage points for accuracy change and strictly above zero for token reduction. Appendix B explains the calculation. These intervals describe uncertainty from sampling examples within the prepared task; they do not cover changes in the model or production data.</w:t>
+        <w:t>To calculate the intervals, we keep the baseline and hybrid results for each case together. We repeatedly draw a new sample of these pairs, with replacement, using the original split's case count. For each sample, we calculate hybrid accuracy minus baseline accuracy and the fraction of baseline tokens saved. After 5,000 samples, we take the 2.5th and 97.5th percentiles as the interval endpoints [18]. This paired bootstrap preserves the shared input and avoids assuming a normal distribution for token use.</w:t>
       </w:r>
     </w:p>
     <w:p>
@@ -1634,84 +1603,7 @@
           <w:rFonts w:ascii="Times New Roman" w:hAnsi="Times New Roman" w:eastAsia="Times New Roman"/>
           <w:sz w:val="20"/>
         </w:rPr>
-        <w:t>Figure 3 shows where the acceptance decision belongs in the evolution process described in Section 2.2. The current paper reports one fixed baseline and hybrid comparison per dataset, with three further paired runs described in Section 3.4.</w:t>
-      </w:r>
-    </w:p>
-    <w:p>
-      <w:pPr>
-        <w:keepNext/>
-        <w:spacing w:before="60" w:after="120" w:line="240" w:lineRule="auto"/>
-        <w:jc w:val="center"/>
-      </w:pPr>
-      <w:r>
-        <w:drawing>
-          <wp:inline xmlns:a="http://schemas.openxmlformats.org/drawingml/2006/main" xmlns:pic="http://schemas.openxmlformats.org/drawingml/2006/picture">
-            <wp:extent cx="2880360" cy="3354535"/>
-            <wp:docPr id="3" name="Picture 3" descr="Evolution Loop"/>
-            <wp:cNvGraphicFramePr>
-              <a:graphicFrameLocks noChangeAspect="1"/>
-            </wp:cNvGraphicFramePr>
-            <a:graphic>
-              <a:graphicData uri="http://schemas.openxmlformats.org/drawingml/2006/picture">
-                <pic:pic>
-                  <pic:nvPicPr>
-                    <pic:cNvPr id="0" name="evolution-loop.png"/>
-                    <pic:cNvPicPr/>
-                  </pic:nvPicPr>
-                  <pic:blipFill>
-                    <a:blip r:embed="rId12"/>
-                    <a:stretch>
-                      <a:fillRect/>
-                    </a:stretch>
-                  </pic:blipFill>
-                  <pic:spPr>
-                    <a:xfrm>
-                      <a:off x="0" y="0"/>
-                      <a:ext cx="2880360" cy="3354535"/>
-                    </a:xfrm>
-                    <a:prstGeom prst="rect"/>
-                  </pic:spPr>
-                </pic:pic>
-              </a:graphicData>
-            </a:graphic>
-          </wp:inline>
-        </w:drawing>
-      </w:r>
-    </w:p>
-    <w:p>
-      <w:pPr>
-        <w:keepNext w:val="0"/>
-        <w:keepLines/>
-        <w:spacing w:before="0" w:after="120" w:line="240" w:lineRule="auto"/>
-        <w:jc w:val="center"/>
-      </w:pPr>
-      <w:r>
-        <w:rPr>
-          <w:rFonts w:ascii="Times New Roman" w:hAnsi="Times New Roman" w:eastAsia="Times New Roman"/>
-          <w:b/>
-          <w:sz w:val="20"/>
-        </w:rPr>
-        <w:t>Figure 3. How a candidate is proposed and checked.</w:t>
-      </w:r>
-      <w:r>
-        <w:rPr>
-          <w:rFonts w:ascii="Times New Roman" w:hAnsi="Times New Roman" w:eastAsia="Times New Roman"/>
-          <w:sz w:val="20"/>
-        </w:rPr>
-        <w:t xml:space="preserve"> A candidate is one revised SOP package. Search repeats the proposal and evaluation steps within the attempt limit. Development examples guide changes; separate validation examples decide acceptance. "Pass gates" means meeting all four requirements in Section 3.3. After the Yes branch, the selected candidate is frozen for its reserved test. Revising a rejected candidate requires development evidence and an unused evaluation set.</w:t>
-      </w:r>
-    </w:p>
-    <w:p>
-      <w:pPr>
-        <w:pStyle w:val="Heading2"/>
-      </w:pPr>
-      <w:r>
-        <w:rPr>
-          <w:rFonts w:ascii="Times New Roman" w:hAnsi="Times New Roman" w:eastAsia="Times New Roman"/>
-          <w:b/>
-          <w:sz w:val="22"/>
-        </w:rPr>
-        <w:t>3.4 Execution environment and repeated runs</w:t>
+        <w:t>A lower accuracy endpoint above −2 points keeps the estimated loss within the chosen tolerance under this procedure. A positive lower token endpoint supports a reduction rather than an increase. Neither interval guarantees future performance. The bootstrap treats cases as exchangeable; related clauses or emails may violate that assumption. We report per-repeat intervals, not a pooled interval that treats repeated views of the same cases as independent data.</w:t>
       </w:r>
     </w:p>
     <w:p>
@@ -1726,21 +1618,20 @@
           <w:rFonts w:ascii="Times New Roman" w:hAnsi="Times New Roman" w:eastAsia="Times New Roman"/>
           <w:sz w:val="20"/>
         </w:rPr>
-        <w:t xml:space="preserve">The experiments used </w:t>
+        <w:t>The same criteria assess the final test after selection acceptance. A final-test failure would be reported without further tuning. It would not authorize another candidate search.</w:t>
       </w:r>
-      <w:r>
-        <w:rPr>
-          <w:rFonts w:ascii="Courier New" w:hAnsi="Courier New" w:eastAsia="Times New Roman"/>
-          <w:sz w:val="20"/>
-        </w:rPr>
-        <w:t>qwen3:14b</w:t>
-      </w:r>
+    </w:p>
+    <w:p>
+      <w:pPr>
+        <w:pStyle w:val="Heading2"/>
+      </w:pPr>
       <w:r>
         <w:rPr>
           <w:rFonts w:ascii="Times New Roman" w:hAnsi="Times New Roman" w:eastAsia="Times New Roman"/>
-          <w:sz w:val="20"/>
+          <w:b/>
+          <w:sz w:val="22"/>
         </w:rPr>
-        <w:t xml:space="preserve"> through local Ollama on an Apple M5 Pro with 48 GB unified memory. The main comparisons processed one case at a time. Appendix B records the model settings and implementation details.</w:t>
+        <w:t>3.4 Model configuration and repeats</w:t>
       </w:r>
     </w:p>
     <w:p>
@@ -1755,7 +1646,21 @@
           <w:rFonts w:ascii="Times New Roman" w:hAnsi="Times New Roman" w:eastAsia="Times New Roman"/>
           <w:sz w:val="20"/>
         </w:rPr>
-        <w:t>We then repeated the baseline and hybrid comparison three times for each dataset. One paired run means that both workflows process the same evaluation examples under matching model and runtime settings. The three runs reused the 1,000 LEDGAR examples and the 100 examples each for CFPB and SpamAssassin described in Section 3.1. Repeating a 1,000-case evaluation three times still covers 1,000 distinct cases. It measures repeatability, and does not create three new dataset splits or three new candidate SOPs.</w:t>
+        <w:t xml:space="preserve">The evaluated model was </w:t>
+      </w:r>
+      <w:r>
+        <w:rPr>
+          <w:rFonts w:ascii="Courier New" w:hAnsi="Courier New" w:eastAsia="Times New Roman"/>
+          <w:sz w:val="17"/>
+        </w:rPr>
+        <w:t>google/gemini-3.5-flash-lite</w:t>
+      </w:r>
+      <w:r>
+        <w:rPr>
+          <w:rFonts w:ascii="Times New Roman" w:hAnsi="Times New Roman" w:eastAsia="Times New Roman"/>
+          <w:sz w:val="20"/>
+        </w:rPr>
+        <w:t>, accessed through OpenRouter with Google AI Studio as the sole permitted provider endpoint. The setup used DeepAgents 0.7.12, low reasoning effort, a 1,024-token completion limit, non-streaming requests, and a 300-second timeout. Temperature was omitted, leaving the service default. Provider fallback was disabled. The configuration hash identifies request and routing settings, not model weights. Hosted weight bytes and a stable system fingerprint were unavailable.</w:t>
       </w:r>
     </w:p>
     <w:p>
@@ -1770,7 +1675,108 @@
           <w:rFonts w:ascii="Times New Roman" w:hAnsi="Times New Roman" w:eastAsia="Times New Roman"/>
           <w:sz w:val="20"/>
         </w:rPr>
-        <w:t>For these repeated runs, the local setup allowed at most two requests at the same time. This was an execution constraint, not a requirement of PLaND. The repeats also used a stricter output format, so Appendix A reports them separately from the original comparisons. Appendix B explains all settings, including inference seeds.</w:t>
+        <w:t xml:space="preserve">The runner used eight concurrent case workers, preserving the frozen setting between arms. HTTP 429 responses were recorded and retried, honoring </w:t>
+      </w:r>
+      <w:r>
+        <w:rPr>
+          <w:rFonts w:ascii="Courier New" w:hAnsi="Courier New" w:eastAsia="Times New Roman"/>
+          <w:sz w:val="17"/>
+        </w:rPr>
+        <w:t>Retry-After</w:t>
+      </w:r>
+      <w:r>
+        <w:rPr>
+          <w:rFonts w:ascii="Times New Roman" w:hAnsi="Times New Roman" w:eastAsia="Times New Roman"/>
+          <w:sz w:val="20"/>
+        </w:rPr>
+        <w:t xml:space="preserve"> or using exponential backoff with case-specific jitter and a maximum delay of 300 seconds. They were not classified as failed examples. Interrupted runs retained completed case receipts and resumed missing work after checking frozen inputs and configuration.</w:t>
+      </w:r>
+    </w:p>
+    <w:p>
+      <w:pPr>
+        <w:keepNext w:val="0"/>
+        <w:spacing w:before="0" w:after="80" w:line="240" w:lineRule="auto"/>
+        <w:ind w:firstLine="288"/>
+        <w:jc w:val="both"/>
+      </w:pPr>
+      <w:r>
+        <w:rPr>
+          <w:rFonts w:ascii="Times New Roman" w:hAnsi="Times New Roman" w:eastAsia="Times New Roman"/>
+          <w:sz w:val="20"/>
+        </w:rPr>
+        <w:t xml:space="preserve">Three paired executions ran on every reached split with the same cases, SOPs, label format, and runtime. Their identifiers are 20260903, 20260904, and 20260905. Although the plan calls them repeat seeds, the adapter records </w:t>
+      </w:r>
+      <w:r>
+        <w:rPr>
+          <w:rFonts w:ascii="Courier New" w:hAnsi="Courier New" w:eastAsia="Times New Roman"/>
+          <w:sz w:val="17"/>
+        </w:rPr>
+        <w:t>seed_supported: false</w:t>
+      </w:r>
+      <w:r>
+        <w:rPr>
+          <w:rFonts w:ascii="Times New Roman" w:hAnsi="Times New Roman" w:eastAsia="Times New Roman"/>
+          <w:sz w:val="20"/>
+        </w:rPr>
+        <w:t xml:space="preserve"> and sends no inference seed. They are repeat identifiers, not controlled model-randomness settings. Data sampling and bootstrap sampling used seed 20260902; the token bootstrap used that value plus one. We report each held-out result without assuming deterministic service behavior.</w:t>
+      </w:r>
+    </w:p>
+    <w:p>
+      <w:pPr>
+        <w:pStyle w:val="Heading2"/>
+      </w:pPr>
+      <w:r>
+        <w:rPr>
+          <w:rFonts w:ascii="Times New Roman" w:hAnsi="Times New Roman" w:eastAsia="Times New Roman"/>
+          <w:b/>
+          <w:sz w:val="22"/>
+        </w:rPr>
+        <w:t>3.5 Provider blocks and amendments</w:t>
+      </w:r>
+    </w:p>
+    <w:p>
+      <w:pPr>
+        <w:keepNext w:val="0"/>
+        <w:spacing w:before="0" w:after="80" w:line="240" w:lineRule="auto"/>
+        <w:ind w:firstLine="288"/>
+        <w:jc w:val="both"/>
+      </w:pPr>
+      <w:r>
+        <w:rPr>
+          <w:rFonts w:ascii="Times New Roman" w:hAnsi="Times New Roman" w:eastAsia="Times New Roman"/>
+          <w:sz w:val="20"/>
+        </w:rPr>
+        <w:t>Two SpamAssassin selection emails produced terminal provider content blocks. Under two recorded, author-approved amendments, each was replaced with a unique email of the same label from the seeded reserve. Provider safeguards were not weakened and blocked text was not rewritten to force an answer. Screening checked request acceptability, not classification correctness.</w:t>
+      </w:r>
+    </w:p>
+    <w:p>
+      <w:pPr>
+        <w:keepNext w:val="0"/>
+        <w:spacing w:before="0" w:after="80" w:line="240" w:lineRule="auto"/>
+        <w:ind w:firstLine="288"/>
+        <w:jc w:val="both"/>
+      </w:pPr>
+      <w:r>
+        <w:rPr>
+          <w:rFonts w:ascii="Times New Roman" w:hAnsi="Times New Roman" w:eastAsia="Times New Roman"/>
+          <w:sz w:val="20"/>
+        </w:rPr>
+        <w:t>Each amendment preserved 1,000 balanced selection cases and restarted all three selection pairs on the amended set. Development and reserved final-test cases, SOPs, model settings, and thresholds remained unchanged. Original blocked attempts and superseded selection evidence were retained separately. Two later connection interruptions resumed from saved receipts; all reported completed outputs have zero errors.</w:t>
+      </w:r>
+    </w:p>
+    <w:p>
+      <w:pPr>
+        <w:keepNext w:val="0"/>
+        <w:spacing w:before="0" w:after="80" w:line="240" w:lineRule="auto"/>
+        <w:ind w:firstLine="288"/>
+        <w:jc w:val="both"/>
+      </w:pPr>
+      <w:r>
+        <w:rPr>
+          <w:rFonts w:ascii="Times New Roman" w:hAnsi="Times New Roman" w:eastAsia="Times New Roman"/>
+          <w:sz w:val="20"/>
+        </w:rPr>
+        <w:t>Replacement preserves sample size but changes the selection population to provider-processable content. It may introduce selection bias and does not establish performance on blocked emails. Screening also exposed some selection inputs to the provider before paired runs; its responses were not used to tune rules.</w:t>
       </w:r>
     </w:p>
     <w:p>
@@ -1788,6 +1794,19 @@
     </w:p>
     <w:p>
       <w:pPr>
+        <w:pStyle w:val="Heading2"/>
+      </w:pPr>
+      <w:r>
+        <w:rPr>
+          <w:rFonts w:ascii="Times New Roman" w:hAnsi="Times New Roman" w:eastAsia="Times New Roman"/>
+          <w:b/>
+          <w:sz w:val="22"/>
+        </w:rPr>
+        <w:t>4.1 Development and selection</w:t>
+      </w:r>
+    </w:p>
+    <w:p>
+      <w:pPr>
         <w:keepNext w:val="0"/>
         <w:spacing w:before="0" w:after="80" w:line="240" w:lineRule="auto"/>
         <w:ind w:firstLine="288"/>
@@ -1798,7 +1817,7 @@
           <w:rFonts w:ascii="Times New Roman" w:hAnsi="Times New Roman" w:eastAsia="Times New Roman"/>
           <w:sz w:val="20"/>
         </w:rPr>
-        <w:t>Table 2 presents the main results. All accuracy and token comparisons show the natural-language baseline first and the hybrid second. A pass means that all four criteria in Section 3.3 were met; it does not mean that accuracy was identical.</w:t>
+        <w:t>Every English baseline reached readiness on its first attempt. LEDGAR and CFPB each rejected one hybrid development candidate before qualifying the second. SpamAssassin qualified its first hybrid. Table 2 reports development repeats of the qualified packages; primary construction assessments and unsuccessful attempts remain in the evidence.</w:t>
       </w:r>
     </w:p>
     <w:p>
@@ -1812,7 +1831,7 @@
           <w:b/>
           <w:sz w:val="20"/>
         </w:rPr>
-        <w:t>Table 2. Main evaluation results</w:t>
+        <w:t>Table 2. Development attempts and repeat accuracy</w:t>
       </w:r>
     </w:p>
     <w:tbl>
@@ -1832,8 +1851,10 @@
         </w:tblBorders>
       </w:tblPr>
       <w:tblGrid>
-        <w:gridCol w:w="1450"/>
-        <w:gridCol w:w="3255"/>
+        <w:gridCol w:w="1390"/>
+        <w:gridCol w:w="900"/>
+        <w:gridCol w:w="900"/>
+        <w:gridCol w:w="1515"/>
       </w:tblGrid>
       <w:tr>
         <w:trPr>
@@ -1842,12 +1863,12 @@
         </w:trPr>
         <w:tc>
           <w:tcPr>
-            <w:tcW w:type="dxa" w:w="1450"/>
+            <w:tcW w:type="dxa" w:w="1390"/>
             <w:tcMar>
-              <w:top w:w="80" w:type="dxa"/>
-              <w:start w:w="100" w:type="dxa"/>
-              <w:bottom w:w="80" w:type="dxa"/>
-              <w:end w:w="100" w:type="dxa"/>
+              <w:top w:w="60" w:type="dxa"/>
+              <w:start w:w="60" w:type="dxa"/>
+              <w:bottom w:w="60" w:type="dxa"/>
+              <w:end w:w="60" w:type="dxa"/>
             </w:tcMar>
             <w:shd w:fill="E8EEF3"/>
             <w:vAlign w:val="center"/>
@@ -1861,7 +1882,7 @@
               <w:rPr>
                 <w:rFonts w:ascii="Times New Roman" w:hAnsi="Times New Roman" w:eastAsia="Times New Roman"/>
                 <w:b/>
-                <w:sz w:val="20"/>
+                <w:sz w:val="18"/>
               </w:rPr>
               <w:t>Dataset</w:t>
             </w:r>
@@ -1869,12 +1890,12 @@
         </w:tc>
         <w:tc>
           <w:tcPr>
-            <w:tcW w:type="dxa" w:w="3255"/>
+            <w:tcW w:type="dxa" w:w="900"/>
             <w:tcMar>
-              <w:top w:w="80" w:type="dxa"/>
-              <w:start w:w="100" w:type="dxa"/>
-              <w:bottom w:w="80" w:type="dxa"/>
-              <w:end w:w="100" w:type="dxa"/>
+              <w:top w:w="60" w:type="dxa"/>
+              <w:start w:w="60" w:type="dxa"/>
+              <w:bottom w:w="60" w:type="dxa"/>
+              <w:end w:w="60" w:type="dxa"/>
             </w:tcMar>
             <w:shd w:fill="E8EEF3"/>
             <w:vAlign w:val="center"/>
@@ -1889,9 +1910,65 @@
               <w:rPr>
                 <w:rFonts w:ascii="Times New Roman" w:hAnsi="Times New Roman" w:eastAsia="Times New Roman"/>
                 <w:b/>
-                <w:sz w:val="20"/>
+                <w:sz w:val="18"/>
               </w:rPr>
-              <w:t>Baseline to hybrid result</w:t>
+              <w:t>B attempts</w:t>
+            </w:r>
+          </w:p>
+        </w:tc>
+        <w:tc>
+          <w:tcPr>
+            <w:tcW w:type="dxa" w:w="900"/>
+            <w:tcMar>
+              <w:top w:w="60" w:type="dxa"/>
+              <w:start w:w="60" w:type="dxa"/>
+              <w:bottom w:w="60" w:type="dxa"/>
+              <w:end w:w="60" w:type="dxa"/>
+            </w:tcMar>
+            <w:shd w:fill="E8EEF3"/>
+            <w:vAlign w:val="center"/>
+          </w:tcPr>
+          <w:p>
+            <w:pPr>
+              <w:keepNext/>
+              <w:spacing w:before="0" w:after="0" w:line="240" w:lineRule="auto"/>
+              <w:jc w:val="center"/>
+            </w:pPr>
+            <w:r>
+              <w:rPr>
+                <w:rFonts w:ascii="Times New Roman" w:hAnsi="Times New Roman" w:eastAsia="Times New Roman"/>
+                <w:b/>
+                <w:sz w:val="18"/>
+              </w:rPr>
+              <w:t>H attempts</w:t>
+            </w:r>
+          </w:p>
+        </w:tc>
+        <w:tc>
+          <w:tcPr>
+            <w:tcW w:type="dxa" w:w="1515"/>
+            <w:tcMar>
+              <w:top w:w="60" w:type="dxa"/>
+              <w:start w:w="60" w:type="dxa"/>
+              <w:bottom w:w="60" w:type="dxa"/>
+              <w:end w:w="60" w:type="dxa"/>
+            </w:tcMar>
+            <w:shd w:fill="E8EEF3"/>
+            <w:vAlign w:val="center"/>
+          </w:tcPr>
+          <w:p>
+            <w:pPr>
+              <w:keepNext/>
+              <w:spacing w:before="0" w:after="0" w:line="240" w:lineRule="auto"/>
+              <w:jc w:val="center"/>
+            </w:pPr>
+            <w:r>
+              <w:rPr>
+                <w:rFonts w:ascii="Times New Roman" w:hAnsi="Times New Roman" w:eastAsia="Times New Roman"/>
+                <w:b/>
+                <w:sz w:val="18"/>
+              </w:rPr>
+              <w:t>Accuracy B → H (%)</w:t>
             </w:r>
           </w:p>
         </w:tc>
@@ -1902,12 +1979,12 @@
         </w:trPr>
         <w:tc>
           <w:tcPr>
-            <w:tcW w:type="dxa" w:w="1450"/>
+            <w:tcW w:type="dxa" w:w="1390"/>
             <w:tcMar>
-              <w:top w:w="80" w:type="dxa"/>
-              <w:start w:w="100" w:type="dxa"/>
-              <w:bottom w:w="80" w:type="dxa"/>
-              <w:end w:w="100" w:type="dxa"/>
+              <w:top w:w="60" w:type="dxa"/>
+              <w:start w:w="60" w:type="dxa"/>
+              <w:bottom w:w="60" w:type="dxa"/>
+              <w:end w:w="60" w:type="dxa"/>
             </w:tcMar>
             <w:vAlign w:val="center"/>
           </w:tcPr>
@@ -1920,20 +1997,106 @@
               <w:rPr>
                 <w:rFonts w:ascii="Times New Roman" w:hAnsi="Times New Roman" w:eastAsia="Times New Roman"/>
                 <w:b w:val="0"/>
-                <w:sz w:val="20"/>
+                <w:sz w:val="18"/>
               </w:rPr>
-              <w:t>LEDGAR, 1,000 cases</w:t>
+              <w:t>LEDGAR</w:t>
             </w:r>
           </w:p>
         </w:tc>
         <w:tc>
           <w:tcPr>
-            <w:tcW w:type="dxa" w:w="3255"/>
+            <w:tcW w:type="dxa" w:w="900"/>
             <w:tcMar>
-              <w:top w:w="80" w:type="dxa"/>
-              <w:start w:w="100" w:type="dxa"/>
-              <w:bottom w:w="80" w:type="dxa"/>
-              <w:end w:w="100" w:type="dxa"/>
+              <w:top w:w="60" w:type="dxa"/>
+              <w:start w:w="60" w:type="dxa"/>
+              <w:bottom w:w="60" w:type="dxa"/>
+              <w:end w:w="60" w:type="dxa"/>
+            </w:tcMar>
+            <w:vAlign w:val="center"/>
+          </w:tcPr>
+          <w:p>
+            <w:pPr>
+              <w:keepNext/>
+              <w:spacing w:before="0" w:after="0" w:line="240" w:lineRule="auto"/>
+              <w:jc w:val="center"/>
+            </w:pPr>
+            <w:r>
+              <w:rPr>
+                <w:rFonts w:ascii="Times New Roman" w:hAnsi="Times New Roman" w:eastAsia="Times New Roman"/>
+                <w:b w:val="0"/>
+                <w:sz w:val="18"/>
+              </w:rPr>
+              <w:t>1</w:t>
+            </w:r>
+          </w:p>
+        </w:tc>
+        <w:tc>
+          <w:tcPr>
+            <w:tcW w:type="dxa" w:w="900"/>
+            <w:tcMar>
+              <w:top w:w="60" w:type="dxa"/>
+              <w:start w:w="60" w:type="dxa"/>
+              <w:bottom w:w="60" w:type="dxa"/>
+              <w:end w:w="60" w:type="dxa"/>
+            </w:tcMar>
+            <w:vAlign w:val="center"/>
+          </w:tcPr>
+          <w:p>
+            <w:pPr>
+              <w:keepNext/>
+              <w:spacing w:before="0" w:after="0" w:line="240" w:lineRule="auto"/>
+              <w:jc w:val="center"/>
+            </w:pPr>
+            <w:r>
+              <w:rPr>
+                <w:rFonts w:ascii="Times New Roman" w:hAnsi="Times New Roman" w:eastAsia="Times New Roman"/>
+                <w:b w:val="0"/>
+                <w:sz w:val="18"/>
+              </w:rPr>
+              <w:t>2</w:t>
+            </w:r>
+          </w:p>
+        </w:tc>
+        <w:tc>
+          <w:tcPr>
+            <w:tcW w:type="dxa" w:w="1515"/>
+            <w:tcMar>
+              <w:top w:w="60" w:type="dxa"/>
+              <w:start w:w="60" w:type="dxa"/>
+              <w:bottom w:w="60" w:type="dxa"/>
+              <w:end w:w="60" w:type="dxa"/>
+            </w:tcMar>
+            <w:vAlign w:val="center"/>
+          </w:tcPr>
+          <w:p>
+            <w:pPr>
+              <w:keepNext/>
+              <w:spacing w:before="0" w:after="0" w:line="240" w:lineRule="auto"/>
+              <w:jc w:val="center"/>
+            </w:pPr>
+            <w:r>
+              <w:rPr>
+                <w:rFonts w:ascii="Times New Roman" w:hAnsi="Times New Roman" w:eastAsia="Times New Roman"/>
+                <w:b w:val="0"/>
+                <w:sz w:val="18"/>
+              </w:rPr>
+              <w:t>96.0–97.0 → 97.0–97.4</w:t>
+            </w:r>
+          </w:p>
+        </w:tc>
+      </w:tr>
+      <w:tr>
+        <w:trPr>
+          <w:cantSplit w:val="true"/>
+        </w:trPr>
+        <w:tc>
+          <w:tcPr>
+            <w:tcW w:type="dxa" w:w="1390"/>
+            <w:tcMar>
+              <w:top w:w="60" w:type="dxa"/>
+              <w:start w:w="60" w:type="dxa"/>
+              <w:bottom w:w="60" w:type="dxa"/>
+              <w:end w:w="60" w:type="dxa"/>
             </w:tcMar>
             <w:vAlign w:val="center"/>
           </w:tcPr>
@@ -1946,17 +2109,90 @@
               <w:rPr>
                 <w:rFonts w:ascii="Times New Roman" w:hAnsi="Times New Roman" w:eastAsia="Times New Roman"/>
                 <w:b w:val="0"/>
-                <w:sz w:val="20"/>
+                <w:sz w:val="18"/>
               </w:rPr>
-              <w:t xml:space="preserve">Accuracy: 93.5% → 92.7%; tokens: 376,088 → 225,573 (40.02% reduction); </w:t>
+              <w:t>CFPB</w:t>
             </w:r>
+          </w:p>
+        </w:tc>
+        <w:tc>
+          <w:tcPr>
+            <w:tcW w:type="dxa" w:w="900"/>
+            <w:tcMar>
+              <w:top w:w="60" w:type="dxa"/>
+              <w:start w:w="60" w:type="dxa"/>
+              <w:bottom w:w="60" w:type="dxa"/>
+              <w:end w:w="60" w:type="dxa"/>
+            </w:tcMar>
+            <w:vAlign w:val="center"/>
+          </w:tcPr>
+          <w:p>
+            <w:pPr>
+              <w:keepNext/>
+              <w:spacing w:before="0" w:after="0" w:line="240" w:lineRule="auto"/>
+              <w:jc w:val="center"/>
+            </w:pPr>
             <w:r>
               <w:rPr>
                 <w:rFonts w:ascii="Times New Roman" w:hAnsi="Times New Roman" w:eastAsia="Times New Roman"/>
                 <w:b w:val="0"/>
-                <w:sz w:val="20"/>
+                <w:sz w:val="18"/>
               </w:rPr>
-              <w:t>Pass</w:t>
+              <w:t>1</w:t>
+            </w:r>
+          </w:p>
+        </w:tc>
+        <w:tc>
+          <w:tcPr>
+            <w:tcW w:type="dxa" w:w="900"/>
+            <w:tcMar>
+              <w:top w:w="60" w:type="dxa"/>
+              <w:start w:w="60" w:type="dxa"/>
+              <w:bottom w:w="60" w:type="dxa"/>
+              <w:end w:w="60" w:type="dxa"/>
+            </w:tcMar>
+            <w:vAlign w:val="center"/>
+          </w:tcPr>
+          <w:p>
+            <w:pPr>
+              <w:keepNext/>
+              <w:spacing w:before="0" w:after="0" w:line="240" w:lineRule="auto"/>
+              <w:jc w:val="center"/>
+            </w:pPr>
+            <w:r>
+              <w:rPr>
+                <w:rFonts w:ascii="Times New Roman" w:hAnsi="Times New Roman" w:eastAsia="Times New Roman"/>
+                <w:b w:val="0"/>
+                <w:sz w:val="18"/>
+              </w:rPr>
+              <w:t>2</w:t>
+            </w:r>
+          </w:p>
+        </w:tc>
+        <w:tc>
+          <w:tcPr>
+            <w:tcW w:type="dxa" w:w="1515"/>
+            <w:tcMar>
+              <w:top w:w="60" w:type="dxa"/>
+              <w:start w:w="60" w:type="dxa"/>
+              <w:bottom w:w="60" w:type="dxa"/>
+              <w:end w:w="60" w:type="dxa"/>
+            </w:tcMar>
+            <w:vAlign w:val="center"/>
+          </w:tcPr>
+          <w:p>
+            <w:pPr>
+              <w:keepNext/>
+              <w:spacing w:before="0" w:after="0" w:line="240" w:lineRule="auto"/>
+              <w:jc w:val="center"/>
+            </w:pPr>
+            <w:r>
+              <w:rPr>
+                <w:rFonts w:ascii="Times New Roman" w:hAnsi="Times New Roman" w:eastAsia="Times New Roman"/>
+                <w:b w:val="0"/>
+                <w:sz w:val="18"/>
+              </w:rPr>
+              <w:t>81.4–82.0 → 81.0–82.4</w:t>
             </w:r>
           </w:p>
         </w:tc>
@@ -1967,77 +2203,12 @@
         </w:trPr>
         <w:tc>
           <w:tcPr>
-            <w:tcW w:type="dxa" w:w="1450"/>
+            <w:tcW w:type="dxa" w:w="1390"/>
             <w:tcMar>
-              <w:top w:w="80" w:type="dxa"/>
-              <w:start w:w="100" w:type="dxa"/>
-              <w:bottom w:w="80" w:type="dxa"/>
-              <w:end w:w="100" w:type="dxa"/>
-            </w:tcMar>
-            <w:vAlign w:val="center"/>
-          </w:tcPr>
-          <w:p>
-            <w:pPr>
-              <w:keepNext/>
-              <w:spacing w:before="0" w:after="0" w:line="240" w:lineRule="auto"/>
-            </w:pPr>
-            <w:r>
-              <w:rPr>
-                <w:rFonts w:ascii="Times New Roman" w:hAnsi="Times New Roman" w:eastAsia="Times New Roman"/>
-                <w:b w:val="0"/>
-                <w:sz w:val="20"/>
-              </w:rPr>
-              <w:t>CFPB, 100 cases</w:t>
-            </w:r>
-          </w:p>
-        </w:tc>
-        <w:tc>
-          <w:tcPr>
-            <w:tcW w:type="dxa" w:w="3255"/>
-            <w:tcMar>
-              <w:top w:w="80" w:type="dxa"/>
-              <w:start w:w="100" w:type="dxa"/>
-              <w:bottom w:w="80" w:type="dxa"/>
-              <w:end w:w="100" w:type="dxa"/>
-            </w:tcMar>
-            <w:vAlign w:val="center"/>
-          </w:tcPr>
-          <w:p>
-            <w:pPr>
-              <w:keepNext/>
-              <w:spacing w:before="0" w:after="0" w:line="240" w:lineRule="auto"/>
-            </w:pPr>
-            <w:r>
-              <w:rPr>
-                <w:rFonts w:ascii="Times New Roman" w:hAnsi="Times New Roman" w:eastAsia="Times New Roman"/>
-                <w:b w:val="0"/>
-                <w:sz w:val="20"/>
-              </w:rPr>
-              <w:t xml:space="preserve">Accuracy: 79.0% → 72.0%; tokens: 60,514 → 35,247 (41.75% reduction); </w:t>
-            </w:r>
-            <w:r>
-              <w:rPr>
-                <w:rFonts w:ascii="Times New Roman" w:hAnsi="Times New Roman" w:eastAsia="Times New Roman"/>
-                <w:b w:val="0"/>
-                <w:sz w:val="20"/>
-              </w:rPr>
-              <w:t>Reject</w:t>
-            </w:r>
-          </w:p>
-        </w:tc>
-      </w:tr>
-      <w:tr>
-        <w:trPr>
-          <w:cantSplit w:val="true"/>
-        </w:trPr>
-        <w:tc>
-          <w:tcPr>
-            <w:tcW w:type="dxa" w:w="1450"/>
-            <w:tcMar>
-              <w:top w:w="80" w:type="dxa"/>
-              <w:start w:w="100" w:type="dxa"/>
-              <w:bottom w:w="80" w:type="dxa"/>
-              <w:end w:w="100" w:type="dxa"/>
+              <w:top w:w="60" w:type="dxa"/>
+              <w:start w:w="60" w:type="dxa"/>
+              <w:bottom w:w="60" w:type="dxa"/>
+              <w:end w:w="60" w:type="dxa"/>
             </w:tcMar>
             <w:vAlign w:val="center"/>
           </w:tcPr>
@@ -2050,20 +2221,20 @@
               <w:rPr>
                 <w:rFonts w:ascii="Times New Roman" w:hAnsi="Times New Roman" w:eastAsia="Times New Roman"/>
                 <w:b w:val="0"/>
-                <w:sz w:val="20"/>
+                <w:sz w:val="18"/>
               </w:rPr>
-              <w:t>SpamAssassin, 100 cases</w:t>
+              <w:t>SpamAssassin</w:t>
             </w:r>
           </w:p>
         </w:tc>
         <w:tc>
           <w:tcPr>
-            <w:tcW w:type="dxa" w:w="3255"/>
+            <w:tcW w:type="dxa" w:w="900"/>
             <w:tcMar>
-              <w:top w:w="80" w:type="dxa"/>
-              <w:start w:w="100" w:type="dxa"/>
-              <w:bottom w:w="80" w:type="dxa"/>
-              <w:end w:w="100" w:type="dxa"/>
+              <w:top w:w="60" w:type="dxa"/>
+              <w:start w:w="60" w:type="dxa"/>
+              <w:bottom w:w="60" w:type="dxa"/>
+              <w:end w:w="60" w:type="dxa"/>
             </w:tcMar>
             <w:vAlign w:val="center"/>
           </w:tcPr>
@@ -2071,22 +2242,69 @@
             <w:pPr>
               <w:keepNext w:val="0"/>
               <w:spacing w:before="0" w:after="0" w:line="240" w:lineRule="auto"/>
+              <w:jc w:val="center"/>
             </w:pPr>
             <w:r>
               <w:rPr>
                 <w:rFonts w:ascii="Times New Roman" w:hAnsi="Times New Roman" w:eastAsia="Times New Roman"/>
                 <w:b w:val="0"/>
-                <w:sz w:val="20"/>
+                <w:sz w:val="18"/>
               </w:rPr>
-              <w:t xml:space="preserve">Accuracy: 90.0% → 86.0%; tokens: 238,077 → 228,359 (4.08% reduction); </w:t>
+              <w:t>1</w:t>
             </w:r>
+          </w:p>
+        </w:tc>
+        <w:tc>
+          <w:tcPr>
+            <w:tcW w:type="dxa" w:w="900"/>
+            <w:tcMar>
+              <w:top w:w="60" w:type="dxa"/>
+              <w:start w:w="60" w:type="dxa"/>
+              <w:bottom w:w="60" w:type="dxa"/>
+              <w:end w:w="60" w:type="dxa"/>
+            </w:tcMar>
+            <w:vAlign w:val="center"/>
+          </w:tcPr>
+          <w:p>
+            <w:pPr>
+              <w:keepNext w:val="0"/>
+              <w:spacing w:before="0" w:after="0" w:line="240" w:lineRule="auto"/>
+              <w:jc w:val="center"/>
+            </w:pPr>
             <w:r>
               <w:rPr>
                 <w:rFonts w:ascii="Times New Roman" w:hAnsi="Times New Roman" w:eastAsia="Times New Roman"/>
                 <w:b w:val="0"/>
-                <w:sz w:val="20"/>
+                <w:sz w:val="18"/>
               </w:rPr>
-              <w:t>Reject</w:t>
+              <w:t>1</w:t>
+            </w:r>
+          </w:p>
+        </w:tc>
+        <w:tc>
+          <w:tcPr>
+            <w:tcW w:type="dxa" w:w="1515"/>
+            <w:tcMar>
+              <w:top w:w="60" w:type="dxa"/>
+              <w:start w:w="60" w:type="dxa"/>
+              <w:bottom w:w="60" w:type="dxa"/>
+              <w:end w:w="60" w:type="dxa"/>
+            </w:tcMar>
+            <w:vAlign w:val="center"/>
+          </w:tcPr>
+          <w:p>
+            <w:pPr>
+              <w:keepNext w:val="0"/>
+              <w:spacing w:before="0" w:after="0" w:line="240" w:lineRule="auto"/>
+              <w:jc w:val="center"/>
+            </w:pPr>
+            <w:r>
+              <w:rPr>
+                <w:rFonts w:ascii="Times New Roman" w:hAnsi="Times New Roman" w:eastAsia="Times New Roman"/>
+                <w:b w:val="0"/>
+                <w:sz w:val="18"/>
+              </w:rPr>
+              <w:t>98.6–99.2 → 98.6–98.8</w:t>
             </w:r>
           </w:p>
         </w:tc>
@@ -2110,7 +2328,7 @@
           <w:rFonts w:ascii="Times New Roman" w:hAnsi="Times New Roman" w:eastAsia="Times New Roman"/>
           <w:sz w:val="20"/>
         </w:rPr>
-        <w:t>Table 3 supplies the uncertainty estimates used for these decisions. Accuracy changes and their intervals are in percentage points. Token-reduction intervals are percentages of baseline token use.</w:t>
+        <w:t>In Tables 2–4, B is the English baseline and H is the hybrid. Ranges show the minimum and maximum over three runs, not confidence intervals. Each selection run used 1,000 cases per arm.</w:t>
       </w:r>
     </w:p>
     <w:p>
@@ -2124,7 +2342,7 @@
           <w:b/>
           <w:sz w:val="20"/>
         </w:rPr>
-        <w:t>Table 3. Paired uncertainty estimates for the main comparisons</w:t>
+        <w:t>Table 3. Selection results across three paired executions</w:t>
       </w:r>
     </w:p>
     <w:tbl>
@@ -2144,8 +2362,10 @@
         </w:tblBorders>
       </w:tblPr>
       <w:tblGrid>
-        <w:gridCol w:w="1450"/>
-        <w:gridCol w:w="3255"/>
+        <w:gridCol w:w="1375"/>
+        <w:gridCol w:w="1420"/>
+        <w:gridCol w:w="1000"/>
+        <w:gridCol w:w="910"/>
       </w:tblGrid>
       <w:tr>
         <w:trPr>
@@ -2154,12 +2374,12 @@
         </w:trPr>
         <w:tc>
           <w:tcPr>
-            <w:tcW w:type="dxa" w:w="1450"/>
+            <w:tcW w:type="dxa" w:w="1375"/>
             <w:tcMar>
-              <w:top w:w="80" w:type="dxa"/>
-              <w:start w:w="100" w:type="dxa"/>
-              <w:bottom w:w="80" w:type="dxa"/>
-              <w:end w:w="100" w:type="dxa"/>
+              <w:top w:w="60" w:type="dxa"/>
+              <w:start w:w="60" w:type="dxa"/>
+              <w:bottom w:w="60" w:type="dxa"/>
+              <w:end w:w="60" w:type="dxa"/>
             </w:tcMar>
             <w:shd w:fill="E8EEF3"/>
             <w:vAlign w:val="center"/>
@@ -2173,7 +2393,7 @@
               <w:rPr>
                 <w:rFonts w:ascii="Times New Roman" w:hAnsi="Times New Roman" w:eastAsia="Times New Roman"/>
                 <w:b/>
-                <w:sz w:val="20"/>
+                <w:sz w:val="18"/>
               </w:rPr>
               <w:t>Dataset</w:t>
             </w:r>
@@ -2181,12 +2401,12 @@
         </w:tc>
         <w:tc>
           <w:tcPr>
-            <w:tcW w:type="dxa" w:w="3255"/>
+            <w:tcW w:type="dxa" w:w="1420"/>
             <w:tcMar>
-              <w:top w:w="80" w:type="dxa"/>
-              <w:start w:w="100" w:type="dxa"/>
-              <w:bottom w:w="80" w:type="dxa"/>
-              <w:end w:w="100" w:type="dxa"/>
+              <w:top w:w="60" w:type="dxa"/>
+              <w:start w:w="60" w:type="dxa"/>
+              <w:bottom w:w="60" w:type="dxa"/>
+              <w:end w:w="60" w:type="dxa"/>
             </w:tcMar>
             <w:shd w:fill="E8EEF3"/>
             <w:vAlign w:val="center"/>
@@ -2201,9 +2421,65 @@
               <w:rPr>
                 <w:rFonts w:ascii="Times New Roman" w:hAnsi="Times New Roman" w:eastAsia="Times New Roman"/>
                 <w:b/>
-                <w:sz w:val="20"/>
+                <w:sz w:val="18"/>
               </w:rPr>
-              <w:t>Observed change and paired 95% interval</w:t>
+              <w:t>Accuracy B → H (%)</w:t>
+            </w:r>
+          </w:p>
+        </w:tc>
+        <w:tc>
+          <w:tcPr>
+            <w:tcW w:type="dxa" w:w="1000"/>
+            <w:tcMar>
+              <w:top w:w="60" w:type="dxa"/>
+              <w:start w:w="60" w:type="dxa"/>
+              <w:bottom w:w="60" w:type="dxa"/>
+              <w:end w:w="60" w:type="dxa"/>
+            </w:tcMar>
+            <w:shd w:fill="E8EEF3"/>
+            <w:vAlign w:val="center"/>
+          </w:tcPr>
+          <w:p>
+            <w:pPr>
+              <w:keepNext/>
+              <w:spacing w:before="0" w:after="0" w:line="240" w:lineRule="auto"/>
+              <w:jc w:val="center"/>
+            </w:pPr>
+            <w:r>
+              <w:rPr>
+                <w:rFonts w:ascii="Times New Roman" w:hAnsi="Times New Roman" w:eastAsia="Times New Roman"/>
+                <w:b/>
+                <w:sz w:val="18"/>
+              </w:rPr>
+              <w:t>Tokens saved (%)</w:t>
+            </w:r>
+          </w:p>
+        </w:tc>
+        <w:tc>
+          <w:tcPr>
+            <w:tcW w:type="dxa" w:w="910"/>
+            <w:tcMar>
+              <w:top w:w="60" w:type="dxa"/>
+              <w:start w:w="60" w:type="dxa"/>
+              <w:bottom w:w="60" w:type="dxa"/>
+              <w:end w:w="60" w:type="dxa"/>
+            </w:tcMar>
+            <w:shd w:fill="E8EEF3"/>
+            <w:vAlign w:val="center"/>
+          </w:tcPr>
+          <w:p>
+            <w:pPr>
+              <w:keepNext/>
+              <w:spacing w:before="0" w:after="0" w:line="240" w:lineRule="auto"/>
+              <w:jc w:val="center"/>
+            </w:pPr>
+            <w:r>
+              <w:rPr>
+                <w:rFonts w:ascii="Times New Roman" w:hAnsi="Times New Roman" w:eastAsia="Times New Roman"/>
+                <w:b/>
+                <w:sz w:val="18"/>
+              </w:rPr>
+              <w:t>Decision</w:t>
             </w:r>
           </w:p>
         </w:tc>
@@ -2214,12 +2490,12 @@
         </w:trPr>
         <w:tc>
           <w:tcPr>
-            <w:tcW w:type="dxa" w:w="1450"/>
+            <w:tcW w:type="dxa" w:w="1375"/>
             <w:tcMar>
-              <w:top w:w="80" w:type="dxa"/>
-              <w:start w:w="100" w:type="dxa"/>
-              <w:bottom w:w="80" w:type="dxa"/>
-              <w:end w:w="100" w:type="dxa"/>
+              <w:top w:w="60" w:type="dxa"/>
+              <w:start w:w="60" w:type="dxa"/>
+              <w:bottom w:w="60" w:type="dxa"/>
+              <w:end w:w="60" w:type="dxa"/>
             </w:tcMar>
             <w:vAlign w:val="center"/>
           </w:tcPr>
@@ -2232,7 +2508,7 @@
               <w:rPr>
                 <w:rFonts w:ascii="Times New Roman" w:hAnsi="Times New Roman" w:eastAsia="Times New Roman"/>
                 <w:b w:val="0"/>
-                <w:sz w:val="20"/>
+                <w:sz w:val="18"/>
               </w:rPr>
               <w:t>LEDGAR</w:t>
             </w:r>
@@ -2240,12 +2516,98 @@
         </w:tc>
         <w:tc>
           <w:tcPr>
-            <w:tcW w:type="dxa" w:w="3255"/>
+            <w:tcW w:type="dxa" w:w="1420"/>
             <w:tcMar>
-              <w:top w:w="80" w:type="dxa"/>
-              <w:start w:w="100" w:type="dxa"/>
-              <w:bottom w:w="80" w:type="dxa"/>
-              <w:end w:w="100" w:type="dxa"/>
+              <w:top w:w="60" w:type="dxa"/>
+              <w:start w:w="60" w:type="dxa"/>
+              <w:bottom w:w="60" w:type="dxa"/>
+              <w:end w:w="60" w:type="dxa"/>
+            </w:tcMar>
+            <w:vAlign w:val="center"/>
+          </w:tcPr>
+          <w:p>
+            <w:pPr>
+              <w:keepNext/>
+              <w:spacing w:before="0" w:after="0" w:line="240" w:lineRule="auto"/>
+              <w:jc w:val="center"/>
+            </w:pPr>
+            <w:r>
+              <w:rPr>
+                <w:rFonts w:ascii="Times New Roman" w:hAnsi="Times New Roman" w:eastAsia="Times New Roman"/>
+                <w:b w:val="0"/>
+                <w:sz w:val="18"/>
+              </w:rPr>
+              <w:t>97.0–97.4 → 96.7–96.9</w:t>
+            </w:r>
+          </w:p>
+        </w:tc>
+        <w:tc>
+          <w:tcPr>
+            <w:tcW w:type="dxa" w:w="1000"/>
+            <w:tcMar>
+              <w:top w:w="60" w:type="dxa"/>
+              <w:start w:w="60" w:type="dxa"/>
+              <w:bottom w:w="60" w:type="dxa"/>
+              <w:end w:w="60" w:type="dxa"/>
+            </w:tcMar>
+            <w:vAlign w:val="center"/>
+          </w:tcPr>
+          <w:p>
+            <w:pPr>
+              <w:keepNext/>
+              <w:spacing w:before="0" w:after="0" w:line="240" w:lineRule="auto"/>
+              <w:jc w:val="center"/>
+            </w:pPr>
+            <w:r>
+              <w:rPr>
+                <w:rFonts w:ascii="Times New Roman" w:hAnsi="Times New Roman" w:eastAsia="Times New Roman"/>
+                <w:b w:val="0"/>
+                <w:sz w:val="18"/>
+              </w:rPr>
+              <w:t>70.29–70.30</w:t>
+            </w:r>
+          </w:p>
+        </w:tc>
+        <w:tc>
+          <w:tcPr>
+            <w:tcW w:type="dxa" w:w="910"/>
+            <w:tcMar>
+              <w:top w:w="60" w:type="dxa"/>
+              <w:start w:w="60" w:type="dxa"/>
+              <w:bottom w:w="60" w:type="dxa"/>
+              <w:end w:w="60" w:type="dxa"/>
+            </w:tcMar>
+            <w:vAlign w:val="center"/>
+          </w:tcPr>
+          <w:p>
+            <w:pPr>
+              <w:keepNext/>
+              <w:spacing w:before="0" w:after="0" w:line="240" w:lineRule="auto"/>
+              <w:jc w:val="center"/>
+            </w:pPr>
+            <w:r>
+              <w:rPr>
+                <w:rFonts w:ascii="Times New Roman" w:hAnsi="Times New Roman" w:eastAsia="Times New Roman"/>
+                <w:b w:val="0"/>
+                <w:sz w:val="18"/>
+              </w:rPr>
+              <w:t>Accept</w:t>
+            </w:r>
+          </w:p>
+        </w:tc>
+      </w:tr>
+      <w:tr>
+        <w:trPr>
+          <w:cantSplit w:val="true"/>
+        </w:trPr>
+        <w:tc>
+          <w:tcPr>
+            <w:tcW w:type="dxa" w:w="1375"/>
+            <w:tcMar>
+              <w:top w:w="60" w:type="dxa"/>
+              <w:start w:w="60" w:type="dxa"/>
+              <w:bottom w:w="60" w:type="dxa"/>
+              <w:end w:w="60" w:type="dxa"/>
             </w:tcMar>
             <w:vAlign w:val="center"/>
           </w:tcPr>
@@ -2258,9 +2620,90 @@
               <w:rPr>
                 <w:rFonts w:ascii="Times New Roman" w:hAnsi="Times New Roman" w:eastAsia="Times New Roman"/>
                 <w:b w:val="0"/>
-                <w:sz w:val="20"/>
+                <w:sz w:val="18"/>
               </w:rPr>
-              <w:t>Accuracy: −0.8 points (−1.6 to 0.0); token reduction: 40.02% (37.00% to 43.08%)</w:t>
+              <w:t>CFPB</w:t>
+            </w:r>
+          </w:p>
+        </w:tc>
+        <w:tc>
+          <w:tcPr>
+            <w:tcW w:type="dxa" w:w="1420"/>
+            <w:tcMar>
+              <w:top w:w="60" w:type="dxa"/>
+              <w:start w:w="60" w:type="dxa"/>
+              <w:bottom w:w="60" w:type="dxa"/>
+              <w:end w:w="60" w:type="dxa"/>
+            </w:tcMar>
+            <w:vAlign w:val="center"/>
+          </w:tcPr>
+          <w:p>
+            <w:pPr>
+              <w:keepNext/>
+              <w:spacing w:before="0" w:after="0" w:line="240" w:lineRule="auto"/>
+              <w:jc w:val="center"/>
+            </w:pPr>
+            <w:r>
+              <w:rPr>
+                <w:rFonts w:ascii="Times New Roman" w:hAnsi="Times New Roman" w:eastAsia="Times New Roman"/>
+                <w:b w:val="0"/>
+                <w:sz w:val="18"/>
+              </w:rPr>
+              <w:t>79.6–80.0 → 78.9–79.5</w:t>
+            </w:r>
+          </w:p>
+        </w:tc>
+        <w:tc>
+          <w:tcPr>
+            <w:tcW w:type="dxa" w:w="1000"/>
+            <w:tcMar>
+              <w:top w:w="60" w:type="dxa"/>
+              <w:start w:w="60" w:type="dxa"/>
+              <w:bottom w:w="60" w:type="dxa"/>
+              <w:end w:w="60" w:type="dxa"/>
+            </w:tcMar>
+            <w:vAlign w:val="center"/>
+          </w:tcPr>
+          <w:p>
+            <w:pPr>
+              <w:keepNext/>
+              <w:spacing w:before="0" w:after="0" w:line="240" w:lineRule="auto"/>
+              <w:jc w:val="center"/>
+            </w:pPr>
+            <w:r>
+              <w:rPr>
+                <w:rFonts w:ascii="Times New Roman" w:hAnsi="Times New Roman" w:eastAsia="Times New Roman"/>
+                <w:b w:val="0"/>
+                <w:sz w:val="18"/>
+              </w:rPr>
+              <w:t>23.42–23.47</w:t>
+            </w:r>
+          </w:p>
+        </w:tc>
+        <w:tc>
+          <w:tcPr>
+            <w:tcW w:type="dxa" w:w="910"/>
+            <w:tcMar>
+              <w:top w:w="60" w:type="dxa"/>
+              <w:start w:w="60" w:type="dxa"/>
+              <w:bottom w:w="60" w:type="dxa"/>
+              <w:end w:w="60" w:type="dxa"/>
+            </w:tcMar>
+            <w:vAlign w:val="center"/>
+          </w:tcPr>
+          <w:p>
+            <w:pPr>
+              <w:keepNext/>
+              <w:spacing w:before="0" w:after="0" w:line="240" w:lineRule="auto"/>
+              <w:jc w:val="center"/>
+            </w:pPr>
+            <w:r>
+              <w:rPr>
+                <w:rFonts w:ascii="Times New Roman" w:hAnsi="Times New Roman" w:eastAsia="Times New Roman"/>
+                <w:b w:val="0"/>
+                <w:sz w:val="18"/>
+              </w:rPr>
+              <w:t>Reject</w:t>
             </w:r>
           </w:p>
         </w:tc>
@@ -2271,69 +2714,12 @@
         </w:trPr>
         <w:tc>
           <w:tcPr>
-            <w:tcW w:type="dxa" w:w="1450"/>
+            <w:tcW w:type="dxa" w:w="1375"/>
             <w:tcMar>
-              <w:top w:w="80" w:type="dxa"/>
-              <w:start w:w="100" w:type="dxa"/>
-              <w:bottom w:w="80" w:type="dxa"/>
-              <w:end w:w="100" w:type="dxa"/>
-            </w:tcMar>
-            <w:vAlign w:val="center"/>
-          </w:tcPr>
-          <w:p>
-            <w:pPr>
-              <w:keepNext/>
-              <w:spacing w:before="0" w:after="0" w:line="240" w:lineRule="auto"/>
-            </w:pPr>
-            <w:r>
-              <w:rPr>
-                <w:rFonts w:ascii="Times New Roman" w:hAnsi="Times New Roman" w:eastAsia="Times New Roman"/>
-                <w:b w:val="0"/>
-                <w:sz w:val="20"/>
-              </w:rPr>
-              <w:t>CFPB</w:t>
-            </w:r>
-          </w:p>
-        </w:tc>
-        <w:tc>
-          <w:tcPr>
-            <w:tcW w:type="dxa" w:w="3255"/>
-            <w:tcMar>
-              <w:top w:w="80" w:type="dxa"/>
-              <w:start w:w="100" w:type="dxa"/>
-              <w:bottom w:w="80" w:type="dxa"/>
-              <w:end w:w="100" w:type="dxa"/>
-            </w:tcMar>
-            <w:vAlign w:val="center"/>
-          </w:tcPr>
-          <w:p>
-            <w:pPr>
-              <w:keepNext/>
-              <w:spacing w:before="0" w:after="0" w:line="240" w:lineRule="auto"/>
-            </w:pPr>
-            <w:r>
-              <w:rPr>
-                <w:rFonts w:ascii="Times New Roman" w:hAnsi="Times New Roman" w:eastAsia="Times New Roman"/>
-                <w:b w:val="0"/>
-                <w:sz w:val="20"/>
-              </w:rPr>
-              <w:t>Accuracy: −7.0 points (−13.0 to −2.0); token reduction: 41.75% (31.30% to 53.14%)</w:t>
-            </w:r>
-          </w:p>
-        </w:tc>
-      </w:tr>
-      <w:tr>
-        <w:trPr>
-          <w:cantSplit w:val="true"/>
-        </w:trPr>
-        <w:tc>
-          <w:tcPr>
-            <w:tcW w:type="dxa" w:w="1450"/>
-            <w:tcMar>
-              <w:top w:w="80" w:type="dxa"/>
-              <w:start w:w="100" w:type="dxa"/>
-              <w:bottom w:w="80" w:type="dxa"/>
-              <w:end w:w="100" w:type="dxa"/>
+              <w:top w:w="60" w:type="dxa"/>
+              <w:start w:w="60" w:type="dxa"/>
+              <w:bottom w:w="60" w:type="dxa"/>
+              <w:end w:w="60" w:type="dxa"/>
             </w:tcMar>
             <w:vAlign w:val="center"/>
           </w:tcPr>
@@ -2346,7 +2732,7 @@
               <w:rPr>
                 <w:rFonts w:ascii="Times New Roman" w:hAnsi="Times New Roman" w:eastAsia="Times New Roman"/>
                 <w:b w:val="0"/>
-                <w:sz w:val="20"/>
+                <w:sz w:val="18"/>
               </w:rPr>
               <w:t>SpamAssassin</w:t>
             </w:r>
@@ -2354,12 +2740,12 @@
         </w:tc>
         <w:tc>
           <w:tcPr>
-            <w:tcW w:type="dxa" w:w="3255"/>
+            <w:tcW w:type="dxa" w:w="1420"/>
             <w:tcMar>
-              <w:top w:w="80" w:type="dxa"/>
-              <w:start w:w="100" w:type="dxa"/>
-              <w:bottom w:w="80" w:type="dxa"/>
-              <w:end w:w="100" w:type="dxa"/>
+              <w:top w:w="60" w:type="dxa"/>
+              <w:start w:w="60" w:type="dxa"/>
+              <w:bottom w:w="60" w:type="dxa"/>
+              <w:end w:w="60" w:type="dxa"/>
             </w:tcMar>
             <w:vAlign w:val="center"/>
           </w:tcPr>
@@ -2367,14 +2753,69 @@
             <w:pPr>
               <w:keepNext w:val="0"/>
               <w:spacing w:before="0" w:after="0" w:line="240" w:lineRule="auto"/>
+              <w:jc w:val="center"/>
             </w:pPr>
             <w:r>
               <w:rPr>
                 <w:rFonts w:ascii="Times New Roman" w:hAnsi="Times New Roman" w:eastAsia="Times New Roman"/>
                 <w:b w:val="0"/>
-                <w:sz w:val="20"/>
+                <w:sz w:val="18"/>
               </w:rPr>
-              <w:t>Accuracy: −4.0 points (−9.0 to +1.0); token reduction: 4.08% (1.02% to 8.50%)</w:t>
+              <w:t>98.8–99.0 → 97.9–98.1</w:t>
+            </w:r>
+          </w:p>
+        </w:tc>
+        <w:tc>
+          <w:tcPr>
+            <w:tcW w:type="dxa" w:w="1000"/>
+            <w:tcMar>
+              <w:top w:w="60" w:type="dxa"/>
+              <w:start w:w="60" w:type="dxa"/>
+              <w:bottom w:w="60" w:type="dxa"/>
+              <w:end w:w="60" w:type="dxa"/>
+            </w:tcMar>
+            <w:vAlign w:val="center"/>
+          </w:tcPr>
+          <w:p>
+            <w:pPr>
+              <w:keepNext w:val="0"/>
+              <w:spacing w:before="0" w:after="0" w:line="240" w:lineRule="auto"/>
+              <w:jc w:val="center"/>
+            </w:pPr>
+            <w:r>
+              <w:rPr>
+                <w:rFonts w:ascii="Times New Roman" w:hAnsi="Times New Roman" w:eastAsia="Times New Roman"/>
+                <w:b w:val="0"/>
+                <w:sz w:val="18"/>
+              </w:rPr>
+              <w:t>32.15</w:t>
+            </w:r>
+          </w:p>
+        </w:tc>
+        <w:tc>
+          <w:tcPr>
+            <w:tcW w:type="dxa" w:w="910"/>
+            <w:tcMar>
+              <w:top w:w="60" w:type="dxa"/>
+              <w:start w:w="60" w:type="dxa"/>
+              <w:bottom w:w="60" w:type="dxa"/>
+              <w:end w:w="60" w:type="dxa"/>
+            </w:tcMar>
+            <w:vAlign w:val="center"/>
+          </w:tcPr>
+          <w:p>
+            <w:pPr>
+              <w:keepNext w:val="0"/>
+              <w:spacing w:before="0" w:after="0" w:line="240" w:lineRule="auto"/>
+              <w:jc w:val="center"/>
+            </w:pPr>
+            <w:r>
+              <w:rPr>
+                <w:rFonts w:ascii="Times New Roman" w:hAnsi="Times New Roman" w:eastAsia="Times New Roman"/>
+                <w:b w:val="0"/>
+                <w:sz w:val="18"/>
+              </w:rPr>
+              <w:t>Accept</w:t>
             </w:r>
           </w:p>
         </w:tc>
@@ -2388,6 +2829,21 @@
     </w:p>
     <w:p>
       <w:pPr>
+        <w:keepNext w:val="0"/>
+        <w:spacing w:before="0" w:after="80" w:line="240" w:lineRule="auto"/>
+        <w:ind w:firstLine="288"/>
+        <w:jc w:val="both"/>
+      </w:pPr>
+      <w:r>
+        <w:rPr>
+          <w:rFonts w:ascii="Times New Roman" w:hAnsi="Times New Roman" w:eastAsia="Times New Roman"/>
+          <w:sz w:val="20"/>
+        </w:rPr>
+        <w:t>LEDGAR and SpamAssassin passed every selection requirement in each repeat, permitting final testing. CFPB was rejected. We did not average away a failed gate or select only the most favorable repeat.</w:t>
+      </w:r>
+    </w:p>
+    <w:p>
+      <w:pPr>
         <w:pStyle w:val="Heading2"/>
       </w:pPr>
       <w:r>
@@ -2396,7 +2852,7 @@
           <w:b/>
           <w:sz w:val="22"/>
         </w:rPr>
-        <w:t>4.1 LEDGAR</w:t>
+        <w:t>4.2 LEDGAR final test</w:t>
       </w:r>
     </w:p>
     <w:p>
@@ -2411,7 +2867,7 @@
           <w:rFonts w:ascii="Times New Roman" w:hAnsi="Times New Roman" w:eastAsia="Times New Roman"/>
           <w:sz w:val="20"/>
         </w:rPr>
-        <w:t>On the 1,000 LEDGAR clauses, the baseline classified 935 cases correctly and the hybrid classified 927 correctly: eight fewer correct answers, or a 0.8-percentage-point decrease. The paired interval ranged from a 1.6-point decrease to no change. Its lower end remained within the study's two-point tolerance, so the quality criterion passed. This result supports acceptance under that tolerance, not a claim that quality was unchanged.</w:t>
+        <w:t>Across the three final-test executions, baseline accuracy was 94.8–95.0%, and hybrid accuracy was 95.8%. The rules answered 370 of 500 cases (74.0%) without a model call. Rule accuracy on those cases was 95.9%. Total model-token use fell 74.54–74.58%. All three paired accuracy intervals stayed within the allowed lower bound; their lower endpoints were -0.4, -0.6, -0.6 percentage points. Every final-test comparison passed the recorded criteria.</w:t>
       </w:r>
     </w:p>
     <w:p>
@@ -2426,7 +2882,20 @@
           <w:rFonts w:ascii="Times New Roman" w:hAnsi="Times New Roman" w:eastAsia="Times New Roman"/>
           <w:sz w:val="20"/>
         </w:rPr>
-        <w:t>The hybrid handled 411 clauses through the Python classification script and sent the remaining 589 to the model. It therefore removed 41.1% of model calls and reduced tokens from 376,088 to 225,573, a 40.02% decrease. The Python script classified 395 of its 411 clauses correctly, giving measured accuracy of 96.11% on those cases. Although the script attaches a fixed confidence value of 0.99 to each match, that number is written into the code. It does not mean that 99% of its answers are correct.</w:t>
+        <w:t>The result supports selective routing for this balanced ten-category clause subset. It does not show that the rules are correct on every routed case, on the full LEDGAR label set, or on clauses from another source distribution.</w:t>
+      </w:r>
+    </w:p>
+    <w:p>
+      <w:pPr>
+        <w:pStyle w:val="Heading2"/>
+      </w:pPr>
+      <w:r>
+        <w:rPr>
+          <w:rFonts w:ascii="Times New Roman" w:hAnsi="Times New Roman" w:eastAsia="Times New Roman"/>
+          <w:b/>
+          <w:sz w:val="22"/>
+        </w:rPr>
+        <w:t>4.3 CFPB selection rejection</w:t>
       </w:r>
     </w:p>
     <w:p>
@@ -2441,20 +2910,7 @@
           <w:rFonts w:ascii="Times New Roman" w:hAnsi="Times New Roman" w:eastAsia="Times New Roman"/>
           <w:sz w:val="20"/>
         </w:rPr>
-        <w:t>The token records distinguish two locations of savings. The baseline used 146,366 tokens on the 411 clauses that the hybrid handled without the model. On the remaining clauses, tokens decreased from 229,722 to 225,573, a difference of 4,149. Thus, 97.24% of the total 150,515-token saving occurred on bypassed calls, and 2.76% occurred on the fallback cases. The fallback SOP was shorter, but this accounting does not separate the effect of shorter input instructions from changes in generated output. The combined SOP change remains a limitation of attributing the full result to deterministic routing.</w:t>
-      </w:r>
-    </w:p>
-    <w:p>
-      <w:pPr>
-        <w:pStyle w:val="Heading2"/>
-      </w:pPr>
-      <w:r>
-        <w:rPr>
-          <w:rFonts w:ascii="Times New Roman" w:hAnsi="Times New Roman" w:eastAsia="Times New Roman"/>
-          <w:b/>
-          <w:sz w:val="22"/>
-        </w:rPr>
-        <w:t>4.2 CFPB</w:t>
+        <w:t>CFPB failed the absolute accuracy floor in every selection repeat. Baseline accuracy was 80.0, 79.6, 79.6%, and hybrid accuracy was 79.4, 78.9, 79.5%, respectively. The hybrid never reached the required 80%, despite reducing tokens by 23.42–23.47%. Its paired accuracy intervals met the −2-point requirement, and its token intervals were positive. Those relative improvements could not compensate for failing the absolute floor. Selection rejection was terminal: no replacement candidate was created and the 500-case final test was not opened.</w:t>
       </w:r>
     </w:p>
     <w:p>
@@ -2469,7 +2925,20 @@
           <w:rFonts w:ascii="Times New Roman" w:hAnsi="Times New Roman" w:eastAsia="Times New Roman"/>
           <w:sz w:val="20"/>
         </w:rPr>
-        <w:t>CFPB's hybrid reduced model calls from 100 to 58 and tokens by 41.75%, but accuracy fell from 79% to 72%. Both variants were below the 80% minimum, and the seven-point observed decrease also failed the relative-quality requirement. The candidate was rejected and the reserved test was not evaluated. Lower token use did not compensate for the loss in classification quality.</w:t>
+        <w:t>The baseline itself was near the floor and fell below it in two repeats. This left little accuracy headroom under the fixed conditions. The result rejects this workflow under the protocol, not the possibility of useful rules for complaint classification.</w:t>
+      </w:r>
+    </w:p>
+    <w:p>
+      <w:pPr>
+        <w:pStyle w:val="Heading2"/>
+      </w:pPr>
+      <w:r>
+        <w:rPr>
+          <w:rFonts w:ascii="Times New Roman" w:hAnsi="Times New Roman" w:eastAsia="Times New Roman"/>
+          <w:b/>
+          <w:sz w:val="22"/>
+        </w:rPr>
+        <w:t>4.4 SpamAssassin final test</w:t>
       </w:r>
     </w:p>
     <w:p>
@@ -2484,20 +2953,7 @@
           <w:rFonts w:ascii="Times New Roman" w:hAnsi="Times New Roman" w:eastAsia="Times New Roman"/>
           <w:sz w:val="20"/>
         </w:rPr>
-        <w:t>Further development of the complaint SOP and its Python rules might improve the result. Additional tailoring is outside this comparison, so these results do not test that possibility. We evaluate the saved packages under common requirements to keep the assessment consistent across tasks. This does not establish equal development effort or the best achievable accuracy for each task.</w:t>
-      </w:r>
-    </w:p>
-    <w:p>
-      <w:pPr>
-        <w:pStyle w:val="Heading2"/>
-      </w:pPr>
-      <w:r>
-        <w:rPr>
-          <w:rFonts w:ascii="Times New Roman" w:hAnsi="Times New Roman" w:eastAsia="Times New Roman"/>
-          <w:b/>
-          <w:sz w:val="22"/>
-        </w:rPr>
-        <w:t>4.3 SpamAssassin</w:t>
+        <w:t>Across the three final-test executions, baseline accuracy was 97.4–97.8%, and hybrid accuracy was 97.0–97.4%. The rules answered 177 of 500 cases (35.4%) without a model call. Rule accuracy on those cases was 97.7%. Total model-token use fell 28.12–28.14%. All three paired accuracy intervals stayed within the allowed lower bound; their lower endpoints were -1.6, -1.6, -1.4 percentage points. Every final-test comparison passed the recorded criteria.</w:t>
       </w:r>
     </w:p>
     <w:p>
@@ -2512,7 +2968,419 @@
           <w:rFonts w:ascii="Times New Roman" w:hAnsi="Times New Roman" w:eastAsia="Times New Roman"/>
           <w:sz w:val="20"/>
         </w:rPr>
-        <w:t>SpamAssassin's hybrid reduced model calls from 100 to 97. Accuracy fell from 90% to 86%, and token use fell only 4.08%. It failed both the allowed-loss criterion and the 5% token-reduction target, so the reserved test was not evaluated. The three emails handled by the Python classification script were classified correctly by both variants; the observed accuracy decrease occurred among cases sent to the model. This makes the fallback wording relevant even when the Python rules themselves make no errors on the cases they handle.</w:t>
+        <w:t>SpamAssassin's hybrid had lower observed accuracy than the baseline in every selection and final-test repeat. It passed because the estimated loss stayed within the predeclared tolerance, not because accuracy improved. The old public corpus and provider-block replacements limit generalization to current email.</w:t>
+      </w:r>
+    </w:p>
+    <w:p>
+      <w:pPr>
+        <w:keepNext/>
+        <w:spacing w:before="80" w:after="40" w:line="240" w:lineRule="auto"/>
+      </w:pPr>
+      <w:r>
+        <w:rPr>
+          <w:rFonts w:ascii="Times New Roman" w:hAnsi="Times New Roman" w:eastAsia="Times New Roman"/>
+          <w:b/>
+          <w:sz w:val="20"/>
+        </w:rPr>
+        <w:t>Table 4. Reserved final-test results across three paired executions</w:t>
+      </w:r>
+    </w:p>
+    <w:tbl>
+      <w:tblPr>
+        <w:tblW w:type="dxa" w:w="4705"/>
+        <w:jc w:val="left"/>
+        <w:tblLayout w:type="fixed"/>
+        <w:tblLook w:firstColumn="1" w:firstRow="1" w:lastColumn="0" w:lastRow="0" w:noHBand="0" w:noVBand="1" w:val="04A0"/>
+        <w:tblInd w:w="0" w:type="dxa"/>
+        <w:tblBorders>
+          <w:top w:val="single" w:sz="4" w:color="D9D9D9"/>
+          <w:left w:val="single" w:sz="4" w:color="D9D9D9"/>
+          <w:bottom w:val="single" w:sz="4" w:color="D9D9D9"/>
+          <w:right w:val="single" w:sz="4" w:color="D9D9D9"/>
+          <w:insideH w:val="single" w:sz="4" w:color="D9D9D9"/>
+          <w:insideV w:val="single" w:sz="4" w:color="D9D9D9"/>
+        </w:tblBorders>
+      </w:tblPr>
+      <w:tblGrid>
+        <w:gridCol w:w="1390"/>
+        <w:gridCol w:w="1430"/>
+        <w:gridCol w:w="800"/>
+        <w:gridCol w:w="1085"/>
+      </w:tblGrid>
+      <w:tr>
+        <w:trPr>
+          <w:tblHeader w:val="true"/>
+          <w:cantSplit w:val="true"/>
+        </w:trPr>
+        <w:tc>
+          <w:tcPr>
+            <w:tcW w:type="dxa" w:w="1390"/>
+            <w:tcMar>
+              <w:top w:w="60" w:type="dxa"/>
+              <w:start w:w="60" w:type="dxa"/>
+              <w:bottom w:w="60" w:type="dxa"/>
+              <w:end w:w="60" w:type="dxa"/>
+            </w:tcMar>
+            <w:shd w:fill="E8EEF3"/>
+            <w:vAlign w:val="center"/>
+          </w:tcPr>
+          <w:p>
+            <w:pPr>
+              <w:keepNext/>
+              <w:spacing w:before="0" w:after="0" w:line="240" w:lineRule="auto"/>
+            </w:pPr>
+            <w:r>
+              <w:rPr>
+                <w:rFonts w:ascii="Times New Roman" w:hAnsi="Times New Roman" w:eastAsia="Times New Roman"/>
+                <w:b/>
+                <w:sz w:val="18"/>
+              </w:rPr>
+              <w:t>Dataset</w:t>
+            </w:r>
+          </w:p>
+        </w:tc>
+        <w:tc>
+          <w:tcPr>
+            <w:tcW w:type="dxa" w:w="1430"/>
+            <w:tcMar>
+              <w:top w:w="60" w:type="dxa"/>
+              <w:start w:w="60" w:type="dxa"/>
+              <w:bottom w:w="60" w:type="dxa"/>
+              <w:end w:w="60" w:type="dxa"/>
+            </w:tcMar>
+            <w:shd w:fill="E8EEF3"/>
+            <w:vAlign w:val="center"/>
+          </w:tcPr>
+          <w:p>
+            <w:pPr>
+              <w:keepNext/>
+              <w:spacing w:before="0" w:after="0" w:line="240" w:lineRule="auto"/>
+              <w:jc w:val="center"/>
+            </w:pPr>
+            <w:r>
+              <w:rPr>
+                <w:rFonts w:ascii="Times New Roman" w:hAnsi="Times New Roman" w:eastAsia="Times New Roman"/>
+                <w:b/>
+                <w:sz w:val="18"/>
+              </w:rPr>
+              <w:t>Accuracy B → H (%)</w:t>
+            </w:r>
+          </w:p>
+        </w:tc>
+        <w:tc>
+          <w:tcPr>
+            <w:tcW w:type="dxa" w:w="800"/>
+            <w:tcMar>
+              <w:top w:w="60" w:type="dxa"/>
+              <w:start w:w="60" w:type="dxa"/>
+              <w:bottom w:w="60" w:type="dxa"/>
+              <w:end w:w="60" w:type="dxa"/>
+            </w:tcMar>
+            <w:shd w:fill="E8EEF3"/>
+            <w:vAlign w:val="center"/>
+          </w:tcPr>
+          <w:p>
+            <w:pPr>
+              <w:keepNext/>
+              <w:spacing w:before="0" w:after="0" w:line="240" w:lineRule="auto"/>
+              <w:jc w:val="center"/>
+            </w:pPr>
+            <w:r>
+              <w:rPr>
+                <w:rFonts w:ascii="Times New Roman" w:hAnsi="Times New Roman" w:eastAsia="Times New Roman"/>
+                <w:b/>
+                <w:sz w:val="18"/>
+              </w:rPr>
+              <w:t>Calls B → H</w:t>
+            </w:r>
+          </w:p>
+        </w:tc>
+        <w:tc>
+          <w:tcPr>
+            <w:tcW w:type="dxa" w:w="1085"/>
+            <w:tcMar>
+              <w:top w:w="60" w:type="dxa"/>
+              <w:start w:w="60" w:type="dxa"/>
+              <w:bottom w:w="60" w:type="dxa"/>
+              <w:end w:w="60" w:type="dxa"/>
+            </w:tcMar>
+            <w:shd w:fill="E8EEF3"/>
+            <w:vAlign w:val="center"/>
+          </w:tcPr>
+          <w:p>
+            <w:pPr>
+              <w:keepNext/>
+              <w:spacing w:before="0" w:after="0" w:line="240" w:lineRule="auto"/>
+              <w:jc w:val="center"/>
+            </w:pPr>
+            <w:r>
+              <w:rPr>
+                <w:rFonts w:ascii="Times New Roman" w:hAnsi="Times New Roman" w:eastAsia="Times New Roman"/>
+                <w:b/>
+                <w:sz w:val="18"/>
+              </w:rPr>
+              <w:t>Tokens saved (%)</w:t>
+            </w:r>
+          </w:p>
+        </w:tc>
+      </w:tr>
+      <w:tr>
+        <w:trPr>
+          <w:cantSplit w:val="true"/>
+        </w:trPr>
+        <w:tc>
+          <w:tcPr>
+            <w:tcW w:type="dxa" w:w="1390"/>
+            <w:tcMar>
+              <w:top w:w="60" w:type="dxa"/>
+              <w:start w:w="60" w:type="dxa"/>
+              <w:bottom w:w="60" w:type="dxa"/>
+              <w:end w:w="60" w:type="dxa"/>
+            </w:tcMar>
+            <w:vAlign w:val="center"/>
+          </w:tcPr>
+          <w:p>
+            <w:pPr>
+              <w:keepNext/>
+              <w:spacing w:before="0" w:after="0" w:line="240" w:lineRule="auto"/>
+            </w:pPr>
+            <w:r>
+              <w:rPr>
+                <w:rFonts w:ascii="Times New Roman" w:hAnsi="Times New Roman" w:eastAsia="Times New Roman"/>
+                <w:b w:val="0"/>
+                <w:sz w:val="18"/>
+              </w:rPr>
+              <w:t>LEDGAR</w:t>
+            </w:r>
+          </w:p>
+        </w:tc>
+        <w:tc>
+          <w:tcPr>
+            <w:tcW w:type="dxa" w:w="1430"/>
+            <w:tcMar>
+              <w:top w:w="60" w:type="dxa"/>
+              <w:start w:w="60" w:type="dxa"/>
+              <w:bottom w:w="60" w:type="dxa"/>
+              <w:end w:w="60" w:type="dxa"/>
+            </w:tcMar>
+            <w:vAlign w:val="center"/>
+          </w:tcPr>
+          <w:p>
+            <w:pPr>
+              <w:keepNext/>
+              <w:spacing w:before="0" w:after="0" w:line="240" w:lineRule="auto"/>
+              <w:jc w:val="center"/>
+            </w:pPr>
+            <w:r>
+              <w:rPr>
+                <w:rFonts w:ascii="Times New Roman" w:hAnsi="Times New Roman" w:eastAsia="Times New Roman"/>
+                <w:b w:val="0"/>
+                <w:sz w:val="18"/>
+              </w:rPr>
+              <w:t>94.8–95.0 → 95.8</w:t>
+            </w:r>
+          </w:p>
+        </w:tc>
+        <w:tc>
+          <w:tcPr>
+            <w:tcW w:type="dxa" w:w="800"/>
+            <w:tcMar>
+              <w:top w:w="60" w:type="dxa"/>
+              <w:start w:w="60" w:type="dxa"/>
+              <w:bottom w:w="60" w:type="dxa"/>
+              <w:end w:w="60" w:type="dxa"/>
+            </w:tcMar>
+            <w:vAlign w:val="center"/>
+          </w:tcPr>
+          <w:p>
+            <w:pPr>
+              <w:keepNext/>
+              <w:spacing w:before="0" w:after="0" w:line="240" w:lineRule="auto"/>
+              <w:jc w:val="center"/>
+            </w:pPr>
+            <w:r>
+              <w:rPr>
+                <w:rFonts w:ascii="Times New Roman" w:hAnsi="Times New Roman" w:eastAsia="Times New Roman"/>
+                <w:b w:val="0"/>
+                <w:sz w:val="18"/>
+              </w:rPr>
+              <w:t>500 → 130</w:t>
+            </w:r>
+          </w:p>
+        </w:tc>
+        <w:tc>
+          <w:tcPr>
+            <w:tcW w:type="dxa" w:w="1085"/>
+            <w:tcMar>
+              <w:top w:w="60" w:type="dxa"/>
+              <w:start w:w="60" w:type="dxa"/>
+              <w:bottom w:w="60" w:type="dxa"/>
+              <w:end w:w="60" w:type="dxa"/>
+            </w:tcMar>
+            <w:vAlign w:val="center"/>
+          </w:tcPr>
+          <w:p>
+            <w:pPr>
+              <w:keepNext/>
+              <w:spacing w:before="0" w:after="0" w:line="240" w:lineRule="auto"/>
+              <w:jc w:val="center"/>
+            </w:pPr>
+            <w:r>
+              <w:rPr>
+                <w:rFonts w:ascii="Times New Roman" w:hAnsi="Times New Roman" w:eastAsia="Times New Roman"/>
+                <w:b w:val="0"/>
+                <w:sz w:val="18"/>
+              </w:rPr>
+              <w:t>74.54–74.58</w:t>
+            </w:r>
+          </w:p>
+        </w:tc>
+      </w:tr>
+      <w:tr>
+        <w:trPr>
+          <w:cantSplit w:val="true"/>
+        </w:trPr>
+        <w:tc>
+          <w:tcPr>
+            <w:tcW w:type="dxa" w:w="1390"/>
+            <w:tcMar>
+              <w:top w:w="60" w:type="dxa"/>
+              <w:start w:w="60" w:type="dxa"/>
+              <w:bottom w:w="60" w:type="dxa"/>
+              <w:end w:w="60" w:type="dxa"/>
+            </w:tcMar>
+            <w:vAlign w:val="center"/>
+          </w:tcPr>
+          <w:p>
+            <w:pPr>
+              <w:keepNext w:val="0"/>
+              <w:spacing w:before="0" w:after="0" w:line="240" w:lineRule="auto"/>
+            </w:pPr>
+            <w:r>
+              <w:rPr>
+                <w:rFonts w:ascii="Times New Roman" w:hAnsi="Times New Roman" w:eastAsia="Times New Roman"/>
+                <w:b w:val="0"/>
+                <w:sz w:val="18"/>
+              </w:rPr>
+              <w:t>SpamAssassin</w:t>
+            </w:r>
+          </w:p>
+        </w:tc>
+        <w:tc>
+          <w:tcPr>
+            <w:tcW w:type="dxa" w:w="1430"/>
+            <w:tcMar>
+              <w:top w:w="60" w:type="dxa"/>
+              <w:start w:w="60" w:type="dxa"/>
+              <w:bottom w:w="60" w:type="dxa"/>
+              <w:end w:w="60" w:type="dxa"/>
+            </w:tcMar>
+            <w:vAlign w:val="center"/>
+          </w:tcPr>
+          <w:p>
+            <w:pPr>
+              <w:keepNext w:val="0"/>
+              <w:spacing w:before="0" w:after="0" w:line="240" w:lineRule="auto"/>
+              <w:jc w:val="center"/>
+            </w:pPr>
+            <w:r>
+              <w:rPr>
+                <w:rFonts w:ascii="Times New Roman" w:hAnsi="Times New Roman" w:eastAsia="Times New Roman"/>
+                <w:b w:val="0"/>
+                <w:sz w:val="18"/>
+              </w:rPr>
+              <w:t>97.4–97.8 → 97.0–97.4</w:t>
+            </w:r>
+          </w:p>
+        </w:tc>
+        <w:tc>
+          <w:tcPr>
+            <w:tcW w:type="dxa" w:w="800"/>
+            <w:tcMar>
+              <w:top w:w="60" w:type="dxa"/>
+              <w:start w:w="60" w:type="dxa"/>
+              <w:bottom w:w="60" w:type="dxa"/>
+              <w:end w:w="60" w:type="dxa"/>
+            </w:tcMar>
+            <w:vAlign w:val="center"/>
+          </w:tcPr>
+          <w:p>
+            <w:pPr>
+              <w:keepNext w:val="0"/>
+              <w:spacing w:before="0" w:after="0" w:line="240" w:lineRule="auto"/>
+              <w:jc w:val="center"/>
+            </w:pPr>
+            <w:r>
+              <w:rPr>
+                <w:rFonts w:ascii="Times New Roman" w:hAnsi="Times New Roman" w:eastAsia="Times New Roman"/>
+                <w:b w:val="0"/>
+                <w:sz w:val="18"/>
+              </w:rPr>
+              <w:t>500 → 323</w:t>
+            </w:r>
+          </w:p>
+        </w:tc>
+        <w:tc>
+          <w:tcPr>
+            <w:tcW w:type="dxa" w:w="1085"/>
+            <w:tcMar>
+              <w:top w:w="60" w:type="dxa"/>
+              <w:start w:w="60" w:type="dxa"/>
+              <w:bottom w:w="60" w:type="dxa"/>
+              <w:end w:w="60" w:type="dxa"/>
+            </w:tcMar>
+            <w:vAlign w:val="center"/>
+          </w:tcPr>
+          <w:p>
+            <w:pPr>
+              <w:keepNext w:val="0"/>
+              <w:spacing w:before="0" w:after="0" w:line="240" w:lineRule="auto"/>
+              <w:jc w:val="center"/>
+            </w:pPr>
+            <w:r>
+              <w:rPr>
+                <w:rFonts w:ascii="Times New Roman" w:hAnsi="Times New Roman" w:eastAsia="Times New Roman"/>
+                <w:b w:val="0"/>
+                <w:sz w:val="18"/>
+              </w:rPr>
+              <w:t>28.12–28.14</w:t>
+            </w:r>
+          </w:p>
+        </w:tc>
+      </w:tr>
+    </w:tbl>
+    <w:p>
+      <w:pPr>
+        <w:keepNext w:val="0"/>
+        <w:spacing w:before="0" w:after="40" w:line="240" w:lineRule="auto"/>
+      </w:pPr>
+    </w:p>
+    <w:p>
+      <w:pPr>
+        <w:keepNext w:val="0"/>
+        <w:spacing w:before="0" w:after="80" w:line="240" w:lineRule="auto"/>
+        <w:ind w:firstLine="288"/>
+        <w:jc w:val="both"/>
+      </w:pPr>
+      <w:r>
+        <w:rPr>
+          <w:rFonts w:ascii="Times New Roman" w:hAnsi="Times New Roman" w:eastAsia="Times New Roman"/>
+          <w:sz w:val="20"/>
+        </w:rPr>
+        <w:t>Both final tests used 500 cases per arm in each repeat. CFPB has no final-test result. Appendix A reports all held-out repeats and their intervals individually.</w:t>
+      </w:r>
+    </w:p>
+    <w:p>
+      <w:pPr>
+        <w:pStyle w:val="Heading2"/>
+      </w:pPr>
+      <w:r>
+        <w:rPr>
+          <w:rFonts w:ascii="Times New Roman" w:hAnsi="Times New Roman" w:eastAsia="Times New Roman"/>
+          <w:b/>
+          <w:sz w:val="22"/>
+        </w:rPr>
+        <w:t>4.5 Where token savings came from</w:t>
       </w:r>
     </w:p>
     <w:p>
@@ -2527,7 +3395,22 @@
           <w:rFonts w:ascii="Times New Roman" w:hAnsi="Times New Roman" w:eastAsia="Times New Roman"/>
           <w:sz w:val="20"/>
         </w:rPr>
-        <w:t>More suitable email rules or a revised English SOP might improve both accuracy and model use. As with CFPB, additional tailoring falls outside this comparison and would need separate development and evaluation. The PLaND skills remain task-agnostic; the SOP and classification rules are the parts tailored to the task. We retained the same evaluation requirements rather than tuning a rejected package against its evaluation answers.</w:t>
+        <w:t>Fallback input-token counts matched the baseline on every corresponding final-test case. In LEDGAR final-test repeat 1, the hybrid saved 180,904 tokens: 180,828 from avoiding model calls and 76 from shorter model outputs on fallback cases. In SpamAssassin final-test repeat 1, the corresponding amounts were 412,015, 411,938, and 77 tokens. The measured savings therefore came almost entirely from bypassing model calls. They did not come from shortening the fallback prompt. For one SpamAssassin selection email, provider-reported input counts differed by 1, 3, 2 tokens across the three pairs despite the unchanged prompt-construction contract. The saved receipts do not explain this small discrepancy; it is retained in the reported totals.</w:t>
+      </w:r>
+    </w:p>
+    <w:p>
+      <w:pPr>
+        <w:keepNext w:val="0"/>
+        <w:spacing w:before="0" w:after="80" w:line="240" w:lineRule="auto"/>
+        <w:ind w:firstLine="288"/>
+        <w:jc w:val="both"/>
+      </w:pPr>
+      <w:r>
+        <w:rPr>
+          <w:rFonts w:ascii="Times New Roman" w:hAnsi="Times New Roman" w:eastAsia="Times New Roman"/>
+          <w:sz w:val="20"/>
+        </w:rPr>
+        <w:t>Coverage alone does not determine token reduction: long inputs use more tokens than short ones. A rule bypassing many short emails may save a smaller fraction of tokens than its fraction of cases. The paired comparison captures this difference and any output variation on fallback cases.</w:t>
       </w:r>
     </w:p>
     <w:p>
@@ -2545,15 +3428,17 @@
     </w:p>
     <w:p>
       <w:pPr>
-        <w:pStyle w:val="Heading2"/>
+        <w:keepNext w:val="0"/>
+        <w:spacing w:before="0" w:after="80" w:line="240" w:lineRule="auto"/>
+        <w:ind w:firstLine="288"/>
+        <w:jc w:val="both"/>
       </w:pPr>
       <w:r>
         <w:rPr>
           <w:rFonts w:ascii="Times New Roman" w:hAnsi="Times New Roman" w:eastAsia="Times New Roman"/>
-          <w:b/>
-          <w:sz w:val="22"/>
+          <w:sz w:val="20"/>
         </w:rPr>
-        <w:t>5.1 Model reasoning as a resource</w:t>
+        <w:t>The results show acceptance and rejection under the same protocol. LEDGAR and SpamAssassin reduced model use within the chosen quality limits. CFPB reduced tokens but missed the absolute accuracy floor. A token-saving change is therefore not acceptable merely because its accuracy is close to the baseline.</w:t>
       </w:r>
     </w:p>
     <w:p>
@@ -2568,7 +3453,7 @@
           <w:rFonts w:ascii="Times New Roman" w:hAnsi="Times New Roman" w:eastAsia="Times New Roman"/>
           <w:sz w:val="20"/>
         </w:rPr>
-        <w:t>The main systems argument is that non-deterministic reasoning should be allocated where it is needed rather than applied uniformly across a workflow. Business processes often contain both stable and ambiguous decisions. When stable regions are repeatedly routed through a language model, the workflow spends model calls and tokens on work that ordinary computation may be able to execute directly.</w:t>
+        <w:t>PLaND makes the boundary between code and model reasoning explicit and testable. The model handles inputs that code declines; the evaluator judges the final answer from either path. Unchanged fallback makes this comparison easier to interpret than a package that changes rules and shortens prompts together. Still, a deterministic path is only as reliable as its conditions and development evidence. First-match rules can make incorrect decisions when an input contains several relevant patterns.</w:t>
       </w:r>
     </w:p>
     <w:p>
@@ -2583,7 +3468,7 @@
           <w:rFonts w:ascii="Times New Roman" w:hAnsi="Times New Roman" w:eastAsia="Times New Roman"/>
           <w:sz w:val="20"/>
         </w:rPr>
-        <w:t>PLaND provides a controlled way to move that boundary. The English baseline offers a flexible starting point when the structure of the task is not fully known. Development runs reveal errors, repeated reasoning, and expense. The evolver skill guides a host agent to propose a bounded change. Evaluation then determines whether the resulting workflow meets the chosen requirements. This approach may be useful in domains such as fraud detection, where known patterns can be encoded directly while novel narratives or combinations still require contextual reasoning. Fraud detection itself was not evaluated here.</w:t>
+        <w:t>The construction trail demonstrates one application of the skills per dataset, including development revisions. Execution repeats do not establish the probability that a host agent finds a good rule, the number of independent searches needed, or their cost. Those questions need repeated construction trials on separate data with a recorded host-model configuration. Gemini is the runtime classifier here, not a benchmark of the host agent's reasoning ability.</w:t>
       </w:r>
     </w:p>
     <w:p>
@@ -2598,7 +3483,7 @@
           <w:rFonts w:ascii="Times New Roman" w:hAnsi="Times New Roman" w:eastAsia="Times New Roman"/>
           <w:sz w:val="20"/>
         </w:rPr>
-        <w:t>The useful unit of change is not necessarily an entire workflow step. LEDGAR shows that some inputs to a semantic classification task can be handled by explicit rules, while the remaining inputs still require the model. Contract-clause classification remains a semantic problem overall. Its more recognizable cases nevertheless offer opportunities to avoid model calls, beyond mechanical operations such as counting or schema validation.</w:t>
+        <w:t>These are narrow, balanced classification subsets. We did not compare with a trained lightweight classifier, evaluate a complete business process, or conduct deployment-specific risk analysis. The hosted endpoint can also change behind an unchanged model name. Saved settings and receipts make these comparisons auditable but cannot guarantee bit-for-bit future regeneration.</w:t>
       </w:r>
     </w:p>
     <w:p>
@@ -2613,93 +3498,7 @@
           <w:rFonts w:ascii="Times New Roman" w:hAnsi="Times New Roman" w:eastAsia="Times New Roman"/>
           <w:sz w:val="20"/>
         </w:rPr>
-        <w:t>The benefit must be considered alongside the error tolerance. LEDGAR saved roughly two fifths of tokens but produced eight additional errors per 1,000 test cases. Whether that tradeoff is acceptable depends on the application. CFPB and SpamAssassin did not satisfy the same evaluation criteria. The three results support evaluating each proposed substitution rather than assuming that fewer model calls imply an acceptable workflow.</w:t>
-      </w:r>
-    </w:p>
-    <w:p>
-      <w:pPr>
-        <w:pStyle w:val="Heading2"/>
-      </w:pPr>
-      <w:r>
-        <w:rPr>
-          <w:rFonts w:ascii="Times New Roman" w:hAnsi="Times New Roman" w:eastAsia="Times New Roman"/>
-          <w:b/>
-          <w:sz w:val="22"/>
-        </w:rPr>
-        <w:t>5.2 What token savings measure</w:t>
-      </w:r>
-    </w:p>
-    <w:p>
-      <w:pPr>
-        <w:keepNext w:val="0"/>
-        <w:spacing w:before="0" w:after="80" w:line="240" w:lineRule="auto"/>
-        <w:ind w:firstLine="288"/>
-        <w:jc w:val="both"/>
-      </w:pPr>
-      <w:r>
-        <w:rPr>
-          <w:rFonts w:ascii="Times New Roman" w:hAnsi="Times New Roman" w:eastAsia="Times New Roman"/>
-          <w:sz w:val="20"/>
-        </w:rPr>
-        <w:t>PLaND's generation instructions ask the agent to consider resource use beyond tokens, including CPU, memory, storage, network access, caching, and setup work. The framework can represent different expense objectives. In the experiments reported here, however, the acceptance decision used model tokens as its only efficiency measure. Model-call counts explain the mechanism; they are not a second independently optimized objective.</w:t>
-      </w:r>
-    </w:p>
-    <w:p>
-      <w:pPr>
-        <w:keepNext w:val="0"/>
-        <w:spacing w:before="0" w:after="80" w:line="240" w:lineRule="auto"/>
-        <w:ind w:firstLine="288"/>
-        <w:jc w:val="both"/>
-      </w:pPr>
-      <w:r>
-        <w:rPr>
-          <w:rFonts w:ascii="Times New Roman" w:hAnsi="Times New Roman" w:eastAsia="Times New Roman"/>
-          <w:sz w:val="20"/>
-        </w:rPr>
-        <w:t>Tokens and calls are useful measures of model use, but they do not directly establish dollar, energy, or end-to-end latency savings. Local inference time can depend on model loading, hardware utilization, and concurrency. Code also has execution and maintenance costs. Claims about those costs require corresponding measurements and are outside the present evaluation.</w:t>
-      </w:r>
-    </w:p>
-    <w:p>
-      <w:pPr>
-        <w:pStyle w:val="Heading2"/>
-      </w:pPr>
-      <w:r>
-        <w:rPr>
-          <w:rFonts w:ascii="Times New Roman" w:hAnsi="Times New Roman" w:eastAsia="Times New Roman"/>
-          <w:b/>
-          <w:sz w:val="22"/>
-        </w:rPr>
-        <w:t>5.3 From classification tasks to business workflows</w:t>
-      </w:r>
-    </w:p>
-    <w:p>
-      <w:pPr>
-        <w:keepNext w:val="0"/>
-        <w:spacing w:before="0" w:after="80" w:line="240" w:lineRule="auto"/>
-        <w:ind w:firstLine="288"/>
-        <w:jc w:val="both"/>
-      </w:pPr>
-      <w:r>
-        <w:rPr>
-          <w:rFonts w:ascii="Times New Roman" w:hAnsi="Times New Roman" w:eastAsia="Times New Roman"/>
-          <w:sz w:val="20"/>
-        </w:rPr>
-        <w:t>The retained tasks resemble individual decisions within business processes. They do not include long-running state, user interaction, external side effects, or recovery from partial failure. Extending the result to a complete workflow would require evaluating those behaviors as well as label accuracy. The final test evidence is also limited to LEDGAR, one local model, and a balanced subset of ten labels. The CFPB and SpamAssassin outcomes are validation results, not estimates from their reserved test sets.</w:t>
-      </w:r>
-    </w:p>
-    <w:p>
-      <w:pPr>
-        <w:keepNext w:val="0"/>
-        <w:spacing w:before="0" w:after="80" w:line="240" w:lineRule="auto"/>
-        <w:ind w:firstLine="288"/>
-        <w:jc w:val="both"/>
-      </w:pPr>
-      <w:r>
-        <w:rPr>
-          <w:rFonts w:ascii="Times New Roman" w:hAnsi="Times New Roman" w:eastAsia="Times New Roman"/>
-          <w:sz w:val="20"/>
-        </w:rPr>
-        <w:t>Temperature-zero decoding and the small number of repeated runs further limit conclusions about variability. As Appendix A shows, both the baseline and hybrid produced identical labels across the three repeats within each task. This supports repeatability under the tested settings, but does not demonstrate that hybrid execution is less variable than the baseline.</w:t>
+        <w:t>Token use measures model inference rather than all computational expense. Construction, screening, retries, local computation, and maintenance are outside these execution totals. We therefore do not infer dollar savings, energy savings, or production latency gains. Resumed-run wall times cover only part of execution and are not used as headline results.</w:t>
       </w:r>
     </w:p>
     <w:p>
@@ -2727,7 +3526,7 @@
           <w:rFonts w:ascii="Times New Roman" w:hAnsi="Times New Roman" w:eastAsia="Times New Roman"/>
           <w:sz w:val="20"/>
         </w:rPr>
-        <w:t>The next step is to evaluate candidate generation directly. A host agent should receive a recorded set of development runs, propose code under fixed permissions, and have each candidate assessed on unused examples. Repeating that procedure would measure how often the agent finds a useful rule and how much development work it requires. It would separate the ability to discover an improvement from the ability to execute an already saved improvement.</w:t>
+        <w:t>The next evaluation should repeat package construction from independently prepared development sets and measure success rate, failed proposals, and construction cost. This would test whether the skills reliably find useful replacements. Comparisons with trained small classifiers and other workflow-optimization methods would help identify when the methodology is useful.</w:t>
       </w:r>
     </w:p>
     <w:p>
@@ -2742,52 +3541,7 @@
           <w:rFonts w:ascii="Times New Roman" w:hAnsi="Times New Roman" w:eastAsia="Times New Roman"/>
           <w:sz w:val="20"/>
         </w:rPr>
-        <w:t>A second direction is to evaluate complete workflows with state, tool calls, and recoverable failures. The scorer would need to check whether the task was completed correctly, not just whether a label matched. Such experiments would test whether local token savings remain useful when deterministic steps interact with a wider process.</w:t>
-      </w:r>
-    </w:p>
-    <w:p>
-      <w:pPr>
-        <w:keepNext w:val="0"/>
-        <w:spacing w:before="0" w:after="80" w:line="240" w:lineRule="auto"/>
-        <w:ind w:firstLine="288"/>
-        <w:jc w:val="both"/>
-      </w:pPr>
-      <w:r>
-        <w:rPr>
-          <w:rFonts w:ascii="Times New Roman" w:hAnsi="Times New Roman" w:eastAsia="Times New Roman"/>
-          <w:sz w:val="20"/>
-        </w:rPr>
-        <w:t>A third direction is to study maintenance over time. Input distributions can change, making a previously acceptable rule unreliable. A longitudinal evaluation could test monitoring, rollback, and returning affected inputs to the model. These mechanisms are proposed future work, not features validated by the present experiments.</w:t>
-      </w:r>
-    </w:p>
-    <w:p>
-      <w:pPr>
-        <w:keepNext w:val="0"/>
-        <w:spacing w:before="0" w:after="80" w:line="240" w:lineRule="auto"/>
-        <w:ind w:firstLine="288"/>
-        <w:jc w:val="both"/>
-      </w:pPr>
-      <w:r>
-        <w:rPr>
-          <w:rFonts w:ascii="Times New Roman" w:hAnsi="Times New Roman" w:eastAsia="Times New Roman"/>
-          <w:sz w:val="20"/>
-        </w:rPr>
-        <w:t>Runtime evidence could also guide automatic construction of a more deterministic workflow. Production logs may reveal recurring input patterns, repeated tool sequences, failures, and expensive model calls. A future system could use those records to propose a graph in which stable paths execute as code and ambiguous cases retain model reasoning, as illustrated in Figure 1. Such proposals would still need evaluation on separate examples before deployment. Whether an agent can reliably generate and maintain this complete workflow remains an open question.</w:t>
-      </w:r>
-    </w:p>
-    <w:p>
-      <w:pPr>
-        <w:keepNext w:val="0"/>
-        <w:spacing w:before="0" w:after="80" w:line="240" w:lineRule="auto"/>
-        <w:ind w:firstLine="288"/>
-        <w:jc w:val="both"/>
-      </w:pPr>
-      <w:r>
-        <w:rPr>
-          <w:rFonts w:ascii="Times New Roman" w:hAnsi="Times New Roman" w:eastAsia="Times New Roman"/>
-          <w:sz w:val="20"/>
-        </w:rPr>
-        <w:t>Further comparisons should include other models, languages, and methods for generating code from examples or execution records. A routing-only comparison that preserves the entire baseline fallback would clarify the contribution of each change. Application-specific error costs and direct resource measurements would make acceptance decisions more relevant to deployment.</w:t>
+        <w:t>Broader tests should include unseen organizations or time periods, rare classes, and tasks beyond classification. Deployment would require error-specific quality requirements, privacy review, and monitoring for data or model changes. Organizing accepted steps into a workflow graph is a possible extension, illustrated in Figure 1, but remains unevaluated.</w:t>
       </w:r>
     </w:p>
     <w:p>
@@ -2815,7 +3569,7 @@
           <w:rFonts w:ascii="Times New Roman" w:hAnsi="Times New Roman" w:eastAsia="Times New Roman"/>
           <w:sz w:val="20"/>
         </w:rPr>
-        <w:t>PLaND is a methodology for reducing model-mediated work through evaluated changes to an English SOP. Its central mechanism is selective code execution with model fallback. On LEDGAR, the evaluated hybrid reduced model calls by 41.1% and tokens by 40.02%, with accuracy decreasing from 93.5% to 92.7%. It passed the study's stated two-percentage-point tolerance. CFPB and SpamAssassin did not pass validation, and their reserved tests were not evaluated. Three additional paired runs per dataset reproduced those decisions. These results demonstrate the usefulness of testing both quality and token use before accepting a substitution, while leaving automatic rule discovery and complete production workflows for separate evaluation.</w:t>
+        <w:t>PLaND provides a process for starting with English instructions, proposing executable replacements from development evidence, and accepting them only after a separate quality-and-token check. In this study, LEDGAR and SpamAssassin passed selection and final assessment across all three paired executions, reducing final-test model tokens by 74.54–74.58% and 28.12–28.14%, respectively. CFPB failed the selection accuracy floor and did not proceed to final test. These results show that selective code execution can reduce model use under explicit quality limits, but that useful-looking rules do not always produce an acceptable workflow. Independent tests of the construction process and broader tasks are needed before making stronger claims.</w:t>
       </w:r>
     </w:p>
     <w:p>
@@ -2843,7 +3597,7 @@
           <w:rFonts w:ascii="Times New Roman" w:hAnsi="Times New Roman" w:eastAsia="Times New Roman"/>
           <w:sz w:val="20"/>
         </w:rPr>
-        <w:t>The authors used AI-assisted tools for coding, experiment support, and manuscript preparation. The authors are responsible for the reported results and the final text. No external funding was received, and the authors declare no competing interests.</w:t>
+        <w:t>The authors used AI-assisted tools for coding, experiment support, and manuscript preparation. The authors are responsible for the reported results and final text. No external funding was received, and the authors declare no competing interests.</w:t>
       </w:r>
     </w:p>
     <w:p>
@@ -2871,121 +3625,21 @@
           <w:rFonts w:ascii="Times New Roman" w:hAnsi="Times New Roman" w:eastAsia="Times New Roman"/>
           <w:sz w:val="20"/>
         </w:rPr>
-        <w:t xml:space="preserve">The </w:t>
-      </w:r>
-      <w:hyperlink r:id="rId13">
-        <w:r>
-          <w:rPr>
-            <w:rFonts w:ascii="Times New Roman" w:hAnsi="Times New Roman"/>
-            <w:color w:val="0000FF"/>
-            <w:u w:val="single"/>
-            <w:sz w:val="20"/>
-          </w:rPr>
-          <w:t>PLaND repository</w:t>
-        </w:r>
-      </w:hyperlink>
-      <w:r>
-        <w:rPr>
-          <w:rFonts w:ascii="Times New Roman" w:hAnsi="Times New Roman" w:eastAsia="Times New Roman"/>
-          <w:sz w:val="20"/>
-        </w:rPr>
-        <w:t xml:space="preserve"> provides the two methodology skills, shared classification runner and scorer, saved SOPs, and evaluation records [12]. The </w:t>
-      </w:r>
-      <w:hyperlink r:id="rId14">
-        <w:r>
-          <w:rPr>
-            <w:rFonts w:ascii="Times New Roman" w:hAnsi="Times New Roman"/>
-            <w:color w:val="0000FF"/>
-            <w:u w:val="single"/>
-            <w:sz w:val="20"/>
-          </w:rPr>
-          <w:t>LEDGAR results</w:t>
-        </w:r>
-      </w:hyperlink>
-      <w:r>
-        <w:rPr>
-          <w:rFonts w:ascii="Times New Roman" w:hAnsi="Times New Roman" w:eastAsia="Times New Roman"/>
-          <w:sz w:val="20"/>
-        </w:rPr>
-        <w:t xml:space="preserve">, </w:t>
-      </w:r>
-      <w:hyperlink r:id="rId15">
-        <w:r>
-          <w:rPr>
-            <w:rFonts w:ascii="Times New Roman" w:hAnsi="Times New Roman"/>
-            <w:color w:val="0000FF"/>
-            <w:u w:val="single"/>
-            <w:sz w:val="20"/>
-          </w:rPr>
-          <w:t>CFPB results</w:t>
-        </w:r>
-      </w:hyperlink>
-      <w:r>
-        <w:rPr>
-          <w:rFonts w:ascii="Times New Roman" w:hAnsi="Times New Roman" w:eastAsia="Times New Roman"/>
-          <w:sz w:val="20"/>
-        </w:rPr>
-        <w:t xml:space="preserve">, and </w:t>
-      </w:r>
-      <w:hyperlink r:id="rId16">
-        <w:r>
-          <w:rPr>
-            <w:rFonts w:ascii="Times New Roman" w:hAnsi="Times New Roman"/>
-            <w:color w:val="0000FF"/>
-            <w:u w:val="single"/>
-            <w:sz w:val="20"/>
-          </w:rPr>
-          <w:t>SpamAssassin results</w:t>
-        </w:r>
-      </w:hyperlink>
-      <w:r>
-        <w:rPr>
-          <w:rFonts w:ascii="Times New Roman" w:hAnsi="Times New Roman" w:eastAsia="Times New Roman"/>
-          <w:sz w:val="20"/>
-        </w:rPr>
-        <w:t xml:space="preserve"> links identify a fixed evidence snapshot. Table 2 uses the files with prefix </w:t>
+        <w:t xml:space="preserve">The public companion repository [12] contains the skills, frozen plans, packages, case-level outputs, comparisons, command ledgers, and manifests. The collection snapshot is commit </w:t>
       </w:r>
       <w:r>
         <w:rPr>
           <w:rFonts w:ascii="Courier New" w:hAnsi="Courier New" w:eastAsia="Times New Roman"/>
-          <w:sz w:val="20"/>
+          <w:sz w:val="17"/>
         </w:rPr>
-        <w:t>confirmatory-test</w:t>
+        <w:t>4ad24c9838922b3db777ac4ba4dbc34de7a449ae</w:t>
       </w:r>
       <w:r>
         <w:rPr>
           <w:rFonts w:ascii="Times New Roman" w:hAnsi="Times New Roman" w:eastAsia="Times New Roman"/>
           <w:sz w:val="20"/>
         </w:rPr>
-        <w:t xml:space="preserve"> for LEDGAR and </w:t>
-      </w:r>
-      <w:r>
-        <w:rPr>
-          <w:rFonts w:ascii="Courier New" w:hAnsi="Courier New" w:eastAsia="Times New Roman"/>
-          <w:sz w:val="20"/>
-        </w:rPr>
-        <w:t>confirmatory-validation</w:t>
-      </w:r>
-      <w:r>
-        <w:rPr>
-          <w:rFonts w:ascii="Times New Roman" w:hAnsi="Times New Roman" w:eastAsia="Times New Roman"/>
-          <w:sz w:val="20"/>
-        </w:rPr>
-        <w:t xml:space="preserve"> for CFPB and SpamAssassin. Each experiment's </w:t>
-      </w:r>
-      <w:r>
-        <w:rPr>
-          <w:rFonts w:ascii="Courier New" w:hAnsi="Courier New" w:eastAsia="Times New Roman"/>
-          <w:sz w:val="20"/>
-        </w:rPr>
-        <w:t>variance-study-20260903</w:t>
-      </w:r>
-      <w:r>
-        <w:rPr>
-          <w:rFonts w:ascii="Times New Roman" w:hAnsi="Times New Roman" w:eastAsia="Times New Roman"/>
-          <w:sz w:val="20"/>
-        </w:rPr>
-        <w:t xml:space="preserve"> folder contains the three paired runs in Appendix A. Appendix C identifies the dataset manifests and Appendix D links to the skill instructions.</w:t>
+        <w:t>. The main branch also contains the reviewed paper, its audit, and portable manifests that identify the exact evidence. Appendix B gives paths and verification commands. Reference [12] identifies author-produced artifacts, not independent support for the methodology.</w:t>
       </w:r>
     </w:p>
     <w:p>
@@ -3000,7 +3654,7 @@
           <w:rFonts w:ascii="Times New Roman" w:hAnsi="Times New Roman" w:eastAsia="Times New Roman"/>
           <w:sz w:val="20"/>
         </w:rPr>
-        <w:t>Saved run records include case identifiers, expected and predicted labels, correctness, the path used, model calls, tokens, timing, and file fingerprints. These records support auditing the comparisons; they are not a complete record of autonomous candidate discovery. Raw datasets are subject to their source terms and are not included in the repository. Exact regeneration requires the recorded input files and model version. In particular, the CFPB inputs came from a saved local API snapshot that is not redistributed. A fresh download from the live database would constitute a different input snapshot. Repository verification checks saved files and code tests; it does not rerun model inference. Appendix B gives the verification command and the separate requirements for rerunning an experiment.</w:t>
+        <w:t>Raw inputs remain outside the repository and are subject to source terms. Exact CFPB regeneration requires the saved local API snapshot; a fresh download is a different input collection. Case outputs support offline recomputation without those texts or new model calls. Inference reruns require frozen inputs and service access, and no hosted weight digest is available. File verification, statistical recomputation, and inference regeneration are distinct operations.</w:t>
       </w:r>
     </w:p>
     <w:p>
@@ -3013,7 +3667,7 @@
           <w:b/>
           <w:sz w:val="24"/>
         </w:rPr>
-        <w:t>Appendix A Repeated runs</w:t>
+        <w:t>Appendix A Individual held-out executions</w:t>
       </w:r>
     </w:p>
     <w:p>
@@ -3028,7 +3682,7 @@
           <w:rFonts w:ascii="Times New Roman" w:hAnsi="Times New Roman" w:eastAsia="Times New Roman"/>
           <w:sz w:val="20"/>
         </w:rPr>
-        <w:t>The repeatability check introduced in Section 3.4 ran each fixed baseline and hybrid three times on the same prepared cases. Table 4 reports the results separately because the runtime configuration changed. These are repeated measurements of existing evaluation sets, not additional independent test samples.</w:t>
+        <w:t>Repeats 1, 2, and 3 correspond to identifiers 20260903, 20260904, and 20260905. Each pair uses identical cases. Repeats are not additional independent samples and are not pooled to enlarge the case count. “Test” means reserved final test.</w:t>
       </w:r>
     </w:p>
     <w:p>
@@ -3042,7 +3696,7 @@
           <w:b/>
           <w:sz w:val="20"/>
         </w:rPr>
-        <w:t>Table 4. Three additional paired runs per dataset</w:t>
+        <w:t>Table A1. Accuracy and total model tokens by repeat</w:t>
       </w:r>
     </w:p>
     <w:tbl>
@@ -3062,8 +3716,10 @@
         </w:tblBorders>
       </w:tblPr>
       <w:tblGrid>
-        <w:gridCol w:w="1450"/>
-        <w:gridCol w:w="3255"/>
+        <w:gridCol w:w="1380"/>
+        <w:gridCol w:w="485"/>
+        <w:gridCol w:w="1120"/>
+        <w:gridCol w:w="1720"/>
       </w:tblGrid>
       <w:tr>
         <w:trPr>
@@ -3072,12 +3728,12 @@
         </w:trPr>
         <w:tc>
           <w:tcPr>
-            <w:tcW w:type="dxa" w:w="1450"/>
+            <w:tcW w:type="dxa" w:w="1380"/>
             <w:tcMar>
-              <w:top w:w="80" w:type="dxa"/>
-              <w:start w:w="100" w:type="dxa"/>
-              <w:bottom w:w="80" w:type="dxa"/>
-              <w:end w:w="100" w:type="dxa"/>
+              <w:top w:w="60" w:type="dxa"/>
+              <w:start w:w="60" w:type="dxa"/>
+              <w:bottom w:w="60" w:type="dxa"/>
+              <w:end w:w="60" w:type="dxa"/>
             </w:tcMar>
             <w:shd w:fill="E8EEF3"/>
             <w:vAlign w:val="center"/>
@@ -3091,20 +3747,20 @@
               <w:rPr>
                 <w:rFonts w:ascii="Times New Roman" w:hAnsi="Times New Roman" w:eastAsia="Times New Roman"/>
                 <w:b/>
-                <w:sz w:val="20"/>
+                <w:sz w:val="18"/>
               </w:rPr>
-              <w:t>Dataset</w:t>
+              <w:t>Dataset and split</w:t>
             </w:r>
           </w:p>
         </w:tc>
         <w:tc>
           <w:tcPr>
-            <w:tcW w:type="dxa" w:w="3255"/>
+            <w:tcW w:type="dxa" w:w="485"/>
             <w:tcMar>
-              <w:top w:w="80" w:type="dxa"/>
-              <w:start w:w="100" w:type="dxa"/>
-              <w:bottom w:w="80" w:type="dxa"/>
-              <w:end w:w="100" w:type="dxa"/>
+              <w:top w:w="60" w:type="dxa"/>
+              <w:start w:w="60" w:type="dxa"/>
+              <w:bottom w:w="60" w:type="dxa"/>
+              <w:end w:w="60" w:type="dxa"/>
             </w:tcMar>
             <w:shd w:fill="E8EEF3"/>
             <w:vAlign w:val="center"/>
@@ -3119,9 +3775,65 @@
               <w:rPr>
                 <w:rFonts w:ascii="Times New Roman" w:hAnsi="Times New Roman" w:eastAsia="Times New Roman"/>
                 <w:b/>
-                <w:sz w:val="20"/>
+                <w:sz w:val="18"/>
               </w:rPr>
-              <w:t>Result in all three runs</w:t>
+              <w:t>Run</w:t>
+            </w:r>
+          </w:p>
+        </w:tc>
+        <w:tc>
+          <w:tcPr>
+            <w:tcW w:type="dxa" w:w="1120"/>
+            <w:tcMar>
+              <w:top w:w="60" w:type="dxa"/>
+              <w:start w:w="60" w:type="dxa"/>
+              <w:bottom w:w="60" w:type="dxa"/>
+              <w:end w:w="60" w:type="dxa"/>
+            </w:tcMar>
+            <w:shd w:fill="E8EEF3"/>
+            <w:vAlign w:val="center"/>
+          </w:tcPr>
+          <w:p>
+            <w:pPr>
+              <w:keepNext/>
+              <w:spacing w:before="0" w:after="0" w:line="240" w:lineRule="auto"/>
+              <w:jc w:val="center"/>
+            </w:pPr>
+            <w:r>
+              <w:rPr>
+                <w:rFonts w:ascii="Times New Roman" w:hAnsi="Times New Roman" w:eastAsia="Times New Roman"/>
+                <w:b/>
+                <w:sz w:val="18"/>
+              </w:rPr>
+              <w:t>Accuracy B → H (%)</w:t>
+            </w:r>
+          </w:p>
+        </w:tc>
+        <w:tc>
+          <w:tcPr>
+            <w:tcW w:type="dxa" w:w="1720"/>
+            <w:tcMar>
+              <w:top w:w="60" w:type="dxa"/>
+              <w:start w:w="60" w:type="dxa"/>
+              <w:bottom w:w="60" w:type="dxa"/>
+              <w:end w:w="60" w:type="dxa"/>
+            </w:tcMar>
+            <w:shd w:fill="E8EEF3"/>
+            <w:vAlign w:val="center"/>
+          </w:tcPr>
+          <w:p>
+            <w:pPr>
+              <w:keepNext/>
+              <w:spacing w:before="0" w:after="0" w:line="240" w:lineRule="auto"/>
+              <w:jc w:val="center"/>
+            </w:pPr>
+            <w:r>
+              <w:rPr>
+                <w:rFonts w:ascii="Times New Roman" w:hAnsi="Times New Roman" w:eastAsia="Times New Roman"/>
+                <w:b/>
+                <w:sz w:val="18"/>
+              </w:rPr>
+              <w:t>Tokens B → H</w:t>
             </w:r>
           </w:p>
         </w:tc>
@@ -3132,12 +3844,12 @@
         </w:trPr>
         <w:tc>
           <w:tcPr>
-            <w:tcW w:type="dxa" w:w="1450"/>
+            <w:tcW w:type="dxa" w:w="1380"/>
             <w:tcMar>
-              <w:top w:w="80" w:type="dxa"/>
-              <w:start w:w="100" w:type="dxa"/>
-              <w:bottom w:w="80" w:type="dxa"/>
-              <w:end w:w="100" w:type="dxa"/>
+              <w:top w:w="60" w:type="dxa"/>
+              <w:start w:w="60" w:type="dxa"/>
+              <w:bottom w:w="60" w:type="dxa"/>
+              <w:end w:w="60" w:type="dxa"/>
             </w:tcMar>
             <w:vAlign w:val="center"/>
           </w:tcPr>
@@ -3150,20 +3862,106 @@
               <w:rPr>
                 <w:rFonts w:ascii="Times New Roman" w:hAnsi="Times New Roman" w:eastAsia="Times New Roman"/>
                 <w:b w:val="0"/>
-                <w:sz w:val="20"/>
+                <w:sz w:val="18"/>
               </w:rPr>
-              <w:t>LEDGAR, 1,000 cases</w:t>
+              <w:t>LEDGAR selection</w:t>
             </w:r>
           </w:p>
         </w:tc>
         <w:tc>
           <w:tcPr>
-            <w:tcW w:type="dxa" w:w="3255"/>
+            <w:tcW w:type="dxa" w:w="485"/>
             <w:tcMar>
-              <w:top w:w="80" w:type="dxa"/>
-              <w:start w:w="100" w:type="dxa"/>
-              <w:bottom w:w="80" w:type="dxa"/>
-              <w:end w:w="100" w:type="dxa"/>
+              <w:top w:w="60" w:type="dxa"/>
+              <w:start w:w="60" w:type="dxa"/>
+              <w:bottom w:w="60" w:type="dxa"/>
+              <w:end w:w="60" w:type="dxa"/>
+            </w:tcMar>
+            <w:vAlign w:val="center"/>
+          </w:tcPr>
+          <w:p>
+            <w:pPr>
+              <w:keepNext/>
+              <w:spacing w:before="0" w:after="0" w:line="240" w:lineRule="auto"/>
+              <w:jc w:val="center"/>
+            </w:pPr>
+            <w:r>
+              <w:rPr>
+                <w:rFonts w:ascii="Times New Roman" w:hAnsi="Times New Roman" w:eastAsia="Times New Roman"/>
+                <w:b w:val="0"/>
+                <w:sz w:val="18"/>
+              </w:rPr>
+              <w:t>1</w:t>
+            </w:r>
+          </w:p>
+        </w:tc>
+        <w:tc>
+          <w:tcPr>
+            <w:tcW w:type="dxa" w:w="1120"/>
+            <w:tcMar>
+              <w:top w:w="60" w:type="dxa"/>
+              <w:start w:w="60" w:type="dxa"/>
+              <w:bottom w:w="60" w:type="dxa"/>
+              <w:end w:w="60" w:type="dxa"/>
+            </w:tcMar>
+            <w:vAlign w:val="center"/>
+          </w:tcPr>
+          <w:p>
+            <w:pPr>
+              <w:keepNext/>
+              <w:spacing w:before="0" w:after="0" w:line="240" w:lineRule="auto"/>
+              <w:jc w:val="center"/>
+            </w:pPr>
+            <w:r>
+              <w:rPr>
+                <w:rFonts w:ascii="Times New Roman" w:hAnsi="Times New Roman" w:eastAsia="Times New Roman"/>
+                <w:b w:val="0"/>
+                <w:sz w:val="18"/>
+              </w:rPr>
+              <w:t>97.0 → 96.7</w:t>
+            </w:r>
+          </w:p>
+        </w:tc>
+        <w:tc>
+          <w:tcPr>
+            <w:tcW w:type="dxa" w:w="1720"/>
+            <w:tcMar>
+              <w:top w:w="60" w:type="dxa"/>
+              <w:start w:w="60" w:type="dxa"/>
+              <w:bottom w:w="60" w:type="dxa"/>
+              <w:end w:w="60" w:type="dxa"/>
+            </w:tcMar>
+            <w:vAlign w:val="center"/>
+          </w:tcPr>
+          <w:p>
+            <w:pPr>
+              <w:keepNext/>
+              <w:spacing w:before="0" w:after="0" w:line="240" w:lineRule="auto"/>
+              <w:jc w:val="center"/>
+            </w:pPr>
+            <w:r>
+              <w:rPr>
+                <w:rFonts w:ascii="Times New Roman" w:hAnsi="Times New Roman" w:eastAsia="Times New Roman"/>
+                <w:b w:val="0"/>
+                <w:sz w:val="18"/>
+              </w:rPr>
+              <w:t>472,670 → 140,424</w:t>
+            </w:r>
+          </w:p>
+        </w:tc>
+      </w:tr>
+      <w:tr>
+        <w:trPr>
+          <w:cantSplit w:val="true"/>
+        </w:trPr>
+        <w:tc>
+          <w:tcPr>
+            <w:tcW w:type="dxa" w:w="1380"/>
+            <w:tcMar>
+              <w:top w:w="60" w:type="dxa"/>
+              <w:start w:w="60" w:type="dxa"/>
+              <w:bottom w:w="60" w:type="dxa"/>
+              <w:end w:w="60" w:type="dxa"/>
             </w:tcMar>
             <w:vAlign w:val="center"/>
           </w:tcPr>
@@ -3176,17 +3974,90 @@
               <w:rPr>
                 <w:rFonts w:ascii="Times New Roman" w:hAnsi="Times New Roman" w:eastAsia="Times New Roman"/>
                 <w:b w:val="0"/>
-                <w:sz w:val="20"/>
+                <w:sz w:val="18"/>
               </w:rPr>
-              <w:t xml:space="preserve">Accuracy: 93.7% → 92.9%; mean tokens: 376,090 → 225,575.33 (40.02% reduction); </w:t>
+              <w:t>LEDGAR selection</w:t>
             </w:r>
+          </w:p>
+        </w:tc>
+        <w:tc>
+          <w:tcPr>
+            <w:tcW w:type="dxa" w:w="485"/>
+            <w:tcMar>
+              <w:top w:w="60" w:type="dxa"/>
+              <w:start w:w="60" w:type="dxa"/>
+              <w:bottom w:w="60" w:type="dxa"/>
+              <w:end w:w="60" w:type="dxa"/>
+            </w:tcMar>
+            <w:vAlign w:val="center"/>
+          </w:tcPr>
+          <w:p>
+            <w:pPr>
+              <w:keepNext/>
+              <w:spacing w:before="0" w:after="0" w:line="240" w:lineRule="auto"/>
+              <w:jc w:val="center"/>
+            </w:pPr>
             <w:r>
               <w:rPr>
                 <w:rFonts w:ascii="Times New Roman" w:hAnsi="Times New Roman" w:eastAsia="Times New Roman"/>
                 <w:b w:val="0"/>
-                <w:sz w:val="20"/>
+                <w:sz w:val="18"/>
               </w:rPr>
-              <w:t>Pass</w:t>
+              <w:t>2</w:t>
+            </w:r>
+          </w:p>
+        </w:tc>
+        <w:tc>
+          <w:tcPr>
+            <w:tcW w:type="dxa" w:w="1120"/>
+            <w:tcMar>
+              <w:top w:w="60" w:type="dxa"/>
+              <w:start w:w="60" w:type="dxa"/>
+              <w:bottom w:w="60" w:type="dxa"/>
+              <w:end w:w="60" w:type="dxa"/>
+            </w:tcMar>
+            <w:vAlign w:val="center"/>
+          </w:tcPr>
+          <w:p>
+            <w:pPr>
+              <w:keepNext/>
+              <w:spacing w:before="0" w:after="0" w:line="240" w:lineRule="auto"/>
+              <w:jc w:val="center"/>
+            </w:pPr>
+            <w:r>
+              <w:rPr>
+                <w:rFonts w:ascii="Times New Roman" w:hAnsi="Times New Roman" w:eastAsia="Times New Roman"/>
+                <w:b w:val="0"/>
+                <w:sz w:val="18"/>
+              </w:rPr>
+              <w:t>97.3 → 96.9</w:t>
+            </w:r>
+          </w:p>
+        </w:tc>
+        <w:tc>
+          <w:tcPr>
+            <w:tcW w:type="dxa" w:w="1720"/>
+            <w:tcMar>
+              <w:top w:w="60" w:type="dxa"/>
+              <w:start w:w="60" w:type="dxa"/>
+              <w:bottom w:w="60" w:type="dxa"/>
+              <w:end w:w="60" w:type="dxa"/>
+            </w:tcMar>
+            <w:vAlign w:val="center"/>
+          </w:tcPr>
+          <w:p>
+            <w:pPr>
+              <w:keepNext/>
+              <w:spacing w:before="0" w:after="0" w:line="240" w:lineRule="auto"/>
+              <w:jc w:val="center"/>
+            </w:pPr>
+            <w:r>
+              <w:rPr>
+                <w:rFonts w:ascii="Times New Roman" w:hAnsi="Times New Roman" w:eastAsia="Times New Roman"/>
+                <w:b w:val="0"/>
+                <w:sz w:val="18"/>
+              </w:rPr>
+              <w:t>472,717 → 140,392</w:t>
             </w:r>
           </w:p>
         </w:tc>
@@ -3197,12 +4068,12 @@
         </w:trPr>
         <w:tc>
           <w:tcPr>
-            <w:tcW w:type="dxa" w:w="1450"/>
+            <w:tcW w:type="dxa" w:w="1380"/>
             <w:tcMar>
-              <w:top w:w="80" w:type="dxa"/>
-              <w:start w:w="100" w:type="dxa"/>
-              <w:bottom w:w="80" w:type="dxa"/>
-              <w:end w:w="100" w:type="dxa"/>
+              <w:top w:w="60" w:type="dxa"/>
+              <w:start w:w="60" w:type="dxa"/>
+              <w:bottom w:w="60" w:type="dxa"/>
+              <w:end w:w="60" w:type="dxa"/>
             </w:tcMar>
             <w:vAlign w:val="center"/>
           </w:tcPr>
@@ -3215,20 +4086,106 @@
               <w:rPr>
                 <w:rFonts w:ascii="Times New Roman" w:hAnsi="Times New Roman" w:eastAsia="Times New Roman"/>
                 <w:b w:val="0"/>
-                <w:sz w:val="20"/>
+                <w:sz w:val="18"/>
               </w:rPr>
-              <w:t>CFPB, 100 cases</w:t>
+              <w:t>LEDGAR selection</w:t>
             </w:r>
           </w:p>
         </w:tc>
         <w:tc>
           <w:tcPr>
-            <w:tcW w:type="dxa" w:w="3255"/>
+            <w:tcW w:type="dxa" w:w="485"/>
             <w:tcMar>
-              <w:top w:w="80" w:type="dxa"/>
-              <w:start w:w="100" w:type="dxa"/>
-              <w:bottom w:w="80" w:type="dxa"/>
-              <w:end w:w="100" w:type="dxa"/>
+              <w:top w:w="60" w:type="dxa"/>
+              <w:start w:w="60" w:type="dxa"/>
+              <w:bottom w:w="60" w:type="dxa"/>
+              <w:end w:w="60" w:type="dxa"/>
+            </w:tcMar>
+            <w:vAlign w:val="center"/>
+          </w:tcPr>
+          <w:p>
+            <w:pPr>
+              <w:keepNext/>
+              <w:spacing w:before="0" w:after="0" w:line="240" w:lineRule="auto"/>
+              <w:jc w:val="center"/>
+            </w:pPr>
+            <w:r>
+              <w:rPr>
+                <w:rFonts w:ascii="Times New Roman" w:hAnsi="Times New Roman" w:eastAsia="Times New Roman"/>
+                <w:b w:val="0"/>
+                <w:sz w:val="18"/>
+              </w:rPr>
+              <w:t>3</w:t>
+            </w:r>
+          </w:p>
+        </w:tc>
+        <w:tc>
+          <w:tcPr>
+            <w:tcW w:type="dxa" w:w="1120"/>
+            <w:tcMar>
+              <w:top w:w="60" w:type="dxa"/>
+              <w:start w:w="60" w:type="dxa"/>
+              <w:bottom w:w="60" w:type="dxa"/>
+              <w:end w:w="60" w:type="dxa"/>
+            </w:tcMar>
+            <w:vAlign w:val="center"/>
+          </w:tcPr>
+          <w:p>
+            <w:pPr>
+              <w:keepNext/>
+              <w:spacing w:before="0" w:after="0" w:line="240" w:lineRule="auto"/>
+              <w:jc w:val="center"/>
+            </w:pPr>
+            <w:r>
+              <w:rPr>
+                <w:rFonts w:ascii="Times New Roman" w:hAnsi="Times New Roman" w:eastAsia="Times New Roman"/>
+                <w:b w:val="0"/>
+                <w:sz w:val="18"/>
+              </w:rPr>
+              <w:t>97.4 → 96.9</w:t>
+            </w:r>
+          </w:p>
+        </w:tc>
+        <w:tc>
+          <w:tcPr>
+            <w:tcW w:type="dxa" w:w="1720"/>
+            <w:tcMar>
+              <w:top w:w="60" w:type="dxa"/>
+              <w:start w:w="60" w:type="dxa"/>
+              <w:bottom w:w="60" w:type="dxa"/>
+              <w:end w:w="60" w:type="dxa"/>
+            </w:tcMar>
+            <w:vAlign w:val="center"/>
+          </w:tcPr>
+          <w:p>
+            <w:pPr>
+              <w:keepNext/>
+              <w:spacing w:before="0" w:after="0" w:line="240" w:lineRule="auto"/>
+              <w:jc w:val="center"/>
+            </w:pPr>
+            <w:r>
+              <w:rPr>
+                <w:rFonts w:ascii="Times New Roman" w:hAnsi="Times New Roman" w:eastAsia="Times New Roman"/>
+                <w:b w:val="0"/>
+                <w:sz w:val="18"/>
+              </w:rPr>
+              <w:t>472,800 → 140,484</w:t>
+            </w:r>
+          </w:p>
+        </w:tc>
+      </w:tr>
+      <w:tr>
+        <w:trPr>
+          <w:cantSplit w:val="true"/>
+        </w:trPr>
+        <w:tc>
+          <w:tcPr>
+            <w:tcW w:type="dxa" w:w="1380"/>
+            <w:tcMar>
+              <w:top w:w="60" w:type="dxa"/>
+              <w:start w:w="60" w:type="dxa"/>
+              <w:bottom w:w="60" w:type="dxa"/>
+              <w:end w:w="60" w:type="dxa"/>
             </w:tcMar>
             <w:vAlign w:val="center"/>
           </w:tcPr>
@@ -3241,17 +4198,90 @@
               <w:rPr>
                 <w:rFonts w:ascii="Times New Roman" w:hAnsi="Times New Roman" w:eastAsia="Times New Roman"/>
                 <w:b w:val="0"/>
-                <w:sz w:val="20"/>
+                <w:sz w:val="18"/>
               </w:rPr>
-              <w:t xml:space="preserve">Accuracy: 78.0% → 71.0%; mean tokens: 58,372 → 33,120 (43.26% reduction); </w:t>
+              <w:t>LEDGAR test</w:t>
             </w:r>
+          </w:p>
+        </w:tc>
+        <w:tc>
+          <w:tcPr>
+            <w:tcW w:type="dxa" w:w="485"/>
+            <w:tcMar>
+              <w:top w:w="60" w:type="dxa"/>
+              <w:start w:w="60" w:type="dxa"/>
+              <w:bottom w:w="60" w:type="dxa"/>
+              <w:end w:w="60" w:type="dxa"/>
+            </w:tcMar>
+            <w:vAlign w:val="center"/>
+          </w:tcPr>
+          <w:p>
+            <w:pPr>
+              <w:keepNext/>
+              <w:spacing w:before="0" w:after="0" w:line="240" w:lineRule="auto"/>
+              <w:jc w:val="center"/>
+            </w:pPr>
             <w:r>
               <w:rPr>
                 <w:rFonts w:ascii="Times New Roman" w:hAnsi="Times New Roman" w:eastAsia="Times New Roman"/>
                 <w:b w:val="0"/>
-                <w:sz w:val="20"/>
+                <w:sz w:val="18"/>
               </w:rPr>
-              <w:t>Reject</w:t>
+              <w:t>1</w:t>
+            </w:r>
+          </w:p>
+        </w:tc>
+        <w:tc>
+          <w:tcPr>
+            <w:tcW w:type="dxa" w:w="1120"/>
+            <w:tcMar>
+              <w:top w:w="60" w:type="dxa"/>
+              <w:start w:w="60" w:type="dxa"/>
+              <w:bottom w:w="60" w:type="dxa"/>
+              <w:end w:w="60" w:type="dxa"/>
+            </w:tcMar>
+            <w:vAlign w:val="center"/>
+          </w:tcPr>
+          <w:p>
+            <w:pPr>
+              <w:keepNext/>
+              <w:spacing w:before="0" w:after="0" w:line="240" w:lineRule="auto"/>
+              <w:jc w:val="center"/>
+            </w:pPr>
+            <w:r>
+              <w:rPr>
+                <w:rFonts w:ascii="Times New Roman" w:hAnsi="Times New Roman" w:eastAsia="Times New Roman"/>
+                <w:b w:val="0"/>
+                <w:sz w:val="18"/>
+              </w:rPr>
+              <w:t>94.8 → 95.8</w:t>
+            </w:r>
+          </w:p>
+        </w:tc>
+        <w:tc>
+          <w:tcPr>
+            <w:tcW w:type="dxa" w:w="1720"/>
+            <w:tcMar>
+              <w:top w:w="60" w:type="dxa"/>
+              <w:start w:w="60" w:type="dxa"/>
+              <w:bottom w:w="60" w:type="dxa"/>
+              <w:end w:w="60" w:type="dxa"/>
+            </w:tcMar>
+            <w:vAlign w:val="center"/>
+          </w:tcPr>
+          <w:p>
+            <w:pPr>
+              <w:keepNext/>
+              <w:spacing w:before="0" w:after="0" w:line="240" w:lineRule="auto"/>
+              <w:jc w:val="center"/>
+            </w:pPr>
+            <w:r>
+              <w:rPr>
+                <w:rFonts w:ascii="Times New Roman" w:hAnsi="Times New Roman" w:eastAsia="Times New Roman"/>
+                <w:b w:val="0"/>
+                <w:sz w:val="18"/>
+              </w:rPr>
+              <w:t>242,557 → 61,653</w:t>
             </w:r>
           </w:p>
         </w:tc>
@@ -3262,12 +4292,1132 @@
         </w:trPr>
         <w:tc>
           <w:tcPr>
-            <w:tcW w:type="dxa" w:w="1450"/>
+            <w:tcW w:type="dxa" w:w="1380"/>
             <w:tcMar>
-              <w:top w:w="80" w:type="dxa"/>
-              <w:start w:w="100" w:type="dxa"/>
-              <w:bottom w:w="80" w:type="dxa"/>
-              <w:end w:w="100" w:type="dxa"/>
+              <w:top w:w="60" w:type="dxa"/>
+              <w:start w:w="60" w:type="dxa"/>
+              <w:bottom w:w="60" w:type="dxa"/>
+              <w:end w:w="60" w:type="dxa"/>
+            </w:tcMar>
+            <w:vAlign w:val="center"/>
+          </w:tcPr>
+          <w:p>
+            <w:pPr>
+              <w:keepNext/>
+              <w:spacing w:before="0" w:after="0" w:line="240" w:lineRule="auto"/>
+            </w:pPr>
+            <w:r>
+              <w:rPr>
+                <w:rFonts w:ascii="Times New Roman" w:hAnsi="Times New Roman" w:eastAsia="Times New Roman"/>
+                <w:b w:val="0"/>
+                <w:sz w:val="18"/>
+              </w:rPr>
+              <w:t>LEDGAR test</w:t>
+            </w:r>
+          </w:p>
+        </w:tc>
+        <w:tc>
+          <w:tcPr>
+            <w:tcW w:type="dxa" w:w="485"/>
+            <w:tcMar>
+              <w:top w:w="60" w:type="dxa"/>
+              <w:start w:w="60" w:type="dxa"/>
+              <w:bottom w:w="60" w:type="dxa"/>
+              <w:end w:w="60" w:type="dxa"/>
+            </w:tcMar>
+            <w:vAlign w:val="center"/>
+          </w:tcPr>
+          <w:p>
+            <w:pPr>
+              <w:keepNext/>
+              <w:spacing w:before="0" w:after="0" w:line="240" w:lineRule="auto"/>
+              <w:jc w:val="center"/>
+            </w:pPr>
+            <w:r>
+              <w:rPr>
+                <w:rFonts w:ascii="Times New Roman" w:hAnsi="Times New Roman" w:eastAsia="Times New Roman"/>
+                <w:b w:val="0"/>
+                <w:sz w:val="18"/>
+              </w:rPr>
+              <w:t>2</w:t>
+            </w:r>
+          </w:p>
+        </w:tc>
+        <w:tc>
+          <w:tcPr>
+            <w:tcW w:type="dxa" w:w="1120"/>
+            <w:tcMar>
+              <w:top w:w="60" w:type="dxa"/>
+              <w:start w:w="60" w:type="dxa"/>
+              <w:bottom w:w="60" w:type="dxa"/>
+              <w:end w:w="60" w:type="dxa"/>
+            </w:tcMar>
+            <w:vAlign w:val="center"/>
+          </w:tcPr>
+          <w:p>
+            <w:pPr>
+              <w:keepNext/>
+              <w:spacing w:before="0" w:after="0" w:line="240" w:lineRule="auto"/>
+              <w:jc w:val="center"/>
+            </w:pPr>
+            <w:r>
+              <w:rPr>
+                <w:rFonts w:ascii="Times New Roman" w:hAnsi="Times New Roman" w:eastAsia="Times New Roman"/>
+                <w:b w:val="0"/>
+                <w:sz w:val="18"/>
+              </w:rPr>
+              <w:t>95.0 → 95.8</w:t>
+            </w:r>
+          </w:p>
+        </w:tc>
+        <w:tc>
+          <w:tcPr>
+            <w:tcW w:type="dxa" w:w="1720"/>
+            <w:tcMar>
+              <w:top w:w="60" w:type="dxa"/>
+              <w:start w:w="60" w:type="dxa"/>
+              <w:bottom w:w="60" w:type="dxa"/>
+              <w:end w:w="60" w:type="dxa"/>
+            </w:tcMar>
+            <w:vAlign w:val="center"/>
+          </w:tcPr>
+          <w:p>
+            <w:pPr>
+              <w:keepNext/>
+              <w:spacing w:before="0" w:after="0" w:line="240" w:lineRule="auto"/>
+              <w:jc w:val="center"/>
+            </w:pPr>
+            <w:r>
+              <w:rPr>
+                <w:rFonts w:ascii="Times New Roman" w:hAnsi="Times New Roman" w:eastAsia="Times New Roman"/>
+                <w:b w:val="0"/>
+                <w:sz w:val="18"/>
+              </w:rPr>
+              <w:t>242,421 → 61,700</w:t>
+            </w:r>
+          </w:p>
+        </w:tc>
+      </w:tr>
+      <w:tr>
+        <w:trPr>
+          <w:cantSplit w:val="true"/>
+        </w:trPr>
+        <w:tc>
+          <w:tcPr>
+            <w:tcW w:type="dxa" w:w="1380"/>
+            <w:tcMar>
+              <w:top w:w="60" w:type="dxa"/>
+              <w:start w:w="60" w:type="dxa"/>
+              <w:bottom w:w="60" w:type="dxa"/>
+              <w:end w:w="60" w:type="dxa"/>
+            </w:tcMar>
+            <w:vAlign w:val="center"/>
+          </w:tcPr>
+          <w:p>
+            <w:pPr>
+              <w:keepNext/>
+              <w:spacing w:before="0" w:after="0" w:line="240" w:lineRule="auto"/>
+            </w:pPr>
+            <w:r>
+              <w:rPr>
+                <w:rFonts w:ascii="Times New Roman" w:hAnsi="Times New Roman" w:eastAsia="Times New Roman"/>
+                <w:b w:val="0"/>
+                <w:sz w:val="18"/>
+              </w:rPr>
+              <w:t>LEDGAR test</w:t>
+            </w:r>
+          </w:p>
+        </w:tc>
+        <w:tc>
+          <w:tcPr>
+            <w:tcW w:type="dxa" w:w="485"/>
+            <w:tcMar>
+              <w:top w:w="60" w:type="dxa"/>
+              <w:start w:w="60" w:type="dxa"/>
+              <w:bottom w:w="60" w:type="dxa"/>
+              <w:end w:w="60" w:type="dxa"/>
+            </w:tcMar>
+            <w:vAlign w:val="center"/>
+          </w:tcPr>
+          <w:p>
+            <w:pPr>
+              <w:keepNext/>
+              <w:spacing w:before="0" w:after="0" w:line="240" w:lineRule="auto"/>
+              <w:jc w:val="center"/>
+            </w:pPr>
+            <w:r>
+              <w:rPr>
+                <w:rFonts w:ascii="Times New Roman" w:hAnsi="Times New Roman" w:eastAsia="Times New Roman"/>
+                <w:b w:val="0"/>
+                <w:sz w:val="18"/>
+              </w:rPr>
+              <w:t>3</w:t>
+            </w:r>
+          </w:p>
+        </w:tc>
+        <w:tc>
+          <w:tcPr>
+            <w:tcW w:type="dxa" w:w="1120"/>
+            <w:tcMar>
+              <w:top w:w="60" w:type="dxa"/>
+              <w:start w:w="60" w:type="dxa"/>
+              <w:bottom w:w="60" w:type="dxa"/>
+              <w:end w:w="60" w:type="dxa"/>
+            </w:tcMar>
+            <w:vAlign w:val="center"/>
+          </w:tcPr>
+          <w:p>
+            <w:pPr>
+              <w:keepNext/>
+              <w:spacing w:before="0" w:after="0" w:line="240" w:lineRule="auto"/>
+              <w:jc w:val="center"/>
+            </w:pPr>
+            <w:r>
+              <w:rPr>
+                <w:rFonts w:ascii="Times New Roman" w:hAnsi="Times New Roman" w:eastAsia="Times New Roman"/>
+                <w:b w:val="0"/>
+                <w:sz w:val="18"/>
+              </w:rPr>
+              <w:t>95.0 → 95.8</w:t>
+            </w:r>
+          </w:p>
+        </w:tc>
+        <w:tc>
+          <w:tcPr>
+            <w:tcW w:type="dxa" w:w="1720"/>
+            <w:tcMar>
+              <w:top w:w="60" w:type="dxa"/>
+              <w:start w:w="60" w:type="dxa"/>
+              <w:bottom w:w="60" w:type="dxa"/>
+              <w:end w:w="60" w:type="dxa"/>
+            </w:tcMar>
+            <w:vAlign w:val="center"/>
+          </w:tcPr>
+          <w:p>
+            <w:pPr>
+              <w:keepNext/>
+              <w:spacing w:before="0" w:after="0" w:line="240" w:lineRule="auto"/>
+              <w:jc w:val="center"/>
+            </w:pPr>
+            <w:r>
+              <w:rPr>
+                <w:rFonts w:ascii="Times New Roman" w:hAnsi="Times New Roman" w:eastAsia="Times New Roman"/>
+                <w:b w:val="0"/>
+                <w:sz w:val="18"/>
+              </w:rPr>
+              <w:t>242,372 → 61,707</w:t>
+            </w:r>
+          </w:p>
+        </w:tc>
+      </w:tr>
+      <w:tr>
+        <w:trPr>
+          <w:cantSplit w:val="true"/>
+        </w:trPr>
+        <w:tc>
+          <w:tcPr>
+            <w:tcW w:type="dxa" w:w="1380"/>
+            <w:tcMar>
+              <w:top w:w="60" w:type="dxa"/>
+              <w:start w:w="60" w:type="dxa"/>
+              <w:bottom w:w="60" w:type="dxa"/>
+              <w:end w:w="60" w:type="dxa"/>
+            </w:tcMar>
+            <w:vAlign w:val="center"/>
+          </w:tcPr>
+          <w:p>
+            <w:pPr>
+              <w:keepNext/>
+              <w:spacing w:before="0" w:after="0" w:line="240" w:lineRule="auto"/>
+            </w:pPr>
+            <w:r>
+              <w:rPr>
+                <w:rFonts w:ascii="Times New Roman" w:hAnsi="Times New Roman" w:eastAsia="Times New Roman"/>
+                <w:b w:val="0"/>
+                <w:sz w:val="18"/>
+              </w:rPr>
+              <w:t>CFPB selection</w:t>
+            </w:r>
+          </w:p>
+        </w:tc>
+        <w:tc>
+          <w:tcPr>
+            <w:tcW w:type="dxa" w:w="485"/>
+            <w:tcMar>
+              <w:top w:w="60" w:type="dxa"/>
+              <w:start w:w="60" w:type="dxa"/>
+              <w:bottom w:w="60" w:type="dxa"/>
+              <w:end w:w="60" w:type="dxa"/>
+            </w:tcMar>
+            <w:vAlign w:val="center"/>
+          </w:tcPr>
+          <w:p>
+            <w:pPr>
+              <w:keepNext/>
+              <w:spacing w:before="0" w:after="0" w:line="240" w:lineRule="auto"/>
+              <w:jc w:val="center"/>
+            </w:pPr>
+            <w:r>
+              <w:rPr>
+                <w:rFonts w:ascii="Times New Roman" w:hAnsi="Times New Roman" w:eastAsia="Times New Roman"/>
+                <w:b w:val="0"/>
+                <w:sz w:val="18"/>
+              </w:rPr>
+              <w:t>1</w:t>
+            </w:r>
+          </w:p>
+        </w:tc>
+        <w:tc>
+          <w:tcPr>
+            <w:tcW w:type="dxa" w:w="1120"/>
+            <w:tcMar>
+              <w:top w:w="60" w:type="dxa"/>
+              <w:start w:w="60" w:type="dxa"/>
+              <w:bottom w:w="60" w:type="dxa"/>
+              <w:end w:w="60" w:type="dxa"/>
+            </w:tcMar>
+            <w:vAlign w:val="center"/>
+          </w:tcPr>
+          <w:p>
+            <w:pPr>
+              <w:keepNext/>
+              <w:spacing w:before="0" w:after="0" w:line="240" w:lineRule="auto"/>
+              <w:jc w:val="center"/>
+            </w:pPr>
+            <w:r>
+              <w:rPr>
+                <w:rFonts w:ascii="Times New Roman" w:hAnsi="Times New Roman" w:eastAsia="Times New Roman"/>
+                <w:b w:val="0"/>
+                <w:sz w:val="18"/>
+              </w:rPr>
+              <w:t>80.0 → 79.4</w:t>
+            </w:r>
+          </w:p>
+        </w:tc>
+        <w:tc>
+          <w:tcPr>
+            <w:tcW w:type="dxa" w:w="1720"/>
+            <w:tcMar>
+              <w:top w:w="60" w:type="dxa"/>
+              <w:start w:w="60" w:type="dxa"/>
+              <w:bottom w:w="60" w:type="dxa"/>
+              <w:end w:w="60" w:type="dxa"/>
+            </w:tcMar>
+            <w:vAlign w:val="center"/>
+          </w:tcPr>
+          <w:p>
+            <w:pPr>
+              <w:keepNext/>
+              <w:spacing w:before="0" w:after="0" w:line="240" w:lineRule="auto"/>
+              <w:jc w:val="center"/>
+            </w:pPr>
+            <w:r>
+              <w:rPr>
+                <w:rFonts w:ascii="Times New Roman" w:hAnsi="Times New Roman" w:eastAsia="Times New Roman"/>
+                <w:b w:val="0"/>
+                <w:sz w:val="18"/>
+              </w:rPr>
+              <w:t>700,508 → 536,424</w:t>
+            </w:r>
+          </w:p>
+        </w:tc>
+      </w:tr>
+      <w:tr>
+        <w:trPr>
+          <w:cantSplit w:val="true"/>
+        </w:trPr>
+        <w:tc>
+          <w:tcPr>
+            <w:tcW w:type="dxa" w:w="1380"/>
+            <w:tcMar>
+              <w:top w:w="60" w:type="dxa"/>
+              <w:start w:w="60" w:type="dxa"/>
+              <w:bottom w:w="60" w:type="dxa"/>
+              <w:end w:w="60" w:type="dxa"/>
+            </w:tcMar>
+            <w:vAlign w:val="center"/>
+          </w:tcPr>
+          <w:p>
+            <w:pPr>
+              <w:keepNext/>
+              <w:spacing w:before="0" w:after="0" w:line="240" w:lineRule="auto"/>
+            </w:pPr>
+            <w:r>
+              <w:rPr>
+                <w:rFonts w:ascii="Times New Roman" w:hAnsi="Times New Roman" w:eastAsia="Times New Roman"/>
+                <w:b w:val="0"/>
+                <w:sz w:val="18"/>
+              </w:rPr>
+              <w:t>CFPB selection</w:t>
+            </w:r>
+          </w:p>
+        </w:tc>
+        <w:tc>
+          <w:tcPr>
+            <w:tcW w:type="dxa" w:w="485"/>
+            <w:tcMar>
+              <w:top w:w="60" w:type="dxa"/>
+              <w:start w:w="60" w:type="dxa"/>
+              <w:bottom w:w="60" w:type="dxa"/>
+              <w:end w:w="60" w:type="dxa"/>
+            </w:tcMar>
+            <w:vAlign w:val="center"/>
+          </w:tcPr>
+          <w:p>
+            <w:pPr>
+              <w:keepNext/>
+              <w:spacing w:before="0" w:after="0" w:line="240" w:lineRule="auto"/>
+              <w:jc w:val="center"/>
+            </w:pPr>
+            <w:r>
+              <w:rPr>
+                <w:rFonts w:ascii="Times New Roman" w:hAnsi="Times New Roman" w:eastAsia="Times New Roman"/>
+                <w:b w:val="0"/>
+                <w:sz w:val="18"/>
+              </w:rPr>
+              <w:t>2</w:t>
+            </w:r>
+          </w:p>
+        </w:tc>
+        <w:tc>
+          <w:tcPr>
+            <w:tcW w:type="dxa" w:w="1120"/>
+            <w:tcMar>
+              <w:top w:w="60" w:type="dxa"/>
+              <w:start w:w="60" w:type="dxa"/>
+              <w:bottom w:w="60" w:type="dxa"/>
+              <w:end w:w="60" w:type="dxa"/>
+            </w:tcMar>
+            <w:vAlign w:val="center"/>
+          </w:tcPr>
+          <w:p>
+            <w:pPr>
+              <w:keepNext/>
+              <w:spacing w:before="0" w:after="0" w:line="240" w:lineRule="auto"/>
+              <w:jc w:val="center"/>
+            </w:pPr>
+            <w:r>
+              <w:rPr>
+                <w:rFonts w:ascii="Times New Roman" w:hAnsi="Times New Roman" w:eastAsia="Times New Roman"/>
+                <w:b w:val="0"/>
+                <w:sz w:val="18"/>
+              </w:rPr>
+              <w:t>79.6 → 78.9</w:t>
+            </w:r>
+          </w:p>
+        </w:tc>
+        <w:tc>
+          <w:tcPr>
+            <w:tcW w:type="dxa" w:w="1720"/>
+            <w:tcMar>
+              <w:top w:w="60" w:type="dxa"/>
+              <w:start w:w="60" w:type="dxa"/>
+              <w:bottom w:w="60" w:type="dxa"/>
+              <w:end w:w="60" w:type="dxa"/>
+            </w:tcMar>
+            <w:vAlign w:val="center"/>
+          </w:tcPr>
+          <w:p>
+            <w:pPr>
+              <w:keepNext/>
+              <w:spacing w:before="0" w:after="0" w:line="240" w:lineRule="auto"/>
+              <w:jc w:val="center"/>
+            </w:pPr>
+            <w:r>
+              <w:rPr>
+                <w:rFonts w:ascii="Times New Roman" w:hAnsi="Times New Roman" w:eastAsia="Times New Roman"/>
+                <w:b w:val="0"/>
+                <w:sz w:val="18"/>
+              </w:rPr>
+              <w:t>700,526 → 536,141</w:t>
+            </w:r>
+          </w:p>
+        </w:tc>
+      </w:tr>
+      <w:tr>
+        <w:trPr>
+          <w:cantSplit w:val="true"/>
+        </w:trPr>
+        <w:tc>
+          <w:tcPr>
+            <w:tcW w:type="dxa" w:w="1380"/>
+            <w:tcMar>
+              <w:top w:w="60" w:type="dxa"/>
+              <w:start w:w="60" w:type="dxa"/>
+              <w:bottom w:w="60" w:type="dxa"/>
+              <w:end w:w="60" w:type="dxa"/>
+            </w:tcMar>
+            <w:vAlign w:val="center"/>
+          </w:tcPr>
+          <w:p>
+            <w:pPr>
+              <w:keepNext/>
+              <w:spacing w:before="0" w:after="0" w:line="240" w:lineRule="auto"/>
+            </w:pPr>
+            <w:r>
+              <w:rPr>
+                <w:rFonts w:ascii="Times New Roman" w:hAnsi="Times New Roman" w:eastAsia="Times New Roman"/>
+                <w:b w:val="0"/>
+                <w:sz w:val="18"/>
+              </w:rPr>
+              <w:t>CFPB selection</w:t>
+            </w:r>
+          </w:p>
+        </w:tc>
+        <w:tc>
+          <w:tcPr>
+            <w:tcW w:type="dxa" w:w="485"/>
+            <w:tcMar>
+              <w:top w:w="60" w:type="dxa"/>
+              <w:start w:w="60" w:type="dxa"/>
+              <w:bottom w:w="60" w:type="dxa"/>
+              <w:end w:w="60" w:type="dxa"/>
+            </w:tcMar>
+            <w:vAlign w:val="center"/>
+          </w:tcPr>
+          <w:p>
+            <w:pPr>
+              <w:keepNext/>
+              <w:spacing w:before="0" w:after="0" w:line="240" w:lineRule="auto"/>
+              <w:jc w:val="center"/>
+            </w:pPr>
+            <w:r>
+              <w:rPr>
+                <w:rFonts w:ascii="Times New Roman" w:hAnsi="Times New Roman" w:eastAsia="Times New Roman"/>
+                <w:b w:val="0"/>
+                <w:sz w:val="18"/>
+              </w:rPr>
+              <w:t>3</w:t>
+            </w:r>
+          </w:p>
+        </w:tc>
+        <w:tc>
+          <w:tcPr>
+            <w:tcW w:type="dxa" w:w="1120"/>
+            <w:tcMar>
+              <w:top w:w="60" w:type="dxa"/>
+              <w:start w:w="60" w:type="dxa"/>
+              <w:bottom w:w="60" w:type="dxa"/>
+              <w:end w:w="60" w:type="dxa"/>
+            </w:tcMar>
+            <w:vAlign w:val="center"/>
+          </w:tcPr>
+          <w:p>
+            <w:pPr>
+              <w:keepNext/>
+              <w:spacing w:before="0" w:after="0" w:line="240" w:lineRule="auto"/>
+              <w:jc w:val="center"/>
+            </w:pPr>
+            <w:r>
+              <w:rPr>
+                <w:rFonts w:ascii="Times New Roman" w:hAnsi="Times New Roman" w:eastAsia="Times New Roman"/>
+                <w:b w:val="0"/>
+                <w:sz w:val="18"/>
+              </w:rPr>
+              <w:t>79.6 → 79.5</w:t>
+            </w:r>
+          </w:p>
+        </w:tc>
+        <w:tc>
+          <w:tcPr>
+            <w:tcW w:type="dxa" w:w="1720"/>
+            <w:tcMar>
+              <w:top w:w="60" w:type="dxa"/>
+              <w:start w:w="60" w:type="dxa"/>
+              <w:bottom w:w="60" w:type="dxa"/>
+              <w:end w:w="60" w:type="dxa"/>
+            </w:tcMar>
+            <w:vAlign w:val="center"/>
+          </w:tcPr>
+          <w:p>
+            <w:pPr>
+              <w:keepNext/>
+              <w:spacing w:before="0" w:after="0" w:line="240" w:lineRule="auto"/>
+              <w:jc w:val="center"/>
+            </w:pPr>
+            <w:r>
+              <w:rPr>
+                <w:rFonts w:ascii="Times New Roman" w:hAnsi="Times New Roman" w:eastAsia="Times New Roman"/>
+                <w:b w:val="0"/>
+                <w:sz w:val="18"/>
+              </w:rPr>
+              <w:t>700,470 → 536,111</w:t>
+            </w:r>
+          </w:p>
+        </w:tc>
+      </w:tr>
+      <w:tr>
+        <w:trPr>
+          <w:cantSplit w:val="true"/>
+        </w:trPr>
+        <w:tc>
+          <w:tcPr>
+            <w:tcW w:type="dxa" w:w="1380"/>
+            <w:tcMar>
+              <w:top w:w="60" w:type="dxa"/>
+              <w:start w:w="60" w:type="dxa"/>
+              <w:bottom w:w="60" w:type="dxa"/>
+              <w:end w:w="60" w:type="dxa"/>
+            </w:tcMar>
+            <w:vAlign w:val="center"/>
+          </w:tcPr>
+          <w:p>
+            <w:pPr>
+              <w:keepNext/>
+              <w:spacing w:before="0" w:after="0" w:line="240" w:lineRule="auto"/>
+            </w:pPr>
+            <w:r>
+              <w:rPr>
+                <w:rFonts w:ascii="Times New Roman" w:hAnsi="Times New Roman" w:eastAsia="Times New Roman"/>
+                <w:b w:val="0"/>
+                <w:sz w:val="18"/>
+              </w:rPr>
+              <w:t>SpamAssassin selection</w:t>
+            </w:r>
+          </w:p>
+        </w:tc>
+        <w:tc>
+          <w:tcPr>
+            <w:tcW w:type="dxa" w:w="485"/>
+            <w:tcMar>
+              <w:top w:w="60" w:type="dxa"/>
+              <w:start w:w="60" w:type="dxa"/>
+              <w:bottom w:w="60" w:type="dxa"/>
+              <w:end w:w="60" w:type="dxa"/>
+            </w:tcMar>
+            <w:vAlign w:val="center"/>
+          </w:tcPr>
+          <w:p>
+            <w:pPr>
+              <w:keepNext/>
+              <w:spacing w:before="0" w:after="0" w:line="240" w:lineRule="auto"/>
+              <w:jc w:val="center"/>
+            </w:pPr>
+            <w:r>
+              <w:rPr>
+                <w:rFonts w:ascii="Times New Roman" w:hAnsi="Times New Roman" w:eastAsia="Times New Roman"/>
+                <w:b w:val="0"/>
+                <w:sz w:val="18"/>
+              </w:rPr>
+              <w:t>1</w:t>
+            </w:r>
+          </w:p>
+        </w:tc>
+        <w:tc>
+          <w:tcPr>
+            <w:tcW w:type="dxa" w:w="1120"/>
+            <w:tcMar>
+              <w:top w:w="60" w:type="dxa"/>
+              <w:start w:w="60" w:type="dxa"/>
+              <w:bottom w:w="60" w:type="dxa"/>
+              <w:end w:w="60" w:type="dxa"/>
+            </w:tcMar>
+            <w:vAlign w:val="center"/>
+          </w:tcPr>
+          <w:p>
+            <w:pPr>
+              <w:keepNext/>
+              <w:spacing w:before="0" w:after="0" w:line="240" w:lineRule="auto"/>
+              <w:jc w:val="center"/>
+            </w:pPr>
+            <w:r>
+              <w:rPr>
+                <w:rFonts w:ascii="Times New Roman" w:hAnsi="Times New Roman" w:eastAsia="Times New Roman"/>
+                <w:b w:val="0"/>
+                <w:sz w:val="18"/>
+              </w:rPr>
+              <w:t>99.0 → 97.9</w:t>
+            </w:r>
+          </w:p>
+        </w:tc>
+        <w:tc>
+          <w:tcPr>
+            <w:tcW w:type="dxa" w:w="1720"/>
+            <w:tcMar>
+              <w:top w:w="60" w:type="dxa"/>
+              <w:start w:w="60" w:type="dxa"/>
+              <w:bottom w:w="60" w:type="dxa"/>
+              <w:end w:w="60" w:type="dxa"/>
+            </w:tcMar>
+            <w:vAlign w:val="center"/>
+          </w:tcPr>
+          <w:p>
+            <w:pPr>
+              <w:keepNext/>
+              <w:spacing w:before="0" w:after="0" w:line="240" w:lineRule="auto"/>
+              <w:jc w:val="center"/>
+            </w:pPr>
+            <w:r>
+              <w:rPr>
+                <w:rFonts w:ascii="Times New Roman" w:hAnsi="Times New Roman" w:eastAsia="Times New Roman"/>
+                <w:b w:val="0"/>
+                <w:sz w:val="18"/>
+              </w:rPr>
+              <w:t>2,636,096 → 1,788,601</w:t>
+            </w:r>
+          </w:p>
+        </w:tc>
+      </w:tr>
+      <w:tr>
+        <w:trPr>
+          <w:cantSplit w:val="true"/>
+        </w:trPr>
+        <w:tc>
+          <w:tcPr>
+            <w:tcW w:type="dxa" w:w="1380"/>
+            <w:tcMar>
+              <w:top w:w="60" w:type="dxa"/>
+              <w:start w:w="60" w:type="dxa"/>
+              <w:bottom w:w="60" w:type="dxa"/>
+              <w:end w:w="60" w:type="dxa"/>
+            </w:tcMar>
+            <w:vAlign w:val="center"/>
+          </w:tcPr>
+          <w:p>
+            <w:pPr>
+              <w:keepNext/>
+              <w:spacing w:before="0" w:after="0" w:line="240" w:lineRule="auto"/>
+            </w:pPr>
+            <w:r>
+              <w:rPr>
+                <w:rFonts w:ascii="Times New Roman" w:hAnsi="Times New Roman" w:eastAsia="Times New Roman"/>
+                <w:b w:val="0"/>
+                <w:sz w:val="18"/>
+              </w:rPr>
+              <w:t>SpamAssassin selection</w:t>
+            </w:r>
+          </w:p>
+        </w:tc>
+        <w:tc>
+          <w:tcPr>
+            <w:tcW w:type="dxa" w:w="485"/>
+            <w:tcMar>
+              <w:top w:w="60" w:type="dxa"/>
+              <w:start w:w="60" w:type="dxa"/>
+              <w:bottom w:w="60" w:type="dxa"/>
+              <w:end w:w="60" w:type="dxa"/>
+            </w:tcMar>
+            <w:vAlign w:val="center"/>
+          </w:tcPr>
+          <w:p>
+            <w:pPr>
+              <w:keepNext/>
+              <w:spacing w:before="0" w:after="0" w:line="240" w:lineRule="auto"/>
+              <w:jc w:val="center"/>
+            </w:pPr>
+            <w:r>
+              <w:rPr>
+                <w:rFonts w:ascii="Times New Roman" w:hAnsi="Times New Roman" w:eastAsia="Times New Roman"/>
+                <w:b w:val="0"/>
+                <w:sz w:val="18"/>
+              </w:rPr>
+              <w:t>2</w:t>
+            </w:r>
+          </w:p>
+        </w:tc>
+        <w:tc>
+          <w:tcPr>
+            <w:tcW w:type="dxa" w:w="1120"/>
+            <w:tcMar>
+              <w:top w:w="60" w:type="dxa"/>
+              <w:start w:w="60" w:type="dxa"/>
+              <w:bottom w:w="60" w:type="dxa"/>
+              <w:end w:w="60" w:type="dxa"/>
+            </w:tcMar>
+            <w:vAlign w:val="center"/>
+          </w:tcPr>
+          <w:p>
+            <w:pPr>
+              <w:keepNext/>
+              <w:spacing w:before="0" w:after="0" w:line="240" w:lineRule="auto"/>
+              <w:jc w:val="center"/>
+            </w:pPr>
+            <w:r>
+              <w:rPr>
+                <w:rFonts w:ascii="Times New Roman" w:hAnsi="Times New Roman" w:eastAsia="Times New Roman"/>
+                <w:b w:val="0"/>
+                <w:sz w:val="18"/>
+              </w:rPr>
+              <w:t>98.8 → 98.1</w:t>
+            </w:r>
+          </w:p>
+        </w:tc>
+        <w:tc>
+          <w:tcPr>
+            <w:tcW w:type="dxa" w:w="1720"/>
+            <w:tcMar>
+              <w:top w:w="60" w:type="dxa"/>
+              <w:start w:w="60" w:type="dxa"/>
+              <w:bottom w:w="60" w:type="dxa"/>
+              <w:end w:w="60" w:type="dxa"/>
+            </w:tcMar>
+            <w:vAlign w:val="center"/>
+          </w:tcPr>
+          <w:p>
+            <w:pPr>
+              <w:keepNext/>
+              <w:spacing w:before="0" w:after="0" w:line="240" w:lineRule="auto"/>
+              <w:jc w:val="center"/>
+            </w:pPr>
+            <w:r>
+              <w:rPr>
+                <w:rFonts w:ascii="Times New Roman" w:hAnsi="Times New Roman" w:eastAsia="Times New Roman"/>
+                <w:b w:val="0"/>
+                <w:sz w:val="18"/>
+              </w:rPr>
+              <w:t>2,636,096 → 1,788,658</w:t>
+            </w:r>
+          </w:p>
+        </w:tc>
+      </w:tr>
+      <w:tr>
+        <w:trPr>
+          <w:cantSplit w:val="true"/>
+        </w:trPr>
+        <w:tc>
+          <w:tcPr>
+            <w:tcW w:type="dxa" w:w="1380"/>
+            <w:tcMar>
+              <w:top w:w="60" w:type="dxa"/>
+              <w:start w:w="60" w:type="dxa"/>
+              <w:bottom w:w="60" w:type="dxa"/>
+              <w:end w:w="60" w:type="dxa"/>
+            </w:tcMar>
+            <w:vAlign w:val="center"/>
+          </w:tcPr>
+          <w:p>
+            <w:pPr>
+              <w:keepNext/>
+              <w:spacing w:before="0" w:after="0" w:line="240" w:lineRule="auto"/>
+            </w:pPr>
+            <w:r>
+              <w:rPr>
+                <w:rFonts w:ascii="Times New Roman" w:hAnsi="Times New Roman" w:eastAsia="Times New Roman"/>
+                <w:b w:val="0"/>
+                <w:sz w:val="18"/>
+              </w:rPr>
+              <w:t>SpamAssassin selection</w:t>
+            </w:r>
+          </w:p>
+        </w:tc>
+        <w:tc>
+          <w:tcPr>
+            <w:tcW w:type="dxa" w:w="485"/>
+            <w:tcMar>
+              <w:top w:w="60" w:type="dxa"/>
+              <w:start w:w="60" w:type="dxa"/>
+              <w:bottom w:w="60" w:type="dxa"/>
+              <w:end w:w="60" w:type="dxa"/>
+            </w:tcMar>
+            <w:vAlign w:val="center"/>
+          </w:tcPr>
+          <w:p>
+            <w:pPr>
+              <w:keepNext/>
+              <w:spacing w:before="0" w:after="0" w:line="240" w:lineRule="auto"/>
+              <w:jc w:val="center"/>
+            </w:pPr>
+            <w:r>
+              <w:rPr>
+                <w:rFonts w:ascii="Times New Roman" w:hAnsi="Times New Roman" w:eastAsia="Times New Roman"/>
+                <w:b w:val="0"/>
+                <w:sz w:val="18"/>
+              </w:rPr>
+              <w:t>3</w:t>
+            </w:r>
+          </w:p>
+        </w:tc>
+        <w:tc>
+          <w:tcPr>
+            <w:tcW w:type="dxa" w:w="1120"/>
+            <w:tcMar>
+              <w:top w:w="60" w:type="dxa"/>
+              <w:start w:w="60" w:type="dxa"/>
+              <w:bottom w:w="60" w:type="dxa"/>
+              <w:end w:w="60" w:type="dxa"/>
+            </w:tcMar>
+            <w:vAlign w:val="center"/>
+          </w:tcPr>
+          <w:p>
+            <w:pPr>
+              <w:keepNext/>
+              <w:spacing w:before="0" w:after="0" w:line="240" w:lineRule="auto"/>
+              <w:jc w:val="center"/>
+            </w:pPr>
+            <w:r>
+              <w:rPr>
+                <w:rFonts w:ascii="Times New Roman" w:hAnsi="Times New Roman" w:eastAsia="Times New Roman"/>
+                <w:b w:val="0"/>
+                <w:sz w:val="18"/>
+              </w:rPr>
+              <w:t>99.0 → 98.1</w:t>
+            </w:r>
+          </w:p>
+        </w:tc>
+        <w:tc>
+          <w:tcPr>
+            <w:tcW w:type="dxa" w:w="1720"/>
+            <w:tcMar>
+              <w:top w:w="60" w:type="dxa"/>
+              <w:start w:w="60" w:type="dxa"/>
+              <w:bottom w:w="60" w:type="dxa"/>
+              <w:end w:w="60" w:type="dxa"/>
+            </w:tcMar>
+            <w:vAlign w:val="center"/>
+          </w:tcPr>
+          <w:p>
+            <w:pPr>
+              <w:keepNext/>
+              <w:spacing w:before="0" w:after="0" w:line="240" w:lineRule="auto"/>
+              <w:jc w:val="center"/>
+            </w:pPr>
+            <w:r>
+              <w:rPr>
+                <w:rFonts w:ascii="Times New Roman" w:hAnsi="Times New Roman" w:eastAsia="Times New Roman"/>
+                <w:b w:val="0"/>
+                <w:sz w:val="18"/>
+              </w:rPr>
+              <w:t>2,636,117 → 1,788,728</w:t>
+            </w:r>
+          </w:p>
+        </w:tc>
+      </w:tr>
+      <w:tr>
+        <w:trPr>
+          <w:cantSplit w:val="true"/>
+        </w:trPr>
+        <w:tc>
+          <w:tcPr>
+            <w:tcW w:type="dxa" w:w="1380"/>
+            <w:tcMar>
+              <w:top w:w="60" w:type="dxa"/>
+              <w:start w:w="60" w:type="dxa"/>
+              <w:bottom w:w="60" w:type="dxa"/>
+              <w:end w:w="60" w:type="dxa"/>
+            </w:tcMar>
+            <w:vAlign w:val="center"/>
+          </w:tcPr>
+          <w:p>
+            <w:pPr>
+              <w:keepNext/>
+              <w:spacing w:before="0" w:after="0" w:line="240" w:lineRule="auto"/>
+            </w:pPr>
+            <w:r>
+              <w:rPr>
+                <w:rFonts w:ascii="Times New Roman" w:hAnsi="Times New Roman" w:eastAsia="Times New Roman"/>
+                <w:b w:val="0"/>
+                <w:sz w:val="18"/>
+              </w:rPr>
+              <w:t>SpamAssassin test</w:t>
+            </w:r>
+          </w:p>
+        </w:tc>
+        <w:tc>
+          <w:tcPr>
+            <w:tcW w:type="dxa" w:w="485"/>
+            <w:tcMar>
+              <w:top w:w="60" w:type="dxa"/>
+              <w:start w:w="60" w:type="dxa"/>
+              <w:bottom w:w="60" w:type="dxa"/>
+              <w:end w:w="60" w:type="dxa"/>
+            </w:tcMar>
+            <w:vAlign w:val="center"/>
+          </w:tcPr>
+          <w:p>
+            <w:pPr>
+              <w:keepNext/>
+              <w:spacing w:before="0" w:after="0" w:line="240" w:lineRule="auto"/>
+              <w:jc w:val="center"/>
+            </w:pPr>
+            <w:r>
+              <w:rPr>
+                <w:rFonts w:ascii="Times New Roman" w:hAnsi="Times New Roman" w:eastAsia="Times New Roman"/>
+                <w:b w:val="0"/>
+                <w:sz w:val="18"/>
+              </w:rPr>
+              <w:t>1</w:t>
+            </w:r>
+          </w:p>
+        </w:tc>
+        <w:tc>
+          <w:tcPr>
+            <w:tcW w:type="dxa" w:w="1120"/>
+            <w:tcMar>
+              <w:top w:w="60" w:type="dxa"/>
+              <w:start w:w="60" w:type="dxa"/>
+              <w:bottom w:w="60" w:type="dxa"/>
+              <w:end w:w="60" w:type="dxa"/>
+            </w:tcMar>
+            <w:vAlign w:val="center"/>
+          </w:tcPr>
+          <w:p>
+            <w:pPr>
+              <w:keepNext/>
+              <w:spacing w:before="0" w:after="0" w:line="240" w:lineRule="auto"/>
+              <w:jc w:val="center"/>
+            </w:pPr>
+            <w:r>
+              <w:rPr>
+                <w:rFonts w:ascii="Times New Roman" w:hAnsi="Times New Roman" w:eastAsia="Times New Roman"/>
+                <w:b w:val="0"/>
+                <w:sz w:val="18"/>
+              </w:rPr>
+              <w:t>97.8 → 97.2</w:t>
+            </w:r>
+          </w:p>
+        </w:tc>
+        <w:tc>
+          <w:tcPr>
+            <w:tcW w:type="dxa" w:w="1720"/>
+            <w:tcMar>
+              <w:top w:w="60" w:type="dxa"/>
+              <w:start w:w="60" w:type="dxa"/>
+              <w:bottom w:w="60" w:type="dxa"/>
+              <w:end w:w="60" w:type="dxa"/>
+            </w:tcMar>
+            <w:vAlign w:val="center"/>
+          </w:tcPr>
+          <w:p>
+            <w:pPr>
+              <w:keepNext/>
+              <w:spacing w:before="0" w:after="0" w:line="240" w:lineRule="auto"/>
+              <w:jc w:val="center"/>
+            </w:pPr>
+            <w:r>
+              <w:rPr>
+                <w:rFonts w:ascii="Times New Roman" w:hAnsi="Times New Roman" w:eastAsia="Times New Roman"/>
+                <w:b w:val="0"/>
+                <w:sz w:val="18"/>
+              </w:rPr>
+              <w:t>1,464,817 → 1,052,802</w:t>
+            </w:r>
+          </w:p>
+        </w:tc>
+      </w:tr>
+      <w:tr>
+        <w:trPr>
+          <w:cantSplit w:val="true"/>
+        </w:trPr>
+        <w:tc>
+          <w:tcPr>
+            <w:tcW w:type="dxa" w:w="1380"/>
+            <w:tcMar>
+              <w:top w:w="60" w:type="dxa"/>
+              <w:start w:w="60" w:type="dxa"/>
+              <w:bottom w:w="60" w:type="dxa"/>
+              <w:end w:w="60" w:type="dxa"/>
+            </w:tcMar>
+            <w:vAlign w:val="center"/>
+          </w:tcPr>
+          <w:p>
+            <w:pPr>
+              <w:keepNext/>
+              <w:spacing w:before="0" w:after="0" w:line="240" w:lineRule="auto"/>
+            </w:pPr>
+            <w:r>
+              <w:rPr>
+                <w:rFonts w:ascii="Times New Roman" w:hAnsi="Times New Roman" w:eastAsia="Times New Roman"/>
+                <w:b w:val="0"/>
+                <w:sz w:val="18"/>
+              </w:rPr>
+              <w:t>SpamAssassin test</w:t>
+            </w:r>
+          </w:p>
+        </w:tc>
+        <w:tc>
+          <w:tcPr>
+            <w:tcW w:type="dxa" w:w="485"/>
+            <w:tcMar>
+              <w:top w:w="60" w:type="dxa"/>
+              <w:start w:w="60" w:type="dxa"/>
+              <w:bottom w:w="60" w:type="dxa"/>
+              <w:end w:w="60" w:type="dxa"/>
+            </w:tcMar>
+            <w:vAlign w:val="center"/>
+          </w:tcPr>
+          <w:p>
+            <w:pPr>
+              <w:keepNext/>
+              <w:spacing w:before="0" w:after="0" w:line="240" w:lineRule="auto"/>
+              <w:jc w:val="center"/>
+            </w:pPr>
+            <w:r>
+              <w:rPr>
+                <w:rFonts w:ascii="Times New Roman" w:hAnsi="Times New Roman" w:eastAsia="Times New Roman"/>
+                <w:b w:val="0"/>
+                <w:sz w:val="18"/>
+              </w:rPr>
+              <w:t>2</w:t>
+            </w:r>
+          </w:p>
+        </w:tc>
+        <w:tc>
+          <w:tcPr>
+            <w:tcW w:type="dxa" w:w="1120"/>
+            <w:tcMar>
+              <w:top w:w="60" w:type="dxa"/>
+              <w:start w:w="60" w:type="dxa"/>
+              <w:bottom w:w="60" w:type="dxa"/>
+              <w:end w:w="60" w:type="dxa"/>
+            </w:tcMar>
+            <w:vAlign w:val="center"/>
+          </w:tcPr>
+          <w:p>
+            <w:pPr>
+              <w:keepNext/>
+              <w:spacing w:before="0" w:after="0" w:line="240" w:lineRule="auto"/>
+              <w:jc w:val="center"/>
+            </w:pPr>
+            <w:r>
+              <w:rPr>
+                <w:rFonts w:ascii="Times New Roman" w:hAnsi="Times New Roman" w:eastAsia="Times New Roman"/>
+                <w:b w:val="0"/>
+                <w:sz w:val="18"/>
+              </w:rPr>
+              <w:t>97.4 → 97.0</w:t>
+            </w:r>
+          </w:p>
+        </w:tc>
+        <w:tc>
+          <w:tcPr>
+            <w:tcW w:type="dxa" w:w="1720"/>
+            <w:tcMar>
+              <w:top w:w="60" w:type="dxa"/>
+              <w:start w:w="60" w:type="dxa"/>
+              <w:bottom w:w="60" w:type="dxa"/>
+              <w:end w:w="60" w:type="dxa"/>
+            </w:tcMar>
+            <w:vAlign w:val="center"/>
+          </w:tcPr>
+          <w:p>
+            <w:pPr>
+              <w:keepNext/>
+              <w:spacing w:before="0" w:after="0" w:line="240" w:lineRule="auto"/>
+              <w:jc w:val="center"/>
+            </w:pPr>
+            <w:r>
+              <w:rPr>
+                <w:rFonts w:ascii="Times New Roman" w:hAnsi="Times New Roman" w:eastAsia="Times New Roman"/>
+                <w:b w:val="0"/>
+                <w:sz w:val="18"/>
+              </w:rPr>
+              <w:t>1,465,131 → 1,052,891</w:t>
+            </w:r>
+          </w:p>
+        </w:tc>
+      </w:tr>
+      <w:tr>
+        <w:trPr>
+          <w:cantSplit w:val="true"/>
+        </w:trPr>
+        <w:tc>
+          <w:tcPr>
+            <w:tcW w:type="dxa" w:w="1380"/>
+            <w:tcMar>
+              <w:top w:w="60" w:type="dxa"/>
+              <w:start w:w="60" w:type="dxa"/>
+              <w:bottom w:w="60" w:type="dxa"/>
+              <w:end w:w="60" w:type="dxa"/>
             </w:tcMar>
             <w:vAlign w:val="center"/>
           </w:tcPr>
@@ -3280,20 +5430,1834 @@
               <w:rPr>
                 <w:rFonts w:ascii="Times New Roman" w:hAnsi="Times New Roman" w:eastAsia="Times New Roman"/>
                 <w:b w:val="0"/>
-                <w:sz w:val="20"/>
+                <w:sz w:val="18"/>
               </w:rPr>
-              <w:t>SpamAssassin, 100 cases</w:t>
+              <w:t>SpamAssassin test</w:t>
             </w:r>
           </w:p>
         </w:tc>
         <w:tc>
           <w:tcPr>
-            <w:tcW w:type="dxa" w:w="3255"/>
+            <w:tcW w:type="dxa" w:w="485"/>
             <w:tcMar>
-              <w:top w:w="80" w:type="dxa"/>
-              <w:start w:w="100" w:type="dxa"/>
-              <w:bottom w:w="80" w:type="dxa"/>
-              <w:end w:w="100" w:type="dxa"/>
+              <w:top w:w="60" w:type="dxa"/>
+              <w:start w:w="60" w:type="dxa"/>
+              <w:bottom w:w="60" w:type="dxa"/>
+              <w:end w:w="60" w:type="dxa"/>
+            </w:tcMar>
+            <w:vAlign w:val="center"/>
+          </w:tcPr>
+          <w:p>
+            <w:pPr>
+              <w:keepNext w:val="0"/>
+              <w:spacing w:before="0" w:after="0" w:line="240" w:lineRule="auto"/>
+              <w:jc w:val="center"/>
+            </w:pPr>
+            <w:r>
+              <w:rPr>
+                <w:rFonts w:ascii="Times New Roman" w:hAnsi="Times New Roman" w:eastAsia="Times New Roman"/>
+                <w:b w:val="0"/>
+                <w:sz w:val="18"/>
+              </w:rPr>
+              <w:t>3</w:t>
+            </w:r>
+          </w:p>
+        </w:tc>
+        <w:tc>
+          <w:tcPr>
+            <w:tcW w:type="dxa" w:w="1120"/>
+            <w:tcMar>
+              <w:top w:w="60" w:type="dxa"/>
+              <w:start w:w="60" w:type="dxa"/>
+              <w:bottom w:w="60" w:type="dxa"/>
+              <w:end w:w="60" w:type="dxa"/>
+            </w:tcMar>
+            <w:vAlign w:val="center"/>
+          </w:tcPr>
+          <w:p>
+            <w:pPr>
+              <w:keepNext w:val="0"/>
+              <w:spacing w:before="0" w:after="0" w:line="240" w:lineRule="auto"/>
+              <w:jc w:val="center"/>
+            </w:pPr>
+            <w:r>
+              <w:rPr>
+                <w:rFonts w:ascii="Times New Roman" w:hAnsi="Times New Roman" w:eastAsia="Times New Roman"/>
+                <w:b w:val="0"/>
+                <w:sz w:val="18"/>
+              </w:rPr>
+              <w:t>97.8 → 97.4</w:t>
+            </w:r>
+          </w:p>
+        </w:tc>
+        <w:tc>
+          <w:tcPr>
+            <w:tcW w:type="dxa" w:w="1720"/>
+            <w:tcMar>
+              <w:top w:w="60" w:type="dxa"/>
+              <w:start w:w="60" w:type="dxa"/>
+              <w:bottom w:w="60" w:type="dxa"/>
+              <w:end w:w="60" w:type="dxa"/>
+            </w:tcMar>
+            <w:vAlign w:val="center"/>
+          </w:tcPr>
+          <w:p>
+            <w:pPr>
+              <w:keepNext w:val="0"/>
+              <w:spacing w:before="0" w:after="0" w:line="240" w:lineRule="auto"/>
+              <w:jc w:val="center"/>
+            </w:pPr>
+            <w:r>
+              <w:rPr>
+                <w:rFonts w:ascii="Times New Roman" w:hAnsi="Times New Roman" w:eastAsia="Times New Roman"/>
+                <w:b w:val="0"/>
+                <w:sz w:val="18"/>
+              </w:rPr>
+              <w:t>1,464,835 → 1,052,948</w:t>
+            </w:r>
+          </w:p>
+        </w:tc>
+      </w:tr>
+    </w:tbl>
+    <w:p>
+      <w:pPr>
+        <w:keepNext w:val="0"/>
+        <w:spacing w:before="0" w:after="40" w:line="240" w:lineRule="auto"/>
+      </w:pPr>
+    </w:p>
+    <w:p>
+      <w:pPr>
+        <w:keepNext/>
+        <w:spacing w:before="80" w:after="40" w:line="240" w:lineRule="auto"/>
+      </w:pPr>
+      <w:r>
+        <w:rPr>
+          <w:rFonts w:ascii="Times New Roman" w:hAnsi="Times New Roman" w:eastAsia="Times New Roman"/>
+          <w:b/>
+          <w:sz w:val="20"/>
+        </w:rPr>
+        <w:t>Table A2. Paired bootstrap intervals by repeat</w:t>
+      </w:r>
+    </w:p>
+    <w:tbl>
+      <w:tblPr>
+        <w:tblW w:type="dxa" w:w="4705"/>
+        <w:jc w:val="left"/>
+        <w:tblLayout w:type="fixed"/>
+        <w:tblLook w:firstColumn="1" w:firstRow="1" w:lastColumn="0" w:lastRow="0" w:noHBand="0" w:noVBand="1" w:val="04A0"/>
+        <w:tblInd w:w="0" w:type="dxa"/>
+        <w:tblBorders>
+          <w:top w:val="single" w:sz="4" w:color="D9D9D9"/>
+          <w:left w:val="single" w:sz="4" w:color="D9D9D9"/>
+          <w:bottom w:val="single" w:sz="4" w:color="D9D9D9"/>
+          <w:right w:val="single" w:sz="4" w:color="D9D9D9"/>
+          <w:insideH w:val="single" w:sz="4" w:color="D9D9D9"/>
+          <w:insideV w:val="single" w:sz="4" w:color="D9D9D9"/>
+        </w:tblBorders>
+      </w:tblPr>
+      <w:tblGrid>
+        <w:gridCol w:w="1380"/>
+        <w:gridCol w:w="485"/>
+        <w:gridCol w:w="1420"/>
+        <w:gridCol w:w="1420"/>
+      </w:tblGrid>
+      <w:tr>
+        <w:trPr>
+          <w:tblHeader w:val="true"/>
+          <w:cantSplit w:val="true"/>
+        </w:trPr>
+        <w:tc>
+          <w:tcPr>
+            <w:tcW w:type="dxa" w:w="1380"/>
+            <w:tcMar>
+              <w:top w:w="60" w:type="dxa"/>
+              <w:start w:w="60" w:type="dxa"/>
+              <w:bottom w:w="60" w:type="dxa"/>
+              <w:end w:w="60" w:type="dxa"/>
+            </w:tcMar>
+            <w:shd w:fill="E8EEF3"/>
+            <w:vAlign w:val="center"/>
+          </w:tcPr>
+          <w:p>
+            <w:pPr>
+              <w:keepNext/>
+              <w:spacing w:before="0" w:after="0" w:line="240" w:lineRule="auto"/>
+            </w:pPr>
+            <w:r>
+              <w:rPr>
+                <w:rFonts w:ascii="Times New Roman" w:hAnsi="Times New Roman" w:eastAsia="Times New Roman"/>
+                <w:b/>
+                <w:sz w:val="18"/>
+              </w:rPr>
+              <w:t>Dataset and split</w:t>
+            </w:r>
+          </w:p>
+        </w:tc>
+        <w:tc>
+          <w:tcPr>
+            <w:tcW w:type="dxa" w:w="485"/>
+            <w:tcMar>
+              <w:top w:w="60" w:type="dxa"/>
+              <w:start w:w="60" w:type="dxa"/>
+              <w:bottom w:w="60" w:type="dxa"/>
+              <w:end w:w="60" w:type="dxa"/>
+            </w:tcMar>
+            <w:shd w:fill="E8EEF3"/>
+            <w:vAlign w:val="center"/>
+          </w:tcPr>
+          <w:p>
+            <w:pPr>
+              <w:keepNext/>
+              <w:spacing w:before="0" w:after="0" w:line="240" w:lineRule="auto"/>
+              <w:jc w:val="center"/>
+            </w:pPr>
+            <w:r>
+              <w:rPr>
+                <w:rFonts w:ascii="Times New Roman" w:hAnsi="Times New Roman" w:eastAsia="Times New Roman"/>
+                <w:b/>
+                <w:sz w:val="18"/>
+              </w:rPr>
+              <w:t>Run</w:t>
+            </w:r>
+          </w:p>
+        </w:tc>
+        <w:tc>
+          <w:tcPr>
+            <w:tcW w:type="dxa" w:w="1420"/>
+            <w:tcMar>
+              <w:top w:w="60" w:type="dxa"/>
+              <w:start w:w="60" w:type="dxa"/>
+              <w:bottom w:w="60" w:type="dxa"/>
+              <w:end w:w="60" w:type="dxa"/>
+            </w:tcMar>
+            <w:shd w:fill="E8EEF3"/>
+            <w:vAlign w:val="center"/>
+          </w:tcPr>
+          <w:p>
+            <w:pPr>
+              <w:keepNext/>
+              <w:spacing w:before="0" w:after="0" w:line="240" w:lineRule="auto"/>
+              <w:jc w:val="center"/>
+            </w:pPr>
+            <w:r>
+              <w:rPr>
+                <w:rFonts w:ascii="Times New Roman" w:hAnsi="Times New Roman" w:eastAsia="Times New Roman"/>
+                <w:b/>
+                <w:sz w:val="18"/>
+              </w:rPr>
+              <w:t>Accuracy 95% interval (points)</w:t>
+            </w:r>
+          </w:p>
+        </w:tc>
+        <w:tc>
+          <w:tcPr>
+            <w:tcW w:type="dxa" w:w="1420"/>
+            <w:tcMar>
+              <w:top w:w="60" w:type="dxa"/>
+              <w:start w:w="60" w:type="dxa"/>
+              <w:bottom w:w="60" w:type="dxa"/>
+              <w:end w:w="60" w:type="dxa"/>
+            </w:tcMar>
+            <w:shd w:fill="E8EEF3"/>
+            <w:vAlign w:val="center"/>
+          </w:tcPr>
+          <w:p>
+            <w:pPr>
+              <w:keepNext/>
+              <w:spacing w:before="0" w:after="0" w:line="240" w:lineRule="auto"/>
+              <w:jc w:val="center"/>
+            </w:pPr>
+            <w:r>
+              <w:rPr>
+                <w:rFonts w:ascii="Times New Roman" w:hAnsi="Times New Roman" w:eastAsia="Times New Roman"/>
+                <w:b/>
+                <w:sz w:val="18"/>
+              </w:rPr>
+              <w:t>Token saving 95% interval (%)</w:t>
+            </w:r>
+          </w:p>
+        </w:tc>
+      </w:tr>
+      <w:tr>
+        <w:trPr>
+          <w:cantSplit w:val="true"/>
+        </w:trPr>
+        <w:tc>
+          <w:tcPr>
+            <w:tcW w:type="dxa" w:w="1380"/>
+            <w:tcMar>
+              <w:top w:w="60" w:type="dxa"/>
+              <w:start w:w="60" w:type="dxa"/>
+              <w:bottom w:w="60" w:type="dxa"/>
+              <w:end w:w="60" w:type="dxa"/>
+            </w:tcMar>
+            <w:vAlign w:val="center"/>
+          </w:tcPr>
+          <w:p>
+            <w:pPr>
+              <w:keepNext/>
+              <w:spacing w:before="0" w:after="0" w:line="240" w:lineRule="auto"/>
+            </w:pPr>
+            <w:r>
+              <w:rPr>
+                <w:rFonts w:ascii="Times New Roman" w:hAnsi="Times New Roman" w:eastAsia="Times New Roman"/>
+                <w:b w:val="0"/>
+                <w:sz w:val="18"/>
+              </w:rPr>
+              <w:t>LEDGAR selection</w:t>
+            </w:r>
+          </w:p>
+        </w:tc>
+        <w:tc>
+          <w:tcPr>
+            <w:tcW w:type="dxa" w:w="485"/>
+            <w:tcMar>
+              <w:top w:w="60" w:type="dxa"/>
+              <w:start w:w="60" w:type="dxa"/>
+              <w:bottom w:w="60" w:type="dxa"/>
+              <w:end w:w="60" w:type="dxa"/>
+            </w:tcMar>
+            <w:vAlign w:val="center"/>
+          </w:tcPr>
+          <w:p>
+            <w:pPr>
+              <w:keepNext/>
+              <w:spacing w:before="0" w:after="0" w:line="240" w:lineRule="auto"/>
+              <w:jc w:val="center"/>
+            </w:pPr>
+            <w:r>
+              <w:rPr>
+                <w:rFonts w:ascii="Times New Roman" w:hAnsi="Times New Roman" w:eastAsia="Times New Roman"/>
+                <w:b w:val="0"/>
+                <w:sz w:val="18"/>
+              </w:rPr>
+              <w:t>1</w:t>
+            </w:r>
+          </w:p>
+        </w:tc>
+        <w:tc>
+          <w:tcPr>
+            <w:tcW w:type="dxa" w:w="1420"/>
+            <w:tcMar>
+              <w:top w:w="60" w:type="dxa"/>
+              <w:start w:w="60" w:type="dxa"/>
+              <w:bottom w:w="60" w:type="dxa"/>
+              <w:end w:w="60" w:type="dxa"/>
+            </w:tcMar>
+            <w:vAlign w:val="center"/>
+          </w:tcPr>
+          <w:p>
+            <w:pPr>
+              <w:keepNext/>
+              <w:spacing w:before="0" w:after="0" w:line="240" w:lineRule="auto"/>
+              <w:jc w:val="center"/>
+            </w:pPr>
+            <w:r>
+              <w:rPr>
+                <w:rFonts w:ascii="Times New Roman" w:hAnsi="Times New Roman" w:eastAsia="Times New Roman"/>
+                <w:b w:val="0"/>
+                <w:sz w:val="18"/>
+              </w:rPr>
+              <w:t>[-1.10, 0.50]</w:t>
+            </w:r>
+          </w:p>
+        </w:tc>
+        <w:tc>
+          <w:tcPr>
+            <w:tcW w:type="dxa" w:w="1420"/>
+            <w:tcMar>
+              <w:top w:w="60" w:type="dxa"/>
+              <w:start w:w="60" w:type="dxa"/>
+              <w:bottom w:w="60" w:type="dxa"/>
+              <w:end w:w="60" w:type="dxa"/>
+            </w:tcMar>
+            <w:vAlign w:val="center"/>
+          </w:tcPr>
+          <w:p>
+            <w:pPr>
+              <w:keepNext/>
+              <w:spacing w:before="0" w:after="0" w:line="240" w:lineRule="auto"/>
+              <w:jc w:val="center"/>
+            </w:pPr>
+            <w:r>
+              <w:rPr>
+                <w:rFonts w:ascii="Times New Roman" w:hAnsi="Times New Roman" w:eastAsia="Times New Roman"/>
+                <w:b w:val="0"/>
+                <w:sz w:val="18"/>
+              </w:rPr>
+              <w:t>[67.38, 73.16]</w:t>
+            </w:r>
+          </w:p>
+        </w:tc>
+      </w:tr>
+      <w:tr>
+        <w:trPr>
+          <w:cantSplit w:val="true"/>
+        </w:trPr>
+        <w:tc>
+          <w:tcPr>
+            <w:tcW w:type="dxa" w:w="1380"/>
+            <w:tcMar>
+              <w:top w:w="60" w:type="dxa"/>
+              <w:start w:w="60" w:type="dxa"/>
+              <w:bottom w:w="60" w:type="dxa"/>
+              <w:end w:w="60" w:type="dxa"/>
+            </w:tcMar>
+            <w:vAlign w:val="center"/>
+          </w:tcPr>
+          <w:p>
+            <w:pPr>
+              <w:keepNext/>
+              <w:spacing w:before="0" w:after="0" w:line="240" w:lineRule="auto"/>
+            </w:pPr>
+            <w:r>
+              <w:rPr>
+                <w:rFonts w:ascii="Times New Roman" w:hAnsi="Times New Roman" w:eastAsia="Times New Roman"/>
+                <w:b w:val="0"/>
+                <w:sz w:val="18"/>
+              </w:rPr>
+              <w:t>LEDGAR selection</w:t>
+            </w:r>
+          </w:p>
+        </w:tc>
+        <w:tc>
+          <w:tcPr>
+            <w:tcW w:type="dxa" w:w="485"/>
+            <w:tcMar>
+              <w:top w:w="60" w:type="dxa"/>
+              <w:start w:w="60" w:type="dxa"/>
+              <w:bottom w:w="60" w:type="dxa"/>
+              <w:end w:w="60" w:type="dxa"/>
+            </w:tcMar>
+            <w:vAlign w:val="center"/>
+          </w:tcPr>
+          <w:p>
+            <w:pPr>
+              <w:keepNext/>
+              <w:spacing w:before="0" w:after="0" w:line="240" w:lineRule="auto"/>
+              <w:jc w:val="center"/>
+            </w:pPr>
+            <w:r>
+              <w:rPr>
+                <w:rFonts w:ascii="Times New Roman" w:hAnsi="Times New Roman" w:eastAsia="Times New Roman"/>
+                <w:b w:val="0"/>
+                <w:sz w:val="18"/>
+              </w:rPr>
+              <w:t>2</w:t>
+            </w:r>
+          </w:p>
+        </w:tc>
+        <w:tc>
+          <w:tcPr>
+            <w:tcW w:type="dxa" w:w="1420"/>
+            <w:tcMar>
+              <w:top w:w="60" w:type="dxa"/>
+              <w:start w:w="60" w:type="dxa"/>
+              <w:bottom w:w="60" w:type="dxa"/>
+              <w:end w:w="60" w:type="dxa"/>
+            </w:tcMar>
+            <w:vAlign w:val="center"/>
+          </w:tcPr>
+          <w:p>
+            <w:pPr>
+              <w:keepNext/>
+              <w:spacing w:before="0" w:after="0" w:line="240" w:lineRule="auto"/>
+              <w:jc w:val="center"/>
+            </w:pPr>
+            <w:r>
+              <w:rPr>
+                <w:rFonts w:ascii="Times New Roman" w:hAnsi="Times New Roman" w:eastAsia="Times New Roman"/>
+                <w:b w:val="0"/>
+                <w:sz w:val="18"/>
+              </w:rPr>
+              <w:t>[-1.20, 0.40]</w:t>
+            </w:r>
+          </w:p>
+        </w:tc>
+        <w:tc>
+          <w:tcPr>
+            <w:tcW w:type="dxa" w:w="1420"/>
+            <w:tcMar>
+              <w:top w:w="60" w:type="dxa"/>
+              <w:start w:w="60" w:type="dxa"/>
+              <w:bottom w:w="60" w:type="dxa"/>
+              <w:end w:w="60" w:type="dxa"/>
+            </w:tcMar>
+            <w:vAlign w:val="center"/>
+          </w:tcPr>
+          <w:p>
+            <w:pPr>
+              <w:keepNext/>
+              <w:spacing w:before="0" w:after="0" w:line="240" w:lineRule="auto"/>
+              <w:jc w:val="center"/>
+            </w:pPr>
+            <w:r>
+              <w:rPr>
+                <w:rFonts w:ascii="Times New Roman" w:hAnsi="Times New Roman" w:eastAsia="Times New Roman"/>
+                <w:b w:val="0"/>
+                <w:sz w:val="18"/>
+              </w:rPr>
+              <w:t>[67.40, 73.17]</w:t>
+            </w:r>
+          </w:p>
+        </w:tc>
+      </w:tr>
+      <w:tr>
+        <w:trPr>
+          <w:cantSplit w:val="true"/>
+        </w:trPr>
+        <w:tc>
+          <w:tcPr>
+            <w:tcW w:type="dxa" w:w="1380"/>
+            <w:tcMar>
+              <w:top w:w="60" w:type="dxa"/>
+              <w:start w:w="60" w:type="dxa"/>
+              <w:bottom w:w="60" w:type="dxa"/>
+              <w:end w:w="60" w:type="dxa"/>
+            </w:tcMar>
+            <w:vAlign w:val="center"/>
+          </w:tcPr>
+          <w:p>
+            <w:pPr>
+              <w:keepNext/>
+              <w:spacing w:before="0" w:after="0" w:line="240" w:lineRule="auto"/>
+            </w:pPr>
+            <w:r>
+              <w:rPr>
+                <w:rFonts w:ascii="Times New Roman" w:hAnsi="Times New Roman" w:eastAsia="Times New Roman"/>
+                <w:b w:val="0"/>
+                <w:sz w:val="18"/>
+              </w:rPr>
+              <w:t>LEDGAR selection</w:t>
+            </w:r>
+          </w:p>
+        </w:tc>
+        <w:tc>
+          <w:tcPr>
+            <w:tcW w:type="dxa" w:w="485"/>
+            <w:tcMar>
+              <w:top w:w="60" w:type="dxa"/>
+              <w:start w:w="60" w:type="dxa"/>
+              <w:bottom w:w="60" w:type="dxa"/>
+              <w:end w:w="60" w:type="dxa"/>
+            </w:tcMar>
+            <w:vAlign w:val="center"/>
+          </w:tcPr>
+          <w:p>
+            <w:pPr>
+              <w:keepNext/>
+              <w:spacing w:before="0" w:after="0" w:line="240" w:lineRule="auto"/>
+              <w:jc w:val="center"/>
+            </w:pPr>
+            <w:r>
+              <w:rPr>
+                <w:rFonts w:ascii="Times New Roman" w:hAnsi="Times New Roman" w:eastAsia="Times New Roman"/>
+                <w:b w:val="0"/>
+                <w:sz w:val="18"/>
+              </w:rPr>
+              <w:t>3</w:t>
+            </w:r>
+          </w:p>
+        </w:tc>
+        <w:tc>
+          <w:tcPr>
+            <w:tcW w:type="dxa" w:w="1420"/>
+            <w:tcMar>
+              <w:top w:w="60" w:type="dxa"/>
+              <w:start w:w="60" w:type="dxa"/>
+              <w:bottom w:w="60" w:type="dxa"/>
+              <w:end w:w="60" w:type="dxa"/>
+            </w:tcMar>
+            <w:vAlign w:val="center"/>
+          </w:tcPr>
+          <w:p>
+            <w:pPr>
+              <w:keepNext/>
+              <w:spacing w:before="0" w:after="0" w:line="240" w:lineRule="auto"/>
+              <w:jc w:val="center"/>
+            </w:pPr>
+            <w:r>
+              <w:rPr>
+                <w:rFonts w:ascii="Times New Roman" w:hAnsi="Times New Roman" w:eastAsia="Times New Roman"/>
+                <w:b w:val="0"/>
+                <w:sz w:val="18"/>
+              </w:rPr>
+              <w:t>[-1.30, 0.30]</w:t>
+            </w:r>
+          </w:p>
+        </w:tc>
+        <w:tc>
+          <w:tcPr>
+            <w:tcW w:type="dxa" w:w="1420"/>
+            <w:tcMar>
+              <w:top w:w="60" w:type="dxa"/>
+              <w:start w:w="60" w:type="dxa"/>
+              <w:bottom w:w="60" w:type="dxa"/>
+              <w:end w:w="60" w:type="dxa"/>
+            </w:tcMar>
+            <w:vAlign w:val="center"/>
+          </w:tcPr>
+          <w:p>
+            <w:pPr>
+              <w:keepNext/>
+              <w:spacing w:before="0" w:after="0" w:line="240" w:lineRule="auto"/>
+              <w:jc w:val="center"/>
+            </w:pPr>
+            <w:r>
+              <w:rPr>
+                <w:rFonts w:ascii="Times New Roman" w:hAnsi="Times New Roman" w:eastAsia="Times New Roman"/>
+                <w:b w:val="0"/>
+                <w:sz w:val="18"/>
+              </w:rPr>
+              <w:t>[67.39, 73.15]</w:t>
+            </w:r>
+          </w:p>
+        </w:tc>
+      </w:tr>
+      <w:tr>
+        <w:trPr>
+          <w:cantSplit w:val="true"/>
+        </w:trPr>
+        <w:tc>
+          <w:tcPr>
+            <w:tcW w:type="dxa" w:w="1380"/>
+            <w:tcMar>
+              <w:top w:w="60" w:type="dxa"/>
+              <w:start w:w="60" w:type="dxa"/>
+              <w:bottom w:w="60" w:type="dxa"/>
+              <w:end w:w="60" w:type="dxa"/>
+            </w:tcMar>
+            <w:vAlign w:val="center"/>
+          </w:tcPr>
+          <w:p>
+            <w:pPr>
+              <w:keepNext/>
+              <w:spacing w:before="0" w:after="0" w:line="240" w:lineRule="auto"/>
+            </w:pPr>
+            <w:r>
+              <w:rPr>
+                <w:rFonts w:ascii="Times New Roman" w:hAnsi="Times New Roman" w:eastAsia="Times New Roman"/>
+                <w:b w:val="0"/>
+                <w:sz w:val="18"/>
+              </w:rPr>
+              <w:t>LEDGAR test</w:t>
+            </w:r>
+          </w:p>
+        </w:tc>
+        <w:tc>
+          <w:tcPr>
+            <w:tcW w:type="dxa" w:w="485"/>
+            <w:tcMar>
+              <w:top w:w="60" w:type="dxa"/>
+              <w:start w:w="60" w:type="dxa"/>
+              <w:bottom w:w="60" w:type="dxa"/>
+              <w:end w:w="60" w:type="dxa"/>
+            </w:tcMar>
+            <w:vAlign w:val="center"/>
+          </w:tcPr>
+          <w:p>
+            <w:pPr>
+              <w:keepNext/>
+              <w:spacing w:before="0" w:after="0" w:line="240" w:lineRule="auto"/>
+              <w:jc w:val="center"/>
+            </w:pPr>
+            <w:r>
+              <w:rPr>
+                <w:rFonts w:ascii="Times New Roman" w:hAnsi="Times New Roman" w:eastAsia="Times New Roman"/>
+                <w:b w:val="0"/>
+                <w:sz w:val="18"/>
+              </w:rPr>
+              <w:t>1</w:t>
+            </w:r>
+          </w:p>
+        </w:tc>
+        <w:tc>
+          <w:tcPr>
+            <w:tcW w:type="dxa" w:w="1420"/>
+            <w:tcMar>
+              <w:top w:w="60" w:type="dxa"/>
+              <w:start w:w="60" w:type="dxa"/>
+              <w:bottom w:w="60" w:type="dxa"/>
+              <w:end w:w="60" w:type="dxa"/>
+            </w:tcMar>
+            <w:vAlign w:val="center"/>
+          </w:tcPr>
+          <w:p>
+            <w:pPr>
+              <w:keepNext/>
+              <w:spacing w:before="0" w:after="0" w:line="240" w:lineRule="auto"/>
+              <w:jc w:val="center"/>
+            </w:pPr>
+            <w:r>
+              <w:rPr>
+                <w:rFonts w:ascii="Times New Roman" w:hAnsi="Times New Roman" w:eastAsia="Times New Roman"/>
+                <w:b w:val="0"/>
+                <w:sz w:val="18"/>
+              </w:rPr>
+              <w:t>[-0.40, 2.60]</w:t>
+            </w:r>
+          </w:p>
+        </w:tc>
+        <w:tc>
+          <w:tcPr>
+            <w:tcW w:type="dxa" w:w="1420"/>
+            <w:tcMar>
+              <w:top w:w="60" w:type="dxa"/>
+              <w:start w:w="60" w:type="dxa"/>
+              <w:bottom w:w="60" w:type="dxa"/>
+              <w:end w:w="60" w:type="dxa"/>
+            </w:tcMar>
+            <w:vAlign w:val="center"/>
+          </w:tcPr>
+          <w:p>
+            <w:pPr>
+              <w:keepNext/>
+              <w:spacing w:before="0" w:after="0" w:line="240" w:lineRule="auto"/>
+              <w:jc w:val="center"/>
+            </w:pPr>
+            <w:r>
+              <w:rPr>
+                <w:rFonts w:ascii="Times New Roman" w:hAnsi="Times New Roman" w:eastAsia="Times New Roman"/>
+                <w:b w:val="0"/>
+                <w:sz w:val="18"/>
+              </w:rPr>
+              <w:t>[70.65, 78.36]</w:t>
+            </w:r>
+          </w:p>
+        </w:tc>
+      </w:tr>
+      <w:tr>
+        <w:trPr>
+          <w:cantSplit w:val="true"/>
+        </w:trPr>
+        <w:tc>
+          <w:tcPr>
+            <w:tcW w:type="dxa" w:w="1380"/>
+            <w:tcMar>
+              <w:top w:w="60" w:type="dxa"/>
+              <w:start w:w="60" w:type="dxa"/>
+              <w:bottom w:w="60" w:type="dxa"/>
+              <w:end w:w="60" w:type="dxa"/>
+            </w:tcMar>
+            <w:vAlign w:val="center"/>
+          </w:tcPr>
+          <w:p>
+            <w:pPr>
+              <w:keepNext/>
+              <w:spacing w:before="0" w:after="0" w:line="240" w:lineRule="auto"/>
+            </w:pPr>
+            <w:r>
+              <w:rPr>
+                <w:rFonts w:ascii="Times New Roman" w:hAnsi="Times New Roman" w:eastAsia="Times New Roman"/>
+                <w:b w:val="0"/>
+                <w:sz w:val="18"/>
+              </w:rPr>
+              <w:t>LEDGAR test</w:t>
+            </w:r>
+          </w:p>
+        </w:tc>
+        <w:tc>
+          <w:tcPr>
+            <w:tcW w:type="dxa" w:w="485"/>
+            <w:tcMar>
+              <w:top w:w="60" w:type="dxa"/>
+              <w:start w:w="60" w:type="dxa"/>
+              <w:bottom w:w="60" w:type="dxa"/>
+              <w:end w:w="60" w:type="dxa"/>
+            </w:tcMar>
+            <w:vAlign w:val="center"/>
+          </w:tcPr>
+          <w:p>
+            <w:pPr>
+              <w:keepNext/>
+              <w:spacing w:before="0" w:after="0" w:line="240" w:lineRule="auto"/>
+              <w:jc w:val="center"/>
+            </w:pPr>
+            <w:r>
+              <w:rPr>
+                <w:rFonts w:ascii="Times New Roman" w:hAnsi="Times New Roman" w:eastAsia="Times New Roman"/>
+                <w:b w:val="0"/>
+                <w:sz w:val="18"/>
+              </w:rPr>
+              <w:t>2</w:t>
+            </w:r>
+          </w:p>
+        </w:tc>
+        <w:tc>
+          <w:tcPr>
+            <w:tcW w:type="dxa" w:w="1420"/>
+            <w:tcMar>
+              <w:top w:w="60" w:type="dxa"/>
+              <w:start w:w="60" w:type="dxa"/>
+              <w:bottom w:w="60" w:type="dxa"/>
+              <w:end w:w="60" w:type="dxa"/>
+            </w:tcMar>
+            <w:vAlign w:val="center"/>
+          </w:tcPr>
+          <w:p>
+            <w:pPr>
+              <w:keepNext/>
+              <w:spacing w:before="0" w:after="0" w:line="240" w:lineRule="auto"/>
+              <w:jc w:val="center"/>
+            </w:pPr>
+            <w:r>
+              <w:rPr>
+                <w:rFonts w:ascii="Times New Roman" w:hAnsi="Times New Roman" w:eastAsia="Times New Roman"/>
+                <w:b w:val="0"/>
+                <w:sz w:val="18"/>
+              </w:rPr>
+              <w:t>[-0.60, 2.20]</w:t>
+            </w:r>
+          </w:p>
+        </w:tc>
+        <w:tc>
+          <w:tcPr>
+            <w:tcW w:type="dxa" w:w="1420"/>
+            <w:tcMar>
+              <w:top w:w="60" w:type="dxa"/>
+              <w:start w:w="60" w:type="dxa"/>
+              <w:bottom w:w="60" w:type="dxa"/>
+              <w:end w:w="60" w:type="dxa"/>
+            </w:tcMar>
+            <w:vAlign w:val="center"/>
+          </w:tcPr>
+          <w:p>
+            <w:pPr>
+              <w:keepNext/>
+              <w:spacing w:before="0" w:after="0" w:line="240" w:lineRule="auto"/>
+              <w:jc w:val="center"/>
+            </w:pPr>
+            <w:r>
+              <w:rPr>
+                <w:rFonts w:ascii="Times New Roman" w:hAnsi="Times New Roman" w:eastAsia="Times New Roman"/>
+                <w:b w:val="0"/>
+                <w:sz w:val="18"/>
+              </w:rPr>
+              <w:t>[70.62, 78.34]</w:t>
+            </w:r>
+          </w:p>
+        </w:tc>
+      </w:tr>
+      <w:tr>
+        <w:trPr>
+          <w:cantSplit w:val="true"/>
+        </w:trPr>
+        <w:tc>
+          <w:tcPr>
+            <w:tcW w:type="dxa" w:w="1380"/>
+            <w:tcMar>
+              <w:top w:w="60" w:type="dxa"/>
+              <w:start w:w="60" w:type="dxa"/>
+              <w:bottom w:w="60" w:type="dxa"/>
+              <w:end w:w="60" w:type="dxa"/>
+            </w:tcMar>
+            <w:vAlign w:val="center"/>
+          </w:tcPr>
+          <w:p>
+            <w:pPr>
+              <w:keepNext/>
+              <w:spacing w:before="0" w:after="0" w:line="240" w:lineRule="auto"/>
+            </w:pPr>
+            <w:r>
+              <w:rPr>
+                <w:rFonts w:ascii="Times New Roman" w:hAnsi="Times New Roman" w:eastAsia="Times New Roman"/>
+                <w:b w:val="0"/>
+                <w:sz w:val="18"/>
+              </w:rPr>
+              <w:t>LEDGAR test</w:t>
+            </w:r>
+          </w:p>
+        </w:tc>
+        <w:tc>
+          <w:tcPr>
+            <w:tcW w:type="dxa" w:w="485"/>
+            <w:tcMar>
+              <w:top w:w="60" w:type="dxa"/>
+              <w:start w:w="60" w:type="dxa"/>
+              <w:bottom w:w="60" w:type="dxa"/>
+              <w:end w:w="60" w:type="dxa"/>
+            </w:tcMar>
+            <w:vAlign w:val="center"/>
+          </w:tcPr>
+          <w:p>
+            <w:pPr>
+              <w:keepNext/>
+              <w:spacing w:before="0" w:after="0" w:line="240" w:lineRule="auto"/>
+              <w:jc w:val="center"/>
+            </w:pPr>
+            <w:r>
+              <w:rPr>
+                <w:rFonts w:ascii="Times New Roman" w:hAnsi="Times New Roman" w:eastAsia="Times New Roman"/>
+                <w:b w:val="0"/>
+                <w:sz w:val="18"/>
+              </w:rPr>
+              <w:t>3</w:t>
+            </w:r>
+          </w:p>
+        </w:tc>
+        <w:tc>
+          <w:tcPr>
+            <w:tcW w:type="dxa" w:w="1420"/>
+            <w:tcMar>
+              <w:top w:w="60" w:type="dxa"/>
+              <w:start w:w="60" w:type="dxa"/>
+              <w:bottom w:w="60" w:type="dxa"/>
+              <w:end w:w="60" w:type="dxa"/>
+            </w:tcMar>
+            <w:vAlign w:val="center"/>
+          </w:tcPr>
+          <w:p>
+            <w:pPr>
+              <w:keepNext/>
+              <w:spacing w:before="0" w:after="0" w:line="240" w:lineRule="auto"/>
+              <w:jc w:val="center"/>
+            </w:pPr>
+            <w:r>
+              <w:rPr>
+                <w:rFonts w:ascii="Times New Roman" w:hAnsi="Times New Roman" w:eastAsia="Times New Roman"/>
+                <w:b w:val="0"/>
+                <w:sz w:val="18"/>
+              </w:rPr>
+              <w:t>[-0.60, 2.20]</w:t>
+            </w:r>
+          </w:p>
+        </w:tc>
+        <w:tc>
+          <w:tcPr>
+            <w:tcW w:type="dxa" w:w="1420"/>
+            <w:tcMar>
+              <w:top w:w="60" w:type="dxa"/>
+              <w:start w:w="60" w:type="dxa"/>
+              <w:bottom w:w="60" w:type="dxa"/>
+              <w:end w:w="60" w:type="dxa"/>
+            </w:tcMar>
+            <w:vAlign w:val="center"/>
+          </w:tcPr>
+          <w:p>
+            <w:pPr>
+              <w:keepNext/>
+              <w:spacing w:before="0" w:after="0" w:line="240" w:lineRule="auto"/>
+              <w:jc w:val="center"/>
+            </w:pPr>
+            <w:r>
+              <w:rPr>
+                <w:rFonts w:ascii="Times New Roman" w:hAnsi="Times New Roman" w:eastAsia="Times New Roman"/>
+                <w:b w:val="0"/>
+                <w:sz w:val="18"/>
+              </w:rPr>
+              <w:t>[70.61, 78.33]</w:t>
+            </w:r>
+          </w:p>
+        </w:tc>
+      </w:tr>
+      <w:tr>
+        <w:trPr>
+          <w:cantSplit w:val="true"/>
+        </w:trPr>
+        <w:tc>
+          <w:tcPr>
+            <w:tcW w:type="dxa" w:w="1380"/>
+            <w:tcMar>
+              <w:top w:w="60" w:type="dxa"/>
+              <w:start w:w="60" w:type="dxa"/>
+              <w:bottom w:w="60" w:type="dxa"/>
+              <w:end w:w="60" w:type="dxa"/>
+            </w:tcMar>
+            <w:vAlign w:val="center"/>
+          </w:tcPr>
+          <w:p>
+            <w:pPr>
+              <w:keepNext/>
+              <w:spacing w:before="0" w:after="0" w:line="240" w:lineRule="auto"/>
+            </w:pPr>
+            <w:r>
+              <w:rPr>
+                <w:rFonts w:ascii="Times New Roman" w:hAnsi="Times New Roman" w:eastAsia="Times New Roman"/>
+                <w:b w:val="0"/>
+                <w:sz w:val="18"/>
+              </w:rPr>
+              <w:t>CFPB selection</w:t>
+            </w:r>
+          </w:p>
+        </w:tc>
+        <w:tc>
+          <w:tcPr>
+            <w:tcW w:type="dxa" w:w="485"/>
+            <w:tcMar>
+              <w:top w:w="60" w:type="dxa"/>
+              <w:start w:w="60" w:type="dxa"/>
+              <w:bottom w:w="60" w:type="dxa"/>
+              <w:end w:w="60" w:type="dxa"/>
+            </w:tcMar>
+            <w:vAlign w:val="center"/>
+          </w:tcPr>
+          <w:p>
+            <w:pPr>
+              <w:keepNext/>
+              <w:spacing w:before="0" w:after="0" w:line="240" w:lineRule="auto"/>
+              <w:jc w:val="center"/>
+            </w:pPr>
+            <w:r>
+              <w:rPr>
+                <w:rFonts w:ascii="Times New Roman" w:hAnsi="Times New Roman" w:eastAsia="Times New Roman"/>
+                <w:b w:val="0"/>
+                <w:sz w:val="18"/>
+              </w:rPr>
+              <w:t>1</w:t>
+            </w:r>
+          </w:p>
+        </w:tc>
+        <w:tc>
+          <w:tcPr>
+            <w:tcW w:type="dxa" w:w="1420"/>
+            <w:tcMar>
+              <w:top w:w="60" w:type="dxa"/>
+              <w:start w:w="60" w:type="dxa"/>
+              <w:bottom w:w="60" w:type="dxa"/>
+              <w:end w:w="60" w:type="dxa"/>
+            </w:tcMar>
+            <w:vAlign w:val="center"/>
+          </w:tcPr>
+          <w:p>
+            <w:pPr>
+              <w:keepNext/>
+              <w:spacing w:before="0" w:after="0" w:line="240" w:lineRule="auto"/>
+              <w:jc w:val="center"/>
+            </w:pPr>
+            <w:r>
+              <w:rPr>
+                <w:rFonts w:ascii="Times New Roman" w:hAnsi="Times New Roman" w:eastAsia="Times New Roman"/>
+                <w:b w:val="0"/>
+                <w:sz w:val="18"/>
+              </w:rPr>
+              <w:t>[-1.60, 0.40]</w:t>
+            </w:r>
+          </w:p>
+        </w:tc>
+        <w:tc>
+          <w:tcPr>
+            <w:tcW w:type="dxa" w:w="1420"/>
+            <w:tcMar>
+              <w:top w:w="60" w:type="dxa"/>
+              <w:start w:w="60" w:type="dxa"/>
+              <w:bottom w:w="60" w:type="dxa"/>
+              <w:end w:w="60" w:type="dxa"/>
+            </w:tcMar>
+            <w:vAlign w:val="center"/>
+          </w:tcPr>
+          <w:p>
+            <w:pPr>
+              <w:keepNext/>
+              <w:spacing w:before="0" w:after="0" w:line="240" w:lineRule="auto"/>
+              <w:jc w:val="center"/>
+            </w:pPr>
+            <w:r>
+              <w:rPr>
+                <w:rFonts w:ascii="Times New Roman" w:hAnsi="Times New Roman" w:eastAsia="Times New Roman"/>
+                <w:b w:val="0"/>
+                <w:sz w:val="18"/>
+              </w:rPr>
+              <w:t>[20.56, 26.33]</w:t>
+            </w:r>
+          </w:p>
+        </w:tc>
+      </w:tr>
+      <w:tr>
+        <w:trPr>
+          <w:cantSplit w:val="true"/>
+        </w:trPr>
+        <w:tc>
+          <w:tcPr>
+            <w:tcW w:type="dxa" w:w="1380"/>
+            <w:tcMar>
+              <w:top w:w="60" w:type="dxa"/>
+              <w:start w:w="60" w:type="dxa"/>
+              <w:bottom w:w="60" w:type="dxa"/>
+              <w:end w:w="60" w:type="dxa"/>
+            </w:tcMar>
+            <w:vAlign w:val="center"/>
+          </w:tcPr>
+          <w:p>
+            <w:pPr>
+              <w:keepNext/>
+              <w:spacing w:before="0" w:after="0" w:line="240" w:lineRule="auto"/>
+            </w:pPr>
+            <w:r>
+              <w:rPr>
+                <w:rFonts w:ascii="Times New Roman" w:hAnsi="Times New Roman" w:eastAsia="Times New Roman"/>
+                <w:b w:val="0"/>
+                <w:sz w:val="18"/>
+              </w:rPr>
+              <w:t>CFPB selection</w:t>
+            </w:r>
+          </w:p>
+        </w:tc>
+        <w:tc>
+          <w:tcPr>
+            <w:tcW w:type="dxa" w:w="485"/>
+            <w:tcMar>
+              <w:top w:w="60" w:type="dxa"/>
+              <w:start w:w="60" w:type="dxa"/>
+              <w:bottom w:w="60" w:type="dxa"/>
+              <w:end w:w="60" w:type="dxa"/>
+            </w:tcMar>
+            <w:vAlign w:val="center"/>
+          </w:tcPr>
+          <w:p>
+            <w:pPr>
+              <w:keepNext/>
+              <w:spacing w:before="0" w:after="0" w:line="240" w:lineRule="auto"/>
+              <w:jc w:val="center"/>
+            </w:pPr>
+            <w:r>
+              <w:rPr>
+                <w:rFonts w:ascii="Times New Roman" w:hAnsi="Times New Roman" w:eastAsia="Times New Roman"/>
+                <w:b w:val="0"/>
+                <w:sz w:val="18"/>
+              </w:rPr>
+              <w:t>2</w:t>
+            </w:r>
+          </w:p>
+        </w:tc>
+        <w:tc>
+          <w:tcPr>
+            <w:tcW w:type="dxa" w:w="1420"/>
+            <w:tcMar>
+              <w:top w:w="60" w:type="dxa"/>
+              <w:start w:w="60" w:type="dxa"/>
+              <w:bottom w:w="60" w:type="dxa"/>
+              <w:end w:w="60" w:type="dxa"/>
+            </w:tcMar>
+            <w:vAlign w:val="center"/>
+          </w:tcPr>
+          <w:p>
+            <w:pPr>
+              <w:keepNext/>
+              <w:spacing w:before="0" w:after="0" w:line="240" w:lineRule="auto"/>
+              <w:jc w:val="center"/>
+            </w:pPr>
+            <w:r>
+              <w:rPr>
+                <w:rFonts w:ascii="Times New Roman" w:hAnsi="Times New Roman" w:eastAsia="Times New Roman"/>
+                <w:b w:val="0"/>
+                <w:sz w:val="18"/>
+              </w:rPr>
+              <w:t>[-1.80, 0.40]</w:t>
+            </w:r>
+          </w:p>
+        </w:tc>
+        <w:tc>
+          <w:tcPr>
+            <w:tcW w:type="dxa" w:w="1420"/>
+            <w:tcMar>
+              <w:top w:w="60" w:type="dxa"/>
+              <w:start w:w="60" w:type="dxa"/>
+              <w:bottom w:w="60" w:type="dxa"/>
+              <w:end w:w="60" w:type="dxa"/>
+            </w:tcMar>
+            <w:vAlign w:val="center"/>
+          </w:tcPr>
+          <w:p>
+            <w:pPr>
+              <w:keepNext/>
+              <w:spacing w:before="0" w:after="0" w:line="240" w:lineRule="auto"/>
+              <w:jc w:val="center"/>
+            </w:pPr>
+            <w:r>
+              <w:rPr>
+                <w:rFonts w:ascii="Times New Roman" w:hAnsi="Times New Roman" w:eastAsia="Times New Roman"/>
+                <w:b w:val="0"/>
+                <w:sz w:val="18"/>
+              </w:rPr>
+              <w:t>[20.60, 26.38]</w:t>
+            </w:r>
+          </w:p>
+        </w:tc>
+      </w:tr>
+      <w:tr>
+        <w:trPr>
+          <w:cantSplit w:val="true"/>
+        </w:trPr>
+        <w:tc>
+          <w:tcPr>
+            <w:tcW w:type="dxa" w:w="1380"/>
+            <w:tcMar>
+              <w:top w:w="60" w:type="dxa"/>
+              <w:start w:w="60" w:type="dxa"/>
+              <w:bottom w:w="60" w:type="dxa"/>
+              <w:end w:w="60" w:type="dxa"/>
+            </w:tcMar>
+            <w:vAlign w:val="center"/>
+          </w:tcPr>
+          <w:p>
+            <w:pPr>
+              <w:keepNext/>
+              <w:spacing w:before="0" w:after="0" w:line="240" w:lineRule="auto"/>
+            </w:pPr>
+            <w:r>
+              <w:rPr>
+                <w:rFonts w:ascii="Times New Roman" w:hAnsi="Times New Roman" w:eastAsia="Times New Roman"/>
+                <w:b w:val="0"/>
+                <w:sz w:val="18"/>
+              </w:rPr>
+              <w:t>CFPB selection</w:t>
+            </w:r>
+          </w:p>
+        </w:tc>
+        <w:tc>
+          <w:tcPr>
+            <w:tcW w:type="dxa" w:w="485"/>
+            <w:tcMar>
+              <w:top w:w="60" w:type="dxa"/>
+              <w:start w:w="60" w:type="dxa"/>
+              <w:bottom w:w="60" w:type="dxa"/>
+              <w:end w:w="60" w:type="dxa"/>
+            </w:tcMar>
+            <w:vAlign w:val="center"/>
+          </w:tcPr>
+          <w:p>
+            <w:pPr>
+              <w:keepNext/>
+              <w:spacing w:before="0" w:after="0" w:line="240" w:lineRule="auto"/>
+              <w:jc w:val="center"/>
+            </w:pPr>
+            <w:r>
+              <w:rPr>
+                <w:rFonts w:ascii="Times New Roman" w:hAnsi="Times New Roman" w:eastAsia="Times New Roman"/>
+                <w:b w:val="0"/>
+                <w:sz w:val="18"/>
+              </w:rPr>
+              <w:t>3</w:t>
+            </w:r>
+          </w:p>
+        </w:tc>
+        <w:tc>
+          <w:tcPr>
+            <w:tcW w:type="dxa" w:w="1420"/>
+            <w:tcMar>
+              <w:top w:w="60" w:type="dxa"/>
+              <w:start w:w="60" w:type="dxa"/>
+              <w:bottom w:w="60" w:type="dxa"/>
+              <w:end w:w="60" w:type="dxa"/>
+            </w:tcMar>
+            <w:vAlign w:val="center"/>
+          </w:tcPr>
+          <w:p>
+            <w:pPr>
+              <w:keepNext/>
+              <w:spacing w:before="0" w:after="0" w:line="240" w:lineRule="auto"/>
+              <w:jc w:val="center"/>
+            </w:pPr>
+            <w:r>
+              <w:rPr>
+                <w:rFonts w:ascii="Times New Roman" w:hAnsi="Times New Roman" w:eastAsia="Times New Roman"/>
+                <w:b w:val="0"/>
+                <w:sz w:val="18"/>
+              </w:rPr>
+              <w:t>[-1.20, 1.10]</w:t>
+            </w:r>
+          </w:p>
+        </w:tc>
+        <w:tc>
+          <w:tcPr>
+            <w:tcW w:type="dxa" w:w="1420"/>
+            <w:tcMar>
+              <w:top w:w="60" w:type="dxa"/>
+              <w:start w:w="60" w:type="dxa"/>
+              <w:bottom w:w="60" w:type="dxa"/>
+              <w:end w:w="60" w:type="dxa"/>
+            </w:tcMar>
+            <w:vAlign w:val="center"/>
+          </w:tcPr>
+          <w:p>
+            <w:pPr>
+              <w:keepNext/>
+              <w:spacing w:before="0" w:after="0" w:line="240" w:lineRule="auto"/>
+              <w:jc w:val="center"/>
+            </w:pPr>
+            <w:r>
+              <w:rPr>
+                <w:rFonts w:ascii="Times New Roman" w:hAnsi="Times New Roman" w:eastAsia="Times New Roman"/>
+                <w:b w:val="0"/>
+                <w:sz w:val="18"/>
+              </w:rPr>
+              <w:t>[20.60, 26.38]</w:t>
+            </w:r>
+          </w:p>
+        </w:tc>
+      </w:tr>
+      <w:tr>
+        <w:trPr>
+          <w:cantSplit w:val="true"/>
+        </w:trPr>
+        <w:tc>
+          <w:tcPr>
+            <w:tcW w:type="dxa" w:w="1380"/>
+            <w:tcMar>
+              <w:top w:w="60" w:type="dxa"/>
+              <w:start w:w="60" w:type="dxa"/>
+              <w:bottom w:w="60" w:type="dxa"/>
+              <w:end w:w="60" w:type="dxa"/>
+            </w:tcMar>
+            <w:vAlign w:val="center"/>
+          </w:tcPr>
+          <w:p>
+            <w:pPr>
+              <w:keepNext/>
+              <w:spacing w:before="0" w:after="0" w:line="240" w:lineRule="auto"/>
+            </w:pPr>
+            <w:r>
+              <w:rPr>
+                <w:rFonts w:ascii="Times New Roman" w:hAnsi="Times New Roman" w:eastAsia="Times New Roman"/>
+                <w:b w:val="0"/>
+                <w:sz w:val="18"/>
+              </w:rPr>
+              <w:t>SpamAssassin selection</w:t>
+            </w:r>
+          </w:p>
+        </w:tc>
+        <w:tc>
+          <w:tcPr>
+            <w:tcW w:type="dxa" w:w="485"/>
+            <w:tcMar>
+              <w:top w:w="60" w:type="dxa"/>
+              <w:start w:w="60" w:type="dxa"/>
+              <w:bottom w:w="60" w:type="dxa"/>
+              <w:end w:w="60" w:type="dxa"/>
+            </w:tcMar>
+            <w:vAlign w:val="center"/>
+          </w:tcPr>
+          <w:p>
+            <w:pPr>
+              <w:keepNext/>
+              <w:spacing w:before="0" w:after="0" w:line="240" w:lineRule="auto"/>
+              <w:jc w:val="center"/>
+            </w:pPr>
+            <w:r>
+              <w:rPr>
+                <w:rFonts w:ascii="Times New Roman" w:hAnsi="Times New Roman" w:eastAsia="Times New Roman"/>
+                <w:b w:val="0"/>
+                <w:sz w:val="18"/>
+              </w:rPr>
+              <w:t>1</w:t>
+            </w:r>
+          </w:p>
+        </w:tc>
+        <w:tc>
+          <w:tcPr>
+            <w:tcW w:type="dxa" w:w="1420"/>
+            <w:tcMar>
+              <w:top w:w="60" w:type="dxa"/>
+              <w:start w:w="60" w:type="dxa"/>
+              <w:bottom w:w="60" w:type="dxa"/>
+              <w:end w:w="60" w:type="dxa"/>
+            </w:tcMar>
+            <w:vAlign w:val="center"/>
+          </w:tcPr>
+          <w:p>
+            <w:pPr>
+              <w:keepNext/>
+              <w:spacing w:before="0" w:after="0" w:line="240" w:lineRule="auto"/>
+              <w:jc w:val="center"/>
+            </w:pPr>
+            <w:r>
+              <w:rPr>
+                <w:rFonts w:ascii="Times New Roman" w:hAnsi="Times New Roman" w:eastAsia="Times New Roman"/>
+                <w:b w:val="0"/>
+                <w:sz w:val="18"/>
+              </w:rPr>
+              <w:t>[-1.80, -0.50]</w:t>
+            </w:r>
+          </w:p>
+        </w:tc>
+        <w:tc>
+          <w:tcPr>
+            <w:tcW w:type="dxa" w:w="1420"/>
+            <w:tcMar>
+              <w:top w:w="60" w:type="dxa"/>
+              <w:start w:w="60" w:type="dxa"/>
+              <w:bottom w:w="60" w:type="dxa"/>
+              <w:end w:w="60" w:type="dxa"/>
+            </w:tcMar>
+            <w:vAlign w:val="center"/>
+          </w:tcPr>
+          <w:p>
+            <w:pPr>
+              <w:keepNext/>
+              <w:spacing w:before="0" w:after="0" w:line="240" w:lineRule="auto"/>
+              <w:jc w:val="center"/>
+            </w:pPr>
+            <w:r>
+              <w:rPr>
+                <w:rFonts w:ascii="Times New Roman" w:hAnsi="Times New Roman" w:eastAsia="Times New Roman"/>
+                <w:b w:val="0"/>
+                <w:sz w:val="18"/>
+              </w:rPr>
+              <w:t>[28.01, 36.63]</w:t>
+            </w:r>
+          </w:p>
+        </w:tc>
+      </w:tr>
+      <w:tr>
+        <w:trPr>
+          <w:cantSplit w:val="true"/>
+        </w:trPr>
+        <w:tc>
+          <w:tcPr>
+            <w:tcW w:type="dxa" w:w="1380"/>
+            <w:tcMar>
+              <w:top w:w="60" w:type="dxa"/>
+              <w:start w:w="60" w:type="dxa"/>
+              <w:bottom w:w="60" w:type="dxa"/>
+              <w:end w:w="60" w:type="dxa"/>
+            </w:tcMar>
+            <w:vAlign w:val="center"/>
+          </w:tcPr>
+          <w:p>
+            <w:pPr>
+              <w:keepNext/>
+              <w:spacing w:before="0" w:after="0" w:line="240" w:lineRule="auto"/>
+            </w:pPr>
+            <w:r>
+              <w:rPr>
+                <w:rFonts w:ascii="Times New Roman" w:hAnsi="Times New Roman" w:eastAsia="Times New Roman"/>
+                <w:b w:val="0"/>
+                <w:sz w:val="18"/>
+              </w:rPr>
+              <w:t>SpamAssassin selection</w:t>
+            </w:r>
+          </w:p>
+        </w:tc>
+        <w:tc>
+          <w:tcPr>
+            <w:tcW w:type="dxa" w:w="485"/>
+            <w:tcMar>
+              <w:top w:w="60" w:type="dxa"/>
+              <w:start w:w="60" w:type="dxa"/>
+              <w:bottom w:w="60" w:type="dxa"/>
+              <w:end w:w="60" w:type="dxa"/>
+            </w:tcMar>
+            <w:vAlign w:val="center"/>
+          </w:tcPr>
+          <w:p>
+            <w:pPr>
+              <w:keepNext/>
+              <w:spacing w:before="0" w:after="0" w:line="240" w:lineRule="auto"/>
+              <w:jc w:val="center"/>
+            </w:pPr>
+            <w:r>
+              <w:rPr>
+                <w:rFonts w:ascii="Times New Roman" w:hAnsi="Times New Roman" w:eastAsia="Times New Roman"/>
+                <w:b w:val="0"/>
+                <w:sz w:val="18"/>
+              </w:rPr>
+              <w:t>2</w:t>
+            </w:r>
+          </w:p>
+        </w:tc>
+        <w:tc>
+          <w:tcPr>
+            <w:tcW w:type="dxa" w:w="1420"/>
+            <w:tcMar>
+              <w:top w:w="60" w:type="dxa"/>
+              <w:start w:w="60" w:type="dxa"/>
+              <w:bottom w:w="60" w:type="dxa"/>
+              <w:end w:w="60" w:type="dxa"/>
+            </w:tcMar>
+            <w:vAlign w:val="center"/>
+          </w:tcPr>
+          <w:p>
+            <w:pPr>
+              <w:keepNext/>
+              <w:spacing w:before="0" w:after="0" w:line="240" w:lineRule="auto"/>
+              <w:jc w:val="center"/>
+            </w:pPr>
+            <w:r>
+              <w:rPr>
+                <w:rFonts w:ascii="Times New Roman" w:hAnsi="Times New Roman" w:eastAsia="Times New Roman"/>
+                <w:b w:val="0"/>
+                <w:sz w:val="18"/>
+              </w:rPr>
+              <w:t>[-1.40, -0.10]</w:t>
+            </w:r>
+          </w:p>
+        </w:tc>
+        <w:tc>
+          <w:tcPr>
+            <w:tcW w:type="dxa" w:w="1420"/>
+            <w:tcMar>
+              <w:top w:w="60" w:type="dxa"/>
+              <w:start w:w="60" w:type="dxa"/>
+              <w:bottom w:w="60" w:type="dxa"/>
+              <w:end w:w="60" w:type="dxa"/>
+            </w:tcMar>
+            <w:vAlign w:val="center"/>
+          </w:tcPr>
+          <w:p>
+            <w:pPr>
+              <w:keepNext/>
+              <w:spacing w:before="0" w:after="0" w:line="240" w:lineRule="auto"/>
+              <w:jc w:val="center"/>
+            </w:pPr>
+            <w:r>
+              <w:rPr>
+                <w:rFonts w:ascii="Times New Roman" w:hAnsi="Times New Roman" w:eastAsia="Times New Roman"/>
+                <w:b w:val="0"/>
+                <w:sz w:val="18"/>
+              </w:rPr>
+              <w:t>[28.01, 36.63]</w:t>
+            </w:r>
+          </w:p>
+        </w:tc>
+      </w:tr>
+      <w:tr>
+        <w:trPr>
+          <w:cantSplit w:val="true"/>
+        </w:trPr>
+        <w:tc>
+          <w:tcPr>
+            <w:tcW w:type="dxa" w:w="1380"/>
+            <w:tcMar>
+              <w:top w:w="60" w:type="dxa"/>
+              <w:start w:w="60" w:type="dxa"/>
+              <w:bottom w:w="60" w:type="dxa"/>
+              <w:end w:w="60" w:type="dxa"/>
+            </w:tcMar>
+            <w:vAlign w:val="center"/>
+          </w:tcPr>
+          <w:p>
+            <w:pPr>
+              <w:keepNext/>
+              <w:spacing w:before="0" w:after="0" w:line="240" w:lineRule="auto"/>
+            </w:pPr>
+            <w:r>
+              <w:rPr>
+                <w:rFonts w:ascii="Times New Roman" w:hAnsi="Times New Roman" w:eastAsia="Times New Roman"/>
+                <w:b w:val="0"/>
+                <w:sz w:val="18"/>
+              </w:rPr>
+              <w:t>SpamAssassin selection</w:t>
+            </w:r>
+          </w:p>
+        </w:tc>
+        <w:tc>
+          <w:tcPr>
+            <w:tcW w:type="dxa" w:w="485"/>
+            <w:tcMar>
+              <w:top w:w="60" w:type="dxa"/>
+              <w:start w:w="60" w:type="dxa"/>
+              <w:bottom w:w="60" w:type="dxa"/>
+              <w:end w:w="60" w:type="dxa"/>
+            </w:tcMar>
+            <w:vAlign w:val="center"/>
+          </w:tcPr>
+          <w:p>
+            <w:pPr>
+              <w:keepNext/>
+              <w:spacing w:before="0" w:after="0" w:line="240" w:lineRule="auto"/>
+              <w:jc w:val="center"/>
+            </w:pPr>
+            <w:r>
+              <w:rPr>
+                <w:rFonts w:ascii="Times New Roman" w:hAnsi="Times New Roman" w:eastAsia="Times New Roman"/>
+                <w:b w:val="0"/>
+                <w:sz w:val="18"/>
+              </w:rPr>
+              <w:t>3</w:t>
+            </w:r>
+          </w:p>
+        </w:tc>
+        <w:tc>
+          <w:tcPr>
+            <w:tcW w:type="dxa" w:w="1420"/>
+            <w:tcMar>
+              <w:top w:w="60" w:type="dxa"/>
+              <w:start w:w="60" w:type="dxa"/>
+              <w:bottom w:w="60" w:type="dxa"/>
+              <w:end w:w="60" w:type="dxa"/>
+            </w:tcMar>
+            <w:vAlign w:val="center"/>
+          </w:tcPr>
+          <w:p>
+            <w:pPr>
+              <w:keepNext/>
+              <w:spacing w:before="0" w:after="0" w:line="240" w:lineRule="auto"/>
+              <w:jc w:val="center"/>
+            </w:pPr>
+            <w:r>
+              <w:rPr>
+                <w:rFonts w:ascii="Times New Roman" w:hAnsi="Times New Roman" w:eastAsia="Times New Roman"/>
+                <w:b w:val="0"/>
+                <w:sz w:val="18"/>
+              </w:rPr>
+              <w:t>[-1.60, -0.30]</w:t>
+            </w:r>
+          </w:p>
+        </w:tc>
+        <w:tc>
+          <w:tcPr>
+            <w:tcW w:type="dxa" w:w="1420"/>
+            <w:tcMar>
+              <w:top w:w="60" w:type="dxa"/>
+              <w:start w:w="60" w:type="dxa"/>
+              <w:bottom w:w="60" w:type="dxa"/>
+              <w:end w:w="60" w:type="dxa"/>
+            </w:tcMar>
+            <w:vAlign w:val="center"/>
+          </w:tcPr>
+          <w:p>
+            <w:pPr>
+              <w:keepNext/>
+              <w:spacing w:before="0" w:after="0" w:line="240" w:lineRule="auto"/>
+              <w:jc w:val="center"/>
+            </w:pPr>
+            <w:r>
+              <w:rPr>
+                <w:rFonts w:ascii="Times New Roman" w:hAnsi="Times New Roman" w:eastAsia="Times New Roman"/>
+                <w:b w:val="0"/>
+                <w:sz w:val="18"/>
+              </w:rPr>
+              <w:t>[28.00, 36.63]</w:t>
+            </w:r>
+          </w:p>
+        </w:tc>
+      </w:tr>
+      <w:tr>
+        <w:trPr>
+          <w:cantSplit w:val="true"/>
+        </w:trPr>
+        <w:tc>
+          <w:tcPr>
+            <w:tcW w:type="dxa" w:w="1380"/>
+            <w:tcMar>
+              <w:top w:w="60" w:type="dxa"/>
+              <w:start w:w="60" w:type="dxa"/>
+              <w:bottom w:w="60" w:type="dxa"/>
+              <w:end w:w="60" w:type="dxa"/>
+            </w:tcMar>
+            <w:vAlign w:val="center"/>
+          </w:tcPr>
+          <w:p>
+            <w:pPr>
+              <w:keepNext/>
+              <w:spacing w:before="0" w:after="0" w:line="240" w:lineRule="auto"/>
+            </w:pPr>
+            <w:r>
+              <w:rPr>
+                <w:rFonts w:ascii="Times New Roman" w:hAnsi="Times New Roman" w:eastAsia="Times New Roman"/>
+                <w:b w:val="0"/>
+                <w:sz w:val="18"/>
+              </w:rPr>
+              <w:t>SpamAssassin test</w:t>
+            </w:r>
+          </w:p>
+        </w:tc>
+        <w:tc>
+          <w:tcPr>
+            <w:tcW w:type="dxa" w:w="485"/>
+            <w:tcMar>
+              <w:top w:w="60" w:type="dxa"/>
+              <w:start w:w="60" w:type="dxa"/>
+              <w:bottom w:w="60" w:type="dxa"/>
+              <w:end w:w="60" w:type="dxa"/>
+            </w:tcMar>
+            <w:vAlign w:val="center"/>
+          </w:tcPr>
+          <w:p>
+            <w:pPr>
+              <w:keepNext/>
+              <w:spacing w:before="0" w:after="0" w:line="240" w:lineRule="auto"/>
+              <w:jc w:val="center"/>
+            </w:pPr>
+            <w:r>
+              <w:rPr>
+                <w:rFonts w:ascii="Times New Roman" w:hAnsi="Times New Roman" w:eastAsia="Times New Roman"/>
+                <w:b w:val="0"/>
+                <w:sz w:val="18"/>
+              </w:rPr>
+              <w:t>1</w:t>
+            </w:r>
+          </w:p>
+        </w:tc>
+        <w:tc>
+          <w:tcPr>
+            <w:tcW w:type="dxa" w:w="1420"/>
+            <w:tcMar>
+              <w:top w:w="60" w:type="dxa"/>
+              <w:start w:w="60" w:type="dxa"/>
+              <w:bottom w:w="60" w:type="dxa"/>
+              <w:end w:w="60" w:type="dxa"/>
+            </w:tcMar>
+            <w:vAlign w:val="center"/>
+          </w:tcPr>
+          <w:p>
+            <w:pPr>
+              <w:keepNext/>
+              <w:spacing w:before="0" w:after="0" w:line="240" w:lineRule="auto"/>
+              <w:jc w:val="center"/>
+            </w:pPr>
+            <w:r>
+              <w:rPr>
+                <w:rFonts w:ascii="Times New Roman" w:hAnsi="Times New Roman" w:eastAsia="Times New Roman"/>
+                <w:b w:val="0"/>
+                <w:sz w:val="18"/>
+              </w:rPr>
+              <w:t>[-1.60, 0.40]</w:t>
+            </w:r>
+          </w:p>
+        </w:tc>
+        <w:tc>
+          <w:tcPr>
+            <w:tcW w:type="dxa" w:w="1420"/>
+            <w:tcMar>
+              <w:top w:w="60" w:type="dxa"/>
+              <w:start w:w="60" w:type="dxa"/>
+              <w:bottom w:w="60" w:type="dxa"/>
+              <w:end w:w="60" w:type="dxa"/>
+            </w:tcMar>
+            <w:vAlign w:val="center"/>
+          </w:tcPr>
+          <w:p>
+            <w:pPr>
+              <w:keepNext/>
+              <w:spacing w:before="0" w:after="0" w:line="240" w:lineRule="auto"/>
+              <w:jc w:val="center"/>
+            </w:pPr>
+            <w:r>
+              <w:rPr>
+                <w:rFonts w:ascii="Times New Roman" w:hAnsi="Times New Roman" w:eastAsia="Times New Roman"/>
+                <w:b w:val="0"/>
+                <w:sz w:val="18"/>
+              </w:rPr>
+              <w:t>[22.13, 35.18]</w:t>
+            </w:r>
+          </w:p>
+        </w:tc>
+      </w:tr>
+      <w:tr>
+        <w:trPr>
+          <w:cantSplit w:val="true"/>
+        </w:trPr>
+        <w:tc>
+          <w:tcPr>
+            <w:tcW w:type="dxa" w:w="1380"/>
+            <w:tcMar>
+              <w:top w:w="60" w:type="dxa"/>
+              <w:start w:w="60" w:type="dxa"/>
+              <w:bottom w:w="60" w:type="dxa"/>
+              <w:end w:w="60" w:type="dxa"/>
+            </w:tcMar>
+            <w:vAlign w:val="center"/>
+          </w:tcPr>
+          <w:p>
+            <w:pPr>
+              <w:keepNext/>
+              <w:spacing w:before="0" w:after="0" w:line="240" w:lineRule="auto"/>
+            </w:pPr>
+            <w:r>
+              <w:rPr>
+                <w:rFonts w:ascii="Times New Roman" w:hAnsi="Times New Roman" w:eastAsia="Times New Roman"/>
+                <w:b w:val="0"/>
+                <w:sz w:val="18"/>
+              </w:rPr>
+              <w:t>SpamAssassin test</w:t>
+            </w:r>
+          </w:p>
+        </w:tc>
+        <w:tc>
+          <w:tcPr>
+            <w:tcW w:type="dxa" w:w="485"/>
+            <w:tcMar>
+              <w:top w:w="60" w:type="dxa"/>
+              <w:start w:w="60" w:type="dxa"/>
+              <w:bottom w:w="60" w:type="dxa"/>
+              <w:end w:w="60" w:type="dxa"/>
+            </w:tcMar>
+            <w:vAlign w:val="center"/>
+          </w:tcPr>
+          <w:p>
+            <w:pPr>
+              <w:keepNext/>
+              <w:spacing w:before="0" w:after="0" w:line="240" w:lineRule="auto"/>
+              <w:jc w:val="center"/>
+            </w:pPr>
+            <w:r>
+              <w:rPr>
+                <w:rFonts w:ascii="Times New Roman" w:hAnsi="Times New Roman" w:eastAsia="Times New Roman"/>
+                <w:b w:val="0"/>
+                <w:sz w:val="18"/>
+              </w:rPr>
+              <w:t>2</w:t>
+            </w:r>
+          </w:p>
+        </w:tc>
+        <w:tc>
+          <w:tcPr>
+            <w:tcW w:type="dxa" w:w="1420"/>
+            <w:tcMar>
+              <w:top w:w="60" w:type="dxa"/>
+              <w:start w:w="60" w:type="dxa"/>
+              <w:bottom w:w="60" w:type="dxa"/>
+              <w:end w:w="60" w:type="dxa"/>
+            </w:tcMar>
+            <w:vAlign w:val="center"/>
+          </w:tcPr>
+          <w:p>
+            <w:pPr>
+              <w:keepNext/>
+              <w:spacing w:before="0" w:after="0" w:line="240" w:lineRule="auto"/>
+              <w:jc w:val="center"/>
+            </w:pPr>
+            <w:r>
+              <w:rPr>
+                <w:rFonts w:ascii="Times New Roman" w:hAnsi="Times New Roman" w:eastAsia="Times New Roman"/>
+                <w:b w:val="0"/>
+                <w:sz w:val="18"/>
+              </w:rPr>
+              <w:t>[-1.60, 0.60]</w:t>
+            </w:r>
+          </w:p>
+        </w:tc>
+        <w:tc>
+          <w:tcPr>
+            <w:tcW w:type="dxa" w:w="1420"/>
+            <w:tcMar>
+              <w:top w:w="60" w:type="dxa"/>
+              <w:start w:w="60" w:type="dxa"/>
+              <w:bottom w:w="60" w:type="dxa"/>
+              <w:end w:w="60" w:type="dxa"/>
+            </w:tcMar>
+            <w:vAlign w:val="center"/>
+          </w:tcPr>
+          <w:p>
+            <w:pPr>
+              <w:keepNext/>
+              <w:spacing w:before="0" w:after="0" w:line="240" w:lineRule="auto"/>
+              <w:jc w:val="center"/>
+            </w:pPr>
+            <w:r>
+              <w:rPr>
+                <w:rFonts w:ascii="Times New Roman" w:hAnsi="Times New Roman" w:eastAsia="Times New Roman"/>
+                <w:b w:val="0"/>
+                <w:sz w:val="18"/>
+              </w:rPr>
+              <w:t>[22.14, 35.18]</w:t>
+            </w:r>
+          </w:p>
+        </w:tc>
+      </w:tr>
+      <w:tr>
+        <w:trPr>
+          <w:cantSplit w:val="true"/>
+        </w:trPr>
+        <w:tc>
+          <w:tcPr>
+            <w:tcW w:type="dxa" w:w="1380"/>
+            <w:tcMar>
+              <w:top w:w="60" w:type="dxa"/>
+              <w:start w:w="60" w:type="dxa"/>
+              <w:bottom w:w="60" w:type="dxa"/>
+              <w:end w:w="60" w:type="dxa"/>
             </w:tcMar>
             <w:vAlign w:val="center"/>
           </w:tcPr>
@@ -3306,17 +7270,90 @@
               <w:rPr>
                 <w:rFonts w:ascii="Times New Roman" w:hAnsi="Times New Roman" w:eastAsia="Times New Roman"/>
                 <w:b w:val="0"/>
-                <w:sz w:val="20"/>
+                <w:sz w:val="18"/>
               </w:rPr>
-              <w:t xml:space="preserve">Accuracy: 88.0% → 85.0%; mean tokens: 188,384 → 178,880.67 (5.04% reduction); </w:t>
+              <w:t>SpamAssassin test</w:t>
             </w:r>
+          </w:p>
+        </w:tc>
+        <w:tc>
+          <w:tcPr>
+            <w:tcW w:type="dxa" w:w="485"/>
+            <w:tcMar>
+              <w:top w:w="60" w:type="dxa"/>
+              <w:start w:w="60" w:type="dxa"/>
+              <w:bottom w:w="60" w:type="dxa"/>
+              <w:end w:w="60" w:type="dxa"/>
+            </w:tcMar>
+            <w:vAlign w:val="center"/>
+          </w:tcPr>
+          <w:p>
+            <w:pPr>
+              <w:keepNext w:val="0"/>
+              <w:spacing w:before="0" w:after="0" w:line="240" w:lineRule="auto"/>
+              <w:jc w:val="center"/>
+            </w:pPr>
             <w:r>
               <w:rPr>
                 <w:rFonts w:ascii="Times New Roman" w:hAnsi="Times New Roman" w:eastAsia="Times New Roman"/>
                 <w:b w:val="0"/>
-                <w:sz w:val="20"/>
+                <w:sz w:val="18"/>
               </w:rPr>
-              <w:t>Reject</w:t>
+              <w:t>3</w:t>
+            </w:r>
+          </w:p>
+        </w:tc>
+        <w:tc>
+          <w:tcPr>
+            <w:tcW w:type="dxa" w:w="1420"/>
+            <w:tcMar>
+              <w:top w:w="60" w:type="dxa"/>
+              <w:start w:w="60" w:type="dxa"/>
+              <w:bottom w:w="60" w:type="dxa"/>
+              <w:end w:w="60" w:type="dxa"/>
+            </w:tcMar>
+            <w:vAlign w:val="center"/>
+          </w:tcPr>
+          <w:p>
+            <w:pPr>
+              <w:keepNext w:val="0"/>
+              <w:spacing w:before="0" w:after="0" w:line="240" w:lineRule="auto"/>
+              <w:jc w:val="center"/>
+            </w:pPr>
+            <w:r>
+              <w:rPr>
+                <w:rFonts w:ascii="Times New Roman" w:hAnsi="Times New Roman" w:eastAsia="Times New Roman"/>
+                <w:b w:val="0"/>
+                <w:sz w:val="18"/>
+              </w:rPr>
+              <w:t>[-1.40, 0.60]</w:t>
+            </w:r>
+          </w:p>
+        </w:tc>
+        <w:tc>
+          <w:tcPr>
+            <w:tcW w:type="dxa" w:w="1420"/>
+            <w:tcMar>
+              <w:top w:w="60" w:type="dxa"/>
+              <w:start w:w="60" w:type="dxa"/>
+              <w:bottom w:w="60" w:type="dxa"/>
+              <w:end w:w="60" w:type="dxa"/>
+            </w:tcMar>
+            <w:vAlign w:val="center"/>
+          </w:tcPr>
+          <w:p>
+            <w:pPr>
+              <w:keepNext w:val="0"/>
+              <w:spacing w:before="0" w:after="0" w:line="240" w:lineRule="auto"/>
+              <w:jc w:val="center"/>
+            </w:pPr>
+            <w:r>
+              <w:rPr>
+                <w:rFonts w:ascii="Times New Roman" w:hAnsi="Times New Roman" w:eastAsia="Times New Roman"/>
+                <w:b w:val="0"/>
+                <w:sz w:val="18"/>
+              </w:rPr>
+              <w:t>[22.13, 35.17]</w:t>
             </w:r>
           </w:p>
         </w:tc>
@@ -3340,7 +7377,20 @@
           <w:rFonts w:ascii="Times New Roman" w:hAnsi="Times New Roman" w:eastAsia="Times New Roman"/>
           <w:sz w:val="20"/>
         </w:rPr>
-        <w:t>Within each dataset and variant, predicted labels were identical across the three runs, so the sample standard deviation of accuracy was zero. Baseline tokens were identical across runs. Hybrid tokens ranged from 225,575 to 225,576 for LEDGAR and from 178,880 to 178,881 for SpamAssassin, with sample standard deviation 0.58 tokens in each case; CFPB used 33,120 tokens in every run. Model calls remained 1,000 to 589 for LEDGAR, 100 to 58 for CFPB, and 100 to 97 for SpamAssassin.</w:t>
+        <w:t>Accuracy intervals are H minus B in percentage points. Token intervals are percentage reductions relative to B. Calculations use unrounded values. CFPB met the relative interval requirements but failed the absolute accuracy requirement.</w:t>
+      </w:r>
+    </w:p>
+    <w:p>
+      <w:pPr>
+        <w:pStyle w:val="Heading1"/>
+      </w:pPr>
+      <w:r>
+        <w:rPr>
+          <w:rFonts w:ascii="Times New Roman" w:hAnsi="Times New Roman" w:eastAsia="Times New Roman"/>
+          <w:b/>
+          <w:sz w:val="24"/>
+        </w:rPr>
+        <w:t>Appendix B Evidence and verification</w:t>
       </w:r>
     </w:p>
     <w:p>
@@ -3355,33 +7405,77 @@
           <w:rFonts w:ascii="Times New Roman" w:hAnsi="Times New Roman" w:eastAsia="Times New Roman"/>
           <w:sz w:val="20"/>
         </w:rPr>
-        <w:t>LEDGAR's paired accuracy intervals were −1.6 to −0.1, −1.6 to 0.0, and −1.6 to 0.0 percentage points, all within the two-point tolerance. CFPB failed both the absolute and relative accuracy requirements in all three runs. SpamAssassin exceeded the 5% token target in these runs but still failed the allowed-loss requirement. Because both variants had zero cross-run label disagreement, the repeats do not show a reduction in output variability attributable to the hybrid.</w:t>
+        <w:t xml:space="preserve">The collection root is </w:t>
       </w:r>
-    </w:p>
-    <w:p>
-      <w:pPr>
-        <w:pStyle w:val="Heading1"/>
-      </w:pPr>
+      <w:r>
+        <w:rPr>
+          <w:rFonts w:ascii="Courier New" w:hAnsi="Courier New" w:eastAsia="Times New Roman"/>
+          <w:sz w:val="17"/>
+        </w:rPr>
+        <w:t>experiments/gemini-3.5-flash-lite/</w:t>
+      </w:r>
       <w:r>
         <w:rPr>
           <w:rFonts w:ascii="Times New Roman" w:hAnsi="Times New Roman" w:eastAsia="Times New Roman"/>
-          <w:b/>
-          <w:sz w:val="24"/>
+          <w:sz w:val="20"/>
         </w:rPr>
-        <w:t>Appendix B Reproduction details</w:t>
+        <w:t xml:space="preserve">. The base plan and protocol are in </w:t>
       </w:r>
-    </w:p>
-    <w:p>
-      <w:pPr>
-        <w:pStyle w:val="Heading2"/>
-      </w:pPr>
+      <w:r>
+        <w:rPr>
+          <w:rFonts w:ascii="Courier New" w:hAnsi="Courier New" w:eastAsia="Times New Roman"/>
+          <w:sz w:val="17"/>
+        </w:rPr>
+        <w:t>2026-09-05-11-41-pm/</w:t>
+      </w:r>
       <w:r>
         <w:rPr>
           <w:rFonts w:ascii="Times New Roman" w:hAnsi="Times New Roman" w:eastAsia="Times New Roman"/>
-          <w:b/>
-          <w:sz w:val="22"/>
+          <w:sz w:val="20"/>
         </w:rPr>
-        <w:t>B.1 Runtime and scoring</w:t>
+        <w:t xml:space="preserve">. The base plan SHA-256 is </w:t>
+      </w:r>
+      <w:r>
+        <w:rPr>
+          <w:rFonts w:ascii="Courier New" w:hAnsi="Courier New" w:eastAsia="Times New Roman"/>
+          <w:sz w:val="17"/>
+        </w:rPr>
+        <w:t>57f613822481e0d95cecba0105fe227b96476c70ea9568848f0f0bcc0934eccd</w:t>
+      </w:r>
+      <w:r>
+        <w:rPr>
+          <w:rFonts w:ascii="Times New Roman" w:hAnsi="Times New Roman" w:eastAsia="Times New Roman"/>
+          <w:sz w:val="20"/>
+        </w:rPr>
+        <w:t xml:space="preserve">. SpamAssassin's final selection uses </w:t>
+      </w:r>
+      <w:r>
+        <w:rPr>
+          <w:rFonts w:ascii="Courier New" w:hAnsi="Courier New" w:eastAsia="Times New Roman"/>
+          <w:sz w:val="17"/>
+        </w:rPr>
+        <w:t>plan-amendment-02.json</w:t>
+      </w:r>
+      <w:r>
+        <w:rPr>
+          <w:rFonts w:ascii="Times New Roman" w:hAnsi="Times New Roman" w:eastAsia="Times New Roman"/>
+          <w:sz w:val="20"/>
+        </w:rPr>
+        <w:t xml:space="preserve"> in that directory, SHA-256 </w:t>
+      </w:r>
+      <w:r>
+        <w:rPr>
+          <w:rFonts w:ascii="Courier New" w:hAnsi="Courier New" w:eastAsia="Times New Roman"/>
+          <w:sz w:val="17"/>
+        </w:rPr>
+        <w:t>35c4c89d99f7cd788a38f2e36ea46ca75beb58ee9e5fcab44019b5a66036bea7</w:t>
+      </w:r>
+      <w:r>
+        <w:rPr>
+          <w:rFonts w:ascii="Times New Roman" w:hAnsi="Times New Roman" w:eastAsia="Times New Roman"/>
+          <w:sz w:val="20"/>
+        </w:rPr>
+        <w:t>.</w:t>
       </w:r>
     </w:p>
     <w:p>
@@ -3396,35 +7490,119 @@
           <w:rFonts w:ascii="Times New Roman" w:hAnsi="Times New Roman" w:eastAsia="Times New Roman"/>
           <w:sz w:val="20"/>
         </w:rPr>
-        <w:t xml:space="preserve">The shared classification runner calls the Python function in </w:t>
+        <w:t xml:space="preserve">LEDGAR's decisions and comparisons are in </w:t>
       </w:r>
       <w:r>
         <w:rPr>
           <w:rFonts w:ascii="Courier New" w:hAnsi="Courier New" w:eastAsia="Times New Roman"/>
-          <w:sz w:val="20"/>
+          <w:sz w:val="17"/>
         </w:rPr>
-        <w:t>classify.py</w:t>
+        <w:t>2026-09-05-11-41-pm/ledgar-valid/</w:t>
       </w:r>
       <w:r>
         <w:rPr>
           <w:rFonts w:ascii="Times New Roman" w:hAnsi="Times New Roman" w:eastAsia="Times New Roman"/>
           <w:sz w:val="20"/>
         </w:rPr>
-        <w:t xml:space="preserve"> directly. The </w:t>
+        <w:t xml:space="preserve">; its complete outputs have the </w:t>
       </w:r>
       <w:r>
         <w:rPr>
           <w:rFonts w:ascii="Courier New" w:hAnsi="Courier New" w:eastAsia="Times New Roman"/>
-          <w:sz w:val="20"/>
+          <w:sz w:val="17"/>
         </w:rPr>
-        <w:t>python classify.py</w:t>
+        <w:t>valid-</w:t>
       </w:r>
       <w:r>
         <w:rPr>
           <w:rFonts w:ascii="Times New Roman" w:hAnsi="Times New Roman" w:eastAsia="Times New Roman"/>
           <w:sz w:val="20"/>
         </w:rPr>
-        <w:t xml:space="preserve"> wording in the saved SOP names the executable step; the benchmark does not ask an autonomous agent to launch a shell process. LEDGAR and CFPB return a label when the text patterns identify exactly one allowed category. SpamAssassin returns spam when its rule matches. A missing or disallowed label sends the case to the model. The fixed 0.99 value returned by the scripts is not a measured confidence or an enforced probability threshold.</w:t>
+        <w:t xml:space="preserve"> prefix in adjacent </w:t>
+      </w:r>
+      <w:r>
+        <w:rPr>
+          <w:rFonts w:ascii="Courier New" w:hAnsi="Courier New" w:eastAsia="Times New Roman"/>
+          <w:sz w:val="17"/>
+        </w:rPr>
+        <w:t>ledgar/results/</w:t>
+      </w:r>
+      <w:r>
+        <w:rPr>
+          <w:rFonts w:ascii="Times New Roman" w:hAnsi="Times New Roman" w:eastAsia="Times New Roman"/>
+          <w:sz w:val="20"/>
+        </w:rPr>
+        <w:t xml:space="preserve">. CFPB's records are in </w:t>
+      </w:r>
+      <w:r>
+        <w:rPr>
+          <w:rFonts w:ascii="Courier New" w:hAnsi="Courier New" w:eastAsia="Times New Roman"/>
+          <w:sz w:val="17"/>
+        </w:rPr>
+        <w:t>2026-09-05-11-41-pm/cfpb/</w:t>
+      </w:r>
+      <w:r>
+        <w:rPr>
+          <w:rFonts w:ascii="Times New Roman" w:hAnsi="Times New Roman" w:eastAsia="Times New Roman"/>
+          <w:sz w:val="20"/>
+        </w:rPr>
+        <w:t xml:space="preserve">. SpamAssassin's development and blocked original selection are in </w:t>
+      </w:r>
+      <w:r>
+        <w:rPr>
+          <w:rFonts w:ascii="Courier New" w:hAnsi="Courier New" w:eastAsia="Times New Roman"/>
+          <w:sz w:val="17"/>
+        </w:rPr>
+        <w:t>2026-09-05-11-41-pm/spamassassin/</w:t>
+      </w:r>
+      <w:r>
+        <w:rPr>
+          <w:rFonts w:ascii="Times New Roman" w:hAnsi="Times New Roman" w:eastAsia="Times New Roman"/>
+          <w:sz w:val="20"/>
+        </w:rPr>
+        <w:t xml:space="preserve">, its superseded first amendment is in </w:t>
+      </w:r>
+      <w:r>
+        <w:rPr>
+          <w:rFonts w:ascii="Courier New" w:hAnsi="Courier New" w:eastAsia="Times New Roman"/>
+          <w:sz w:val="17"/>
+        </w:rPr>
+        <w:t>2026-09-06-12-59-am/spamassassin/</w:t>
+      </w:r>
+      <w:r>
+        <w:rPr>
+          <w:rFonts w:ascii="Times New Roman" w:hAnsi="Times New Roman" w:eastAsia="Times New Roman"/>
+          <w:sz w:val="20"/>
+        </w:rPr>
+        <w:t xml:space="preserve">, and its completed selection and final test are in </w:t>
+      </w:r>
+      <w:r>
+        <w:rPr>
+          <w:rFonts w:ascii="Courier New" w:hAnsi="Courier New" w:eastAsia="Times New Roman"/>
+          <w:sz w:val="17"/>
+        </w:rPr>
+        <w:t>2026-09-06-01-10-am/spamassassin/</w:t>
+      </w:r>
+      <w:r>
+        <w:rPr>
+          <w:rFonts w:ascii="Times New Roman" w:hAnsi="Times New Roman" w:eastAsia="Times New Roman"/>
+          <w:sz w:val="20"/>
+        </w:rPr>
+        <w:t xml:space="preserve">. Each packaged controller has an </w:t>
+      </w:r>
+      <w:r>
+        <w:rPr>
+          <w:rFonts w:ascii="Courier New" w:hAnsi="Courier New" w:eastAsia="Times New Roman"/>
+          <w:sz w:val="17"/>
+        </w:rPr>
+        <w:t>evidence-manifest.json</w:t>
+      </w:r>
+      <w:r>
+        <w:rPr>
+          <w:rFonts w:ascii="Times New Roman" w:hAnsi="Times New Roman" w:eastAsia="Times New Roman"/>
+          <w:sz w:val="20"/>
+        </w:rPr>
+        <w:t>. Distinct conditions are retained separately.</w:t>
       </w:r>
     </w:p>
     <w:p>
@@ -3439,25 +7617,63 @@
           <w:rFonts w:ascii="Times New Roman" w:hAnsi="Times New Roman" w:eastAsia="Times New Roman"/>
           <w:sz w:val="20"/>
         </w:rPr>
-        <w:t xml:space="preserve">The scorer is implemented in the </w:t>
+        <w:t xml:space="preserve">The manuscript audit is in </w:t>
       </w:r>
-      <w:hyperlink r:id="rId17">
-        <w:r>
-          <w:rPr>
-            <w:rFonts w:ascii="Times New Roman" w:hAnsi="Times New Roman"/>
-            <w:color w:val="0000FF"/>
-            <w:u w:val="single"/>
-            <w:sz w:val="20"/>
-          </w:rPr>
-          <w:t>shared classification runner</w:t>
-        </w:r>
-      </w:hyperlink>
+      <w:r>
+        <w:rPr>
+          <w:rFonts w:ascii="Courier New" w:hAnsi="Courier New" w:eastAsia="Times New Roman"/>
+          <w:sz w:val="17"/>
+        </w:rPr>
+        <w:t>2026-09-06-manuscript/</w:t>
+      </w:r>
       <w:r>
         <w:rPr>
           <w:rFonts w:ascii="Times New Roman" w:hAnsi="Times New Roman" w:eastAsia="Times New Roman"/>
           <w:sz w:val="20"/>
         </w:rPr>
-        <w:t>. It compares the returned label with the label stored in the evaluation row. A matching label is correct; a different or missing label is incorrect. The same exact-match rule is used for all three datasets. Expected labels are read by the evaluator but are not included in the model prompt or the Python classifier's arguments. Output parsing errors and timing are recorded separately from label correctness.</w:t>
+        <w:t xml:space="preserve">. Its </w:t>
+      </w:r>
+      <w:r>
+        <w:rPr>
+          <w:rFonts w:ascii="Courier New" w:hAnsi="Courier New" w:eastAsia="Times New Roman"/>
+          <w:sz w:val="17"/>
+        </w:rPr>
+        <w:t>paper-calculations.json</w:t>
+      </w:r>
+      <w:r>
+        <w:rPr>
+          <w:rFonts w:ascii="Times New Roman" w:hAnsi="Times New Roman" w:eastAsia="Times New Roman"/>
+          <w:sz w:val="20"/>
+        </w:rPr>
+        <w:t xml:space="preserve"> identifies every reported pair, file hash, SOP hash, classifier hash, gate, and recomputed interval. </w:t>
+      </w:r>
+      <w:r>
+        <w:rPr>
+          <w:rFonts w:ascii="Courier New" w:hAnsi="Courier New" w:eastAsia="Times New Roman"/>
+          <w:sz w:val="17"/>
+        </w:rPr>
+        <w:t>evidence-files.json</w:t>
+      </w:r>
+      <w:r>
+        <w:rPr>
+          <w:rFonts w:ascii="Times New Roman" w:hAnsi="Times New Roman" w:eastAsia="Times New Roman"/>
+          <w:sz w:val="20"/>
+        </w:rPr>
+        <w:t xml:space="preserve"> inventories saved collection and code files; </w:t>
+      </w:r>
+      <w:r>
+        <w:rPr>
+          <w:rFonts w:ascii="Courier New" w:hAnsi="Courier New" w:eastAsia="Times New Roman"/>
+          <w:sz w:val="17"/>
+        </w:rPr>
+        <w:t>paper-artifacts.json</w:t>
+      </w:r>
+      <w:r>
+        <w:rPr>
+          <w:rFonts w:ascii="Times New Roman" w:hAnsi="Times New Roman" w:eastAsia="Times New Roman"/>
+          <w:sz w:val="20"/>
+        </w:rPr>
+        <w:t xml:space="preserve"> identifies manuscript outputs. The provenance addendum records superseded metadata issues without changing frozen results.</w:t>
       </w:r>
     </w:p>
     <w:p>
@@ -3472,21 +7688,62 @@
           <w:rFonts w:ascii="Times New Roman" w:hAnsi="Times New Roman" w:eastAsia="Times New Roman"/>
           <w:sz w:val="20"/>
         </w:rPr>
-        <w:t xml:space="preserve">The repeated runs used the </w:t>
+        <w:t xml:space="preserve">Run </w:t>
       </w:r>
       <w:r>
         <w:rPr>
           <w:rFonts w:ascii="Courier New" w:hAnsi="Courier New" w:eastAsia="Times New Roman"/>
-          <w:sz w:val="20"/>
+          <w:sz w:val="17"/>
         </w:rPr>
-        <w:t>qwen3:14b</w:t>
+        <w:t>uv sync --project reproduce --frozen</w:t>
       </w:r>
       <w:r>
         <w:rPr>
           <w:rFonts w:ascii="Times New Roman" w:hAnsi="Times New Roman" w:eastAsia="Times New Roman"/>
           <w:sz w:val="20"/>
         </w:rPr>
-        <w:t xml:space="preserve"> model on an Apple M5 Pro with 48 GB unified memory. The original runner requested JSON output, disabled thinking and streaming, set temperature to zero, and capped generated output at 128 tokens. It did not explicitly set a context-window option.</w:t>
+        <w:t xml:space="preserve">, then </w:t>
+      </w:r>
+      <w:r>
+        <w:rPr>
+          <w:rFonts w:ascii="Courier New" w:hAnsi="Courier New" w:eastAsia="Times New Roman"/>
+          <w:sz w:val="17"/>
+        </w:rPr>
+        <w:t>reproduce/.venv/bin/python reproduce/verify.py</w:t>
+      </w:r>
+      <w:r>
+        <w:rPr>
+          <w:rFonts w:ascii="Times New Roman" w:hAnsi="Times New Roman" w:eastAsia="Times New Roman"/>
+          <w:sz w:val="20"/>
+        </w:rPr>
+        <w:t xml:space="preserve">. Run </w:t>
+      </w:r>
+      <w:r>
+        <w:rPr>
+          <w:rFonts w:ascii="Courier New" w:hAnsi="Courier New" w:eastAsia="Times New Roman"/>
+          <w:sz w:val="17"/>
+        </w:rPr>
+        <w:t>reproduce/.venv/bin/python paper/audit_paper.py --artifacts</w:t>
+      </w:r>
+      <w:r>
+        <w:rPr>
+          <w:rFonts w:ascii="Times New Roman" w:hAnsi="Times New Roman" w:eastAsia="Times New Roman"/>
+          <w:sz w:val="20"/>
+        </w:rPr>
+        <w:t xml:space="preserve"> to recompute results and verify manuscript files. These commands are offline and do not open CFPB's reserved test. The audit derives accuracy and tokens from case outputs, independently rebuilds paired bootstrap intervals, and checks saved comparisons. Command ledgers retain original collection and retry commands.</w:t>
+      </w:r>
+    </w:p>
+    <w:p>
+      <w:pPr>
+        <w:pStyle w:val="Heading1"/>
+      </w:pPr>
+      <w:r>
+        <w:rPr>
+          <w:rFonts w:ascii="Times New Roman" w:hAnsi="Times New Roman" w:eastAsia="Times New Roman"/>
+          <w:b/>
+          <w:sz w:val="24"/>
+        </w:rPr>
+        <w:t>Appendix C Labels and sources</w:t>
       </w:r>
     </w:p>
     <w:p>
@@ -3501,20 +7758,7 @@
           <w:rFonts w:ascii="Times New Roman" w:hAnsi="Times New Roman" w:eastAsia="Times New Roman"/>
           <w:sz w:val="20"/>
         </w:rPr>
-        <w:t>The repeated-run configuration used a 4,096-token context, the same 128-token output cap, and an exact JSON schema for the label and confidence fields. It preloaded and retained the model, enabled Flash Attention and q8_0 KV cache, kept one model loaded, and allowed two parallel requests. Pair order was baseline then hybrid, hybrid then baseline, and baseline then hybrid. Exact settings, commands, timestamps, and environment records accompany the run manifests.</w:t>
-      </w:r>
-    </w:p>
-    <w:p>
-      <w:pPr>
-        <w:pStyle w:val="Heading2"/>
-      </w:pPr>
-      <w:r>
-        <w:rPr>
-          <w:rFonts w:ascii="Times New Roman" w:hAnsi="Times New Roman" w:eastAsia="Times New Roman"/>
-          <w:b/>
-          <w:sz w:val="22"/>
-        </w:rPr>
-        <w:t>B.2 Seeds and repeated runs</w:t>
+        <w:t>LEDGAR uses Governing Laws, Counterparts, Notices, Entire Agreements, Severability, Amendments, Survival, Assignments, Expenses, and Terms. These are corpus categories [14] distributed through LexGLUE [15]. All three study splits were newly sampled from the source training partition after prior-case exclusions.</w:t>
       </w:r>
     </w:p>
     <w:p>
@@ -3529,7 +7773,7 @@
           <w:rFonts w:ascii="Times New Roman" w:hAnsi="Times New Roman" w:eastAsia="Times New Roman"/>
           <w:sz w:val="20"/>
         </w:rPr>
-        <w:t>An inference seed sets the starting state of the model runtime's pseudo-random procedure. Using the same seed and settings within a baseline/hybrid pair makes their executions more comparable; it does not guarantee identical outputs across software or hardware changes. The three paired runs used seeds 20260903, 20260904, and 20260905. Dataset selection and statistical resampling have their own seeds. Changing an inference seed reruns the model on the same cases; it does not create new data or a new candidate.</w:t>
+        <w:t>CFPB uses the product field associated with published narratives in the saved snapshot [16]. The labels are Mortgage; Checking or savings account; Student loan; Money transfer, virtual currency, or money service; Vehicle loan or lease; Prepaid card; Payday loan, title loan, personal loan, or advance loan; Credit card; Debt collection; and Credit reporting or other personal consumer reports. These strings come from the frozen snapshot, not label discovery.</w:t>
       </w:r>
     </w:p>
     <w:p>
@@ -3544,388 +7788,63 @@
           <w:rFonts w:ascii="Times New Roman" w:hAnsi="Times New Roman" w:eastAsia="Times New Roman"/>
           <w:sz w:val="20"/>
         </w:rPr>
-        <w:t>The main comparisons comprise one baseline/hybrid pair per dataset. The three additional pairs per dataset give four pairs per dataset in the archived evidence. Across three datasets, this is twelve pairs, or twenty-four executions of an SOP over its evaluation set. Development runs and the LEDGAR selection check are outside that count.</w:t>
-      </w:r>
-    </w:p>
-    <w:p>
-      <w:pPr>
-        <w:pStyle w:val="Heading2"/>
-      </w:pPr>
-      <w:r>
-        <w:rPr>
-          <w:rFonts w:ascii="Times New Roman" w:hAnsi="Times New Roman" w:eastAsia="Times New Roman"/>
-          <w:b/>
-          <w:sz w:val="22"/>
-        </w:rPr>
-        <w:t>B.3 Uncertainty calculation</w:t>
-      </w:r>
-    </w:p>
-    <w:p>
-      <w:pPr>
-        <w:keepNext w:val="0"/>
-        <w:spacing w:before="0" w:after="80" w:line="240" w:lineRule="auto"/>
-        <w:ind w:firstLine="288"/>
-        <w:jc w:val="both"/>
-      </w:pPr>
-      <w:r>
-        <w:rPr>
-          <w:rFonts w:ascii="Times New Roman" w:hAnsi="Times New Roman" w:eastAsia="Times New Roman"/>
-          <w:sz w:val="20"/>
-        </w:rPr>
-        <w:t>The comparison code sorts records by case identifier and draws 5,000 paired bootstrap resamples [18]. Each resample selects cases with replacement and retains both workflows' results for each selected case. It then recalculates the accuracy difference and token reduction. The 2.5th and 97.5th percentiles form the reported 95% interval. The lower endpoint is the less favorable estimate used in the safety checks in Section 3.3. It is not a guaranteed worst possible outcome or a 95% probability statement about this particular interval.</w:t>
-      </w:r>
-    </w:p>
-    <w:p>
-      <w:pPr>
-        <w:keepNext w:val="0"/>
-        <w:spacing w:before="0" w:after="80" w:line="240" w:lineRule="auto"/>
-        <w:ind w:firstLine="288"/>
-        <w:jc w:val="both"/>
-      </w:pPr>
-      <w:r>
-        <w:rPr>
-          <w:rFonts w:ascii="Times New Roman" w:hAnsi="Times New Roman" w:eastAsia="Times New Roman"/>
-          <w:sz w:val="20"/>
-        </w:rPr>
-        <w:t xml:space="preserve">The token bootstrap uses the comparison seed plus one; this is separate from the model's inference seed. The saved records also include Wilson intervals for individual accuracies and an exact McNemar test, but neither determines acceptance under the four criteria. The </w:t>
-      </w:r>
-      <w:hyperlink r:id="rId18">
-        <w:r>
-          <w:rPr>
-            <w:rFonts w:ascii="Times New Roman" w:hAnsi="Times New Roman"/>
-            <w:color w:val="0000FF"/>
-            <w:u w:val="single"/>
-            <w:sz w:val="20"/>
-          </w:rPr>
-          <w:t>frozen protocol</w:t>
-        </w:r>
-      </w:hyperlink>
-      <w:r>
-        <w:rPr>
-          <w:rFonts w:ascii="Times New Roman" w:hAnsi="Times New Roman" w:eastAsia="Times New Roman"/>
-          <w:sz w:val="20"/>
-        </w:rPr>
-        <w:t xml:space="preserve"> records the numerical thresholds and resampling settings.</w:t>
-      </w:r>
-    </w:p>
-    <w:p>
-      <w:pPr>
-        <w:pStyle w:val="Heading2"/>
-      </w:pPr>
-      <w:r>
-        <w:rPr>
-          <w:rFonts w:ascii="Times New Roman" w:hAnsi="Times New Roman" w:eastAsia="Times New Roman"/>
-          <w:b/>
-          <w:sz w:val="22"/>
-        </w:rPr>
-        <w:t>B.4 Verification and rerunning</w:t>
-      </w:r>
-    </w:p>
-    <w:p>
-      <w:pPr>
-        <w:keepNext w:val="0"/>
-        <w:spacing w:before="0" w:after="80" w:line="240" w:lineRule="auto"/>
-        <w:ind w:firstLine="288"/>
-        <w:jc w:val="both"/>
-      </w:pPr>
-      <w:r>
-        <w:rPr>
-          <w:rFonts w:ascii="Times New Roman" w:hAnsi="Times New Roman" w:eastAsia="Times New Roman"/>
-          <w:sz w:val="20"/>
-        </w:rPr>
-        <w:t xml:space="preserve">From a checkout containing the </w:t>
+        <w:t xml:space="preserve">SpamAssassin uses ham from easy-ham and hard-ham archives and spam from spam and spam-2 archives dated 20030228 [17]. In its final selection set, blocked spam messages </w:t>
       </w:r>
       <w:r>
         <w:rPr>
           <w:rFonts w:ascii="Courier New" w:hAnsi="Courier New" w:eastAsia="Times New Roman"/>
-          <w:sz w:val="20"/>
+          <w:sz w:val="17"/>
         </w:rPr>
-        <w:t>reproduce/</w:t>
+        <w:t>mail-3125dcdc7726abc1c128</w:t>
       </w:r>
       <w:r>
         <w:rPr>
           <w:rFonts w:ascii="Times New Roman" w:hAnsi="Times New Roman" w:eastAsia="Times New Roman"/>
           <w:sz w:val="20"/>
         </w:rPr>
-        <w:t xml:space="preserve"> directory, </w:t>
+        <w:t xml:space="preserve"> and </w:t>
       </w:r>
       <w:r>
         <w:rPr>
           <w:rFonts w:ascii="Courier New" w:hAnsi="Courier New" w:eastAsia="Times New Roman"/>
-          <w:sz w:val="20"/>
+          <w:sz w:val="17"/>
         </w:rPr>
-        <w:t>uv sync --project reproduce --frozen</w:t>
+        <w:t>mail-449598896e25273135c3</w:t>
       </w:r>
       <w:r>
         <w:rPr>
           <w:rFonts w:ascii="Times New Roman" w:hAnsi="Times New Roman" w:eastAsia="Times New Roman"/>
           <w:sz w:val="20"/>
         </w:rPr>
-        <w:t xml:space="preserve"> installs the locked test environment, and </w:t>
+        <w:t xml:space="preserve"> were replaced by </w:t>
       </w:r>
       <w:r>
         <w:rPr>
           <w:rFonts w:ascii="Courier New" w:hAnsi="Courier New" w:eastAsia="Times New Roman"/>
-          <w:sz w:val="20"/>
+          <w:sz w:val="17"/>
         </w:rPr>
-        <w:t>reproduce/.venv/bin/python reproduce/verify.py</w:t>
+        <w:t>mail-023db858450b084e7238</w:t>
       </w:r>
       <w:r>
         <w:rPr>
           <w:rFonts w:ascii="Times New Roman" w:hAnsi="Times New Roman" w:eastAsia="Times New Roman"/>
           <w:sz w:val="20"/>
         </w:rPr>
-        <w:t xml:space="preserve"> checks the saved evidence and runs code tests. This verifies repository files without calling the model. The pinned evidence snapshot in reference [12] predates this simplified verification entry point; its experiment folders retain the original run commands. Full reruns require the source files identified by the dataset manifests and the recorded model version. The </w:t>
-      </w:r>
-      <w:hyperlink r:id="rId19">
-        <w:r>
-          <w:rPr>
-            <w:rFonts w:ascii="Times New Roman" w:hAnsi="Times New Roman"/>
-            <w:color w:val="0000FF"/>
-            <w:u w:val="single"/>
-            <w:sz w:val="20"/>
-          </w:rPr>
-          <w:t>dataset preparation instructions</w:t>
-        </w:r>
-      </w:hyperlink>
-      <w:r>
-        <w:rPr>
-          <w:rFonts w:ascii="Times New Roman" w:hAnsi="Times New Roman" w:eastAsia="Times New Roman"/>
-          <w:sz w:val="20"/>
-        </w:rPr>
-        <w:t xml:space="preserve"> describe preparation; the </w:t>
-      </w:r>
-      <w:hyperlink r:id="rId20">
-        <w:r>
-          <w:rPr>
-            <w:rFonts w:ascii="Times New Roman" w:hAnsi="Times New Roman"/>
-            <w:color w:val="0000FF"/>
-            <w:u w:val="single"/>
-            <w:sz w:val="20"/>
-          </w:rPr>
-          <w:t>repeatability study</w:t>
-        </w:r>
-      </w:hyperlink>
-      <w:r>
-        <w:rPr>
-          <w:rFonts w:ascii="Times New Roman" w:hAnsi="Times New Roman" w:eastAsia="Times New Roman"/>
-          <w:sz w:val="20"/>
-        </w:rPr>
-        <w:t xml:space="preserve"> contains its runner, preflight settings, and results. The unavailable CFPB snapshot limits exact public regeneration as stated in Data and Code Availability.</w:t>
-      </w:r>
-    </w:p>
-    <w:p>
-      <w:pPr>
-        <w:pStyle w:val="Heading1"/>
-      </w:pPr>
-      <w:r>
-        <w:rPr>
-          <w:rFonts w:ascii="Times New Roman" w:hAnsi="Times New Roman" w:eastAsia="Times New Roman"/>
-          <w:b/>
-          <w:sz w:val="24"/>
-        </w:rPr>
-        <w:t>Appendix C Dataset sources and selection</w:t>
-      </w:r>
-    </w:p>
-    <w:p>
-      <w:pPr>
-        <w:keepNext w:val="0"/>
-        <w:spacing w:before="0" w:after="80" w:line="240" w:lineRule="auto"/>
-        <w:ind w:firstLine="288"/>
-        <w:jc w:val="both"/>
-      </w:pPr>
-      <w:r>
-        <w:rPr>
-          <w:rFonts w:ascii="Times New Roman" w:hAnsi="Times New Roman" w:eastAsia="Times New Roman"/>
-          <w:sz w:val="20"/>
-        </w:rPr>
-        <w:t>LEDGAR comes from the contract-clause corpus introduced by Tuggener et al. [14], using the LexGLUE classification task [15]. Our selected labels are Governing Laws, Counterparts, Notices, Entire Agreements, Severability, Amendments, Survival, Assignments, Expenses, and Terms. The preparation retains the source split boundaries: development examples come from the source training split, validation from validation, and reserved test from test. The main reported LEDGAR result uses the reserved test after selection on a separate validation set.</w:t>
-      </w:r>
-    </w:p>
-    <w:p>
-      <w:pPr>
-        <w:keepNext w:val="0"/>
-        <w:spacing w:before="0" w:after="80" w:line="240" w:lineRule="auto"/>
-        <w:ind w:firstLine="288"/>
-        <w:jc w:val="both"/>
-      </w:pPr>
-      <w:r>
-        <w:rPr>
-          <w:rFonts w:ascii="Times New Roman" w:hAnsi="Times New Roman" w:eastAsia="Times New Roman"/>
-          <w:sz w:val="20"/>
-        </w:rPr>
-        <w:t>CFPB uses the product field associated with published complaint narratives in a saved Consumer Complaint Database snapshot [16]. The selected categories are Mortgage; Checking or savings account; Student loan; Money transfer, virtual currency, or money service; Vehicle loan or lease; Prepaid card; Payday loan, title loan, personal loan, or advance loan; Credit card; Debt collection; and Credit reporting or other personal consumer reports. These are the labels retained from that snapshot; newer source records may use different categories.</w:t>
-      </w:r>
-    </w:p>
-    <w:p>
-      <w:pPr>
-        <w:keepNext w:val="0"/>
-        <w:spacing w:before="0" w:after="80" w:line="240" w:lineRule="auto"/>
-        <w:ind w:firstLine="288"/>
-        <w:jc w:val="both"/>
-      </w:pPr>
-      <w:r>
-        <w:rPr>
-          <w:rFonts w:ascii="Times New Roman" w:hAnsi="Times New Roman" w:eastAsia="Times New Roman"/>
-          <w:sz w:val="20"/>
-        </w:rPr>
-        <w:t>SpamAssassin uses the public email corpus [17], combining legitimate email (ham) from the easy-ham and hard-ham archives with spam from the spam and spam-2 archives. The selected source files are the four archives dated 20030228. CFPB and SpamAssassin did not supply the same predefined split structure as LexGLUE; preparation assigned separate examples from their saved sources to development, validation, and test. Their main results use validation because the candidate did not pass the criteria for opening the reserved test.</w:t>
-      </w:r>
-    </w:p>
-    <w:p>
-      <w:pPr>
-        <w:keepNext w:val="0"/>
-        <w:spacing w:before="0" w:after="80" w:line="240" w:lineRule="auto"/>
-        <w:ind w:firstLine="288"/>
-        <w:jc w:val="both"/>
-      </w:pPr>
-      <w:r>
-        <w:rPr>
-          <w:rFonts w:ascii="Times New Roman" w:hAnsi="Times New Roman" w:eastAsia="Times New Roman"/>
-          <w:sz w:val="20"/>
-        </w:rPr>
-        <w:t xml:space="preserve">Each experiment's </w:t>
+        <w:t xml:space="preserve"> and </w:t>
       </w:r>
       <w:r>
         <w:rPr>
           <w:rFonts w:ascii="Courier New" w:hAnsi="Courier New" w:eastAsia="Times New Roman"/>
-          <w:sz w:val="20"/>
+          <w:sz w:val="17"/>
         </w:rPr>
-        <w:t>confirmatory-dataset.json</w:t>
+        <w:t>mail-0ae0fc25ca50549e73a8</w:t>
       </w:r>
       <w:r>
         <w:rPr>
           <w:rFonts w:ascii="Times New Roman" w:hAnsi="Times New Roman" w:eastAsia="Times New Roman"/>
           <w:sz w:val="20"/>
         </w:rPr>
-        <w:t xml:space="preserve"> records split sizes, selection seed, source-file hashes, exclusions, and audit results [12]. The </w:t>
-      </w:r>
-      <w:hyperlink r:id="rId21">
-        <w:r>
-          <w:rPr>
-            <w:rFonts w:ascii="Times New Roman" w:hAnsi="Times New Roman"/>
-            <w:color w:val="0000FF"/>
-            <w:u w:val="single"/>
-            <w:sz w:val="20"/>
-          </w:rPr>
-          <w:t>dataset proof records</w:t>
-        </w:r>
-      </w:hyperlink>
-      <w:r>
-        <w:rPr>
-          <w:rFonts w:ascii="Times New Roman" w:hAnsi="Times New Roman" w:eastAsia="Times New Roman"/>
-          <w:sz w:val="20"/>
-        </w:rPr>
-        <w:t xml:space="preserve"> retain the checks against prepared inputs. The audit found zero overlapping case identifiers, zero duplicate selected content, and zero overlap with the excluded earlier development examples. All three prepared splits were balanced within the selected labels. These checks concern the saved selections, not the full source datasets.</w:t>
-      </w:r>
-    </w:p>
-    <w:p>
-      <w:pPr>
-        <w:pStyle w:val="Heading1"/>
-      </w:pPr>
-      <w:r>
-        <w:rPr>
-          <w:rFonts w:ascii="Times New Roman" w:hAnsi="Times New Roman" w:eastAsia="Times New Roman"/>
-          <w:b/>
-          <w:sz w:val="24"/>
-        </w:rPr>
-        <w:t>Appendix D What the two PLaND skills instruct</w:t>
-      </w:r>
-    </w:p>
-    <w:p>
-      <w:pPr>
-        <w:keepNext w:val="0"/>
-        <w:spacing w:before="0" w:after="80" w:line="240" w:lineRule="auto"/>
-        <w:ind w:firstLine="288"/>
-        <w:jc w:val="both"/>
-      </w:pPr>
-      <w:r>
-        <w:rPr>
-          <w:rFonts w:ascii="Times New Roman" w:hAnsi="Times New Roman" w:eastAsia="Times New Roman"/>
-          <w:sz w:val="20"/>
-        </w:rPr>
-        <w:t xml:space="preserve">The </w:t>
-      </w:r>
-      <w:hyperlink r:id="rId22">
-        <w:r>
-          <w:rPr>
-            <w:rFonts w:ascii="Times New Roman" w:hAnsi="Times New Roman"/>
-            <w:color w:val="0000FF"/>
-            <w:u w:val="single"/>
-            <w:sz w:val="20"/>
-          </w:rPr>
-          <w:t>generate-initial-version skill</w:t>
-        </w:r>
-      </w:hyperlink>
-      <w:r>
-        <w:rPr>
-          <w:rFonts w:ascii="Times New Roman" w:hAnsi="Times New Roman" w:eastAsia="Times New Roman"/>
-          <w:sz w:val="20"/>
-        </w:rPr>
-        <w:t xml:space="preserve"> specifies the initial agent, one English SOP, approved data access, and task-specific runner and scorer files. It derives the scaffold from requirements and the evaluation structure without copying case answers into the agent. Python or Bash replacements for SOP steps are introduced only during subsequent evolution.</w:t>
-      </w:r>
-    </w:p>
-    <w:p>
-      <w:pPr>
-        <w:keepNext w:val="0"/>
-        <w:spacing w:before="0" w:after="80" w:line="240" w:lineRule="auto"/>
-        <w:ind w:firstLine="288"/>
-        <w:jc w:val="both"/>
-      </w:pPr>
-      <w:r>
-        <w:rPr>
-          <w:rFonts w:ascii="Times New Roman" w:hAnsi="Times New Roman" w:eastAsia="Times New Roman"/>
-          <w:sz w:val="20"/>
-        </w:rPr>
-        <w:t xml:space="preserve">The </w:t>
-      </w:r>
-      <w:hyperlink r:id="rId23">
-        <w:r>
-          <w:rPr>
-            <w:rFonts w:ascii="Times New Roman" w:hAnsi="Times New Roman"/>
-            <w:color w:val="0000FF"/>
-            <w:u w:val="single"/>
-            <w:sz w:val="20"/>
-          </w:rPr>
-          <w:t>pland-evolver skill</w:t>
-        </w:r>
-      </w:hyperlink>
-      <w:r>
-        <w:rPr>
-          <w:rFonts w:ascii="Times New Roman" w:hAnsi="Times New Roman" w:eastAsia="Times New Roman"/>
-          <w:sz w:val="20"/>
-        </w:rPr>
-        <w:t xml:space="preserve"> instructs the host agent to measure the current SOP, inspect development records, propose one bounded change, and compare the candidate under fixed conditions. It saves the hypothesis, package changes, measurements, and accept/reject decision. A rejected candidate leaves the previous accepted version in place. Once a reserved test result is opened, the skill instructs the agent to stop evolving and report it.</w:t>
-      </w:r>
-    </w:p>
-    <w:p>
-      <w:pPr>
-        <w:keepNext w:val="0"/>
-        <w:spacing w:before="0" w:after="80" w:line="240" w:lineRule="auto"/>
-        <w:ind w:firstLine="288"/>
-        <w:jc w:val="both"/>
-      </w:pPr>
-      <w:r>
-        <w:rPr>
-          <w:rFonts w:ascii="Times New Roman" w:hAnsi="Times New Roman" w:eastAsia="Times New Roman"/>
-          <w:sz w:val="20"/>
-        </w:rPr>
-        <w:t>The default limit is ten candidate attempts. The search may end earlier when the requirements are satisfied or a configured time, cost, or no-improvement limit is reached. Exhausting the budget is not acceptance. The reported text comparisons contain one fixed baseline package and one fixed hybrid package per dataset; they do not establish how many autonomous proposals were needed to create those packages. Three repeated executions of the same pair therefore do not count as three candidate attempts.</w:t>
-      </w:r>
-    </w:p>
-    <w:p>
-      <w:pPr>
-        <w:keepNext w:val="0"/>
-        <w:spacing w:before="0" w:after="80" w:line="240" w:lineRule="auto"/>
-        <w:ind w:firstLine="288"/>
-        <w:jc w:val="both"/>
-      </w:pPr>
-      <w:r>
-        <w:rPr>
-          <w:rFonts w:ascii="Times New Roman" w:hAnsi="Times New Roman" w:eastAsia="Times New Roman"/>
-          <w:sz w:val="20"/>
-        </w:rPr>
-        <w:t>The linked evolver policy requires a newly added executable step to preserve the complete English fallback, with later instruction shortening evaluated separately. The saved hybrids studied here also changed fallback wording, as disclosed in Section 3.2. Their measurements assess those complete packages and do not establish compliance with every instruction of that later policy.</w:t>
+        <w:t>, respectively. The set retained 500 ham and 500 spam cases. Data audits record source hashes, case identifiers, label balance, and duplicate/overlap checks.</w:t>
       </w:r>
     </w:p>
     <w:p>
@@ -3956,7 +7875,7 @@
         </w:rPr>
         <w:t xml:space="preserve">[1] Agent Skills. Specification. </w:t>
       </w:r>
-      <w:hyperlink r:id="rId24">
+      <w:hyperlink r:id="rId13">
         <w:r>
           <w:rPr>
             <w:rFonts w:ascii="Times New Roman" w:hAnsi="Times New Roman"/>
@@ -3972,7 +7891,7 @@
           <w:rFonts w:ascii="Times New Roman" w:hAnsi="Times New Roman" w:eastAsia="Times New Roman"/>
           <w:sz w:val="20"/>
         </w:rPr>
-        <w:t>. Accessed September 5, 2026.</w:t>
+        <w:t>. Accessed September 6, 2026.</w:t>
       </w:r>
     </w:p>
     <w:p>
@@ -3990,7 +7909,7 @@
         </w:rPr>
         <w:t xml:space="preserve">[2] LangChain. Skills in DeepAgents. </w:t>
       </w:r>
-      <w:hyperlink r:id="rId25">
+      <w:hyperlink r:id="rId14">
         <w:r>
           <w:rPr>
             <w:rFonts w:ascii="Times New Roman" w:hAnsi="Times New Roman"/>
@@ -4006,7 +7925,7 @@
           <w:rFonts w:ascii="Times New Roman" w:hAnsi="Times New Roman" w:eastAsia="Times New Roman"/>
           <w:sz w:val="20"/>
         </w:rPr>
-        <w:t>. Accessed September 5, 2026.</w:t>
+        <w:t>. Accessed September 6, 2026.</w:t>
       </w:r>
     </w:p>
     <w:p>
@@ -4024,7 +7943,7 @@
         </w:rPr>
         <w:t xml:space="preserve">[3] LangChain. LangGraph overview. </w:t>
       </w:r>
-      <w:hyperlink r:id="rId26">
+      <w:hyperlink r:id="rId15">
         <w:r>
           <w:rPr>
             <w:rFonts w:ascii="Times New Roman" w:hAnsi="Times New Roman"/>
@@ -4040,7 +7959,7 @@
           <w:rFonts w:ascii="Times New Roman" w:hAnsi="Times New Roman" w:eastAsia="Times New Roman"/>
           <w:sz w:val="20"/>
         </w:rPr>
-        <w:t>. Accessed September 5, 2026.</w:t>
+        <w:t>. Accessed September 6, 2026.</w:t>
       </w:r>
     </w:p>
     <w:p>
@@ -4058,7 +7977,7 @@
         </w:rPr>
         <w:t xml:space="preserve">[4] Khattab O, et al. DSPy: Compiling Declarative Language Model Calls into Self-Improving Pipelines. 2023. </w:t>
       </w:r>
-      <w:hyperlink r:id="rId27">
+      <w:hyperlink r:id="rId16">
         <w:r>
           <w:rPr>
             <w:rFonts w:ascii="Times New Roman" w:hAnsi="Times New Roman"/>
@@ -4092,7 +8011,7 @@
         </w:rPr>
         <w:t xml:space="preserve">[5] Li Z, et al. AutoFlow: Automated Workflow Generation for Large Language Model Agents. 2024. </w:t>
       </w:r>
-      <w:hyperlink r:id="rId28">
+      <w:hyperlink r:id="rId17">
         <w:r>
           <w:rPr>
             <w:rFonts w:ascii="Times New Roman" w:hAnsi="Times New Roman"/>
@@ -4126,7 +8045,7 @@
         </w:rPr>
         <w:t xml:space="preserve">[6] Zhang J, et al. AFlow: Automating Agentic Workflow Generation. 2024. </w:t>
       </w:r>
-      <w:hyperlink r:id="rId29">
+      <w:hyperlink r:id="rId18">
         <w:r>
           <w:rPr>
             <w:rFonts w:ascii="Times New Roman" w:hAnsi="Times New Roman"/>
@@ -4160,7 +8079,7 @@
         </w:rPr>
         <w:t xml:space="preserve">[7] Hu S, Lu C, Clune J. Automated Design of Agentic Systems. 2024. </w:t>
       </w:r>
-      <w:hyperlink r:id="rId30">
+      <w:hyperlink r:id="rId19">
         <w:r>
           <w:rPr>
             <w:rFonts w:ascii="Times New Roman" w:hAnsi="Times New Roman"/>
@@ -4194,7 +8113,7 @@
         </w:rPr>
         <w:t xml:space="preserve">[8] Yang Y, et al. SkillOpt: Executive Strategy for Self-Evolving Agent Skills. 2026. </w:t>
       </w:r>
-      <w:hyperlink r:id="rId31">
+      <w:hyperlink r:id="rId20">
         <w:r>
           <w:rPr>
             <w:rFonts w:ascii="Times New Roman" w:hAnsi="Times New Roman"/>
@@ -4228,7 +8147,7 @@
         </w:rPr>
         <w:t xml:space="preserve">[9] Liu Y, et al. SkillRevise: Improving LLM-Authored Agent Skills via Trace-Conditioned Skill Revision. 2026. </w:t>
       </w:r>
-      <w:hyperlink r:id="rId32">
+      <w:hyperlink r:id="rId21">
         <w:r>
           <w:rPr>
             <w:rFonts w:ascii="Times New Roman" w:hAnsi="Times New Roman"/>
@@ -4262,7 +8181,7 @@
         </w:rPr>
         <w:t xml:space="preserve">[10] Gao Y, et al. SkillReducer: Optimizing LLM Agent Skills for Token Efficiency. 2026. </w:t>
       </w:r>
-      <w:hyperlink r:id="rId33">
+      <w:hyperlink r:id="rId22">
         <w:r>
           <w:rPr>
             <w:rFonts w:ascii="Times New Roman" w:hAnsi="Times New Roman"/>
@@ -4296,7 +8215,7 @@
         </w:rPr>
         <w:t xml:space="preserve">[11] Kevin C, et al. Evaluating Skills, Not Just Agents: Agentic Continuous Evaluation of Skills. 2026. </w:t>
       </w:r>
-      <w:hyperlink r:id="rId34">
+      <w:hyperlink r:id="rId23">
         <w:r>
           <w:rPr>
             <w:rFonts w:ascii="Times New Roman" w:hAnsi="Times New Roman"/>
@@ -4328,9 +8247,9 @@
           <w:rFonts w:ascii="Times New Roman" w:hAnsi="Times New Roman" w:eastAsia="Times New Roman"/>
           <w:sz w:val="20"/>
         </w:rPr>
-        <w:t xml:space="preserve">[12] Maddipatla Naga Venkata Sai Krishna, Asit Kumar Sahoo. PLaND experiment records and implementation. 2026. </w:t>
+        <w:t xml:space="preserve">[12] Maddipatla Naga Venkata Sai Krishna, Asit Kumar Sahoo. PLaND experiment records and implementation. Companion research artifact. 2026. </w:t>
       </w:r>
-      <w:hyperlink r:id="rId35">
+      <w:hyperlink r:id="rId24">
         <w:r>
           <w:rPr>
             <w:rFonts w:ascii="Times New Roman" w:hAnsi="Times New Roman"/>
@@ -4338,7 +8257,7 @@
             <w:u w:val="single"/>
             <w:sz w:val="20"/>
           </w:rPr>
-          <w:t>Evidence snapshot f9aa707</w:t>
+          <w:t>Public repository</w:t>
         </w:r>
       </w:hyperlink>
       <w:r>
@@ -4346,7 +8265,25 @@
           <w:rFonts w:ascii="Times New Roman" w:hAnsi="Times New Roman" w:eastAsia="Times New Roman"/>
           <w:sz w:val="20"/>
         </w:rPr>
-        <w:t>.</w:t>
+        <w:t xml:space="preserve">. </w:t>
+      </w:r>
+      <w:hyperlink r:id="rId25">
+        <w:r>
+          <w:rPr>
+            <w:rFonts w:ascii="Times New Roman" w:hAnsi="Times New Roman"/>
+            <w:color w:val="0000FF"/>
+            <w:u w:val="single"/>
+            <w:sz w:val="20"/>
+          </w:rPr>
+          <w:t>Frozen collection</w:t>
+        </w:r>
+      </w:hyperlink>
+      <w:r>
+        <w:rPr>
+          <w:rFonts w:ascii="Times New Roman" w:hAnsi="Times New Roman" w:eastAsia="Times New Roman"/>
+          <w:sz w:val="20"/>
+        </w:rPr>
+        <w:t>. Exact plan, evidence, and audit paths are given in Appendix B. Author-produced provenance, not independent validation.</w:t>
       </w:r>
     </w:p>
     <w:p>
@@ -4362,9 +8299,9 @@
           <w:rFonts w:ascii="Times New Roman" w:hAnsi="Times New Roman" w:eastAsia="Times New Roman"/>
           <w:sz w:val="20"/>
         </w:rPr>
-        <w:t xml:space="preserve">[13] Walker E, Nowacki AS. Understanding Equivalence and Noninferiority Testing. Journal of General Internal Medicine. 2011;26(2):192-196. </w:t>
+        <w:t xml:space="preserve">[13] Walker E, Nowacki AS. Understanding Equivalence and Noninferiority Testing. Journal of General Internal Medicine. 2011;26(2):192–196. </w:t>
       </w:r>
-      <w:hyperlink r:id="rId36">
+      <w:hyperlink r:id="rId26">
         <w:r>
           <w:rPr>
             <w:rFonts w:ascii="Times New Roman" w:hAnsi="Times New Roman"/>
@@ -4396,9 +8333,9 @@
           <w:rFonts w:ascii="Times New Roman" w:hAnsi="Times New Roman" w:eastAsia="Times New Roman"/>
           <w:sz w:val="20"/>
         </w:rPr>
-        <w:t xml:space="preserve">[14] Tuggener D, von Däniken P, Peetz T, Cieliebak M. LEDGAR: A Large-Scale Multi-label Corpus for Text Classification of Legal Provisions in Contracts. Proceedings of LREC. 2020:1235-1241. </w:t>
+        <w:t xml:space="preserve">[14] Tuggener D, von Däniken P, Peetz T, Cieliebak M. LEDGAR: A Large-Scale Multi-label Corpus for Text Classification of Legal Provisions in Contracts. Proceedings of LREC. 2020:1235–1241. </w:t>
       </w:r>
-      <w:hyperlink r:id="rId37">
+      <w:hyperlink r:id="rId27">
         <w:r>
           <w:rPr>
             <w:rFonts w:ascii="Times New Roman" w:hAnsi="Times New Roman"/>
@@ -4430,9 +8367,9 @@
           <w:rFonts w:ascii="Times New Roman" w:hAnsi="Times New Roman" w:eastAsia="Times New Roman"/>
           <w:sz w:val="20"/>
         </w:rPr>
-        <w:t xml:space="preserve">[15] Chalkidis I, et al. LexGLUE: A Benchmark Dataset for Legal Language Understanding in English. Proceedings of ACL. 2022:4310-4330. </w:t>
+        <w:t xml:space="preserve">[15] Chalkidis I, et al. LexGLUE: A Benchmark Dataset for Legal Language Understanding in English. Proceedings of ACL. 2022:4310–4330. </w:t>
       </w:r>
-      <w:hyperlink r:id="rId38">
+      <w:hyperlink r:id="rId28">
         <w:r>
           <w:rPr>
             <w:rFonts w:ascii="Times New Roman" w:hAnsi="Times New Roman"/>
@@ -4466,7 +8403,7 @@
         </w:rPr>
         <w:t xml:space="preserve">[16] Consumer Financial Protection Bureau. Consumer Complaint Database. </w:t>
       </w:r>
-      <w:hyperlink r:id="rId39">
+      <w:hyperlink r:id="rId29">
         <w:r>
           <w:rPr>
             <w:rFonts w:ascii="Times New Roman" w:hAnsi="Times New Roman"/>
@@ -4482,7 +8419,7 @@
           <w:rFonts w:ascii="Times New Roman" w:hAnsi="Times New Roman" w:eastAsia="Times New Roman"/>
           <w:sz w:val="20"/>
         </w:rPr>
-        <w:t>. Accessed September 5, 2026.</w:t>
+        <w:t>. Accessed September 6, 2026.</w:t>
       </w:r>
     </w:p>
     <w:p>
@@ -4500,7 +8437,7 @@
         </w:rPr>
         <w:t xml:space="preserve">[17] Apache SpamAssassin. Public mail corpus. </w:t>
       </w:r>
-      <w:hyperlink r:id="rId40">
+      <w:hyperlink r:id="rId30">
         <w:r>
           <w:rPr>
             <w:rFonts w:ascii="Times New Roman" w:hAnsi="Times New Roman"/>
@@ -4516,7 +8453,7 @@
           <w:rFonts w:ascii="Times New Roman" w:hAnsi="Times New Roman" w:eastAsia="Times New Roman"/>
           <w:sz w:val="20"/>
         </w:rPr>
-        <w:t>. Accessed September 5, 2026.</w:t>
+        <w:t>. Accessed September 6, 2026.</w:t>
       </w:r>
     </w:p>
     <w:p>
@@ -4532,9 +8469,9 @@
           <w:rFonts w:ascii="Times New Roman" w:hAnsi="Times New Roman" w:eastAsia="Times New Roman"/>
           <w:sz w:val="20"/>
         </w:rPr>
-        <w:t xml:space="preserve">[18] Efron B. Bootstrap Methods: Another Look at the Jackknife. The Annals of Statistics. 1979;7(1):1-26. </w:t>
+        <w:t xml:space="preserve">[18] Efron B. Bootstrap Methods: Another Look at the Jackknife. The Annals of Statistics. 1979;7(1):1–26. </w:t>
       </w:r>
-      <w:hyperlink r:id="rId41">
+      <w:hyperlink r:id="rId31">
         <w:r>
           <w:rPr>
             <w:rFonts w:ascii="Times New Roman" w:hAnsi="Times New Roman"/>

--- a/paper/PLaND.docx
+++ b/paper/PLaND.docx
@@ -92,7 +92,7 @@
           <w:rFonts w:ascii="Times New Roman" w:hAnsi="Times New Roman" w:eastAsia="Times New Roman"/>
           <w:sz w:val="20"/>
         </w:rPr>
-        <w:t>Path to Least Non Determinism (PLaND) is an evaluation-driven methodology for replacing suitable language-model work with code. It starts with an English standard operating procedure (SOP). A host reasoning agent inspects development examples and execution records, proposes a revised SOP package, and tests whether an executable step can reduce model use while preserving quality within a stated tolerance. Unresolved inputs use the unchanged English baseline. We collected new LEDGAR, CFPB, and SpamAssassin subsets with 500 development, 1,000 selection, and 500 reserved final-test cases each. Each reached split received three paired baseline/hybrid executions using hosted Gemini 3.5 Flash Lite. Selection required both arms to reach 80% accuracy, a paired accuracy-interval lower bound of at least −2 percentage points, and at least 5% fewer tokens with a positive interval lower bound. LEDGAR and SpamAssassin passed selection and final assessment in all repeats. LEDGAR final-test accuracy changed from 94.8–95.0% to 95.8%, with 74.54–74.58% fewer tokens. SpamAssassin changed from 97.4–97.8% to 97.0–97.4%, with 28.12–28.14% fewer tokens. CFPB hybrid selection accuracy was 78.9–79.5%, below the floor, so its final test remained closed. Two provider-blocked selection emails were replaced under recorded amendments without reducing sample size. The study records package construction and evaluates frozen execution; it does not estimate autonomous discovery reliability across independent construction trials.</w:t>
+        <w:t>Path to Least Non Determinism (PLaND) is an evaluation-driven methodology for replacing suitable language-model work with code. It starts with an English standard operating procedure (SOP). A host reasoning agent inspects development examples and execution records, proposes a revised SOP package, and tests whether an executable step can reduce model use while preserving quality within a stated tolerance. Unresolved inputs use the unchanged English baseline. We collected new LEDGAR, CFPB, and SpamAssassin subsets with 500 development, 1,000 selection, and 500 reserved final-test cases each. Each reached split received three paired baseline/hybrid executions using hosted Gemini 3.5 Flash Lite. Selection required both arms to reach 80% accuracy, a paired accuracy-interval lower bound of at least −2 percentage points, and at least 5% fewer tokens with a positive interval lower bound. LEDGAR and SpamAssassin passed selection and final assessment in all repeats. Mean final-test accuracy across three runs changed from 94.93% to 95.80% for LEDGAR, with 74.54–74.58% fewer tokens. SpamAssassin mean accuracy changed from 97.67% to 97.20%, with 28.12–28.14% fewer tokens. CFPB hybrid mean selection accuracy was 79.27%; every run missed the floor, so its final test remained closed. Two provider-blocked selection emails were replaced under recorded amendments without reducing sample size. The study records package construction and evaluates frozen execution; it does not estimate autonomous discovery reliability across independent construction trials.</w:t>
       </w:r>
     </w:p>
     <w:p>
@@ -1831,7 +1831,7 @@
           <w:b/>
           <w:sz w:val="20"/>
         </w:rPr>
-        <w:t>Table 2. Development attempts and repeat accuracy</w:t>
+        <w:t>Table 2. Development attempts and mean accuracy</w:t>
       </w:r>
     </w:p>
     <w:tbl>
@@ -1968,7 +1968,7 @@
                 <w:b/>
                 <w:sz w:val="18"/>
               </w:rPr>
-              <w:t>Accuracy B → H (%)</w:t>
+              <w:t>Mean accuracy B → H (%)</w:t>
             </w:r>
           </w:p>
         </w:tc>
@@ -2080,7 +2080,7 @@
                 <w:b w:val="0"/>
                 <w:sz w:val="18"/>
               </w:rPr>
-              <w:t>96.0–97.0 → 97.0–97.4</w:t>
+              <w:t>96.53 → 97.20</w:t>
             </w:r>
           </w:p>
         </w:tc>
@@ -2192,7 +2192,7 @@
                 <w:b w:val="0"/>
                 <w:sz w:val="18"/>
               </w:rPr>
-              <w:t>81.4–82.0 → 81.0–82.4</w:t>
+              <w:t>81.67 → 81.87</w:t>
             </w:r>
           </w:p>
         </w:tc>
@@ -2304,7 +2304,7 @@
                 <w:b w:val="0"/>
                 <w:sz w:val="18"/>
               </w:rPr>
-              <w:t>98.6–99.2 → 98.6–98.8</w:t>
+              <w:t>98.87 → 98.67</w:t>
             </w:r>
           </w:p>
         </w:tc>
@@ -2328,7 +2328,7 @@
           <w:rFonts w:ascii="Times New Roman" w:hAnsi="Times New Roman" w:eastAsia="Times New Roman"/>
           <w:sz w:val="20"/>
         </w:rPr>
-        <w:t>In Tables 2–4, B is the English baseline and H is the hybrid. Ranges show the minimum and maximum over three runs, not confidence intervals. Each selection run used 1,000 cases per arm.</w:t>
+        <w:t>In Tables 2–4, B is the English baseline and H is the hybrid. Mean accuracy is the sum of the three per-run accuracies divided by three, using unrounded values. The repeats use the same cases; averaging does not increase the number of independent cases. Token savings are shown as the minimum–maximum across runs, not confidence intervals. Each selection run used 1,000 cases per arm.</w:t>
       </w:r>
     </w:p>
     <w:p>
@@ -2423,7 +2423,7 @@
                 <w:b/>
                 <w:sz w:val="18"/>
               </w:rPr>
-              <w:t>Accuracy B → H (%)</w:t>
+              <w:t>Mean accuracy B → H (%)</w:t>
             </w:r>
           </w:p>
         </w:tc>
@@ -2537,7 +2537,7 @@
                 <w:b w:val="0"/>
                 <w:sz w:val="18"/>
               </w:rPr>
-              <w:t>97.0–97.4 → 96.7–96.9</w:t>
+              <w:t>97.23 → 96.83</w:t>
             </w:r>
           </w:p>
         </w:tc>
@@ -2649,7 +2649,7 @@
                 <w:b w:val="0"/>
                 <w:sz w:val="18"/>
               </w:rPr>
-              <w:t>79.6–80.0 → 78.9–79.5</w:t>
+              <w:t>79.73 → 79.27</w:t>
             </w:r>
           </w:p>
         </w:tc>
@@ -2761,7 +2761,7 @@
                 <w:b w:val="0"/>
                 <w:sz w:val="18"/>
               </w:rPr>
-              <w:t>98.8–99.0 → 97.9–98.1</w:t>
+              <w:t>98.93 → 98.03</w:t>
             </w:r>
           </w:p>
         </w:tc>
@@ -2867,7 +2867,7 @@
           <w:rFonts w:ascii="Times New Roman" w:hAnsi="Times New Roman" w:eastAsia="Times New Roman"/>
           <w:sz w:val="20"/>
         </w:rPr>
-        <w:t>Across the three final-test executions, baseline accuracy was 94.8–95.0%, and hybrid accuracy was 95.8%. The rules answered 370 of 500 cases (74.0%) without a model call. Rule accuracy on those cases was 95.9%. Total model-token use fell 74.54–74.58%. All three paired accuracy intervals stayed within the allowed lower bound; their lower endpoints were -0.4, -0.6, -0.6 percentage points. Every final-test comparison passed the recorded criteria.</w:t>
+        <w:t>Across the three final-test executions, mean baseline accuracy was 94.93%, and mean hybrid accuracy was 95.80%. The rules answered 370 of 500 cases (74.0%) without a model call. Rule accuracy on those cases was 95.9%. Total model-token use fell 74.54–74.58%. All three paired accuracy intervals stayed within the allowed lower bound; their lower endpoints were -0.4, -0.6, -0.6 percentage points. Every final-test comparison passed the recorded criteria.</w:t>
       </w:r>
     </w:p>
     <w:p>
@@ -2910,7 +2910,7 @@
           <w:rFonts w:ascii="Times New Roman" w:hAnsi="Times New Roman" w:eastAsia="Times New Roman"/>
           <w:sz w:val="20"/>
         </w:rPr>
-        <w:t>CFPB failed the absolute accuracy floor in every selection repeat. Baseline accuracy was 80.0, 79.6, 79.6%, and hybrid accuracy was 79.4, 78.9, 79.5%, respectively. The hybrid never reached the required 80%, despite reducing tokens by 23.42–23.47%. Its paired accuracy intervals met the −2-point requirement, and its token intervals were positive. Those relative improvements could not compensate for failing the absolute floor. Selection rejection was terminal: no replacement candidate was created and the 500-case final test was not opened.</w:t>
+        <w:t>CFPB failed the absolute accuracy floor in every selection repeat. Across the three runs, mean baseline accuracy was 79.73%, and mean hybrid accuracy was 79.27%. The hybrid never reached the required 80%, despite reducing tokens by 23.42–23.47%. Its paired accuracy intervals met the −2-point requirement, and its token intervals were positive. Those relative improvements could not compensate for failing the absolute floor. Selection rejection was terminal: no replacement candidate was created and the 500-case final test was not opened.</w:t>
       </w:r>
     </w:p>
     <w:p>
@@ -2953,7 +2953,7 @@
           <w:rFonts w:ascii="Times New Roman" w:hAnsi="Times New Roman" w:eastAsia="Times New Roman"/>
           <w:sz w:val="20"/>
         </w:rPr>
-        <w:t>Across the three final-test executions, baseline accuracy was 97.4–97.8%, and hybrid accuracy was 97.0–97.4%. The rules answered 177 of 500 cases (35.4%) without a model call. Rule accuracy on those cases was 97.7%. Total model-token use fell 28.12–28.14%. All three paired accuracy intervals stayed within the allowed lower bound; their lower endpoints were -1.6, -1.6, -1.4 percentage points. Every final-test comparison passed the recorded criteria.</w:t>
+        <w:t>Across the three final-test executions, mean baseline accuracy was 97.67%, and mean hybrid accuracy was 97.20%. The rules answered 177 of 500 cases (35.4%) without a model call. Rule accuracy on those cases was 97.7%. Total model-token use fell 28.12–28.14%. All three paired accuracy intervals stayed within the allowed lower bound; their lower endpoints were -1.6, -1.6, -1.4 percentage points. Every final-test comparison passed the recorded criteria.</w:t>
       </w:r>
     </w:p>
     <w:p>
@@ -3063,7 +3063,7 @@
                 <w:b/>
                 <w:sz w:val="18"/>
               </w:rPr>
-              <w:t>Accuracy B → H (%)</w:t>
+              <w:t>Mean accuracy B → H (%)</w:t>
             </w:r>
           </w:p>
         </w:tc>
@@ -3177,7 +3177,7 @@
                 <w:b w:val="0"/>
                 <w:sz w:val="18"/>
               </w:rPr>
-              <w:t>94.8–95.0 → 95.8</w:t>
+              <w:t>94.93 → 95.80</w:t>
             </w:r>
           </w:p>
         </w:tc>
@@ -3289,7 +3289,7 @@
                 <w:b w:val="0"/>
                 <w:sz w:val="18"/>
               </w:rPr>
-              <w:t>97.4–97.8 → 97.0–97.4</w:t>
+              <w:t>97.67 → 97.20</w:t>
             </w:r>
           </w:p>
         </w:tc>

--- a/paper/PLaND.docx
+++ b/paper/PLaND.docx
@@ -7492,21 +7492,21 @@
           <w:rFonts w:ascii="Times New Roman" w:hAnsi="Times New Roman" w:eastAsia="Times New Roman"/>
           <w:sz w:val="20"/>
         </w:rPr>
-        <w:t xml:space="preserve">The collection root is </w:t>
+        <w:t xml:space="preserve">The consolidated collection is in </w:t>
       </w:r>
       <w:r>
         <w:rPr>
           <w:rFonts w:ascii="Courier New" w:hAnsi="Courier New" w:eastAsia="Times New Roman"/>
           <w:sz w:val="17"/>
         </w:rPr>
-        <w:t>experiments/gemini-3.5-flash-lite/</w:t>
+        <w:t>experiments/gemini-3.5-flash-lite/2026-09-05-study/</w:t>
       </w:r>
       <w:r>
         <w:rPr>
           <w:rFonts w:ascii="Times New Roman" w:hAnsi="Times New Roman" w:eastAsia="Times New Roman"/>
           <w:sz w:val="20"/>
         </w:rPr>
-        <w:t xml:space="preserve">. It contains the frozen plan, recorded amendments, controllers, comparisons, and evidence manifests. </w:t>
+        <w:t xml:space="preserve">. It contains all three datasets, the frozen plan, amendments, controllers, comparisons, and manifests. </w:t>
       </w:r>
       <w:r>
         <w:rPr>
@@ -7520,7 +7520,7 @@
           <w:rFonts w:ascii="Times New Roman" w:hAnsi="Times New Roman" w:eastAsia="Times New Roman"/>
           <w:sz w:val="20"/>
         </w:rPr>
-        <w:t xml:space="preserve"> lists the exact files and hashes used for every reported result, including the superseded SpamAssassin records. Distinct conditions are retained separately.</w:t>
+        <w:t xml:space="preserve"> lists the files and hashes used for each reported result, including superseded SpamAssassin records. Distinct conditions remain in separate subdirectories.</w:t>
       </w:r>
     </w:p>
     <w:p>
@@ -7535,63 +7535,21 @@
           <w:rFonts w:ascii="Times New Roman" w:hAnsi="Times New Roman" w:eastAsia="Times New Roman"/>
           <w:sz w:val="20"/>
         </w:rPr>
-        <w:t xml:space="preserve">The manuscript audit is in </w:t>
+        <w:t xml:space="preserve">The </w:t>
       </w:r>
       <w:r>
         <w:rPr>
           <w:rFonts w:ascii="Courier New" w:hAnsi="Courier New" w:eastAsia="Times New Roman"/>
           <w:sz w:val="17"/>
         </w:rPr>
-        <w:t>2026-09-06-manuscript/</w:t>
+        <w:t>manuscript/</w:t>
       </w:r>
       <w:r>
         <w:rPr>
           <w:rFonts w:ascii="Times New Roman" w:hAnsi="Times New Roman" w:eastAsia="Times New Roman"/>
           <w:sz w:val="20"/>
         </w:rPr>
-        <w:t xml:space="preserve">. Its </w:t>
-      </w:r>
-      <w:r>
-        <w:rPr>
-          <w:rFonts w:ascii="Courier New" w:hAnsi="Courier New" w:eastAsia="Times New Roman"/>
-          <w:sz w:val="17"/>
-        </w:rPr>
-        <w:t>paper-calculations.json</w:t>
-      </w:r>
-      <w:r>
-        <w:rPr>
-          <w:rFonts w:ascii="Times New Roman" w:hAnsi="Times New Roman" w:eastAsia="Times New Roman"/>
-          <w:sz w:val="20"/>
-        </w:rPr>
-        <w:t xml:space="preserve"> identifies every reported pair, file hash, SOP hash, classifier hash, gate, and recomputed interval. </w:t>
-      </w:r>
-      <w:r>
-        <w:rPr>
-          <w:rFonts w:ascii="Courier New" w:hAnsi="Courier New" w:eastAsia="Times New Roman"/>
-          <w:sz w:val="17"/>
-        </w:rPr>
-        <w:t>evidence-files.json</w:t>
-      </w:r>
-      <w:r>
-        <w:rPr>
-          <w:rFonts w:ascii="Times New Roman" w:hAnsi="Times New Roman" w:eastAsia="Times New Roman"/>
-          <w:sz w:val="20"/>
-        </w:rPr>
-        <w:t xml:space="preserve"> inventories saved collection and code files; </w:t>
-      </w:r>
-      <w:r>
-        <w:rPr>
-          <w:rFonts w:ascii="Courier New" w:hAnsi="Courier New" w:eastAsia="Times New Roman"/>
-          <w:sz w:val="17"/>
-        </w:rPr>
-        <w:t>paper-artifacts.json</w:t>
-      </w:r>
-      <w:r>
-        <w:rPr>
-          <w:rFonts w:ascii="Times New Roman" w:hAnsi="Times New Roman" w:eastAsia="Times New Roman"/>
-          <w:sz w:val="20"/>
-        </w:rPr>
-        <w:t xml:space="preserve"> identifies manuscript outputs. The provenance addendum records superseded metadata issues without changing frozen results.</w:t>
+        <w:t xml:space="preserve"> subdirectory contains the audit, portable evidence inventory, artifact index, provenance addendum, and review records.</w:t>
       </w:r>
     </w:p>
     <w:p>
